--- a/Manuscript/Manuscript.docx
+++ b/Manuscript/Manuscript.docx
@@ -78,594 +78,19 @@
         <w:rPr>
           <w:rFonts w:ascii="Times New Roman" w:hAnsi="Times New Roman" w:cs="Times New Roman"/>
         </w:rPr>
-        <w:t>* and Matthew Dodd</w:t>
-      </w:r>
-      <w:r>
-        <w:rPr>
-          <w:rFonts w:ascii="Times New Roman" w:hAnsi="Times New Roman" w:cs="Times New Roman"/>
-          <w:vertAlign w:val="superscript"/>
-        </w:rPr>
-        <w:t>4</w:t>
-      </w:r>
-    </w:p>
-    <w:p>
-      <w:pPr>
-        <w:spacing w:after="0" w:line="240" w:lineRule="auto"/>
-        <w:rPr>
-          <w:rFonts w:ascii="Times New Roman" w:hAnsi="Times New Roman" w:cs="Times New Roman"/>
-        </w:rPr>
-      </w:pPr>
-    </w:p>
-    <w:p>
-      <w:pPr>
-        <w:autoSpaceDE w:val="0"/>
-        <w:autoSpaceDN w:val="0"/>
-        <w:adjustRightInd w:val="0"/>
-        <w:spacing w:after="0" w:line="240" w:lineRule="auto"/>
-        <w:rPr>
-          <w:rFonts w:ascii="Times New Roman" w:hAnsi="Times New Roman" w:cs="Times New Roman"/>
-          <w:color w:val="000000"/>
-          <w:kern w:val="0"/>
-        </w:rPr>
-      </w:pPr>
-      <w:r>
-        <w:rPr>
-          <w:rFonts w:ascii="Times New Roman" w:hAnsi="Times New Roman" w:cs="Times New Roman"/>
-          <w:color w:val="000000"/>
-          <w:kern w:val="0"/>
-          <w:vertAlign w:val="superscript"/>
-        </w:rPr>
-        <w:t>1</w:t>
-      </w:r>
-      <w:r>
-        <w:rPr>
-          <w:rFonts w:ascii="Times New Roman" w:hAnsi="Times New Roman" w:cs="Times New Roman"/>
-          <w:color w:val="000000"/>
-          <w:kern w:val="0"/>
-        </w:rPr>
-        <w:t>Oceans Institute, University of Western Australia, Perth, Australia</w:t>
-      </w:r>
-    </w:p>
-    <w:p>
-      <w:pPr>
-        <w:autoSpaceDE w:val="0"/>
-        <w:autoSpaceDN w:val="0"/>
-        <w:adjustRightInd w:val="0"/>
-        <w:spacing w:after="0" w:line="240" w:lineRule="auto"/>
-        <w:rPr>
-          <w:rFonts w:ascii="Times New Roman" w:hAnsi="Times New Roman" w:cs="Times New Roman"/>
-          <w:color w:val="000000"/>
-          <w:kern w:val="0"/>
-        </w:rPr>
-      </w:pPr>
-      <w:r>
-        <w:rPr>
-          <w:rFonts w:ascii="Times New Roman" w:hAnsi="Times New Roman" w:cs="Times New Roman"/>
-          <w:color w:val="000000"/>
-          <w:kern w:val="0"/>
-          <w:vertAlign w:val="superscript"/>
-        </w:rPr>
-        <w:t>2</w:t>
-      </w:r>
-      <w:r>
-        <w:rPr>
-          <w:rFonts w:ascii="Times New Roman" w:hAnsi="Times New Roman" w:cs="Times New Roman"/>
-          <w:color w:val="000000"/>
-          <w:kern w:val="0"/>
-        </w:rPr>
-        <w:t>School of Biological Sciences, University of Western Australia, Perth, Australia</w:t>
-      </w:r>
-    </w:p>
-    <w:p>
-      <w:pPr>
-        <w:autoSpaceDE w:val="0"/>
-        <w:autoSpaceDN w:val="0"/>
-        <w:adjustRightInd w:val="0"/>
-        <w:spacing w:after="0" w:line="240" w:lineRule="auto"/>
-        <w:rPr>
-          <w:rFonts w:ascii="Times New Roman" w:hAnsi="Times New Roman" w:cs="Times New Roman"/>
-          <w:color w:val="000000"/>
-          <w:kern w:val="0"/>
-        </w:rPr>
-      </w:pPr>
-      <w:r>
-        <w:rPr>
-          <w:rFonts w:ascii="Times New Roman" w:hAnsi="Times New Roman" w:cs="Times New Roman"/>
-          <w:color w:val="000000"/>
-          <w:kern w:val="0"/>
-          <w:vertAlign w:val="superscript"/>
-        </w:rPr>
-        <w:t>3</w:t>
-      </w:r>
-      <w:r>
-        <w:rPr>
-          <w:rFonts w:ascii="Times New Roman" w:hAnsi="Times New Roman" w:cs="Times New Roman"/>
-          <w:color w:val="000000"/>
-          <w:kern w:val="0"/>
-        </w:rPr>
-        <w:t>CSIRO Oceans and Atmosphere, Perth, Australia</w:t>
-      </w:r>
-    </w:p>
-    <w:p>
-      <w:pPr>
-        <w:autoSpaceDE w:val="0"/>
-        <w:autoSpaceDN w:val="0"/>
-        <w:adjustRightInd w:val="0"/>
-        <w:spacing w:after="0" w:line="240" w:lineRule="auto"/>
-        <w:rPr>
-          <w:rFonts w:ascii="Times New Roman" w:hAnsi="Times New Roman" w:cs="Times New Roman"/>
-          <w:color w:val="000000"/>
-          <w:kern w:val="0"/>
-        </w:rPr>
-      </w:pPr>
-      <w:r>
-        <w:rPr>
-          <w:rFonts w:ascii="Times New Roman" w:hAnsi="Times New Roman" w:cs="Times New Roman"/>
-          <w:color w:val="000000"/>
-          <w:kern w:val="0"/>
-          <w:vertAlign w:val="superscript"/>
-        </w:rPr>
-        <w:t>4</w:t>
-      </w:r>
-      <w:r>
-        <w:rPr>
-          <w:rFonts w:ascii="Times New Roman" w:hAnsi="Times New Roman" w:cs="Times New Roman"/>
-          <w:color w:val="000000"/>
-          <w:kern w:val="0"/>
-        </w:rPr>
-        <w:t>School of Earth and Oceans, University of Western Australia, Perth, Australia</w:t>
-      </w:r>
-    </w:p>
-    <w:p>
-      <w:pPr>
-        <w:spacing w:after="0" w:line="240" w:lineRule="auto"/>
-        <w:rPr>
-          <w:rFonts w:ascii="Times New Roman" w:hAnsi="Times New Roman" w:cs="Times New Roman"/>
-        </w:rPr>
-      </w:pPr>
-    </w:p>
-    <w:p>
-      <w:pPr>
-        <w:spacing w:after="0" w:line="240" w:lineRule="auto"/>
-        <w:rPr>
-          <w:rFonts w:ascii="Times New Roman" w:hAnsi="Times New Roman" w:cs="Times New Roman"/>
-          <w:b/>
-          <w:bCs/>
-        </w:rPr>
-      </w:pPr>
-      <w:r>
-        <w:rPr>
-          <w:rFonts w:ascii="Times New Roman" w:hAnsi="Times New Roman" w:cs="Times New Roman"/>
-          <w:b/>
-          <w:bCs/>
-        </w:rPr>
-        <w:t>Abstract</w:t>
-      </w:r>
-    </w:p>
-    <w:p>
-      <w:pPr>
-        <w:spacing w:after="0" w:line="240" w:lineRule="auto"/>
-        <w:rPr>
-          <w:rFonts w:ascii="Times New Roman" w:hAnsi="Times New Roman" w:cs="Times New Roman"/>
-        </w:rPr>
-      </w:pPr>
-    </w:p>
-    <w:p>
-      <w:pPr>
-        <w:spacing w:after="0" w:line="240" w:lineRule="auto"/>
-        <w:rPr>
-          <w:rFonts w:ascii="Times New Roman" w:hAnsi="Times New Roman" w:cs="Times New Roman"/>
-          <w:b/>
-          <w:bCs/>
-        </w:rPr>
-      </w:pPr>
-      <w:r>
-        <w:rPr>
-          <w:rFonts w:ascii="Times New Roman" w:hAnsi="Times New Roman" w:cs="Times New Roman"/>
-          <w:b/>
-          <w:bCs/>
-        </w:rPr>
-        <w:t>Keywords</w:t>
-      </w:r>
-    </w:p>
-    <w:p>
-      <w:pPr>
-        <w:spacing w:after="0" w:line="240" w:lineRule="auto"/>
-        <w:rPr>
-          <w:rFonts w:ascii="Times New Roman" w:hAnsi="Times New Roman" w:cs="Times New Roman"/>
-        </w:rPr>
-      </w:pPr>
-    </w:p>
-    <w:p>
-      <w:pPr>
-        <w:spacing w:after="0" w:line="240" w:lineRule="auto"/>
-        <w:rPr>
-          <w:rFonts w:ascii="Times New Roman" w:hAnsi="Times New Roman" w:cs="Times New Roman"/>
-          <w:b/>
-          <w:bCs/>
-        </w:rPr>
-      </w:pPr>
-      <w:r>
-        <w:rPr>
-          <w:rFonts w:ascii="Times New Roman" w:hAnsi="Times New Roman" w:cs="Times New Roman"/>
-          <w:b/>
-          <w:bCs/>
-        </w:rPr>
-        <w:t>Introduction</w:t>
-      </w:r>
-    </w:p>
-    <w:p>
-      <w:pPr>
-        <w:spacing w:after="0" w:line="240" w:lineRule="auto"/>
-        <w:rPr>
-          <w:rFonts w:ascii="Times New Roman" w:hAnsi="Times New Roman" w:cs="Times New Roman"/>
-        </w:rPr>
-      </w:pPr>
-    </w:p>
-    <w:p>
-      <w:pPr>
-        <w:spacing w:after="0" w:line="240" w:lineRule="auto"/>
-        <w:rPr>
-          <w:rFonts w:ascii="Times New Roman" w:hAnsi="Times New Roman" w:cs="Times New Roman"/>
-        </w:rPr>
-      </w:pPr>
-    </w:p>
-    <w:p>
-      <w:pPr>
-        <w:spacing w:after="0" w:line="240" w:lineRule="auto"/>
-        <w:rPr>
-          <w:rFonts w:ascii="Times New Roman" w:hAnsi="Times New Roman" w:cs="Times New Roman"/>
-        </w:rPr>
-      </w:pPr>
-      <w:r>
-        <w:rPr>
-          <w:rFonts w:ascii="Times New Roman" w:hAnsi="Times New Roman" w:cs="Times New Roman"/>
-        </w:rPr>
-        <w:t>{Trevathan-Tackett et al., 2020 #</w:t>
-      </w:r>
-      <w:proofErr w:type="gramStart"/>
-      <w:r>
-        <w:rPr>
-          <w:rFonts w:ascii="Times New Roman" w:hAnsi="Times New Roman" w:cs="Times New Roman"/>
-        </w:rPr>
-        <w:t>74935}</w:t>
-      </w:r>
-      <w:r>
-        <w:rPr>
-          <w:rFonts w:ascii="Times New Roman" w:hAnsi="Times New Roman" w:cs="Times New Roman"/>
-        </w:rPr>
-        <w:t>{</w:t>
-      </w:r>
-      <w:proofErr w:type="gramEnd"/>
-      <w:r>
-        <w:rPr>
-          <w:rFonts w:ascii="Times New Roman" w:hAnsi="Times New Roman" w:cs="Times New Roman"/>
-        </w:rPr>
-        <w:t>Brodersen et al., 2019 #</w:t>
-      </w:r>
-      <w:proofErr w:type="gramStart"/>
-      <w:r>
-        <w:rPr>
-          <w:rFonts w:ascii="Times New Roman" w:hAnsi="Times New Roman" w:cs="Times New Roman"/>
-        </w:rPr>
-        <w:t>11903}</w:t>
-      </w:r>
-      <w:r>
-        <w:rPr>
-          <w:rFonts w:ascii="Times New Roman" w:hAnsi="Times New Roman" w:cs="Times New Roman"/>
-        </w:rPr>
-        <w:t>{</w:t>
-      </w:r>
-      <w:proofErr w:type="gramEnd"/>
-      <w:r>
-        <w:rPr>
-          <w:rFonts w:ascii="Times New Roman" w:hAnsi="Times New Roman" w:cs="Times New Roman"/>
-        </w:rPr>
-        <w:t>Dell et al., 2025 #7728}</w:t>
-      </w:r>
-    </w:p>
-    <w:p>
-      <w:pPr>
-        <w:spacing w:after="0" w:line="240" w:lineRule="auto"/>
-        <w:rPr>
-          <w:rFonts w:ascii="Times New Roman" w:hAnsi="Times New Roman" w:cs="Times New Roman"/>
-        </w:rPr>
-      </w:pPr>
-    </w:p>
-    <w:p>
-      <w:pPr>
-        <w:spacing w:after="0" w:line="240" w:lineRule="auto"/>
-        <w:rPr>
-          <w:rFonts w:ascii="Times New Roman" w:hAnsi="Times New Roman" w:cs="Times New Roman"/>
-        </w:rPr>
-      </w:pPr>
-      <w:r>
-        <w:rPr>
-          <w:rFonts w:ascii="Times New Roman" w:hAnsi="Times New Roman" w:cs="Times New Roman"/>
-        </w:rPr>
-        <w:t>{Smith, 1981 #43308}</w:t>
-      </w:r>
-      <w:r>
-        <w:rPr>
-          <w:rFonts w:ascii="Times New Roman" w:hAnsi="Times New Roman" w:cs="Times New Roman"/>
-        </w:rPr>
-        <w:t xml:space="preserve"> {Middelburg et al., 2020 #</w:t>
-      </w:r>
-      <w:proofErr w:type="gramStart"/>
-      <w:r>
-        <w:rPr>
-          <w:rFonts w:ascii="Times New Roman" w:hAnsi="Times New Roman" w:cs="Times New Roman"/>
-        </w:rPr>
-        <w:t>61219}</w:t>
-      </w:r>
-      <w:r>
-        <w:rPr>
-          <w:rFonts w:ascii="Times New Roman" w:hAnsi="Times New Roman" w:cs="Times New Roman"/>
-        </w:rPr>
-        <w:t>{</w:t>
-      </w:r>
-      <w:proofErr w:type="gramEnd"/>
-      <w:r>
-        <w:rPr>
-          <w:rFonts w:ascii="Times New Roman" w:hAnsi="Times New Roman" w:cs="Times New Roman"/>
-        </w:rPr>
-        <w:t>Aromokeye et al., 2021 #</w:t>
-      </w:r>
-      <w:proofErr w:type="gramStart"/>
-      <w:r>
-        <w:rPr>
-          <w:rFonts w:ascii="Times New Roman" w:hAnsi="Times New Roman" w:cs="Times New Roman"/>
-        </w:rPr>
-        <w:t>40356}</w:t>
-      </w:r>
-      <w:r>
-        <w:rPr>
-          <w:rFonts w:ascii="Times New Roman" w:hAnsi="Times New Roman" w:cs="Times New Roman"/>
-        </w:rPr>
-        <w:t>{</w:t>
-      </w:r>
-      <w:proofErr w:type="gramEnd"/>
-      <w:r>
-        <w:rPr>
-          <w:rFonts w:ascii="Times New Roman" w:hAnsi="Times New Roman" w:cs="Times New Roman"/>
-        </w:rPr>
-        <w:t>Andersen and Kristensen, 1992 #</w:t>
-      </w:r>
-      <w:proofErr w:type="gramStart"/>
-      <w:r>
-        <w:rPr>
-          <w:rFonts w:ascii="Times New Roman" w:hAnsi="Times New Roman" w:cs="Times New Roman"/>
-        </w:rPr>
-        <w:t>5307}</w:t>
-      </w:r>
-      <w:r>
-        <w:rPr>
-          <w:rFonts w:ascii="Times New Roman" w:hAnsi="Times New Roman" w:cs="Times New Roman"/>
-        </w:rPr>
-        <w:t>{</w:t>
-      </w:r>
-      <w:proofErr w:type="gramEnd"/>
-      <w:r>
-        <w:rPr>
-          <w:rFonts w:ascii="Times New Roman" w:hAnsi="Times New Roman" w:cs="Times New Roman"/>
-        </w:rPr>
-        <w:t>Kristensen et al., 1992 #</w:t>
-      </w:r>
-      <w:proofErr w:type="gramStart"/>
-      <w:r>
-        <w:rPr>
-          <w:rFonts w:ascii="Times New Roman" w:hAnsi="Times New Roman" w:cs="Times New Roman"/>
-        </w:rPr>
-        <w:t>47546}</w:t>
-      </w:r>
-      <w:r>
-        <w:rPr>
-          <w:rFonts w:ascii="Times New Roman" w:hAnsi="Times New Roman" w:cs="Times New Roman"/>
-        </w:rPr>
-        <w:t>{</w:t>
-      </w:r>
-      <w:proofErr w:type="gramEnd"/>
-      <w:r>
-        <w:rPr>
-          <w:rFonts w:ascii="Times New Roman" w:hAnsi="Times New Roman" w:cs="Times New Roman"/>
-        </w:rPr>
-        <w:t>Westrich and Berner, 1984 #4002}</w:t>
-      </w:r>
-    </w:p>
-    <w:p>
-      <w:pPr>
-        <w:spacing w:after="0" w:line="240" w:lineRule="auto"/>
-        <w:rPr>
-          <w:rFonts w:ascii="Times New Roman" w:hAnsi="Times New Roman" w:cs="Times New Roman"/>
-        </w:rPr>
-      </w:pPr>
-    </w:p>
-    <w:p>
-      <w:pPr>
-        <w:spacing w:after="0" w:line="240" w:lineRule="auto"/>
-        <w:rPr>
-          <w:rFonts w:ascii="Times New Roman" w:hAnsi="Times New Roman" w:cs="Times New Roman"/>
-          <w:b/>
-          <w:bCs/>
-        </w:rPr>
-      </w:pPr>
-      <w:r>
-        <w:rPr>
-          <w:rFonts w:ascii="Times New Roman" w:hAnsi="Times New Roman" w:cs="Times New Roman"/>
-          <w:b/>
-          <w:bCs/>
-        </w:rPr>
-        <w:t>Methods</w:t>
-      </w:r>
-    </w:p>
-    <w:p>
-      <w:pPr>
-        <w:spacing w:after="0" w:line="240" w:lineRule="auto"/>
-        <w:rPr>
-          <w:rFonts w:ascii="Times New Roman" w:hAnsi="Times New Roman" w:cs="Times New Roman"/>
-        </w:rPr>
-      </w:pPr>
-      <w:r>
-        <w:rPr>
-          <w:rFonts w:ascii="Times New Roman" w:hAnsi="Times New Roman" w:cs="Times New Roman"/>
-        </w:rPr>
-        <w:t>{Soetaert et al., 2007 #69130}</w:t>
-      </w:r>
-    </w:p>
-    <w:p>
-      <w:pPr>
-        <w:spacing w:after="0" w:line="240" w:lineRule="auto"/>
-        <w:rPr>
-          <w:rFonts w:ascii="Times New Roman" w:hAnsi="Times New Roman" w:cs="Times New Roman"/>
-        </w:rPr>
-      </w:pPr>
-    </w:p>
-    <w:p>
-      <w:pPr>
-        <w:spacing w:after="0" w:line="240" w:lineRule="auto"/>
-        <w:rPr>
-          <w:rFonts w:ascii="Times New Roman" w:hAnsi="Times New Roman" w:cs="Times New Roman"/>
-        </w:rPr>
-      </w:pPr>
-      <w:r>
-        <w:rPr>
-          <w:rFonts w:ascii="Times New Roman" w:hAnsi="Times New Roman" w:cs="Times New Roman"/>
-        </w:rPr>
-        <w:t>Eta = 0.8</w:t>
-      </w:r>
-      <w:r>
-        <w:rPr>
-          <w:rFonts w:ascii="Times New Roman" w:hAnsi="Times New Roman" w:cs="Times New Roman"/>
-        </w:rPr>
-        <w:t>4</w:t>
-      </w:r>
-      <w:r>
-        <w:rPr>
-          <w:rFonts w:ascii="Times New Roman" w:hAnsi="Times New Roman" w:cs="Times New Roman"/>
-        </w:rPr>
-        <w:t>{</w:t>
-      </w:r>
-      <w:proofErr w:type="spellStart"/>
-      <w:r>
-        <w:rPr>
-          <w:rFonts w:ascii="Times New Roman" w:hAnsi="Times New Roman" w:cs="Times New Roman"/>
-        </w:rPr>
-        <w:t>Frankignoulle</w:t>
-      </w:r>
-      <w:proofErr w:type="spellEnd"/>
-      <w:r>
-        <w:rPr>
-          <w:rFonts w:ascii="Times New Roman" w:hAnsi="Times New Roman" w:cs="Times New Roman"/>
-        </w:rPr>
-        <w:t xml:space="preserve"> et al., 1994 #62333}</w:t>
-      </w:r>
-    </w:p>
-    <w:p>
-      <w:pPr>
-        <w:spacing w:after="0" w:line="240" w:lineRule="auto"/>
-        <w:rPr>
-          <w:rFonts w:ascii="Times New Roman" w:hAnsi="Times New Roman" w:cs="Times New Roman"/>
-        </w:rPr>
-      </w:pPr>
-      <w:r>
-        <w:rPr>
-          <w:rFonts w:ascii="Times New Roman" w:hAnsi="Times New Roman" w:cs="Times New Roman"/>
-        </w:rPr>
-        <w:t xml:space="preserve">inverse of the </w:t>
-      </w:r>
-      <w:proofErr w:type="spellStart"/>
-      <w:r>
-        <w:rPr>
-          <w:rFonts w:ascii="Times New Roman" w:hAnsi="Times New Roman" w:cs="Times New Roman"/>
-        </w:rPr>
-        <w:t>isocapnic</w:t>
-      </w:r>
-      <w:proofErr w:type="spellEnd"/>
-      <w:r>
-        <w:rPr>
-          <w:rFonts w:ascii="Times New Roman" w:hAnsi="Times New Roman" w:cs="Times New Roman"/>
-        </w:rPr>
-        <w:t xml:space="preserve"> quotient </w:t>
-      </w:r>
-      <w:r>
-        <w:rPr>
-          <w:rFonts w:ascii="Times New Roman" w:hAnsi="Times New Roman" w:cs="Times New Roman"/>
-        </w:rPr>
-        <w:t>{Humphreys et al., 2018 #</w:t>
-      </w:r>
-      <w:proofErr w:type="gramStart"/>
-      <w:r>
-        <w:rPr>
-          <w:rFonts w:ascii="Times New Roman" w:hAnsi="Times New Roman" w:cs="Times New Roman"/>
-        </w:rPr>
-        <w:t>287019}</w:t>
-      </w:r>
-      <w:r>
-        <w:rPr>
-          <w:rFonts w:ascii="Times New Roman" w:hAnsi="Times New Roman" w:cs="Times New Roman"/>
-        </w:rPr>
-        <w:t>{</w:t>
-      </w:r>
-      <w:proofErr w:type="gramEnd"/>
-      <w:r>
-        <w:rPr>
-          <w:rFonts w:ascii="Times New Roman" w:hAnsi="Times New Roman" w:cs="Times New Roman"/>
-        </w:rPr>
-        <w:t>Schulz et al., 2023 #309504}</w:t>
-      </w:r>
-    </w:p>
-    <w:p>
-      <w:pPr>
-        <w:spacing w:after="0" w:line="240" w:lineRule="auto"/>
-        <w:rPr>
-          <w:rFonts w:ascii="Times New Roman" w:hAnsi="Times New Roman" w:cs="Times New Roman"/>
-          <w:b/>
-          <w:bCs/>
-        </w:rPr>
-      </w:pPr>
-      <w:r>
-        <w:rPr>
-          <w:rFonts w:ascii="Times New Roman" w:hAnsi="Times New Roman" w:cs="Times New Roman"/>
-          <w:b/>
-          <w:bCs/>
-        </w:rPr>
-        <w:t>Results</w:t>
-      </w:r>
-    </w:p>
-    <w:p>
-      <w:pPr>
-        <w:spacing w:after="0" w:line="240" w:lineRule="auto"/>
-        <w:rPr>
-          <w:rFonts w:ascii="Times New Roman" w:hAnsi="Times New Roman" w:cs="Times New Roman"/>
-        </w:rPr>
-      </w:pPr>
-    </w:p>
-    <w:p>
-      <w:pPr>
-        <w:spacing w:after="0" w:line="240" w:lineRule="auto"/>
-        <w:rPr>
-          <w:rFonts w:ascii="Times New Roman" w:hAnsi="Times New Roman" w:cs="Times New Roman"/>
-        </w:rPr>
-      </w:pPr>
-      <w:r>
-        <w:rPr>
-          <w:rFonts w:ascii="Times New Roman" w:hAnsi="Times New Roman" w:cs="Times New Roman"/>
+        <w:t xml:space="preserve">* </w:t>
+      </w:r>
+      <w:r>
+        <w:rPr>
           <w:noProof/>
         </w:rPr>
-        <w:lastRenderedPageBreak/>
         <w:drawing>
-          <wp:anchor distT="0" distB="0" distL="114300" distR="114300" simplePos="0" relativeHeight="251658240" behindDoc="0" locked="0" layoutInCell="1" allowOverlap="1" wp14:anchorId="3524119A" wp14:editId="174BABE1">
-            <wp:simplePos x="0" y="0"/>
-            <wp:positionH relativeFrom="column">
-              <wp:posOffset>0</wp:posOffset>
-            </wp:positionH>
-            <wp:positionV relativeFrom="paragraph">
-              <wp:posOffset>0</wp:posOffset>
-            </wp:positionV>
-            <wp:extent cx="5760000" cy="5760000"/>
-            <wp:effectExtent l="0" t="0" r="6350" b="6350"/>
-            <wp:wrapTopAndBottom/>
-            <wp:docPr id="544402549" name="Picture 1"/>
+          <wp:inline distT="0" distB="0" distL="0" distR="0" wp14:anchorId="4052DC78" wp14:editId="45E0C242">
+            <wp:extent cx="122872" cy="122872"/>
+            <wp:effectExtent l="0" t="0" r="4445" b="4445"/>
+            <wp:docPr id="642929588" name="Picture 6">
+              <a:hlinkClick xmlns:a="http://schemas.openxmlformats.org/drawingml/2006/main" r:id="rId6"/>
+            </wp:docPr>
             <wp:cNvGraphicFramePr>
               <a:graphicFrameLocks xmlns:a="http://schemas.openxmlformats.org/drawingml/2006/main" noChangeAspect="1"/>
             </wp:cNvGraphicFramePr>
@@ -673,11 +98,13 @@
               <a:graphicData uri="http://schemas.openxmlformats.org/drawingml/2006/picture">
                 <pic:pic xmlns:pic="http://schemas.openxmlformats.org/drawingml/2006/picture">
                   <pic:nvPicPr>
-                    <pic:cNvPr id="544402549" name="Picture 544402549"/>
+                    <pic:cNvPr id="323651151" name="Graphic 1">
+                      <a:hlinkClick r:id="rId6"/>
+                    </pic:cNvPr>
                     <pic:cNvPicPr/>
                   </pic:nvPicPr>
                   <pic:blipFill>
-                    <a:blip r:embed="rId6"/>
+                    <a:blip r:embed="rId7"/>
                     <a:stretch>
                       <a:fillRect/>
                     </a:stretch>
@@ -685,7 +112,6429 @@
                   <pic:spPr>
                     <a:xfrm>
                       <a:off x="0" y="0"/>
-                      <a:ext cx="5760000" cy="5760000"/>
+                      <a:ext cx="122555" cy="122555"/>
+                    </a:xfrm>
+                    <a:prstGeom prst="rect">
+                      <a:avLst/>
+                    </a:prstGeom>
+                  </pic:spPr>
+                </pic:pic>
+              </a:graphicData>
+            </a:graphic>
+          </wp:inline>
+        </w:drawing>
+      </w:r>
+      <w:r>
+        <w:rPr>
+          <w:rFonts w:ascii="Times New Roman" w:hAnsi="Times New Roman" w:cs="Times New Roman"/>
+        </w:rPr>
+        <w:t xml:space="preserve">, </w:t>
+      </w:r>
+      <w:r>
+        <w:rPr>
+          <w:rFonts w:ascii="Times New Roman" w:hAnsi="Times New Roman" w:cs="Times New Roman"/>
+        </w:rPr>
+        <w:t>Matthew Dodd</w:t>
+      </w:r>
+      <w:r>
+        <w:rPr>
+          <w:rFonts w:ascii="Times New Roman" w:hAnsi="Times New Roman" w:cs="Times New Roman"/>
+          <w:vertAlign w:val="superscript"/>
+        </w:rPr>
+        <w:t>4</w:t>
+      </w:r>
+      <w:r>
+        <w:rPr>
+          <w:rFonts w:ascii="Times New Roman" w:hAnsi="Times New Roman" w:cs="Times New Roman"/>
+        </w:rPr>
+        <w:t xml:space="preserve"> </w:t>
+      </w:r>
+      <w:r>
+        <w:rPr>
+          <w:noProof/>
+        </w:rPr>
+        <w:drawing>
+          <wp:inline distT="0" distB="0" distL="0" distR="0" wp14:anchorId="71EE53E2" wp14:editId="4A0F539D">
+            <wp:extent cx="122872" cy="122872"/>
+            <wp:effectExtent l="0" t="0" r="4445" b="4445"/>
+            <wp:docPr id="1603958971" name="Picture 6">
+              <a:hlinkClick xmlns:a="http://schemas.openxmlformats.org/drawingml/2006/main" r:id="rId8"/>
+            </wp:docPr>
+            <wp:cNvGraphicFramePr>
+              <a:graphicFrameLocks xmlns:a="http://schemas.openxmlformats.org/drawingml/2006/main" noChangeAspect="1"/>
+            </wp:cNvGraphicFramePr>
+            <a:graphic xmlns:a="http://schemas.openxmlformats.org/drawingml/2006/main">
+              <a:graphicData uri="http://schemas.openxmlformats.org/drawingml/2006/picture">
+                <pic:pic xmlns:pic="http://schemas.openxmlformats.org/drawingml/2006/picture">
+                  <pic:nvPicPr>
+                    <pic:cNvPr id="1603958971" name="Picture 6">
+                      <a:hlinkClick r:id="rId8"/>
+                    </pic:cNvPr>
+                    <pic:cNvPicPr/>
+                  </pic:nvPicPr>
+                  <pic:blipFill>
+                    <a:blip r:embed="rId7"/>
+                    <a:stretch>
+                      <a:fillRect/>
+                    </a:stretch>
+                  </pic:blipFill>
+                  <pic:spPr>
+                    <a:xfrm>
+                      <a:off x="0" y="0"/>
+                      <a:ext cx="122555" cy="122555"/>
+                    </a:xfrm>
+                    <a:prstGeom prst="rect">
+                      <a:avLst/>
+                    </a:prstGeom>
+                  </pic:spPr>
+                </pic:pic>
+              </a:graphicData>
+            </a:graphic>
+          </wp:inline>
+        </w:drawing>
+      </w:r>
+    </w:p>
+    <w:p>
+      <w:pPr>
+        <w:spacing w:after="0" w:line="240" w:lineRule="auto"/>
+        <w:rPr>
+          <w:rFonts w:ascii="Times New Roman" w:hAnsi="Times New Roman" w:cs="Times New Roman"/>
+        </w:rPr>
+      </w:pPr>
+    </w:p>
+    <w:p>
+      <w:pPr>
+        <w:autoSpaceDE w:val="0"/>
+        <w:autoSpaceDN w:val="0"/>
+        <w:adjustRightInd w:val="0"/>
+        <w:spacing w:after="0" w:line="240" w:lineRule="auto"/>
+        <w:rPr>
+          <w:rFonts w:ascii="Times New Roman" w:hAnsi="Times New Roman" w:cs="Times New Roman"/>
+          <w:color w:val="000000"/>
+          <w:kern w:val="0"/>
+        </w:rPr>
+      </w:pPr>
+      <w:r>
+        <w:rPr>
+          <w:rFonts w:ascii="Times New Roman" w:hAnsi="Times New Roman" w:cs="Times New Roman"/>
+          <w:color w:val="000000"/>
+          <w:kern w:val="0"/>
+          <w:vertAlign w:val="superscript"/>
+        </w:rPr>
+        <w:t>1</w:t>
+      </w:r>
+      <w:r>
+        <w:rPr>
+          <w:rFonts w:ascii="Times New Roman" w:hAnsi="Times New Roman" w:cs="Times New Roman"/>
+          <w:color w:val="000000"/>
+          <w:kern w:val="0"/>
+        </w:rPr>
+        <w:t>Oceans Institute, University of Western Australia, Perth, Australia</w:t>
+      </w:r>
+    </w:p>
+    <w:p>
+      <w:pPr>
+        <w:autoSpaceDE w:val="0"/>
+        <w:autoSpaceDN w:val="0"/>
+        <w:adjustRightInd w:val="0"/>
+        <w:spacing w:after="0" w:line="240" w:lineRule="auto"/>
+        <w:rPr>
+          <w:rFonts w:ascii="Times New Roman" w:hAnsi="Times New Roman" w:cs="Times New Roman"/>
+          <w:color w:val="000000"/>
+          <w:kern w:val="0"/>
+        </w:rPr>
+      </w:pPr>
+      <w:r>
+        <w:rPr>
+          <w:rFonts w:ascii="Times New Roman" w:hAnsi="Times New Roman" w:cs="Times New Roman"/>
+          <w:color w:val="000000"/>
+          <w:kern w:val="0"/>
+          <w:vertAlign w:val="superscript"/>
+        </w:rPr>
+        <w:t>2</w:t>
+      </w:r>
+      <w:r>
+        <w:rPr>
+          <w:rFonts w:ascii="Times New Roman" w:hAnsi="Times New Roman" w:cs="Times New Roman"/>
+          <w:color w:val="000000"/>
+          <w:kern w:val="0"/>
+        </w:rPr>
+        <w:t>School of Biological Sciences, University of Western Australia, Perth, Australia</w:t>
+      </w:r>
+    </w:p>
+    <w:p>
+      <w:pPr>
+        <w:autoSpaceDE w:val="0"/>
+        <w:autoSpaceDN w:val="0"/>
+        <w:adjustRightInd w:val="0"/>
+        <w:spacing w:after="0" w:line="240" w:lineRule="auto"/>
+        <w:rPr>
+          <w:rFonts w:ascii="Times New Roman" w:hAnsi="Times New Roman" w:cs="Times New Roman"/>
+          <w:color w:val="000000"/>
+          <w:kern w:val="0"/>
+        </w:rPr>
+      </w:pPr>
+      <w:r>
+        <w:rPr>
+          <w:rFonts w:ascii="Times New Roman" w:hAnsi="Times New Roman" w:cs="Times New Roman"/>
+          <w:color w:val="000000"/>
+          <w:kern w:val="0"/>
+          <w:vertAlign w:val="superscript"/>
+        </w:rPr>
+        <w:t>3</w:t>
+      </w:r>
+      <w:r>
+        <w:rPr>
+          <w:rFonts w:ascii="Times New Roman" w:hAnsi="Times New Roman" w:cs="Times New Roman"/>
+          <w:color w:val="000000"/>
+          <w:kern w:val="0"/>
+        </w:rPr>
+        <w:t>CSIRO Oceans and Atmosphere, Perth, Australia</w:t>
+      </w:r>
+    </w:p>
+    <w:p>
+      <w:pPr>
+        <w:autoSpaceDE w:val="0"/>
+        <w:autoSpaceDN w:val="0"/>
+        <w:adjustRightInd w:val="0"/>
+        <w:spacing w:after="0" w:line="240" w:lineRule="auto"/>
+        <w:rPr>
+          <w:rFonts w:ascii="Times New Roman" w:hAnsi="Times New Roman" w:cs="Times New Roman"/>
+          <w:color w:val="000000"/>
+          <w:kern w:val="0"/>
+        </w:rPr>
+      </w:pPr>
+      <w:r>
+        <w:rPr>
+          <w:rFonts w:ascii="Times New Roman" w:hAnsi="Times New Roman" w:cs="Times New Roman"/>
+          <w:color w:val="000000"/>
+          <w:kern w:val="0"/>
+          <w:vertAlign w:val="superscript"/>
+        </w:rPr>
+        <w:t>4</w:t>
+      </w:r>
+      <w:r>
+        <w:rPr>
+          <w:rFonts w:ascii="Times New Roman" w:hAnsi="Times New Roman" w:cs="Times New Roman"/>
+          <w:color w:val="000000"/>
+          <w:kern w:val="0"/>
+        </w:rPr>
+        <w:t>School of Earth and Oceans, University of Western Australia, Perth, Australia</w:t>
+      </w:r>
+    </w:p>
+    <w:p>
+      <w:pPr>
+        <w:spacing w:after="0" w:line="240" w:lineRule="auto"/>
+        <w:rPr>
+          <w:rFonts w:ascii="Times New Roman" w:hAnsi="Times New Roman" w:cs="Times New Roman"/>
+        </w:rPr>
+      </w:pPr>
+      <w:r>
+        <w:rPr>
+          <w:rFonts w:ascii="Times New Roman" w:hAnsi="Times New Roman" w:cs="Times New Roman"/>
+          <w:color w:val="000000"/>
+          <w:kern w:val="0"/>
+        </w:rPr>
+        <w:t>*</w:t>
+      </w:r>
+      <w:hyperlink r:id="rId9" w:history="1">
+        <w:r>
+          <w:rPr>
+            <w:rStyle w:val="Hyperlink"/>
+            <w:rFonts w:ascii="Times New Roman" w:hAnsi="Times New Roman" w:cs="Times New Roman"/>
+            <w:color w:val="auto"/>
+            <w:kern w:val="0"/>
+            <w:u w:val="none"/>
+          </w:rPr>
+          <w:t>luka.wright@research.uwa.edu.au</w:t>
+        </w:r>
+      </w:hyperlink>
+      <w:r>
+        <w:rPr>
+          <w:rFonts w:ascii="Times New Roman" w:hAnsi="Times New Roman" w:cs="Times New Roman"/>
+          <w:kern w:val="0"/>
+        </w:rPr>
+        <w:t xml:space="preserve">, </w:t>
+      </w:r>
+      <w:hyperlink r:id="rId10" w:history="1">
+        <w:r>
+          <w:rPr>
+            <w:rStyle w:val="Hyperlink"/>
+            <w:rFonts w:ascii="Times New Roman" w:hAnsi="Times New Roman" w:cs="Times New Roman"/>
+            <w:color w:val="auto"/>
+            <w:kern w:val="0"/>
+            <w:u w:val="none"/>
+          </w:rPr>
+          <w:t>luka@wright.it</w:t>
+        </w:r>
+      </w:hyperlink>
+    </w:p>
+    <w:p>
+      <w:pPr>
+        <w:spacing w:after="0" w:line="240" w:lineRule="auto"/>
+        <w:rPr>
+          <w:rFonts w:ascii="Times New Roman" w:hAnsi="Times New Roman" w:cs="Times New Roman"/>
+        </w:rPr>
+      </w:pPr>
+    </w:p>
+    <w:p>
+      <w:pPr>
+        <w:spacing w:after="0" w:line="240" w:lineRule="auto"/>
+        <w:rPr>
+          <w:rFonts w:ascii="Times New Roman" w:hAnsi="Times New Roman" w:cs="Times New Roman"/>
+          <w:b/>
+          <w:bCs/>
+        </w:rPr>
+      </w:pPr>
+      <w:r>
+        <w:rPr>
+          <w:rFonts w:ascii="Times New Roman" w:hAnsi="Times New Roman" w:cs="Times New Roman"/>
+          <w:b/>
+          <w:bCs/>
+        </w:rPr>
+        <w:t>Abstract</w:t>
+      </w:r>
+    </w:p>
+    <w:p>
+      <w:pPr>
+        <w:spacing w:after="0" w:line="240" w:lineRule="auto"/>
+        <w:rPr>
+          <w:rFonts w:ascii="Times New Roman" w:hAnsi="Times New Roman" w:cs="Times New Roman"/>
+        </w:rPr>
+      </w:pPr>
+    </w:p>
+    <w:p>
+      <w:pPr>
+        <w:spacing w:after="0" w:line="240" w:lineRule="auto"/>
+        <w:rPr>
+          <w:rFonts w:ascii="Times New Roman" w:hAnsi="Times New Roman" w:cs="Times New Roman"/>
+          <w:b/>
+          <w:bCs/>
+        </w:rPr>
+      </w:pPr>
+      <w:r>
+        <w:rPr>
+          <w:rFonts w:ascii="Times New Roman" w:hAnsi="Times New Roman" w:cs="Times New Roman"/>
+          <w:b/>
+          <w:bCs/>
+        </w:rPr>
+        <w:t>Keywords</w:t>
+      </w:r>
+    </w:p>
+    <w:p>
+      <w:pPr>
+        <w:spacing w:after="0" w:line="240" w:lineRule="auto"/>
+        <w:rPr>
+          <w:rFonts w:ascii="Times New Roman" w:hAnsi="Times New Roman" w:cs="Times New Roman"/>
+        </w:rPr>
+      </w:pPr>
+      <w:r>
+        <w:rPr>
+          <w:rFonts w:ascii="Times New Roman" w:hAnsi="Times New Roman" w:cs="Times New Roman"/>
+        </w:rPr>
+        <w:t>Blue carbon, biogeochemistry, isotope ecology, marine vegetated ecosystems, seaweed, macroalgae, bioirrigation, extracellular enzyme activity, alkalinity</w:t>
+      </w:r>
+    </w:p>
+    <w:p>
+      <w:pPr>
+        <w:spacing w:after="0" w:line="240" w:lineRule="auto"/>
+        <w:rPr>
+          <w:rFonts w:ascii="Times New Roman" w:hAnsi="Times New Roman" w:cs="Times New Roman"/>
+        </w:rPr>
+      </w:pPr>
+    </w:p>
+    <w:p>
+      <w:pPr>
+        <w:spacing w:after="0" w:line="240" w:lineRule="auto"/>
+        <w:rPr>
+          <w:rFonts w:ascii="Times New Roman" w:hAnsi="Times New Roman" w:cs="Times New Roman"/>
+          <w:b/>
+          <w:bCs/>
+        </w:rPr>
+      </w:pPr>
+      <w:r>
+        <w:rPr>
+          <w:rFonts w:ascii="Times New Roman" w:hAnsi="Times New Roman" w:cs="Times New Roman"/>
+          <w:b/>
+          <w:bCs/>
+        </w:rPr>
+        <w:t>Introduction</w:t>
+      </w:r>
+    </w:p>
+    <w:p>
+      <w:pPr>
+        <w:spacing w:after="0" w:line="240" w:lineRule="auto"/>
+        <w:rPr>
+          <w:rFonts w:ascii="Times New Roman" w:hAnsi="Times New Roman" w:cs="Times New Roman"/>
+        </w:rPr>
+      </w:pPr>
+    </w:p>
+    <w:p>
+      <w:pPr>
+        <w:spacing w:after="0" w:line="240" w:lineRule="auto"/>
+        <w:rPr>
+          <w:rFonts w:ascii="Times New Roman" w:hAnsi="Times New Roman" w:cs="Times New Roman"/>
+        </w:rPr>
+      </w:pPr>
+    </w:p>
+    <w:p>
+      <w:pPr>
+        <w:spacing w:after="0" w:line="240" w:lineRule="auto"/>
+        <w:rPr>
+          <w:rFonts w:ascii="Times New Roman" w:hAnsi="Times New Roman" w:cs="Times New Roman"/>
+        </w:rPr>
+      </w:pPr>
+      <w:r>
+        <w:rPr>
+          <w:rFonts w:ascii="Times New Roman" w:hAnsi="Times New Roman" w:cs="Times New Roman"/>
+        </w:rPr>
+        <w:t>{Trevathan-Tackett et al., 2020 #74935}</w:t>
+      </w:r>
+      <w:r>
+        <w:rPr>
+          <w:rFonts w:ascii="Times New Roman" w:hAnsi="Times New Roman" w:cs="Times New Roman"/>
+        </w:rPr>
+        <w:t>{Brodersen et al., 2019 #11903}</w:t>
+      </w:r>
+      <w:r>
+        <w:rPr>
+          <w:rFonts w:ascii="Times New Roman" w:hAnsi="Times New Roman" w:cs="Times New Roman"/>
+        </w:rPr>
+        <w:t>{Dell et al., 2025 #7728}</w:t>
+      </w:r>
+    </w:p>
+    <w:p>
+      <w:pPr>
+        <w:spacing w:after="0" w:line="240" w:lineRule="auto"/>
+        <w:rPr>
+          <w:rFonts w:ascii="Times New Roman" w:hAnsi="Times New Roman" w:cs="Times New Roman"/>
+        </w:rPr>
+      </w:pPr>
+    </w:p>
+    <w:p>
+      <w:pPr>
+        <w:spacing w:after="0" w:line="240" w:lineRule="auto"/>
+        <w:rPr>
+          <w:rFonts w:ascii="Times New Roman" w:hAnsi="Times New Roman" w:cs="Times New Roman"/>
+        </w:rPr>
+      </w:pPr>
+      <w:r>
+        <w:rPr>
+          <w:rFonts w:ascii="Times New Roman" w:hAnsi="Times New Roman" w:cs="Times New Roman"/>
+        </w:rPr>
+        <w:t>{Smith, 1981 #43308}</w:t>
+      </w:r>
+      <w:r>
+        <w:rPr>
+          <w:rFonts w:ascii="Times New Roman" w:hAnsi="Times New Roman" w:cs="Times New Roman"/>
+        </w:rPr>
+        <w:t xml:space="preserve"> {Middelburg et al., 2020 #61219}</w:t>
+      </w:r>
+      <w:r>
+        <w:rPr>
+          <w:rFonts w:ascii="Times New Roman" w:hAnsi="Times New Roman" w:cs="Times New Roman"/>
+        </w:rPr>
+        <w:t>{Aromokeye et al., 2021 #40356}</w:t>
+      </w:r>
+      <w:r>
+        <w:rPr>
+          <w:rFonts w:ascii="Times New Roman" w:hAnsi="Times New Roman" w:cs="Times New Roman"/>
+        </w:rPr>
+        <w:t>{Andersen and Kristensen, 1992 #5307}</w:t>
+      </w:r>
+      <w:r>
+        <w:rPr>
+          <w:rFonts w:ascii="Times New Roman" w:hAnsi="Times New Roman" w:cs="Times New Roman"/>
+        </w:rPr>
+        <w:t>{Kristensen et al., 1992 #47546}</w:t>
+      </w:r>
+      <w:r>
+        <w:rPr>
+          <w:rFonts w:ascii="Times New Roman" w:hAnsi="Times New Roman" w:cs="Times New Roman"/>
+        </w:rPr>
+        <w:t>{Westrich and Berner, 1984 #4002}</w:t>
+      </w:r>
+      <w:r>
+        <w:t xml:space="preserve"> </w:t>
+      </w:r>
+      <w:r>
+        <w:rPr>
+          <w:rFonts w:ascii="Times New Roman" w:hAnsi="Times New Roman" w:cs="Times New Roman"/>
+        </w:rPr>
+        <w:t>{Brodersen et al., 2019 #11903}</w:t>
+      </w:r>
+    </w:p>
+    <w:p>
+      <w:pPr>
+        <w:spacing w:after="0" w:line="240" w:lineRule="auto"/>
+        <w:rPr>
+          <w:rFonts w:ascii="Times New Roman" w:hAnsi="Times New Roman" w:cs="Times New Roman"/>
+        </w:rPr>
+      </w:pPr>
+    </w:p>
+    <w:p>
+      <w:pPr>
+        <w:spacing w:after="0" w:line="240" w:lineRule="auto"/>
+        <w:rPr>
+          <w:rFonts w:ascii="Times New Roman" w:hAnsi="Times New Roman" w:cs="Times New Roman"/>
+        </w:rPr>
+      </w:pPr>
+      <w:r>
+        <w:rPr>
+          <w:rFonts w:ascii="Times New Roman" w:hAnsi="Times New Roman" w:cs="Times New Roman"/>
+        </w:rPr>
+        <w:t>Electron acceptors</w:t>
+      </w:r>
+    </w:p>
+    <w:p>
+      <w:pPr>
+        <w:spacing w:after="0" w:line="240" w:lineRule="auto"/>
+        <w:rPr>
+          <w:rFonts w:ascii="Times New Roman" w:hAnsi="Times New Roman" w:cs="Times New Roman"/>
+        </w:rPr>
+      </w:pPr>
+    </w:p>
+    <w:p>
+      <w:pPr>
+        <w:spacing w:after="0" w:line="240" w:lineRule="auto"/>
+        <w:rPr>
+          <w:rFonts w:ascii="Times New Roman" w:hAnsi="Times New Roman" w:cs="Times New Roman"/>
+          <w:b/>
+          <w:bCs/>
+        </w:rPr>
+      </w:pPr>
+      <w:r>
+        <w:rPr>
+          <w:rFonts w:ascii="Times New Roman" w:hAnsi="Times New Roman" w:cs="Times New Roman"/>
+          <w:b/>
+          <w:bCs/>
+        </w:rPr>
+        <w:t>Methods</w:t>
+      </w:r>
+    </w:p>
+    <w:p>
+      <w:pPr>
+        <w:spacing w:after="0" w:line="240" w:lineRule="auto"/>
+        <w:rPr>
+          <w:rFonts w:ascii="Times New Roman" w:hAnsi="Times New Roman" w:cs="Times New Roman"/>
+        </w:rPr>
+      </w:pPr>
+      <w:r>
+        <w:rPr>
+          <w:rFonts w:ascii="Times New Roman" w:hAnsi="Times New Roman" w:cs="Times New Roman"/>
+        </w:rPr>
+        <w:t xml:space="preserve">We conducted three experiments to </w:t>
+      </w:r>
+      <w:r>
+        <w:rPr>
+          <w:rFonts w:ascii="Times New Roman" w:hAnsi="Times New Roman" w:cs="Times New Roman"/>
+        </w:rPr>
+        <w:t xml:space="preserve">assess total alkalinity production during anaerobic decomposition of </w:t>
+      </w:r>
+      <w:r>
+        <w:rPr>
+          <w:rFonts w:ascii="Times New Roman" w:hAnsi="Times New Roman" w:cs="Times New Roman"/>
+        </w:rPr>
+        <w:t>t</w:t>
+      </w:r>
+      <w:r>
+        <w:rPr>
+          <w:rFonts w:ascii="Times New Roman" w:hAnsi="Times New Roman" w:cs="Times New Roman"/>
+        </w:rPr>
+        <w:t xml:space="preserve">he golden </w:t>
+      </w:r>
+      <w:r>
+        <w:rPr>
+          <w:rFonts w:ascii="Times New Roman" w:hAnsi="Times New Roman" w:cs="Times New Roman"/>
+        </w:rPr>
+        <w:t>kelp</w:t>
+      </w:r>
+      <w:r>
+        <w:rPr>
+          <w:rFonts w:ascii="Times New Roman" w:hAnsi="Times New Roman" w:cs="Times New Roman"/>
+        </w:rPr>
+        <w:t xml:space="preserve"> </w:t>
+      </w:r>
+      <w:r>
+        <w:rPr>
+          <w:rFonts w:ascii="Times New Roman" w:hAnsi="Times New Roman" w:cs="Times New Roman"/>
+          <w:i/>
+          <w:iCs/>
+        </w:rPr>
+        <w:t>Ecklonia radiata</w:t>
+      </w:r>
+      <w:r>
+        <w:rPr>
+          <w:rFonts w:ascii="Times New Roman" w:hAnsi="Times New Roman" w:cs="Times New Roman"/>
+        </w:rPr>
+        <w:t>.</w:t>
+      </w:r>
+      <w:r>
+        <w:rPr>
+          <w:rFonts w:ascii="Times New Roman" w:hAnsi="Times New Roman" w:cs="Times New Roman"/>
+        </w:rPr>
+        <w:t xml:space="preserve"> </w:t>
+      </w:r>
+      <w:r>
+        <w:rPr>
+          <w:rFonts w:ascii="Times New Roman" w:hAnsi="Times New Roman" w:cs="Times New Roman"/>
+          <w:i/>
+          <w:iCs/>
+        </w:rPr>
+        <w:t>E. radiata</w:t>
+      </w:r>
+      <w:r>
+        <w:rPr>
+          <w:rFonts w:ascii="Times New Roman" w:hAnsi="Times New Roman" w:cs="Times New Roman"/>
+        </w:rPr>
+        <w:t xml:space="preserve"> is</w:t>
+      </w:r>
+      <w:r>
+        <w:rPr>
+          <w:rFonts w:ascii="Times New Roman" w:hAnsi="Times New Roman" w:cs="Times New Roman"/>
+        </w:rPr>
+        <w:t xml:space="preserve"> the only member of Laminariales in Western Australia</w:t>
+      </w:r>
+      <w:r>
+        <w:rPr>
+          <w:rFonts w:ascii="Times New Roman" w:hAnsi="Times New Roman" w:cs="Times New Roman"/>
+        </w:rPr>
+        <w:t xml:space="preserve"> and has </w:t>
+      </w:r>
+      <w:r>
+        <w:rPr>
+          <w:rFonts w:ascii="Times New Roman" w:hAnsi="Times New Roman" w:cs="Times New Roman"/>
+        </w:rPr>
+        <w:t>a</w:t>
+      </w:r>
+      <w:r>
+        <w:rPr>
+          <w:rFonts w:ascii="Times New Roman" w:hAnsi="Times New Roman" w:cs="Times New Roman"/>
+        </w:rPr>
+        <w:t>n</w:t>
+      </w:r>
+      <w:r>
+        <w:rPr>
+          <w:rFonts w:ascii="Times New Roman" w:hAnsi="Times New Roman" w:cs="Times New Roman"/>
+        </w:rPr>
+        <w:t xml:space="preserve"> </w:t>
+      </w:r>
+      <w:r>
+        <w:rPr>
+          <w:rFonts w:ascii="Times New Roman" w:hAnsi="Times New Roman" w:cs="Times New Roman"/>
+        </w:rPr>
+        <w:t>extensive</w:t>
+      </w:r>
+      <w:r>
+        <w:rPr>
+          <w:rFonts w:ascii="Times New Roman" w:hAnsi="Times New Roman" w:cs="Times New Roman"/>
+        </w:rPr>
+        <w:t xml:space="preserve"> global distribution {Wright et al., 2024 #11375; Wernberg et al., 2019 #98961}</w:t>
+      </w:r>
+      <w:r>
+        <w:rPr>
+          <w:rFonts w:ascii="Times New Roman" w:hAnsi="Times New Roman" w:cs="Times New Roman"/>
+        </w:rPr>
+        <w:t xml:space="preserve">. </w:t>
+      </w:r>
+      <w:r>
+        <w:rPr>
+          <w:rFonts w:ascii="Times New Roman" w:hAnsi="Times New Roman" w:cs="Times New Roman"/>
+        </w:rPr>
+        <w:t xml:space="preserve">As </w:t>
+      </w:r>
+      <w:r>
+        <w:rPr>
+          <w:rFonts w:ascii="Times New Roman" w:hAnsi="Times New Roman" w:cs="Times New Roman"/>
+        </w:rPr>
+        <w:t>a major contributor to detrit</w:t>
+      </w:r>
+      <w:r>
+        <w:rPr>
+          <w:rFonts w:ascii="Times New Roman" w:hAnsi="Times New Roman" w:cs="Times New Roman"/>
+        </w:rPr>
+        <w:t>al carbon export</w:t>
+      </w:r>
+      <w:r>
+        <w:rPr>
+          <w:rFonts w:ascii="Times New Roman" w:hAnsi="Times New Roman" w:cs="Times New Roman"/>
+        </w:rPr>
+        <w:t xml:space="preserve"> </w:t>
+      </w:r>
+      <w:r>
+        <w:rPr>
+          <w:rFonts w:ascii="Times New Roman" w:hAnsi="Times New Roman" w:cs="Times New Roman"/>
+        </w:rPr>
+        <w:t>{de Bettignies et al., 2013 #60107</w:t>
+      </w:r>
+      <w:r>
+        <w:rPr>
+          <w:rFonts w:ascii="Times New Roman" w:hAnsi="Times New Roman" w:cs="Times New Roman"/>
+        </w:rPr>
+        <w:t xml:space="preserve">; </w:t>
+      </w:r>
+      <w:r>
+        <w:rPr>
+          <w:rFonts w:ascii="Times New Roman" w:hAnsi="Times New Roman" w:cs="Times New Roman"/>
+        </w:rPr>
+        <w:t>de Bettignies et al., 2015 #61140</w:t>
+      </w:r>
+      <w:r>
+        <w:rPr>
+          <w:rFonts w:ascii="Times New Roman" w:hAnsi="Times New Roman" w:cs="Times New Roman"/>
+        </w:rPr>
+        <w:t xml:space="preserve">; </w:t>
+      </w:r>
+      <w:r>
+        <w:rPr>
+          <w:rFonts w:ascii="Times New Roman" w:hAnsi="Times New Roman" w:cs="Times New Roman"/>
+        </w:rPr>
+        <w:t>Wernberg et al., 2006 #74439</w:t>
+      </w:r>
+      <w:r>
+        <w:rPr>
+          <w:rFonts w:ascii="Times New Roman" w:hAnsi="Times New Roman" w:cs="Times New Roman"/>
+        </w:rPr>
+        <w:t xml:space="preserve">; </w:t>
+      </w:r>
+      <w:r>
+        <w:rPr>
+          <w:rFonts w:ascii="Times New Roman" w:hAnsi="Times New Roman" w:cs="Times New Roman"/>
+        </w:rPr>
+        <w:t>Vanderklift and Wernberg, 2008 #66845}</w:t>
+      </w:r>
+      <w:r>
+        <w:rPr>
+          <w:rFonts w:ascii="Times New Roman" w:hAnsi="Times New Roman" w:cs="Times New Roman"/>
+        </w:rPr>
+        <w:t xml:space="preserve"> and one of the most productive kelps </w:t>
+      </w:r>
+      <w:r>
+        <w:rPr>
+          <w:rFonts w:ascii="Times New Roman" w:hAnsi="Times New Roman" w:cs="Times New Roman"/>
+        </w:rPr>
+        <w:t>{Wright et al., 2024 #11375</w:t>
+      </w:r>
+      <w:r>
+        <w:rPr>
+          <w:rFonts w:ascii="Times New Roman" w:hAnsi="Times New Roman" w:cs="Times New Roman"/>
+        </w:rPr>
+        <w:t xml:space="preserve">; </w:t>
+      </w:r>
+      <w:r>
+        <w:rPr>
+          <w:rFonts w:ascii="Times New Roman" w:hAnsi="Times New Roman" w:cs="Times New Roman"/>
+        </w:rPr>
+        <w:t>Pessarrodona et al., 2022 #59704}</w:t>
+      </w:r>
+      <w:r>
+        <w:rPr>
+          <w:rFonts w:ascii="Times New Roman" w:hAnsi="Times New Roman" w:cs="Times New Roman"/>
+        </w:rPr>
+        <w:t>,</w:t>
+      </w:r>
+      <w:r>
+        <w:rPr>
+          <w:rFonts w:ascii="Times New Roman" w:hAnsi="Times New Roman" w:cs="Times New Roman"/>
+        </w:rPr>
+        <w:t xml:space="preserve"> </w:t>
+      </w:r>
+      <w:r>
+        <w:rPr>
+          <w:rFonts w:ascii="Times New Roman" w:hAnsi="Times New Roman" w:cs="Times New Roman"/>
+          <w:i/>
+          <w:iCs/>
+        </w:rPr>
+        <w:t>E. radiata</w:t>
+      </w:r>
+      <w:r>
+        <w:rPr>
+          <w:rFonts w:ascii="Times New Roman" w:hAnsi="Times New Roman" w:cs="Times New Roman"/>
+        </w:rPr>
+        <w:t xml:space="preserve"> </w:t>
+      </w:r>
+      <w:r>
+        <w:rPr>
+          <w:rFonts w:ascii="Times New Roman" w:hAnsi="Times New Roman" w:cs="Times New Roman"/>
+        </w:rPr>
+        <w:t>has</w:t>
+      </w:r>
+      <w:r>
+        <w:rPr>
+          <w:rFonts w:ascii="Times New Roman" w:hAnsi="Times New Roman" w:cs="Times New Roman"/>
+        </w:rPr>
+        <w:t xml:space="preserve"> been extensively studied in the context of blue carbon </w:t>
+      </w:r>
+      <w:r>
+        <w:rPr>
+          <w:rFonts w:ascii="Times New Roman" w:hAnsi="Times New Roman" w:cs="Times New Roman"/>
+        </w:rPr>
+        <w:t>{</w:t>
+      </w:r>
+      <w:r>
+        <w:rPr>
+          <w:rFonts w:ascii="Times New Roman" w:hAnsi="Times New Roman" w:cs="Times New Roman"/>
+        </w:rPr>
+        <w:t>Filbee-Dexter and Wernberg, 2020 #69767</w:t>
+      </w:r>
+      <w:r>
+        <w:rPr>
+          <w:rFonts w:ascii="Times New Roman" w:hAnsi="Times New Roman" w:cs="Times New Roman"/>
+        </w:rPr>
+        <w:t xml:space="preserve">; </w:t>
+      </w:r>
+      <w:r>
+        <w:rPr>
+          <w:rFonts w:ascii="Times New Roman" w:hAnsi="Times New Roman" w:cs="Times New Roman"/>
+        </w:rPr>
+        <w:t>Davis et al., 2025 #59638; van der Mheen et al., 2024 #3369; Simpkins et al., 2025 #59214</w:t>
+      </w:r>
+      <w:r>
+        <w:rPr>
+          <w:rFonts w:ascii="Times New Roman" w:hAnsi="Times New Roman" w:cs="Times New Roman"/>
+        </w:rPr>
+        <w:t xml:space="preserve">; </w:t>
+      </w:r>
+      <w:r>
+        <w:rPr>
+          <w:rFonts w:ascii="Times New Roman" w:hAnsi="Times New Roman" w:cs="Times New Roman"/>
+        </w:rPr>
+        <w:t>Wright et al., 2024 #11375</w:t>
+      </w:r>
+      <w:r>
+        <w:rPr>
+          <w:rFonts w:ascii="Times New Roman" w:hAnsi="Times New Roman" w:cs="Times New Roman"/>
+        </w:rPr>
+        <w:t xml:space="preserve">; </w:t>
+      </w:r>
+      <w:r>
+        <w:rPr>
+          <w:rFonts w:ascii="Times New Roman" w:hAnsi="Times New Roman" w:cs="Times New Roman"/>
+        </w:rPr>
+        <w:t>Blain et al., 2021 #66819</w:t>
+      </w:r>
+      <w:r>
+        <w:rPr>
+          <w:rFonts w:ascii="Times New Roman" w:hAnsi="Times New Roman" w:cs="Times New Roman"/>
+        </w:rPr>
+        <w:t xml:space="preserve">; </w:t>
+      </w:r>
+      <w:r>
+        <w:rPr>
+          <w:rFonts w:ascii="Times New Roman" w:hAnsi="Times New Roman" w:cs="Times New Roman"/>
+        </w:rPr>
+        <w:t>Perkins et al., 2022 #30056}</w:t>
+      </w:r>
+      <w:r>
+        <w:rPr>
+          <w:rFonts w:ascii="Times New Roman" w:hAnsi="Times New Roman" w:cs="Times New Roman"/>
+        </w:rPr>
+        <w:t xml:space="preserve">. </w:t>
+      </w:r>
+      <w:r>
+        <w:rPr>
+          <w:rFonts w:ascii="Times New Roman" w:hAnsi="Times New Roman" w:cs="Times New Roman"/>
+        </w:rPr>
+        <w:t xml:space="preserve">Kelp was </w:t>
+      </w:r>
+      <w:r>
+        <w:rPr>
+          <w:rFonts w:ascii="Times New Roman" w:hAnsi="Times New Roman" w:cs="Times New Roman"/>
+        </w:rPr>
+        <w:t xml:space="preserve">respectively </w:t>
+      </w:r>
+      <w:r>
+        <w:rPr>
+          <w:rFonts w:ascii="Times New Roman" w:hAnsi="Times New Roman" w:cs="Times New Roman"/>
+        </w:rPr>
+        <w:t xml:space="preserve">collected </w:t>
+      </w:r>
+      <w:r>
+        <w:rPr>
+          <w:rFonts w:ascii="Times New Roman" w:hAnsi="Times New Roman" w:cs="Times New Roman"/>
+        </w:rPr>
+        <w:t>from 11.2 m depth at Three Mile Reef (31.819403°S, 115.671795°E) in Marmion Marine Park on 16</w:t>
+      </w:r>
+      <w:r>
+        <w:rPr>
+          <w:rFonts w:ascii="Times New Roman" w:hAnsi="Times New Roman" w:cs="Times New Roman"/>
+          <w:vertAlign w:val="superscript"/>
+        </w:rPr>
+        <w:t>th</w:t>
+      </w:r>
+      <w:r>
+        <w:rPr>
+          <w:rFonts w:ascii="Times New Roman" w:hAnsi="Times New Roman" w:cs="Times New Roman"/>
+        </w:rPr>
+        <w:t xml:space="preserve"> February 2024</w:t>
+      </w:r>
+      <w:r>
+        <w:rPr>
+          <w:rFonts w:ascii="Times New Roman" w:hAnsi="Times New Roman" w:cs="Times New Roman"/>
+        </w:rPr>
+        <w:t xml:space="preserve">, </w:t>
+      </w:r>
+      <w:r>
+        <w:rPr>
+          <w:rFonts w:ascii="Times New Roman" w:hAnsi="Times New Roman" w:cs="Times New Roman"/>
+        </w:rPr>
+        <w:t>approximately</w:t>
+      </w:r>
+      <w:r>
+        <w:rPr>
+          <w:rFonts w:ascii="Times New Roman" w:hAnsi="Times New Roman" w:cs="Times New Roman"/>
+        </w:rPr>
+        <w:t xml:space="preserve"> 2 m depth </w:t>
+      </w:r>
+      <w:r>
+        <w:rPr>
+          <w:rFonts w:ascii="Times New Roman" w:hAnsi="Times New Roman" w:cs="Times New Roman"/>
+        </w:rPr>
+        <w:t>at Point Peron (</w:t>
+      </w:r>
+      <w:r>
+        <w:rPr>
+          <w:rFonts w:ascii="Times New Roman" w:hAnsi="Times New Roman" w:cs="Times New Roman"/>
+          <w:spacing w:val="3"/>
+          <w:shd w:val="clear" w:color="auto" w:fill="FFFFFF"/>
+        </w:rPr>
+        <w:t>32.271796</w:t>
+      </w:r>
+      <w:r>
+        <w:rPr>
+          <w:rFonts w:ascii="Times New Roman" w:hAnsi="Times New Roman" w:cs="Times New Roman"/>
+          <w:spacing w:val="3"/>
+          <w:shd w:val="clear" w:color="auto" w:fill="FFFFFF"/>
+        </w:rPr>
+        <w:t>°S</w:t>
+      </w:r>
+      <w:r>
+        <w:rPr>
+          <w:rFonts w:ascii="Times New Roman" w:hAnsi="Times New Roman" w:cs="Times New Roman"/>
+          <w:spacing w:val="3"/>
+          <w:shd w:val="clear" w:color="auto" w:fill="FFFFFF"/>
+        </w:rPr>
+        <w:t>, 115.684899</w:t>
+      </w:r>
+      <w:r>
+        <w:rPr>
+          <w:rFonts w:ascii="Times New Roman" w:hAnsi="Times New Roman" w:cs="Times New Roman"/>
+          <w:spacing w:val="3"/>
+          <w:shd w:val="clear" w:color="auto" w:fill="FFFFFF"/>
+        </w:rPr>
+        <w:t>°E</w:t>
+      </w:r>
+      <w:r>
+        <w:rPr>
+          <w:rFonts w:ascii="Times New Roman" w:hAnsi="Times New Roman" w:cs="Times New Roman"/>
+        </w:rPr>
+        <w:t>)</w:t>
+      </w:r>
+      <w:r>
+        <w:rPr>
+          <w:rFonts w:ascii="Times New Roman" w:hAnsi="Times New Roman" w:cs="Times New Roman"/>
+        </w:rPr>
+        <w:t xml:space="preserve"> on </w:t>
+      </w:r>
+      <w:r>
+        <w:rPr>
+          <w:rFonts w:ascii="Times New Roman" w:hAnsi="Times New Roman" w:cs="Times New Roman"/>
+        </w:rPr>
+        <w:t>17</w:t>
+      </w:r>
+      <w:r>
+        <w:rPr>
+          <w:rFonts w:ascii="Times New Roman" w:hAnsi="Times New Roman" w:cs="Times New Roman"/>
+          <w:vertAlign w:val="superscript"/>
+        </w:rPr>
+        <w:t>th</w:t>
+      </w:r>
+      <w:r>
+        <w:rPr>
+          <w:rFonts w:ascii="Times New Roman" w:hAnsi="Times New Roman" w:cs="Times New Roman"/>
+        </w:rPr>
+        <w:t xml:space="preserve"> June 2024</w:t>
+      </w:r>
+      <w:r>
+        <w:rPr>
+          <w:rFonts w:ascii="Times New Roman" w:hAnsi="Times New Roman" w:cs="Times New Roman"/>
+        </w:rPr>
+        <w:t xml:space="preserve">, and </w:t>
+      </w:r>
+      <w:r>
+        <w:rPr>
+          <w:rFonts w:ascii="Times New Roman" w:hAnsi="Times New Roman" w:cs="Times New Roman"/>
+        </w:rPr>
+        <w:t xml:space="preserve">approximately </w:t>
+      </w:r>
+      <w:r>
+        <w:rPr>
+          <w:rFonts w:ascii="Times New Roman" w:hAnsi="Times New Roman" w:cs="Times New Roman"/>
+        </w:rPr>
+        <w:t xml:space="preserve">3 m depth </w:t>
+      </w:r>
+      <w:r>
+        <w:rPr>
+          <w:rFonts w:ascii="Times New Roman" w:hAnsi="Times New Roman" w:cs="Times New Roman"/>
+        </w:rPr>
+        <w:t>at The Cove off Cottesloe Beach (</w:t>
+      </w:r>
+      <w:r>
+        <w:rPr>
+          <w:rFonts w:ascii="Times New Roman" w:eastAsia="Times New Roman" w:hAnsi="Times New Roman" w:cs="Times New Roman"/>
+          <w:color w:val="000000"/>
+          <w:kern w:val="0"/>
+          <w:lang w:eastAsia="en-GB"/>
+          <w14:ligatures w14:val="none"/>
+        </w:rPr>
+        <w:t>31.999516</w:t>
+      </w:r>
+      <w:r>
+        <w:rPr>
+          <w:rFonts w:ascii="Times New Roman" w:eastAsia="Times New Roman" w:hAnsi="Times New Roman" w:cs="Times New Roman"/>
+          <w:color w:val="000000"/>
+          <w:kern w:val="0"/>
+          <w:lang w:eastAsia="en-GB"/>
+          <w14:ligatures w14:val="none"/>
+        </w:rPr>
+        <w:t>°S</w:t>
+      </w:r>
+      <w:r>
+        <w:rPr>
+          <w:rFonts w:ascii="Times New Roman" w:eastAsia="Times New Roman" w:hAnsi="Times New Roman" w:cs="Times New Roman"/>
+          <w:color w:val="000000"/>
+          <w:kern w:val="0"/>
+          <w:lang w:eastAsia="en-GB"/>
+          <w14:ligatures w14:val="none"/>
+        </w:rPr>
+        <w:t>, 115.750677</w:t>
+      </w:r>
+      <w:r>
+        <w:rPr>
+          <w:rFonts w:ascii="Times New Roman" w:eastAsia="Times New Roman" w:hAnsi="Times New Roman" w:cs="Times New Roman"/>
+          <w:color w:val="000000"/>
+          <w:kern w:val="0"/>
+          <w:lang w:eastAsia="en-GB"/>
+          <w14:ligatures w14:val="none"/>
+        </w:rPr>
+        <w:t>°E</w:t>
+      </w:r>
+      <w:r>
+        <w:rPr>
+          <w:rFonts w:ascii="Times New Roman" w:hAnsi="Times New Roman" w:cs="Times New Roman"/>
+        </w:rPr>
+        <w:t>)</w:t>
+      </w:r>
+      <w:r>
+        <w:rPr>
+          <w:rFonts w:ascii="Times New Roman" w:hAnsi="Times New Roman" w:cs="Times New Roman"/>
+        </w:rPr>
+        <w:t xml:space="preserve"> on </w:t>
+      </w:r>
+      <w:r>
+        <w:rPr>
+          <w:rFonts w:ascii="Times New Roman" w:hAnsi="Times New Roman" w:cs="Times New Roman"/>
+        </w:rPr>
+        <w:t>12</w:t>
+      </w:r>
+      <w:r>
+        <w:rPr>
+          <w:rFonts w:ascii="Times New Roman" w:hAnsi="Times New Roman" w:cs="Times New Roman"/>
+          <w:vertAlign w:val="superscript"/>
+        </w:rPr>
+        <w:t>th</w:t>
+      </w:r>
+      <w:r>
+        <w:rPr>
+          <w:rFonts w:ascii="Times New Roman" w:hAnsi="Times New Roman" w:cs="Times New Roman"/>
+        </w:rPr>
+        <w:t xml:space="preserve"> August 2024</w:t>
+      </w:r>
+      <w:r>
+        <w:rPr>
+          <w:rFonts w:ascii="Times New Roman" w:hAnsi="Times New Roman" w:cs="Times New Roman"/>
+        </w:rPr>
+        <w:t xml:space="preserve"> </w:t>
+      </w:r>
+      <w:r>
+        <w:rPr>
+          <w:rFonts w:ascii="Times New Roman" w:hAnsi="Times New Roman" w:cs="Times New Roman"/>
+        </w:rPr>
+        <w:t xml:space="preserve">for </w:t>
+      </w:r>
+      <w:r>
+        <w:rPr>
+          <w:rFonts w:ascii="Times New Roman" w:hAnsi="Times New Roman" w:cs="Times New Roman"/>
+        </w:rPr>
+        <w:t xml:space="preserve">the first, second and third </w:t>
+      </w:r>
+      <w:r>
+        <w:rPr>
+          <w:rFonts w:ascii="Times New Roman" w:hAnsi="Times New Roman" w:cs="Times New Roman"/>
+        </w:rPr>
+        <w:t>experiments.</w:t>
+      </w:r>
+      <w:r>
+        <w:rPr>
+          <w:rFonts w:ascii="Times New Roman" w:hAnsi="Times New Roman" w:cs="Times New Roman"/>
+        </w:rPr>
+        <w:t xml:space="preserve"> Lamina tissue was sourced from </w:t>
+      </w:r>
+      <w:r>
+        <w:rPr>
+          <w:rFonts w:ascii="Times New Roman" w:hAnsi="Times New Roman" w:cs="Times New Roman"/>
+        </w:rPr>
+        <w:t>seven</w:t>
+      </w:r>
+      <w:r>
+        <w:rPr>
+          <w:rFonts w:ascii="Times New Roman" w:hAnsi="Times New Roman" w:cs="Times New Roman"/>
+        </w:rPr>
+        <w:t xml:space="preserve"> sporophytes</w:t>
+      </w:r>
+      <w:r>
+        <w:rPr>
+          <w:rFonts w:ascii="Times New Roman" w:hAnsi="Times New Roman" w:cs="Times New Roman"/>
+        </w:rPr>
+        <w:t xml:space="preserve"> for the first experiment, </w:t>
+      </w:r>
+      <w:r>
+        <w:rPr>
+          <w:rFonts w:ascii="Times New Roman" w:hAnsi="Times New Roman" w:cs="Times New Roman"/>
+        </w:rPr>
+        <w:t>five</w:t>
+      </w:r>
+      <w:r>
+        <w:rPr>
+          <w:rFonts w:ascii="Times New Roman" w:hAnsi="Times New Roman" w:cs="Times New Roman"/>
+        </w:rPr>
+        <w:t xml:space="preserve"> for the second and </w:t>
+      </w:r>
+      <w:r>
+        <w:rPr>
+          <w:rFonts w:ascii="Times New Roman" w:hAnsi="Times New Roman" w:cs="Times New Roman"/>
+        </w:rPr>
+        <w:t>one</w:t>
+      </w:r>
+      <w:r>
+        <w:rPr>
+          <w:rFonts w:ascii="Times New Roman" w:hAnsi="Times New Roman" w:cs="Times New Roman"/>
+        </w:rPr>
+        <w:t xml:space="preserve"> for the third.</w:t>
+      </w:r>
+      <w:r>
+        <w:rPr>
+          <w:rFonts w:ascii="Times New Roman" w:hAnsi="Times New Roman" w:cs="Times New Roman"/>
+        </w:rPr>
+        <w:t xml:space="preserve"> </w:t>
+      </w:r>
+    </w:p>
+    <w:p>
+      <w:pPr>
+        <w:spacing w:after="0" w:line="240" w:lineRule="auto"/>
+        <w:rPr>
+          <w:rFonts w:ascii="Times New Roman" w:hAnsi="Times New Roman" w:cs="Times New Roman"/>
+        </w:rPr>
+      </w:pPr>
+    </w:p>
+    <w:p>
+      <w:pPr>
+        <w:spacing w:after="0" w:line="240" w:lineRule="auto"/>
+        <w:rPr>
+          <w:rFonts w:ascii="Times New Roman" w:hAnsi="Times New Roman" w:cs="Times New Roman"/>
+        </w:rPr>
+      </w:pPr>
+      <w:r>
+        <w:rPr>
+          <w:rFonts w:ascii="Times New Roman" w:hAnsi="Times New Roman" w:cs="Times New Roman"/>
+        </w:rPr>
+        <w:t>Seawater for all experiments was collected from the flow-through system of the Indian Ocean Marine Research Centre facility at Watermans Bay. The seawater is sourced from approximately 3 m depth just offshore from the facility (</w:t>
+      </w:r>
+      <w:r>
+        <w:rPr>
+          <w:rFonts w:ascii="Times New Roman" w:hAnsi="Times New Roman" w:cs="Times New Roman"/>
+          <w:spacing w:val="3"/>
+          <w:shd w:val="clear" w:color="auto" w:fill="FFFFFF"/>
+        </w:rPr>
+        <w:t>31.852249°S, 115.750488°E</w:t>
+      </w:r>
+      <w:r>
+        <w:rPr>
+          <w:rFonts w:ascii="Times New Roman" w:hAnsi="Times New Roman" w:cs="Times New Roman"/>
+        </w:rPr>
+        <w:t>) and typically has a salinity of 35‰.</w:t>
+      </w:r>
+      <w:r>
+        <w:rPr>
+          <w:rFonts w:ascii="Times New Roman" w:hAnsi="Times New Roman" w:cs="Times New Roman"/>
+        </w:rPr>
+        <w:t xml:space="preserve"> </w:t>
+      </w:r>
+      <w:r>
+        <w:rPr>
+          <w:rFonts w:ascii="Times New Roman" w:hAnsi="Times New Roman" w:cs="Times New Roman"/>
+        </w:rPr>
+        <w:t>Around 1.2 L of s</w:t>
+      </w:r>
+      <w:r>
+        <w:rPr>
+          <w:rFonts w:ascii="Times New Roman" w:hAnsi="Times New Roman" w:cs="Times New Roman"/>
+        </w:rPr>
+        <w:t>ediment for the second experiment was collected from approximately 4 m depth near Omeo Wreck (</w:t>
+      </w:r>
+      <w:r>
+        <w:rPr>
+          <w:rFonts w:ascii="Times New Roman" w:eastAsia="Times New Roman" w:hAnsi="Times New Roman" w:cs="Times New Roman"/>
+          <w:color w:val="000000"/>
+          <w:kern w:val="0"/>
+          <w:lang w:eastAsia="en-GB"/>
+          <w14:ligatures w14:val="none"/>
+        </w:rPr>
+        <w:t>32.104902°S, 115.760777°E</w:t>
+      </w:r>
+      <w:r>
+        <w:rPr>
+          <w:rFonts w:ascii="Times New Roman" w:hAnsi="Times New Roman" w:cs="Times New Roman"/>
+        </w:rPr>
+        <w:t>)</w:t>
+      </w:r>
+      <w:r>
+        <w:rPr>
+          <w:rFonts w:ascii="Times New Roman" w:eastAsia="Times New Roman" w:hAnsi="Times New Roman" w:cs="Times New Roman"/>
+          <w:color w:val="000000"/>
+          <w:kern w:val="0"/>
+          <w:lang w:eastAsia="en-GB"/>
+          <w14:ligatures w14:val="none"/>
+        </w:rPr>
+        <w:t xml:space="preserve"> </w:t>
+      </w:r>
+      <w:r>
+        <w:rPr>
+          <w:rFonts w:ascii="Times New Roman" w:hAnsi="Times New Roman" w:cs="Times New Roman"/>
+        </w:rPr>
+        <w:t xml:space="preserve">in </w:t>
+      </w:r>
+      <w:r>
+        <w:rPr>
+          <w:rFonts w:ascii="Times New Roman" w:hAnsi="Times New Roman" w:cs="Times New Roman"/>
+        </w:rPr>
+        <w:lastRenderedPageBreak/>
+        <w:t>Derbal Nara (Cockburn Sound) on 17</w:t>
+      </w:r>
+      <w:r>
+        <w:rPr>
+          <w:rFonts w:ascii="Times New Roman" w:hAnsi="Times New Roman" w:cs="Times New Roman"/>
+          <w:vertAlign w:val="superscript"/>
+        </w:rPr>
+        <w:t>th</w:t>
+      </w:r>
+      <w:r>
+        <w:rPr>
+          <w:rFonts w:ascii="Times New Roman" w:hAnsi="Times New Roman" w:cs="Times New Roman"/>
+        </w:rPr>
+        <w:t xml:space="preserve"> June 2024. </w:t>
+      </w:r>
+      <w:r>
+        <w:rPr>
+          <w:rFonts w:ascii="Times New Roman" w:hAnsi="Times New Roman" w:cs="Times New Roman"/>
+        </w:rPr>
+        <w:t xml:space="preserve">We analysed sediment granulometry and carbon at the </w:t>
+      </w:r>
+      <w:r>
+        <w:rPr>
+          <w:rFonts w:ascii="Times New Roman" w:hAnsi="Times New Roman" w:cs="Times New Roman"/>
+        </w:rPr>
+        <w:t xml:space="preserve">collection </w:t>
+      </w:r>
+      <w:r>
+        <w:rPr>
+          <w:rFonts w:ascii="Times New Roman" w:hAnsi="Times New Roman" w:cs="Times New Roman"/>
+        </w:rPr>
+        <w:t>site and found it to be fine calcium carbonate sand with a grain size of 2.3 ± 0.62 log</w:t>
+      </w:r>
+      <w:r>
+        <w:rPr>
+          <w:rFonts w:ascii="Times New Roman" w:hAnsi="Times New Roman" w:cs="Times New Roman"/>
+          <w:vertAlign w:val="subscript"/>
+        </w:rPr>
+        <w:t>10</w:t>
+      </w:r>
+      <w:r>
+        <w:rPr>
+          <w:rFonts w:ascii="Times New Roman" w:hAnsi="Times New Roman" w:cs="Times New Roman"/>
+        </w:rPr>
+        <w:t xml:space="preserve"> µm (mean ± standard deviation, n = 21) or around 200 µm (</w:t>
+      </w:r>
+      <w:r>
+        <w:rPr>
+          <w:rFonts w:ascii="Times New Roman" w:hAnsi="Times New Roman" w:cs="Times New Roman"/>
+          <w:i/>
+          <w:iCs/>
+        </w:rPr>
+        <w:t>φ</w:t>
+      </w:r>
+      <w:r>
+        <w:rPr>
+          <w:rFonts w:ascii="Times New Roman" w:hAnsi="Times New Roman" w:cs="Times New Roman"/>
+        </w:rPr>
+        <w:t xml:space="preserve"> = 2.3), organic carbon content of 0.82 ± 0.34 % (n = 35), inorganic carbon content of 9 ± 1 % (n = 84) and organic carbon isotope composition of −17 ± 0.83 ‰ δ</w:t>
+      </w:r>
+      <w:r>
+        <w:rPr>
+          <w:rFonts w:ascii="Times New Roman" w:hAnsi="Times New Roman" w:cs="Times New Roman"/>
+          <w:vertAlign w:val="superscript"/>
+        </w:rPr>
+        <w:t>13</w:t>
+      </w:r>
+      <w:r>
+        <w:rPr>
+          <w:rFonts w:ascii="Times New Roman" w:hAnsi="Times New Roman" w:cs="Times New Roman"/>
+        </w:rPr>
+        <w:t>C</w:t>
+      </w:r>
+      <w:r>
+        <w:rPr>
+          <w:rFonts w:ascii="Times New Roman" w:hAnsi="Times New Roman" w:cs="Times New Roman"/>
+          <w:vertAlign w:val="subscript"/>
+        </w:rPr>
+        <w:t>VPDB</w:t>
+      </w:r>
+      <w:r>
+        <w:rPr>
+          <w:rFonts w:ascii="Times New Roman" w:hAnsi="Times New Roman" w:cs="Times New Roman"/>
+        </w:rPr>
+        <w:t xml:space="preserve"> (n = 35).</w:t>
+      </w:r>
+      <w:r>
+        <w:rPr>
+          <w:rFonts w:ascii="Times New Roman" w:hAnsi="Times New Roman" w:cs="Times New Roman"/>
+        </w:rPr>
+        <w:t xml:space="preserve"> U</w:t>
+      </w:r>
+      <w:r>
+        <w:rPr>
+          <w:rFonts w:ascii="Times New Roman" w:hAnsi="Times New Roman" w:cs="Times New Roman"/>
+        </w:rPr>
+        <w:t>ntil the start of the second experiment</w:t>
+      </w:r>
+      <w:r>
+        <w:rPr>
+          <w:rFonts w:ascii="Times New Roman" w:hAnsi="Times New Roman" w:cs="Times New Roman"/>
+        </w:rPr>
+        <w:t>, s</w:t>
+      </w:r>
+      <w:r>
+        <w:rPr>
+          <w:rFonts w:ascii="Times New Roman" w:hAnsi="Times New Roman" w:cs="Times New Roman"/>
+        </w:rPr>
+        <w:t xml:space="preserve">ediment was </w:t>
+      </w:r>
+      <w:r>
+        <w:rPr>
+          <w:rFonts w:ascii="Times New Roman" w:hAnsi="Times New Roman" w:cs="Times New Roman"/>
+        </w:rPr>
+        <w:t xml:space="preserve">kept </w:t>
+      </w:r>
+      <w:r>
+        <w:rPr>
+          <w:rFonts w:ascii="Times New Roman" w:hAnsi="Times New Roman" w:cs="Times New Roman"/>
+        </w:rPr>
+        <w:t>at 18°C in darkness</w:t>
+      </w:r>
+      <w:r>
+        <w:rPr>
+          <w:rFonts w:ascii="Times New Roman" w:hAnsi="Times New Roman" w:cs="Times New Roman"/>
+        </w:rPr>
+        <w:t xml:space="preserve"> in a </w:t>
+      </w:r>
+      <w:r>
+        <w:rPr>
+          <w:rFonts w:ascii="Times New Roman" w:hAnsi="Times New Roman" w:cs="Times New Roman"/>
+        </w:rPr>
+        <w:t xml:space="preserve">sealed glass jar with seawater </w:t>
+      </w:r>
+      <w:r>
+        <w:rPr>
+          <w:rFonts w:ascii="Times New Roman" w:hAnsi="Times New Roman" w:cs="Times New Roman"/>
+        </w:rPr>
+        <w:t>for 9 days to acclimatise to anoxia</w:t>
+      </w:r>
+      <w:r>
+        <w:rPr>
+          <w:rFonts w:ascii="Times New Roman" w:hAnsi="Times New Roman" w:cs="Times New Roman"/>
+        </w:rPr>
+        <w:t>.</w:t>
+      </w:r>
+      <w:r>
+        <w:rPr>
+          <w:rFonts w:ascii="Times New Roman" w:hAnsi="Times New Roman" w:cs="Times New Roman"/>
+        </w:rPr>
+        <w:t xml:space="preserve"> After this period, three scooped samples were snap-frozen in liquid nitrogen and stored at</w:t>
+      </w:r>
+      <w:r>
+        <w:rPr>
+          <w:rFonts w:ascii="Times New Roman" w:hAnsi="Times New Roman" w:cs="Times New Roman"/>
+        </w:rPr>
+        <w:t xml:space="preserve"> </w:t>
+      </w:r>
+      <w:r>
+        <w:rPr>
+          <w:rFonts w:ascii="Times New Roman" w:hAnsi="Times New Roman" w:cs="Times New Roman"/>
+        </w:rPr>
+        <w:t>−</w:t>
+      </w:r>
+      <w:r>
+        <w:rPr>
+          <w:rFonts w:ascii="Times New Roman" w:hAnsi="Times New Roman" w:cs="Times New Roman"/>
+        </w:rPr>
+        <w:t xml:space="preserve">80°C for </w:t>
+      </w:r>
+      <w:r>
+        <w:rPr>
+          <w:rFonts w:ascii="Times New Roman" w:hAnsi="Times New Roman" w:cs="Times New Roman"/>
+        </w:rPr>
+        <w:t xml:space="preserve">microbial </w:t>
+      </w:r>
+      <w:r>
+        <w:rPr>
+          <w:rFonts w:ascii="Times New Roman" w:hAnsi="Times New Roman" w:cs="Times New Roman"/>
+        </w:rPr>
+        <w:t>DNA extraction</w:t>
+      </w:r>
+      <w:r>
+        <w:rPr>
+          <w:rFonts w:ascii="Times New Roman" w:hAnsi="Times New Roman" w:cs="Times New Roman"/>
+        </w:rPr>
+        <w:t xml:space="preserve"> and </w:t>
+      </w:r>
+      <w:commentRangeStart w:id="0"/>
+      <w:r>
+        <w:rPr>
+          <w:rFonts w:ascii="Times New Roman" w:hAnsi="Times New Roman" w:cs="Times New Roman"/>
+        </w:rPr>
+        <w:t>another sample was used to start an anaerobic culture</w:t>
+      </w:r>
+      <w:commentRangeEnd w:id="0"/>
+      <w:r>
+        <w:rPr>
+          <w:rStyle w:val="CommentReference"/>
+          <w:rFonts w:ascii="Times New Roman" w:hAnsi="Times New Roman" w:cs="Times New Roman"/>
+          <w:sz w:val="24"/>
+          <w:szCs w:val="24"/>
+        </w:rPr>
+        <w:commentReference w:id="0"/>
+      </w:r>
+      <w:r>
+        <w:rPr>
+          <w:rFonts w:ascii="Times New Roman" w:hAnsi="Times New Roman" w:cs="Times New Roman"/>
+        </w:rPr>
+        <w:t>.</w:t>
+      </w:r>
+      <w:r>
+        <w:rPr>
+          <w:rFonts w:ascii="Times New Roman" w:hAnsi="Times New Roman" w:cs="Times New Roman"/>
+        </w:rPr>
+        <w:t xml:space="preserve"> </w:t>
+      </w:r>
+    </w:p>
+    <w:p>
+      <w:pPr>
+        <w:spacing w:after="0" w:line="240" w:lineRule="auto"/>
+        <w:rPr>
+          <w:rFonts w:ascii="Times New Roman" w:hAnsi="Times New Roman" w:cs="Times New Roman"/>
+        </w:rPr>
+      </w:pPr>
+    </w:p>
+    <w:p>
+      <w:pPr>
+        <w:spacing w:after="0" w:line="240" w:lineRule="auto"/>
+        <w:rPr>
+          <w:rFonts w:ascii="Times New Roman" w:hAnsi="Times New Roman" w:cs="Times New Roman"/>
+        </w:rPr>
+      </w:pPr>
+      <w:r>
+        <w:rPr>
+          <w:rFonts w:ascii="Times New Roman" w:hAnsi="Times New Roman" w:cs="Times New Roman"/>
+        </w:rPr>
+        <w:t xml:space="preserve">All experiments were carried out </w:t>
+      </w:r>
+      <w:r>
+        <w:rPr>
+          <w:rFonts w:ascii="Times New Roman" w:hAnsi="Times New Roman" w:cs="Times New Roman"/>
+        </w:rPr>
+        <w:t xml:space="preserve">in darkness </w:t>
+      </w:r>
+      <w:r>
+        <w:rPr>
+          <w:rFonts w:ascii="Times New Roman" w:hAnsi="Times New Roman" w:cs="Times New Roman"/>
+        </w:rPr>
+        <w:t>at a constant temperature of 18°C</w:t>
+      </w:r>
+      <w:r>
+        <w:rPr>
+          <w:rFonts w:ascii="Times New Roman" w:hAnsi="Times New Roman" w:cs="Times New Roman"/>
+        </w:rPr>
+        <w:t>,</w:t>
+      </w:r>
+      <w:r>
+        <w:rPr>
+          <w:rFonts w:ascii="Times New Roman" w:hAnsi="Times New Roman" w:cs="Times New Roman"/>
+        </w:rPr>
+        <w:t xml:space="preserve"> which is representative of </w:t>
+      </w:r>
+      <w:r>
+        <w:rPr>
+          <w:rFonts w:ascii="Times New Roman" w:hAnsi="Times New Roman" w:cs="Times New Roman"/>
+        </w:rPr>
+        <w:t xml:space="preserve">regional seawater </w:t>
+      </w:r>
+      <w:r>
+        <w:rPr>
+          <w:rFonts w:ascii="Times New Roman" w:hAnsi="Times New Roman" w:cs="Times New Roman"/>
+        </w:rPr>
+        <w:t>temperature</w:t>
+      </w:r>
+      <w:r>
+        <w:rPr>
+          <w:rFonts w:ascii="Times New Roman" w:hAnsi="Times New Roman" w:cs="Times New Roman"/>
+        </w:rPr>
+        <w:t xml:space="preserve"> at </w:t>
+      </w:r>
+      <w:r>
+        <w:rPr>
+          <w:rFonts w:ascii="Times New Roman" w:hAnsi="Times New Roman" w:cs="Times New Roman"/>
+        </w:rPr>
+        <w:t>depths</w:t>
+      </w:r>
+      <w:r>
+        <w:rPr>
+          <w:rFonts w:ascii="Times New Roman" w:hAnsi="Times New Roman" w:cs="Times New Roman"/>
+        </w:rPr>
+        <w:t xml:space="preserve"> where kelp is likely to be deposited</w:t>
+      </w:r>
+      <w:r>
+        <w:rPr>
+          <w:rFonts w:ascii="Times New Roman" w:hAnsi="Times New Roman" w:cs="Times New Roman"/>
+        </w:rPr>
+        <w:t xml:space="preserve"> on sediment </w:t>
+      </w:r>
+      <w:r>
+        <w:rPr>
+          <w:rFonts w:ascii="Times New Roman" w:hAnsi="Times New Roman" w:cs="Times New Roman"/>
+        </w:rPr>
+        <w:t>{Rennie et al., 2006 #78754</w:t>
+      </w:r>
+      <w:r>
+        <w:rPr>
+          <w:rFonts w:ascii="Times New Roman" w:hAnsi="Times New Roman" w:cs="Times New Roman"/>
+        </w:rPr>
+        <w:t xml:space="preserve">; </w:t>
+      </w:r>
+      <w:r>
+        <w:rPr>
+          <w:rFonts w:ascii="Times New Roman" w:hAnsi="Times New Roman" w:cs="Times New Roman"/>
+        </w:rPr>
+        <w:t>van der Mheen et al., 2024 #3369</w:t>
+      </w:r>
+      <w:r>
+        <w:rPr>
+          <w:rFonts w:ascii="Times New Roman" w:hAnsi="Times New Roman" w:cs="Times New Roman"/>
+        </w:rPr>
+        <w:t xml:space="preserve">; </w:t>
+      </w:r>
+      <w:r>
+        <w:rPr>
+          <w:rFonts w:ascii="Times New Roman" w:hAnsi="Times New Roman" w:cs="Times New Roman"/>
+        </w:rPr>
+        <w:t>Simpkins et al., 2025 #59214}</w:t>
+      </w:r>
+      <w:r>
+        <w:rPr>
+          <w:rFonts w:ascii="Times New Roman" w:hAnsi="Times New Roman" w:cs="Times New Roman"/>
+        </w:rPr>
+        <w:t>.</w:t>
+      </w:r>
+      <w:r>
+        <w:rPr>
+          <w:rFonts w:ascii="Times New Roman" w:hAnsi="Times New Roman" w:cs="Times New Roman"/>
+        </w:rPr>
+        <w:t xml:space="preserve"> </w:t>
+      </w:r>
+      <w:r>
+        <w:rPr>
+          <w:rFonts w:ascii="Times New Roman" w:hAnsi="Times New Roman" w:cs="Times New Roman"/>
+        </w:rPr>
+        <w:t>All r</w:t>
+      </w:r>
+      <w:r>
+        <w:rPr>
+          <w:rFonts w:ascii="Times New Roman" w:hAnsi="Times New Roman" w:cs="Times New Roman"/>
+        </w:rPr>
+        <w:t xml:space="preserve">eaction </w:t>
+      </w:r>
+      <w:r>
+        <w:rPr>
+          <w:rFonts w:ascii="Times New Roman" w:hAnsi="Times New Roman" w:cs="Times New Roman"/>
+        </w:rPr>
+        <w:t>flasks</w:t>
+      </w:r>
+      <w:r>
+        <w:rPr>
+          <w:rFonts w:ascii="Times New Roman" w:hAnsi="Times New Roman" w:cs="Times New Roman"/>
+        </w:rPr>
+        <w:t xml:space="preserve"> were sealed with a </w:t>
+      </w:r>
+      <w:r>
+        <w:rPr>
+          <w:rFonts w:ascii="Times New Roman" w:hAnsi="Times New Roman" w:cs="Times New Roman"/>
+        </w:rPr>
+        <w:t>turnover septum stopper (Suba-Seal, Merck, Darmstadt, Germany)</w:t>
+      </w:r>
+      <w:r>
+        <w:rPr>
+          <w:rFonts w:ascii="Times New Roman" w:hAnsi="Times New Roman" w:cs="Times New Roman"/>
+        </w:rPr>
+        <w:t xml:space="preserve"> to prevent oxygen ingress and</w:t>
+      </w:r>
+      <w:r>
+        <w:rPr>
+          <w:rFonts w:ascii="Times New Roman" w:hAnsi="Times New Roman" w:cs="Times New Roman"/>
+        </w:rPr>
+        <w:t xml:space="preserve"> the </w:t>
+      </w:r>
+      <w:r>
+        <w:rPr>
+          <w:rFonts w:ascii="Times New Roman" w:hAnsi="Times New Roman" w:cs="Times New Roman"/>
+        </w:rPr>
+        <w:t>headspace purged with nitrogen gas</w:t>
+      </w:r>
+      <w:r>
+        <w:rPr>
+          <w:rFonts w:ascii="Times New Roman" w:hAnsi="Times New Roman" w:cs="Times New Roman"/>
+        </w:rPr>
+        <w:t xml:space="preserve"> to</w:t>
+      </w:r>
+      <w:r>
+        <w:rPr>
+          <w:rFonts w:ascii="Times New Roman" w:hAnsi="Times New Roman" w:cs="Times New Roman"/>
+        </w:rPr>
+        <w:t xml:space="preserve"> ensure complete anoxia. </w:t>
+      </w:r>
+      <w:r>
+        <w:rPr>
+          <w:rFonts w:ascii="Times New Roman" w:hAnsi="Times New Roman" w:cs="Times New Roman"/>
+        </w:rPr>
+        <w:t xml:space="preserve">The sampling routine was </w:t>
+      </w:r>
+      <w:r>
+        <w:rPr>
+          <w:rFonts w:ascii="Times New Roman" w:hAnsi="Times New Roman" w:cs="Times New Roman"/>
+        </w:rPr>
+        <w:t>identical</w:t>
+      </w:r>
+      <w:r>
+        <w:rPr>
+          <w:rFonts w:ascii="Times New Roman" w:hAnsi="Times New Roman" w:cs="Times New Roman"/>
+        </w:rPr>
+        <w:t xml:space="preserve"> for all experiments. </w:t>
+      </w:r>
+      <w:r>
+        <w:rPr>
+          <w:rFonts w:ascii="Times New Roman" w:hAnsi="Times New Roman" w:cs="Times New Roman"/>
+        </w:rPr>
+        <w:t xml:space="preserve">Approximately 15 mL of seawater </w:t>
+      </w:r>
+      <w:r>
+        <w:rPr>
+          <w:rFonts w:ascii="Times New Roman" w:hAnsi="Times New Roman" w:cs="Times New Roman"/>
+        </w:rPr>
+        <w:t>was</w:t>
+      </w:r>
+      <w:r>
+        <w:rPr>
+          <w:rFonts w:ascii="Times New Roman" w:hAnsi="Times New Roman" w:cs="Times New Roman"/>
+        </w:rPr>
+        <w:t xml:space="preserve"> regularly sampled over </w:t>
+      </w:r>
+      <w:r>
+        <w:rPr>
+          <w:rFonts w:ascii="Times New Roman" w:hAnsi="Times New Roman" w:cs="Times New Roman"/>
+        </w:rPr>
+        <w:t>the experimental duration</w:t>
+      </w:r>
+      <w:r>
+        <w:rPr>
+          <w:rFonts w:ascii="Times New Roman" w:hAnsi="Times New Roman" w:cs="Times New Roman"/>
+        </w:rPr>
+        <w:t xml:space="preserve"> u</w:t>
+      </w:r>
+      <w:r>
+        <w:rPr>
+          <w:rFonts w:ascii="Times New Roman" w:hAnsi="Times New Roman" w:cs="Times New Roman"/>
+        </w:rPr>
+        <w:t>sing a syringe</w:t>
+      </w:r>
+      <w:r>
+        <w:rPr>
+          <w:rFonts w:ascii="Times New Roman" w:hAnsi="Times New Roman" w:cs="Times New Roman"/>
+        </w:rPr>
+        <w:t xml:space="preserve"> attached to </w:t>
+      </w:r>
+      <w:r>
+        <w:rPr>
+          <w:rFonts w:ascii="Times New Roman" w:hAnsi="Times New Roman" w:cs="Times New Roman"/>
+        </w:rPr>
+        <w:t xml:space="preserve">a </w:t>
+      </w:r>
+      <w:r>
+        <w:rPr>
+          <w:rFonts w:ascii="Times New Roman" w:hAnsi="Times New Roman" w:cs="Times New Roman"/>
+        </w:rPr>
+        <w:t xml:space="preserve">long needle </w:t>
+      </w:r>
+      <w:r>
+        <w:rPr>
+          <w:rFonts w:ascii="Times New Roman" w:hAnsi="Times New Roman" w:cs="Times New Roman"/>
+        </w:rPr>
+        <w:t xml:space="preserve">inserted through </w:t>
+      </w:r>
+      <w:r>
+        <w:rPr>
+          <w:rFonts w:ascii="Times New Roman" w:hAnsi="Times New Roman" w:cs="Times New Roman"/>
+        </w:rPr>
+        <w:t>the septum</w:t>
+      </w:r>
+      <w:r>
+        <w:rPr>
+          <w:rFonts w:ascii="Times New Roman" w:hAnsi="Times New Roman" w:cs="Times New Roman"/>
+        </w:rPr>
+        <w:t>. A 12-mL subsample was 0.45-µm filtered into a 12-mL polypropylene tube with minimal headspace and refrigerated for total alkalinity analysis.</w:t>
+      </w:r>
+      <w:r>
+        <w:rPr>
+          <w:rFonts w:ascii="Times New Roman" w:hAnsi="Times New Roman" w:cs="Times New Roman"/>
+        </w:rPr>
+        <w:t xml:space="preserve"> </w:t>
+      </w:r>
+      <w:r>
+        <w:rPr>
+          <w:rFonts w:ascii="Times New Roman" w:hAnsi="Times New Roman" w:cs="Times New Roman"/>
+        </w:rPr>
+        <w:t>The remainder was filtered into a 2-mL centrifuge tube</w:t>
+      </w:r>
+      <w:r>
+        <w:rPr>
+          <w:rFonts w:ascii="Times New Roman" w:hAnsi="Times New Roman" w:cs="Times New Roman"/>
+        </w:rPr>
+        <w:t xml:space="preserve">, amended with </w:t>
+      </w:r>
+      <w:commentRangeStart w:id="1"/>
+      <w:r>
+        <w:rPr>
+          <w:rFonts w:ascii="Times New Roman" w:hAnsi="Times New Roman" w:cs="Times New Roman"/>
+        </w:rPr>
+        <w:t xml:space="preserve">hydrochloric acid (HCl) </w:t>
+      </w:r>
+      <w:commentRangeEnd w:id="1"/>
+      <w:r>
+        <w:rPr>
+          <w:rStyle w:val="CommentReference"/>
+          <w:rFonts w:ascii="Times New Roman" w:hAnsi="Times New Roman" w:cs="Times New Roman"/>
+          <w:sz w:val="24"/>
+          <w:szCs w:val="24"/>
+        </w:rPr>
+        <w:commentReference w:id="1"/>
+      </w:r>
+      <w:r>
+        <w:rPr>
+          <w:rFonts w:ascii="Times New Roman" w:hAnsi="Times New Roman" w:cs="Times New Roman"/>
+        </w:rPr>
+        <w:t>and stored at room temperature</w:t>
+      </w:r>
+      <w:r>
+        <w:rPr>
+          <w:rFonts w:ascii="Times New Roman" w:hAnsi="Times New Roman" w:cs="Times New Roman"/>
+        </w:rPr>
+        <w:t xml:space="preserve"> for nutrient analysis.</w:t>
+      </w:r>
+    </w:p>
+    <w:p>
+      <w:pPr>
+        <w:spacing w:after="0" w:line="240" w:lineRule="auto"/>
+        <w:rPr>
+          <w:rFonts w:ascii="Times New Roman" w:hAnsi="Times New Roman" w:cs="Times New Roman"/>
+        </w:rPr>
+      </w:pPr>
+    </w:p>
+    <w:p>
+      <w:pPr>
+        <w:spacing w:after="0" w:line="240" w:lineRule="auto"/>
+        <w:rPr>
+          <w:rFonts w:ascii="Times New Roman" w:hAnsi="Times New Roman" w:cs="Times New Roman"/>
+        </w:rPr>
+      </w:pPr>
+      <w:r>
+        <w:rPr>
+          <w:rFonts w:ascii="Times New Roman" w:hAnsi="Times New Roman" w:cs="Times New Roman"/>
+        </w:rPr>
+        <w:t xml:space="preserve">The </w:t>
+      </w:r>
+      <w:r>
+        <w:rPr>
+          <w:rFonts w:ascii="Times New Roman" w:hAnsi="Times New Roman" w:cs="Times New Roman"/>
+        </w:rPr>
+        <w:t xml:space="preserve">aim of the </w:t>
+      </w:r>
+      <w:r>
+        <w:rPr>
+          <w:rFonts w:ascii="Times New Roman" w:hAnsi="Times New Roman" w:cs="Times New Roman"/>
+        </w:rPr>
+        <w:t>first experiment</w:t>
+      </w:r>
+      <w:r>
+        <w:rPr>
+          <w:rFonts w:ascii="Times New Roman" w:hAnsi="Times New Roman" w:cs="Times New Roman"/>
+        </w:rPr>
+        <w:t xml:space="preserve"> was to get an idea of the spectrum of anaerobic kelp decomposition in seawater.</w:t>
+      </w:r>
+      <w:r>
+        <w:rPr>
+          <w:rFonts w:ascii="Times New Roman" w:hAnsi="Times New Roman" w:cs="Times New Roman"/>
+        </w:rPr>
+        <w:t xml:space="preserve"> We filtered seawater to </w:t>
+      </w:r>
+      <w:r>
+        <w:rPr>
+          <w:rFonts w:ascii="Times New Roman" w:hAnsi="Times New Roman" w:cs="Times New Roman"/>
+        </w:rPr>
+        <w:t xml:space="preserve">5-µm </w:t>
+      </w:r>
+      <w:r>
+        <w:rPr>
+          <w:rFonts w:ascii="Times New Roman" w:hAnsi="Times New Roman" w:cs="Times New Roman"/>
+        </w:rPr>
+        <w:t xml:space="preserve">to remove particulates but retain bacteria. </w:t>
+      </w:r>
+      <w:r>
+        <w:rPr>
+          <w:rFonts w:ascii="Times New Roman" w:hAnsi="Times New Roman" w:cs="Times New Roman"/>
+        </w:rPr>
+        <w:t>O</w:t>
+      </w:r>
+      <w:r>
+        <w:rPr>
+          <w:rFonts w:ascii="Times New Roman" w:hAnsi="Times New Roman" w:cs="Times New Roman"/>
+        </w:rPr>
+        <w:t>n 3</w:t>
+      </w:r>
+      <w:r>
+        <w:rPr>
+          <w:rFonts w:ascii="Times New Roman" w:hAnsi="Times New Roman" w:cs="Times New Roman"/>
+          <w:vertAlign w:val="superscript"/>
+        </w:rPr>
+        <w:t>rd</w:t>
+      </w:r>
+      <w:r>
+        <w:rPr>
+          <w:rFonts w:ascii="Times New Roman" w:hAnsi="Times New Roman" w:cs="Times New Roman"/>
+        </w:rPr>
+        <w:t xml:space="preserve"> May 2024</w:t>
+      </w:r>
+      <w:r>
+        <w:rPr>
+          <w:rFonts w:ascii="Times New Roman" w:hAnsi="Times New Roman" w:cs="Times New Roman"/>
+        </w:rPr>
+        <w:t>,</w:t>
+      </w:r>
+      <w:r>
+        <w:rPr>
+          <w:rFonts w:ascii="Times New Roman" w:hAnsi="Times New Roman" w:cs="Times New Roman"/>
+        </w:rPr>
+        <w:t xml:space="preserve"> </w:t>
+      </w:r>
+      <w:r>
+        <w:rPr>
+          <w:rFonts w:ascii="Times New Roman" w:hAnsi="Times New Roman" w:cs="Times New Roman"/>
+        </w:rPr>
+        <w:t>w</w:t>
+      </w:r>
+      <w:r>
+        <w:rPr>
+          <w:rFonts w:ascii="Times New Roman" w:hAnsi="Times New Roman" w:cs="Times New Roman"/>
+        </w:rPr>
+        <w:t xml:space="preserve">e </w:t>
+      </w:r>
+      <w:r>
+        <w:rPr>
+          <w:rFonts w:ascii="Times New Roman" w:hAnsi="Times New Roman" w:cs="Times New Roman"/>
+        </w:rPr>
+        <w:t xml:space="preserve">combined </w:t>
+      </w:r>
+      <w:r>
+        <w:rPr>
+          <w:rFonts w:ascii="Times New Roman" w:hAnsi="Times New Roman" w:cs="Times New Roman"/>
+        </w:rPr>
+        <w:t xml:space="preserve">15 </w:t>
+      </w:r>
+      <w:r>
+        <w:rPr>
+          <w:rFonts w:ascii="Times New Roman" w:hAnsi="Times New Roman" w:cs="Times New Roman"/>
+        </w:rPr>
+        <w:t xml:space="preserve">± 0.0084 </w:t>
+      </w:r>
+      <w:r>
+        <w:rPr>
+          <w:rFonts w:ascii="Times New Roman" w:hAnsi="Times New Roman" w:cs="Times New Roman"/>
+        </w:rPr>
+        <w:t>g dry mass</w:t>
+      </w:r>
+      <w:r>
+        <w:rPr>
+          <w:rFonts w:ascii="Times New Roman" w:hAnsi="Times New Roman" w:cs="Times New Roman"/>
+        </w:rPr>
+        <w:t xml:space="preserve"> (d = </w:t>
+      </w:r>
+      <w:r>
+        <w:rPr>
+          <w:rFonts w:ascii="Times New Roman" w:hAnsi="Times New Roman" w:cs="Times New Roman"/>
+        </w:rPr>
+        <w:t>10</w:t>
+      </w:r>
+      <w:r>
+        <w:rPr>
+          <w:rFonts w:ascii="Times New Roman" w:hAnsi="Times New Roman" w:cs="Times New Roman"/>
+        </w:rPr>
+        <w:t xml:space="preserve"> </w:t>
+      </w:r>
+      <w:r>
+        <w:rPr>
+          <w:rFonts w:ascii="Times New Roman" w:hAnsi="Times New Roman" w:cs="Times New Roman"/>
+        </w:rPr>
+        <w:t>µ</w:t>
+      </w:r>
+      <w:r>
+        <w:rPr>
+          <w:rFonts w:ascii="Times New Roman" w:hAnsi="Times New Roman" w:cs="Times New Roman"/>
+        </w:rPr>
+        <w:t>g, Sartorius, Göttingen, Germany)</w:t>
+      </w:r>
+      <w:r>
+        <w:rPr>
+          <w:rFonts w:ascii="Times New Roman" w:hAnsi="Times New Roman" w:cs="Times New Roman"/>
+        </w:rPr>
+        <w:t xml:space="preserve"> of lyophilised (</w:t>
+      </w:r>
+      <w:r>
+        <w:rPr>
+          <w:rFonts w:ascii="Times New Roman" w:hAnsi="Times New Roman" w:cs="Times New Roman"/>
+        </w:rPr>
+        <w:t>FreeZone 2.5 L, Labconco, Kansas City, USA</w:t>
+      </w:r>
+      <w:r>
+        <w:rPr>
+          <w:rFonts w:ascii="Times New Roman" w:hAnsi="Times New Roman" w:cs="Times New Roman"/>
+        </w:rPr>
+        <w:t xml:space="preserve">) </w:t>
+      </w:r>
+      <w:r>
+        <w:rPr>
+          <w:rFonts w:ascii="Times New Roman" w:hAnsi="Times New Roman" w:cs="Times New Roman"/>
+        </w:rPr>
+        <w:t xml:space="preserve">and shredded </w:t>
+      </w:r>
+      <w:r>
+        <w:rPr>
+          <w:rFonts w:ascii="Times New Roman" w:hAnsi="Times New Roman" w:cs="Times New Roman"/>
+        </w:rPr>
+        <w:t>kelp and</w:t>
+      </w:r>
+      <w:r>
+        <w:rPr>
+          <w:rFonts w:ascii="Times New Roman" w:hAnsi="Times New Roman" w:cs="Times New Roman"/>
+        </w:rPr>
+        <w:t xml:space="preserve"> </w:t>
+      </w:r>
+      <w:r>
+        <w:rPr>
+          <w:rFonts w:ascii="Times New Roman" w:hAnsi="Times New Roman" w:cs="Times New Roman"/>
+        </w:rPr>
+        <w:t xml:space="preserve">1 L </w:t>
+      </w:r>
+      <w:r>
+        <w:rPr>
+          <w:rFonts w:ascii="Times New Roman" w:hAnsi="Times New Roman" w:cs="Times New Roman"/>
+        </w:rPr>
+        <w:t xml:space="preserve">of seawater in six </w:t>
+      </w:r>
+      <w:r>
+        <w:rPr>
+          <w:rFonts w:ascii="Times New Roman" w:hAnsi="Times New Roman" w:cs="Times New Roman"/>
+        </w:rPr>
+        <w:t xml:space="preserve">1-L </w:t>
+      </w:r>
+      <w:r>
+        <w:rPr>
+          <w:rFonts w:ascii="Times New Roman" w:hAnsi="Times New Roman" w:cs="Times New Roman"/>
+        </w:rPr>
+        <w:t xml:space="preserve">glass </w:t>
+      </w:r>
+      <w:r>
+        <w:rPr>
+          <w:rFonts w:ascii="Times New Roman" w:hAnsi="Times New Roman" w:cs="Times New Roman"/>
+        </w:rPr>
+        <w:t>round</w:t>
+      </w:r>
+      <w:r>
+        <w:rPr>
+          <w:rFonts w:ascii="Times New Roman" w:hAnsi="Times New Roman" w:cs="Times New Roman"/>
+        </w:rPr>
+        <w:t>-</w:t>
+      </w:r>
+      <w:r>
+        <w:rPr>
+          <w:rFonts w:ascii="Times New Roman" w:hAnsi="Times New Roman" w:cs="Times New Roman"/>
+        </w:rPr>
+        <w:t>bottom flasks</w:t>
+      </w:r>
+      <w:r>
+        <w:rPr>
+          <w:rFonts w:ascii="Times New Roman" w:hAnsi="Times New Roman" w:cs="Times New Roman"/>
+        </w:rPr>
+        <w:t xml:space="preserve"> (Duran, Schott, Wertheim am Main, Germany). </w:t>
+      </w:r>
+      <w:r>
+        <w:rPr>
+          <w:rFonts w:ascii="Times New Roman" w:hAnsi="Times New Roman" w:cs="Times New Roman"/>
+        </w:rPr>
+        <w:t xml:space="preserve">We expected kelp </w:t>
+      </w:r>
+      <w:r>
+        <w:rPr>
+          <w:rFonts w:ascii="Times New Roman" w:hAnsi="Times New Roman" w:cs="Times New Roman"/>
+        </w:rPr>
+        <w:t>to</w:t>
+      </w:r>
+      <w:r>
+        <w:rPr>
+          <w:rFonts w:ascii="Times New Roman" w:hAnsi="Times New Roman" w:cs="Times New Roman"/>
+        </w:rPr>
+        <w:t xml:space="preserve"> primarily </w:t>
+      </w:r>
+      <w:r>
+        <w:rPr>
+          <w:rFonts w:ascii="Times New Roman" w:hAnsi="Times New Roman" w:cs="Times New Roman"/>
+        </w:rPr>
+        <w:t xml:space="preserve">be degraded by </w:t>
+      </w:r>
+      <w:r>
+        <w:rPr>
+          <w:rFonts w:ascii="Times New Roman" w:hAnsi="Times New Roman" w:cs="Times New Roman"/>
+        </w:rPr>
+        <w:t>sulfate and iron reduction</w:t>
+      </w:r>
+      <w:r>
+        <w:rPr>
+          <w:rFonts w:ascii="Times New Roman" w:hAnsi="Times New Roman" w:cs="Times New Roman"/>
+        </w:rPr>
+        <w:t xml:space="preserve"> </w:t>
+      </w:r>
+      <w:r>
+        <w:rPr>
+          <w:rFonts w:ascii="Times New Roman" w:hAnsi="Times New Roman" w:cs="Times New Roman"/>
+        </w:rPr>
+        <w:t>{Jørgensen, 1982 #81579</w:t>
+      </w:r>
+      <w:r>
+        <w:rPr>
+          <w:rFonts w:ascii="Times New Roman" w:hAnsi="Times New Roman" w:cs="Times New Roman"/>
+        </w:rPr>
+        <w:t xml:space="preserve">; </w:t>
+      </w:r>
+      <w:r>
+        <w:rPr>
+          <w:rFonts w:ascii="Times New Roman" w:hAnsi="Times New Roman" w:cs="Times New Roman"/>
+        </w:rPr>
+        <w:t>Canfield et al., 1993 #6485</w:t>
+      </w:r>
+      <w:r>
+        <w:rPr>
+          <w:rFonts w:ascii="Times New Roman" w:hAnsi="Times New Roman" w:cs="Times New Roman"/>
+        </w:rPr>
+        <w:t xml:space="preserve">; </w:t>
+      </w:r>
+      <w:r>
+        <w:rPr>
+          <w:rFonts w:ascii="Times New Roman" w:hAnsi="Times New Roman" w:cs="Times New Roman"/>
+        </w:rPr>
+        <w:t>Kasten and Jørgensen, 2000 #154438</w:t>
+      </w:r>
+      <w:r>
+        <w:rPr>
+          <w:rFonts w:ascii="Times New Roman" w:hAnsi="Times New Roman" w:cs="Times New Roman"/>
+        </w:rPr>
+        <w:t xml:space="preserve">; </w:t>
+      </w:r>
+      <w:r>
+        <w:rPr>
+          <w:rFonts w:ascii="Times New Roman" w:hAnsi="Times New Roman" w:cs="Times New Roman"/>
+        </w:rPr>
+        <w:t>Lovley and Phillips, 1986 #134528}</w:t>
+      </w:r>
+      <w:r>
+        <w:rPr>
+          <w:rFonts w:ascii="Times New Roman" w:hAnsi="Times New Roman" w:cs="Times New Roman"/>
+        </w:rPr>
+        <w:t xml:space="preserve">. </w:t>
+      </w:r>
+      <w:r>
+        <w:rPr>
+          <w:rFonts w:ascii="Times New Roman" w:hAnsi="Times New Roman" w:cs="Times New Roman"/>
+        </w:rPr>
+        <w:t xml:space="preserve">The flasks were </w:t>
+      </w:r>
+      <w:r>
+        <w:rPr>
+          <w:rFonts w:ascii="Times New Roman" w:hAnsi="Times New Roman" w:cs="Times New Roman"/>
+        </w:rPr>
+        <w:t xml:space="preserve">thus </w:t>
+      </w:r>
+      <w:r>
+        <w:rPr>
+          <w:rFonts w:ascii="Times New Roman" w:hAnsi="Times New Roman" w:cs="Times New Roman"/>
+        </w:rPr>
+        <w:t>split into three treatments</w:t>
+      </w:r>
+      <w:r>
+        <w:rPr>
+          <w:rFonts w:ascii="Times New Roman" w:hAnsi="Times New Roman" w:cs="Times New Roman"/>
+        </w:rPr>
+        <w:t>: control, sulfate and iron</w:t>
+      </w:r>
+      <w:r>
+        <w:rPr>
+          <w:rFonts w:ascii="Times New Roman" w:hAnsi="Times New Roman" w:cs="Times New Roman"/>
+        </w:rPr>
+        <w:t xml:space="preserve">. The control treatment consisted only of seawater and kelp. The sulfate treatment additionally received </w:t>
+      </w:r>
+      <w:r>
+        <w:rPr>
+          <w:rFonts w:ascii="Times New Roman" w:hAnsi="Times New Roman" w:cs="Times New Roman"/>
+        </w:rPr>
+        <w:t xml:space="preserve">exactly </w:t>
+      </w:r>
+      <w:r>
+        <w:rPr>
+          <w:rFonts w:ascii="Times New Roman" w:hAnsi="Times New Roman" w:cs="Times New Roman"/>
+        </w:rPr>
+        <w:t xml:space="preserve">40 g </w:t>
+      </w:r>
+      <w:r>
+        <w:rPr>
+          <w:rFonts w:ascii="Times New Roman" w:hAnsi="Times New Roman" w:cs="Times New Roman"/>
+        </w:rPr>
+        <w:t xml:space="preserve">(d = 1 mg, Ohaus, Parsippany, USA) </w:t>
+      </w:r>
+      <w:r>
+        <w:rPr>
+          <w:rFonts w:ascii="Times New Roman" w:hAnsi="Times New Roman" w:cs="Times New Roman"/>
+        </w:rPr>
+        <w:t>or about 294 mmol of calcium sulfate (</w:t>
+      </w:r>
+      <w:r>
+        <w:rPr>
+          <w:rFonts w:ascii="Times New Roman" w:hAnsi="Times New Roman" w:cs="Times New Roman"/>
+        </w:rPr>
+        <w:t>CaSO</w:t>
+      </w:r>
+      <w:r>
+        <w:rPr>
+          <w:rFonts w:ascii="Times New Roman" w:hAnsi="Times New Roman" w:cs="Times New Roman"/>
+          <w:vertAlign w:val="subscript"/>
+        </w:rPr>
+        <w:t>4</w:t>
+      </w:r>
+      <w:r>
+        <w:rPr>
+          <w:rFonts w:ascii="Times New Roman" w:hAnsi="Times New Roman" w:cs="Times New Roman"/>
+        </w:rPr>
+        <w:t xml:space="preserve">, </w:t>
+      </w:r>
+      <w:commentRangeStart w:id="2"/>
+      <w:r>
+        <w:rPr>
+          <w:rFonts w:ascii="Times New Roman" w:hAnsi="Times New Roman" w:cs="Times New Roman"/>
+        </w:rPr>
+        <w:t>…)</w:t>
+      </w:r>
+      <w:commentRangeEnd w:id="2"/>
+      <w:r>
+        <w:rPr>
+          <w:rStyle w:val="CommentReference"/>
+          <w:rFonts w:ascii="Times New Roman" w:hAnsi="Times New Roman" w:cs="Times New Roman"/>
+          <w:sz w:val="24"/>
+          <w:szCs w:val="24"/>
+        </w:rPr>
+        <w:commentReference w:id="2"/>
+      </w:r>
+      <w:r>
+        <w:rPr>
+          <w:rFonts w:ascii="Times New Roman" w:hAnsi="Times New Roman" w:cs="Times New Roman"/>
+        </w:rPr>
+        <w:t>.</w:t>
+      </w:r>
+      <w:r>
+        <w:rPr>
+          <w:rFonts w:ascii="Times New Roman" w:hAnsi="Times New Roman" w:cs="Times New Roman"/>
+        </w:rPr>
+        <w:t xml:space="preserve"> The iron treatment received </w:t>
+      </w:r>
+      <w:r>
+        <w:rPr>
+          <w:rFonts w:ascii="Times New Roman" w:hAnsi="Times New Roman" w:cs="Times New Roman"/>
+        </w:rPr>
+        <w:t xml:space="preserve">exactly </w:t>
+      </w:r>
+      <w:r>
+        <w:rPr>
+          <w:rFonts w:ascii="Times New Roman" w:hAnsi="Times New Roman" w:cs="Times New Roman"/>
+        </w:rPr>
+        <w:t xml:space="preserve">72 g or </w:t>
+      </w:r>
+      <w:r>
+        <w:rPr>
+          <w:rFonts w:ascii="Times New Roman" w:hAnsi="Times New Roman" w:cs="Times New Roman"/>
+        </w:rPr>
+        <w:t xml:space="preserve">about </w:t>
+      </w:r>
+      <w:r>
+        <w:rPr>
+          <w:rFonts w:ascii="Times New Roman" w:hAnsi="Times New Roman" w:cs="Times New Roman"/>
+        </w:rPr>
+        <w:t>451 mmol of ferric oxide (Fe</w:t>
+      </w:r>
+      <w:r>
+        <w:rPr>
+          <w:rFonts w:ascii="Times New Roman" w:hAnsi="Times New Roman" w:cs="Times New Roman"/>
+          <w:vertAlign w:val="subscript"/>
+        </w:rPr>
+        <w:t>2</w:t>
+      </w:r>
+      <w:r>
+        <w:rPr>
+          <w:rFonts w:ascii="Times New Roman" w:hAnsi="Times New Roman" w:cs="Times New Roman"/>
+        </w:rPr>
+        <w:t>O</w:t>
+      </w:r>
+      <w:r>
+        <w:rPr>
+          <w:rFonts w:ascii="Times New Roman" w:hAnsi="Times New Roman" w:cs="Times New Roman"/>
+          <w:vertAlign w:val="subscript"/>
+        </w:rPr>
+        <w:t>3</w:t>
+      </w:r>
+      <w:r>
+        <w:rPr>
+          <w:rFonts w:ascii="Times New Roman" w:hAnsi="Times New Roman" w:cs="Times New Roman"/>
+        </w:rPr>
+        <w:t xml:space="preserve">, </w:t>
+      </w:r>
+      <w:commentRangeStart w:id="3"/>
+      <w:r>
+        <w:rPr>
+          <w:rFonts w:ascii="Times New Roman" w:hAnsi="Times New Roman" w:cs="Times New Roman"/>
+        </w:rPr>
+        <w:t>…)</w:t>
+      </w:r>
+      <w:commentRangeEnd w:id="3"/>
+      <w:r>
+        <w:rPr>
+          <w:rStyle w:val="CommentReference"/>
+          <w:rFonts w:ascii="Times New Roman" w:hAnsi="Times New Roman" w:cs="Times New Roman"/>
+          <w:sz w:val="24"/>
+          <w:szCs w:val="24"/>
+        </w:rPr>
+        <w:commentReference w:id="3"/>
+      </w:r>
+      <w:r>
+        <w:rPr>
+          <w:rFonts w:ascii="Times New Roman" w:hAnsi="Times New Roman" w:cs="Times New Roman"/>
+        </w:rPr>
+        <w:t>.</w:t>
+      </w:r>
+      <w:r>
+        <w:rPr>
+          <w:rFonts w:ascii="Times New Roman" w:hAnsi="Times New Roman" w:cs="Times New Roman"/>
+        </w:rPr>
+        <w:t xml:space="preserve"> Each flask was then stoppered</w:t>
+      </w:r>
+      <w:r>
+        <w:rPr>
+          <w:rFonts w:ascii="Times New Roman" w:hAnsi="Times New Roman" w:cs="Times New Roman"/>
+        </w:rPr>
+        <w:t xml:space="preserve">, </w:t>
+      </w:r>
+      <w:r>
+        <w:rPr>
+          <w:rFonts w:ascii="Times New Roman" w:hAnsi="Times New Roman" w:cs="Times New Roman"/>
+        </w:rPr>
+        <w:t>the content</w:t>
+      </w:r>
+      <w:r>
+        <w:rPr>
+          <w:rFonts w:ascii="Times New Roman" w:hAnsi="Times New Roman" w:cs="Times New Roman"/>
+        </w:rPr>
+        <w:t>s</w:t>
+      </w:r>
+      <w:r>
+        <w:rPr>
+          <w:rFonts w:ascii="Times New Roman" w:hAnsi="Times New Roman" w:cs="Times New Roman"/>
+        </w:rPr>
+        <w:t xml:space="preserve"> mixed</w:t>
+      </w:r>
+      <w:r>
+        <w:rPr>
+          <w:rFonts w:ascii="Times New Roman" w:hAnsi="Times New Roman" w:cs="Times New Roman"/>
+        </w:rPr>
+        <w:t>, and</w:t>
+      </w:r>
+      <w:r>
+        <w:rPr>
+          <w:rFonts w:ascii="Times New Roman" w:hAnsi="Times New Roman" w:cs="Times New Roman"/>
+        </w:rPr>
+        <w:t xml:space="preserve"> </w:t>
+      </w:r>
+      <w:r>
+        <w:rPr>
+          <w:rFonts w:ascii="Times New Roman" w:hAnsi="Times New Roman" w:cs="Times New Roman"/>
+        </w:rPr>
+        <w:t>a</w:t>
+      </w:r>
+      <w:r>
+        <w:rPr>
+          <w:rFonts w:ascii="Times New Roman" w:hAnsi="Times New Roman" w:cs="Times New Roman"/>
+        </w:rPr>
+        <w:t xml:space="preserve"> needle attached to a nitrogen balloon inserted into each septum.</w:t>
+      </w:r>
+      <w:r>
+        <w:rPr>
+          <w:rFonts w:ascii="Times New Roman" w:hAnsi="Times New Roman" w:cs="Times New Roman"/>
+        </w:rPr>
+        <w:t xml:space="preserve"> </w:t>
+      </w:r>
+      <w:r>
+        <w:rPr>
+          <w:rFonts w:ascii="Times New Roman" w:hAnsi="Times New Roman" w:cs="Times New Roman"/>
+        </w:rPr>
+        <w:t xml:space="preserve">Balloons were regularly topped up. </w:t>
+      </w:r>
+      <w:r>
+        <w:rPr>
+          <w:rFonts w:ascii="Times New Roman" w:hAnsi="Times New Roman" w:cs="Times New Roman"/>
+        </w:rPr>
+        <w:t>T</w:t>
+      </w:r>
+      <w:r>
+        <w:rPr>
+          <w:rFonts w:ascii="Times New Roman" w:hAnsi="Times New Roman" w:cs="Times New Roman"/>
+        </w:rPr>
+        <w:t xml:space="preserve">wo flasks </w:t>
+      </w:r>
+      <w:r>
+        <w:rPr>
+          <w:rFonts w:ascii="Times New Roman" w:hAnsi="Times New Roman" w:cs="Times New Roman"/>
+        </w:rPr>
+        <w:t>were equipped</w:t>
+      </w:r>
+      <w:r>
+        <w:rPr>
+          <w:rFonts w:ascii="Times New Roman" w:hAnsi="Times New Roman" w:cs="Times New Roman"/>
+        </w:rPr>
+        <w:t xml:space="preserve"> with </w:t>
+      </w:r>
+      <w:r>
+        <w:rPr>
+          <w:rFonts w:ascii="Times New Roman" w:hAnsi="Times New Roman" w:cs="Times New Roman"/>
+        </w:rPr>
+        <w:t xml:space="preserve">self-adhesive planar </w:t>
+      </w:r>
+      <w:r>
+        <w:rPr>
+          <w:rFonts w:ascii="Times New Roman" w:hAnsi="Times New Roman" w:cs="Times New Roman"/>
+        </w:rPr>
+        <w:t xml:space="preserve">oxygen </w:t>
+      </w:r>
+      <w:r>
+        <w:rPr>
+          <w:rFonts w:ascii="Times New Roman" w:hAnsi="Times New Roman" w:cs="Times New Roman"/>
+        </w:rPr>
+        <w:t>sensor spots (SP-PSt3-SA-NAU-D5-YOP, PreSens, Regensburg, Germany)</w:t>
+      </w:r>
+      <w:r>
+        <w:rPr>
+          <w:rFonts w:ascii="Times New Roman" w:hAnsi="Times New Roman" w:cs="Times New Roman"/>
+        </w:rPr>
+        <w:t xml:space="preserve"> </w:t>
+      </w:r>
+      <w:r>
+        <w:rPr>
+          <w:rFonts w:ascii="Times New Roman" w:hAnsi="Times New Roman" w:cs="Times New Roman"/>
+        </w:rPr>
+        <w:t>and every minute d</w:t>
+      </w:r>
+      <w:r>
+        <w:rPr>
+          <w:rFonts w:ascii="Times New Roman" w:hAnsi="Times New Roman" w:cs="Times New Roman"/>
+        </w:rPr>
+        <w:t xml:space="preserve">issolved oxygen was measured fibre-optically </w:t>
+      </w:r>
+      <w:r>
+        <w:rPr>
+          <w:rFonts w:ascii="Times New Roman" w:hAnsi="Times New Roman" w:cs="Times New Roman"/>
+        </w:rPr>
+        <w:t xml:space="preserve">through the glass using an </w:t>
+      </w:r>
+      <w:r>
+        <w:rPr>
+          <w:rFonts w:ascii="Times New Roman" w:hAnsi="Times New Roman" w:cs="Times New Roman"/>
+        </w:rPr>
+        <w:t>oxygen meter (OXY-4 SMA G2, PreSens, Regensburg, Germany)</w:t>
+      </w:r>
+      <w:r>
+        <w:rPr>
+          <w:rFonts w:ascii="Times New Roman" w:hAnsi="Times New Roman" w:cs="Times New Roman"/>
+        </w:rPr>
+        <w:t xml:space="preserve">. </w:t>
+      </w:r>
+      <w:r>
+        <w:rPr>
+          <w:rFonts w:ascii="Times New Roman" w:hAnsi="Times New Roman" w:cs="Times New Roman"/>
+        </w:rPr>
+        <w:t>The</w:t>
+      </w:r>
+      <w:r>
+        <w:rPr>
+          <w:rFonts w:ascii="Times New Roman" w:hAnsi="Times New Roman" w:cs="Times New Roman"/>
+        </w:rPr>
+        <w:t xml:space="preserve"> </w:t>
+      </w:r>
+      <w:r>
+        <w:rPr>
+          <w:rFonts w:ascii="Times New Roman" w:hAnsi="Times New Roman" w:cs="Times New Roman"/>
+        </w:rPr>
+        <w:t xml:space="preserve">meter was </w:t>
+      </w:r>
+      <w:r>
+        <w:rPr>
+          <w:rFonts w:ascii="Times New Roman" w:hAnsi="Times New Roman" w:cs="Times New Roman"/>
+        </w:rPr>
+        <w:t xml:space="preserve">specifically </w:t>
+      </w:r>
+      <w:r>
+        <w:rPr>
+          <w:rFonts w:ascii="Times New Roman" w:hAnsi="Times New Roman" w:cs="Times New Roman"/>
+        </w:rPr>
+        <w:t xml:space="preserve">calibrated </w:t>
+      </w:r>
+      <w:r>
+        <w:rPr>
+          <w:rFonts w:ascii="Times New Roman" w:hAnsi="Times New Roman" w:cs="Times New Roman"/>
+        </w:rPr>
+        <w:t xml:space="preserve">to flasks and sensor spots </w:t>
+      </w:r>
+      <w:r>
+        <w:rPr>
+          <w:rFonts w:ascii="Times New Roman" w:hAnsi="Times New Roman" w:cs="Times New Roman"/>
+        </w:rPr>
+        <w:t>using anoxic (1% w/v Na</w:t>
+      </w:r>
+      <w:r>
+        <w:rPr>
+          <w:rFonts w:ascii="Times New Roman" w:hAnsi="Times New Roman" w:cs="Times New Roman"/>
+          <w:vertAlign w:val="subscript"/>
+        </w:rPr>
+        <w:t>2</w:t>
+      </w:r>
+      <w:r>
+        <w:rPr>
+          <w:rFonts w:ascii="Times New Roman" w:hAnsi="Times New Roman" w:cs="Times New Roman"/>
+        </w:rPr>
+        <w:t>SO</w:t>
+      </w:r>
+      <w:r>
+        <w:rPr>
+          <w:rFonts w:ascii="Times New Roman" w:hAnsi="Times New Roman" w:cs="Times New Roman"/>
+          <w:vertAlign w:val="subscript"/>
+        </w:rPr>
+        <w:t>3</w:t>
+      </w:r>
+      <w:r>
+        <w:rPr>
+          <w:rFonts w:ascii="Times New Roman" w:hAnsi="Times New Roman" w:cs="Times New Roman"/>
+        </w:rPr>
+        <w:t>) and air-saturated (bubbled with air) ultrapure water</w:t>
+      </w:r>
+      <w:r>
+        <w:rPr>
+          <w:rFonts w:ascii="Times New Roman" w:hAnsi="Times New Roman" w:cs="Times New Roman"/>
+        </w:rPr>
+        <w:t>.</w:t>
+      </w:r>
+      <w:r>
+        <w:rPr>
+          <w:rFonts w:ascii="Times New Roman" w:hAnsi="Times New Roman" w:cs="Times New Roman"/>
+        </w:rPr>
+        <w:t xml:space="preserve"> </w:t>
+      </w:r>
+      <w:r>
+        <w:rPr>
+          <w:rFonts w:ascii="Times New Roman" w:hAnsi="Times New Roman" w:cs="Times New Roman"/>
+        </w:rPr>
+        <w:t>The c</w:t>
+      </w:r>
+      <w:r>
+        <w:rPr>
+          <w:rFonts w:ascii="Times New Roman" w:hAnsi="Times New Roman" w:cs="Times New Roman"/>
+        </w:rPr>
+        <w:t xml:space="preserve">ontrol </w:t>
+      </w:r>
+      <w:r>
+        <w:rPr>
+          <w:rFonts w:ascii="Times New Roman" w:hAnsi="Times New Roman" w:cs="Times New Roman"/>
+        </w:rPr>
+        <w:t xml:space="preserve">treatment </w:t>
+      </w:r>
+      <w:r>
+        <w:rPr>
+          <w:rFonts w:ascii="Times New Roman" w:hAnsi="Times New Roman" w:cs="Times New Roman"/>
+        </w:rPr>
+        <w:t>reached anoxia after 19 h</w:t>
+      </w:r>
+      <w:r>
+        <w:rPr>
+          <w:rFonts w:ascii="Times New Roman" w:hAnsi="Times New Roman" w:cs="Times New Roman"/>
+        </w:rPr>
+        <w:t>ours</w:t>
+      </w:r>
+      <w:r>
+        <w:rPr>
+          <w:rFonts w:ascii="Times New Roman" w:hAnsi="Times New Roman" w:cs="Times New Roman"/>
+        </w:rPr>
+        <w:t xml:space="preserve"> and the</w:t>
+      </w:r>
+      <w:r>
+        <w:rPr>
+          <w:rFonts w:ascii="Times New Roman" w:hAnsi="Times New Roman" w:cs="Times New Roman"/>
+        </w:rPr>
+        <w:t xml:space="preserve"> sulfate </w:t>
+      </w:r>
+      <w:r>
+        <w:rPr>
+          <w:rFonts w:ascii="Times New Roman" w:hAnsi="Times New Roman" w:cs="Times New Roman"/>
+        </w:rPr>
+        <w:t xml:space="preserve">treatment </w:t>
+      </w:r>
+      <w:r>
+        <w:rPr>
+          <w:rFonts w:ascii="Times New Roman" w:hAnsi="Times New Roman" w:cs="Times New Roman"/>
+        </w:rPr>
+        <w:t>after 27 h</w:t>
+      </w:r>
+      <w:r>
+        <w:rPr>
+          <w:rFonts w:ascii="Times New Roman" w:hAnsi="Times New Roman" w:cs="Times New Roman"/>
+        </w:rPr>
+        <w:t>ours</w:t>
+      </w:r>
+      <w:r>
+        <w:rPr>
+          <w:rFonts w:ascii="Times New Roman" w:hAnsi="Times New Roman" w:cs="Times New Roman"/>
+        </w:rPr>
+        <w:t xml:space="preserve"> (Figure S1).</w:t>
+      </w:r>
+      <w:r>
+        <w:rPr>
+          <w:rFonts w:ascii="Times New Roman" w:hAnsi="Times New Roman" w:cs="Times New Roman"/>
+        </w:rPr>
+        <w:t xml:space="preserve"> </w:t>
+      </w:r>
+      <w:r>
+        <w:rPr>
+          <w:rFonts w:ascii="Times New Roman" w:hAnsi="Times New Roman" w:cs="Times New Roman"/>
+        </w:rPr>
+        <w:t>T</w:t>
+      </w:r>
+      <w:r>
+        <w:rPr>
+          <w:rFonts w:ascii="Times New Roman" w:hAnsi="Times New Roman" w:cs="Times New Roman"/>
+        </w:rPr>
+        <w:t>he experiment</w:t>
+      </w:r>
+      <w:r>
+        <w:rPr>
+          <w:rFonts w:ascii="Times New Roman" w:hAnsi="Times New Roman" w:cs="Times New Roman"/>
+        </w:rPr>
+        <w:t xml:space="preserve"> was </w:t>
+      </w:r>
+      <w:r>
+        <w:rPr>
+          <w:rFonts w:ascii="Times New Roman" w:hAnsi="Times New Roman" w:cs="Times New Roman"/>
+        </w:rPr>
+        <w:t>concluded after</w:t>
+      </w:r>
+      <w:r>
+        <w:rPr>
+          <w:rFonts w:ascii="Times New Roman" w:hAnsi="Times New Roman" w:cs="Times New Roman"/>
+        </w:rPr>
+        <w:t xml:space="preserve"> </w:t>
+      </w:r>
+      <w:r>
+        <w:rPr>
+          <w:rFonts w:ascii="Times New Roman" w:hAnsi="Times New Roman" w:cs="Times New Roman"/>
+        </w:rPr>
+        <w:t>90 days</w:t>
+      </w:r>
+      <w:r>
+        <w:rPr>
+          <w:rFonts w:ascii="Times New Roman" w:hAnsi="Times New Roman" w:cs="Times New Roman"/>
+        </w:rPr>
+        <w:t xml:space="preserve">. One seawater sample </w:t>
+      </w:r>
+      <w:r>
+        <w:rPr>
+          <w:rFonts w:ascii="Times New Roman" w:hAnsi="Times New Roman" w:cs="Times New Roman"/>
+        </w:rPr>
+        <w:t>from</w:t>
+      </w:r>
+      <w:r>
+        <w:rPr>
+          <w:rFonts w:ascii="Times New Roman" w:hAnsi="Times New Roman" w:cs="Times New Roman"/>
+        </w:rPr>
+        <w:t xml:space="preserve"> each iron treatment flask was snap-frozen in liquid nitrogen and </w:t>
+      </w:r>
+      <w:r>
+        <w:rPr>
+          <w:rFonts w:ascii="Times New Roman" w:hAnsi="Times New Roman" w:cs="Times New Roman"/>
+        </w:rPr>
+        <w:t xml:space="preserve">stored at </w:t>
+      </w:r>
+      <w:r>
+        <w:rPr>
+          <w:rFonts w:ascii="Times New Roman" w:hAnsi="Times New Roman" w:cs="Times New Roman"/>
+        </w:rPr>
+        <w:t>−</w:t>
+      </w:r>
+      <w:r>
+        <w:rPr>
+          <w:rFonts w:ascii="Times New Roman" w:hAnsi="Times New Roman" w:cs="Times New Roman"/>
+        </w:rPr>
+        <w:t>80°C for microbial DNA extraction</w:t>
+      </w:r>
+      <w:r>
+        <w:rPr>
+          <w:rFonts w:ascii="Times New Roman" w:hAnsi="Times New Roman" w:cs="Times New Roman"/>
+        </w:rPr>
+        <w:t xml:space="preserve">. </w:t>
+      </w:r>
+      <w:r>
+        <w:rPr>
+          <w:rFonts w:ascii="Times New Roman" w:hAnsi="Times New Roman" w:cs="Times New Roman"/>
+        </w:rPr>
+        <w:t>The remaining s</w:t>
+      </w:r>
+      <w:r>
+        <w:rPr>
+          <w:rFonts w:ascii="Times New Roman" w:hAnsi="Times New Roman" w:cs="Times New Roman"/>
+        </w:rPr>
+        <w:t>eawater was carefully decanted and flasks with particulates were oven dried at 60°C and weighed</w:t>
+      </w:r>
+      <w:r>
+        <w:rPr>
+          <w:rFonts w:ascii="Times New Roman" w:hAnsi="Times New Roman" w:cs="Times New Roman"/>
+        </w:rPr>
+        <w:t xml:space="preserve"> </w:t>
+      </w:r>
+      <w:r>
+        <w:rPr>
+          <w:rFonts w:ascii="Times New Roman" w:hAnsi="Times New Roman" w:cs="Times New Roman"/>
+        </w:rPr>
+        <w:t>(d = 1 mg, Ohaus, Parsippany, USA)</w:t>
+      </w:r>
+      <w:r>
+        <w:rPr>
+          <w:rFonts w:ascii="Times New Roman" w:hAnsi="Times New Roman" w:cs="Times New Roman"/>
+        </w:rPr>
+        <w:t xml:space="preserve"> before being a</w:t>
+      </w:r>
+      <w:r>
+        <w:rPr>
+          <w:rFonts w:ascii="Times New Roman" w:hAnsi="Times New Roman" w:cs="Times New Roman"/>
+        </w:rPr>
+        <w:t xml:space="preserve">cid washed with 1 M </w:t>
+      </w:r>
+      <w:r>
+        <w:rPr>
+          <w:rFonts w:ascii="Times New Roman" w:hAnsi="Times New Roman" w:cs="Times New Roman"/>
+        </w:rPr>
+        <w:t>HCl</w:t>
+      </w:r>
+      <w:r>
+        <w:rPr>
+          <w:rFonts w:ascii="Times New Roman" w:hAnsi="Times New Roman" w:cs="Times New Roman"/>
+        </w:rPr>
+        <w:t xml:space="preserve"> for the third experiment.</w:t>
+      </w:r>
+    </w:p>
+    <w:p>
+      <w:pPr>
+        <w:spacing w:after="0" w:line="240" w:lineRule="auto"/>
+        <w:rPr>
+          <w:rFonts w:ascii="Times New Roman" w:hAnsi="Times New Roman" w:cs="Times New Roman"/>
+        </w:rPr>
+      </w:pPr>
+    </w:p>
+    <w:p>
+      <w:pPr>
+        <w:spacing w:after="0" w:line="240" w:lineRule="auto"/>
+        <w:rPr>
+          <w:rFonts w:ascii="Times New Roman" w:hAnsi="Times New Roman" w:cs="Times New Roman"/>
+        </w:rPr>
+      </w:pPr>
+      <w:r>
+        <w:rPr>
+          <w:rFonts w:ascii="Times New Roman" w:hAnsi="Times New Roman" w:cs="Times New Roman"/>
+        </w:rPr>
+        <w:t>T</w:t>
+      </w:r>
+      <w:r>
+        <w:rPr>
+          <w:rFonts w:ascii="Times New Roman" w:hAnsi="Times New Roman" w:cs="Times New Roman"/>
+        </w:rPr>
+        <w:t xml:space="preserve">he </w:t>
+      </w:r>
+      <w:r>
+        <w:rPr>
+          <w:rFonts w:ascii="Times New Roman" w:hAnsi="Times New Roman" w:cs="Times New Roman"/>
+        </w:rPr>
+        <w:t xml:space="preserve">aim of the </w:t>
+      </w:r>
+      <w:r>
+        <w:rPr>
+          <w:rFonts w:ascii="Times New Roman" w:hAnsi="Times New Roman" w:cs="Times New Roman"/>
+        </w:rPr>
+        <w:t>second experiment</w:t>
+      </w:r>
+      <w:r>
+        <w:rPr>
+          <w:rFonts w:ascii="Times New Roman" w:hAnsi="Times New Roman" w:cs="Times New Roman"/>
+        </w:rPr>
+        <w:t xml:space="preserve"> was to explore </w:t>
+      </w:r>
+      <w:r>
+        <w:rPr>
+          <w:rFonts w:ascii="Times New Roman" w:hAnsi="Times New Roman" w:cs="Times New Roman"/>
+        </w:rPr>
+        <w:t>anaerobic kelp decomposition in</w:t>
+      </w:r>
+      <w:r>
+        <w:rPr>
+          <w:rFonts w:ascii="Times New Roman" w:hAnsi="Times New Roman" w:cs="Times New Roman"/>
+        </w:rPr>
+        <w:t xml:space="preserve"> sediment,</w:t>
+      </w:r>
+      <w:r>
+        <w:rPr>
+          <w:rFonts w:ascii="Times New Roman" w:hAnsi="Times New Roman" w:cs="Times New Roman"/>
+        </w:rPr>
+        <w:t xml:space="preserve"> </w:t>
+      </w:r>
+      <w:r>
+        <w:rPr>
+          <w:rFonts w:ascii="Times New Roman" w:hAnsi="Times New Roman" w:cs="Times New Roman"/>
+        </w:rPr>
+        <w:t xml:space="preserve">where most </w:t>
+      </w:r>
+      <w:r>
+        <w:rPr>
+          <w:rFonts w:ascii="Times New Roman" w:hAnsi="Times New Roman" w:cs="Times New Roman"/>
+        </w:rPr>
+        <w:t xml:space="preserve">anaerobic metabolism naturally occurs </w:t>
+      </w:r>
+      <w:r>
+        <w:rPr>
+          <w:rFonts w:ascii="Times New Roman" w:hAnsi="Times New Roman" w:cs="Times New Roman"/>
+        </w:rPr>
+        <w:t>{Jørgensen, 1982 #81579</w:t>
+      </w:r>
+      <w:r>
+        <w:rPr>
+          <w:rFonts w:ascii="Times New Roman" w:hAnsi="Times New Roman" w:cs="Times New Roman"/>
+        </w:rPr>
+        <w:t xml:space="preserve">; </w:t>
+      </w:r>
+      <w:r>
+        <w:rPr>
+          <w:rFonts w:ascii="Times New Roman" w:hAnsi="Times New Roman" w:cs="Times New Roman"/>
+        </w:rPr>
+        <w:t xml:space="preserve">Canfield et al., </w:t>
+      </w:r>
+      <w:r>
+        <w:rPr>
+          <w:rFonts w:ascii="Times New Roman" w:hAnsi="Times New Roman" w:cs="Times New Roman"/>
+        </w:rPr>
+        <w:lastRenderedPageBreak/>
+        <w:t>1993 #6485</w:t>
+      </w:r>
+      <w:r>
+        <w:rPr>
+          <w:rFonts w:ascii="Times New Roman" w:hAnsi="Times New Roman" w:cs="Times New Roman"/>
+        </w:rPr>
+        <w:t xml:space="preserve">; </w:t>
+      </w:r>
+      <w:r>
+        <w:rPr>
+          <w:rFonts w:ascii="Times New Roman" w:hAnsi="Times New Roman" w:cs="Times New Roman"/>
+        </w:rPr>
+        <w:t>Kasten and Jørgensen, 2000 #154438</w:t>
+      </w:r>
+      <w:r>
+        <w:rPr>
+          <w:rFonts w:ascii="Times New Roman" w:hAnsi="Times New Roman" w:cs="Times New Roman"/>
+        </w:rPr>
+        <w:t xml:space="preserve">; </w:t>
+      </w:r>
+      <w:r>
+        <w:rPr>
+          <w:rFonts w:ascii="Times New Roman" w:hAnsi="Times New Roman" w:cs="Times New Roman"/>
+        </w:rPr>
+        <w:t>Lovley and Phillips, 1986 #134528}</w:t>
+      </w:r>
+      <w:r>
+        <w:rPr>
+          <w:rFonts w:ascii="Times New Roman" w:hAnsi="Times New Roman" w:cs="Times New Roman"/>
+        </w:rPr>
+        <w:t xml:space="preserve">. </w:t>
+      </w:r>
+      <w:r>
+        <w:rPr>
+          <w:rFonts w:ascii="Times New Roman" w:hAnsi="Times New Roman" w:cs="Times New Roman"/>
+        </w:rPr>
+        <w:t xml:space="preserve">On </w:t>
+      </w:r>
+      <w:r>
+        <w:rPr>
+          <w:rFonts w:ascii="Times New Roman" w:hAnsi="Times New Roman" w:cs="Times New Roman"/>
+        </w:rPr>
+        <w:t>26</w:t>
+      </w:r>
+      <w:r>
+        <w:rPr>
+          <w:rFonts w:ascii="Times New Roman" w:hAnsi="Times New Roman" w:cs="Times New Roman"/>
+          <w:vertAlign w:val="superscript"/>
+        </w:rPr>
+        <w:t>th</w:t>
+      </w:r>
+      <w:r>
+        <w:rPr>
+          <w:rFonts w:ascii="Times New Roman" w:hAnsi="Times New Roman" w:cs="Times New Roman"/>
+        </w:rPr>
+        <w:t xml:space="preserve"> June 2024</w:t>
+      </w:r>
+      <w:r>
+        <w:rPr>
+          <w:rFonts w:ascii="Times New Roman" w:hAnsi="Times New Roman" w:cs="Times New Roman"/>
+        </w:rPr>
+        <w:t>, w</w:t>
+      </w:r>
+      <w:r>
+        <w:rPr>
+          <w:rFonts w:ascii="Times New Roman" w:hAnsi="Times New Roman" w:cs="Times New Roman"/>
+        </w:rPr>
+        <w:t xml:space="preserve">e added </w:t>
+      </w:r>
+      <w:r>
+        <w:rPr>
+          <w:rFonts w:ascii="Times New Roman" w:hAnsi="Times New Roman" w:cs="Times New Roman"/>
+        </w:rPr>
+        <w:t>approximately 150 mL of sediment slurry</w:t>
+      </w:r>
+      <w:r>
+        <w:rPr>
+          <w:rFonts w:ascii="Times New Roman" w:hAnsi="Times New Roman" w:cs="Times New Roman"/>
+        </w:rPr>
+        <w:t xml:space="preserve"> </w:t>
+      </w:r>
+      <w:r>
+        <w:rPr>
+          <w:rFonts w:ascii="Times New Roman" w:hAnsi="Times New Roman" w:cs="Times New Roman"/>
+        </w:rPr>
+        <w:t xml:space="preserve">and </w:t>
+      </w:r>
+      <w:r>
+        <w:rPr>
+          <w:rFonts w:ascii="Times New Roman" w:hAnsi="Times New Roman" w:cs="Times New Roman"/>
+        </w:rPr>
+        <w:t xml:space="preserve">2.2 L </w:t>
+      </w:r>
+      <w:r>
+        <w:rPr>
+          <w:rFonts w:ascii="Times New Roman" w:hAnsi="Times New Roman" w:cs="Times New Roman"/>
+        </w:rPr>
+        <w:t xml:space="preserve">of seawater </w:t>
+      </w:r>
+      <w:r>
+        <w:rPr>
+          <w:rFonts w:ascii="Times New Roman" w:hAnsi="Times New Roman" w:cs="Times New Roman"/>
+        </w:rPr>
+        <w:t xml:space="preserve">to each of </w:t>
+      </w:r>
+      <w:r>
+        <w:rPr>
+          <w:rFonts w:ascii="Times New Roman" w:hAnsi="Times New Roman" w:cs="Times New Roman"/>
+        </w:rPr>
+        <w:t xml:space="preserve">eight </w:t>
+      </w:r>
+      <w:r>
+        <w:rPr>
+          <w:rFonts w:ascii="Times New Roman" w:hAnsi="Times New Roman" w:cs="Times New Roman"/>
+        </w:rPr>
+        <w:t xml:space="preserve">amber brown 2.5-L </w:t>
+      </w:r>
+      <w:r>
+        <w:rPr>
+          <w:rFonts w:ascii="Times New Roman" w:hAnsi="Times New Roman" w:cs="Times New Roman"/>
+          <w:color w:val="0A0A0A"/>
+          <w:shd w:val="clear" w:color="auto" w:fill="FFFFFF"/>
+        </w:rPr>
+        <w:t>polyethylene terephthalate</w:t>
+      </w:r>
+      <w:r>
+        <w:rPr>
+          <w:rFonts w:ascii="Times New Roman" w:hAnsi="Times New Roman" w:cs="Times New Roman"/>
+        </w:rPr>
+        <w:t xml:space="preserve"> </w:t>
+      </w:r>
+      <w:r>
+        <w:rPr>
+          <w:rFonts w:ascii="Times New Roman" w:hAnsi="Times New Roman" w:cs="Times New Roman"/>
+        </w:rPr>
+        <w:t>flask</w:t>
+      </w:r>
+      <w:r>
+        <w:rPr>
+          <w:rFonts w:ascii="Times New Roman" w:hAnsi="Times New Roman" w:cs="Times New Roman"/>
+        </w:rPr>
+        <w:t xml:space="preserve"> (KL9161, KegLand, Melbourne, Australia)</w:t>
+      </w:r>
+      <w:r>
+        <w:rPr>
+          <w:rFonts w:ascii="Times New Roman" w:hAnsi="Times New Roman" w:cs="Times New Roman"/>
+        </w:rPr>
+        <w:t xml:space="preserve">. </w:t>
+      </w:r>
+      <w:r>
+        <w:rPr>
+          <w:rFonts w:ascii="Times New Roman" w:hAnsi="Times New Roman" w:cs="Times New Roman"/>
+        </w:rPr>
+        <w:t xml:space="preserve">To avoid adding a seawater microbiome, we </w:t>
+      </w:r>
+      <w:r>
+        <w:rPr>
+          <w:rFonts w:ascii="Times New Roman" w:hAnsi="Times New Roman" w:cs="Times New Roman"/>
+        </w:rPr>
+        <w:t xml:space="preserve">used </w:t>
+      </w:r>
+      <w:r>
+        <w:rPr>
+          <w:rFonts w:ascii="Times New Roman" w:hAnsi="Times New Roman" w:cs="Times New Roman"/>
+        </w:rPr>
+        <w:t>0.2-µm</w:t>
+      </w:r>
+      <w:r>
+        <w:rPr>
+          <w:rFonts w:ascii="Times New Roman" w:hAnsi="Times New Roman" w:cs="Times New Roman"/>
+        </w:rPr>
+        <w:t xml:space="preserve"> </w:t>
+      </w:r>
+      <w:r>
+        <w:rPr>
+          <w:rFonts w:ascii="Times New Roman" w:hAnsi="Times New Roman" w:cs="Times New Roman"/>
+        </w:rPr>
+        <w:t>filtered</w:t>
+      </w:r>
+      <w:r>
+        <w:rPr>
+          <w:rFonts w:ascii="Times New Roman" w:hAnsi="Times New Roman" w:cs="Times New Roman"/>
+        </w:rPr>
+        <w:t xml:space="preserve">, </w:t>
+      </w:r>
+      <w:r>
+        <w:rPr>
+          <w:rFonts w:ascii="Times New Roman" w:hAnsi="Times New Roman" w:cs="Times New Roman"/>
+        </w:rPr>
+        <w:t xml:space="preserve">UV sterilised </w:t>
+      </w:r>
+      <w:r>
+        <w:rPr>
+          <w:rFonts w:ascii="Times New Roman" w:hAnsi="Times New Roman" w:cs="Times New Roman"/>
+        </w:rPr>
+        <w:t xml:space="preserve">and </w:t>
+      </w:r>
+      <w:r>
+        <w:rPr>
+          <w:rFonts w:ascii="Times New Roman" w:hAnsi="Times New Roman" w:cs="Times New Roman"/>
+        </w:rPr>
+        <w:t xml:space="preserve">autoclaved </w:t>
+      </w:r>
+      <w:r>
+        <w:rPr>
+          <w:rFonts w:ascii="Times New Roman" w:hAnsi="Times New Roman" w:cs="Times New Roman"/>
+        </w:rPr>
+        <w:t>seawater</w:t>
+      </w:r>
+      <w:r>
+        <w:rPr>
+          <w:rFonts w:ascii="Times New Roman" w:hAnsi="Times New Roman" w:cs="Times New Roman"/>
+        </w:rPr>
+        <w:t xml:space="preserve"> which was adjusted to </w:t>
+      </w:r>
+      <w:r>
+        <w:rPr>
+          <w:rFonts w:ascii="Times New Roman" w:hAnsi="Times New Roman" w:cs="Times New Roman"/>
+        </w:rPr>
+        <w:t>35‰</w:t>
+      </w:r>
+      <w:r>
+        <w:rPr>
+          <w:rFonts w:ascii="Times New Roman" w:hAnsi="Times New Roman" w:cs="Times New Roman"/>
+        </w:rPr>
+        <w:t xml:space="preserve"> salinity with ultrapure water. </w:t>
+      </w:r>
+      <w:r>
+        <w:rPr>
+          <w:rFonts w:ascii="Times New Roman" w:hAnsi="Times New Roman" w:cs="Times New Roman"/>
+        </w:rPr>
+        <w:t xml:space="preserve">To </w:t>
+      </w:r>
+      <w:r>
+        <w:rPr>
+          <w:rFonts w:ascii="Times New Roman" w:hAnsi="Times New Roman" w:cs="Times New Roman"/>
+        </w:rPr>
+        <w:t xml:space="preserve">prevent a drop in pH due to initial </w:t>
+      </w:r>
+      <w:r>
+        <w:rPr>
+          <w:rFonts w:ascii="Times New Roman" w:hAnsi="Times New Roman" w:cs="Times New Roman"/>
+        </w:rPr>
+        <w:t>aerobic respiration</w:t>
+      </w:r>
+      <w:r>
+        <w:rPr>
+          <w:rFonts w:ascii="Times New Roman" w:hAnsi="Times New Roman" w:cs="Times New Roman"/>
+        </w:rPr>
+        <w:t xml:space="preserve"> </w:t>
+      </w:r>
+      <w:r>
+        <w:rPr>
+          <w:rFonts w:ascii="Times New Roman" w:hAnsi="Times New Roman" w:cs="Times New Roman"/>
+        </w:rPr>
+        <w:t>as</w:t>
+      </w:r>
+      <w:r>
+        <w:rPr>
+          <w:rFonts w:ascii="Times New Roman" w:hAnsi="Times New Roman" w:cs="Times New Roman"/>
+        </w:rPr>
+        <w:t xml:space="preserve"> in the first experiment, we </w:t>
+      </w:r>
+      <w:r>
+        <w:rPr>
+          <w:rFonts w:ascii="Times New Roman" w:hAnsi="Times New Roman" w:cs="Times New Roman"/>
+        </w:rPr>
+        <w:t xml:space="preserve">additionally </w:t>
+      </w:r>
+      <w:r>
+        <w:rPr>
+          <w:rFonts w:ascii="Times New Roman" w:hAnsi="Times New Roman" w:cs="Times New Roman"/>
+        </w:rPr>
+        <w:t xml:space="preserve">deoxygenated the seawater by bubbling with nitrogen gas. </w:t>
+      </w:r>
+      <w:r>
+        <w:rPr>
+          <w:rFonts w:ascii="Times New Roman" w:hAnsi="Times New Roman" w:cs="Times New Roman"/>
+        </w:rPr>
+        <w:t xml:space="preserve">We </w:t>
+      </w:r>
+      <w:r>
+        <w:rPr>
+          <w:rFonts w:ascii="Times New Roman" w:hAnsi="Times New Roman" w:cs="Times New Roman"/>
+        </w:rPr>
+        <w:t>further ensured pH buffering by</w:t>
+      </w:r>
+      <w:r>
+        <w:rPr>
+          <w:rFonts w:ascii="Times New Roman" w:hAnsi="Times New Roman" w:cs="Times New Roman"/>
+        </w:rPr>
+        <w:t xml:space="preserve"> </w:t>
+      </w:r>
+      <w:r>
+        <w:rPr>
+          <w:rFonts w:ascii="Times New Roman" w:hAnsi="Times New Roman" w:cs="Times New Roman"/>
+        </w:rPr>
+        <w:t xml:space="preserve">connecting the headspace of each 2.5-L </w:t>
+      </w:r>
+      <w:r>
+        <w:rPr>
+          <w:rFonts w:ascii="Times New Roman" w:hAnsi="Times New Roman" w:cs="Times New Roman"/>
+        </w:rPr>
+        <w:t>flask</w:t>
+      </w:r>
+      <w:r>
+        <w:rPr>
+          <w:rFonts w:ascii="Times New Roman" w:hAnsi="Times New Roman" w:cs="Times New Roman"/>
+        </w:rPr>
+        <w:t xml:space="preserve"> to a similar </w:t>
+      </w:r>
+      <w:r>
+        <w:rPr>
+          <w:rFonts w:ascii="Times New Roman" w:hAnsi="Times New Roman" w:cs="Times New Roman"/>
+        </w:rPr>
+        <w:t xml:space="preserve">0.5-L </w:t>
+      </w:r>
+      <w:r>
+        <w:rPr>
+          <w:rFonts w:ascii="Times New Roman" w:hAnsi="Times New Roman" w:cs="Times New Roman"/>
+        </w:rPr>
+        <w:t>flask</w:t>
+      </w:r>
+      <w:r>
+        <w:rPr>
+          <w:rFonts w:ascii="Times New Roman" w:hAnsi="Times New Roman" w:cs="Times New Roman"/>
+        </w:rPr>
+        <w:t xml:space="preserve"> </w:t>
+      </w:r>
+      <w:r>
+        <w:rPr>
+          <w:rFonts w:ascii="Times New Roman" w:hAnsi="Times New Roman" w:cs="Times New Roman"/>
+        </w:rPr>
+        <w:t>(</w:t>
+      </w:r>
+      <w:r>
+        <w:rPr>
+          <w:rFonts w:ascii="Times New Roman" w:hAnsi="Times New Roman" w:cs="Times New Roman"/>
+          <w:shd w:val="clear" w:color="auto" w:fill="FFFFFF"/>
+        </w:rPr>
+        <w:t>KL19866</w:t>
+      </w:r>
+      <w:r>
+        <w:rPr>
+          <w:rFonts w:ascii="Times New Roman" w:hAnsi="Times New Roman" w:cs="Times New Roman"/>
+        </w:rPr>
+        <w:t>, KegLand, Melbourne, Australia)</w:t>
+      </w:r>
+      <w:r>
+        <w:rPr>
+          <w:rFonts w:ascii="Times New Roman" w:hAnsi="Times New Roman" w:cs="Times New Roman"/>
+        </w:rPr>
+        <w:t xml:space="preserve"> </w:t>
+      </w:r>
+      <w:r>
+        <w:rPr>
+          <w:rFonts w:ascii="Times New Roman" w:hAnsi="Times New Roman" w:cs="Times New Roman"/>
+        </w:rPr>
+        <w:t xml:space="preserve">with </w:t>
+      </w:r>
+      <w:commentRangeStart w:id="4"/>
+      <w:r>
+        <w:rPr>
+          <w:rFonts w:ascii="Times New Roman" w:hAnsi="Times New Roman" w:cs="Times New Roman"/>
+        </w:rPr>
+        <w:t xml:space="preserve">… mL </w:t>
+      </w:r>
+      <w:commentRangeEnd w:id="4"/>
+      <w:r>
+        <w:rPr>
+          <w:rStyle w:val="CommentReference"/>
+          <w:rFonts w:ascii="Times New Roman" w:hAnsi="Times New Roman" w:cs="Times New Roman"/>
+          <w:sz w:val="24"/>
+          <w:szCs w:val="24"/>
+        </w:rPr>
+        <w:commentReference w:id="4"/>
+      </w:r>
+      <w:r>
+        <w:rPr>
+          <w:rFonts w:ascii="Times New Roman" w:hAnsi="Times New Roman" w:cs="Times New Roman"/>
+        </w:rPr>
+        <w:t xml:space="preserve">of </w:t>
+      </w:r>
+      <w:r>
+        <w:rPr>
+          <w:rFonts w:ascii="Times New Roman" w:hAnsi="Times New Roman" w:cs="Times New Roman"/>
+        </w:rPr>
+        <w:t>1 M sodium hydroxide solution using airtight tubing.</w:t>
+      </w:r>
+      <w:r>
+        <w:rPr>
+          <w:rFonts w:ascii="Times New Roman" w:hAnsi="Times New Roman" w:cs="Times New Roman"/>
+        </w:rPr>
+        <w:t xml:space="preserve"> </w:t>
+      </w:r>
+      <w:r>
+        <w:rPr>
+          <w:rFonts w:ascii="Times New Roman" w:hAnsi="Times New Roman" w:cs="Times New Roman"/>
+        </w:rPr>
+        <w:t xml:space="preserve">This has the added benefit of stripping hydrogen sulfide. Pressure release was ensured via </w:t>
+      </w:r>
+      <w:commentRangeStart w:id="5"/>
+      <w:r>
+        <w:rPr>
+          <w:rFonts w:ascii="Times New Roman" w:hAnsi="Times New Roman" w:cs="Times New Roman"/>
+        </w:rPr>
+        <w:t>check valve</w:t>
+      </w:r>
+      <w:r>
+        <w:rPr>
+          <w:rFonts w:ascii="Times New Roman" w:hAnsi="Times New Roman" w:cs="Times New Roman"/>
+        </w:rPr>
+        <w:t>s</w:t>
+      </w:r>
+      <w:r>
+        <w:rPr>
+          <w:rFonts w:ascii="Times New Roman" w:hAnsi="Times New Roman" w:cs="Times New Roman"/>
+        </w:rPr>
+        <w:t xml:space="preserve"> </w:t>
+      </w:r>
+      <w:commentRangeEnd w:id="5"/>
+      <w:r>
+        <w:rPr>
+          <w:rStyle w:val="CommentReference"/>
+          <w:rFonts w:ascii="Times New Roman" w:hAnsi="Times New Roman" w:cs="Times New Roman"/>
+          <w:sz w:val="24"/>
+          <w:szCs w:val="24"/>
+        </w:rPr>
+        <w:commentReference w:id="5"/>
+      </w:r>
+      <w:r>
+        <w:rPr>
+          <w:rFonts w:ascii="Times New Roman" w:hAnsi="Times New Roman" w:cs="Times New Roman"/>
+        </w:rPr>
+        <w:t>(Duotight, KegLand, Melbourne, Australia)</w:t>
+      </w:r>
+      <w:r>
+        <w:rPr>
+          <w:rFonts w:ascii="Times New Roman" w:hAnsi="Times New Roman" w:cs="Times New Roman"/>
+        </w:rPr>
+        <w:t xml:space="preserve"> in each </w:t>
+      </w:r>
+      <w:r>
+        <w:rPr>
+          <w:rFonts w:ascii="Times New Roman" w:hAnsi="Times New Roman" w:cs="Times New Roman"/>
+        </w:rPr>
+        <w:t>sodium hydroxide</w:t>
+      </w:r>
+      <w:r>
+        <w:rPr>
+          <w:rFonts w:ascii="Times New Roman" w:hAnsi="Times New Roman" w:cs="Times New Roman"/>
+        </w:rPr>
+        <w:t xml:space="preserve"> flask</w:t>
+      </w:r>
+      <w:r>
+        <w:rPr>
+          <w:rFonts w:ascii="Times New Roman" w:hAnsi="Times New Roman" w:cs="Times New Roman"/>
+        </w:rPr>
+        <w:t xml:space="preserve">. </w:t>
+      </w:r>
+      <w:r>
+        <w:rPr>
+          <w:rFonts w:ascii="Times New Roman" w:hAnsi="Times New Roman" w:cs="Times New Roman"/>
+        </w:rPr>
+        <w:t xml:space="preserve">In this experiment we focussed on </w:t>
+      </w:r>
+      <w:r>
+        <w:rPr>
+          <w:rFonts w:ascii="Times New Roman" w:hAnsi="Times New Roman" w:cs="Times New Roman"/>
+        </w:rPr>
+        <w:t>sulfate and sulfur reduction</w:t>
+      </w:r>
+      <w:r>
+        <w:rPr>
+          <w:rFonts w:ascii="Times New Roman" w:hAnsi="Times New Roman" w:cs="Times New Roman"/>
+        </w:rPr>
+        <w:t>. Flasks were thus split into four treatments: blank, control, sulfate and sulfur. The blank treatment consisted only of sediment and seawater to assess baseline metabolism. The remaining treatments additionally</w:t>
+      </w:r>
+      <w:r>
+        <w:rPr>
+          <w:rFonts w:ascii="Times New Roman" w:hAnsi="Times New Roman" w:cs="Times New Roman"/>
+        </w:rPr>
+        <w:t xml:space="preserve"> received </w:t>
+      </w:r>
+      <w:r>
+        <w:rPr>
+          <w:rFonts w:ascii="Times New Roman" w:hAnsi="Times New Roman" w:cs="Times New Roman"/>
+        </w:rPr>
+        <w:t xml:space="preserve">10 </w:t>
+      </w:r>
+      <w:r>
+        <w:rPr>
+          <w:rFonts w:ascii="Times New Roman" w:hAnsi="Times New Roman" w:cs="Times New Roman"/>
+        </w:rPr>
+        <w:t xml:space="preserve">± 0.0034 </w:t>
+      </w:r>
+      <w:r>
+        <w:rPr>
+          <w:rFonts w:ascii="Times New Roman" w:hAnsi="Times New Roman" w:cs="Times New Roman"/>
+        </w:rPr>
+        <w:t xml:space="preserve">g </w:t>
+      </w:r>
+      <w:r>
+        <w:rPr>
+          <w:rFonts w:ascii="Times New Roman" w:hAnsi="Times New Roman" w:cs="Times New Roman"/>
+        </w:rPr>
+        <w:t xml:space="preserve">dry mass of </w:t>
+      </w:r>
+      <w:r>
+        <w:rPr>
+          <w:rFonts w:ascii="Times New Roman" w:hAnsi="Times New Roman" w:cs="Times New Roman"/>
+        </w:rPr>
+        <w:t>lyophilised</w:t>
+      </w:r>
+      <w:r>
+        <w:rPr>
+          <w:rFonts w:ascii="Times New Roman" w:hAnsi="Times New Roman" w:cs="Times New Roman"/>
+        </w:rPr>
+        <w:t xml:space="preserve"> and shredded</w:t>
+      </w:r>
+      <w:r>
+        <w:rPr>
+          <w:rFonts w:ascii="Times New Roman" w:hAnsi="Times New Roman" w:cs="Times New Roman"/>
+        </w:rPr>
+        <w:t xml:space="preserve"> </w:t>
+      </w:r>
+      <w:r>
+        <w:rPr>
+          <w:rFonts w:ascii="Times New Roman" w:hAnsi="Times New Roman" w:cs="Times New Roman"/>
+        </w:rPr>
+        <w:t>kelp</w:t>
+      </w:r>
+      <w:r>
+        <w:rPr>
+          <w:rFonts w:ascii="Times New Roman" w:hAnsi="Times New Roman" w:cs="Times New Roman"/>
+        </w:rPr>
+        <w:t>.</w:t>
+      </w:r>
+      <w:r>
+        <w:rPr>
+          <w:rFonts w:ascii="Times New Roman" w:hAnsi="Times New Roman" w:cs="Times New Roman"/>
+        </w:rPr>
+        <w:t xml:space="preserve"> </w:t>
+      </w:r>
+      <w:r>
+        <w:rPr>
+          <w:rFonts w:ascii="Times New Roman" w:hAnsi="Times New Roman" w:cs="Times New Roman"/>
+        </w:rPr>
+        <w:t>T</w:t>
+      </w:r>
+      <w:r>
+        <w:rPr>
+          <w:rFonts w:ascii="Times New Roman" w:hAnsi="Times New Roman" w:cs="Times New Roman"/>
+        </w:rPr>
+        <w:t xml:space="preserve">he sulfate </w:t>
+      </w:r>
+      <w:r>
+        <w:rPr>
+          <w:rFonts w:ascii="Times New Roman" w:hAnsi="Times New Roman" w:cs="Times New Roman"/>
+        </w:rPr>
+        <w:t xml:space="preserve">treatment received exactly </w:t>
+      </w:r>
+      <w:r>
+        <w:rPr>
+          <w:rFonts w:ascii="Times New Roman" w:hAnsi="Times New Roman" w:cs="Times New Roman"/>
+        </w:rPr>
+        <w:t>27 g</w:t>
+      </w:r>
+      <w:r>
+        <w:rPr>
+          <w:rFonts w:ascii="Times New Roman" w:hAnsi="Times New Roman" w:cs="Times New Roman"/>
+        </w:rPr>
+        <w:t xml:space="preserve"> or </w:t>
+      </w:r>
+      <w:r>
+        <w:rPr>
+          <w:rFonts w:ascii="Times New Roman" w:hAnsi="Times New Roman" w:cs="Times New Roman"/>
+        </w:rPr>
+        <w:t xml:space="preserve">about </w:t>
+      </w:r>
+      <w:r>
+        <w:rPr>
+          <w:rFonts w:ascii="Times New Roman" w:hAnsi="Times New Roman" w:cs="Times New Roman"/>
+        </w:rPr>
+        <w:t>198 mmol</w:t>
+      </w:r>
+      <w:r>
+        <w:rPr>
+          <w:rFonts w:ascii="Times New Roman" w:hAnsi="Times New Roman" w:cs="Times New Roman"/>
+        </w:rPr>
+        <w:t xml:space="preserve"> </w:t>
+      </w:r>
+      <w:r>
+        <w:rPr>
+          <w:rFonts w:ascii="Times New Roman" w:hAnsi="Times New Roman" w:cs="Times New Roman"/>
+        </w:rPr>
+        <w:t xml:space="preserve">of </w:t>
+      </w:r>
+      <w:r>
+        <w:rPr>
+          <w:rFonts w:ascii="Times New Roman" w:hAnsi="Times New Roman" w:cs="Times New Roman"/>
+        </w:rPr>
+        <w:t>CaSO</w:t>
+      </w:r>
+      <w:r>
+        <w:rPr>
+          <w:rFonts w:ascii="Times New Roman" w:hAnsi="Times New Roman" w:cs="Times New Roman"/>
+          <w:vertAlign w:val="subscript"/>
+        </w:rPr>
+        <w:t>4</w:t>
+      </w:r>
+      <w:r>
+        <w:rPr>
+          <w:rFonts w:ascii="Times New Roman" w:hAnsi="Times New Roman" w:cs="Times New Roman"/>
+        </w:rPr>
+        <w:t xml:space="preserve">. </w:t>
+      </w:r>
+      <w:r>
+        <w:rPr>
+          <w:rFonts w:ascii="Times New Roman" w:hAnsi="Times New Roman" w:cs="Times New Roman"/>
+        </w:rPr>
+        <w:t>The</w:t>
+      </w:r>
+      <w:r>
+        <w:rPr>
+          <w:rFonts w:ascii="Times New Roman" w:hAnsi="Times New Roman" w:cs="Times New Roman"/>
+        </w:rPr>
+        <w:t xml:space="preserve"> sulfur treatment </w:t>
+      </w:r>
+      <w:r>
+        <w:rPr>
+          <w:rFonts w:ascii="Times New Roman" w:hAnsi="Times New Roman" w:cs="Times New Roman"/>
+        </w:rPr>
+        <w:t xml:space="preserve">received exactly </w:t>
+      </w:r>
+      <w:r>
+        <w:rPr>
+          <w:rFonts w:ascii="Times New Roman" w:hAnsi="Times New Roman" w:cs="Times New Roman"/>
+        </w:rPr>
+        <w:t xml:space="preserve">19 g </w:t>
+      </w:r>
+      <w:r>
+        <w:rPr>
+          <w:rFonts w:ascii="Times New Roman" w:hAnsi="Times New Roman" w:cs="Times New Roman"/>
+        </w:rPr>
+        <w:t xml:space="preserve">or about 593 mmol </w:t>
+      </w:r>
+      <w:r>
+        <w:rPr>
+          <w:rFonts w:ascii="Times New Roman" w:hAnsi="Times New Roman" w:cs="Times New Roman"/>
+        </w:rPr>
+        <w:t>sulfur</w:t>
+      </w:r>
+      <w:r>
+        <w:rPr>
+          <w:rFonts w:ascii="Times New Roman" w:hAnsi="Times New Roman" w:cs="Times New Roman"/>
+        </w:rPr>
+        <w:t xml:space="preserve"> (</w:t>
+      </w:r>
+      <w:commentRangeStart w:id="6"/>
+      <w:r>
+        <w:rPr>
+          <w:rFonts w:ascii="Times New Roman" w:hAnsi="Times New Roman" w:cs="Times New Roman"/>
+        </w:rPr>
+        <w:t>…</w:t>
+      </w:r>
+      <w:commentRangeEnd w:id="6"/>
+      <w:r>
+        <w:rPr>
+          <w:rStyle w:val="CommentReference"/>
+          <w:rFonts w:ascii="Times New Roman" w:hAnsi="Times New Roman" w:cs="Times New Roman"/>
+          <w:sz w:val="24"/>
+          <w:szCs w:val="24"/>
+        </w:rPr>
+        <w:commentReference w:id="6"/>
+      </w:r>
+      <w:r>
+        <w:rPr>
+          <w:rFonts w:ascii="Times New Roman" w:hAnsi="Times New Roman" w:cs="Times New Roman"/>
+        </w:rPr>
+        <w:t>)</w:t>
+      </w:r>
+      <w:r>
+        <w:rPr>
+          <w:rFonts w:ascii="Times New Roman" w:hAnsi="Times New Roman" w:cs="Times New Roman"/>
+        </w:rPr>
+        <w:t xml:space="preserve">. </w:t>
+      </w:r>
+      <w:r>
+        <w:rPr>
+          <w:rFonts w:ascii="Times New Roman" w:hAnsi="Times New Roman" w:cs="Times New Roman"/>
+        </w:rPr>
+        <w:t>Each flask was then stoppered</w:t>
+      </w:r>
+      <w:r>
+        <w:rPr>
+          <w:rFonts w:ascii="Times New Roman" w:hAnsi="Times New Roman" w:cs="Times New Roman"/>
+        </w:rPr>
+        <w:t xml:space="preserve"> and </w:t>
+      </w:r>
+      <w:r>
+        <w:rPr>
+          <w:rFonts w:ascii="Times New Roman" w:hAnsi="Times New Roman" w:cs="Times New Roman"/>
+        </w:rPr>
+        <w:t>the contents mixed</w:t>
+      </w:r>
+      <w:r>
+        <w:rPr>
+          <w:rFonts w:ascii="Times New Roman" w:hAnsi="Times New Roman" w:cs="Times New Roman"/>
+        </w:rPr>
+        <w:t>.</w:t>
+      </w:r>
+      <w:r>
+        <w:rPr>
+          <w:rFonts w:ascii="Times New Roman" w:hAnsi="Times New Roman" w:cs="Times New Roman"/>
+        </w:rPr>
+        <w:t xml:space="preserve"> </w:t>
+      </w:r>
+      <w:r>
+        <w:rPr>
+          <w:rFonts w:ascii="Times New Roman" w:hAnsi="Times New Roman" w:cs="Times New Roman"/>
+        </w:rPr>
+        <w:t xml:space="preserve">The experiment was concluded after </w:t>
+      </w:r>
+      <w:r>
+        <w:rPr>
+          <w:rFonts w:ascii="Times New Roman" w:hAnsi="Times New Roman" w:cs="Times New Roman"/>
+        </w:rPr>
+        <w:t>217</w:t>
+      </w:r>
+      <w:r>
+        <w:rPr>
+          <w:rFonts w:ascii="Times New Roman" w:hAnsi="Times New Roman" w:cs="Times New Roman"/>
+        </w:rPr>
+        <w:t xml:space="preserve"> days. </w:t>
+      </w:r>
+      <w:r>
+        <w:rPr>
+          <w:rFonts w:ascii="Times New Roman" w:hAnsi="Times New Roman" w:cs="Times New Roman"/>
+        </w:rPr>
+        <w:t>A</w:t>
+      </w:r>
+      <w:r>
+        <w:rPr>
+          <w:rFonts w:ascii="Times New Roman" w:hAnsi="Times New Roman" w:cs="Times New Roman"/>
+        </w:rPr>
+        <w:t xml:space="preserve"> </w:t>
+      </w:r>
+      <w:r>
+        <w:rPr>
+          <w:rFonts w:ascii="Times New Roman" w:hAnsi="Times New Roman" w:cs="Times New Roman"/>
+        </w:rPr>
+        <w:t>sediment slurry</w:t>
+      </w:r>
+      <w:r>
+        <w:rPr>
+          <w:rFonts w:ascii="Times New Roman" w:hAnsi="Times New Roman" w:cs="Times New Roman"/>
+        </w:rPr>
+        <w:t xml:space="preserve"> sample </w:t>
+      </w:r>
+      <w:r>
+        <w:rPr>
+          <w:rFonts w:ascii="Times New Roman" w:hAnsi="Times New Roman" w:cs="Times New Roman"/>
+        </w:rPr>
+        <w:t xml:space="preserve">from each </w:t>
+      </w:r>
+      <w:r>
+        <w:rPr>
+          <w:rFonts w:ascii="Times New Roman" w:hAnsi="Times New Roman" w:cs="Times New Roman"/>
+        </w:rPr>
+        <w:t xml:space="preserve">flask was snap-frozen in liquid nitrogen and stored at </w:t>
+      </w:r>
+      <w:r>
+        <w:rPr>
+          <w:rFonts w:ascii="Times New Roman" w:hAnsi="Times New Roman" w:cs="Times New Roman"/>
+        </w:rPr>
+        <w:t>−</w:t>
+      </w:r>
+      <w:r>
+        <w:rPr>
+          <w:rFonts w:ascii="Times New Roman" w:hAnsi="Times New Roman" w:cs="Times New Roman"/>
+        </w:rPr>
+        <w:t>80°C for microbial DNA extraction.</w:t>
+      </w:r>
+    </w:p>
+    <w:p>
+      <w:pPr>
+        <w:spacing w:after="0" w:line="240" w:lineRule="auto"/>
+        <w:rPr>
+          <w:rFonts w:ascii="Times New Roman" w:hAnsi="Times New Roman" w:cs="Times New Roman"/>
+        </w:rPr>
+      </w:pPr>
+    </w:p>
+    <w:p>
+      <w:pPr>
+        <w:spacing w:after="0" w:line="240" w:lineRule="auto"/>
+        <w:rPr>
+          <w:rFonts w:ascii="Times New Roman" w:hAnsi="Times New Roman" w:cs="Times New Roman"/>
+        </w:rPr>
+      </w:pPr>
+      <w:r>
+        <w:rPr>
+          <w:rFonts w:ascii="Times New Roman" w:hAnsi="Times New Roman" w:cs="Times New Roman"/>
+        </w:rPr>
+        <w:t>The aim of the</w:t>
+      </w:r>
+      <w:r>
+        <w:rPr>
+          <w:rFonts w:ascii="Times New Roman" w:hAnsi="Times New Roman" w:cs="Times New Roman"/>
+        </w:rPr>
+        <w:t xml:space="preserve"> third experiment</w:t>
+      </w:r>
+      <w:r>
+        <w:rPr>
+          <w:rFonts w:ascii="Times New Roman" w:hAnsi="Times New Roman" w:cs="Times New Roman"/>
+        </w:rPr>
+        <w:t xml:space="preserve"> was to </w:t>
+      </w:r>
+      <w:r>
+        <w:rPr>
+          <w:rFonts w:ascii="Times New Roman" w:hAnsi="Times New Roman" w:cs="Times New Roman"/>
+        </w:rPr>
+        <w:t xml:space="preserve">test the potency of our anaerobic culture isolated from sediment on fresh and </w:t>
+      </w:r>
+      <w:r>
+        <w:rPr>
+          <w:rFonts w:ascii="Times New Roman" w:hAnsi="Times New Roman" w:cs="Times New Roman"/>
+        </w:rPr>
+        <w:t>lyophilised</w:t>
+      </w:r>
+      <w:r>
+        <w:rPr>
+          <w:rFonts w:ascii="Times New Roman" w:hAnsi="Times New Roman" w:cs="Times New Roman"/>
+        </w:rPr>
+        <w:t xml:space="preserve"> kelp. </w:t>
+      </w:r>
+      <w:r>
+        <w:rPr>
+          <w:rFonts w:ascii="Times New Roman" w:hAnsi="Times New Roman" w:cs="Times New Roman"/>
+        </w:rPr>
+        <w:t xml:space="preserve">On </w:t>
+      </w:r>
+      <w:r>
+        <w:rPr>
+          <w:rFonts w:ascii="Times New Roman" w:hAnsi="Times New Roman" w:cs="Times New Roman"/>
+        </w:rPr>
+        <w:t>13</w:t>
+      </w:r>
+      <w:r>
+        <w:rPr>
+          <w:rFonts w:ascii="Times New Roman" w:hAnsi="Times New Roman" w:cs="Times New Roman"/>
+          <w:vertAlign w:val="superscript"/>
+        </w:rPr>
+        <w:t>th</w:t>
+      </w:r>
+      <w:r>
+        <w:rPr>
+          <w:rFonts w:ascii="Times New Roman" w:hAnsi="Times New Roman" w:cs="Times New Roman"/>
+        </w:rPr>
+        <w:t xml:space="preserve"> August 2024,</w:t>
+      </w:r>
+      <w:r>
+        <w:rPr>
+          <w:rFonts w:ascii="Times New Roman" w:hAnsi="Times New Roman" w:cs="Times New Roman"/>
+        </w:rPr>
+        <w:t xml:space="preserve"> we combined</w:t>
+      </w:r>
+      <w:r>
+        <w:rPr>
+          <w:rFonts w:ascii="Times New Roman" w:hAnsi="Times New Roman" w:cs="Times New Roman"/>
+        </w:rPr>
+        <w:t xml:space="preserve"> 0.78 ± 0.21 g dry mass</w:t>
+      </w:r>
+      <w:r>
+        <w:rPr>
+          <w:rFonts w:ascii="Times New Roman" w:hAnsi="Times New Roman" w:cs="Times New Roman"/>
+        </w:rPr>
+        <w:t xml:space="preserve"> </w:t>
+      </w:r>
+      <w:r>
+        <w:rPr>
+          <w:rFonts w:ascii="Times New Roman" w:hAnsi="Times New Roman" w:cs="Times New Roman"/>
+        </w:rPr>
+        <w:t>of kelp (</w:t>
+      </w:r>
+      <w:r>
+        <w:rPr>
+          <w:rFonts w:ascii="Times New Roman" w:hAnsi="Times New Roman" w:cs="Times New Roman"/>
+        </w:rPr>
+        <w:t xml:space="preserve">equivalently </w:t>
+      </w:r>
+      <w:r>
+        <w:rPr>
+          <w:rFonts w:ascii="Times New Roman" w:hAnsi="Times New Roman" w:cs="Times New Roman"/>
+        </w:rPr>
+        <w:t>6.2 ± 1.3 g buoyant mass in 300 mL seawater)</w:t>
+      </w:r>
+      <w:r>
+        <w:rPr>
+          <w:rFonts w:ascii="Times New Roman" w:hAnsi="Times New Roman" w:cs="Times New Roman"/>
+        </w:rPr>
+        <w:t xml:space="preserve"> </w:t>
+      </w:r>
+      <w:r>
+        <w:rPr>
+          <w:rFonts w:ascii="Times New Roman" w:hAnsi="Times New Roman" w:cs="Times New Roman"/>
+        </w:rPr>
+        <w:t>with 1 L of</w:t>
+      </w:r>
+      <w:r>
+        <w:rPr>
+          <w:rFonts w:ascii="Times New Roman" w:hAnsi="Times New Roman" w:cs="Times New Roman"/>
+        </w:rPr>
+        <w:t xml:space="preserve"> sterile</w:t>
+      </w:r>
+      <w:r>
+        <w:rPr>
+          <w:rFonts w:ascii="Times New Roman" w:hAnsi="Times New Roman" w:cs="Times New Roman"/>
+        </w:rPr>
+        <w:t xml:space="preserve">, deoxygenated </w:t>
+      </w:r>
+      <w:r>
+        <w:rPr>
+          <w:rFonts w:ascii="Times New Roman" w:hAnsi="Times New Roman" w:cs="Times New Roman"/>
+        </w:rPr>
+        <w:t>seawater</w:t>
+      </w:r>
+      <w:r>
+        <w:rPr>
+          <w:rFonts w:ascii="Times New Roman" w:hAnsi="Times New Roman" w:cs="Times New Roman"/>
+        </w:rPr>
+        <w:t xml:space="preserve"> </w:t>
+      </w:r>
+      <w:r>
+        <w:rPr>
+          <w:rFonts w:ascii="Times New Roman" w:hAnsi="Times New Roman" w:cs="Times New Roman"/>
+        </w:rPr>
+        <w:t xml:space="preserve">inoculated with </w:t>
+      </w:r>
+      <w:commentRangeStart w:id="7"/>
+      <w:r>
+        <w:rPr>
+          <w:rFonts w:ascii="Times New Roman" w:hAnsi="Times New Roman" w:cs="Times New Roman"/>
+        </w:rPr>
+        <w:t xml:space="preserve">1 mL of </w:t>
+      </w:r>
+      <w:r>
+        <w:rPr>
+          <w:rFonts w:ascii="Times New Roman" w:hAnsi="Times New Roman" w:cs="Times New Roman"/>
+        </w:rPr>
+        <w:t>culture</w:t>
+      </w:r>
+      <w:commentRangeEnd w:id="7"/>
+      <w:r>
+        <w:rPr>
+          <w:rStyle w:val="CommentReference"/>
+          <w:rFonts w:ascii="Times New Roman" w:hAnsi="Times New Roman" w:cs="Times New Roman"/>
+          <w:sz w:val="24"/>
+          <w:szCs w:val="24"/>
+        </w:rPr>
+        <w:commentReference w:id="7"/>
+      </w:r>
+      <w:r>
+        <w:rPr>
+          <w:rFonts w:ascii="Times New Roman" w:hAnsi="Times New Roman" w:cs="Times New Roman"/>
+        </w:rPr>
+        <w:t xml:space="preserve"> </w:t>
+      </w:r>
+      <w:r>
+        <w:rPr>
+          <w:rFonts w:ascii="Times New Roman" w:hAnsi="Times New Roman" w:cs="Times New Roman"/>
+        </w:rPr>
+        <w:t xml:space="preserve">in </w:t>
+      </w:r>
+      <w:r>
+        <w:rPr>
+          <w:rFonts w:ascii="Times New Roman" w:hAnsi="Times New Roman" w:cs="Times New Roman"/>
+        </w:rPr>
+        <w:t xml:space="preserve">the </w:t>
+      </w:r>
+      <w:r>
+        <w:rPr>
+          <w:rFonts w:ascii="Times New Roman" w:hAnsi="Times New Roman" w:cs="Times New Roman"/>
+        </w:rPr>
+        <w:t>six round</w:t>
+      </w:r>
+      <w:r>
+        <w:rPr>
+          <w:rFonts w:ascii="Times New Roman" w:hAnsi="Times New Roman" w:cs="Times New Roman"/>
+        </w:rPr>
+        <w:t>-</w:t>
+      </w:r>
+      <w:r>
+        <w:rPr>
+          <w:rFonts w:ascii="Times New Roman" w:hAnsi="Times New Roman" w:cs="Times New Roman"/>
+        </w:rPr>
+        <w:t>bottom flasks</w:t>
+      </w:r>
+      <w:r>
+        <w:rPr>
+          <w:rFonts w:ascii="Times New Roman" w:hAnsi="Times New Roman" w:cs="Times New Roman"/>
+        </w:rPr>
+        <w:t xml:space="preserve"> from the first experiment.</w:t>
+      </w:r>
+      <w:r>
+        <w:rPr>
+          <w:rFonts w:ascii="Times New Roman" w:hAnsi="Times New Roman" w:cs="Times New Roman"/>
+        </w:rPr>
+        <w:t xml:space="preserve"> </w:t>
+      </w:r>
+      <w:r>
+        <w:rPr>
+          <w:rFonts w:ascii="Times New Roman" w:hAnsi="Times New Roman" w:cs="Times New Roman"/>
+        </w:rPr>
+        <w:t xml:space="preserve">A 1-mL triplicate of culture was </w:t>
+      </w:r>
+      <w:r>
+        <w:rPr>
+          <w:rFonts w:ascii="Times New Roman" w:hAnsi="Times New Roman" w:cs="Times New Roman"/>
+        </w:rPr>
+        <w:t xml:space="preserve">snap-frozen in liquid nitrogen and stored at </w:t>
+      </w:r>
+      <w:r>
+        <w:rPr>
+          <w:rFonts w:ascii="Times New Roman" w:hAnsi="Times New Roman" w:cs="Times New Roman"/>
+        </w:rPr>
+        <w:t>−</w:t>
+      </w:r>
+      <w:r>
+        <w:rPr>
+          <w:rFonts w:ascii="Times New Roman" w:hAnsi="Times New Roman" w:cs="Times New Roman"/>
+        </w:rPr>
+        <w:t>80°C for microbial DNA extraction.</w:t>
+      </w:r>
+      <w:r>
+        <w:rPr>
+          <w:rFonts w:ascii="Times New Roman" w:hAnsi="Times New Roman" w:cs="Times New Roman"/>
+        </w:rPr>
+        <w:t xml:space="preserve"> </w:t>
+      </w:r>
+      <w:r>
+        <w:rPr>
+          <w:rFonts w:ascii="Times New Roman" w:hAnsi="Times New Roman" w:cs="Times New Roman"/>
+        </w:rPr>
+        <w:t>Half the flasks received fresh kelp</w:t>
+      </w:r>
+      <w:r>
+        <w:rPr>
+          <w:rFonts w:ascii="Times New Roman" w:hAnsi="Times New Roman" w:cs="Times New Roman"/>
+        </w:rPr>
+        <w:t xml:space="preserve"> </w:t>
+      </w:r>
+      <w:r>
+        <w:rPr>
+          <w:rFonts w:ascii="Times New Roman" w:hAnsi="Times New Roman" w:cs="Times New Roman"/>
+        </w:rPr>
+        <w:t>in the form of</w:t>
+      </w:r>
+      <w:r>
+        <w:rPr>
+          <w:rFonts w:ascii="Times New Roman" w:hAnsi="Times New Roman" w:cs="Times New Roman"/>
+        </w:rPr>
+        <w:t xml:space="preserve"> intact laterals (leaflike appendages)</w:t>
+      </w:r>
+      <w:r>
+        <w:rPr>
+          <w:rFonts w:ascii="Times New Roman" w:hAnsi="Times New Roman" w:cs="Times New Roman"/>
+        </w:rPr>
+        <w:t>, kept alive overnight in aerated</w:t>
+      </w:r>
+      <w:r>
+        <w:rPr>
+          <w:rFonts w:ascii="Times New Roman" w:hAnsi="Times New Roman" w:cs="Times New Roman"/>
+        </w:rPr>
+        <w:t xml:space="preserve"> and circulated</w:t>
+      </w:r>
+      <w:r>
+        <w:rPr>
+          <w:rFonts w:ascii="Times New Roman" w:hAnsi="Times New Roman" w:cs="Times New Roman"/>
+        </w:rPr>
+        <w:t xml:space="preserve"> aquaria supplied with light (</w:t>
+      </w:r>
+      <w:r>
+        <w:rPr>
+          <w:rFonts w:ascii="Times New Roman" w:hAnsi="Times New Roman" w:cs="Times New Roman"/>
+        </w:rPr>
+        <w:t xml:space="preserve">Zeus, </w:t>
+      </w:r>
+      <w:r>
+        <w:rPr>
+          <w:rFonts w:ascii="Times New Roman" w:hAnsi="Times New Roman" w:cs="Times New Roman"/>
+          <w:color w:val="000000"/>
+          <w:shd w:val="clear" w:color="auto" w:fill="FFFFFF"/>
+        </w:rPr>
+        <w:t>Ledzeal, Shenzhen Topline Lighting Technology, Shenzhen, China</w:t>
+      </w:r>
+      <w:r>
+        <w:rPr>
+          <w:rFonts w:ascii="Times New Roman" w:hAnsi="Times New Roman" w:cs="Times New Roman"/>
+        </w:rPr>
+        <w:t>). The</w:t>
+      </w:r>
+      <w:r>
+        <w:rPr>
+          <w:rFonts w:ascii="Times New Roman" w:hAnsi="Times New Roman" w:cs="Times New Roman"/>
+        </w:rPr>
+        <w:t xml:space="preserve"> other half received lyophilised and shredded kelp as before.</w:t>
+      </w:r>
+      <w:r>
+        <w:rPr>
+          <w:rFonts w:ascii="Times New Roman" w:hAnsi="Times New Roman" w:cs="Times New Roman"/>
+        </w:rPr>
+        <w:t xml:space="preserve"> Flasks were not amended with additional compounds</w:t>
+      </w:r>
+      <w:r>
+        <w:rPr>
+          <w:rFonts w:ascii="Times New Roman" w:hAnsi="Times New Roman" w:cs="Times New Roman"/>
+        </w:rPr>
+        <w:t xml:space="preserve"> as electron acceptors</w:t>
+      </w:r>
+      <w:r>
+        <w:rPr>
+          <w:rFonts w:ascii="Times New Roman" w:hAnsi="Times New Roman" w:cs="Times New Roman"/>
+        </w:rPr>
+        <w:t>.</w:t>
+      </w:r>
+      <w:r>
+        <w:rPr>
+          <w:rFonts w:ascii="Times New Roman" w:hAnsi="Times New Roman" w:cs="Times New Roman"/>
+        </w:rPr>
+        <w:t xml:space="preserve"> </w:t>
+      </w:r>
+      <w:r>
+        <w:rPr>
+          <w:rFonts w:ascii="Times New Roman" w:hAnsi="Times New Roman" w:cs="Times New Roman"/>
+        </w:rPr>
+        <w:t>The experiment was concluded after</w:t>
+      </w:r>
+      <w:r>
+        <w:rPr>
+          <w:rFonts w:ascii="Times New Roman" w:hAnsi="Times New Roman" w:cs="Times New Roman"/>
+        </w:rPr>
+        <w:t xml:space="preserve"> </w:t>
+      </w:r>
+      <w:r>
+        <w:rPr>
+          <w:rFonts w:ascii="Times New Roman" w:hAnsi="Times New Roman" w:cs="Times New Roman"/>
+        </w:rPr>
+        <w:t>169 days</w:t>
+      </w:r>
+      <w:r>
+        <w:rPr>
+          <w:rFonts w:ascii="Times New Roman" w:hAnsi="Times New Roman" w:cs="Times New Roman"/>
+        </w:rPr>
+        <w:t>.</w:t>
+      </w:r>
+      <w:r>
+        <w:rPr>
+          <w:rFonts w:ascii="Times New Roman" w:hAnsi="Times New Roman" w:cs="Times New Roman"/>
+        </w:rPr>
+        <w:t xml:space="preserve"> A</w:t>
+      </w:r>
+      <w:r>
+        <w:rPr>
+          <w:rFonts w:ascii="Times New Roman" w:hAnsi="Times New Roman" w:cs="Times New Roman"/>
+        </w:rPr>
+        <w:t xml:space="preserve"> seawater sample from each flask was snap-frozen in liquid nitrogen and </w:t>
+      </w:r>
+      <w:r>
+        <w:rPr>
+          <w:rFonts w:ascii="Times New Roman" w:hAnsi="Times New Roman" w:cs="Times New Roman"/>
+        </w:rPr>
+        <w:t>stored at −80°C for microbial DNA extraction.</w:t>
+      </w:r>
+    </w:p>
+    <w:p>
+      <w:pPr>
+        <w:spacing w:after="0" w:line="240" w:lineRule="auto"/>
+        <w:rPr>
+          <w:rFonts w:ascii="Times New Roman" w:hAnsi="Times New Roman" w:cs="Times New Roman"/>
+        </w:rPr>
+      </w:pPr>
+    </w:p>
+    <w:p>
+      <w:pPr>
+        <w:pStyle w:val="p1"/>
+        <w:rPr>
+          <w:rFonts w:ascii="Times New Roman" w:hAnsi="Times New Roman"/>
+          <w:sz w:val="24"/>
+          <w:szCs w:val="24"/>
+        </w:rPr>
+      </w:pPr>
+      <w:r>
+        <w:rPr>
+          <w:rFonts w:ascii="Times New Roman" w:hAnsi="Times New Roman"/>
+          <w:sz w:val="24"/>
+          <w:szCs w:val="24"/>
+        </w:rPr>
+        <w:t>Total alkalinity</w:t>
+      </w:r>
+      <w:r>
+        <w:rPr>
+          <w:rFonts w:ascii="Times New Roman" w:hAnsi="Times New Roman"/>
+          <w:sz w:val="24"/>
+          <w:szCs w:val="24"/>
+        </w:rPr>
+        <w:t xml:space="preserve"> was determined by titration of 10-mL samples with 0.012 M </w:t>
+      </w:r>
+      <w:r>
+        <w:rPr>
+          <w:rFonts w:ascii="Times New Roman" w:hAnsi="Times New Roman"/>
+          <w:sz w:val="24"/>
+          <w:szCs w:val="24"/>
+        </w:rPr>
+        <w:t xml:space="preserve">or 0.1 M </w:t>
+      </w:r>
+      <w:r>
+        <w:rPr>
+          <w:rFonts w:ascii="Times New Roman" w:hAnsi="Times New Roman"/>
+          <w:sz w:val="24"/>
+          <w:szCs w:val="24"/>
+        </w:rPr>
+        <w:t>HCl</w:t>
+      </w:r>
+      <w:r>
+        <w:rPr>
+          <w:rFonts w:ascii="Times New Roman" w:hAnsi="Times New Roman"/>
+          <w:sz w:val="24"/>
+          <w:szCs w:val="24"/>
+        </w:rPr>
+        <w:t xml:space="preserve">, depending on the alkalinity of the sample. Refrigerated samples were </w:t>
+      </w:r>
+      <w:r>
+        <w:rPr>
+          <w:rFonts w:ascii="Times New Roman" w:hAnsi="Times New Roman"/>
+          <w:sz w:val="24"/>
+          <w:szCs w:val="24"/>
+        </w:rPr>
+        <w:t>placed in a</w:t>
+      </w:r>
+      <w:r>
+        <w:rPr>
+          <w:rFonts w:ascii="Times New Roman" w:hAnsi="Times New Roman"/>
+          <w:sz w:val="24"/>
+          <w:szCs w:val="24"/>
+        </w:rPr>
+        <w:t xml:space="preserve"> 25°C water bath</w:t>
+      </w:r>
+      <w:r>
+        <w:rPr>
+          <w:rFonts w:ascii="Times New Roman" w:hAnsi="Times New Roman"/>
+          <w:sz w:val="24"/>
+          <w:szCs w:val="24"/>
+        </w:rPr>
+        <w:t xml:space="preserve"> and allowed to reach a stable temperature prior to analysis.</w:t>
+      </w:r>
+      <w:r>
+        <w:rPr>
+          <w:rFonts w:ascii="Times New Roman" w:hAnsi="Times New Roman"/>
+          <w:sz w:val="24"/>
+          <w:szCs w:val="24"/>
+        </w:rPr>
+        <w:t xml:space="preserve"> 10 mL were then slowly pipetted into a water jacket </w:t>
+      </w:r>
+      <w:r>
+        <w:rPr>
+          <w:rFonts w:ascii="Times New Roman" w:hAnsi="Times New Roman"/>
+          <w:sz w:val="24"/>
+          <w:szCs w:val="24"/>
+        </w:rPr>
+        <w:t xml:space="preserve">titration </w:t>
+      </w:r>
+      <w:r>
+        <w:rPr>
+          <w:rFonts w:ascii="Times New Roman" w:hAnsi="Times New Roman"/>
+          <w:sz w:val="24"/>
+          <w:szCs w:val="24"/>
+        </w:rPr>
+        <w:t>vessel kept at 25°C. The pipette was regularly calibrated using the gravimetric method. Both titrant bottle and titration vessel contained a magnetic stir bar and were continuously stirred during titration</w:t>
+      </w:r>
+      <w:r>
+        <w:rPr>
+          <w:rFonts w:ascii="Times New Roman" w:hAnsi="Times New Roman"/>
+          <w:sz w:val="24"/>
+          <w:szCs w:val="24"/>
+        </w:rPr>
+        <w:t xml:space="preserve"> </w:t>
+      </w:r>
+      <w:r>
+        <w:rPr>
+          <w:rFonts w:ascii="Times New Roman" w:hAnsi="Times New Roman"/>
+          <w:sz w:val="24"/>
+          <w:szCs w:val="24"/>
+        </w:rPr>
+        <w:t xml:space="preserve">(841 Titrando, Metrohm, Herisau, Switzerland). </w:t>
+      </w:r>
+      <w:r>
+        <w:rPr>
+          <w:rFonts w:ascii="Times New Roman" w:hAnsi="Times New Roman"/>
+          <w:sz w:val="24"/>
+          <w:szCs w:val="24"/>
+        </w:rPr>
+        <w:t>Our titration method was validated</w:t>
+      </w:r>
+      <w:r>
+        <w:rPr>
+          <w:rFonts w:ascii="Times New Roman" w:hAnsi="Times New Roman"/>
+          <w:sz w:val="24"/>
+          <w:szCs w:val="24"/>
+        </w:rPr>
+        <w:t xml:space="preserve"> against certified reference material (CRM</w:t>
+      </w:r>
+      <w:r>
+        <w:rPr>
+          <w:rFonts w:ascii="Times New Roman" w:hAnsi="Times New Roman"/>
+          <w:sz w:val="24"/>
+          <w:szCs w:val="24"/>
+        </w:rPr>
+        <w:t xml:space="preserve"> B</w:t>
+      </w:r>
+      <w:r>
+        <w:rPr>
+          <w:rFonts w:ascii="Times New Roman" w:hAnsi="Times New Roman"/>
+          <w:sz w:val="24"/>
+          <w:szCs w:val="24"/>
+        </w:rPr>
+        <w:t>atch 205</w:t>
+      </w:r>
+      <w:r>
+        <w:rPr>
+          <w:rFonts w:ascii="Times New Roman" w:hAnsi="Times New Roman"/>
+          <w:sz w:val="24"/>
+          <w:szCs w:val="24"/>
+        </w:rPr>
+        <w:t xml:space="preserve">, </w:t>
+      </w:r>
+      <w:r>
+        <w:rPr>
+          <w:rFonts w:ascii="Times New Roman" w:hAnsi="Times New Roman"/>
+          <w:sz w:val="24"/>
+          <w:szCs w:val="24"/>
+        </w:rPr>
+        <w:t xml:space="preserve">TA = </w:t>
+      </w:r>
+      <w:r>
+        <w:rPr>
+          <w:rFonts w:ascii="Times New Roman" w:hAnsi="Times New Roman"/>
+          <w:sz w:val="24"/>
+          <w:szCs w:val="24"/>
+        </w:rPr>
+        <w:t>2202.05 ± 0.36</w:t>
+      </w:r>
+      <w:r>
+        <w:rPr>
+          <w:rFonts w:ascii="Times New Roman" w:hAnsi="Times New Roman"/>
+          <w:sz w:val="24"/>
+          <w:szCs w:val="24"/>
+        </w:rPr>
+        <w:t xml:space="preserve"> µmol kg</w:t>
+      </w:r>
+      <w:r>
+        <w:rPr>
+          <w:rFonts w:ascii="Times New Roman" w:hAnsi="Times New Roman"/>
+          <w:sz w:val="24"/>
+          <w:szCs w:val="24"/>
+          <w:vertAlign w:val="superscript"/>
+        </w:rPr>
+        <w:t>−</w:t>
+      </w:r>
+      <w:r>
+        <w:rPr>
+          <w:rFonts w:ascii="Times New Roman" w:hAnsi="Times New Roman"/>
+          <w:sz w:val="24"/>
+          <w:szCs w:val="24"/>
+          <w:vertAlign w:val="superscript"/>
+        </w:rPr>
+        <w:t>1</w:t>
+      </w:r>
+      <w:r>
+        <w:rPr>
+          <w:rFonts w:ascii="Times New Roman" w:hAnsi="Times New Roman"/>
+          <w:sz w:val="24"/>
+          <w:szCs w:val="24"/>
+        </w:rPr>
+        <w:t xml:space="preserve">, </w:t>
+      </w:r>
+      <w:r>
+        <w:rPr>
+          <w:rFonts w:ascii="Times New Roman" w:hAnsi="Times New Roman"/>
+          <w:sz w:val="24"/>
+          <w:szCs w:val="24"/>
+        </w:rPr>
+        <w:t xml:space="preserve">Marine Physical Laboratory, Scripps Institution of Oceanography, </w:t>
+      </w:r>
+      <w:r>
+        <w:rPr>
+          <w:rFonts w:ascii="Times New Roman" w:hAnsi="Times New Roman"/>
+          <w:sz w:val="24"/>
+          <w:szCs w:val="24"/>
+        </w:rPr>
+        <w:fldChar w:fldCharType="begin"/>
+      </w:r>
+      <w:r>
+        <w:rPr>
+          <w:rFonts w:ascii="Times New Roman" w:hAnsi="Times New Roman"/>
+          <w:sz w:val="24"/>
+          <w:szCs w:val="24"/>
+        </w:rPr>
+        <w:instrText>ADDIN BEC{Dickson et al., 2003 #95657}</w:instrText>
+      </w:r>
+      <w:r>
+        <w:rPr>
+          <w:rFonts w:ascii="Times New Roman" w:hAnsi="Times New Roman"/>
+          <w:sz w:val="24"/>
+          <w:szCs w:val="24"/>
+        </w:rPr>
+        <w:fldChar w:fldCharType="separate"/>
+      </w:r>
+      <w:r>
+        <w:rPr>
+          <w:rFonts w:ascii="Times New Roman" w:hAnsi="Times New Roman"/>
+          <w:sz w:val="24"/>
+          <w:szCs w:val="24"/>
+        </w:rPr>
+        <w:t>(Dickson et al. 2003)</w:t>
+      </w:r>
+      <w:r>
+        <w:rPr>
+          <w:rFonts w:ascii="Times New Roman" w:hAnsi="Times New Roman"/>
+          <w:sz w:val="24"/>
+          <w:szCs w:val="24"/>
+        </w:rPr>
+        <w:fldChar w:fldCharType="end"/>
+      </w:r>
+      <w:r>
+        <w:rPr>
+          <w:rFonts w:ascii="Times New Roman" w:hAnsi="Times New Roman"/>
+          <w:sz w:val="24"/>
+          <w:szCs w:val="24"/>
+        </w:rPr>
+        <w:t xml:space="preserve">. </w:t>
+      </w:r>
+      <w:r>
+        <w:rPr>
+          <w:rFonts w:ascii="Times New Roman" w:hAnsi="Times New Roman"/>
+          <w:sz w:val="24"/>
+          <w:szCs w:val="24"/>
+        </w:rPr>
+        <w:t>T</w:t>
+      </w:r>
+      <w:r>
+        <w:rPr>
+          <w:rFonts w:ascii="Times New Roman" w:hAnsi="Times New Roman"/>
+          <w:sz w:val="24"/>
+          <w:szCs w:val="24"/>
+        </w:rPr>
+        <w:t xml:space="preserve">his was done by titrating the CRM and then adjusting sample </w:t>
+      </w:r>
+      <w:r>
+        <w:rPr>
+          <w:rFonts w:ascii="Times New Roman" w:hAnsi="Times New Roman"/>
+          <w:sz w:val="24"/>
+          <w:szCs w:val="24"/>
+        </w:rPr>
+        <w:t>alkalinity</w:t>
+      </w:r>
+      <w:r>
+        <w:rPr>
+          <w:rFonts w:ascii="Times New Roman" w:hAnsi="Times New Roman"/>
+          <w:sz w:val="24"/>
+          <w:szCs w:val="24"/>
+        </w:rPr>
+        <w:t xml:space="preserve"> based on the difference between known and measured CRM </w:t>
+      </w:r>
+      <w:r>
+        <w:rPr>
+          <w:rFonts w:ascii="Times New Roman" w:hAnsi="Times New Roman"/>
+          <w:sz w:val="24"/>
+          <w:szCs w:val="24"/>
+        </w:rPr>
+        <w:t>alkalinity</w:t>
+      </w:r>
+      <w:r>
+        <w:rPr>
+          <w:rFonts w:ascii="Times New Roman" w:hAnsi="Times New Roman"/>
+          <w:sz w:val="24"/>
+          <w:szCs w:val="24"/>
+        </w:rPr>
+        <w:t>.</w:t>
+      </w:r>
+      <w:r>
+        <w:rPr>
+          <w:rFonts w:ascii="Times New Roman" w:hAnsi="Times New Roman"/>
+          <w:sz w:val="24"/>
+          <w:szCs w:val="24"/>
+        </w:rPr>
+        <w:t xml:space="preserve"> </w:t>
+      </w:r>
+      <w:r>
+        <w:rPr>
+          <w:rFonts w:ascii="Times New Roman" w:hAnsi="Times New Roman"/>
+          <w:sz w:val="24"/>
+          <w:szCs w:val="24"/>
+        </w:rPr>
+        <w:t xml:space="preserve">The pH probe was </w:t>
+      </w:r>
+      <w:r>
+        <w:rPr>
+          <w:rFonts w:ascii="Times New Roman" w:hAnsi="Times New Roman"/>
+          <w:sz w:val="24"/>
+          <w:szCs w:val="24"/>
+        </w:rPr>
+        <w:t>regularly</w:t>
+      </w:r>
+      <w:r>
+        <w:rPr>
+          <w:rFonts w:ascii="Times New Roman" w:hAnsi="Times New Roman"/>
+          <w:sz w:val="24"/>
+          <w:szCs w:val="24"/>
+        </w:rPr>
+        <w:t xml:space="preserve"> calibrated using three buffers, usually on the day of titration but up to a week prior to titration.</w:t>
+      </w:r>
+    </w:p>
+    <w:p>
+      <w:pPr>
+        <w:spacing w:after="0" w:line="240" w:lineRule="auto"/>
+        <w:rPr>
+          <w:rFonts w:ascii="Times New Roman" w:hAnsi="Times New Roman" w:cs="Times New Roman"/>
+        </w:rPr>
+      </w:pPr>
+    </w:p>
+    <w:p>
+      <w:pPr>
+        <w:spacing w:after="0" w:line="240" w:lineRule="auto"/>
+        <w:rPr>
+          <w:rFonts w:ascii="Times New Roman" w:hAnsi="Times New Roman" w:cs="Times New Roman"/>
+        </w:rPr>
+      </w:pPr>
+      <w:commentRangeStart w:id="8"/>
+      <w:r>
+        <w:rPr>
+          <w:rFonts w:ascii="Times New Roman" w:hAnsi="Times New Roman" w:cs="Times New Roman"/>
+        </w:rPr>
+        <w:t xml:space="preserve">Nutrients were measured </w:t>
+      </w:r>
+      <w:r>
+        <w:rPr>
+          <w:rFonts w:ascii="Times New Roman" w:hAnsi="Times New Roman" w:cs="Times New Roman"/>
+        </w:rPr>
+        <w:t xml:space="preserve">using </w:t>
+      </w:r>
+      <w:r>
+        <w:rPr>
+          <w:rFonts w:ascii="Times New Roman" w:hAnsi="Times New Roman" w:cs="Times New Roman"/>
+        </w:rPr>
+        <w:t>flow injection analysis (Lachat Quikchem 8500 Series 2, Hach, Loveland, Colorado). We targeted nitrogen in ammonium and nitrogen oxides as well as phosphorus in phosphate.</w:t>
+      </w:r>
+      <w:commentRangeEnd w:id="8"/>
+      <w:r>
+        <w:rPr>
+          <w:rStyle w:val="CommentReference"/>
+          <w:rFonts w:ascii="Times New Roman" w:hAnsi="Times New Roman" w:cs="Times New Roman"/>
+          <w:sz w:val="24"/>
+          <w:szCs w:val="24"/>
+        </w:rPr>
+        <w:commentReference w:id="8"/>
+      </w:r>
+    </w:p>
+    <w:p>
+      <w:pPr>
+        <w:spacing w:after="0" w:line="240" w:lineRule="auto"/>
+        <w:rPr>
+          <w:rFonts w:ascii="Times New Roman" w:hAnsi="Times New Roman" w:cs="Times New Roman"/>
+        </w:rPr>
+      </w:pPr>
+      <w:r>
+        <w:rPr>
+          <w:rFonts w:ascii="Times New Roman" w:hAnsi="Times New Roman" w:cs="Times New Roman"/>
+        </w:rPr>
+        <w:lastRenderedPageBreak/>
+        <w:t xml:space="preserve">Microbial DNA was extracted using a soil extraction kit (Powersoil Pro, Qiagen, Hilden, Germany). Extracted DNA was sequenced at the Australian Genome Research Facility using PacBio long read sequencing. </w:t>
+      </w:r>
+      <w:r>
+        <w:rPr>
+          <w:rFonts w:ascii="Times New Roman" w:hAnsi="Times New Roman" w:cs="Times New Roman"/>
+        </w:rPr>
+        <w:t>DADA2</w:t>
+      </w:r>
+    </w:p>
+    <w:p>
+      <w:pPr>
+        <w:spacing w:after="0" w:line="240" w:lineRule="auto"/>
+        <w:rPr>
+          <w:rFonts w:ascii="Times New Roman" w:hAnsi="Times New Roman" w:cs="Times New Roman"/>
+        </w:rPr>
+      </w:pPr>
+    </w:p>
+    <w:p>
+      <w:pPr>
+        <w:spacing w:after="0" w:line="240" w:lineRule="auto"/>
+        <w:rPr>
+          <w:rFonts w:ascii="Times New Roman" w:hAnsi="Times New Roman" w:cs="Times New Roman"/>
+        </w:rPr>
+      </w:pPr>
+      <w:r>
+        <w:rPr>
+          <w:rFonts w:ascii="Times New Roman" w:hAnsi="Times New Roman" w:cs="Times New Roman"/>
+        </w:rPr>
+        <w:t>Total</w:t>
+      </w:r>
+      <w:r>
+        <w:rPr>
+          <w:rFonts w:ascii="Times New Roman" w:hAnsi="Times New Roman" w:cs="Times New Roman"/>
+        </w:rPr>
+        <w:t xml:space="preserve"> alkalinity and ammonium production were inferred using the logistic model</w:t>
+      </w:r>
+    </w:p>
+    <w:p>
+      <w:pPr>
+        <w:spacing w:after="0" w:line="240" w:lineRule="auto"/>
+        <w:rPr>
+          <w:rFonts w:ascii="Times New Roman" w:hAnsi="Times New Roman" w:cs="Times New Roman"/>
+        </w:rPr>
+      </w:pPr>
+    </w:p>
+    <w:p>
+      <w:pPr>
+        <w:tabs>
+          <w:tab w:val="right" w:pos="9026"/>
+        </w:tabs>
+        <w:spacing w:after="0" w:line="240" w:lineRule="auto"/>
+        <w:rPr>
+          <w:rFonts w:eastAsiaTheme="minorEastAsia"/>
+          <w:lang w:bidi="he-IL"/>
+        </w:rPr>
+      </w:pPr>
+      <m:oMath>
+        <m:r>
+          <w:rPr>
+            <w:rFonts w:ascii="Cambria Math" w:hAnsi="Cambria Math"/>
+          </w:rPr>
+          <m:t xml:space="preserve">c </m:t>
+        </m:r>
+        <m:r>
+          <w:rPr>
+            <w:rFonts w:ascii="Cambria Math" w:hAnsi="Cambria Math"/>
+          </w:rPr>
+          <m:t xml:space="preserve">~ </m:t>
+        </m:r>
+        <m:r>
+          <m:rPr>
+            <m:sty m:val="p"/>
+          </m:rPr>
+          <w:rPr>
+            <w:rFonts w:ascii="Cambria Math" w:eastAsiaTheme="minorEastAsia" w:hAnsi="Cambria Math"/>
+            <w:lang w:bidi="he-IL"/>
+          </w:rPr>
+          <m:t>Gamma</m:t>
+        </m:r>
+        <m:r>
+          <w:rPr>
+            <w:rFonts w:ascii="Cambria Math" w:eastAsiaTheme="minorEastAsia" w:hAnsi="Cambria Math"/>
+            <w:lang w:bidi="he-IL"/>
+          </w:rPr>
+          <m:t xml:space="preserve">( </m:t>
+        </m:r>
+        <m:f>
+          <m:fPr>
+            <m:type m:val="lin"/>
+            <m:ctrlPr>
+              <w:rPr>
+                <w:rFonts w:ascii="Cambria Math" w:eastAsiaTheme="minorEastAsia" w:hAnsi="Cambria Math"/>
+                <w:i/>
+                <w:lang w:bidi="he-IL"/>
+              </w:rPr>
+            </m:ctrlPr>
+          </m:fPr>
+          <m:num>
+            <m:sSub>
+              <m:sSubPr>
+                <m:ctrlPr>
+                  <w:rPr>
+                    <w:rFonts w:ascii="Cambria Math" w:eastAsiaTheme="minorEastAsia" w:hAnsi="Cambria Math"/>
+                    <w:i/>
+                  </w:rPr>
+                </m:ctrlPr>
+              </m:sSubPr>
+              <m:e>
+                <m:r>
+                  <w:rPr>
+                    <w:rFonts w:ascii="Cambria Math" w:eastAsiaTheme="minorEastAsia" w:hAnsi="Cambria Math"/>
+                    <w:lang w:bidi="he-IL"/>
+                  </w:rPr>
+                  <m:t>μ</m:t>
+                </m:r>
+              </m:e>
+              <m:sub>
+                <m:r>
+                  <w:rPr>
+                    <w:rFonts w:ascii="Cambria Math" w:eastAsiaTheme="minorEastAsia" w:hAnsi="Cambria Math"/>
+                    <w:lang w:bidi="he-IL"/>
+                  </w:rPr>
+                  <m:t>i</m:t>
+                </m:r>
+              </m:sub>
+            </m:sSub>
+          </m:num>
+          <m:den>
+            <m:r>
+              <w:rPr>
+                <w:rFonts w:ascii="Cambria Math" w:eastAsiaTheme="minorEastAsia" w:hAnsi="Cambria Math"/>
+                <w:lang w:bidi="he-IL"/>
+              </w:rPr>
+              <m:t>θ</m:t>
+            </m:r>
+          </m:den>
+        </m:f>
+        <m:r>
+          <w:rPr>
+            <w:rFonts w:ascii="Cambria Math" w:eastAsiaTheme="minorEastAsia" w:hAnsi="Cambria Math"/>
+            <w:lang w:bidi="he-IL"/>
+          </w:rPr>
+          <m:t>,</m:t>
+        </m:r>
+        <m:r>
+          <w:rPr>
+            <w:rFonts w:ascii="Cambria Math" w:eastAsiaTheme="minorEastAsia" w:hAnsi="Cambria Math"/>
+          </w:rPr>
+          <m:t xml:space="preserve"> </m:t>
+        </m:r>
+        <m:f>
+          <m:fPr>
+            <m:type m:val="lin"/>
+            <m:ctrlPr>
+              <w:rPr>
+                <w:rFonts w:ascii="Cambria Math" w:eastAsiaTheme="minorEastAsia" w:hAnsi="Cambria Math"/>
+                <w:i/>
+              </w:rPr>
+            </m:ctrlPr>
+          </m:fPr>
+          <m:num>
+            <m:r>
+              <w:rPr>
+                <w:rFonts w:ascii="Cambria Math" w:eastAsiaTheme="minorEastAsia" w:hAnsi="Cambria Math"/>
+              </w:rPr>
+              <m:t>1</m:t>
+            </m:r>
+          </m:num>
+          <m:den>
+            <m:r>
+              <w:rPr>
+                <w:rFonts w:ascii="Cambria Math" w:eastAsiaTheme="minorEastAsia" w:hAnsi="Cambria Math"/>
+                <w:lang w:bidi="he-IL"/>
+              </w:rPr>
+              <m:t>θ</m:t>
+            </m:r>
+          </m:den>
+        </m:f>
+        <m:r>
+          <w:rPr>
+            <w:rFonts w:ascii="Cambria Math" w:eastAsiaTheme="minorEastAsia" w:hAnsi="Cambria Math"/>
+            <w:lang w:bidi="he-IL"/>
+          </w:rPr>
+          <m:t xml:space="preserve"> )</m:t>
+        </m:r>
+      </m:oMath>
+      <w:r>
+        <w:rPr>
+          <w:rFonts w:eastAsiaTheme="minorEastAsia"/>
+          <w:lang w:bidi="he-IL"/>
+        </w:rPr>
+        <w:tab/>
+        <w:t>(4)</w:t>
+      </w:r>
+    </w:p>
+    <w:p>
+      <w:pPr>
+        <w:tabs>
+          <w:tab w:val="right" w:pos="9026"/>
+        </w:tabs>
+        <w:spacing w:after="0" w:line="240" w:lineRule="auto"/>
+        <w:rPr>
+          <w:rFonts w:eastAsiaTheme="minorEastAsia"/>
+          <w:lang w:bidi="he-IL"/>
+        </w:rPr>
+      </w:pPr>
+      <m:oMath>
+        <m:sSub>
+          <m:sSubPr>
+            <m:ctrlPr>
+              <w:rPr>
+                <w:rFonts w:ascii="Cambria Math" w:eastAsiaTheme="minorEastAsia" w:hAnsi="Cambria Math"/>
+                <w:i/>
+              </w:rPr>
+            </m:ctrlPr>
+          </m:sSubPr>
+          <m:e>
+            <m:r>
+              <w:rPr>
+                <w:rFonts w:ascii="Cambria Math" w:eastAsiaTheme="minorEastAsia" w:hAnsi="Cambria Math"/>
+                <w:lang w:bidi="he-IL"/>
+              </w:rPr>
+              <m:t>μ</m:t>
+            </m:r>
+          </m:e>
+          <m:sub>
+            <m:r>
+              <w:rPr>
+                <w:rFonts w:ascii="Cambria Math" w:eastAsiaTheme="minorEastAsia" w:hAnsi="Cambria Math"/>
+                <w:lang w:bidi="he-IL"/>
+              </w:rPr>
+              <m:t>i</m:t>
+            </m:r>
+          </m:sub>
+        </m:sSub>
+        <m:r>
+          <w:rPr>
+            <w:rFonts w:ascii="Cambria Math" w:hAnsi="Cambria Math"/>
+          </w:rPr>
+          <m:t>=</m:t>
+        </m:r>
+      </m:oMath>
+      <w:r>
+        <w:rPr>
+          <w:rFonts w:eastAsiaTheme="minorEastAsia"/>
+          <w:lang w:bidi="he-IL"/>
+        </w:rPr>
+        <w:tab/>
+      </w:r>
+    </w:p>
+    <w:p>
+      <w:pPr>
+        <w:spacing w:after="0" w:line="240" w:lineRule="auto"/>
+      </w:pPr>
+      <m:oMath>
+        <m:func>
+          <m:funcPr>
+            <m:ctrlPr>
+              <w:rPr>
+                <w:rFonts w:ascii="Cambria Math" w:eastAsiaTheme="minorEastAsia" w:hAnsi="Cambria Math"/>
+                <w:i/>
+              </w:rPr>
+            </m:ctrlPr>
+          </m:funcPr>
+          <m:fName>
+            <m:r>
+              <m:rPr>
+                <m:sty m:val="p"/>
+              </m:rPr>
+              <w:rPr>
+                <w:rFonts w:ascii="Cambria Math" w:eastAsiaTheme="minorEastAsia" w:hAnsi="Cambria Math"/>
+                <w:lang w:bidi="he-IL"/>
+              </w:rPr>
+              <m:t>ln</m:t>
+            </m:r>
+          </m:fName>
+          <m:e>
+            <m:sSub>
+              <m:sSubPr>
+                <m:ctrlPr>
+                  <w:rPr>
+                    <w:rFonts w:ascii="Cambria Math" w:eastAsiaTheme="minorEastAsia" w:hAnsi="Cambria Math"/>
+                    <w:i/>
+                  </w:rPr>
+                </m:ctrlPr>
+              </m:sSubPr>
+              <m:e>
+                <m:r>
+                  <w:rPr>
+                    <w:rFonts w:ascii="Cambria Math" w:eastAsiaTheme="minorEastAsia" w:hAnsi="Cambria Math"/>
+                    <w:lang w:bidi="he-IL"/>
+                  </w:rPr>
+                  <m:t>k</m:t>
+                </m:r>
+              </m:e>
+              <m:sub>
+                <m:r>
+                  <w:rPr>
+                    <w:rFonts w:ascii="Cambria Math" w:eastAsiaTheme="minorEastAsia" w:hAnsi="Cambria Math"/>
+                    <w:lang w:bidi="he-IL"/>
+                  </w:rPr>
+                  <m:t>i</m:t>
+                </m:r>
+              </m:sub>
+            </m:sSub>
+          </m:e>
+        </m:func>
+        <m:r>
+          <w:rPr>
+            <w:rFonts w:ascii="Cambria Math" w:hAnsi="Cambria Math"/>
+          </w:rPr>
+          <m:t>=</m:t>
+        </m:r>
+        <m:acc>
+          <m:accPr>
+            <m:chr m:val="̅"/>
+            <m:ctrlPr>
+              <w:rPr>
+                <w:rFonts w:ascii="Cambria Math" w:hAnsi="Cambria Math"/>
+                <w:i/>
+              </w:rPr>
+            </m:ctrlPr>
+          </m:accPr>
+          <m:e>
+            <m:r>
+              <w:rPr>
+                <w:rFonts w:ascii="Cambria Math" w:hAnsi="Cambria Math"/>
+              </w:rPr>
+              <m:t>α</m:t>
+            </m:r>
+          </m:e>
+        </m:acc>
+        <m:r>
+          <w:rPr>
+            <w:rFonts w:ascii="Cambria Math" w:hAnsi="Cambria Math"/>
+          </w:rPr>
+          <m:t>+</m:t>
+        </m:r>
+        <m:sSub>
+          <m:sSubPr>
+            <m:ctrlPr>
+              <w:rPr>
+                <w:rFonts w:ascii="Cambria Math" w:hAnsi="Cambria Math"/>
+                <w:i/>
+              </w:rPr>
+            </m:ctrlPr>
+          </m:sSubPr>
+          <m:e>
+            <m:r>
+              <w:rPr>
+                <w:rFonts w:ascii="Cambria Math" w:hAnsi="Cambria Math"/>
+              </w:rPr>
+              <m:t>α</m:t>
+            </m:r>
+          </m:e>
+          <m:sub>
+            <m:sSub>
+              <m:sSubPr>
+                <m:ctrlPr>
+                  <w:rPr>
+                    <w:rFonts w:ascii="Cambria Math" w:hAnsi="Cambria Math"/>
+                    <w:i/>
+                  </w:rPr>
+                </m:ctrlPr>
+              </m:sSubPr>
+              <m:e>
+                <m:r>
+                  <w:rPr>
+                    <w:rFonts w:ascii="Cambria Math" w:hAnsi="Cambria Math"/>
+                  </w:rPr>
+                  <m:t>K</m:t>
+                </m:r>
+              </m:e>
+              <m:sub>
+                <m:r>
+                  <w:rPr>
+                    <w:rFonts w:ascii="Cambria Math" w:hAnsi="Cambria Math"/>
+                  </w:rPr>
+                  <m:t>i</m:t>
+                </m:r>
+              </m:sub>
+            </m:sSub>
+          </m:sub>
+        </m:sSub>
+        <m:r>
+          <w:rPr>
+            <w:rFonts w:ascii="Cambria Math" w:hAnsi="Cambria Math"/>
+          </w:rPr>
+          <m:t>+</m:t>
+        </m:r>
+        <m:sSub>
+          <m:sSubPr>
+            <m:ctrlPr>
+              <w:rPr>
+                <w:rFonts w:ascii="Cambria Math" w:hAnsi="Cambria Math"/>
+                <w:i/>
+              </w:rPr>
+            </m:ctrlPr>
+          </m:sSubPr>
+          <m:e>
+            <m:r>
+              <w:rPr>
+                <w:rFonts w:ascii="Cambria Math" w:hAnsi="Cambria Math"/>
+              </w:rPr>
+              <m:t>α</m:t>
+            </m:r>
+          </m:e>
+          <m:sub>
+            <m:sSub>
+              <m:sSubPr>
+                <m:ctrlPr>
+                  <w:rPr>
+                    <w:rFonts w:ascii="Cambria Math" w:hAnsi="Cambria Math"/>
+                    <w:i/>
+                  </w:rPr>
+                </m:ctrlPr>
+              </m:sSubPr>
+              <m:e>
+                <m:r>
+                  <w:rPr>
+                    <w:rFonts w:ascii="Cambria Math" w:hAnsi="Cambria Math"/>
+                  </w:rPr>
+                  <m:t>S</m:t>
+                </m:r>
+              </m:e>
+              <m:sub>
+                <m:r>
+                  <w:rPr>
+                    <w:rFonts w:ascii="Cambria Math" w:hAnsi="Cambria Math"/>
+                  </w:rPr>
+                  <m:t>i</m:t>
+                </m:r>
+              </m:sub>
+            </m:sSub>
+          </m:sub>
+        </m:sSub>
+        <m:r>
+          <w:rPr>
+            <w:rFonts w:ascii="Cambria Math" w:hAnsi="Cambria Math"/>
+          </w:rPr>
+          <m:t>+β</m:t>
+        </m:r>
+        <m:sSub>
+          <m:sSubPr>
+            <m:ctrlPr>
+              <w:rPr>
+                <w:rFonts w:ascii="Cambria Math" w:hAnsi="Cambria Math"/>
+                <w:i/>
+              </w:rPr>
+            </m:ctrlPr>
+          </m:sSubPr>
+          <m:e>
+            <m:r>
+              <w:rPr>
+                <w:rFonts w:ascii="Cambria Math" w:hAnsi="Cambria Math"/>
+              </w:rPr>
+              <m:t>L</m:t>
+            </m:r>
+          </m:e>
+          <m:sub>
+            <m:r>
+              <w:rPr>
+                <w:rFonts w:ascii="Cambria Math" w:hAnsi="Cambria Math"/>
+              </w:rPr>
+              <m:t>i</m:t>
+            </m:r>
+          </m:sub>
+        </m:sSub>
+      </m:oMath>
+      <w:r>
+        <w:t xml:space="preserve"> </w:t>
+      </w:r>
+    </w:p>
+    <w:p>
+      <w:pPr>
+        <w:spacing w:after="0" w:line="240" w:lineRule="auto"/>
+      </w:pPr>
+      <m:oMath>
+        <m:func>
+          <m:funcPr>
+            <m:ctrlPr>
+              <w:rPr>
+                <w:rFonts w:ascii="Cambria Math" w:eastAsiaTheme="minorEastAsia" w:hAnsi="Cambria Math"/>
+                <w:i/>
+              </w:rPr>
+            </m:ctrlPr>
+          </m:funcPr>
+          <m:fName>
+            <m:r>
+              <m:rPr>
+                <m:sty m:val="p"/>
+              </m:rPr>
+              <w:rPr>
+                <w:rFonts w:ascii="Cambria Math" w:eastAsiaTheme="minorEastAsia" w:hAnsi="Cambria Math"/>
+                <w:lang w:bidi="he-IL"/>
+              </w:rPr>
+              <m:t>logit</m:t>
+            </m:r>
+          </m:fName>
+          <m:e>
+            <m:sSub>
+              <m:sSubPr>
+                <m:ctrlPr>
+                  <w:rPr>
+                    <w:rFonts w:ascii="Cambria Math" w:eastAsiaTheme="minorEastAsia" w:hAnsi="Cambria Math"/>
+                    <w:i/>
+                  </w:rPr>
+                </m:ctrlPr>
+              </m:sSubPr>
+              <m:e>
+                <m:r>
+                  <w:rPr>
+                    <w:rFonts w:ascii="Cambria Math" w:eastAsiaTheme="minorEastAsia" w:hAnsi="Cambria Math"/>
+                    <w:lang w:bidi="he-IL"/>
+                  </w:rPr>
+                  <m:t>r</m:t>
+                </m:r>
+              </m:e>
+              <m:sub>
+                <m:r>
+                  <w:rPr>
+                    <w:rFonts w:ascii="Cambria Math" w:eastAsiaTheme="minorEastAsia" w:hAnsi="Cambria Math"/>
+                    <w:lang w:bidi="he-IL"/>
+                  </w:rPr>
+                  <m:t>i</m:t>
+                </m:r>
+              </m:sub>
+            </m:sSub>
+          </m:e>
+        </m:func>
+        <m:r>
+          <w:rPr>
+            <w:rFonts w:ascii="Cambria Math" w:hAnsi="Cambria Math"/>
+          </w:rPr>
+          <m:t>=</m:t>
+        </m:r>
+        <m:acc>
+          <m:accPr>
+            <m:chr m:val="̅"/>
+            <m:ctrlPr>
+              <w:rPr>
+                <w:rFonts w:ascii="Cambria Math" w:hAnsi="Cambria Math"/>
+                <w:i/>
+              </w:rPr>
+            </m:ctrlPr>
+          </m:accPr>
+          <m:e>
+            <m:r>
+              <w:rPr>
+                <w:rFonts w:ascii="Cambria Math" w:hAnsi="Cambria Math"/>
+              </w:rPr>
+              <m:t>γ</m:t>
+            </m:r>
+          </m:e>
+        </m:acc>
+        <m:r>
+          <w:rPr>
+            <w:rFonts w:ascii="Cambria Math" w:hAnsi="Cambria Math"/>
+          </w:rPr>
+          <m:t>+</m:t>
+        </m:r>
+        <m:sSub>
+          <m:sSubPr>
+            <m:ctrlPr>
+              <w:rPr>
+                <w:rFonts w:ascii="Cambria Math" w:hAnsi="Cambria Math"/>
+                <w:i/>
+              </w:rPr>
+            </m:ctrlPr>
+          </m:sSubPr>
+          <m:e>
+            <m:r>
+              <w:rPr>
+                <w:rFonts w:ascii="Cambria Math" w:hAnsi="Cambria Math"/>
+              </w:rPr>
+              <m:t>γ</m:t>
+            </m:r>
+          </m:e>
+          <m:sub>
+            <m:sSub>
+              <m:sSubPr>
+                <m:ctrlPr>
+                  <w:rPr>
+                    <w:rFonts w:ascii="Cambria Math" w:hAnsi="Cambria Math"/>
+                    <w:i/>
+                  </w:rPr>
+                </m:ctrlPr>
+              </m:sSubPr>
+              <m:e>
+                <m:r>
+                  <w:rPr>
+                    <w:rFonts w:ascii="Cambria Math" w:hAnsi="Cambria Math"/>
+                  </w:rPr>
+                  <m:t>K</m:t>
+                </m:r>
+              </m:e>
+              <m:sub>
+                <m:r>
+                  <w:rPr>
+                    <w:rFonts w:ascii="Cambria Math" w:hAnsi="Cambria Math"/>
+                  </w:rPr>
+                  <m:t>i</m:t>
+                </m:r>
+              </m:sub>
+            </m:sSub>
+          </m:sub>
+        </m:sSub>
+        <m:r>
+          <w:rPr>
+            <w:rFonts w:ascii="Cambria Math" w:hAnsi="Cambria Math"/>
+          </w:rPr>
+          <m:t>+</m:t>
+        </m:r>
+        <m:sSub>
+          <m:sSubPr>
+            <m:ctrlPr>
+              <w:rPr>
+                <w:rFonts w:ascii="Cambria Math" w:hAnsi="Cambria Math"/>
+                <w:i/>
+              </w:rPr>
+            </m:ctrlPr>
+          </m:sSubPr>
+          <m:e>
+            <m:r>
+              <w:rPr>
+                <w:rFonts w:ascii="Cambria Math" w:hAnsi="Cambria Math"/>
+              </w:rPr>
+              <m:t>γ</m:t>
+            </m:r>
+          </m:e>
+          <m:sub>
+            <m:sSub>
+              <m:sSubPr>
+                <m:ctrlPr>
+                  <w:rPr>
+                    <w:rFonts w:ascii="Cambria Math" w:hAnsi="Cambria Math"/>
+                    <w:i/>
+                  </w:rPr>
+                </m:ctrlPr>
+              </m:sSubPr>
+              <m:e>
+                <m:r>
+                  <w:rPr>
+                    <w:rFonts w:ascii="Cambria Math" w:hAnsi="Cambria Math"/>
+                  </w:rPr>
+                  <m:t>S</m:t>
+                </m:r>
+              </m:e>
+              <m:sub>
+                <m:r>
+                  <w:rPr>
+                    <w:rFonts w:ascii="Cambria Math" w:hAnsi="Cambria Math"/>
+                  </w:rPr>
+                  <m:t>i</m:t>
+                </m:r>
+              </m:sub>
+            </m:sSub>
+          </m:sub>
+        </m:sSub>
+        <m:r>
+          <w:rPr>
+            <w:rFonts w:ascii="Cambria Math" w:hAnsi="Cambria Math"/>
+          </w:rPr>
+          <m:t>+δ</m:t>
+        </m:r>
+        <m:sSub>
+          <m:sSubPr>
+            <m:ctrlPr>
+              <w:rPr>
+                <w:rFonts w:ascii="Cambria Math" w:hAnsi="Cambria Math"/>
+                <w:i/>
+              </w:rPr>
+            </m:ctrlPr>
+          </m:sSubPr>
+          <m:e>
+            <m:r>
+              <w:rPr>
+                <w:rFonts w:ascii="Cambria Math" w:hAnsi="Cambria Math"/>
+              </w:rPr>
+              <m:t>L</m:t>
+            </m:r>
+          </m:e>
+          <m:sub>
+            <m:r>
+              <w:rPr>
+                <w:rFonts w:ascii="Cambria Math" w:hAnsi="Cambria Math"/>
+              </w:rPr>
+              <m:t>i</m:t>
+            </m:r>
+          </m:sub>
+        </m:sSub>
+      </m:oMath>
+      <w:r>
+        <w:t xml:space="preserve"> </w:t>
+      </w:r>
+    </w:p>
+    <w:p>
+      <w:pPr>
+        <w:spacing w:after="0" w:line="240" w:lineRule="auto"/>
+      </w:pPr>
+      <m:oMath>
+        <m:acc>
+          <m:accPr>
+            <m:chr m:val="̅"/>
+            <m:ctrlPr>
+              <w:rPr>
+                <w:rFonts w:ascii="Cambria Math" w:hAnsi="Cambria Math"/>
+                <w:i/>
+              </w:rPr>
+            </m:ctrlPr>
+          </m:accPr>
+          <m:e>
+            <m:r>
+              <w:rPr>
+                <w:rFonts w:ascii="Cambria Math" w:hAnsi="Cambria Math"/>
+              </w:rPr>
+              <m:t>α</m:t>
+            </m:r>
+          </m:e>
+        </m:acc>
+        <m:r>
+          <w:rPr>
+            <w:rFonts w:ascii="Cambria Math" w:hAnsi="Cambria Math"/>
+          </w:rPr>
+          <m:t xml:space="preserve"> ~ </m:t>
+        </m:r>
+        <m:r>
+          <m:rPr>
+            <m:sty m:val="p"/>
+          </m:rPr>
+          <w:rPr>
+            <w:rFonts w:ascii="Cambria Math" w:hAnsi="Cambria Math"/>
+          </w:rPr>
+          <m:t>Normal</m:t>
+        </m:r>
+        <m:r>
+          <w:rPr>
+            <w:rFonts w:ascii="Cambria Math" w:hAnsi="Cambria Math"/>
+          </w:rPr>
+          <m:t xml:space="preserve">( </m:t>
+        </m:r>
+        <m:func>
+          <m:funcPr>
+            <m:ctrlPr>
+              <w:rPr>
+                <w:rFonts w:ascii="Cambria Math" w:hAnsi="Cambria Math"/>
+                <w:i/>
+              </w:rPr>
+            </m:ctrlPr>
+          </m:funcPr>
+          <m:fName>
+            <m:r>
+              <m:rPr>
+                <m:sty m:val="p"/>
+              </m:rPr>
+              <w:rPr>
+                <w:rFonts w:ascii="Cambria Math" w:hAnsi="Cambria Math"/>
+              </w:rPr>
+              <m:t>ln</m:t>
+            </m:r>
+          </m:fName>
+          <m:e>
+            <m:r>
+              <w:rPr>
+                <w:rFonts w:ascii="Cambria Math" w:hAnsi="Cambria Math"/>
+              </w:rPr>
+              <m:t>0.1</m:t>
+            </m:r>
+          </m:e>
+        </m:func>
+        <m:r>
+          <w:rPr>
+            <w:rFonts w:ascii="Cambria Math" w:hAnsi="Cambria Math"/>
+          </w:rPr>
+          <m:t>, 1 )</m:t>
+        </m:r>
+      </m:oMath>
+      <w:r>
+        <w:t xml:space="preserve"> </w:t>
+      </w:r>
+    </w:p>
+    <w:p>
+      <w:pPr>
+        <w:spacing w:after="0" w:line="240" w:lineRule="auto"/>
+      </w:pPr>
+      <m:oMath>
+        <m:sSub>
+          <m:sSubPr>
+            <m:ctrlPr>
+              <w:rPr>
+                <w:rFonts w:ascii="Cambria Math" w:hAnsi="Cambria Math"/>
+                <w:i/>
+              </w:rPr>
+            </m:ctrlPr>
+          </m:sSubPr>
+          <m:e>
+            <m:r>
+              <w:rPr>
+                <w:rFonts w:ascii="Cambria Math" w:hAnsi="Cambria Math"/>
+              </w:rPr>
+              <m:t>α</m:t>
+            </m:r>
+          </m:e>
+          <m:sub>
+            <m:r>
+              <w:rPr>
+                <w:rFonts w:ascii="Cambria Math" w:hAnsi="Cambria Math"/>
+              </w:rPr>
+              <m:t>K</m:t>
+            </m:r>
+          </m:sub>
+        </m:sSub>
+        <m:r>
+          <w:rPr>
+            <w:rFonts w:ascii="Cambria Math" w:hAnsi="Cambria Math"/>
+          </w:rPr>
+          <m:t xml:space="preserve"> ~ </m:t>
+        </m:r>
+        <m:r>
+          <m:rPr>
+            <m:sty m:val="p"/>
+          </m:rPr>
+          <w:rPr>
+            <w:rFonts w:ascii="Cambria Math" w:hAnsi="Cambria Math"/>
+          </w:rPr>
+          <m:t>Normal</m:t>
+        </m:r>
+        <m:r>
+          <w:rPr>
+            <w:rFonts w:ascii="Cambria Math" w:hAnsi="Cambria Math"/>
+          </w:rPr>
+          <m:t xml:space="preserve">( 0 , </m:t>
+        </m:r>
+        <m:sSub>
+          <m:sSubPr>
+            <m:ctrlPr>
+              <w:rPr>
+                <w:rFonts w:ascii="Cambria Math" w:hAnsi="Cambria Math"/>
+                <w:i/>
+              </w:rPr>
+            </m:ctrlPr>
+          </m:sSubPr>
+          <m:e>
+            <m:r>
+              <w:rPr>
+                <w:rFonts w:ascii="Cambria Math" w:hAnsi="Cambria Math"/>
+              </w:rPr>
+              <m:t>σ</m:t>
+            </m:r>
+          </m:e>
+          <m:sub>
+            <m:sSub>
+              <m:sSubPr>
+                <m:ctrlPr>
+                  <w:rPr>
+                    <w:rFonts w:ascii="Cambria Math" w:hAnsi="Cambria Math"/>
+                    <w:i/>
+                  </w:rPr>
+                </m:ctrlPr>
+              </m:sSubPr>
+              <m:e>
+                <m:r>
+                  <w:rPr>
+                    <w:rFonts w:ascii="Cambria Math" w:hAnsi="Cambria Math"/>
+                  </w:rPr>
+                  <m:t>α</m:t>
+                </m:r>
+              </m:e>
+              <m:sub>
+                <m:r>
+                  <w:rPr>
+                    <w:rFonts w:ascii="Cambria Math" w:hAnsi="Cambria Math"/>
+                  </w:rPr>
+                  <m:t>K</m:t>
+                </m:r>
+              </m:sub>
+            </m:sSub>
+          </m:sub>
+        </m:sSub>
+        <m:r>
+          <w:rPr>
+            <w:rFonts w:ascii="Cambria Math" w:hAnsi="Cambria Math"/>
+          </w:rPr>
+          <m:t xml:space="preserve"> )</m:t>
+        </m:r>
+      </m:oMath>
+      <w:r>
+        <w:t xml:space="preserve"> </w:t>
+      </w:r>
+    </w:p>
+    <w:p>
+      <w:pPr>
+        <w:spacing w:after="0" w:line="240" w:lineRule="auto"/>
+      </w:pPr>
+      <m:oMath>
+        <m:sSub>
+          <m:sSubPr>
+            <m:ctrlPr>
+              <w:rPr>
+                <w:rFonts w:ascii="Cambria Math" w:hAnsi="Cambria Math"/>
+                <w:i/>
+              </w:rPr>
+            </m:ctrlPr>
+          </m:sSubPr>
+          <m:e>
+            <m:r>
+              <w:rPr>
+                <w:rFonts w:ascii="Cambria Math" w:hAnsi="Cambria Math"/>
+              </w:rPr>
+              <m:t>α</m:t>
+            </m:r>
+          </m:e>
+          <m:sub>
+            <m:r>
+              <w:rPr>
+                <w:rFonts w:ascii="Cambria Math" w:hAnsi="Cambria Math"/>
+              </w:rPr>
+              <m:t>S</m:t>
+            </m:r>
+          </m:sub>
+        </m:sSub>
+        <m:r>
+          <w:rPr>
+            <w:rFonts w:ascii="Cambria Math" w:hAnsi="Cambria Math"/>
+          </w:rPr>
+          <m:t xml:space="preserve"> ~ </m:t>
+        </m:r>
+        <m:r>
+          <m:rPr>
+            <m:sty m:val="p"/>
+          </m:rPr>
+          <w:rPr>
+            <w:rFonts w:ascii="Cambria Math" w:hAnsi="Cambria Math"/>
+          </w:rPr>
+          <m:t>Normal</m:t>
+        </m:r>
+        <m:r>
+          <w:rPr>
+            <w:rFonts w:ascii="Cambria Math" w:hAnsi="Cambria Math"/>
+          </w:rPr>
+          <m:t xml:space="preserve">( 0 , </m:t>
+        </m:r>
+        <m:sSub>
+          <m:sSubPr>
+            <m:ctrlPr>
+              <w:rPr>
+                <w:rFonts w:ascii="Cambria Math" w:hAnsi="Cambria Math"/>
+                <w:i/>
+              </w:rPr>
+            </m:ctrlPr>
+          </m:sSubPr>
+          <m:e>
+            <m:r>
+              <w:rPr>
+                <w:rFonts w:ascii="Cambria Math" w:hAnsi="Cambria Math"/>
+              </w:rPr>
+              <m:t>σ</m:t>
+            </m:r>
+          </m:e>
+          <m:sub>
+            <m:sSub>
+              <m:sSubPr>
+                <m:ctrlPr>
+                  <w:rPr>
+                    <w:rFonts w:ascii="Cambria Math" w:hAnsi="Cambria Math"/>
+                    <w:i/>
+                  </w:rPr>
+                </m:ctrlPr>
+              </m:sSubPr>
+              <m:e>
+                <m:r>
+                  <w:rPr>
+                    <w:rFonts w:ascii="Cambria Math" w:hAnsi="Cambria Math"/>
+                  </w:rPr>
+                  <m:t>α</m:t>
+                </m:r>
+              </m:e>
+              <m:sub>
+                <m:r>
+                  <w:rPr>
+                    <w:rFonts w:ascii="Cambria Math" w:hAnsi="Cambria Math"/>
+                  </w:rPr>
+                  <m:t>S</m:t>
+                </m:r>
+              </m:sub>
+            </m:sSub>
+          </m:sub>
+        </m:sSub>
+        <m:r>
+          <w:rPr>
+            <w:rFonts w:ascii="Cambria Math" w:hAnsi="Cambria Math"/>
+          </w:rPr>
+          <m:t xml:space="preserve"> )</m:t>
+        </m:r>
+      </m:oMath>
+      <w:r>
+        <w:t xml:space="preserve"> </w:t>
+      </w:r>
+    </w:p>
+    <w:p>
+      <w:pPr>
+        <w:spacing w:after="0" w:line="240" w:lineRule="auto"/>
+      </w:pPr>
+      <m:oMath>
+        <m:acc>
+          <m:accPr>
+            <m:chr m:val="̅"/>
+            <m:ctrlPr>
+              <w:rPr>
+                <w:rFonts w:ascii="Cambria Math" w:hAnsi="Cambria Math"/>
+                <w:i/>
+              </w:rPr>
+            </m:ctrlPr>
+          </m:accPr>
+          <m:e>
+            <m:r>
+              <w:rPr>
+                <w:rFonts w:ascii="Cambria Math" w:hAnsi="Cambria Math"/>
+              </w:rPr>
+              <m:t>γ</m:t>
+            </m:r>
+          </m:e>
+        </m:acc>
+        <m:r>
+          <w:rPr>
+            <w:rFonts w:ascii="Cambria Math" w:hAnsi="Cambria Math"/>
+          </w:rPr>
+          <m:t xml:space="preserve"> ~ </m:t>
+        </m:r>
+        <m:r>
+          <m:rPr>
+            <m:sty m:val="p"/>
+          </m:rPr>
+          <w:rPr>
+            <w:rFonts w:ascii="Cambria Math" w:hAnsi="Cambria Math"/>
+          </w:rPr>
+          <m:t>Normal</m:t>
+        </m:r>
+        <m:r>
+          <w:rPr>
+            <w:rFonts w:ascii="Cambria Math" w:hAnsi="Cambria Math"/>
+          </w:rPr>
+          <m:t xml:space="preserve">( </m:t>
+        </m:r>
+        <m:func>
+          <m:funcPr>
+            <m:ctrlPr>
+              <w:rPr>
+                <w:rFonts w:ascii="Cambria Math" w:hAnsi="Cambria Math"/>
+                <w:i/>
+              </w:rPr>
+            </m:ctrlPr>
+          </m:funcPr>
+          <m:fName>
+            <m:r>
+              <m:rPr>
+                <m:sty m:val="p"/>
+              </m:rPr>
+              <w:rPr>
+                <w:rFonts w:ascii="Cambria Math" w:hAnsi="Cambria Math"/>
+              </w:rPr>
+              <m:t>logit</m:t>
+            </m:r>
+          </m:fName>
+          <m:e>
+            <m:r>
+              <w:rPr>
+                <w:rFonts w:ascii="Cambria Math" w:hAnsi="Cambria Math"/>
+              </w:rPr>
+              <m:t>0.1</m:t>
+            </m:r>
+          </m:e>
+        </m:func>
+        <m:r>
+          <w:rPr>
+            <w:rFonts w:ascii="Cambria Math" w:hAnsi="Cambria Math"/>
+          </w:rPr>
+          <m:t>, 1 )</m:t>
+        </m:r>
+      </m:oMath>
+      <w:r>
+        <w:t xml:space="preserve"> </w:t>
+      </w:r>
+    </w:p>
+    <w:p>
+      <w:pPr>
+        <w:spacing w:after="0" w:line="240" w:lineRule="auto"/>
+      </w:pPr>
+      <m:oMath>
+        <m:sSub>
+          <m:sSubPr>
+            <m:ctrlPr>
+              <w:rPr>
+                <w:rFonts w:ascii="Cambria Math" w:hAnsi="Cambria Math"/>
+                <w:i/>
+              </w:rPr>
+            </m:ctrlPr>
+          </m:sSubPr>
+          <m:e>
+            <m:r>
+              <w:rPr>
+                <w:rFonts w:ascii="Cambria Math" w:hAnsi="Cambria Math"/>
+              </w:rPr>
+              <m:t>γ</m:t>
+            </m:r>
+          </m:e>
+          <m:sub>
+            <m:r>
+              <w:rPr>
+                <w:rFonts w:ascii="Cambria Math" w:hAnsi="Cambria Math"/>
+              </w:rPr>
+              <m:t>K</m:t>
+            </m:r>
+          </m:sub>
+        </m:sSub>
+        <m:r>
+          <w:rPr>
+            <w:rFonts w:ascii="Cambria Math" w:hAnsi="Cambria Math"/>
+          </w:rPr>
+          <m:t xml:space="preserve"> ~ </m:t>
+        </m:r>
+        <m:r>
+          <m:rPr>
+            <m:sty m:val="p"/>
+          </m:rPr>
+          <w:rPr>
+            <w:rFonts w:ascii="Cambria Math" w:hAnsi="Cambria Math"/>
+          </w:rPr>
+          <m:t>Normal</m:t>
+        </m:r>
+        <m:r>
+          <w:rPr>
+            <w:rFonts w:ascii="Cambria Math" w:hAnsi="Cambria Math"/>
+          </w:rPr>
+          <m:t xml:space="preserve">( 0 , </m:t>
+        </m:r>
+        <m:sSub>
+          <m:sSubPr>
+            <m:ctrlPr>
+              <w:rPr>
+                <w:rFonts w:ascii="Cambria Math" w:hAnsi="Cambria Math"/>
+                <w:i/>
+              </w:rPr>
+            </m:ctrlPr>
+          </m:sSubPr>
+          <m:e>
+            <m:r>
+              <w:rPr>
+                <w:rFonts w:ascii="Cambria Math" w:hAnsi="Cambria Math"/>
+              </w:rPr>
+              <m:t>σ</m:t>
+            </m:r>
+          </m:e>
+          <m:sub>
+            <m:sSub>
+              <m:sSubPr>
+                <m:ctrlPr>
+                  <w:rPr>
+                    <w:rFonts w:ascii="Cambria Math" w:hAnsi="Cambria Math"/>
+                    <w:i/>
+                  </w:rPr>
+                </m:ctrlPr>
+              </m:sSubPr>
+              <m:e>
+                <m:r>
+                  <w:rPr>
+                    <w:rFonts w:ascii="Cambria Math" w:hAnsi="Cambria Math"/>
+                  </w:rPr>
+                  <m:t>γ</m:t>
+                </m:r>
+              </m:e>
+              <m:sub>
+                <m:r>
+                  <w:rPr>
+                    <w:rFonts w:ascii="Cambria Math" w:hAnsi="Cambria Math"/>
+                  </w:rPr>
+                  <m:t>K</m:t>
+                </m:r>
+              </m:sub>
+            </m:sSub>
+          </m:sub>
+        </m:sSub>
+        <m:r>
+          <w:rPr>
+            <w:rFonts w:ascii="Cambria Math" w:hAnsi="Cambria Math"/>
+          </w:rPr>
+          <m:t xml:space="preserve"> )</m:t>
+        </m:r>
+      </m:oMath>
+      <w:r>
+        <w:t xml:space="preserve"> </w:t>
+      </w:r>
+    </w:p>
+    <w:p>
+      <w:pPr>
+        <w:spacing w:after="0" w:line="240" w:lineRule="auto"/>
+      </w:pPr>
+      <m:oMath>
+        <m:sSub>
+          <m:sSubPr>
+            <m:ctrlPr>
+              <w:rPr>
+                <w:rFonts w:ascii="Cambria Math" w:hAnsi="Cambria Math"/>
+                <w:i/>
+              </w:rPr>
+            </m:ctrlPr>
+          </m:sSubPr>
+          <m:e>
+            <m:r>
+              <w:rPr>
+                <w:rFonts w:ascii="Cambria Math" w:hAnsi="Cambria Math"/>
+              </w:rPr>
+              <m:t>γ</m:t>
+            </m:r>
+          </m:e>
+          <m:sub>
+            <m:r>
+              <w:rPr>
+                <w:rFonts w:ascii="Cambria Math" w:hAnsi="Cambria Math"/>
+              </w:rPr>
+              <m:t>S</m:t>
+            </m:r>
+          </m:sub>
+        </m:sSub>
+        <m:r>
+          <w:rPr>
+            <w:rFonts w:ascii="Cambria Math" w:hAnsi="Cambria Math"/>
+          </w:rPr>
+          <m:t xml:space="preserve"> ~ </m:t>
+        </m:r>
+        <m:r>
+          <m:rPr>
+            <m:sty m:val="p"/>
+          </m:rPr>
+          <w:rPr>
+            <w:rFonts w:ascii="Cambria Math" w:hAnsi="Cambria Math"/>
+          </w:rPr>
+          <m:t>Normal</m:t>
+        </m:r>
+        <m:r>
+          <w:rPr>
+            <w:rFonts w:ascii="Cambria Math" w:hAnsi="Cambria Math"/>
+          </w:rPr>
+          <m:t xml:space="preserve">( 0 , </m:t>
+        </m:r>
+        <m:sSub>
+          <m:sSubPr>
+            <m:ctrlPr>
+              <w:rPr>
+                <w:rFonts w:ascii="Cambria Math" w:hAnsi="Cambria Math"/>
+                <w:i/>
+              </w:rPr>
+            </m:ctrlPr>
+          </m:sSubPr>
+          <m:e>
+            <m:r>
+              <w:rPr>
+                <w:rFonts w:ascii="Cambria Math" w:hAnsi="Cambria Math"/>
+              </w:rPr>
+              <m:t>σ</m:t>
+            </m:r>
+          </m:e>
+          <m:sub>
+            <m:sSub>
+              <m:sSubPr>
+                <m:ctrlPr>
+                  <w:rPr>
+                    <w:rFonts w:ascii="Cambria Math" w:hAnsi="Cambria Math"/>
+                    <w:i/>
+                  </w:rPr>
+                </m:ctrlPr>
+              </m:sSubPr>
+              <m:e>
+                <m:r>
+                  <w:rPr>
+                    <w:rFonts w:ascii="Cambria Math" w:hAnsi="Cambria Math"/>
+                  </w:rPr>
+                  <m:t>γ</m:t>
+                </m:r>
+              </m:e>
+              <m:sub>
+                <m:r>
+                  <w:rPr>
+                    <w:rFonts w:ascii="Cambria Math" w:hAnsi="Cambria Math"/>
+                  </w:rPr>
+                  <m:t>S</m:t>
+                </m:r>
+              </m:sub>
+            </m:sSub>
+          </m:sub>
+        </m:sSub>
+        <m:r>
+          <w:rPr>
+            <w:rFonts w:ascii="Cambria Math" w:hAnsi="Cambria Math"/>
+          </w:rPr>
+          <m:t xml:space="preserve"> )</m:t>
+        </m:r>
+      </m:oMath>
+      <w:r>
+        <w:t xml:space="preserve"> </w:t>
+      </w:r>
+    </w:p>
+    <w:p>
+      <w:pPr>
+        <w:spacing w:after="0" w:line="240" w:lineRule="auto"/>
+      </w:pPr>
+      <m:oMath>
+        <m:r>
+          <w:rPr>
+            <w:rFonts w:ascii="Cambria Math" w:hAnsi="Cambria Math"/>
+          </w:rPr>
+          <m:t xml:space="preserve">β, δ ~ </m:t>
+        </m:r>
+        <m:r>
+          <m:rPr>
+            <m:sty m:val="p"/>
+          </m:rPr>
+          <w:rPr>
+            <w:rFonts w:ascii="Cambria Math" w:hAnsi="Cambria Math"/>
+          </w:rPr>
+          <m:t>Normal</m:t>
+        </m:r>
+        <m:r>
+          <w:rPr>
+            <w:rFonts w:ascii="Cambria Math" w:hAnsi="Cambria Math"/>
+          </w:rPr>
+          <m:t>( 0 , 0.1 )</m:t>
+        </m:r>
+      </m:oMath>
+      <w:r>
+        <w:t xml:space="preserve"> </w:t>
+      </w:r>
+    </w:p>
+    <w:p>
+      <w:pPr>
+        <w:spacing w:after="0" w:line="240" w:lineRule="auto"/>
+      </w:pPr>
+      <m:oMath>
+        <m:sSub>
+          <m:sSubPr>
+            <m:ctrlPr>
+              <w:rPr>
+                <w:rFonts w:ascii="Cambria Math" w:hAnsi="Cambria Math"/>
+                <w:i/>
+              </w:rPr>
+            </m:ctrlPr>
+          </m:sSubPr>
+          <m:e>
+            <m:r>
+              <w:rPr>
+                <w:rFonts w:ascii="Cambria Math" w:hAnsi="Cambria Math"/>
+              </w:rPr>
+              <m:t>σ</m:t>
+            </m:r>
+          </m:e>
+          <m:sub>
+            <m:sSub>
+              <m:sSubPr>
+                <m:ctrlPr>
+                  <w:rPr>
+                    <w:rFonts w:ascii="Cambria Math" w:hAnsi="Cambria Math"/>
+                    <w:i/>
+                  </w:rPr>
+                </m:ctrlPr>
+              </m:sSubPr>
+              <m:e>
+                <m:r>
+                  <w:rPr>
+                    <w:rFonts w:ascii="Cambria Math" w:hAnsi="Cambria Math"/>
+                  </w:rPr>
+                  <m:t>α</m:t>
+                </m:r>
+              </m:e>
+              <m:sub>
+                <m:r>
+                  <w:rPr>
+                    <w:rFonts w:ascii="Cambria Math" w:hAnsi="Cambria Math"/>
+                  </w:rPr>
+                  <m:t>K</m:t>
+                </m:r>
+              </m:sub>
+            </m:sSub>
+          </m:sub>
+        </m:sSub>
+        <m:r>
+          <w:rPr>
+            <w:rFonts w:ascii="Cambria Math" w:hAnsi="Cambria Math"/>
+          </w:rPr>
+          <m:t xml:space="preserve">, </m:t>
+        </m:r>
+        <m:sSub>
+          <m:sSubPr>
+            <m:ctrlPr>
+              <w:rPr>
+                <w:rFonts w:ascii="Cambria Math" w:hAnsi="Cambria Math"/>
+                <w:i/>
+              </w:rPr>
+            </m:ctrlPr>
+          </m:sSubPr>
+          <m:e>
+            <m:r>
+              <w:rPr>
+                <w:rFonts w:ascii="Cambria Math" w:hAnsi="Cambria Math"/>
+              </w:rPr>
+              <m:t>σ</m:t>
+            </m:r>
+          </m:e>
+          <m:sub>
+            <m:sSub>
+              <m:sSubPr>
+                <m:ctrlPr>
+                  <w:rPr>
+                    <w:rFonts w:ascii="Cambria Math" w:hAnsi="Cambria Math"/>
+                    <w:i/>
+                  </w:rPr>
+                </m:ctrlPr>
+              </m:sSubPr>
+              <m:e>
+                <m:r>
+                  <w:rPr>
+                    <w:rFonts w:ascii="Cambria Math" w:hAnsi="Cambria Math"/>
+                  </w:rPr>
+                  <m:t>α</m:t>
+                </m:r>
+              </m:e>
+              <m:sub>
+                <m:r>
+                  <w:rPr>
+                    <w:rFonts w:ascii="Cambria Math" w:hAnsi="Cambria Math"/>
+                  </w:rPr>
+                  <m:t>S</m:t>
+                </m:r>
+              </m:sub>
+            </m:sSub>
+          </m:sub>
+        </m:sSub>
+        <m:r>
+          <w:rPr>
+            <w:rFonts w:ascii="Cambria Math" w:hAnsi="Cambria Math"/>
+          </w:rPr>
+          <m:t>,</m:t>
+        </m:r>
+        <m:sSub>
+          <m:sSubPr>
+            <m:ctrlPr>
+              <w:rPr>
+                <w:rFonts w:ascii="Cambria Math" w:hAnsi="Cambria Math"/>
+                <w:i/>
+              </w:rPr>
+            </m:ctrlPr>
+          </m:sSubPr>
+          <m:e>
+            <m:r>
+              <w:rPr>
+                <w:rFonts w:ascii="Cambria Math" w:hAnsi="Cambria Math"/>
+              </w:rPr>
+              <m:t>σ</m:t>
+            </m:r>
+          </m:e>
+          <m:sub>
+            <m:sSub>
+              <m:sSubPr>
+                <m:ctrlPr>
+                  <w:rPr>
+                    <w:rFonts w:ascii="Cambria Math" w:hAnsi="Cambria Math"/>
+                    <w:i/>
+                  </w:rPr>
+                </m:ctrlPr>
+              </m:sSubPr>
+              <m:e>
+                <m:r>
+                  <w:rPr>
+                    <w:rFonts w:ascii="Cambria Math" w:hAnsi="Cambria Math"/>
+                  </w:rPr>
+                  <m:t>γ</m:t>
+                </m:r>
+              </m:e>
+              <m:sub>
+                <m:r>
+                  <w:rPr>
+                    <w:rFonts w:ascii="Cambria Math" w:hAnsi="Cambria Math"/>
+                  </w:rPr>
+                  <m:t>K</m:t>
+                </m:r>
+              </m:sub>
+            </m:sSub>
+          </m:sub>
+        </m:sSub>
+        <m:r>
+          <w:rPr>
+            <w:rFonts w:ascii="Cambria Math" w:hAnsi="Cambria Math"/>
+          </w:rPr>
+          <m:t xml:space="preserve">, </m:t>
+        </m:r>
+        <m:sSub>
+          <m:sSubPr>
+            <m:ctrlPr>
+              <w:rPr>
+                <w:rFonts w:ascii="Cambria Math" w:hAnsi="Cambria Math"/>
+                <w:i/>
+              </w:rPr>
+            </m:ctrlPr>
+          </m:sSubPr>
+          <m:e>
+            <m:r>
+              <w:rPr>
+                <w:rFonts w:ascii="Cambria Math" w:hAnsi="Cambria Math"/>
+              </w:rPr>
+              <m:t>σ</m:t>
+            </m:r>
+          </m:e>
+          <m:sub>
+            <m:sSub>
+              <m:sSubPr>
+                <m:ctrlPr>
+                  <w:rPr>
+                    <w:rFonts w:ascii="Cambria Math" w:hAnsi="Cambria Math"/>
+                    <w:i/>
+                  </w:rPr>
+                </m:ctrlPr>
+              </m:sSubPr>
+              <m:e>
+                <m:r>
+                  <w:rPr>
+                    <w:rFonts w:ascii="Cambria Math" w:hAnsi="Cambria Math"/>
+                  </w:rPr>
+                  <m:t>γ</m:t>
+                </m:r>
+              </m:e>
+              <m:sub>
+                <m:r>
+                  <w:rPr>
+                    <w:rFonts w:ascii="Cambria Math" w:hAnsi="Cambria Math"/>
+                  </w:rPr>
+                  <m:t>S</m:t>
+                </m:r>
+              </m:sub>
+            </m:sSub>
+          </m:sub>
+        </m:sSub>
+        <m:r>
+          <w:rPr>
+            <w:rFonts w:ascii="Cambria Math" w:hAnsi="Cambria Math"/>
+          </w:rPr>
+          <m:t xml:space="preserve">~ </m:t>
+        </m:r>
+        <m:sSub>
+          <m:sSubPr>
+            <m:ctrlPr>
+              <w:rPr>
+                <w:rFonts w:ascii="Cambria Math" w:hAnsi="Cambria Math"/>
+              </w:rPr>
+            </m:ctrlPr>
+          </m:sSubPr>
+          <m:e>
+            <m:r>
+              <m:rPr>
+                <m:sty m:val="p"/>
+              </m:rPr>
+              <w:rPr>
+                <w:rFonts w:ascii="Cambria Math" w:hAnsi="Cambria Math"/>
+              </w:rPr>
+              <m:t>Normal</m:t>
+            </m:r>
+          </m:e>
+          <m:sub>
+            <m:r>
+              <w:rPr>
+                <w:rFonts w:ascii="Cambria Math" w:hAnsi="Cambria Math"/>
+              </w:rPr>
+              <m:t>0,∞</m:t>
+            </m:r>
+          </m:sub>
+        </m:sSub>
+        <m:r>
+          <w:rPr>
+            <w:rFonts w:ascii="Cambria Math" w:hAnsi="Cambria Math"/>
+          </w:rPr>
+          <m:t>( 0 , 0.3 )</m:t>
+        </m:r>
+      </m:oMath>
+      <w:r>
+        <w:t xml:space="preserve"> </w:t>
+      </w:r>
+    </w:p>
+    <w:p>
+      <w:pPr>
+        <w:spacing w:after="0" w:line="240" w:lineRule="auto"/>
+      </w:pPr>
+      <m:oMath>
+        <m:r>
+          <w:rPr>
+            <w:rFonts w:ascii="Cambria Math" w:eastAsiaTheme="minorEastAsia" w:hAnsi="Cambria Math"/>
+            <w:lang w:bidi="he-IL"/>
+          </w:rPr>
+          <m:t>ν</m:t>
+        </m:r>
+        <m:r>
+          <w:rPr>
+            <w:rFonts w:ascii="Cambria Math" w:hAnsi="Cambria Math"/>
+          </w:rPr>
+          <m:t xml:space="preserve"> ~ </m:t>
+        </m:r>
+        <m:r>
+          <m:rPr>
+            <m:sty m:val="p"/>
+          </m:rPr>
+          <w:rPr>
+            <w:rFonts w:ascii="Cambria Math" w:hAnsi="Cambria Math"/>
+          </w:rPr>
+          <m:t>Gamma</m:t>
+        </m:r>
+        <m:r>
+          <w:rPr>
+            <w:rFonts w:ascii="Cambria Math" w:hAnsi="Cambria Math"/>
+          </w:rPr>
+          <m:t xml:space="preserve">( </m:t>
+        </m:r>
+        <m:f>
+          <m:fPr>
+            <m:type m:val="lin"/>
+            <m:ctrlPr>
+              <w:rPr>
+                <w:rFonts w:ascii="Cambria Math" w:hAnsi="Cambria Math"/>
+                <w:i/>
+              </w:rPr>
+            </m:ctrlPr>
+          </m:fPr>
+          <m:num>
+            <m:sSup>
+              <m:sSupPr>
+                <m:ctrlPr>
+                  <w:rPr>
+                    <w:rFonts w:ascii="Cambria Math" w:hAnsi="Cambria Math"/>
+                    <w:i/>
+                  </w:rPr>
+                </m:ctrlPr>
+              </m:sSupPr>
+              <m:e>
+                <m:r>
+                  <w:rPr>
+                    <w:rFonts w:ascii="Cambria Math" w:hAnsi="Cambria Math"/>
+                  </w:rPr>
+                  <m:t>30</m:t>
+                </m:r>
+              </m:e>
+              <m:sup>
+                <m:r>
+                  <w:rPr>
+                    <w:rFonts w:ascii="Cambria Math" w:hAnsi="Cambria Math"/>
+                  </w:rPr>
+                  <m:t>2</m:t>
+                </m:r>
+              </m:sup>
+            </m:sSup>
+          </m:num>
+          <m:den>
+            <m:sSup>
+              <m:sSupPr>
+                <m:ctrlPr>
+                  <w:rPr>
+                    <w:rFonts w:ascii="Cambria Math" w:hAnsi="Cambria Math"/>
+                    <w:i/>
+                  </w:rPr>
+                </m:ctrlPr>
+              </m:sSupPr>
+              <m:e>
+                <m:r>
+                  <w:rPr>
+                    <w:rFonts w:ascii="Cambria Math" w:hAnsi="Cambria Math"/>
+                  </w:rPr>
+                  <m:t>20</m:t>
+                </m:r>
+              </m:e>
+              <m:sup>
+                <m:r>
+                  <w:rPr>
+                    <w:rFonts w:ascii="Cambria Math" w:hAnsi="Cambria Math"/>
+                  </w:rPr>
+                  <m:t>2</m:t>
+                </m:r>
+              </m:sup>
+            </m:sSup>
+          </m:den>
+        </m:f>
+        <m:r>
+          <w:rPr>
+            <w:rFonts w:ascii="Cambria Math" w:hAnsi="Cambria Math"/>
+          </w:rPr>
+          <m:t>,</m:t>
+        </m:r>
+        <m:f>
+          <m:fPr>
+            <m:type m:val="lin"/>
+            <m:ctrlPr>
+              <w:rPr>
+                <w:rFonts w:ascii="Cambria Math" w:hAnsi="Cambria Math"/>
+                <w:i/>
+              </w:rPr>
+            </m:ctrlPr>
+          </m:fPr>
+          <m:num>
+            <m:r>
+              <w:rPr>
+                <w:rFonts w:ascii="Cambria Math" w:hAnsi="Cambria Math"/>
+              </w:rPr>
+              <m:t>30</m:t>
+            </m:r>
+          </m:num>
+          <m:den>
+            <m:sSup>
+              <m:sSupPr>
+                <m:ctrlPr>
+                  <w:rPr>
+                    <w:rFonts w:ascii="Cambria Math" w:hAnsi="Cambria Math"/>
+                    <w:i/>
+                  </w:rPr>
+                </m:ctrlPr>
+              </m:sSupPr>
+              <m:e>
+                <m:r>
+                  <w:rPr>
+                    <w:rFonts w:ascii="Cambria Math" w:hAnsi="Cambria Math"/>
+                  </w:rPr>
+                  <m:t>20</m:t>
+                </m:r>
+              </m:e>
+              <m:sup>
+                <m:r>
+                  <w:rPr>
+                    <w:rFonts w:ascii="Cambria Math" w:hAnsi="Cambria Math"/>
+                  </w:rPr>
+                  <m:t>2</m:t>
+                </m:r>
+              </m:sup>
+            </m:sSup>
+          </m:den>
+        </m:f>
+        <m:r>
+          <w:rPr>
+            <w:rFonts w:ascii="Cambria Math" w:hAnsi="Cambria Math"/>
+          </w:rPr>
+          <m:t xml:space="preserve"> )</m:t>
+        </m:r>
+      </m:oMath>
+      <w:r>
+        <w:t xml:space="preserve"> </w:t>
+      </w:r>
+    </w:p>
+    <w:p>
+      <w:pPr>
+        <w:spacing w:after="0" w:line="240" w:lineRule="auto"/>
+        <w:rPr>
+          <w:rFonts w:ascii="Times New Roman" w:hAnsi="Times New Roman" w:cs="Times New Roman"/>
+        </w:rPr>
+      </w:pPr>
+    </w:p>
+    <w:p>
+      <w:pPr>
+        <w:spacing w:after="0" w:line="240" w:lineRule="auto"/>
+        <w:rPr>
+          <w:rFonts w:ascii="Times New Roman" w:hAnsi="Times New Roman" w:cs="Times New Roman"/>
+        </w:rPr>
+      </w:pPr>
+    </w:p>
+    <w:p>
+      <w:pPr>
+        <w:spacing w:after="0" w:line="240" w:lineRule="auto"/>
+        <w:rPr>
+          <w:rFonts w:ascii="Times New Roman" w:hAnsi="Times New Roman" w:cs="Times New Roman"/>
+        </w:rPr>
+      </w:pPr>
+      <w:r>
+        <w:rPr>
+          <w:rFonts w:ascii="Times New Roman" w:hAnsi="Times New Roman" w:cs="Times New Roman"/>
+        </w:rPr>
+        <w:t>Estimation of carbon sequestered</w:t>
+      </w:r>
+    </w:p>
+    <w:p>
+      <w:pPr>
+        <w:spacing w:after="0" w:line="240" w:lineRule="auto"/>
+        <w:rPr>
+          <w:rFonts w:ascii="Times New Roman" w:hAnsi="Times New Roman" w:cs="Times New Roman"/>
+        </w:rPr>
+      </w:pPr>
+    </w:p>
+    <w:p>
+      <w:pPr>
+        <w:spacing w:after="0" w:line="240" w:lineRule="auto"/>
+        <w:rPr>
+          <w:rFonts w:ascii="Times New Roman" w:hAnsi="Times New Roman" w:cs="Times New Roman"/>
+        </w:rPr>
+      </w:pPr>
+      <w:r>
+        <w:rPr>
+          <w:rFonts w:ascii="Times New Roman" w:hAnsi="Times New Roman" w:cs="Times New Roman"/>
+        </w:rPr>
+        <w:t>{Soetaert et al., 2007 #69130}</w:t>
+      </w:r>
+    </w:p>
+    <w:p>
+      <w:pPr>
+        <w:spacing w:after="0" w:line="240" w:lineRule="auto"/>
+        <w:rPr>
+          <w:rFonts w:ascii="Times New Roman" w:hAnsi="Times New Roman" w:cs="Times New Roman"/>
+        </w:rPr>
+      </w:pPr>
+    </w:p>
+    <w:p>
+      <w:pPr>
+        <w:spacing w:after="0" w:line="240" w:lineRule="auto"/>
+        <w:rPr>
+          <w:rFonts w:ascii="Times New Roman" w:hAnsi="Times New Roman" w:cs="Times New Roman"/>
+        </w:rPr>
+      </w:pPr>
+      <w:r>
+        <w:rPr>
+          <w:rFonts w:ascii="Times New Roman" w:hAnsi="Times New Roman" w:cs="Times New Roman"/>
+        </w:rPr>
+        <w:t>Eta = 0.8</w:t>
+      </w:r>
+      <w:r>
+        <w:rPr>
+          <w:rFonts w:ascii="Times New Roman" w:hAnsi="Times New Roman" w:cs="Times New Roman"/>
+        </w:rPr>
+        <w:t>4</w:t>
+      </w:r>
+      <w:r>
+        <w:rPr>
+          <w:rFonts w:ascii="Times New Roman" w:hAnsi="Times New Roman" w:cs="Times New Roman"/>
+        </w:rPr>
+        <w:t>{Frankignoulle et al., 1994 #62333}</w:t>
+      </w:r>
+    </w:p>
+    <w:p>
+      <w:pPr>
+        <w:spacing w:after="0" w:line="240" w:lineRule="auto"/>
+        <w:rPr>
+          <w:rFonts w:ascii="Times New Roman" w:hAnsi="Times New Roman" w:cs="Times New Roman"/>
+        </w:rPr>
+      </w:pPr>
+      <w:r>
+        <w:rPr>
+          <w:rFonts w:ascii="Times New Roman" w:hAnsi="Times New Roman" w:cs="Times New Roman"/>
+        </w:rPr>
+        <w:t xml:space="preserve">inverse of the isocapnic quotient </w:t>
+      </w:r>
+      <w:r>
+        <w:rPr>
+          <w:rFonts w:ascii="Times New Roman" w:hAnsi="Times New Roman" w:cs="Times New Roman"/>
+        </w:rPr>
+        <w:t>{Humphreys et al., 2018 #287019}</w:t>
+      </w:r>
+      <w:r>
+        <w:rPr>
+          <w:rFonts w:ascii="Times New Roman" w:hAnsi="Times New Roman" w:cs="Times New Roman"/>
+        </w:rPr>
+        <w:t>{Schulz et al., 2023 #309504}</w:t>
+      </w:r>
+    </w:p>
+    <w:p>
+      <w:pPr>
+        <w:spacing w:after="0" w:line="240" w:lineRule="auto"/>
+        <w:rPr>
+          <w:rFonts w:ascii="Times New Roman" w:hAnsi="Times New Roman" w:cs="Times New Roman"/>
+        </w:rPr>
+      </w:pPr>
+    </w:p>
+    <w:p>
+      <w:pPr>
+        <w:spacing w:after="0" w:line="240" w:lineRule="auto"/>
+        <w:rPr>
+          <w:rFonts w:ascii="Times New Roman" w:hAnsi="Times New Roman" w:cs="Times New Roman"/>
+          <w:b/>
+          <w:bCs/>
+        </w:rPr>
+      </w:pPr>
+      <w:r>
+        <w:rPr>
+          <w:rFonts w:ascii="Times New Roman" w:hAnsi="Times New Roman" w:cs="Times New Roman"/>
+          <w:b/>
+          <w:bCs/>
+        </w:rPr>
+        <w:t>Results</w:t>
+      </w:r>
+    </w:p>
+    <w:p>
+      <w:pPr>
+        <w:spacing w:after="0" w:line="240" w:lineRule="auto"/>
+        <w:rPr>
+          <w:rFonts w:ascii="Times New Roman" w:hAnsi="Times New Roman" w:cs="Times New Roman"/>
+        </w:rPr>
+      </w:pPr>
+    </w:p>
+    <w:p>
+      <w:pPr>
+        <w:spacing w:after="0" w:line="240" w:lineRule="auto"/>
+        <w:rPr>
+          <w:rFonts w:ascii="Times New Roman" w:hAnsi="Times New Roman" w:cs="Times New Roman"/>
+        </w:rPr>
+      </w:pPr>
+      <w:r>
+        <w:rPr>
+          <w:rFonts w:ascii="Times New Roman" w:hAnsi="Times New Roman" w:cs="Times New Roman"/>
+        </w:rPr>
+        <w:t>Experiment 1</w:t>
+      </w:r>
+    </w:p>
+    <w:p>
+      <w:pPr>
+        <w:spacing w:after="0" w:line="240" w:lineRule="auto"/>
+        <w:rPr>
+          <w:rFonts w:ascii="Times New Roman" w:hAnsi="Times New Roman" w:cs="Times New Roman"/>
+        </w:rPr>
+      </w:pPr>
+    </w:p>
+    <w:p>
+      <w:pPr>
+        <w:spacing w:after="0" w:line="240" w:lineRule="auto"/>
+        <w:rPr>
+          <w:rFonts w:ascii="Times New Roman" w:hAnsi="Times New Roman" w:cs="Times New Roman"/>
+        </w:rPr>
+      </w:pPr>
+      <w:r>
+        <w:rPr>
+          <w:rFonts w:ascii="Times New Roman" w:hAnsi="Times New Roman" w:cs="Times New Roman"/>
+        </w:rPr>
+        <w:t>Figure S2</w:t>
+      </w:r>
+    </w:p>
+    <w:p>
+      <w:pPr>
+        <w:spacing w:after="0" w:line="240" w:lineRule="auto"/>
+        <w:rPr>
+          <w:rFonts w:ascii="Times New Roman" w:hAnsi="Times New Roman" w:cs="Times New Roman"/>
+        </w:rPr>
+      </w:pPr>
+    </w:p>
+    <w:p>
+      <w:pPr>
+        <w:spacing w:after="0" w:line="240" w:lineRule="auto"/>
+        <w:rPr>
+          <w:rFonts w:ascii="Times New Roman" w:hAnsi="Times New Roman" w:cs="Times New Roman"/>
+        </w:rPr>
+      </w:pPr>
+      <w:r>
+        <w:rPr>
+          <w:rFonts w:ascii="Times New Roman" w:hAnsi="Times New Roman" w:cs="Times New Roman"/>
+        </w:rPr>
+        <w:t>Experiment 2</w:t>
+      </w:r>
+    </w:p>
+    <w:p>
+      <w:pPr>
+        <w:spacing w:after="0" w:line="240" w:lineRule="auto"/>
+        <w:rPr>
+          <w:rFonts w:ascii="Times New Roman" w:hAnsi="Times New Roman" w:cs="Times New Roman"/>
+        </w:rPr>
+      </w:pPr>
+    </w:p>
+    <w:p>
+      <w:pPr>
+        <w:spacing w:after="0" w:line="240" w:lineRule="auto"/>
+        <w:rPr>
+          <w:rFonts w:ascii="Times New Roman" w:hAnsi="Times New Roman" w:cs="Times New Roman"/>
+        </w:rPr>
+      </w:pPr>
+      <w:r>
+        <w:rPr>
+          <w:rFonts w:ascii="Times New Roman" w:hAnsi="Times New Roman" w:cs="Times New Roman"/>
+        </w:rPr>
+        <w:t>Figure 1 Figure 2 Table 2</w:t>
+      </w:r>
+    </w:p>
+    <w:p>
+      <w:pPr>
+        <w:spacing w:after="0" w:line="240" w:lineRule="auto"/>
+        <w:rPr>
+          <w:rFonts w:ascii="Times New Roman" w:hAnsi="Times New Roman" w:cs="Times New Roman"/>
+        </w:rPr>
+      </w:pPr>
+    </w:p>
+    <w:p>
+      <w:pPr>
+        <w:spacing w:after="0" w:line="240" w:lineRule="auto"/>
+        <w:rPr>
+          <w:rFonts w:ascii="Times New Roman" w:hAnsi="Times New Roman" w:cs="Times New Roman"/>
+        </w:rPr>
+      </w:pPr>
+      <w:r>
+        <w:rPr>
+          <w:rFonts w:ascii="Times New Roman" w:hAnsi="Times New Roman" w:cs="Times New Roman"/>
+        </w:rPr>
+        <w:t>Experiment 3</w:t>
+      </w:r>
+    </w:p>
+    <w:p>
+      <w:pPr>
+        <w:spacing w:after="0" w:line="240" w:lineRule="auto"/>
+        <w:rPr>
+          <w:rFonts w:ascii="Times New Roman" w:hAnsi="Times New Roman" w:cs="Times New Roman"/>
+        </w:rPr>
+      </w:pPr>
+    </w:p>
+    <w:p>
+      <w:pPr>
+        <w:spacing w:after="0" w:line="240" w:lineRule="auto"/>
+        <w:rPr>
+          <w:rFonts w:ascii="Times New Roman" w:hAnsi="Times New Roman" w:cs="Times New Roman"/>
+        </w:rPr>
+      </w:pPr>
+      <w:r>
+        <w:rPr>
+          <w:rFonts w:ascii="Times New Roman" w:hAnsi="Times New Roman" w:cs="Times New Roman"/>
+        </w:rPr>
+        <w:t>No figure</w:t>
+      </w:r>
+    </w:p>
+    <w:p>
+      <w:pPr>
+        <w:spacing w:after="0" w:line="240" w:lineRule="auto"/>
+        <w:rPr>
+          <w:rFonts w:ascii="Times New Roman" w:hAnsi="Times New Roman" w:cs="Times New Roman"/>
+        </w:rPr>
+      </w:pPr>
+    </w:p>
+    <w:p>
+      <w:pPr>
+        <w:spacing w:after="0" w:line="240" w:lineRule="auto"/>
+        <w:rPr>
+          <w:rFonts w:ascii="Times New Roman" w:hAnsi="Times New Roman" w:cs="Times New Roman"/>
+        </w:rPr>
+      </w:pPr>
+      <w:r>
+        <w:rPr>
+          <w:rFonts w:ascii="Times New Roman" w:hAnsi="Times New Roman" w:cs="Times New Roman"/>
+          <w:noProof/>
+        </w:rPr>
+        <w:lastRenderedPageBreak/>
+        <w:drawing>
+          <wp:anchor distT="0" distB="0" distL="114300" distR="114300" simplePos="0" relativeHeight="251658240" behindDoc="0" locked="0" layoutInCell="1" allowOverlap="1" wp14:anchorId="1A2C133D" wp14:editId="55EA00B9">
+            <wp:simplePos x="0" y="0"/>
+            <wp:positionH relativeFrom="margin">
+              <wp:align>center</wp:align>
+            </wp:positionH>
+            <wp:positionV relativeFrom="paragraph">
+              <wp:posOffset>0</wp:posOffset>
+            </wp:positionV>
+            <wp:extent cx="5760000" cy="5190126"/>
+            <wp:effectExtent l="0" t="0" r="6350" b="4445"/>
+            <wp:wrapTopAndBottom/>
+            <wp:docPr id="707709972" name="Picture 1"/>
+            <wp:cNvGraphicFramePr>
+              <a:graphicFrameLocks xmlns:a="http://schemas.openxmlformats.org/drawingml/2006/main" noChangeAspect="1"/>
+            </wp:cNvGraphicFramePr>
+            <a:graphic xmlns:a="http://schemas.openxmlformats.org/drawingml/2006/main">
+              <a:graphicData uri="http://schemas.openxmlformats.org/drawingml/2006/picture">
+                <pic:pic xmlns:pic="http://schemas.openxmlformats.org/drawingml/2006/picture">
+                  <pic:nvPicPr>
+                    <pic:cNvPr id="707709972" name="Picture 707709972"/>
+                    <pic:cNvPicPr/>
+                  </pic:nvPicPr>
+                  <pic:blipFill>
+                    <a:blip r:embed="rId15"/>
+                    <a:stretch>
+                      <a:fillRect/>
+                    </a:stretch>
+                  </pic:blipFill>
+                  <pic:spPr>
+                    <a:xfrm>
+                      <a:off x="0" y="0"/>
+                      <a:ext cx="5760000" cy="5190126"/>
                     </a:xfrm>
                     <a:prstGeom prst="rect">
                       <a:avLst/>
@@ -727,25 +6576,175 @@
         <w:rPr>
           <w:rFonts w:ascii="Times New Roman" w:hAnsi="Times New Roman" w:cs="Times New Roman"/>
         </w:rPr>
-        <w:t>Total alkalinity production during experiment 2: anaerobic kelp (</w:t>
-      </w:r>
-      <w:proofErr w:type="spellStart"/>
+        <w:t xml:space="preserve">Total alkalinity production during </w:t>
+      </w:r>
+      <w:r>
+        <w:rPr>
+          <w:rFonts w:ascii="Times New Roman" w:hAnsi="Times New Roman" w:cs="Times New Roman"/>
+        </w:rPr>
+        <w:t xml:space="preserve">the second </w:t>
+      </w:r>
+      <w:r>
+        <w:rPr>
+          <w:rFonts w:ascii="Times New Roman" w:hAnsi="Times New Roman" w:cs="Times New Roman"/>
+        </w:rPr>
+        <w:t>experiment: anaerobic kelp (</w:t>
+      </w:r>
       <w:r>
         <w:rPr>
           <w:rFonts w:ascii="Times New Roman" w:hAnsi="Times New Roman" w:cs="Times New Roman"/>
           <w:i/>
           <w:iCs/>
         </w:rPr>
-        <w:t>Ecklonia</w:t>
-      </w:r>
-      <w:proofErr w:type="spellEnd"/>
+        <w:t>Ecklonia radiata</w:t>
+      </w:r>
+      <w:r>
+        <w:rPr>
+          <w:rFonts w:ascii="Times New Roman" w:hAnsi="Times New Roman" w:cs="Times New Roman"/>
+        </w:rPr>
+        <w:t>) decomposition in fine sand under complete anoxia</w:t>
+      </w:r>
+      <w:r>
+        <w:rPr>
+          <w:rFonts w:ascii="Times New Roman" w:hAnsi="Times New Roman" w:cs="Times New Roman"/>
+        </w:rPr>
+        <w:t xml:space="preserve"> </w:t>
+      </w:r>
+      <w:r>
+        <w:rPr>
+          <w:rFonts w:ascii="Times New Roman" w:hAnsi="Times New Roman" w:cs="Times New Roman"/>
+        </w:rPr>
+        <w:t>over 217 days</w:t>
+      </w:r>
+      <w:r>
+        <w:rPr>
+          <w:rFonts w:ascii="Times New Roman" w:hAnsi="Times New Roman" w:cs="Times New Roman"/>
+        </w:rPr>
+        <w:t xml:space="preserve">. </w:t>
+      </w:r>
+      <w:r>
+        <w:rPr>
+          <w:rFonts w:ascii="Times New Roman" w:hAnsi="Times New Roman" w:cs="Times New Roman"/>
+        </w:rPr>
+        <w:t xml:space="preserve">Lines and </w:t>
+      </w:r>
+      <w:r>
+        <w:rPr>
+          <w:rFonts w:ascii="Times New Roman" w:hAnsi="Times New Roman" w:cs="Times New Roman"/>
+        </w:rPr>
+        <w:t>intervals</w:t>
+      </w:r>
+    </w:p>
+    <w:p>
+      <w:pPr>
+        <w:spacing w:after="0" w:line="240" w:lineRule="auto"/>
+        <w:rPr>
+          <w:rFonts w:ascii="Times New Roman" w:hAnsi="Times New Roman" w:cs="Times New Roman"/>
+        </w:rPr>
+      </w:pPr>
+    </w:p>
+    <w:p>
+      <w:pPr>
+        <w:spacing w:after="0" w:line="240" w:lineRule="auto"/>
+        <w:rPr>
+          <w:rFonts w:ascii="Times New Roman" w:hAnsi="Times New Roman" w:cs="Times New Roman"/>
+        </w:rPr>
+      </w:pPr>
+      <w:r>
+        <w:rPr>
+          <w:rFonts w:ascii="Times New Roman" w:hAnsi="Times New Roman" w:cs="Times New Roman"/>
+          <w:noProof/>
+        </w:rPr>
+        <w:lastRenderedPageBreak/>
+        <w:drawing>
+          <wp:anchor distT="0" distB="0" distL="114300" distR="114300" simplePos="0" relativeHeight="251659264" behindDoc="0" locked="0" layoutInCell="1" allowOverlap="1" wp14:anchorId="3DE5D9C4" wp14:editId="22B65FF0">
+            <wp:simplePos x="0" y="0"/>
+            <wp:positionH relativeFrom="margin">
+              <wp:align>center</wp:align>
+            </wp:positionH>
+            <wp:positionV relativeFrom="paragraph">
+              <wp:posOffset>0</wp:posOffset>
+            </wp:positionV>
+            <wp:extent cx="5760000" cy="4029958"/>
+            <wp:effectExtent l="0" t="0" r="6350" b="0"/>
+            <wp:wrapTopAndBottom/>
+            <wp:docPr id="967149126" name="Picture 2"/>
+            <wp:cNvGraphicFramePr>
+              <a:graphicFrameLocks xmlns:a="http://schemas.openxmlformats.org/drawingml/2006/main" noChangeAspect="1"/>
+            </wp:cNvGraphicFramePr>
+            <a:graphic xmlns:a="http://schemas.openxmlformats.org/drawingml/2006/main">
+              <a:graphicData uri="http://schemas.openxmlformats.org/drawingml/2006/picture">
+                <pic:pic xmlns:pic="http://schemas.openxmlformats.org/drawingml/2006/picture">
+                  <pic:nvPicPr>
+                    <pic:cNvPr id="967149126" name="Picture 967149126"/>
+                    <pic:cNvPicPr/>
+                  </pic:nvPicPr>
+                  <pic:blipFill>
+                    <a:blip r:embed="rId16"/>
+                    <a:stretch>
+                      <a:fillRect/>
+                    </a:stretch>
+                  </pic:blipFill>
+                  <pic:spPr>
+                    <a:xfrm>
+                      <a:off x="0" y="0"/>
+                      <a:ext cx="5760000" cy="4029958"/>
+                    </a:xfrm>
+                    <a:prstGeom prst="rect">
+                      <a:avLst/>
+                    </a:prstGeom>
+                  </pic:spPr>
+                </pic:pic>
+              </a:graphicData>
+            </a:graphic>
+            <wp14:sizeRelH relativeFrom="page">
+              <wp14:pctWidth>0</wp14:pctWidth>
+            </wp14:sizeRelH>
+            <wp14:sizeRelV relativeFrom="page">
+              <wp14:pctHeight>0</wp14:pctHeight>
+            </wp14:sizeRelV>
+          </wp:anchor>
+        </w:drawing>
+      </w:r>
+      <w:r>
+        <w:rPr>
+          <w:rFonts w:ascii="Times New Roman" w:hAnsi="Times New Roman" w:cs="Times New Roman"/>
+          <w:b/>
+          <w:bCs/>
+        </w:rPr>
+        <w:t>Figure 2</w:t>
+      </w:r>
+      <w:r>
+        <w:rPr>
+          <w:rFonts w:ascii="Times New Roman" w:hAnsi="Times New Roman" w:cs="Times New Roman"/>
+        </w:rPr>
+        <w:t xml:space="preserve">. </w:t>
+      </w:r>
+      <w:r>
+        <w:rPr>
+          <w:rFonts w:ascii="Times New Roman" w:hAnsi="Times New Roman" w:cs="Times New Roman"/>
+        </w:rPr>
+        <w:t>Ammonium</w:t>
+      </w:r>
+      <w:r>
+        <w:rPr>
+          <w:rFonts w:ascii="Times New Roman" w:hAnsi="Times New Roman" w:cs="Times New Roman"/>
+        </w:rPr>
+        <w:t xml:space="preserve"> production during experiment 2: </w:t>
+      </w:r>
+      <w:r>
+        <w:rPr>
+          <w:rFonts w:ascii="Times New Roman" w:hAnsi="Times New Roman" w:cs="Times New Roman"/>
+        </w:rPr>
+        <w:t>anaerobic kelp (</w:t>
+      </w:r>
       <w:r>
         <w:rPr>
           <w:rFonts w:ascii="Times New Roman" w:hAnsi="Times New Roman" w:cs="Times New Roman"/>
           <w:i/>
           <w:iCs/>
         </w:rPr>
-        <w:t xml:space="preserve"> radiata</w:t>
+        <w:t>Ecklonia radiata</w:t>
       </w:r>
       <w:r>
         <w:rPr>
@@ -769,19 +6768,13 @@
         <w:rPr>
           <w:rFonts w:ascii="Times New Roman" w:hAnsi="Times New Roman" w:cs="Times New Roman"/>
         </w:rPr>
-        <w:t xml:space="preserve">. </w:t>
-      </w:r>
-      <w:r>
-        <w:rPr>
-          <w:rFonts w:ascii="Times New Roman" w:hAnsi="Times New Roman" w:cs="Times New Roman"/>
-        </w:rPr>
-        <w:t xml:space="preserve">Lines and </w:t>
-      </w:r>
-      <w:r>
-        <w:rPr>
-          <w:rFonts w:ascii="Times New Roman" w:hAnsi="Times New Roman" w:cs="Times New Roman"/>
-        </w:rPr>
-        <w:t>intervals</w:t>
+        <w:t>.</w:t>
+      </w:r>
+      <w:r>
+        <w:rPr>
+          <w:rFonts w:ascii="Times New Roman" w:hAnsi="Times New Roman" w:cs="Times New Roman"/>
+        </w:rPr>
+        <w:t xml:space="preserve"> over time.</w:t>
       </w:r>
     </w:p>
     <w:p>
@@ -805,48 +6798,6 @@
           <w:b/>
           <w:bCs/>
         </w:rPr>
-        <w:t>Figure 2</w:t>
-      </w:r>
-      <w:r>
-        <w:rPr>
-          <w:rFonts w:ascii="Times New Roman" w:hAnsi="Times New Roman" w:cs="Times New Roman"/>
-        </w:rPr>
-        <w:t xml:space="preserve">. </w:t>
-      </w:r>
-      <w:r>
-        <w:rPr>
-          <w:rFonts w:ascii="Times New Roman" w:hAnsi="Times New Roman" w:cs="Times New Roman"/>
-        </w:rPr>
-        <w:t>Ammonium.</w:t>
-      </w:r>
-      <w:r>
-        <w:rPr>
-          <w:rFonts w:ascii="Times New Roman" w:hAnsi="Times New Roman" w:cs="Times New Roman"/>
-        </w:rPr>
-        <w:t xml:space="preserve"> over time.</w:t>
-      </w:r>
-    </w:p>
-    <w:p>
-      <w:pPr>
-        <w:spacing w:after="0" w:line="240" w:lineRule="auto"/>
-        <w:rPr>
-          <w:rFonts w:ascii="Times New Roman" w:hAnsi="Times New Roman" w:cs="Times New Roman"/>
-        </w:rPr>
-      </w:pPr>
-    </w:p>
-    <w:p>
-      <w:pPr>
-        <w:spacing w:after="0" w:line="240" w:lineRule="auto"/>
-        <w:rPr>
-          <w:rFonts w:ascii="Times New Roman" w:hAnsi="Times New Roman" w:cs="Times New Roman"/>
-        </w:rPr>
-      </w:pPr>
-      <w:r>
-        <w:rPr>
-          <w:rFonts w:ascii="Times New Roman" w:hAnsi="Times New Roman" w:cs="Times New Roman"/>
-          <w:b/>
-          <w:bCs/>
-        </w:rPr>
         <w:t>Table 1</w:t>
       </w:r>
       <w:r>
@@ -861,23 +6812,13 @@
         </w:rPr>
         <w:t xml:space="preserve"> Elemental stoichiometry and isotopic composition of kelp (</w:t>
       </w:r>
-      <w:proofErr w:type="spellStart"/>
       <w:r>
         <w:rPr>
           <w:rFonts w:ascii="Times New Roman" w:hAnsi="Times New Roman" w:cs="Times New Roman"/>
           <w:i/>
           <w:iCs/>
         </w:rPr>
-        <w:t>Ecklonia</w:t>
-      </w:r>
-      <w:proofErr w:type="spellEnd"/>
-      <w:r>
-        <w:rPr>
-          <w:rFonts w:ascii="Times New Roman" w:hAnsi="Times New Roman" w:cs="Times New Roman"/>
-          <w:i/>
-          <w:iCs/>
-        </w:rPr>
-        <w:t xml:space="preserve"> radiata</w:t>
+        <w:t>Ecklonia radiata</w:t>
       </w:r>
       <w:r>
         <w:rPr>
@@ -1661,23 +7602,13 @@
         </w:rPr>
         <w:t>(</w:t>
       </w:r>
-      <w:proofErr w:type="spellStart"/>
       <w:r>
         <w:rPr>
           <w:rFonts w:ascii="Times New Roman" w:hAnsi="Times New Roman" w:cs="Times New Roman"/>
           <w:i/>
           <w:iCs/>
         </w:rPr>
-        <w:t>Ecklonia</w:t>
-      </w:r>
-      <w:proofErr w:type="spellEnd"/>
-      <w:r>
-        <w:rPr>
-          <w:rFonts w:ascii="Times New Roman" w:hAnsi="Times New Roman" w:cs="Times New Roman"/>
-          <w:i/>
-          <w:iCs/>
-        </w:rPr>
-        <w:t xml:space="preserve"> radiata</w:t>
+        <w:t>Ecklonia radiata</w:t>
       </w:r>
       <w:r>
         <w:rPr>
@@ -1980,15 +7911,12 @@
                 <w:rFonts w:ascii="Times New Roman" w:hAnsi="Times New Roman" w:cs="Times New Roman"/>
               </w:rPr>
             </w:pPr>
-            <w:proofErr w:type="spellStart"/>
             <w:r>
               <w:rPr>
                 <w:rFonts w:ascii="Times New Roman" w:hAnsi="Times New Roman" w:cs="Times New Roman"/>
               </w:rPr>
-              <w:lastRenderedPageBreak/>
               <w:t>Sulfate</w:t>
             </w:r>
-            <w:proofErr w:type="spellEnd"/>
           </w:p>
         </w:tc>
         <w:tc>
@@ -2075,14 +8003,12 @@
                 <w:rFonts w:ascii="Times New Roman" w:hAnsi="Times New Roman" w:cs="Times New Roman"/>
               </w:rPr>
             </w:pPr>
-            <w:proofErr w:type="spellStart"/>
             <w:r>
               <w:rPr>
                 <w:rFonts w:ascii="Times New Roman" w:hAnsi="Times New Roman" w:cs="Times New Roman"/>
               </w:rPr>
               <w:t>Sulfur</w:t>
             </w:r>
-            <w:proofErr w:type="spellEnd"/>
           </w:p>
         </w:tc>
         <w:tc>
@@ -2198,6 +8124,14 @@
         <w:spacing w:after="0" w:line="240" w:lineRule="auto"/>
         <w:rPr>
           <w:rFonts w:ascii="Times New Roman" w:hAnsi="Times New Roman" w:cs="Times New Roman"/>
+        </w:rPr>
+      </w:pPr>
+    </w:p>
+    <w:p>
+      <w:pPr>
+        <w:spacing w:after="0" w:line="240" w:lineRule="auto"/>
+        <w:rPr>
+          <w:rFonts w:ascii="Times New Roman" w:hAnsi="Times New Roman" w:cs="Times New Roman"/>
           <w:b/>
           <w:bCs/>
         </w:rPr>
@@ -2208,12 +8142,677 @@
           <w:b/>
           <w:bCs/>
         </w:rPr>
+        <w:t>Author contributions</w:t>
+      </w:r>
+    </w:p>
+    <w:p>
+      <w:pPr>
+        <w:spacing w:after="0" w:line="240" w:lineRule="auto"/>
+        <w:rPr>
+          <w:rFonts w:ascii="Times New Roman" w:hAnsi="Times New Roman" w:cs="Times New Roman"/>
+        </w:rPr>
+      </w:pPr>
+      <w:r>
+        <w:rPr>
+          <w:rFonts w:ascii="Times New Roman" w:hAnsi="Times New Roman" w:cs="Times New Roman"/>
+        </w:rPr>
+        <w:t>L.S.W.</w:t>
+      </w:r>
+      <w:r>
+        <w:rPr>
+          <w:rFonts w:ascii="Times New Roman" w:hAnsi="Times New Roman" w:cs="Times New Roman"/>
+        </w:rPr>
+        <w:t xml:space="preserve"> and M.D. </w:t>
+      </w:r>
+      <w:r>
+        <w:rPr>
+          <w:rFonts w:ascii="Times New Roman" w:hAnsi="Times New Roman" w:cs="Times New Roman"/>
+        </w:rPr>
+        <w:t xml:space="preserve">first discussed the idea </w:t>
+      </w:r>
+      <w:r>
+        <w:rPr>
+          <w:rFonts w:ascii="Times New Roman" w:hAnsi="Times New Roman" w:cs="Times New Roman"/>
+        </w:rPr>
+        <w:t xml:space="preserve">over beers at Forrest Hall </w:t>
+      </w:r>
+      <w:r>
+        <w:rPr>
+          <w:rFonts w:ascii="Times New Roman" w:hAnsi="Times New Roman" w:cs="Times New Roman"/>
+        </w:rPr>
+        <w:t xml:space="preserve">and designed </w:t>
+      </w:r>
+      <w:r>
+        <w:rPr>
+          <w:rFonts w:ascii="Times New Roman" w:hAnsi="Times New Roman" w:cs="Times New Roman"/>
+        </w:rPr>
+        <w:t>all</w:t>
+      </w:r>
+      <w:r>
+        <w:rPr>
+          <w:rFonts w:ascii="Times New Roman" w:hAnsi="Times New Roman" w:cs="Times New Roman"/>
+        </w:rPr>
+        <w:t xml:space="preserve"> experiments</w:t>
+      </w:r>
+      <w:r>
+        <w:rPr>
+          <w:rFonts w:ascii="Times New Roman" w:hAnsi="Times New Roman" w:cs="Times New Roman"/>
+        </w:rPr>
+        <w:t xml:space="preserve"> together</w:t>
+      </w:r>
+      <w:r>
+        <w:rPr>
+          <w:rFonts w:ascii="Times New Roman" w:hAnsi="Times New Roman" w:cs="Times New Roman"/>
+        </w:rPr>
+        <w:t xml:space="preserve">. L.S.W. </w:t>
+      </w:r>
+      <w:r>
+        <w:rPr>
+          <w:rFonts w:ascii="Times New Roman" w:hAnsi="Times New Roman" w:cs="Times New Roman"/>
+        </w:rPr>
+        <w:t xml:space="preserve">organised the facilities and </w:t>
+      </w:r>
+      <w:r>
+        <w:rPr>
+          <w:rFonts w:ascii="Times New Roman" w:hAnsi="Times New Roman" w:cs="Times New Roman"/>
+        </w:rPr>
+        <w:t>supplied the kelp, seawater and sediment</w:t>
+      </w:r>
+      <w:r>
+        <w:rPr>
+          <w:rFonts w:ascii="Times New Roman" w:hAnsi="Times New Roman" w:cs="Times New Roman"/>
+        </w:rPr>
+        <w:t>. L.S.W. collected and analysed most total alkalinity samples</w:t>
+      </w:r>
+      <w:r>
+        <w:rPr>
+          <w:rFonts w:ascii="Times New Roman" w:hAnsi="Times New Roman" w:cs="Times New Roman"/>
+        </w:rPr>
+        <w:t>, extracted microbial DNA and arranged sequencing</w:t>
+      </w:r>
+      <w:r>
+        <w:rPr>
+          <w:rFonts w:ascii="Times New Roman" w:hAnsi="Times New Roman" w:cs="Times New Roman"/>
+        </w:rPr>
+        <w:t xml:space="preserve">. </w:t>
+      </w:r>
+      <w:r>
+        <w:rPr>
+          <w:rFonts w:ascii="Times New Roman" w:hAnsi="Times New Roman" w:cs="Times New Roman"/>
+        </w:rPr>
+        <w:t>M.D. facilitated the nutrient analysis</w:t>
+      </w:r>
+      <w:r>
+        <w:rPr>
+          <w:rFonts w:ascii="Times New Roman" w:hAnsi="Times New Roman" w:cs="Times New Roman"/>
+        </w:rPr>
+        <w:t xml:space="preserve"> and culturing</w:t>
+      </w:r>
+      <w:r>
+        <w:rPr>
+          <w:rFonts w:ascii="Times New Roman" w:hAnsi="Times New Roman" w:cs="Times New Roman"/>
+        </w:rPr>
+        <w:t xml:space="preserve">. </w:t>
+      </w:r>
+      <w:r>
+        <w:rPr>
+          <w:rFonts w:ascii="Times New Roman" w:hAnsi="Times New Roman" w:cs="Times New Roman"/>
+        </w:rPr>
+        <w:t>L.S.W.</w:t>
+      </w:r>
+      <w:r>
+        <w:rPr>
+          <w:rFonts w:ascii="Times New Roman" w:hAnsi="Times New Roman" w:cs="Times New Roman"/>
+        </w:rPr>
+        <w:t xml:space="preserve"> </w:t>
+      </w:r>
+      <w:r>
+        <w:rPr>
+          <w:rFonts w:ascii="Times New Roman" w:hAnsi="Times New Roman" w:cs="Times New Roman"/>
+        </w:rPr>
+        <w:lastRenderedPageBreak/>
+        <w:t xml:space="preserve">analysed all data and wrote the manuscript. All authors edited and approved the final manuscript. </w:t>
+      </w:r>
+      <w:r>
+        <w:rPr>
+          <w:rFonts w:ascii="Times New Roman" w:hAnsi="Times New Roman" w:cs="Times New Roman"/>
+        </w:rPr>
+        <w:t xml:space="preserve">M.D. and </w:t>
+      </w:r>
+      <w:r>
+        <w:rPr>
+          <w:rFonts w:ascii="Times New Roman" w:hAnsi="Times New Roman" w:cs="Times New Roman"/>
+        </w:rPr>
+        <w:t>L.S.W. provided funding.</w:t>
+      </w:r>
+    </w:p>
+    <w:p>
+      <w:pPr>
+        <w:spacing w:after="0" w:line="240" w:lineRule="auto"/>
+        <w:rPr>
+          <w:rFonts w:ascii="Times New Roman" w:hAnsi="Times New Roman" w:cs="Times New Roman"/>
+        </w:rPr>
+      </w:pPr>
+    </w:p>
+    <w:p>
+      <w:pPr>
+        <w:spacing w:after="0" w:line="240" w:lineRule="auto"/>
+        <w:rPr>
+          <w:rFonts w:ascii="Times New Roman" w:hAnsi="Times New Roman" w:cs="Times New Roman"/>
+          <w:b/>
+          <w:bCs/>
+        </w:rPr>
+      </w:pPr>
+      <w:r>
+        <w:rPr>
+          <w:rFonts w:ascii="Times New Roman" w:hAnsi="Times New Roman" w:cs="Times New Roman"/>
+          <w:b/>
+          <w:bCs/>
+        </w:rPr>
+        <w:t>Conflicts</w:t>
+      </w:r>
+    </w:p>
+    <w:p>
+      <w:pPr>
+        <w:spacing w:after="0" w:line="240" w:lineRule="auto"/>
+        <w:rPr>
+          <w:rFonts w:ascii="Times New Roman" w:hAnsi="Times New Roman" w:cs="Times New Roman"/>
+        </w:rPr>
+      </w:pPr>
+      <w:r>
+        <w:rPr>
+          <w:rFonts w:ascii="Times New Roman" w:hAnsi="Times New Roman" w:cs="Times New Roman"/>
+        </w:rPr>
+        <w:t>We declare no conflicts of interest.</w:t>
+      </w:r>
+    </w:p>
+    <w:p>
+      <w:pPr>
+        <w:spacing w:after="0" w:line="240" w:lineRule="auto"/>
+        <w:rPr>
+          <w:rFonts w:ascii="Times New Roman" w:hAnsi="Times New Roman" w:cs="Times New Roman"/>
+          <w:b/>
+          <w:bCs/>
+        </w:rPr>
+      </w:pPr>
+    </w:p>
+    <w:p>
+      <w:pPr>
+        <w:spacing w:after="0" w:line="240" w:lineRule="auto"/>
+        <w:rPr>
+          <w:rFonts w:ascii="Times New Roman" w:hAnsi="Times New Roman" w:cs="Times New Roman"/>
+          <w:b/>
+          <w:bCs/>
+        </w:rPr>
+      </w:pPr>
+      <w:r>
+        <w:rPr>
+          <w:rFonts w:ascii="Times New Roman" w:hAnsi="Times New Roman" w:cs="Times New Roman"/>
+          <w:b/>
+          <w:bCs/>
+        </w:rPr>
+        <w:t>Acknowledgements</w:t>
+      </w:r>
+    </w:p>
+    <w:p>
+      <w:pPr>
+        <w:spacing w:after="0" w:line="240" w:lineRule="auto"/>
+        <w:rPr>
+          <w:rFonts w:ascii="Times New Roman" w:hAnsi="Times New Roman" w:cs="Times New Roman"/>
+        </w:rPr>
+      </w:pPr>
+      <w:r>
+        <w:rPr>
+          <w:rFonts w:ascii="Times New Roman" w:hAnsi="Times New Roman" w:cs="Times New Roman"/>
+        </w:rPr>
+        <w:t xml:space="preserve">First and foremost, we would like to thank </w:t>
+      </w:r>
+      <w:r>
+        <w:rPr>
+          <w:rFonts w:ascii="Times New Roman" w:hAnsi="Times New Roman" w:cs="Times New Roman"/>
+        </w:rPr>
+        <w:t>Teresa Baptista Nobre,</w:t>
+      </w:r>
+      <w:r>
+        <w:rPr>
+          <w:rFonts w:ascii="Times New Roman" w:hAnsi="Times New Roman" w:cs="Times New Roman"/>
+        </w:rPr>
+        <w:t xml:space="preserve"> who maintained the experiments when we were both away.</w:t>
+      </w:r>
+      <w:r>
+        <w:rPr>
+          <w:rFonts w:ascii="Times New Roman" w:hAnsi="Times New Roman" w:cs="Times New Roman"/>
+        </w:rPr>
+        <w:t xml:space="preserve"> </w:t>
+      </w:r>
+      <w:r>
+        <w:rPr>
+          <w:rFonts w:ascii="Times New Roman" w:hAnsi="Times New Roman" w:cs="Times New Roman"/>
+        </w:rPr>
+        <w:t xml:space="preserve">Thanks to </w:t>
+      </w:r>
+      <w:r>
+        <w:rPr>
+          <w:rFonts w:ascii="Times New Roman" w:hAnsi="Times New Roman" w:cs="Times New Roman"/>
+        </w:rPr>
+        <w:t>Narendra Pati</w:t>
+      </w:r>
+      <w:r>
+        <w:rPr>
+          <w:rFonts w:ascii="Times New Roman" w:hAnsi="Times New Roman" w:cs="Times New Roman"/>
+        </w:rPr>
+        <w:t xml:space="preserve"> and</w:t>
+      </w:r>
+      <w:r>
+        <w:rPr>
+          <w:rFonts w:ascii="Times New Roman" w:hAnsi="Times New Roman" w:cs="Times New Roman"/>
+        </w:rPr>
+        <w:t xml:space="preserve"> Peter Hughes</w:t>
+      </w:r>
+      <w:r>
+        <w:rPr>
+          <w:rFonts w:ascii="Times New Roman" w:hAnsi="Times New Roman" w:cs="Times New Roman"/>
+        </w:rPr>
+        <w:t xml:space="preserve"> </w:t>
+      </w:r>
+      <w:r>
+        <w:rPr>
+          <w:rFonts w:ascii="Times New Roman" w:hAnsi="Times New Roman" w:cs="Times New Roman"/>
+        </w:rPr>
+        <w:t>who made total alkalinity measurement possible</w:t>
+      </w:r>
+      <w:r>
+        <w:rPr>
+          <w:rFonts w:ascii="Times New Roman" w:hAnsi="Times New Roman" w:cs="Times New Roman"/>
+        </w:rPr>
+        <w:t xml:space="preserve"> in the first place</w:t>
+      </w:r>
+      <w:r>
+        <w:rPr>
+          <w:rFonts w:ascii="Times New Roman" w:hAnsi="Times New Roman" w:cs="Times New Roman"/>
+        </w:rPr>
+        <w:t xml:space="preserve">. </w:t>
+      </w:r>
+      <w:r>
+        <w:rPr>
+          <w:rFonts w:ascii="Times New Roman" w:hAnsi="Times New Roman" w:cs="Times New Roman"/>
+        </w:rPr>
+        <w:t>Tahlia Bassett</w:t>
+      </w:r>
+      <w:r>
+        <w:rPr>
+          <w:rFonts w:ascii="Times New Roman" w:hAnsi="Times New Roman" w:cs="Times New Roman"/>
+        </w:rPr>
+        <w:t xml:space="preserve"> kindly provided certified reference material</w:t>
+      </w:r>
+      <w:r>
+        <w:rPr>
+          <w:rFonts w:ascii="Times New Roman" w:hAnsi="Times New Roman" w:cs="Times New Roman"/>
+        </w:rPr>
+        <w:t xml:space="preserve"> and shared her knowledge of the carbonate system</w:t>
+      </w:r>
+      <w:r>
+        <w:rPr>
+          <w:rFonts w:ascii="Times New Roman" w:hAnsi="Times New Roman" w:cs="Times New Roman"/>
+        </w:rPr>
+        <w:t>.</w:t>
+      </w:r>
+      <w:r>
+        <w:rPr>
+          <w:rFonts w:ascii="Times New Roman" w:hAnsi="Times New Roman" w:cs="Times New Roman"/>
+        </w:rPr>
+        <w:t xml:space="preserve"> </w:t>
+      </w:r>
+      <w:r>
+        <w:rPr>
+          <w:rFonts w:ascii="Times New Roman" w:hAnsi="Times New Roman" w:cs="Times New Roman"/>
+        </w:rPr>
+        <w:t>Pippa Attwell</w:t>
+      </w:r>
+      <w:r>
+        <w:rPr>
+          <w:rFonts w:ascii="Times New Roman" w:hAnsi="Times New Roman" w:cs="Times New Roman"/>
+        </w:rPr>
+        <w:t xml:space="preserve"> </w:t>
+      </w:r>
+      <w:r>
+        <w:rPr>
+          <w:rFonts w:ascii="Times New Roman" w:hAnsi="Times New Roman" w:cs="Times New Roman"/>
+        </w:rPr>
+        <w:t xml:space="preserve">and </w:t>
+      </w:r>
+      <w:r>
+        <w:rPr>
+          <w:rFonts w:ascii="Times New Roman" w:hAnsi="Times New Roman" w:cs="Times New Roman"/>
+        </w:rPr>
+        <w:t>Tom Roberts</w:t>
+      </w:r>
+      <w:r>
+        <w:rPr>
+          <w:rFonts w:ascii="Times New Roman" w:hAnsi="Times New Roman" w:cs="Times New Roman"/>
+        </w:rPr>
+        <w:t xml:space="preserve"> helped analysing and sorting some samples. </w:t>
+      </w:r>
+      <w:r>
+        <w:rPr>
+          <w:rFonts w:ascii="Times New Roman" w:hAnsi="Times New Roman" w:cs="Times New Roman"/>
+        </w:rPr>
+        <w:t>John Keesing</w:t>
+      </w:r>
+      <w:r>
+        <w:rPr>
+          <w:rFonts w:ascii="Times New Roman" w:hAnsi="Times New Roman" w:cs="Times New Roman"/>
+        </w:rPr>
+        <w:t xml:space="preserve"> and </w:t>
+      </w:r>
+      <w:r>
+        <w:rPr>
+          <w:rFonts w:ascii="Times New Roman" w:hAnsi="Times New Roman" w:cs="Times New Roman"/>
+        </w:rPr>
+        <w:t>Mat Vanderklift</w:t>
+      </w:r>
+      <w:r>
+        <w:rPr>
+          <w:rFonts w:ascii="Times New Roman" w:hAnsi="Times New Roman" w:cs="Times New Roman"/>
+        </w:rPr>
+        <w:t xml:space="preserve"> facilitated drying and grinding</w:t>
+      </w:r>
+      <w:r>
+        <w:rPr>
+          <w:rFonts w:ascii="Times New Roman" w:hAnsi="Times New Roman" w:cs="Times New Roman"/>
+        </w:rPr>
+        <w:t xml:space="preserve">. </w:t>
+      </w:r>
+      <w:r>
+        <w:rPr>
+          <w:rFonts w:ascii="Times New Roman" w:hAnsi="Times New Roman" w:cs="Times New Roman"/>
+        </w:rPr>
+        <w:t>Douglas Ford</w:t>
+      </w:r>
+      <w:r>
+        <w:rPr>
+          <w:rFonts w:ascii="Times New Roman" w:hAnsi="Times New Roman" w:cs="Times New Roman"/>
+        </w:rPr>
+        <w:t xml:space="preserve"> and </w:t>
+      </w:r>
+      <w:r>
+        <w:rPr>
+          <w:rFonts w:ascii="Times New Roman" w:hAnsi="Times New Roman" w:cs="Times New Roman"/>
+        </w:rPr>
+        <w:t>Grzegorz Skrzypek</w:t>
+      </w:r>
+      <w:r>
+        <w:rPr>
+          <w:rFonts w:ascii="Times New Roman" w:hAnsi="Times New Roman" w:cs="Times New Roman"/>
+        </w:rPr>
+        <w:t xml:space="preserve"> assisted with elemental analysis.</w:t>
+      </w:r>
+      <w:r>
+        <w:rPr>
+          <w:rFonts w:ascii="Times New Roman" w:hAnsi="Times New Roman" w:cs="Times New Roman"/>
+        </w:rPr>
+        <w:t xml:space="preserve"> Thank you to </w:t>
+      </w:r>
+      <w:r>
+        <w:rPr>
+          <w:rFonts w:ascii="Times New Roman" w:hAnsi="Times New Roman" w:cs="Times New Roman"/>
+        </w:rPr>
+        <w:t>Belinda Martin</w:t>
+      </w:r>
+      <w:r>
+        <w:rPr>
+          <w:rFonts w:ascii="Times New Roman" w:hAnsi="Times New Roman" w:cs="Times New Roman"/>
+        </w:rPr>
+        <w:t xml:space="preserve"> for </w:t>
+      </w:r>
+      <w:r>
+        <w:rPr>
+          <w:rFonts w:ascii="Times New Roman" w:hAnsi="Times New Roman" w:cs="Times New Roman"/>
+        </w:rPr>
+        <w:t>facilitating</w:t>
+      </w:r>
+      <w:r>
+        <w:rPr>
+          <w:rFonts w:ascii="Times New Roman" w:hAnsi="Times New Roman" w:cs="Times New Roman"/>
+        </w:rPr>
+        <w:t xml:space="preserve"> microbial DNA extraction.</w:t>
+      </w:r>
+      <w:r>
+        <w:rPr>
+          <w:rFonts w:ascii="Times New Roman" w:hAnsi="Times New Roman" w:cs="Times New Roman"/>
+        </w:rPr>
+        <w:t xml:space="preserve"> Yannick Mulders and </w:t>
+      </w:r>
+      <w:r>
+        <w:rPr>
+          <w:rFonts w:ascii="Times New Roman" w:hAnsi="Times New Roman" w:cs="Times New Roman"/>
+        </w:rPr>
+        <w:t>Thomas Wernberg</w:t>
+      </w:r>
+      <w:r>
+        <w:rPr>
+          <w:rFonts w:ascii="Times New Roman" w:hAnsi="Times New Roman" w:cs="Times New Roman"/>
+        </w:rPr>
+        <w:t xml:space="preserve"> provided the oxygen meter and </w:t>
+      </w:r>
+      <w:r>
+        <w:rPr>
+          <w:rFonts w:ascii="Times New Roman" w:hAnsi="Times New Roman" w:cs="Times New Roman"/>
+        </w:rPr>
+        <w:t>Chunbo Liu</w:t>
+      </w:r>
+      <w:r>
+        <w:rPr>
+          <w:rFonts w:ascii="Times New Roman" w:hAnsi="Times New Roman" w:cs="Times New Roman"/>
+        </w:rPr>
+        <w:t xml:space="preserve"> repaired it. </w:t>
+      </w:r>
+      <w:r>
+        <w:rPr>
+          <w:rFonts w:ascii="Times New Roman" w:hAnsi="Times New Roman" w:cs="Times New Roman"/>
+        </w:rPr>
+        <w:t xml:space="preserve">Finally, a big thank you to James Arvanitakis for believing in </w:t>
+      </w:r>
+      <w:r>
+        <w:rPr>
+          <w:rFonts w:ascii="Times New Roman" w:hAnsi="Times New Roman" w:cs="Times New Roman"/>
+        </w:rPr>
+        <w:t>this</w:t>
+      </w:r>
+      <w:r>
+        <w:rPr>
+          <w:rFonts w:ascii="Times New Roman" w:hAnsi="Times New Roman" w:cs="Times New Roman"/>
+        </w:rPr>
+        <w:t xml:space="preserve"> project.</w:t>
+      </w:r>
+    </w:p>
+    <w:p>
+      <w:pPr>
+        <w:spacing w:after="0" w:line="240" w:lineRule="auto"/>
+        <w:rPr>
+          <w:rFonts w:ascii="Times New Roman" w:hAnsi="Times New Roman" w:cs="Times New Roman"/>
+          <w:b/>
+          <w:bCs/>
+        </w:rPr>
+      </w:pPr>
+    </w:p>
+    <w:p>
+      <w:pPr>
+        <w:spacing w:after="0" w:line="240" w:lineRule="auto"/>
+        <w:rPr>
+          <w:rFonts w:ascii="Times New Roman" w:hAnsi="Times New Roman" w:cs="Times New Roman"/>
+          <w:b/>
+          <w:bCs/>
+        </w:rPr>
+      </w:pPr>
+      <w:r>
+        <w:rPr>
+          <w:rFonts w:ascii="Times New Roman" w:hAnsi="Times New Roman" w:cs="Times New Roman"/>
+          <w:b/>
+          <w:bCs/>
+        </w:rPr>
+        <w:t>Funding</w:t>
+      </w:r>
+    </w:p>
+    <w:p>
+      <w:pPr>
+        <w:spacing w:after="0" w:line="240" w:lineRule="auto"/>
+        <w:rPr>
+          <w:rFonts w:ascii="Times New Roman" w:eastAsiaTheme="minorEastAsia" w:hAnsi="Times New Roman" w:cs="Times New Roman"/>
+          <w:b/>
+          <w:bCs/>
+        </w:rPr>
+      </w:pPr>
+      <w:r>
+        <w:rPr>
+          <w:rFonts w:ascii="Times New Roman" w:eastAsiaTheme="minorEastAsia" w:hAnsi="Times New Roman" w:cs="Times New Roman"/>
+        </w:rPr>
+        <w:t>This work was supported by the Forrest Research Foundation Scholarship</w:t>
+      </w:r>
+      <w:r>
+        <w:rPr>
+          <w:rFonts w:ascii="Times New Roman" w:eastAsiaTheme="minorEastAsia" w:hAnsi="Times New Roman" w:cs="Times New Roman"/>
+        </w:rPr>
+        <w:t xml:space="preserve"> and</w:t>
+      </w:r>
+      <w:r>
+        <w:rPr>
+          <w:rFonts w:ascii="Times New Roman" w:eastAsiaTheme="minorEastAsia" w:hAnsi="Times New Roman" w:cs="Times New Roman"/>
+        </w:rPr>
+        <w:t xml:space="preserve"> Australian Government Research Training Program Scholarship awarded to L.S.W.</w:t>
+      </w:r>
+      <w:r>
+        <w:rPr>
+          <w:rFonts w:ascii="Times New Roman" w:eastAsiaTheme="minorEastAsia" w:hAnsi="Times New Roman" w:cs="Times New Roman"/>
+        </w:rPr>
+        <w:t xml:space="preserve"> and a </w:t>
+      </w:r>
+      <w:r>
+        <w:rPr>
+          <w:rFonts w:ascii="Times New Roman" w:eastAsiaTheme="minorEastAsia" w:hAnsi="Times New Roman" w:cs="Times New Roman"/>
+        </w:rPr>
+        <w:t>Forrest Research Foundation</w:t>
+      </w:r>
+      <w:r>
+        <w:rPr>
+          <w:rFonts w:ascii="Times New Roman" w:eastAsiaTheme="minorEastAsia" w:hAnsi="Times New Roman" w:cs="Times New Roman"/>
+        </w:rPr>
+        <w:t xml:space="preserve"> </w:t>
+      </w:r>
+      <w:r>
+        <w:rPr>
+          <w:rFonts w:ascii="Times New Roman" w:eastAsiaTheme="minorEastAsia" w:hAnsi="Times New Roman" w:cs="Times New Roman"/>
+        </w:rPr>
+        <w:t>grant awarded to M.D. and L.S.W.</w:t>
+      </w:r>
+      <w:r>
+        <w:rPr>
+          <w:rFonts w:ascii="Times New Roman" w:eastAsiaTheme="minorEastAsia" w:hAnsi="Times New Roman" w:cs="Times New Roman"/>
+        </w:rPr>
+        <w:t xml:space="preserve"> by </w:t>
+      </w:r>
+      <w:r>
+        <w:rPr>
+          <w:rFonts w:ascii="Times New Roman" w:hAnsi="Times New Roman" w:cs="Times New Roman"/>
+        </w:rPr>
+        <w:t>James Arvanitakis</w:t>
+      </w:r>
+      <w:r>
+        <w:rPr>
+          <w:rFonts w:ascii="Times New Roman" w:hAnsi="Times New Roman" w:cs="Times New Roman"/>
+        </w:rPr>
+        <w:t>.</w:t>
+      </w:r>
+    </w:p>
+    <w:p>
+      <w:pPr>
+        <w:spacing w:after="0" w:line="240" w:lineRule="auto"/>
+        <w:rPr>
+          <w:rFonts w:ascii="Times New Roman" w:hAnsi="Times New Roman" w:cs="Times New Roman"/>
+          <w:b/>
+          <w:bCs/>
+        </w:rPr>
+      </w:pPr>
+    </w:p>
+    <w:p>
+      <w:pPr>
+        <w:spacing w:after="0" w:line="240" w:lineRule="auto"/>
+        <w:rPr>
+          <w:rFonts w:ascii="Times New Roman" w:hAnsi="Times New Roman" w:cs="Times New Roman"/>
+          <w:b/>
+          <w:bCs/>
+        </w:rPr>
+      </w:pPr>
+      <w:r>
+        <w:rPr>
+          <w:rFonts w:ascii="Times New Roman" w:hAnsi="Times New Roman" w:cs="Times New Roman"/>
+          <w:b/>
+          <w:bCs/>
+        </w:rPr>
+        <w:t>Data and code availability</w:t>
+      </w:r>
+    </w:p>
+    <w:p>
+      <w:pPr>
+        <w:spacing w:after="0" w:line="240" w:lineRule="auto"/>
+        <w:rPr>
+          <w:rFonts w:ascii="Times New Roman" w:eastAsiaTheme="minorEastAsia" w:hAnsi="Times New Roman" w:cs="Times New Roman"/>
+        </w:rPr>
+      </w:pPr>
+      <w:r>
+        <w:rPr>
+          <w:rFonts w:ascii="Times New Roman" w:eastAsiaTheme="minorEastAsia" w:hAnsi="Times New Roman" w:cs="Times New Roman"/>
+          <w:lang w:bidi="he-IL"/>
+        </w:rPr>
+        <w:t xml:space="preserve">Data and code to reproduce this study are available at </w:t>
+      </w:r>
+      <w:hyperlink r:id="rId17" w:history="1">
+        <w:r>
+          <w:rPr>
+            <w:rStyle w:val="Hyperlink"/>
+            <w:rFonts w:ascii="Times New Roman" w:eastAsiaTheme="minorEastAsia" w:hAnsi="Times New Roman" w:cs="Times New Roman"/>
+            <w:color w:val="auto"/>
+            <w:lang w:bidi="he-IL"/>
+          </w:rPr>
+          <w:t>github.com/lukaseamus/anoxic-kelp</w:t>
+        </w:r>
+      </w:hyperlink>
+      <w:r>
+        <w:rPr>
+          <w:rFonts w:ascii="Times New Roman" w:eastAsiaTheme="minorEastAsia" w:hAnsi="Times New Roman" w:cs="Times New Roman"/>
+        </w:rPr>
+        <w:t>.</w:t>
+      </w:r>
+    </w:p>
+    <w:p>
+      <w:pPr>
+        <w:spacing w:after="0" w:line="240" w:lineRule="auto"/>
+        <w:rPr>
+          <w:rFonts w:ascii="Times New Roman" w:hAnsi="Times New Roman" w:cs="Times New Roman"/>
+        </w:rPr>
+      </w:pPr>
+    </w:p>
+    <w:p>
+      <w:pPr>
+        <w:spacing w:after="0" w:line="240" w:lineRule="auto"/>
+        <w:rPr>
+          <w:rFonts w:ascii="Times New Roman" w:hAnsi="Times New Roman" w:cs="Times New Roman"/>
+          <w:b/>
+          <w:bCs/>
+        </w:rPr>
+      </w:pPr>
+      <w:r>
+        <w:rPr>
+          <w:rFonts w:ascii="Times New Roman" w:hAnsi="Times New Roman" w:cs="Times New Roman"/>
+          <w:b/>
+          <w:bCs/>
+        </w:rPr>
         <w:t>References</w:t>
       </w:r>
     </w:p>
     <w:sectPr>
-      <w:footerReference w:type="even" r:id="rId7"/>
-      <w:footerReference w:type="default" r:id="rId8"/>
+      <w:footerReference w:type="even" r:id="rId18"/>
+      <w:footerReference w:type="default" r:id="rId19"/>
       <w:pgSz w:w="11906" w:h="16838"/>
       <w:pgMar w:top="1440" w:right="1440" w:bottom="1440" w:left="1440" w:header="708" w:footer="708" w:gutter="0"/>
       <w:cols w:space="708"/>
@@ -2221,6 +8820,206 @@
     </w:sectPr>
   </w:body>
 </w:document>
+</file>
+
+<file path=word/comments.xml><?xml version="1.0" encoding="utf-8"?>
+<w:comments xmlns:wpc="http://schemas.microsoft.com/office/word/2010/wordprocessingCanvas" xmlns:cx="http://schemas.microsoft.com/office/drawing/2014/chartex" xmlns:cx1="http://schemas.microsoft.com/office/drawing/2015/9/8/chartex" xmlns:cx2="http://schemas.microsoft.com/office/drawing/2015/10/21/chartex" xmlns:cx3="http://schemas.microsoft.com/office/drawing/2016/5/9/chartex" xmlns:cx4="http://schemas.microsoft.com/office/drawing/2016/5/10/chartex" xmlns:cx5="http://schemas.microsoft.com/office/drawing/2016/5/11/chartex" xmlns:cx6="http://schemas.microsoft.com/office/drawing/2016/5/12/chartex" xmlns:cx7="http://schemas.microsoft.com/office/drawing/2016/5/13/chartex" xmlns:cx8="http://schemas.microsoft.com/office/drawing/2016/5/14/chartex" xmlns:mc="http://schemas.openxmlformats.org/markup-compatibility/2006" xmlns:aink="http://schemas.microsoft.com/office/drawing/2016/ink" xmlns:am3d="http://schemas.microsoft.com/office/drawing/2017/model3d" xmlns:o="urn:schemas-microsoft-com:office:office" xmlns:oel="http://schemas.microsoft.com/office/2019/extlst" xmlns:r="http://schemas.openxmlformats.org/officeDocument/2006/relationships" xmlns:m="http://schemas.openxmlformats.org/officeDocument/2006/math" xmlns:v="urn:schemas-microsoft-com:vml" xmlns:wp14="http://schemas.microsoft.com/office/word/2010/wordprocessingDrawing" xmlns:wp="http://schemas.openxmlformats.org/drawingml/2006/wordprocessingDrawing" xmlns:w10="urn:schemas-microsoft-com:office:word" xmlns:w="http://schemas.openxmlformats.org/wordprocessingml/2006/main" xmlns:w14="http://schemas.microsoft.com/office/word/2010/wordml" xmlns:w15="http://schemas.microsoft.com/office/word/2012/wordml" xmlns:w16cex="http://schemas.microsoft.com/office/word/2018/wordml/cex" xmlns:w16cid="http://schemas.microsoft.com/office/word/2016/wordml/cid" xmlns:w16="http://schemas.microsoft.com/office/word/2018/wordml" xmlns:w16du="http://schemas.microsoft.com/office/word/2023/wordml/word16du" xmlns:w16sdtdh="http://schemas.microsoft.com/office/word/2020/wordml/sdtdatahash" xmlns:w16sdtfl="http://schemas.microsoft.com/office/word/2024/wordml/sdtformatlock" xmlns:w16se="http://schemas.microsoft.com/office/word/2015/wordml/symex" xmlns:wpg="http://schemas.microsoft.com/office/word/2010/wordprocessingGroup" xmlns:wpi="http://schemas.microsoft.com/office/word/2010/wordprocessingInk" xmlns:wne="http://schemas.microsoft.com/office/word/2006/wordml" xmlns:wps="http://schemas.microsoft.com/office/word/2010/wordprocessingShape" mc:Ignorable="w14 w15 w16se w16cid w16 w16cex w16sdtdh w16sdtfl w16du wp14">
+  <w:comment w:id="0" w:author="Luka Wright" w:date="2026-03-20T19:50:00Z" w:initials="LW">
+    <w:p>
+      <w:r>
+        <w:rPr>
+          <w:rStyle w:val="CommentReference"/>
+        </w:rPr>
+        <w:annotationRef/>
+      </w:r>
+      <w:r>
+        <w:rPr>
+          <w:sz w:val="20"/>
+          <w:szCs w:val="20"/>
+        </w:rPr>
+        <w:t>Please add details. What medium did you use? What conditions was the culture kept in?</w:t>
+      </w:r>
+    </w:p>
+  </w:comment>
+  <w:comment w:id="1" w:author="Luka Wright" w:date="2026-03-20T22:34:00Z" w:initials="LW">
+    <w:p>
+      <w:r>
+        <w:rPr>
+          <w:rStyle w:val="CommentReference"/>
+        </w:rPr>
+        <w:annotationRef/>
+      </w:r>
+      <w:r>
+        <w:rPr>
+          <w:sz w:val="20"/>
+          <w:szCs w:val="20"/>
+        </w:rPr>
+        <w:t>What concentration?</w:t>
+      </w:r>
+    </w:p>
+  </w:comment>
+  <w:comment w:id="2" w:author="Luka Wright" w:date="2026-03-20T17:14:00Z" w:initials="LW">
+    <w:p>
+      <w:r>
+        <w:rPr>
+          <w:rStyle w:val="CommentReference"/>
+        </w:rPr>
+        <w:annotationRef/>
+      </w:r>
+      <w:r>
+        <w:rPr>
+          <w:sz w:val="20"/>
+          <w:szCs w:val="20"/>
+        </w:rPr>
+        <w:t>Matt, please add the chemical manufacturer and product number. Was it Merck?</w:t>
+      </w:r>
+    </w:p>
+  </w:comment>
+  <w:comment w:id="3" w:author="Luka Wright" w:date="2026-03-20T17:18:00Z" w:initials="LW">
+    <w:p>
+      <w:r>
+        <w:rPr>
+          <w:rStyle w:val="CommentReference"/>
+        </w:rPr>
+        <w:annotationRef/>
+      </w:r>
+      <w:r>
+        <w:rPr>
+          <w:sz w:val="20"/>
+          <w:szCs w:val="20"/>
+        </w:rPr>
+        <w:t>Same here</w:t>
+      </w:r>
+    </w:p>
+  </w:comment>
+  <w:comment w:id="4" w:author="Luka Wright" w:date="2026-03-20T19:24:00Z" w:initials="LW">
+    <w:p>
+      <w:r>
+        <w:rPr>
+          <w:rStyle w:val="CommentReference"/>
+        </w:rPr>
+        <w:annotationRef/>
+      </w:r>
+      <w:r>
+        <w:rPr>
+          <w:sz w:val="20"/>
+          <w:szCs w:val="20"/>
+        </w:rPr>
+        <w:t>You may have roughly decanted this but can you give an estimate of how full the bottles were? Did we ensure enough buffering capacity? Also, was it 1 M?</w:t>
+      </w:r>
+    </w:p>
+  </w:comment>
+  <w:comment w:id="5" w:author="Luka Wright" w:date="2026-03-20T19:33:00Z" w:initials="LW">
+    <w:p>
+      <w:r>
+        <w:rPr>
+          <w:rStyle w:val="CommentReference"/>
+        </w:rPr>
+        <w:annotationRef/>
+      </w:r>
+      <w:r>
+        <w:rPr>
+          <w:sz w:val="20"/>
+          <w:szCs w:val="20"/>
+        </w:rPr>
+        <w:t>Or relief valve? It wasn't a spunding valve right?</w:t>
+      </w:r>
+    </w:p>
+  </w:comment>
+  <w:comment w:id="6" w:author="Luka Wright" w:date="2026-03-20T19:46:00Z" w:initials="LW">
+    <w:p>
+      <w:r>
+        <w:rPr>
+          <w:rStyle w:val="CommentReference"/>
+        </w:rPr>
+        <w:annotationRef/>
+      </w:r>
+      <w:r>
+        <w:rPr>
+          <w:sz w:val="20"/>
+          <w:szCs w:val="20"/>
+        </w:rPr>
+        <w:t>Please add manufacturer</w:t>
+      </w:r>
+    </w:p>
+  </w:comment>
+  <w:comment w:id="7" w:author="Luka Wright" w:date="2026-03-20T21:45:00Z" w:initials="LW">
+    <w:p>
+      <w:r>
+        <w:rPr>
+          <w:rStyle w:val="CommentReference"/>
+        </w:rPr>
+        <w:annotationRef/>
+      </w:r>
+      <w:r>
+        <w:rPr>
+          <w:sz w:val="20"/>
+          <w:szCs w:val="20"/>
+        </w:rPr>
+        <w:t>Does this sound right? I can't exactly remember the volume.</w:t>
+      </w:r>
+    </w:p>
+  </w:comment>
+  <w:comment w:id="8" w:author="Luka Wright" w:date="2026-03-20T22:39:00Z" w:initials="LW">
+    <w:p>
+      <w:r>
+        <w:rPr>
+          <w:rStyle w:val="CommentReference"/>
+        </w:rPr>
+        <w:annotationRef/>
+      </w:r>
+      <w:r>
+        <w:rPr>
+          <w:sz w:val="20"/>
+          <w:szCs w:val="20"/>
+        </w:rPr>
+        <w:t>I don't know much about this. so please amend</w:t>
+      </w:r>
+    </w:p>
+  </w:comment>
+</w:comments>
+</file>
+
+<file path=word/commentsExtended.xml><?xml version="1.0" encoding="utf-8"?>
+<w15:commentsEx xmlns:wpc="http://schemas.microsoft.com/office/word/2010/wordprocessingCanvas" xmlns:cx="http://schemas.microsoft.com/office/drawing/2014/chartex" xmlns:cx1="http://schemas.microsoft.com/office/drawing/2015/9/8/chartex" xmlns:cx2="http://schemas.microsoft.com/office/drawing/2015/10/21/chartex" xmlns:cx3="http://schemas.microsoft.com/office/drawing/2016/5/9/chartex" xmlns:cx4="http://schemas.microsoft.com/office/drawing/2016/5/10/chartex" xmlns:cx5="http://schemas.microsoft.com/office/drawing/2016/5/11/chartex" xmlns:cx6="http://schemas.microsoft.com/office/drawing/2016/5/12/chartex" xmlns:cx7="http://schemas.microsoft.com/office/drawing/2016/5/13/chartex" xmlns:cx8="http://schemas.microsoft.com/office/drawing/2016/5/14/chartex" xmlns:mc="http://schemas.openxmlformats.org/markup-compatibility/2006" xmlns:aink="http://schemas.microsoft.com/office/drawing/2016/ink" xmlns:am3d="http://schemas.microsoft.com/office/drawing/2017/model3d" xmlns:o="urn:schemas-microsoft-com:office:office" xmlns:oel="http://schemas.microsoft.com/office/2019/extlst" xmlns:r="http://schemas.openxmlformats.org/officeDocument/2006/relationships" xmlns:m="http://schemas.openxmlformats.org/officeDocument/2006/math" xmlns:v="urn:schemas-microsoft-com:vml" xmlns:wp14="http://schemas.microsoft.com/office/word/2010/wordprocessingDrawing" xmlns:wp="http://schemas.openxmlformats.org/drawingml/2006/wordprocessingDrawing" xmlns:w10="urn:schemas-microsoft-com:office:word" xmlns:w="http://schemas.openxmlformats.org/wordprocessingml/2006/main" xmlns:w14="http://schemas.microsoft.com/office/word/2010/wordml" xmlns:w15="http://schemas.microsoft.com/office/word/2012/wordml" xmlns:w16cex="http://schemas.microsoft.com/office/word/2018/wordml/cex" xmlns:w16cid="http://schemas.microsoft.com/office/word/2016/wordml/cid" xmlns:w16="http://schemas.microsoft.com/office/word/2018/wordml" xmlns:w16du="http://schemas.microsoft.com/office/word/2023/wordml/word16du" xmlns:w16sdtdh="http://schemas.microsoft.com/office/word/2020/wordml/sdtdatahash" xmlns:w16sdtfl="http://schemas.microsoft.com/office/word/2024/wordml/sdtformatlock" xmlns:w16se="http://schemas.microsoft.com/office/word/2015/wordml/symex" xmlns:wpg="http://schemas.microsoft.com/office/word/2010/wordprocessingGroup" xmlns:wpi="http://schemas.microsoft.com/office/word/2010/wordprocessingInk" xmlns:wne="http://schemas.microsoft.com/office/word/2006/wordml" xmlns:wps="http://schemas.microsoft.com/office/word/2010/wordprocessingShape" mc:Ignorable="w14 w15 w16se w16cid w16 w16cex w16sdtdh w16sdtfl w16du wp14">
+  <w15:commentEx w15:paraId="7329F908" w15:done="0"/>
+  <w15:commentEx w15:paraId="79B1E0A9" w15:done="0"/>
+  <w15:commentEx w15:paraId="1A3C4198" w15:done="0"/>
+  <w15:commentEx w15:paraId="18225EA5" w15:done="0"/>
+  <w15:commentEx w15:paraId="264D7051" w15:done="0"/>
+  <w15:commentEx w15:paraId="5CEA9387" w15:done="0"/>
+  <w15:commentEx w15:paraId="213B8843" w15:done="0"/>
+  <w15:commentEx w15:paraId="6F3BC0C4" w15:done="0"/>
+  <w15:commentEx w15:paraId="511CD057" w15:done="0"/>
+</w15:commentsEx>
+</file>
+
+<file path=word/commentsExtensible.xml><?xml version="1.0" encoding="utf-8"?>
+<w16cex:commentsExtensible xmlns:wpc="http://schemas.microsoft.com/office/word/2010/wordprocessingCanvas" xmlns:cx="http://schemas.microsoft.com/office/drawing/2014/chartex" xmlns:cx1="http://schemas.microsoft.com/office/drawing/2015/9/8/chartex" xmlns:cx2="http://schemas.microsoft.com/office/drawing/2015/10/21/chartex" xmlns:cx3="http://schemas.microsoft.com/office/drawing/2016/5/9/chartex" xmlns:cx4="http://schemas.microsoft.com/office/drawing/2016/5/10/chartex" xmlns:cx5="http://schemas.microsoft.com/office/drawing/2016/5/11/chartex" xmlns:cx6="http://schemas.microsoft.com/office/drawing/2016/5/12/chartex" xmlns:cx7="http://schemas.microsoft.com/office/drawing/2016/5/13/chartex" xmlns:cx8="http://schemas.microsoft.com/office/drawing/2016/5/14/chartex" xmlns:cr="http://schemas.microsoft.com/office/comments/2020/reactions" xmlns:mc="http://schemas.openxmlformats.org/markup-compatibility/2006" xmlns:aink="http://schemas.microsoft.com/office/drawing/2016/ink" xmlns:am3d="http://schemas.microsoft.com/office/drawing/2017/model3d" xmlns:o="urn:schemas-microsoft-com:office:office" xmlns:oel="http://schemas.microsoft.com/office/2019/extlst" xmlns:r="http://schemas.openxmlformats.org/officeDocument/2006/relationships" xmlns:m="http://schemas.openxmlformats.org/officeDocument/2006/math" xmlns:v="urn:schemas-microsoft-com:vml" xmlns:wp14="http://schemas.microsoft.com/office/word/2010/wordprocessingDrawing" xmlns:wp="http://schemas.openxmlformats.org/drawingml/2006/wordprocessingDrawing" xmlns:w10="urn:schemas-microsoft-com:office:word" xmlns:w="http://schemas.openxmlformats.org/wordprocessingml/2006/main" xmlns:w14="http://schemas.microsoft.com/office/word/2010/wordml" xmlns:w15="http://schemas.microsoft.com/office/word/2012/wordml" xmlns:w16cex="http://schemas.microsoft.com/office/word/2018/wordml/cex" xmlns:w16cid="http://schemas.microsoft.com/office/word/2016/wordml/cid" xmlns:w16="http://schemas.microsoft.com/office/word/2018/wordml" xmlns:w16du="http://schemas.microsoft.com/office/word/2023/wordml/word16du" xmlns:w16sdtdh="http://schemas.microsoft.com/office/word/2020/wordml/sdtdatahash" xmlns:w16sdtfl="http://schemas.microsoft.com/office/word/2024/wordml/sdtformatlock" xmlns:w16se="http://schemas.microsoft.com/office/word/2015/wordml/symex" xmlns:wpg="http://schemas.microsoft.com/office/word/2010/wordprocessingGroup" xmlns:wpi="http://schemas.microsoft.com/office/word/2010/wordprocessingInk" xmlns:wne="http://schemas.microsoft.com/office/word/2006/wordml" xmlns:wps="http://schemas.microsoft.com/office/word/2010/wordprocessingShape" mc:Ignorable="w14 w15 w16se w16cid w16 w16cex w16sdtdh w16sdtfl cr w16du wp14">
+  <w16cex:commentExtensible w16cex:durableId="4E7035FC" w16cex:dateUtc="2026-03-20T11:50:00Z"/>
+  <w16cex:commentExtensible w16cex:durableId="2DBCFD8D" w16cex:dateUtc="2026-03-20T14:34:00Z"/>
+  <w16cex:commentExtensible w16cex:durableId="16461EA0" w16cex:dateUtc="2026-03-20T09:14:00Z"/>
+  <w16cex:commentExtensible w16cex:durableId="68D4CEC0" w16cex:dateUtc="2026-03-20T09:18:00Z"/>
+  <w16cex:commentExtensible w16cex:durableId="660825A8" w16cex:dateUtc="2026-03-20T11:24:00Z"/>
+  <w16cex:commentExtensible w16cex:durableId="782F17C7" w16cex:dateUtc="2026-03-20T11:33:00Z"/>
+  <w16cex:commentExtensible w16cex:durableId="22F26A16" w16cex:dateUtc="2026-03-20T11:46:00Z"/>
+  <w16cex:commentExtensible w16cex:durableId="1E5C836D" w16cex:dateUtc="2026-03-20T13:45:00Z"/>
+  <w16cex:commentExtensible w16cex:durableId="4995D5D7" w16cex:dateUtc="2026-03-20T14:39:00Z"/>
+</w16cex:commentsExtensible>
+</file>
+
+<file path=word/commentsIds.xml><?xml version="1.0" encoding="utf-8"?>
+<w16cid:commentsIds xmlns:wpc="http://schemas.microsoft.com/office/word/2010/wordprocessingCanvas" xmlns:cx="http://schemas.microsoft.com/office/drawing/2014/chartex" xmlns:cx1="http://schemas.microsoft.com/office/drawing/2015/9/8/chartex" xmlns:cx2="http://schemas.microsoft.com/office/drawing/2015/10/21/chartex" xmlns:cx3="http://schemas.microsoft.com/office/drawing/2016/5/9/chartex" xmlns:cx4="http://schemas.microsoft.com/office/drawing/2016/5/10/chartex" xmlns:cx5="http://schemas.microsoft.com/office/drawing/2016/5/11/chartex" xmlns:cx6="http://schemas.microsoft.com/office/drawing/2016/5/12/chartex" xmlns:cx7="http://schemas.microsoft.com/office/drawing/2016/5/13/chartex" xmlns:cx8="http://schemas.microsoft.com/office/drawing/2016/5/14/chartex" xmlns:mc="http://schemas.openxmlformats.org/markup-compatibility/2006" xmlns:aink="http://schemas.microsoft.com/office/drawing/2016/ink" xmlns:am3d="http://schemas.microsoft.com/office/drawing/2017/model3d" xmlns:o="urn:schemas-microsoft-com:office:office" xmlns:oel="http://schemas.microsoft.com/office/2019/extlst" xmlns:r="http://schemas.openxmlformats.org/officeDocument/2006/relationships" xmlns:m="http://schemas.openxmlformats.org/officeDocument/2006/math" xmlns:v="urn:schemas-microsoft-com:vml" xmlns:wp14="http://schemas.microsoft.com/office/word/2010/wordprocessingDrawing" xmlns:wp="http://schemas.openxmlformats.org/drawingml/2006/wordprocessingDrawing" xmlns:w10="urn:schemas-microsoft-com:office:word" xmlns:w="http://schemas.openxmlformats.org/wordprocessingml/2006/main" xmlns:w14="http://schemas.microsoft.com/office/word/2010/wordml" xmlns:w15="http://schemas.microsoft.com/office/word/2012/wordml" xmlns:w16cex="http://schemas.microsoft.com/office/word/2018/wordml/cex" xmlns:w16cid="http://schemas.microsoft.com/office/word/2016/wordml/cid" xmlns:w16="http://schemas.microsoft.com/office/word/2018/wordml" xmlns:w16du="http://schemas.microsoft.com/office/word/2023/wordml/word16du" xmlns:w16sdtdh="http://schemas.microsoft.com/office/word/2020/wordml/sdtdatahash" xmlns:w16sdtfl="http://schemas.microsoft.com/office/word/2024/wordml/sdtformatlock" xmlns:w16se="http://schemas.microsoft.com/office/word/2015/wordml/symex" xmlns:wpg="http://schemas.microsoft.com/office/word/2010/wordprocessingGroup" xmlns:wpi="http://schemas.microsoft.com/office/word/2010/wordprocessingInk" xmlns:wne="http://schemas.microsoft.com/office/word/2006/wordml" xmlns:wps="http://schemas.microsoft.com/office/word/2010/wordprocessingShape" mc:Ignorable="w14 w15 w16se w16cid w16 w16cex w16sdtdh w16sdtfl w16du wp14">
+  <w16cid:commentId w16cid:paraId="7329F908" w16cid:durableId="4E7035FC"/>
+  <w16cid:commentId w16cid:paraId="79B1E0A9" w16cid:durableId="2DBCFD8D"/>
+  <w16cid:commentId w16cid:paraId="1A3C4198" w16cid:durableId="16461EA0"/>
+  <w16cid:commentId w16cid:paraId="18225EA5" w16cid:durableId="68D4CEC0"/>
+  <w16cid:commentId w16cid:paraId="264D7051" w16cid:durableId="660825A8"/>
+  <w16cid:commentId w16cid:paraId="5CEA9387" w16cid:durableId="782F17C7"/>
+  <w16cid:commentId w16cid:paraId="213B8843" w16cid:durableId="22F26A16"/>
+  <w16cid:commentId w16cid:paraId="6F3BC0C4" w16cid:durableId="1E5C836D"/>
+  <w16cid:commentId w16cid:paraId="511CD057" w16cid:durableId="4995D5D7"/>
+</w16cid:commentsIds>
 </file>
 
 <file path=word/endnotes.xml><?xml version="1.0" encoding="utf-8"?>
@@ -2312,9 +9111,7 @@
     <w:sdtPr>
       <w:rPr>
         <w:rStyle w:val="PageNumber"/>
-        <w:rFonts w:ascii="Futura Medium" w:hAnsi="Futura Medium" w:cs="Futura Medium" w:hint="cs"/>
-        <w:sz w:val="20"/>
-        <w:szCs w:val="20"/>
+        <w:rFonts w:ascii="Times New Roman" w:hAnsi="Times New Roman" w:cs="Times New Roman"/>
       </w:rPr>
       <w:id w:val="-534730545"/>
       <w:docPartObj>
@@ -2329,54 +9126,42 @@
           <w:framePr w:wrap="none" w:vAnchor="text" w:hAnchor="margin" w:xAlign="right" w:y="1"/>
           <w:rPr>
             <w:rStyle w:val="PageNumber"/>
-            <w:rFonts w:ascii="Futura Medium" w:hAnsi="Futura Medium" w:cs="Futura Medium"/>
-            <w:sz w:val="20"/>
-            <w:szCs w:val="20"/>
+            <w:rFonts w:ascii="Times New Roman" w:hAnsi="Times New Roman" w:cs="Times New Roman"/>
           </w:rPr>
         </w:pPr>
         <w:r>
           <w:rPr>
             <w:rStyle w:val="PageNumber"/>
-            <w:rFonts w:ascii="Futura Medium" w:hAnsi="Futura Medium" w:cs="Futura Medium" w:hint="cs"/>
-            <w:sz w:val="20"/>
-            <w:szCs w:val="20"/>
+            <w:rFonts w:ascii="Times New Roman" w:hAnsi="Times New Roman" w:cs="Times New Roman"/>
           </w:rPr>
           <w:fldChar w:fldCharType="begin"/>
         </w:r>
         <w:r>
           <w:rPr>
             <w:rStyle w:val="PageNumber"/>
-            <w:rFonts w:ascii="Futura Medium" w:hAnsi="Futura Medium" w:cs="Futura Medium" w:hint="cs"/>
-            <w:sz w:val="20"/>
-            <w:szCs w:val="20"/>
+            <w:rFonts w:ascii="Times New Roman" w:hAnsi="Times New Roman" w:cs="Times New Roman"/>
           </w:rPr>
           <w:instrText xml:space="preserve"> PAGE </w:instrText>
         </w:r>
         <w:r>
           <w:rPr>
             <w:rStyle w:val="PageNumber"/>
-            <w:rFonts w:ascii="Futura Medium" w:hAnsi="Futura Medium" w:cs="Futura Medium" w:hint="cs"/>
-            <w:sz w:val="20"/>
-            <w:szCs w:val="20"/>
+            <w:rFonts w:ascii="Times New Roman" w:hAnsi="Times New Roman" w:cs="Times New Roman"/>
           </w:rPr>
           <w:fldChar w:fldCharType="separate"/>
         </w:r>
         <w:r>
           <w:rPr>
             <w:rStyle w:val="PageNumber"/>
-            <w:rFonts w:ascii="Futura Medium" w:hAnsi="Futura Medium" w:cs="Futura Medium" w:hint="cs"/>
+            <w:rFonts w:ascii="Times New Roman" w:hAnsi="Times New Roman" w:cs="Times New Roman"/>
             <w:noProof/>
-            <w:sz w:val="20"/>
-            <w:szCs w:val="20"/>
           </w:rPr>
           <w:t>1</w:t>
         </w:r>
         <w:r>
           <w:rPr>
             <w:rStyle w:val="PageNumber"/>
-            <w:rFonts w:ascii="Futura Medium" w:hAnsi="Futura Medium" w:cs="Futura Medium" w:hint="cs"/>
-            <w:sz w:val="20"/>
-            <w:szCs w:val="20"/>
+            <w:rFonts w:ascii="Times New Roman" w:hAnsi="Times New Roman" w:cs="Times New Roman"/>
           </w:rPr>
           <w:fldChar w:fldCharType="end"/>
         </w:r>
@@ -2415,6 +9200,14 @@
     </w:p>
   </w:footnote>
 </w:footnotes>
+</file>
+
+<file path=word/people.xml><?xml version="1.0" encoding="utf-8"?>
+<w15:people xmlns:wpc="http://schemas.microsoft.com/office/word/2010/wordprocessingCanvas" xmlns:cx="http://schemas.microsoft.com/office/drawing/2014/chartex" xmlns:cx1="http://schemas.microsoft.com/office/drawing/2015/9/8/chartex" xmlns:cx2="http://schemas.microsoft.com/office/drawing/2015/10/21/chartex" xmlns:cx3="http://schemas.microsoft.com/office/drawing/2016/5/9/chartex" xmlns:cx4="http://schemas.microsoft.com/office/drawing/2016/5/10/chartex" xmlns:cx5="http://schemas.microsoft.com/office/drawing/2016/5/11/chartex" xmlns:cx6="http://schemas.microsoft.com/office/drawing/2016/5/12/chartex" xmlns:cx7="http://schemas.microsoft.com/office/drawing/2016/5/13/chartex" xmlns:cx8="http://schemas.microsoft.com/office/drawing/2016/5/14/chartex" xmlns:mc="http://schemas.openxmlformats.org/markup-compatibility/2006" xmlns:aink="http://schemas.microsoft.com/office/drawing/2016/ink" xmlns:am3d="http://schemas.microsoft.com/office/drawing/2017/model3d" xmlns:o="urn:schemas-microsoft-com:office:office" xmlns:oel="http://schemas.microsoft.com/office/2019/extlst" xmlns:r="http://schemas.openxmlformats.org/officeDocument/2006/relationships" xmlns:m="http://schemas.openxmlformats.org/officeDocument/2006/math" xmlns:v="urn:schemas-microsoft-com:vml" xmlns:wp14="http://schemas.microsoft.com/office/word/2010/wordprocessingDrawing" xmlns:wp="http://schemas.openxmlformats.org/drawingml/2006/wordprocessingDrawing" xmlns:w10="urn:schemas-microsoft-com:office:word" xmlns:w="http://schemas.openxmlformats.org/wordprocessingml/2006/main" xmlns:w14="http://schemas.microsoft.com/office/word/2010/wordml" xmlns:w15="http://schemas.microsoft.com/office/word/2012/wordml" xmlns:w16cex="http://schemas.microsoft.com/office/word/2018/wordml/cex" xmlns:w16cid="http://schemas.microsoft.com/office/word/2016/wordml/cid" xmlns:w16="http://schemas.microsoft.com/office/word/2018/wordml" xmlns:w16du="http://schemas.microsoft.com/office/word/2023/wordml/word16du" xmlns:w16sdtdh="http://schemas.microsoft.com/office/word/2020/wordml/sdtdatahash" xmlns:w16sdtfl="http://schemas.microsoft.com/office/word/2024/wordml/sdtformatlock" xmlns:w16se="http://schemas.microsoft.com/office/word/2015/wordml/symex" xmlns:wpg="http://schemas.microsoft.com/office/word/2010/wordprocessingGroup" xmlns:wpi="http://schemas.microsoft.com/office/word/2010/wordprocessingInk" xmlns:wne="http://schemas.microsoft.com/office/word/2006/wordml" xmlns:wps="http://schemas.microsoft.com/office/word/2010/wordprocessingShape" mc:Ignorable="w14 w15 w16se w16cid w16 w16cex w16sdtdh w16sdtfl w16du wp14">
+  <w15:person w15:author="Luka Wright">
+    <w15:presenceInfo w15:providerId="AD" w15:userId="S::23609731@student.uwa.edu.au::8799cdbb-bfc1-4327-80de-fa68a594c66a"/>
+  </w15:person>
+</w15:people>
 </file>
 
 <file path=word/styles.xml><?xml version="1.0" encoding="utf-8"?>
@@ -2817,6 +9610,7 @@
   <w:style w:type="paragraph" w:default="1" w:styleId="Normal">
     <w:name w:val="Normal"/>
     <w:qFormat/>
+    <w:rsid w:val="0096298E"/>
   </w:style>
   <w:style w:type="paragraph" w:styleId="Heading1">
     <w:name w:val="heading 1"/>
@@ -3405,6 +10199,102 @@
       </w:tblBorders>
     </w:tblPr>
   </w:style>
+  <w:style w:type="character" w:styleId="CommentReference">
+    <w:name w:val="annotation reference"/>
+    <w:basedOn w:val="DefaultParagraphFont"/>
+    <w:uiPriority w:val="99"/>
+    <w:semiHidden/>
+    <w:unhideWhenUsed/>
+    <w:rsid w:val="00D22FE0"/>
+    <w:rPr>
+      <w:sz w:val="16"/>
+      <w:szCs w:val="16"/>
+    </w:rPr>
+  </w:style>
+  <w:style w:type="character" w:styleId="Hyperlink">
+    <w:name w:val="Hyperlink"/>
+    <w:basedOn w:val="DefaultParagraphFont"/>
+    <w:uiPriority w:val="99"/>
+    <w:unhideWhenUsed/>
+    <w:rsid w:val="00D22FE0"/>
+    <w:rPr>
+      <w:color w:val="467886" w:themeColor="hyperlink"/>
+      <w:u w:val="single"/>
+    </w:rPr>
+  </w:style>
+  <w:style w:type="paragraph" w:styleId="CommentText">
+    <w:name w:val="annotation text"/>
+    <w:basedOn w:val="Normal"/>
+    <w:link w:val="CommentTextChar"/>
+    <w:uiPriority w:val="99"/>
+    <w:semiHidden/>
+    <w:unhideWhenUsed/>
+    <w:rsid w:val="00292D0A"/>
+    <w:pPr>
+      <w:spacing w:line="240" w:lineRule="auto"/>
+    </w:pPr>
+    <w:rPr>
+      <w:sz w:val="20"/>
+      <w:szCs w:val="20"/>
+    </w:rPr>
+  </w:style>
+  <w:style w:type="character" w:customStyle="1" w:styleId="CommentTextChar">
+    <w:name w:val="Comment Text Char"/>
+    <w:basedOn w:val="DefaultParagraphFont"/>
+    <w:link w:val="CommentText"/>
+    <w:uiPriority w:val="99"/>
+    <w:semiHidden/>
+    <w:rsid w:val="00292D0A"/>
+    <w:rPr>
+      <w:sz w:val="20"/>
+      <w:szCs w:val="20"/>
+    </w:rPr>
+  </w:style>
+  <w:style w:type="paragraph" w:styleId="CommentSubject">
+    <w:name w:val="annotation subject"/>
+    <w:basedOn w:val="CommentText"/>
+    <w:next w:val="CommentText"/>
+    <w:link w:val="CommentSubjectChar"/>
+    <w:uiPriority w:val="99"/>
+    <w:semiHidden/>
+    <w:unhideWhenUsed/>
+    <w:rsid w:val="00292D0A"/>
+    <w:rPr>
+      <w:b/>
+      <w:bCs/>
+    </w:rPr>
+  </w:style>
+  <w:style w:type="character" w:customStyle="1" w:styleId="CommentSubjectChar">
+    <w:name w:val="Comment Subject Char"/>
+    <w:basedOn w:val="CommentTextChar"/>
+    <w:link w:val="CommentSubject"/>
+    <w:uiPriority w:val="99"/>
+    <w:semiHidden/>
+    <w:rsid w:val="00292D0A"/>
+    <w:rPr>
+      <w:b/>
+      <w:bCs/>
+      <w:sz w:val="20"/>
+      <w:szCs w:val="20"/>
+    </w:rPr>
+  </w:style>
+  <w:style w:type="paragraph" w:customStyle="1" w:styleId="p1">
+    <w:name w:val="p1"/>
+    <w:basedOn w:val="Normal"/>
+    <w:rsid w:val="00E33D28"/>
+    <w:pPr>
+      <w:spacing w:after="0" w:line="240" w:lineRule="auto"/>
+    </w:pPr>
+    <w:rPr>
+      <w:rFonts w:ascii="Palatino" w:eastAsia="Times New Roman" w:hAnsi="Palatino" w:cs="Times New Roman"/>
+      <w:color w:val="000000"/>
+      <w:kern w:val="0"/>
+      <w:sz w:val="18"/>
+      <w:szCs w:val="18"/>
+      <w:lang w:eastAsia="en-GB"/>
+      <w14:ligatures w14:val="none"/>
+    </w:rPr>
+  </w:style>
 </w:styles>
 </file>
 

--- a/Manuscript/Manuscript.docx
+++ b/Manuscript/Manuscript.docx
@@ -492,10 +492,131 @@
           <w:rFonts w:ascii="Times New Roman" w:hAnsi="Times New Roman"/>
         </w:rPr>
       </w:pPr>
+    </w:p>
+    <w:p>
+      <w:pPr>
+        <w:spacing w:after="0" w:line="240" w:lineRule="auto"/>
+        <w:rPr>
+          <w:rFonts w:ascii="Times New Roman" w:hAnsi="Times New Roman"/>
+        </w:rPr>
+      </w:pPr>
       <w:r>
         <w:fldChar w:fldCharType="begin"/>
       </w:r>
       <w:r>
+        <w:instrText>ADDIN BEC{Smith, 1981 #43308}</w:instrText>
+      </w:r>
+      <w:r>
+        <w:fldChar w:fldCharType="separate"/>
+      </w:r>
+      <w:r>
+        <w:t>(Smith 1981)</w:t>
+      </w:r>
+      <w:r>
+        <w:fldChar w:fldCharType="end"/>
+      </w:r>
+      <w:r>
+        <w:rPr>
+          <w:rFonts w:ascii="Times New Roman" w:hAnsi="Times New Roman"/>
+        </w:rPr>
+        <w:t xml:space="preserve"> </w:t>
+      </w:r>
+    </w:p>
+    <w:p>
+      <w:pPr>
+        <w:spacing w:after="0" w:line="240" w:lineRule="auto"/>
+        <w:rPr>
+          <w:rFonts w:ascii="Times New Roman" w:hAnsi="Times New Roman"/>
+        </w:rPr>
+      </w:pPr>
+    </w:p>
+    <w:p>
+      <w:pPr>
+        <w:spacing w:after="0" w:line="240" w:lineRule="auto"/>
+        <w:rPr>
+          <w:rFonts w:ascii="Times New Roman" w:hAnsi="Times New Roman"/>
+        </w:rPr>
+      </w:pPr>
+      <w:r>
+        <w:rPr>
+          <w:rFonts w:ascii="Times New Roman" w:hAnsi="Times New Roman"/>
+        </w:rPr>
+        <w:t>OAE</w:t>
+      </w:r>
+    </w:p>
+    <w:p>
+      <w:pPr>
+        <w:spacing w:after="0" w:line="240" w:lineRule="auto"/>
+        <w:rPr>
+          <w:rFonts w:ascii="Times New Roman" w:hAnsi="Times New Roman"/>
+        </w:rPr>
+      </w:pPr>
+    </w:p>
+    <w:p>
+      <w:pPr>
+        <w:spacing w:after="0" w:line="240" w:lineRule="auto"/>
+        <w:rPr>
+          <w:rFonts w:ascii="Times New Roman" w:hAnsi="Times New Roman"/>
+        </w:rPr>
+      </w:pPr>
+      <w:r>
+        <w:rPr>
+          <w:rFonts w:ascii="Times New Roman" w:hAnsi="Times New Roman"/>
+        </w:rPr>
+        <w:t xml:space="preserve">Outwelling of alkalinity from blue carbon ecosystems </w:t>
+      </w:r>
+      <w:r>
+        <w:rPr>
+          <w:rFonts w:ascii="Times New Roman" w:hAnsi="Times New Roman"/>
+        </w:rPr>
+        <w:t>{Santos et al., 2021 #145636}</w:t>
+      </w:r>
+      <w:r>
+        <w:rPr>
+          <w:rFonts w:ascii="Times New Roman" w:hAnsi="Times New Roman"/>
+        </w:rPr>
+        <w:t>{Reithmaier et al., 2023 #164222}</w:t>
+      </w:r>
+    </w:p>
+    <w:p>
+      <w:pPr>
+        <w:spacing w:after="0" w:line="240" w:lineRule="auto"/>
+        <w:rPr>
+          <w:rFonts w:ascii="Times New Roman" w:hAnsi="Times New Roman"/>
+        </w:rPr>
+      </w:pPr>
+    </w:p>
+    <w:p>
+      <w:pPr>
+        <w:spacing w:after="0" w:line="240" w:lineRule="auto"/>
+        <w:rPr>
+          <w:rFonts w:ascii="Times New Roman" w:hAnsi="Times New Roman"/>
+        </w:rPr>
+      </w:pPr>
+      <w:r>
+        <w:rPr>
+          <w:rFonts w:ascii="Times New Roman" w:hAnsi="Times New Roman"/>
+        </w:rPr>
+        <w:t>Anaerobic macroalgal degradation</w:t>
+      </w:r>
+    </w:p>
+    <w:p>
+      <w:pPr>
+        <w:spacing w:after="0" w:line="240" w:lineRule="auto"/>
+        <w:rPr>
+          <w:rFonts w:ascii="Times New Roman" w:hAnsi="Times New Roman"/>
+        </w:rPr>
+      </w:pPr>
+      <w:r>
+        <w:rPr>
+          <w:rFonts w:ascii="Times New Roman" w:hAnsi="Times New Roman"/>
+        </w:rPr>
+        <w:t>{van Erk et al., 2020 #99820}</w:t>
+      </w:r>
+      <w:r>
+        <w:fldChar w:fldCharType="begin"/>
+      </w:r>
+      <w:r>
         <w:instrText>ADDIN BEC{Trevathan-Tackett et al., 2020 #74935}{Brodersen et al., 2019 #11903}{Dell et al., 2025 #7728}</w:instrText>
       </w:r>
       <w:r>
@@ -507,75 +628,171 @@
       <w:r>
         <w:fldChar w:fldCharType="end"/>
       </w:r>
-    </w:p>
-    <w:p>
-      <w:pPr>
-        <w:spacing w:after="0" w:line="240" w:lineRule="auto"/>
-        <w:rPr>
-          <w:rFonts w:ascii="Times New Roman" w:hAnsi="Times New Roman"/>
-        </w:rPr>
-      </w:pPr>
-    </w:p>
-    <w:p>
-      <w:pPr>
-        <w:spacing w:after="0" w:line="240" w:lineRule="auto"/>
-        <w:rPr>
-          <w:rFonts w:ascii="Times New Roman" w:hAnsi="Times New Roman"/>
-        </w:rPr>
-      </w:pPr>
+      <w:r>
+        <w:t xml:space="preserve"> </w:t>
+      </w:r>
       <w:r>
         <w:fldChar w:fldCharType="begin"/>
       </w:r>
       <w:r>
-        <w:instrText>ADDIN BEC{Smith, 1981 #43308}</w:instrText>
+        <w:instrText>ADDIN BEC{Middelburg et al., 2020 #61219}{Aromokeye et al., 2021 #40356}{Andersen and Kristensen, 1992 #5307}{Kristensen et al., 1992 #47546}{Westrich and Berner, 1984 #4002}</w:instrText>
       </w:r>
       <w:r>
         <w:fldChar w:fldCharType="separate"/>
       </w:r>
       <w:r>
-        <w:t>(Smith 1981)</w:t>
+        <w:t>(Westrich &amp; Berner 1984, Andersen &amp; Kristensen 1992, Kristensen et al. 1992, Middelburg et al. 2020, Aromokeye et al. 2021)</w:t>
       </w:r>
       <w:r>
         <w:fldChar w:fldCharType="end"/>
       </w:r>
       <w:r>
-        <w:rPr>
-          <w:rFonts w:ascii="Times New Roman" w:hAnsi="Times New Roman"/>
-        </w:rPr>
         <w:t xml:space="preserve"> </w:t>
       </w:r>
       <w:r>
         <w:fldChar w:fldCharType="begin"/>
       </w:r>
       <w:r>
-        <w:instrText>ADDIN BEC{Middelburg et al., 2020 #61219}{Aromokeye et al., 2021 #40356}{Andersen and Kristensen, 1992 #5307}{Kristensen et al., 1992 #47546}{Westrich and Berner, 1984 #4002}</w:instrText>
+        <w:instrText>ADDIN BEC{Brodersen et al., 2019 #11903}</w:instrText>
       </w:r>
       <w:r>
         <w:fldChar w:fldCharType="separate"/>
       </w:r>
       <w:r>
-        <w:t>(Westrich &amp; Berner 1984, Andersen &amp; Kristensen 1992, Kristensen et al. 1992, Middelburg et al. 2020, Aromokeye et al. 2021)</w:t>
+        <w:t>(Brodersen et al. 2019)</w:t>
       </w:r>
       <w:r>
         <w:fldChar w:fldCharType="end"/>
       </w:r>
-      <w:r>
-        <w:t xml:space="preserve"> </w:t>
-      </w:r>
-      <w:r>
-        <w:fldChar w:fldCharType="begin"/>
-      </w:r>
-      <w:r>
-        <w:instrText>ADDIN BEC{Brodersen et al., 2019 #11903}</w:instrText>
-      </w:r>
-      <w:r>
-        <w:fldChar w:fldCharType="separate"/>
-      </w:r>
-      <w:r>
-        <w:t>(Brodersen et al. 2019)</w:t>
-      </w:r>
-      <w:r>
-        <w:fldChar w:fldCharType="end"/>
+    </w:p>
+    <w:p>
+      <w:pPr>
+        <w:spacing w:after="0" w:line="240" w:lineRule="auto"/>
+        <w:rPr>
+          <w:rFonts w:ascii="Times New Roman" w:hAnsi="Times New Roman"/>
+        </w:rPr>
+      </w:pPr>
+    </w:p>
+    <w:p>
+      <w:pPr>
+        <w:spacing w:after="0" w:line="240" w:lineRule="auto"/>
+        <w:rPr>
+          <w:rFonts w:ascii="Times New Roman" w:hAnsi="Times New Roman"/>
+        </w:rPr>
+      </w:pPr>
+      <w:r>
+        <w:rPr>
+          <w:rFonts w:ascii="Times New Roman" w:hAnsi="Times New Roman"/>
+        </w:rPr>
+        <w:t>Ammonification TA/DIC 1</w:t>
+      </w:r>
+    </w:p>
+    <w:p>
+      <w:pPr>
+        <w:spacing w:after="0" w:line="240" w:lineRule="auto"/>
+        <w:rPr>
+          <w:rFonts w:ascii="Times New Roman" w:hAnsi="Times New Roman"/>
+        </w:rPr>
+      </w:pPr>
+      <w:r>
+        <w:rPr>
+          <w:rFonts w:ascii="Times New Roman" w:hAnsi="Times New Roman"/>
+        </w:rPr>
+        <w:t>Nitrofication TA/DIC -1</w:t>
+      </w:r>
+    </w:p>
+    <w:p>
+      <w:pPr>
+        <w:spacing w:after="0" w:line="240" w:lineRule="auto"/>
+        <w:rPr>
+          <w:rFonts w:ascii="Times New Roman" w:hAnsi="Times New Roman"/>
+        </w:rPr>
+      </w:pPr>
+      <w:r>
+        <w:rPr>
+          <w:rFonts w:ascii="Times New Roman" w:hAnsi="Times New Roman"/>
+        </w:rPr>
+        <w:t xml:space="preserve">Denitrification TA/DIC 1 so they cancel </w:t>
+      </w:r>
+      <w:r>
+        <w:rPr>
+          <w:rFonts w:ascii="Times New Roman" w:hAnsi="Times New Roman"/>
+        </w:rPr>
+        <w:t>{Wolf-Gladrow et al., 2007 #40277}</w:t>
+      </w:r>
+    </w:p>
+    <w:p>
+      <w:pPr>
+        <w:spacing w:after="0" w:line="240" w:lineRule="auto"/>
+        <w:rPr>
+          <w:rFonts w:ascii="Times New Roman" w:hAnsi="Times New Roman"/>
+        </w:rPr>
+      </w:pPr>
+      <w:r>
+        <w:rPr>
+          <w:rFonts w:ascii="Times New Roman" w:hAnsi="Times New Roman"/>
+        </w:rPr>
+        <w:t xml:space="preserve">Iron reduction </w:t>
+      </w:r>
+    </w:p>
+    <w:p>
+      <w:pPr>
+        <w:spacing w:after="0" w:line="240" w:lineRule="auto"/>
+        <w:rPr>
+          <w:rFonts w:ascii="Times New Roman" w:hAnsi="Times New Roman"/>
+        </w:rPr>
+      </w:pPr>
+      <w:r>
+        <w:rPr>
+          <w:rFonts w:ascii="Times New Roman" w:hAnsi="Times New Roman"/>
+        </w:rPr>
+        <w:t>Sulfate reduction</w:t>
+      </w:r>
+    </w:p>
+    <w:p>
+      <w:pPr>
+        <w:spacing w:after="0" w:line="240" w:lineRule="auto"/>
+        <w:rPr>
+          <w:rFonts w:ascii="Times New Roman" w:hAnsi="Times New Roman"/>
+        </w:rPr>
+      </w:pPr>
+    </w:p>
+    <w:p>
+      <w:pPr>
+        <w:spacing w:after="0" w:line="240" w:lineRule="auto"/>
+        <w:rPr>
+          <w:rFonts w:ascii="Times New Roman" w:hAnsi="Times New Roman"/>
+        </w:rPr>
+      </w:pPr>
+      <w:r>
+        <w:rPr>
+          <w:rFonts w:ascii="Times New Roman" w:hAnsi="Times New Roman"/>
+        </w:rPr>
+        <w:t>D</w:t>
+      </w:r>
+      <w:r>
+        <w:rPr>
+          <w:rFonts w:ascii="Times New Roman" w:hAnsi="Times New Roman"/>
+        </w:rPr>
+        <w:t xml:space="preserve">enitrification and sulfate reduction </w:t>
+      </w:r>
+      <w:r>
+        <w:rPr>
+          <w:rFonts w:ascii="Times New Roman" w:hAnsi="Times New Roman"/>
+        </w:rPr>
+        <w:t xml:space="preserve">but not iron and manganese reduction </w:t>
+      </w:r>
+      <w:r>
+        <w:rPr>
+          <w:rFonts w:ascii="Times New Roman" w:hAnsi="Times New Roman"/>
+        </w:rPr>
+        <w:t xml:space="preserve">lead to permanent TA increase </w:t>
+      </w:r>
+      <w:r>
+        <w:rPr>
+          <w:rFonts w:ascii="Times New Roman" w:hAnsi="Times New Roman"/>
+        </w:rPr>
+        <w:t>{Hu and Cai, 2011 #49515}</w:t>
       </w:r>
     </w:p>
     <w:p>
@@ -666,20 +883,6 @@
         <w:rPr>
           <w:rFonts w:ascii="Times New Roman" w:hAnsi="Times New Roman"/>
         </w:rPr>
-        <w:t>OAE</w:t>
-      </w:r>
-    </w:p>
-    <w:p>
-      <w:pPr>
-        <w:spacing w:after="0" w:line="240" w:lineRule="auto"/>
-        <w:rPr>
-          <w:rFonts w:ascii="Times New Roman" w:hAnsi="Times New Roman"/>
-        </w:rPr>
-      </w:pPr>
-      <w:r>
-        <w:rPr>
-          <w:rFonts w:ascii="Times New Roman" w:hAnsi="Times New Roman"/>
-        </w:rPr>
         <w:t>CO</w:t>
       </w:r>
       <w:r>
@@ -703,6 +906,36 @@
         </w:rPr>
         <w:t>Electron acceptors</w:t>
       </w:r>
+    </w:p>
+    <w:p>
+      <w:pPr>
+        <w:spacing w:after="0" w:line="240" w:lineRule="auto"/>
+        <w:rPr>
+          <w:rFonts w:ascii="Times New Roman" w:hAnsi="Times New Roman"/>
+        </w:rPr>
+      </w:pPr>
+    </w:p>
+    <w:p>
+      <w:pPr>
+        <w:spacing w:after="0" w:line="240" w:lineRule="auto"/>
+        <w:rPr>
+          <w:rFonts w:ascii="Times New Roman" w:hAnsi="Times New Roman"/>
+        </w:rPr>
+      </w:pPr>
+      <w:r>
+        <w:rPr>
+          <w:rFonts w:ascii="Times New Roman" w:hAnsi="Times New Roman"/>
+        </w:rPr>
+        <w:t>Important in stromatolites</w:t>
+      </w:r>
+    </w:p>
+    <w:p>
+      <w:pPr>
+        <w:spacing w:after="0" w:line="240" w:lineRule="auto"/>
+        <w:rPr>
+          <w:rFonts w:ascii="Times New Roman" w:hAnsi="Times New Roman"/>
+        </w:rPr>
+      </w:pPr>
     </w:p>
     <w:p>
       <w:pPr>
@@ -978,14 +1211,7 @@
         <w:rPr>
           <w:rFonts w:ascii="Times New Roman" w:hAnsi="Times New Roman"/>
         </w:rPr>
-        <w:t xml:space="preserve">, pulverised (MM 400, Retsch, Haan, Germany) and weighed (d = 1 µg, Sartorius, Göttingen, Germany) </w:t>
-      </w:r>
-      <w:r>
-        <w:rPr>
-          <w:rFonts w:ascii="Times New Roman" w:hAnsi="Times New Roman"/>
-        </w:rPr>
-        <w:lastRenderedPageBreak/>
-        <w:t>into tin capsules (Sercon, Crewe, UK). Duplicates of 1.4 ± 0.082 mg (</w:t>
+        <w:t>, pulverised (MM 400, Retsch, Haan, Germany) and weighed (d = 1 µg, Sartorius, Göttingen, Germany) into tin capsules (Sercon, Crewe, UK). Duplicates of 1.4 ± 0.082 mg (</w:t>
       </w:r>
       <w:r>
         <w:rPr>
@@ -1345,6 +1571,7 @@
         <w:rPr>
           <w:rFonts w:ascii="Times New Roman" w:hAnsi="Times New Roman"/>
         </w:rPr>
+        <w:lastRenderedPageBreak/>
         <w:t>The aim of the first experiment was to get an idea of the spectrum of anaerobic kelp decomposition in seawater. We filtered seawater to 5-µm to remove particulates but retain bacteria. On 3</w:t>
       </w:r>
       <w:r>
@@ -1776,14 +2003,7 @@
         <w:rPr>
           <w:rFonts w:ascii="Times New Roman" w:hAnsi="Times New Roman"/>
         </w:rPr>
-        <w:t xml:space="preserve"> The experiment was concluded after 90 days. One seawater sample from </w:t>
-      </w:r>
-      <w:r>
-        <w:rPr>
-          <w:rFonts w:ascii="Times New Roman" w:hAnsi="Times New Roman"/>
-        </w:rPr>
-        <w:lastRenderedPageBreak/>
-        <w:t>each iron treatment flask was snap-frozen in LN</w:t>
+        <w:t xml:space="preserve"> The experiment was concluded after 90 days. One seawater sample from each iron treatment flask was snap-frozen in LN</w:t>
       </w:r>
       <w:r>
         <w:rPr>
@@ -2502,7 +2722,14 @@
         <w:rPr>
           <w:rFonts w:ascii="Times New Roman" w:hAnsi="Times New Roman"/>
         </w:rPr>
-        <w:t>, deoxygenated seawater</w:t>
+        <w:t xml:space="preserve">, </w:t>
+      </w:r>
+      <w:r>
+        <w:rPr>
+          <w:rFonts w:ascii="Times New Roman" w:hAnsi="Times New Roman"/>
+        </w:rPr>
+        <w:lastRenderedPageBreak/>
+        <w:t>deoxygenated seawater</w:t>
       </w:r>
       <w:r>
         <w:rPr>
@@ -2687,6 +2914,24 @@
           <w:rFonts w:ascii="Times New Roman" w:hAnsi="Times New Roman"/>
         </w:rPr>
         <w:t>stored at −80°C for microbial DNA extraction.</w:t>
+      </w:r>
+      <w:r>
+        <w:rPr>
+          <w:rFonts w:ascii="Times New Roman" w:hAnsi="Times New Roman"/>
+        </w:rPr>
+        <w:t xml:space="preserve"> </w:t>
+      </w:r>
+      <w:r>
+        <w:rPr>
+          <w:rFonts w:ascii="Times New Roman" w:hAnsi="Times New Roman"/>
+        </w:rPr>
+        <w:t>The remaining seawater was carefully decanted and flasks with particulates were oven dried at 60°C and weighed (d = 1 mg, Ohaus, Parsippany, USA)</w:t>
+      </w:r>
+      <w:r>
+        <w:rPr>
+          <w:rFonts w:ascii="Times New Roman" w:hAnsi="Times New Roman"/>
+        </w:rPr>
+        <w:t>.</w:t>
       </w:r>
     </w:p>
     <w:p>
@@ -2824,16 +3069,7 @@
           <w:sz w:val="24"/>
           <w:szCs w:val="24"/>
         </w:rPr>
-        <w:t xml:space="preserve">. This was done by titrating the CRM and then adjusting </w:t>
-      </w:r>
-      <w:r>
-        <w:rPr>
-          <w:rFonts w:ascii="Times New Roman" w:hAnsi="Times New Roman"/>
-          <w:sz w:val="24"/>
-          <w:szCs w:val="24"/>
-        </w:rPr>
-        <w:lastRenderedPageBreak/>
-        <w:t xml:space="preserve">sample </w:t>
+        <w:t xml:space="preserve">. This was done by titrating the CRM and then adjusting sample </w:t>
       </w:r>
       <w:r>
         <w:rPr>
@@ -3073,7 +3309,19 @@
         <w:rPr>
           <w:rFonts w:ascii="Times New Roman" w:hAnsi="Times New Roman"/>
         </w:rPr>
-        <w:t xml:space="preserve">) accept protons, so their accumulation affects inference of the carbonate system </w:t>
+        <w:t xml:space="preserve">) accept protons, so </w:t>
+      </w:r>
+      <w:r>
+        <w:rPr>
+          <w:rFonts w:ascii="Times New Roman" w:hAnsi="Times New Roman"/>
+        </w:rPr>
+        <w:t>conventional</w:t>
+      </w:r>
+      <w:r>
+        <w:rPr>
+          <w:rFonts w:ascii="Times New Roman" w:hAnsi="Times New Roman"/>
+        </w:rPr>
+        <w:t xml:space="preserve"> carbonate system calculations are inaccurate for anoxic systems </w:t>
       </w:r>
       <w:r>
         <w:rPr>
@@ -3109,7 +3357,7 @@
         <w:rPr>
           <w:rFonts w:ascii="Times New Roman" w:hAnsi="Times New Roman"/>
         </w:rPr>
-        <w:t xml:space="preserve">. Standard carbonate system calculations are therefore inaccurate for anoxic systems </w:t>
+        <w:t xml:space="preserve">. We used the package seacarb v3.3.3 </w:t>
       </w:r>
       <w:r>
         <w:rPr>
@@ -3121,7 +3369,13 @@
         <w:rPr>
           <w:rFonts w:ascii="Times New Roman" w:hAnsi="Times New Roman"/>
         </w:rPr>
-        <w:instrText>ADDIN BEC{Xu et al., 2017 #267417}</w:instrText>
+        <w:instrText>ADDIN BEC{Gattuso et al., 2024 #19715</w:instrText>
+      </w:r>
+      <w:r>
+        <w:rPr>
+          <w:rFonts w:ascii="Times New Roman" w:hAnsi="Times New Roman"/>
+        </w:rPr>
+        <w:instrText>}</w:instrText>
       </w:r>
       <w:r>
         <w:rPr>
@@ -3133,7 +3387,7 @@
         <w:rPr>
           <w:rFonts w:ascii="Times New Roman" w:hAnsi="Times New Roman"/>
         </w:rPr>
-        <w:t>(Xu et al. 2017)</w:t>
+        <w:t>(Gattuso et al. 2024)</w:t>
       </w:r>
       <w:r>
         <w:rPr>
@@ -3145,49 +3399,19 @@
         <w:rPr>
           <w:rFonts w:ascii="Times New Roman" w:hAnsi="Times New Roman"/>
         </w:rPr>
-        <w:t xml:space="preserve">. We used the package seacarb v3.3.3 </w:t>
-      </w:r>
-      <w:r>
-        <w:rPr>
-          <w:rFonts w:ascii="Times New Roman" w:hAnsi="Times New Roman"/>
-        </w:rPr>
-        <w:fldChar w:fldCharType="begin"/>
-      </w:r>
-      <w:r>
-        <w:rPr>
-          <w:rFonts w:ascii="Times New Roman" w:hAnsi="Times New Roman"/>
-        </w:rPr>
-        <w:instrText>ADDIN BEC{Gattuso et al., 2024 #19715</w:instrText>
-      </w:r>
-      <w:r>
-        <w:rPr>
-          <w:rFonts w:ascii="Times New Roman" w:hAnsi="Times New Roman"/>
-        </w:rPr>
-        <w:instrText>}</w:instrText>
-      </w:r>
-      <w:r>
-        <w:rPr>
-          <w:rFonts w:ascii="Times New Roman" w:hAnsi="Times New Roman"/>
-        </w:rPr>
-        <w:fldChar w:fldCharType="separate"/>
-      </w:r>
-      <w:r>
-        <w:rPr>
-          <w:rFonts w:ascii="Times New Roman" w:hAnsi="Times New Roman"/>
-        </w:rPr>
-        <w:t>(Gattuso et al. 2024)</w:t>
-      </w:r>
-      <w:r>
-        <w:rPr>
-          <w:rFonts w:ascii="Times New Roman" w:hAnsi="Times New Roman"/>
-        </w:rPr>
-        <w:fldChar w:fldCharType="end"/>
-      </w:r>
-      <w:r>
-        <w:rPr>
-          <w:rFonts w:ascii="Times New Roman" w:hAnsi="Times New Roman"/>
-        </w:rPr>
-        <w:t xml:space="preserve">, which offers both a standard carbonate system function </w:t>
+        <w:t xml:space="preserve">, which offers both a </w:t>
+      </w:r>
+      <w:r>
+        <w:rPr>
+          <w:rFonts w:ascii="Times New Roman" w:hAnsi="Times New Roman"/>
+        </w:rPr>
+        <w:t xml:space="preserve">conventional </w:t>
+      </w:r>
+      <w:r>
+        <w:rPr>
+          <w:rFonts w:ascii="Times New Roman" w:hAnsi="Times New Roman"/>
+        </w:rPr>
+        <w:t xml:space="preserve">carbonate system function </w:t>
       </w:r>
       <w:r>
         <w:rPr>
@@ -3314,7 +3538,19 @@
         <w:rPr>
           <w:rFonts w:ascii="Times New Roman" w:hAnsi="Times New Roman"/>
         </w:rPr>
-        <w:t>S production, we re-calculated it by assuming H</w:t>
+        <w:t xml:space="preserve">S production, we calculated it </w:t>
+      </w:r>
+      <w:r>
+        <w:rPr>
+          <w:rFonts w:ascii="Times New Roman" w:hAnsi="Times New Roman"/>
+        </w:rPr>
+        <w:t xml:space="preserve">as </w:t>
+      </w:r>
+      <w:r>
+        <w:rPr>
+          <w:rFonts w:ascii="Times New Roman" w:hAnsi="Times New Roman"/>
+        </w:rPr>
+        <w:t>H</w:t>
       </w:r>
       <w:r>
         <w:rPr>
@@ -3327,7 +3563,204 @@
         <w:rPr>
           <w:rFonts w:ascii="Times New Roman" w:hAnsi="Times New Roman"/>
         </w:rPr>
-        <w:t>S increased proportionally to TA. We report both inferences for comparison. All calculations used a salinity of 35</w:t>
+        <w:t>S</w:t>
+      </w:r>
+      <w:r>
+        <w:rPr>
+          <w:rFonts w:ascii="Times New Roman" w:hAnsi="Times New Roman"/>
+        </w:rPr>
+        <w:t xml:space="preserve"> = TA </w:t>
+      </w:r>
+      <w:r>
+        <w:rPr>
+          <w:rFonts w:ascii="Times New Roman" w:hAnsi="Times New Roman"/>
+        </w:rPr>
+        <w:t>×</w:t>
+      </w:r>
+      <w:r>
+        <w:rPr>
+          <w:rFonts w:ascii="Times New Roman" w:hAnsi="Times New Roman"/>
+        </w:rPr>
+        <w:t xml:space="preserve"> </w:t>
+      </w:r>
+      <w:r>
+        <w:rPr>
+          <w:rFonts w:ascii="Times New Roman" w:hAnsi="Times New Roman"/>
+        </w:rPr>
+        <w:t>1/</w:t>
+      </w:r>
+      <w:r>
+        <w:rPr>
+          <w:rFonts w:ascii="Times New Roman" w:hAnsi="Times New Roman"/>
+        </w:rPr>
+        <w:t>2</w:t>
+      </w:r>
+      <w:r>
+        <w:rPr>
+          <w:rFonts w:ascii="Times New Roman" w:hAnsi="Times New Roman"/>
+        </w:rPr>
+        <w:t xml:space="preserve"> </w:t>
+      </w:r>
+      <w:r>
+        <w:rPr>
+          <w:rFonts w:ascii="Times New Roman" w:hAnsi="Times New Roman"/>
+        </w:rPr>
+        <w:t>based on the</w:t>
+      </w:r>
+      <w:r>
+        <w:rPr>
+          <w:rFonts w:ascii="Times New Roman" w:hAnsi="Times New Roman"/>
+        </w:rPr>
+        <w:t xml:space="preserve"> molar ratio </w:t>
+      </w:r>
+      <w:r>
+        <w:rPr>
+          <w:rFonts w:ascii="Times New Roman" w:hAnsi="Times New Roman"/>
+        </w:rPr>
+        <w:t>given by</w:t>
+      </w:r>
+      <w:r>
+        <w:rPr>
+          <w:rFonts w:ascii="Times New Roman" w:hAnsi="Times New Roman"/>
+        </w:rPr>
+        <w:t xml:space="preserve"> </w:t>
+      </w:r>
+      <w:r>
+        <w:rPr>
+          <w:rFonts w:ascii="Times New Roman" w:hAnsi="Times New Roman"/>
+        </w:rPr>
+        <w:t>2CH</w:t>
+      </w:r>
+      <w:r>
+        <w:rPr>
+          <w:rFonts w:ascii="Times New Roman" w:hAnsi="Times New Roman"/>
+          <w:vertAlign w:val="subscript"/>
+        </w:rPr>
+        <w:t>2</w:t>
+      </w:r>
+      <w:r>
+        <w:rPr>
+          <w:rFonts w:ascii="Times New Roman" w:hAnsi="Times New Roman"/>
+        </w:rPr>
+        <w:t>O + SO</w:t>
+      </w:r>
+      <w:r>
+        <w:rPr>
+          <w:rFonts w:ascii="Times New Roman" w:hAnsi="Times New Roman"/>
+          <w:vertAlign w:val="subscript"/>
+        </w:rPr>
+        <w:t>4</w:t>
+      </w:r>
+      <w:r>
+        <w:rPr>
+          <w:rFonts w:ascii="Times New Roman" w:hAnsi="Times New Roman"/>
+          <w:vertAlign w:val="superscript"/>
+        </w:rPr>
+        <w:t>2−</w:t>
+      </w:r>
+      <w:r>
+        <w:rPr>
+          <w:rFonts w:ascii="Times New Roman" w:hAnsi="Times New Roman"/>
+        </w:rPr>
+        <w:t xml:space="preserve"> </w:t>
+      </w:r>
+      <w:r>
+        <w:rPr>
+          <w:rFonts w:ascii="Times New Roman" w:hAnsi="Times New Roman"/>
+        </w:rPr>
+        <w:t>→</w:t>
+      </w:r>
+      <w:r>
+        <w:rPr>
+          <w:rFonts w:ascii="Times New Roman" w:hAnsi="Times New Roman"/>
+        </w:rPr>
+        <w:t xml:space="preserve"> 2HCO</w:t>
+      </w:r>
+      <w:r>
+        <w:rPr>
+          <w:rFonts w:ascii="Times New Roman" w:hAnsi="Times New Roman"/>
+          <w:vertAlign w:val="subscript"/>
+        </w:rPr>
+        <w:t>3</w:t>
+      </w:r>
+      <w:r>
+        <w:rPr>
+          <w:rFonts w:ascii="Times New Roman" w:hAnsi="Times New Roman"/>
+          <w:vertAlign w:val="superscript"/>
+        </w:rPr>
+        <w:t>−</w:t>
+      </w:r>
+      <w:r>
+        <w:rPr>
+          <w:rFonts w:ascii="Times New Roman" w:hAnsi="Times New Roman"/>
+        </w:rPr>
+        <w:t xml:space="preserve"> + H</w:t>
+      </w:r>
+      <w:r>
+        <w:rPr>
+          <w:rFonts w:ascii="Times New Roman" w:hAnsi="Times New Roman"/>
+          <w:vertAlign w:val="subscript"/>
+        </w:rPr>
+        <w:t>2</w:t>
+      </w:r>
+      <w:r>
+        <w:rPr>
+          <w:rFonts w:ascii="Times New Roman" w:hAnsi="Times New Roman"/>
+        </w:rPr>
+        <w:t>S</w:t>
+      </w:r>
+      <w:r>
+        <w:t xml:space="preserve"> </w:t>
+      </w:r>
+      <w:r>
+        <w:rPr>
+          <w:rFonts w:ascii="Times New Roman" w:hAnsi="Times New Roman"/>
+        </w:rPr>
+        <w:t>{Kasten and Jørgensen, 2000 #154438}</w:t>
+      </w:r>
+      <w:r>
+        <w:rPr>
+          <w:rFonts w:ascii="Times New Roman" w:hAnsi="Times New Roman"/>
+        </w:rPr>
+        <w:t>.</w:t>
+      </w:r>
+      <w:r>
+        <w:rPr>
+          <w:rFonts w:ascii="Times New Roman" w:hAnsi="Times New Roman"/>
+        </w:rPr>
+        <w:t xml:space="preserve"> We </w:t>
+      </w:r>
+      <w:r>
+        <w:rPr>
+          <w:rFonts w:ascii="Times New Roman" w:hAnsi="Times New Roman"/>
+        </w:rPr>
+        <w:t>compare</w:t>
+      </w:r>
+      <w:r>
+        <w:rPr>
+          <w:rFonts w:ascii="Times New Roman" w:hAnsi="Times New Roman"/>
+        </w:rPr>
+        <w:t xml:space="preserve"> both inferences </w:t>
+      </w:r>
+      <w:r>
+        <w:rPr>
+          <w:rFonts w:ascii="Times New Roman" w:hAnsi="Times New Roman"/>
+        </w:rPr>
+        <w:t xml:space="preserve">with a naive calculation using </w:t>
+      </w:r>
+      <w:r>
+        <w:rPr>
+          <w:rFonts w:ascii="Times New Roman" w:hAnsi="Times New Roman"/>
+          <w:i/>
+          <w:iCs/>
+        </w:rPr>
+        <w:t>carb</w:t>
+      </w:r>
+      <w:r>
+        <w:rPr>
+          <w:rFonts w:ascii="Times New Roman" w:hAnsi="Times New Roman"/>
+        </w:rPr>
+        <w:t>. All calculations used a salinity of 35</w:t>
       </w:r>
       <w:r>
         <w:rPr>
@@ -3361,7 +3794,14 @@
         <w:rPr>
           <w:rFonts w:ascii="Times New Roman" w:hAnsi="Times New Roman"/>
         </w:rPr>
-        <w:t>Microbial DNA was extracted using a soil extraction kit (Powersoil Pro, Qiagen, Hilden, Germany) following the manufacturers guidelines. Around 1 mL of seawater, sediment slurry or culture was homogenised in screw-top microtubes using a bead beater. Extracted DNA was eluted in 20 µL of buffer and refrigerated. To test buffer and laboratory contamination, we included an extraction blank that was identically treated. DNA concentration in 1 µL of extract was measured using a microvolume spectrophotometer (NanoDrop, Thermo Fisher Scientific, Waltham, USA) and was found to range from 0.39 to 101 µg mL</w:t>
+        <w:t xml:space="preserve">Microbial DNA was extracted using a soil extraction kit (Powersoil Pro, Qiagen, Hilden, Germany) following the manufacturers guidelines. Around 1 mL of seawater, sediment slurry or culture was homogenised in screw-top microtubes using a bead beater. Extracted DNA was eluted in 20 µL of buffer and refrigerated. To test buffer and laboratory contamination, we included an extraction blank that was identically treated. DNA concentration in 1 µL of </w:t>
+      </w:r>
+      <w:r>
+        <w:rPr>
+          <w:rFonts w:ascii="Times New Roman" w:hAnsi="Times New Roman"/>
+        </w:rPr>
+        <w:lastRenderedPageBreak/>
+        <w:t>extract was measured using a microvolume spectrophotometer (NanoDrop, Thermo Fisher Scientific, Waltham, USA) and was found to range from 0.39 to 101 µg mL</w:t>
       </w:r>
       <w:r>
         <w:rPr>
@@ -6945,7 +7385,11 @@
         <w:fldChar w:fldCharType="separate"/>
       </w:r>
       <w:r>
-        <w:t>(Gabry et al. 2025)</w:t>
+        <w:t xml:space="preserve">(Gabry et al. </w:t>
+      </w:r>
+      <w:r>
+        <w:lastRenderedPageBreak/>
+        <w:t>2025)</w:t>
       </w:r>
       <w:r>
         <w:fldChar w:fldCharType="end"/>
@@ -7408,32 +7852,53 @@
         <w:rPr>
           <w:rFonts w:ascii="Times New Roman" w:hAnsi="Times New Roman"/>
         </w:rPr>
-        <w:t xml:space="preserve"> following the addition of TA and is a common parameter in OAE research </w:t>
-      </w:r>
-      <w:r>
+        <w:t xml:space="preserve"> </w:t>
+      </w:r>
+      <w:r>
+        <w:rPr>
+          <w:rFonts w:ascii="Times New Roman" w:hAnsi="Times New Roman" w:cs="Times New Roman"/>
+        </w:rPr>
+        <w:t xml:space="preserve">following the addition of TA and is a common parameter in OAE research </w:t>
+      </w:r>
+      <w:r>
+        <w:rPr>
+          <w:rFonts w:ascii="Times New Roman" w:hAnsi="Times New Roman" w:cs="Times New Roman"/>
+        </w:rPr>
         <w:fldChar w:fldCharType="begin"/>
       </w:r>
       <w:r>
+        <w:rPr>
+          <w:rFonts w:ascii="Times New Roman" w:hAnsi="Times New Roman" w:cs="Times New Roman"/>
+        </w:rPr>
         <w:instrText>ADDIN BEC{Renforth and Henderson, 2017 #216325}</w:instrText>
       </w:r>
       <w:r>
+        <w:rPr>
+          <w:rFonts w:ascii="Times New Roman" w:hAnsi="Times New Roman" w:cs="Times New Roman"/>
+        </w:rPr>
         <w:fldChar w:fldCharType="separate"/>
       </w:r>
       <w:r>
+        <w:rPr>
+          <w:rFonts w:ascii="Times New Roman" w:hAnsi="Times New Roman" w:cs="Times New Roman"/>
+        </w:rPr>
         <w:t>(Renforth &amp; Henderson 2017)</w:t>
       </w:r>
       <w:r>
+        <w:rPr>
+          <w:rFonts w:ascii="Times New Roman" w:hAnsi="Times New Roman" w:cs="Times New Roman"/>
+        </w:rPr>
         <w:fldChar w:fldCharType="end"/>
       </w:r>
       <w:r>
         <w:rPr>
-          <w:rFonts w:ascii="Times New Roman" w:hAnsi="Times New Roman"/>
+          <w:rFonts w:ascii="Times New Roman" w:hAnsi="Times New Roman" w:cs="Times New Roman"/>
         </w:rPr>
         <w:t xml:space="preserve">. The reciprocal of </w:t>
       </w:r>
       <w:r>
         <w:rPr>
-          <w:rFonts w:ascii="Times New Roman" w:hAnsi="Times New Roman"/>
+          <w:rFonts w:ascii="Times New Roman" w:hAnsi="Times New Roman" w:cs="Times New Roman"/>
           <w:i/>
           <w:iCs/>
         </w:rPr>
@@ -7441,40 +7906,49 @@
       </w:r>
       <w:r>
         <w:rPr>
-          <w:rFonts w:ascii="Times New Roman" w:hAnsi="Times New Roman"/>
+          <w:rFonts w:ascii="Times New Roman" w:hAnsi="Times New Roman" w:cs="Times New Roman"/>
         </w:rPr>
         <w:t xml:space="preserve">, termed the isocapnic quotient, is more commonly studied in general carbonate chemistry </w:t>
       </w:r>
       <w:r>
+        <w:rPr>
+          <w:rFonts w:ascii="Times New Roman" w:hAnsi="Times New Roman" w:cs="Times New Roman"/>
+        </w:rPr>
         <w:fldChar w:fldCharType="begin"/>
       </w:r>
       <w:r>
-        <w:instrText>ADDIN BEC{</w:instrText>
-      </w:r>
-      <w:r>
-        <w:rPr>
-          <w:rFonts w:ascii="Times New Roman" w:hAnsi="Times New Roman"/>
-        </w:rPr>
-        <w:instrText>Humphreys et al., 2018 #287019}</w:instrText>
-      </w:r>
-      <w:r>
+        <w:rPr>
+          <w:rFonts w:ascii="Times New Roman" w:hAnsi="Times New Roman" w:cs="Times New Roman"/>
+        </w:rPr>
+        <w:instrText>ADDIN BEC{Humphreys et al., 2018 #287019}</w:instrText>
+      </w:r>
+      <w:r>
+        <w:rPr>
+          <w:rFonts w:ascii="Times New Roman" w:hAnsi="Times New Roman" w:cs="Times New Roman"/>
+        </w:rPr>
         <w:fldChar w:fldCharType="separate"/>
       </w:r>
       <w:r>
+        <w:rPr>
+          <w:rFonts w:ascii="Times New Roman" w:hAnsi="Times New Roman" w:cs="Times New Roman"/>
+        </w:rPr>
         <w:t>(Humphreys et al. 2018)</w:t>
       </w:r>
       <w:r>
+        <w:rPr>
+          <w:rFonts w:ascii="Times New Roman" w:hAnsi="Times New Roman" w:cs="Times New Roman"/>
+        </w:rPr>
         <w:fldChar w:fldCharType="end"/>
       </w:r>
       <w:r>
         <w:rPr>
-          <w:rFonts w:ascii="Times New Roman" w:hAnsi="Times New Roman"/>
+          <w:rFonts w:ascii="Times New Roman" w:hAnsi="Times New Roman" w:cs="Times New Roman"/>
         </w:rPr>
         <w:t xml:space="preserve">. We used the global average </w:t>
       </w:r>
       <w:r>
         <w:rPr>
-          <w:rFonts w:ascii="Times New Roman" w:hAnsi="Times New Roman"/>
+          <w:rFonts w:ascii="Times New Roman" w:hAnsi="Times New Roman" w:cs="Times New Roman"/>
           <w:i/>
           <w:iCs/>
         </w:rPr>
@@ -7482,30 +7956,2713 @@
       </w:r>
       <w:r>
         <w:rPr>
-          <w:rFonts w:ascii="Times New Roman" w:hAnsi="Times New Roman"/>
+          <w:rFonts w:ascii="Times New Roman" w:hAnsi="Times New Roman" w:cs="Times New Roman"/>
         </w:rPr>
         <w:t xml:space="preserve"> = 0.84 </w:t>
       </w:r>
       <w:r>
+        <w:rPr>
+          <w:rFonts w:ascii="Times New Roman" w:hAnsi="Times New Roman" w:cs="Times New Roman"/>
+        </w:rPr>
         <w:fldChar w:fldCharType="begin"/>
       </w:r>
       <w:r>
+        <w:rPr>
+          <w:rFonts w:ascii="Times New Roman" w:hAnsi="Times New Roman" w:cs="Times New Roman"/>
+        </w:rPr>
         <w:instrText>ADDIN BEC{Schulz et al., 2023 #309504}</w:instrText>
       </w:r>
       <w:r>
+        <w:rPr>
+          <w:rFonts w:ascii="Times New Roman" w:hAnsi="Times New Roman" w:cs="Times New Roman"/>
+        </w:rPr>
         <w:fldChar w:fldCharType="separate"/>
       </w:r>
       <w:r>
+        <w:rPr>
+          <w:rFonts w:ascii="Times New Roman" w:hAnsi="Times New Roman" w:cs="Times New Roman"/>
+        </w:rPr>
         <w:t>(Schulz et al. 2023)</w:t>
       </w:r>
       <w:r>
+        <w:rPr>
+          <w:rFonts w:ascii="Times New Roman" w:hAnsi="Times New Roman" w:cs="Times New Roman"/>
+        </w:rPr>
         <w:fldChar w:fldCharType="end"/>
       </w:r>
       <w:r>
         <w:rPr>
-          <w:rFonts w:ascii="Times New Roman" w:hAnsi="Times New Roman"/>
-        </w:rPr>
-        <w:t xml:space="preserve">. </w:t>
+          <w:rFonts w:ascii="Times New Roman" w:hAnsi="Times New Roman" w:cs="Times New Roman"/>
+        </w:rPr>
+        <w:t>.</w:t>
+      </w:r>
+    </w:p>
+    <w:p>
+      <w:pPr>
+        <w:spacing w:after="0" w:line="240" w:lineRule="auto"/>
+        <w:rPr>
+          <w:rFonts w:ascii="Times New Roman" w:hAnsi="Times New Roman"/>
+        </w:rPr>
+      </w:pPr>
+    </w:p>
+    <w:p>
+      <w:pPr>
+        <w:spacing w:after="0" w:line="240" w:lineRule="auto"/>
+        <w:rPr>
+          <w:rFonts w:ascii="Times New Roman" w:hAnsi="Times New Roman"/>
+        </w:rPr>
+      </w:pPr>
+      <w:r>
+        <w:rPr>
+          <w:rFonts w:ascii="Times New Roman" w:hAnsi="Times New Roman"/>
+        </w:rPr>
+        <w:t xml:space="preserve">We inferred the metabolic process driving TA production through two independent lines of evidence. </w:t>
+      </w:r>
+      <w:r>
+        <w:rPr>
+          <w:rFonts w:ascii="Times New Roman" w:hAnsi="Times New Roman"/>
+        </w:rPr>
+        <w:t>W</w:t>
+      </w:r>
+      <w:r>
+        <w:rPr>
+          <w:rFonts w:ascii="Times New Roman" w:hAnsi="Times New Roman"/>
+        </w:rPr>
+        <w:t xml:space="preserve">e </w:t>
+      </w:r>
+      <w:r>
+        <w:rPr>
+          <w:rFonts w:ascii="Times New Roman" w:hAnsi="Times New Roman"/>
+        </w:rPr>
+        <w:t xml:space="preserve">first </w:t>
+      </w:r>
+      <w:r>
+        <w:rPr>
+          <w:rFonts w:ascii="Times New Roman" w:hAnsi="Times New Roman"/>
+        </w:rPr>
+        <w:t xml:space="preserve">inferred the </w:t>
+      </w:r>
+      <w:r>
+        <w:rPr>
+          <w:rFonts w:ascii="Times New Roman" w:hAnsi="Times New Roman"/>
+        </w:rPr>
+        <w:t>biogeochemical process vector (</w:t>
+      </w:r>
+      <w:r>
+        <w:rPr>
+          <w:rFonts w:ascii="Times New Roman" w:hAnsi="Times New Roman"/>
+          <w:i/>
+          <w:iCs/>
+        </w:rPr>
+        <w:t>q</w:t>
+      </w:r>
+      <w:r>
+        <w:rPr>
+          <w:rFonts w:ascii="Times New Roman" w:hAnsi="Times New Roman"/>
+        </w:rPr>
+        <w:t xml:space="preserve">) through </w:t>
+      </w:r>
+      <w:r>
+        <w:rPr>
+          <w:rFonts w:ascii="Times New Roman" w:hAnsi="Times New Roman"/>
+        </w:rPr>
+        <w:t xml:space="preserve">TA–DIC </w:t>
+      </w:r>
+      <w:r>
+        <w:rPr>
+          <w:rFonts w:ascii="Times New Roman" w:hAnsi="Times New Roman"/>
+        </w:rPr>
+        <w:t xml:space="preserve">phase space </w:t>
+      </w:r>
+      <w:r>
+        <w:rPr>
+          <w:rFonts w:ascii="Times New Roman" w:hAnsi="Times New Roman"/>
+        </w:rPr>
+        <w:t>{Humphreys et al., 2018 #287019}</w:t>
+      </w:r>
+      <w:r>
+        <w:rPr>
+          <w:rFonts w:ascii="Times New Roman" w:hAnsi="Times New Roman"/>
+        </w:rPr>
+        <w:t xml:space="preserve"> using the linear multilevel model</w:t>
+      </w:r>
+    </w:p>
+    <w:p>
+      <w:pPr>
+        <w:spacing w:after="0" w:line="240" w:lineRule="auto"/>
+        <w:rPr>
+          <w:rFonts w:ascii="Times New Roman" w:hAnsi="Times New Roman"/>
+        </w:rPr>
+      </w:pPr>
+    </w:p>
+    <w:p>
+      <w:pPr>
+        <w:tabs>
+          <w:tab w:val="right" w:pos="9026"/>
+        </w:tabs>
+        <w:spacing w:after="0" w:line="240" w:lineRule="auto"/>
+        <w:rPr>
+          <w:rFonts w:eastAsiaTheme="minorEastAsia"/>
+          <w:lang w:bidi="he-IL"/>
+        </w:rPr>
+      </w:pPr>
+      <m:oMath>
+        <m:sSub>
+          <m:sSubPr>
+            <m:ctrlPr>
+              <w:rPr>
+                <w:rFonts w:ascii="Cambria Math" w:hAnsi="Cambria Math"/>
+                <w:i/>
+              </w:rPr>
+            </m:ctrlPr>
+          </m:sSubPr>
+          <m:e>
+            <m:r>
+              <w:rPr>
+                <w:rFonts w:ascii="Cambria Math" w:hAnsi="Cambria Math"/>
+              </w:rPr>
+              <m:t>A</m:t>
+            </m:r>
+          </m:e>
+          <m:sub>
+            <m:r>
+              <w:rPr>
+                <w:rFonts w:ascii="Cambria Math" w:hAnsi="Cambria Math"/>
+              </w:rPr>
+              <m:t>i</m:t>
+            </m:r>
+          </m:sub>
+        </m:sSub>
+        <m:r>
+          <w:rPr>
+            <w:rFonts w:ascii="Cambria Math" w:hAnsi="Cambria Math"/>
+          </w:rPr>
+          <m:t xml:space="preserve"> ~ </m:t>
+        </m:r>
+        <m:r>
+          <m:rPr>
+            <m:sty m:val="p"/>
+          </m:rPr>
+          <w:rPr>
+            <w:rFonts w:ascii="Cambria Math" w:eastAsiaTheme="minorEastAsia" w:hAnsi="Cambria Math"/>
+            <w:lang w:bidi="he-IL"/>
+          </w:rPr>
+          <m:t>Normal</m:t>
+        </m:r>
+        <m:r>
+          <w:rPr>
+            <w:rFonts w:ascii="Cambria Math" w:eastAsiaTheme="minorEastAsia" w:hAnsi="Cambria Math"/>
+            <w:lang w:bidi="he-IL"/>
+          </w:rPr>
+          <m:t>(</m:t>
+        </m:r>
+        <m:r>
+          <w:rPr>
+            <w:rFonts w:ascii="Cambria Math" w:eastAsiaTheme="minorEastAsia" w:hAnsi="Cambria Math"/>
+            <w:lang w:bidi="he-IL"/>
+          </w:rPr>
+          <m:t xml:space="preserve"> </m:t>
+        </m:r>
+        <m:sSub>
+          <m:sSubPr>
+            <m:ctrlPr>
+              <w:rPr>
+                <w:rFonts w:ascii="Cambria Math" w:eastAsiaTheme="minorEastAsia" w:hAnsi="Cambria Math"/>
+                <w:i/>
+              </w:rPr>
+            </m:ctrlPr>
+          </m:sSubPr>
+          <m:e>
+            <m:r>
+              <w:rPr>
+                <w:rFonts w:ascii="Cambria Math" w:eastAsiaTheme="minorEastAsia" w:hAnsi="Cambria Math"/>
+                <w:lang w:bidi="he-IL"/>
+              </w:rPr>
+              <m:t>μ</m:t>
+            </m:r>
+          </m:e>
+          <m:sub>
+            <m:r>
+              <w:rPr>
+                <w:rFonts w:ascii="Cambria Math" w:eastAsiaTheme="minorEastAsia" w:hAnsi="Cambria Math"/>
+                <w:lang w:bidi="he-IL"/>
+              </w:rPr>
+              <m:t>i</m:t>
+            </m:r>
+          </m:sub>
+        </m:sSub>
+        <m:r>
+          <w:rPr>
+            <w:rFonts w:ascii="Cambria Math" w:eastAsiaTheme="minorEastAsia" w:hAnsi="Cambria Math"/>
+            <w:lang w:bidi="he-IL"/>
+          </w:rPr>
+          <m:t xml:space="preserve"> ,</m:t>
+        </m:r>
+        <m:r>
+          <w:rPr>
+            <w:rFonts w:ascii="Cambria Math" w:eastAsiaTheme="minorEastAsia" w:hAnsi="Cambria Math"/>
+          </w:rPr>
+          <m:t xml:space="preserve"> </m:t>
+        </m:r>
+        <m:r>
+          <w:rPr>
+            <w:rFonts w:ascii="Cambria Math" w:eastAsiaTheme="minorEastAsia" w:hAnsi="Cambria Math"/>
+          </w:rPr>
+          <m:t>σ</m:t>
+        </m:r>
+        <m:r>
+          <w:rPr>
+            <w:rFonts w:ascii="Cambria Math" w:eastAsiaTheme="minorEastAsia" w:hAnsi="Cambria Math"/>
+            <w:lang w:bidi="he-IL"/>
+          </w:rPr>
+          <m:t xml:space="preserve"> )</m:t>
+        </m:r>
+      </m:oMath>
+      <w:r>
+        <w:rPr>
+          <w:rFonts w:ascii="Times New Roman" w:eastAsiaTheme="minorEastAsia" w:hAnsi="Times New Roman"/>
+          <w:lang w:bidi="he-IL"/>
+        </w:rPr>
+        <w:tab/>
+      </w:r>
+      <w:r>
+        <w:rPr>
+          <w:rFonts w:ascii="Times New Roman" w:eastAsiaTheme="minorEastAsia" w:hAnsi="Times New Roman"/>
+          <w:lang w:bidi="he-IL"/>
+        </w:rPr>
+        <w:t>(</w:t>
+      </w:r>
+      <w:r>
+        <w:rPr>
+          <w:rFonts w:ascii="Times New Roman" w:eastAsiaTheme="minorEastAsia" w:hAnsi="Times New Roman"/>
+          <w:lang w:bidi="he-IL"/>
+        </w:rPr>
+        <w:t>3</w:t>
+      </w:r>
+      <w:r>
+        <w:rPr>
+          <w:rFonts w:ascii="Times New Roman" w:eastAsiaTheme="minorEastAsia" w:hAnsi="Times New Roman"/>
+          <w:lang w:bidi="he-IL"/>
+        </w:rPr>
+        <w:t>)</w:t>
+      </w:r>
+    </w:p>
+    <w:p>
+      <w:pPr>
+        <w:tabs>
+          <w:tab w:val="right" w:pos="9026"/>
+        </w:tabs>
+        <w:spacing w:after="0" w:line="240" w:lineRule="auto"/>
+        <w:rPr>
+          <w:rFonts w:eastAsiaTheme="minorEastAsia"/>
+          <w:lang w:bidi="he-IL"/>
+        </w:rPr>
+      </w:pPr>
+      <m:oMathPara>
+        <m:oMathParaPr>
+          <m:jc m:val="left"/>
+        </m:oMathParaPr>
+        <m:oMath>
+          <m:sSub>
+            <m:sSubPr>
+              <m:ctrlPr>
+                <w:rPr>
+                  <w:rFonts w:ascii="Cambria Math" w:eastAsiaTheme="minorEastAsia" w:hAnsi="Cambria Math"/>
+                  <w:i/>
+                </w:rPr>
+              </m:ctrlPr>
+            </m:sSubPr>
+            <m:e>
+              <m:r>
+                <w:rPr>
+                  <w:rFonts w:ascii="Cambria Math" w:eastAsiaTheme="minorEastAsia" w:hAnsi="Cambria Math"/>
+                  <w:lang w:bidi="he-IL"/>
+                </w:rPr>
+                <m:t>μ</m:t>
+              </m:r>
+            </m:e>
+            <m:sub>
+              <m:r>
+                <w:rPr>
+                  <w:rFonts w:ascii="Cambria Math" w:eastAsiaTheme="minorEastAsia" w:hAnsi="Cambria Math"/>
+                  <w:lang w:bidi="he-IL"/>
+                </w:rPr>
+                <m:t>i</m:t>
+              </m:r>
+            </m:sub>
+          </m:sSub>
+          <m:r>
+            <w:rPr>
+              <w:rFonts w:ascii="Cambria Math" w:hAnsi="Cambria Math"/>
+            </w:rPr>
+            <m:t>=</m:t>
+          </m:r>
+          <m:r>
+            <w:rPr>
+              <w:rFonts w:ascii="Cambria Math" w:eastAsiaTheme="minorEastAsia" w:hAnsi="Cambria Math"/>
+            </w:rPr>
+            <m:t xml:space="preserve"> </m:t>
+          </m:r>
+          <m:sSub>
+            <m:sSubPr>
+              <m:ctrlPr>
+                <w:rPr>
+                  <w:rFonts w:ascii="Cambria Math" w:eastAsiaTheme="minorEastAsia" w:hAnsi="Cambria Math"/>
+                  <w:i/>
+                </w:rPr>
+              </m:ctrlPr>
+            </m:sSubPr>
+            <m:e>
+              <m:r>
+                <w:rPr>
+                  <w:rFonts w:ascii="Cambria Math" w:eastAsiaTheme="minorEastAsia" w:hAnsi="Cambria Math"/>
+                </w:rPr>
+                <m:t>A</m:t>
+              </m:r>
+            </m:e>
+            <m:sub>
+              <m:r>
+                <w:rPr>
+                  <w:rFonts w:ascii="Cambria Math" w:eastAsiaTheme="minorEastAsia" w:hAnsi="Cambria Math"/>
+                </w:rPr>
+                <m:t>0</m:t>
+              </m:r>
+              <m:r>
+                <w:rPr>
+                  <w:rFonts w:ascii="Cambria Math" w:eastAsiaTheme="minorEastAsia" w:hAnsi="Cambria Math"/>
+                </w:rPr>
+                <m:t>,i</m:t>
+              </m:r>
+            </m:sub>
+          </m:sSub>
+          <m:r>
+            <w:rPr>
+              <w:rFonts w:ascii="Cambria Math" w:eastAsiaTheme="minorEastAsia" w:hAnsi="Cambria Math"/>
+            </w:rPr>
+            <m:t>+</m:t>
+          </m:r>
+          <m:sSub>
+            <m:sSubPr>
+              <m:ctrlPr>
+                <w:rPr>
+                  <w:rFonts w:ascii="Cambria Math" w:eastAsiaTheme="minorEastAsia" w:hAnsi="Cambria Math"/>
+                  <w:i/>
+                </w:rPr>
+              </m:ctrlPr>
+            </m:sSubPr>
+            <m:e>
+              <m:r>
+                <w:rPr>
+                  <w:rFonts w:ascii="Cambria Math" w:eastAsiaTheme="minorEastAsia" w:hAnsi="Cambria Math"/>
+                </w:rPr>
+                <m:t>q</m:t>
+              </m:r>
+            </m:e>
+            <m:sub>
+              <m:r>
+                <w:rPr>
+                  <w:rFonts w:ascii="Cambria Math" w:eastAsiaTheme="minorEastAsia" w:hAnsi="Cambria Math"/>
+                </w:rPr>
+                <m:t>i</m:t>
+              </m:r>
+            </m:sub>
+          </m:sSub>
+          <m:sSub>
+            <m:sSubPr>
+              <m:ctrlPr>
+                <w:rPr>
+                  <w:rFonts w:ascii="Cambria Math" w:eastAsiaTheme="minorEastAsia" w:hAnsi="Cambria Math"/>
+                  <w:i/>
+                </w:rPr>
+              </m:ctrlPr>
+            </m:sSubPr>
+            <m:e>
+              <m:r>
+                <w:rPr>
+                  <w:rFonts w:ascii="Cambria Math" w:eastAsiaTheme="minorEastAsia" w:hAnsi="Cambria Math"/>
+                </w:rPr>
+                <m:t>C</m:t>
+              </m:r>
+            </m:e>
+            <m:sub>
+              <m:r>
+                <w:rPr>
+                  <w:rFonts w:ascii="Cambria Math" w:eastAsiaTheme="minorEastAsia" w:hAnsi="Cambria Math"/>
+                </w:rPr>
+                <m:t>i</m:t>
+              </m:r>
+            </m:sub>
+          </m:sSub>
+        </m:oMath>
+      </m:oMathPara>
+    </w:p>
+    <w:p>
+      <w:pPr>
+        <w:spacing w:after="0" w:line="240" w:lineRule="auto"/>
+        <w:rPr>
+          <w:rFonts w:eastAsiaTheme="minorEastAsia"/>
+        </w:rPr>
+      </w:pPr>
+      <m:oMathPara>
+        <m:oMathParaPr>
+          <m:jc m:val="left"/>
+        </m:oMathParaPr>
+        <m:oMath>
+          <m:r>
+            <w:rPr>
+              <w:rFonts w:ascii="Cambria Math" w:eastAsiaTheme="minorEastAsia" w:hAnsi="Cambria Math"/>
+            </w:rPr>
+            <m:t>σ</m:t>
+          </m:r>
+          <m:r>
+            <w:rPr>
+              <w:rFonts w:ascii="Cambria Math" w:hAnsi="Cambria Math"/>
+            </w:rPr>
+            <m:t xml:space="preserve"> ~ </m:t>
+          </m:r>
+          <m:r>
+            <m:rPr>
+              <m:sty m:val="p"/>
+            </m:rPr>
+            <w:rPr>
+              <w:rFonts w:ascii="Cambria Math" w:hAnsi="Cambria Math"/>
+            </w:rPr>
+            <m:t>Exponential</m:t>
+          </m:r>
+          <m:d>
+            <m:dPr>
+              <m:ctrlPr>
+                <w:rPr>
+                  <w:rFonts w:ascii="Cambria Math" w:hAnsi="Cambria Math"/>
+                </w:rPr>
+              </m:ctrlPr>
+            </m:dPr>
+            <m:e>
+              <m:r>
+                <m:rPr>
+                  <m:sty m:val="p"/>
+                </m:rPr>
+                <w:rPr>
+                  <w:rFonts w:ascii="Cambria Math" w:hAnsi="Cambria Math"/>
+                </w:rPr>
+                <m:t xml:space="preserve"> 1 </m:t>
+              </m:r>
+            </m:e>
+          </m:d>
+        </m:oMath>
+      </m:oMathPara>
+    </w:p>
+    <w:p>
+      <w:pPr>
+        <w:spacing w:after="0" w:line="240" w:lineRule="auto"/>
+      </w:pPr>
+      <m:oMathPara>
+        <m:oMathParaPr>
+          <m:jc m:val="left"/>
+        </m:oMathParaPr>
+        <m:oMath>
+          <m:sSub>
+            <m:sSubPr>
+              <m:ctrlPr>
+                <w:rPr>
+                  <w:rFonts w:ascii="Cambria Math" w:eastAsiaTheme="minorEastAsia" w:hAnsi="Cambria Math"/>
+                  <w:i/>
+                </w:rPr>
+              </m:ctrlPr>
+            </m:sSubPr>
+            <m:e>
+              <m:r>
+                <w:rPr>
+                  <w:rFonts w:ascii="Cambria Math" w:eastAsiaTheme="minorEastAsia" w:hAnsi="Cambria Math"/>
+                </w:rPr>
+                <m:t>A</m:t>
+              </m:r>
+            </m:e>
+            <m:sub>
+              <m:r>
+                <w:rPr>
+                  <w:rFonts w:ascii="Cambria Math" w:eastAsiaTheme="minorEastAsia" w:hAnsi="Cambria Math"/>
+                </w:rPr>
+                <m:t>0,i</m:t>
+              </m:r>
+            </m:sub>
+          </m:sSub>
+          <m:r>
+            <w:rPr>
+              <w:rFonts w:ascii="Cambria Math" w:hAnsi="Cambria Math"/>
+            </w:rPr>
+            <m:t>=</m:t>
+          </m:r>
+          <m:sSub>
+            <m:sSubPr>
+              <m:ctrlPr>
+                <w:rPr>
+                  <w:rFonts w:ascii="Cambria Math" w:hAnsi="Cambria Math"/>
+                  <w:i/>
+                </w:rPr>
+              </m:ctrlPr>
+            </m:sSubPr>
+            <m:e>
+              <m:r>
+                <w:rPr>
+                  <w:rFonts w:ascii="Cambria Math" w:eastAsiaTheme="minorEastAsia" w:hAnsi="Cambria Math"/>
+                  <w:lang w:bidi="he-IL"/>
+                </w:rPr>
+                <m:t>A</m:t>
+              </m:r>
+            </m:e>
+            <m:sub>
+              <m:sSub>
+                <m:sSubPr>
+                  <m:ctrlPr>
+                    <w:rPr>
+                      <w:rFonts w:ascii="Cambria Math" w:hAnsi="Cambria Math"/>
+                      <w:i/>
+                    </w:rPr>
+                  </m:ctrlPr>
+                </m:sSubPr>
+                <m:e>
+                  <m:r>
+                    <w:rPr>
+                      <w:rFonts w:ascii="Cambria Math" w:hAnsi="Cambria Math"/>
+                    </w:rPr>
+                    <m:t>0,</m:t>
+                  </m:r>
+                  <m:r>
+                    <w:rPr>
+                      <w:rFonts w:ascii="Cambria Math" w:hAnsi="Cambria Math"/>
+                    </w:rPr>
+                    <m:t>T</m:t>
+                  </m:r>
+                </m:e>
+                <m:sub>
+                  <m:r>
+                    <w:rPr>
+                      <w:rFonts w:ascii="Cambria Math" w:hAnsi="Cambria Math"/>
+                    </w:rPr>
+                    <m:t>i</m:t>
+                  </m:r>
+                </m:sub>
+              </m:sSub>
+            </m:sub>
+          </m:sSub>
+          <m:r>
+            <w:rPr>
+              <w:rFonts w:ascii="Cambria Math" w:hAnsi="Cambria Math"/>
+            </w:rPr>
+            <m:t>+</m:t>
+          </m:r>
+          <m:sSub>
+            <m:sSubPr>
+              <m:ctrlPr>
+                <w:rPr>
+                  <w:rFonts w:ascii="Cambria Math" w:hAnsi="Cambria Math"/>
+                  <w:i/>
+                </w:rPr>
+              </m:ctrlPr>
+            </m:sSubPr>
+            <m:e>
+              <m:r>
+                <w:rPr>
+                  <w:rFonts w:ascii="Cambria Math" w:eastAsiaTheme="minorEastAsia" w:hAnsi="Cambria Math"/>
+                  <w:lang w:bidi="he-IL"/>
+                </w:rPr>
+                <m:t>A</m:t>
+              </m:r>
+            </m:e>
+            <m:sub>
+              <m:sSub>
+                <m:sSubPr>
+                  <m:ctrlPr>
+                    <w:rPr>
+                      <w:rFonts w:ascii="Cambria Math" w:hAnsi="Cambria Math"/>
+                      <w:i/>
+                    </w:rPr>
+                  </m:ctrlPr>
+                </m:sSubPr>
+                <m:e>
+                  <m:r>
+                    <w:rPr>
+                      <w:rFonts w:ascii="Cambria Math" w:hAnsi="Cambria Math"/>
+                    </w:rPr>
+                    <m:t>0,</m:t>
+                  </m:r>
+                  <m:r>
+                    <w:rPr>
+                      <w:rFonts w:ascii="Cambria Math" w:hAnsi="Cambria Math"/>
+                    </w:rPr>
+                    <m:t>F</m:t>
+                  </m:r>
+                </m:e>
+                <m:sub>
+                  <m:r>
+                    <w:rPr>
+                      <w:rFonts w:ascii="Cambria Math" w:hAnsi="Cambria Math"/>
+                    </w:rPr>
+                    <m:t>i</m:t>
+                  </m:r>
+                </m:sub>
+              </m:sSub>
+            </m:sub>
+          </m:sSub>
+        </m:oMath>
+      </m:oMathPara>
+    </w:p>
+    <w:p>
+      <w:pPr>
+        <w:spacing w:after="0" w:line="240" w:lineRule="auto"/>
+      </w:pPr>
+      <m:oMathPara>
+        <m:oMathParaPr>
+          <m:jc m:val="left"/>
+        </m:oMathParaPr>
+        <m:oMath>
+          <m:sSub>
+            <m:sSubPr>
+              <m:ctrlPr>
+                <w:rPr>
+                  <w:rFonts w:ascii="Cambria Math" w:eastAsiaTheme="minorEastAsia" w:hAnsi="Cambria Math"/>
+                  <w:i/>
+                </w:rPr>
+              </m:ctrlPr>
+            </m:sSubPr>
+            <m:e>
+              <m:r>
+                <w:rPr>
+                  <w:rFonts w:ascii="Cambria Math" w:eastAsiaTheme="minorEastAsia" w:hAnsi="Cambria Math"/>
+                  <w:lang w:bidi="he-IL"/>
+                </w:rPr>
+                <m:t>q</m:t>
+              </m:r>
+            </m:e>
+            <m:sub>
+              <m:r>
+                <w:rPr>
+                  <w:rFonts w:ascii="Cambria Math" w:eastAsiaTheme="minorEastAsia" w:hAnsi="Cambria Math"/>
+                  <w:lang w:bidi="he-IL"/>
+                </w:rPr>
+                <m:t>i</m:t>
+              </m:r>
+            </m:sub>
+          </m:sSub>
+          <m:r>
+            <w:rPr>
+              <w:rFonts w:ascii="Cambria Math" w:hAnsi="Cambria Math"/>
+            </w:rPr>
+            <m:t>=</m:t>
+          </m:r>
+          <m:sSub>
+            <m:sSubPr>
+              <m:ctrlPr>
+                <w:rPr>
+                  <w:rFonts w:ascii="Cambria Math" w:hAnsi="Cambria Math"/>
+                  <w:i/>
+                </w:rPr>
+              </m:ctrlPr>
+            </m:sSubPr>
+            <m:e>
+              <m:r>
+                <w:rPr>
+                  <w:rFonts w:ascii="Cambria Math" w:eastAsiaTheme="minorEastAsia" w:hAnsi="Cambria Math"/>
+                  <w:lang w:bidi="he-IL"/>
+                </w:rPr>
+                <m:t>q</m:t>
+              </m:r>
+            </m:e>
+            <m:sub>
+              <m:sSub>
+                <m:sSubPr>
+                  <m:ctrlPr>
+                    <w:rPr>
+                      <w:rFonts w:ascii="Cambria Math" w:hAnsi="Cambria Math"/>
+                      <w:i/>
+                    </w:rPr>
+                  </m:ctrlPr>
+                </m:sSubPr>
+                <m:e>
+                  <m:r>
+                    <w:rPr>
+                      <w:rFonts w:ascii="Cambria Math" w:hAnsi="Cambria Math"/>
+                    </w:rPr>
+                    <m:t>T</m:t>
+                  </m:r>
+                </m:e>
+                <m:sub>
+                  <m:r>
+                    <w:rPr>
+                      <w:rFonts w:ascii="Cambria Math" w:hAnsi="Cambria Math"/>
+                    </w:rPr>
+                    <m:t>i</m:t>
+                  </m:r>
+                </m:sub>
+              </m:sSub>
+            </m:sub>
+          </m:sSub>
+          <m:r>
+            <w:rPr>
+              <w:rFonts w:ascii="Cambria Math" w:hAnsi="Cambria Math"/>
+            </w:rPr>
+            <m:t>+</m:t>
+          </m:r>
+          <m:sSub>
+            <m:sSubPr>
+              <m:ctrlPr>
+                <w:rPr>
+                  <w:rFonts w:ascii="Cambria Math" w:hAnsi="Cambria Math"/>
+                  <w:i/>
+                </w:rPr>
+              </m:ctrlPr>
+            </m:sSubPr>
+            <m:e>
+              <m:r>
+                <w:rPr>
+                  <w:rFonts w:ascii="Cambria Math" w:eastAsiaTheme="minorEastAsia" w:hAnsi="Cambria Math"/>
+                  <w:lang w:bidi="he-IL"/>
+                </w:rPr>
+                <m:t>q</m:t>
+              </m:r>
+            </m:e>
+            <m:sub>
+              <m:sSub>
+                <m:sSubPr>
+                  <m:ctrlPr>
+                    <w:rPr>
+                      <w:rFonts w:ascii="Cambria Math" w:hAnsi="Cambria Math"/>
+                      <w:i/>
+                    </w:rPr>
+                  </m:ctrlPr>
+                </m:sSubPr>
+                <m:e>
+                  <m:r>
+                    <w:rPr>
+                      <w:rFonts w:ascii="Cambria Math" w:hAnsi="Cambria Math"/>
+                    </w:rPr>
+                    <m:t>F</m:t>
+                  </m:r>
+                </m:e>
+                <m:sub>
+                  <m:r>
+                    <w:rPr>
+                      <w:rFonts w:ascii="Cambria Math" w:hAnsi="Cambria Math"/>
+                    </w:rPr>
+                    <m:t>i</m:t>
+                  </m:r>
+                </m:sub>
+              </m:sSub>
+            </m:sub>
+          </m:sSub>
+        </m:oMath>
+      </m:oMathPara>
+    </w:p>
+    <w:p>
+      <w:pPr>
+        <w:spacing w:after="0" w:line="240" w:lineRule="auto"/>
+        <w:rPr>
+          <w:rFonts w:ascii="Times New Roman" w:hAnsi="Times New Roman"/>
+        </w:rPr>
+      </w:pPr>
+      <m:oMathPara>
+        <m:oMathParaPr>
+          <m:jc m:val="left"/>
+        </m:oMathParaPr>
+        <m:oMath>
+          <m:sSub>
+            <m:sSubPr>
+              <m:ctrlPr>
+                <w:rPr>
+                  <w:rFonts w:ascii="Cambria Math" w:hAnsi="Cambria Math"/>
+                  <w:i/>
+                </w:rPr>
+              </m:ctrlPr>
+            </m:sSubPr>
+            <m:e>
+              <m:r>
+                <w:rPr>
+                  <w:rFonts w:ascii="Cambria Math" w:eastAsiaTheme="minorEastAsia" w:hAnsi="Cambria Math"/>
+                  <w:lang w:bidi="he-IL"/>
+                </w:rPr>
+                <m:t>A</m:t>
+              </m:r>
+            </m:e>
+            <m:sub>
+              <m:r>
+                <w:rPr>
+                  <w:rFonts w:ascii="Cambria Math" w:hAnsi="Cambria Math"/>
+                </w:rPr>
+                <m:t>0,</m:t>
+              </m:r>
+              <m:r>
+                <w:rPr>
+                  <w:rFonts w:ascii="Cambria Math" w:hAnsi="Cambria Math"/>
+                </w:rPr>
+                <m:t>T</m:t>
+              </m:r>
+            </m:sub>
+          </m:sSub>
+          <m:r>
+            <w:rPr>
+              <w:rFonts w:ascii="Cambria Math" w:hAnsi="Cambria Math"/>
+            </w:rPr>
+            <m:t xml:space="preserve"> ~ </m:t>
+          </m:r>
+          <m:r>
+            <m:rPr>
+              <m:sty m:val="p"/>
+            </m:rPr>
+            <w:rPr>
+              <w:rFonts w:ascii="Cambria Math" w:hAnsi="Cambria Math"/>
+            </w:rPr>
+            <m:t>Normal</m:t>
+          </m:r>
+          <m:r>
+            <w:rPr>
+              <w:rFonts w:ascii="Cambria Math" w:hAnsi="Cambria Math"/>
+            </w:rPr>
+            <m:t xml:space="preserve">( </m:t>
+          </m:r>
+          <m:sSub>
+            <m:sSubPr>
+              <m:ctrlPr>
+                <w:rPr>
+                  <w:rFonts w:ascii="Cambria Math" w:hAnsi="Cambria Math"/>
+                  <w:i/>
+                </w:rPr>
+              </m:ctrlPr>
+            </m:sSubPr>
+            <m:e>
+              <m:acc>
+                <m:accPr>
+                  <m:chr m:val="̅"/>
+                  <m:ctrlPr>
+                    <w:rPr>
+                      <w:rFonts w:ascii="Cambria Math" w:hAnsi="Cambria Math"/>
+                      <w:i/>
+                    </w:rPr>
+                  </m:ctrlPr>
+                </m:accPr>
+                <m:e>
+                  <m:r>
+                    <w:rPr>
+                      <w:rFonts w:ascii="Cambria Math" w:hAnsi="Cambria Math"/>
+                    </w:rPr>
+                    <m:t>A</m:t>
+                  </m:r>
+                </m:e>
+              </m:acc>
+            </m:e>
+            <m:sub>
+              <m:r>
+                <w:rPr>
+                  <w:rFonts w:ascii="Cambria Math" w:hAnsi="Cambria Math"/>
+                </w:rPr>
+                <m:t>0</m:t>
+              </m:r>
+            </m:sub>
+          </m:sSub>
+          <m:r>
+            <w:rPr>
+              <w:rFonts w:ascii="Cambria Math" w:hAnsi="Cambria Math"/>
+            </w:rPr>
+            <m:t xml:space="preserve"> , </m:t>
+          </m:r>
+          <m:sSub>
+            <m:sSubPr>
+              <m:ctrlPr>
+                <w:rPr>
+                  <w:rFonts w:ascii="Cambria Math" w:hAnsi="Cambria Math"/>
+                  <w:i/>
+                </w:rPr>
+              </m:ctrlPr>
+            </m:sSubPr>
+            <m:e>
+              <m:r>
+                <w:rPr>
+                  <w:rFonts w:ascii="Cambria Math" w:hAnsi="Cambria Math"/>
+                </w:rPr>
+                <m:t>σ</m:t>
+              </m:r>
+            </m:e>
+            <m:sub>
+              <m:sSub>
+                <m:sSubPr>
+                  <m:ctrlPr>
+                    <w:rPr>
+                      <w:rFonts w:ascii="Cambria Math" w:hAnsi="Cambria Math"/>
+                      <w:i/>
+                    </w:rPr>
+                  </m:ctrlPr>
+                </m:sSubPr>
+                <m:e>
+                  <m:r>
+                    <w:rPr>
+                      <w:rFonts w:ascii="Cambria Math" w:eastAsiaTheme="minorEastAsia" w:hAnsi="Cambria Math"/>
+                      <w:lang w:bidi="he-IL"/>
+                    </w:rPr>
+                    <m:t>A</m:t>
+                  </m:r>
+                </m:e>
+                <m:sub>
+                  <m:r>
+                    <w:rPr>
+                      <w:rFonts w:ascii="Cambria Math" w:hAnsi="Cambria Math"/>
+                    </w:rPr>
+                    <m:t>0,</m:t>
+                  </m:r>
+                  <m:r>
+                    <w:rPr>
+                      <w:rFonts w:ascii="Cambria Math" w:hAnsi="Cambria Math"/>
+                    </w:rPr>
+                    <m:t>T</m:t>
+                  </m:r>
+                </m:sub>
+              </m:sSub>
+            </m:sub>
+          </m:sSub>
+          <m:r>
+            <w:rPr>
+              <w:rFonts w:ascii="Cambria Math" w:hAnsi="Cambria Math"/>
+            </w:rPr>
+            <m:t xml:space="preserve"> )</m:t>
+          </m:r>
+        </m:oMath>
+      </m:oMathPara>
+    </w:p>
+    <w:p>
+      <w:pPr>
+        <w:spacing w:after="0" w:line="240" w:lineRule="auto"/>
+        <w:rPr>
+          <w:rFonts w:ascii="Times New Roman" w:eastAsiaTheme="minorEastAsia" w:hAnsi="Times New Roman"/>
+        </w:rPr>
+      </w:pPr>
+      <m:oMathPara>
+        <m:oMathParaPr>
+          <m:jc m:val="left"/>
+        </m:oMathParaPr>
+        <m:oMath>
+          <m:sSub>
+            <m:sSubPr>
+              <m:ctrlPr>
+                <w:rPr>
+                  <w:rFonts w:ascii="Cambria Math" w:hAnsi="Cambria Math"/>
+                  <w:i/>
+                </w:rPr>
+              </m:ctrlPr>
+            </m:sSubPr>
+            <m:e>
+              <m:r>
+                <w:rPr>
+                  <w:rFonts w:ascii="Cambria Math" w:eastAsiaTheme="minorEastAsia" w:hAnsi="Cambria Math"/>
+                  <w:lang w:bidi="he-IL"/>
+                </w:rPr>
+                <m:t>A</m:t>
+              </m:r>
+            </m:e>
+            <m:sub>
+              <m:r>
+                <w:rPr>
+                  <w:rFonts w:ascii="Cambria Math" w:hAnsi="Cambria Math"/>
+                </w:rPr>
+                <m:t>0,</m:t>
+              </m:r>
+              <m:r>
+                <w:rPr>
+                  <w:rFonts w:ascii="Cambria Math" w:hAnsi="Cambria Math"/>
+                </w:rPr>
+                <m:t>F</m:t>
+              </m:r>
+            </m:sub>
+          </m:sSub>
+          <m:r>
+            <w:rPr>
+              <w:rFonts w:ascii="Cambria Math" w:hAnsi="Cambria Math"/>
+            </w:rPr>
+            <m:t xml:space="preserve"> ~ </m:t>
+          </m:r>
+          <m:r>
+            <m:rPr>
+              <m:sty m:val="p"/>
+            </m:rPr>
+            <w:rPr>
+              <w:rFonts w:ascii="Cambria Math" w:hAnsi="Cambria Math"/>
+            </w:rPr>
+            <m:t>Normal</m:t>
+          </m:r>
+          <m:r>
+            <w:rPr>
+              <w:rFonts w:ascii="Cambria Math" w:hAnsi="Cambria Math"/>
+            </w:rPr>
+            <m:t xml:space="preserve">( 0 , </m:t>
+          </m:r>
+          <m:sSub>
+            <m:sSubPr>
+              <m:ctrlPr>
+                <w:rPr>
+                  <w:rFonts w:ascii="Cambria Math" w:hAnsi="Cambria Math"/>
+                  <w:i/>
+                </w:rPr>
+              </m:ctrlPr>
+            </m:sSubPr>
+            <m:e>
+              <m:r>
+                <w:rPr>
+                  <w:rFonts w:ascii="Cambria Math" w:hAnsi="Cambria Math"/>
+                </w:rPr>
+                <m:t>σ</m:t>
+              </m:r>
+            </m:e>
+            <m:sub>
+              <m:sSub>
+                <m:sSubPr>
+                  <m:ctrlPr>
+                    <w:rPr>
+                      <w:rFonts w:ascii="Cambria Math" w:hAnsi="Cambria Math"/>
+                      <w:i/>
+                    </w:rPr>
+                  </m:ctrlPr>
+                </m:sSubPr>
+                <m:e>
+                  <m:r>
+                    <w:rPr>
+                      <w:rFonts w:ascii="Cambria Math" w:eastAsiaTheme="minorEastAsia" w:hAnsi="Cambria Math"/>
+                      <w:lang w:bidi="he-IL"/>
+                    </w:rPr>
+                    <m:t>A</m:t>
+                  </m:r>
+                </m:e>
+                <m:sub>
+                  <m:r>
+                    <w:rPr>
+                      <w:rFonts w:ascii="Cambria Math" w:hAnsi="Cambria Math"/>
+                    </w:rPr>
+                    <m:t>0,</m:t>
+                  </m:r>
+                  <m:r>
+                    <w:rPr>
+                      <w:rFonts w:ascii="Cambria Math" w:hAnsi="Cambria Math"/>
+                    </w:rPr>
+                    <m:t>F</m:t>
+                  </m:r>
+                </m:sub>
+              </m:sSub>
+            </m:sub>
+          </m:sSub>
+          <m:r>
+            <w:rPr>
+              <w:rFonts w:ascii="Cambria Math" w:hAnsi="Cambria Math"/>
+            </w:rPr>
+            <m:t xml:space="preserve"> </m:t>
+          </m:r>
+          <m:r>
+            <w:rPr>
+              <w:rFonts w:ascii="Cambria Math" w:hAnsi="Cambria Math"/>
+            </w:rPr>
+            <m:t>)</m:t>
+          </m:r>
+        </m:oMath>
+      </m:oMathPara>
+    </w:p>
+    <w:p>
+      <w:pPr>
+        <w:spacing w:after="0" w:line="240" w:lineRule="auto"/>
+        <w:rPr>
+          <w:rFonts w:ascii="Times New Roman" w:hAnsi="Times New Roman"/>
+        </w:rPr>
+      </w:pPr>
+      <m:oMathPara>
+        <m:oMathParaPr>
+          <m:jc m:val="left"/>
+        </m:oMathParaPr>
+        <m:oMath>
+          <m:sSub>
+            <m:sSubPr>
+              <m:ctrlPr>
+                <w:rPr>
+                  <w:rFonts w:ascii="Cambria Math" w:hAnsi="Cambria Math"/>
+                  <w:i/>
+                </w:rPr>
+              </m:ctrlPr>
+            </m:sSubPr>
+            <m:e>
+              <m:r>
+                <w:rPr>
+                  <w:rFonts w:ascii="Cambria Math" w:eastAsiaTheme="minorEastAsia" w:hAnsi="Cambria Math"/>
+                  <w:lang w:bidi="he-IL"/>
+                </w:rPr>
+                <m:t>q</m:t>
+              </m:r>
+            </m:e>
+            <m:sub>
+              <m:r>
+                <w:rPr>
+                  <w:rFonts w:ascii="Cambria Math" w:hAnsi="Cambria Math"/>
+                </w:rPr>
+                <m:t>T</m:t>
+              </m:r>
+            </m:sub>
+          </m:sSub>
+          <m:r>
+            <w:rPr>
+              <w:rFonts w:ascii="Cambria Math" w:hAnsi="Cambria Math"/>
+            </w:rPr>
+            <m:t xml:space="preserve"> ~ </m:t>
+          </m:r>
+          <m:r>
+            <m:rPr>
+              <m:sty m:val="p"/>
+            </m:rPr>
+            <w:rPr>
+              <w:rFonts w:ascii="Cambria Math" w:hAnsi="Cambria Math"/>
+            </w:rPr>
+            <m:t>Normal</m:t>
+          </m:r>
+          <m:r>
+            <w:rPr>
+              <w:rFonts w:ascii="Cambria Math" w:hAnsi="Cambria Math"/>
+            </w:rPr>
+            <m:t xml:space="preserve">( </m:t>
+          </m:r>
+          <m:acc>
+            <m:accPr>
+              <m:chr m:val="̅"/>
+              <m:ctrlPr>
+                <w:rPr>
+                  <w:rFonts w:ascii="Cambria Math" w:hAnsi="Cambria Math"/>
+                  <w:i/>
+                </w:rPr>
+              </m:ctrlPr>
+            </m:accPr>
+            <m:e>
+              <m:r>
+                <w:rPr>
+                  <w:rFonts w:ascii="Cambria Math" w:eastAsiaTheme="minorEastAsia" w:hAnsi="Cambria Math"/>
+                  <w:lang w:bidi="he-IL"/>
+                </w:rPr>
+                <m:t>q</m:t>
+              </m:r>
+            </m:e>
+          </m:acc>
+          <m:r>
+            <w:rPr>
+              <w:rFonts w:ascii="Cambria Math" w:hAnsi="Cambria Math"/>
+            </w:rPr>
+            <m:t xml:space="preserve"> , </m:t>
+          </m:r>
+          <m:sSub>
+            <m:sSubPr>
+              <m:ctrlPr>
+                <w:rPr>
+                  <w:rFonts w:ascii="Cambria Math" w:hAnsi="Cambria Math"/>
+                  <w:i/>
+                </w:rPr>
+              </m:ctrlPr>
+            </m:sSubPr>
+            <m:e>
+              <m:r>
+                <w:rPr>
+                  <w:rFonts w:ascii="Cambria Math" w:hAnsi="Cambria Math"/>
+                </w:rPr>
+                <m:t>σ</m:t>
+              </m:r>
+            </m:e>
+            <m:sub>
+              <m:sSub>
+                <m:sSubPr>
+                  <m:ctrlPr>
+                    <w:rPr>
+                      <w:rFonts w:ascii="Cambria Math" w:hAnsi="Cambria Math"/>
+                      <w:i/>
+                    </w:rPr>
+                  </m:ctrlPr>
+                </m:sSubPr>
+                <m:e>
+                  <m:r>
+                    <w:rPr>
+                      <w:rFonts w:ascii="Cambria Math" w:eastAsiaTheme="minorEastAsia" w:hAnsi="Cambria Math"/>
+                      <w:lang w:bidi="he-IL"/>
+                    </w:rPr>
+                    <m:t>q</m:t>
+                  </m:r>
+                </m:e>
+                <m:sub>
+                  <m:r>
+                    <w:rPr>
+                      <w:rFonts w:ascii="Cambria Math" w:hAnsi="Cambria Math"/>
+                    </w:rPr>
+                    <m:t>T</m:t>
+                  </m:r>
+                </m:sub>
+              </m:sSub>
+            </m:sub>
+          </m:sSub>
+          <m:r>
+            <w:rPr>
+              <w:rFonts w:ascii="Cambria Math" w:hAnsi="Cambria Math"/>
+            </w:rPr>
+            <m:t xml:space="preserve"> )</m:t>
+          </m:r>
+        </m:oMath>
+      </m:oMathPara>
+    </w:p>
+    <w:p>
+      <w:pPr>
+        <w:spacing w:after="0" w:line="240" w:lineRule="auto"/>
+        <w:rPr>
+          <w:rFonts w:ascii="Times New Roman" w:eastAsiaTheme="minorEastAsia" w:hAnsi="Times New Roman"/>
+        </w:rPr>
+      </w:pPr>
+      <m:oMathPara>
+        <m:oMathParaPr>
+          <m:jc m:val="left"/>
+        </m:oMathParaPr>
+        <m:oMath>
+          <m:sSub>
+            <m:sSubPr>
+              <m:ctrlPr>
+                <w:rPr>
+                  <w:rFonts w:ascii="Cambria Math" w:hAnsi="Cambria Math"/>
+                  <w:i/>
+                </w:rPr>
+              </m:ctrlPr>
+            </m:sSubPr>
+            <m:e>
+              <m:r>
+                <w:rPr>
+                  <w:rFonts w:ascii="Cambria Math" w:eastAsiaTheme="minorEastAsia" w:hAnsi="Cambria Math"/>
+                  <w:lang w:bidi="he-IL"/>
+                </w:rPr>
+                <m:t>q</m:t>
+              </m:r>
+            </m:e>
+            <m:sub>
+              <m:r>
+                <w:rPr>
+                  <w:rFonts w:ascii="Cambria Math" w:hAnsi="Cambria Math"/>
+                </w:rPr>
+                <m:t>F</m:t>
+              </m:r>
+            </m:sub>
+          </m:sSub>
+          <m:r>
+            <w:rPr>
+              <w:rFonts w:ascii="Cambria Math" w:hAnsi="Cambria Math"/>
+            </w:rPr>
+            <m:t xml:space="preserve"> ~ </m:t>
+          </m:r>
+          <m:r>
+            <m:rPr>
+              <m:sty m:val="p"/>
+            </m:rPr>
+            <w:rPr>
+              <w:rFonts w:ascii="Cambria Math" w:hAnsi="Cambria Math"/>
+            </w:rPr>
+            <m:t>Normal</m:t>
+          </m:r>
+          <m:r>
+            <w:rPr>
+              <w:rFonts w:ascii="Cambria Math" w:hAnsi="Cambria Math"/>
+            </w:rPr>
+            <m:t xml:space="preserve">( 0 , </m:t>
+          </m:r>
+          <m:sSub>
+            <m:sSubPr>
+              <m:ctrlPr>
+                <w:rPr>
+                  <w:rFonts w:ascii="Cambria Math" w:hAnsi="Cambria Math"/>
+                  <w:i/>
+                </w:rPr>
+              </m:ctrlPr>
+            </m:sSubPr>
+            <m:e>
+              <m:r>
+                <w:rPr>
+                  <w:rFonts w:ascii="Cambria Math" w:hAnsi="Cambria Math"/>
+                </w:rPr>
+                <m:t>σ</m:t>
+              </m:r>
+            </m:e>
+            <m:sub>
+              <m:sSub>
+                <m:sSubPr>
+                  <m:ctrlPr>
+                    <w:rPr>
+                      <w:rFonts w:ascii="Cambria Math" w:hAnsi="Cambria Math"/>
+                      <w:i/>
+                    </w:rPr>
+                  </m:ctrlPr>
+                </m:sSubPr>
+                <m:e>
+                  <m:r>
+                    <w:rPr>
+                      <w:rFonts w:ascii="Cambria Math" w:eastAsiaTheme="minorEastAsia" w:hAnsi="Cambria Math"/>
+                      <w:lang w:bidi="he-IL"/>
+                    </w:rPr>
+                    <m:t>q</m:t>
+                  </m:r>
+                </m:e>
+                <m:sub>
+                  <m:r>
+                    <w:rPr>
+                      <w:rFonts w:ascii="Cambria Math" w:hAnsi="Cambria Math"/>
+                    </w:rPr>
+                    <m:t>F</m:t>
+                  </m:r>
+                </m:sub>
+              </m:sSub>
+            </m:sub>
+          </m:sSub>
+          <m:r>
+            <w:rPr>
+              <w:rFonts w:ascii="Cambria Math" w:hAnsi="Cambria Math"/>
+            </w:rPr>
+            <m:t xml:space="preserve"> </m:t>
+          </m:r>
+          <m:r>
+            <w:rPr>
+              <w:rFonts w:ascii="Cambria Math" w:hAnsi="Cambria Math"/>
+            </w:rPr>
+            <m:t>)</m:t>
+          </m:r>
+        </m:oMath>
+      </m:oMathPara>
+    </w:p>
+    <w:p>
+      <w:pPr>
+        <w:spacing w:after="0" w:line="240" w:lineRule="auto"/>
+        <w:rPr>
+          <w:rFonts w:eastAsiaTheme="minorEastAsia"/>
+        </w:rPr>
+      </w:pPr>
+      <m:oMathPara>
+        <m:oMathParaPr>
+          <m:jc m:val="left"/>
+        </m:oMathParaPr>
+        <m:oMath>
+          <m:sSub>
+            <m:sSubPr>
+              <m:ctrlPr>
+                <w:rPr>
+                  <w:rFonts w:ascii="Cambria Math" w:hAnsi="Cambria Math"/>
+                  <w:i/>
+                </w:rPr>
+              </m:ctrlPr>
+            </m:sSubPr>
+            <m:e>
+              <m:acc>
+                <m:accPr>
+                  <m:chr m:val="̅"/>
+                  <m:ctrlPr>
+                    <w:rPr>
+                      <w:rFonts w:ascii="Cambria Math" w:hAnsi="Cambria Math"/>
+                      <w:i/>
+                    </w:rPr>
+                  </m:ctrlPr>
+                </m:accPr>
+                <m:e>
+                  <m:r>
+                    <w:rPr>
+                      <w:rFonts w:ascii="Cambria Math" w:hAnsi="Cambria Math"/>
+                    </w:rPr>
+                    <m:t>A</m:t>
+                  </m:r>
+                </m:e>
+              </m:acc>
+            </m:e>
+            <m:sub>
+              <m:r>
+                <w:rPr>
+                  <w:rFonts w:ascii="Cambria Math" w:hAnsi="Cambria Math"/>
+                </w:rPr>
+                <m:t>0</m:t>
+              </m:r>
+            </m:sub>
+          </m:sSub>
+          <m:r>
+            <w:rPr>
+              <w:rFonts w:ascii="Cambria Math" w:hAnsi="Cambria Math"/>
+            </w:rPr>
+            <m:t xml:space="preserve"> ~ </m:t>
+          </m:r>
+          <m:r>
+            <m:rPr>
+              <m:sty m:val="p"/>
+            </m:rPr>
+            <w:rPr>
+              <w:rFonts w:ascii="Cambria Math" w:hAnsi="Cambria Math"/>
+            </w:rPr>
+            <m:t>Normal</m:t>
+          </m:r>
+          <m:d>
+            <m:dPr>
+              <m:ctrlPr>
+                <w:rPr>
+                  <w:rFonts w:ascii="Cambria Math" w:hAnsi="Cambria Math"/>
+                  <w:i/>
+                </w:rPr>
+              </m:ctrlPr>
+            </m:dPr>
+            <m:e>
+              <m:r>
+                <w:rPr>
+                  <w:rFonts w:ascii="Cambria Math" w:hAnsi="Cambria Math"/>
+                </w:rPr>
+                <m:t xml:space="preserve"> 0 , 1000 </m:t>
+              </m:r>
+            </m:e>
+          </m:d>
+        </m:oMath>
+      </m:oMathPara>
+    </w:p>
+    <w:p>
+      <w:pPr>
+        <w:spacing w:after="0" w:line="240" w:lineRule="auto"/>
+        <w:rPr>
+          <w:rFonts w:ascii="Times New Roman" w:hAnsi="Times New Roman"/>
+        </w:rPr>
+      </w:pPr>
+      <m:oMathPara>
+        <m:oMathParaPr>
+          <m:jc m:val="left"/>
+        </m:oMathParaPr>
+        <m:oMath>
+          <m:sSub>
+            <m:sSubPr>
+              <m:ctrlPr>
+                <w:rPr>
+                  <w:rFonts w:ascii="Cambria Math" w:hAnsi="Cambria Math"/>
+                  <w:i/>
+                </w:rPr>
+              </m:ctrlPr>
+            </m:sSubPr>
+            <m:e>
+              <m:r>
+                <w:rPr>
+                  <w:rFonts w:ascii="Cambria Math" w:hAnsi="Cambria Math"/>
+                </w:rPr>
+                <m:t>σ</m:t>
+              </m:r>
+            </m:e>
+            <m:sub>
+              <m:sSub>
+                <m:sSubPr>
+                  <m:ctrlPr>
+                    <w:rPr>
+                      <w:rFonts w:ascii="Cambria Math" w:hAnsi="Cambria Math"/>
+                      <w:i/>
+                    </w:rPr>
+                  </m:ctrlPr>
+                </m:sSubPr>
+                <m:e>
+                  <m:r>
+                    <w:rPr>
+                      <w:rFonts w:ascii="Cambria Math" w:eastAsiaTheme="minorEastAsia" w:hAnsi="Cambria Math"/>
+                      <w:lang w:bidi="he-IL"/>
+                    </w:rPr>
+                    <m:t>A</m:t>
+                  </m:r>
+                </m:e>
+                <m:sub>
+                  <m:r>
+                    <w:rPr>
+                      <w:rFonts w:ascii="Cambria Math" w:hAnsi="Cambria Math"/>
+                    </w:rPr>
+                    <m:t>0,T</m:t>
+                  </m:r>
+                </m:sub>
+              </m:sSub>
+            </m:sub>
+          </m:sSub>
+          <m:r>
+            <w:rPr>
+              <w:rFonts w:ascii="Cambria Math" w:hAnsi="Cambria Math"/>
+            </w:rPr>
+            <m:t xml:space="preserve"> ~ </m:t>
+          </m:r>
+          <m:sSub>
+            <m:sSubPr>
+              <m:ctrlPr>
+                <w:rPr>
+                  <w:rFonts w:ascii="Cambria Math" w:hAnsi="Cambria Math"/>
+                </w:rPr>
+              </m:ctrlPr>
+            </m:sSubPr>
+            <m:e>
+              <m:r>
+                <m:rPr>
+                  <m:sty m:val="p"/>
+                </m:rPr>
+                <w:rPr>
+                  <w:rFonts w:ascii="Cambria Math" w:hAnsi="Cambria Math"/>
+                </w:rPr>
+                <m:t>Normal</m:t>
+              </m:r>
+            </m:e>
+            <m:sub>
+              <m:r>
+                <w:rPr>
+                  <w:rFonts w:ascii="Cambria Math" w:hAnsi="Cambria Math"/>
+                </w:rPr>
+                <m:t>0,∞</m:t>
+              </m:r>
+            </m:sub>
+          </m:sSub>
+          <m:r>
+            <w:rPr>
+              <w:rFonts w:ascii="Cambria Math" w:hAnsi="Cambria Math"/>
+            </w:rPr>
+            <m:t xml:space="preserve">( 0 , </m:t>
+          </m:r>
+          <m:r>
+            <w:rPr>
+              <w:rFonts w:ascii="Cambria Math" w:hAnsi="Cambria Math"/>
+            </w:rPr>
+            <m:t>1000</m:t>
+          </m:r>
+          <m:r>
+            <w:rPr>
+              <w:rFonts w:ascii="Cambria Math" w:hAnsi="Cambria Math"/>
+            </w:rPr>
+            <m:t xml:space="preserve"> )</m:t>
+          </m:r>
+        </m:oMath>
+      </m:oMathPara>
+    </w:p>
+    <w:p>
+      <w:pPr>
+        <w:spacing w:after="0" w:line="240" w:lineRule="auto"/>
+        <w:rPr>
+          <w:rFonts w:ascii="Times New Roman" w:hAnsi="Times New Roman"/>
+        </w:rPr>
+      </w:pPr>
+      <m:oMathPara>
+        <m:oMathParaPr>
+          <m:jc m:val="left"/>
+        </m:oMathParaPr>
+        <m:oMath>
+          <m:sSub>
+            <m:sSubPr>
+              <m:ctrlPr>
+                <w:rPr>
+                  <w:rFonts w:ascii="Cambria Math" w:hAnsi="Cambria Math"/>
+                  <w:i/>
+                </w:rPr>
+              </m:ctrlPr>
+            </m:sSubPr>
+            <m:e>
+              <m:r>
+                <w:rPr>
+                  <w:rFonts w:ascii="Cambria Math" w:hAnsi="Cambria Math"/>
+                </w:rPr>
+                <m:t>σ</m:t>
+              </m:r>
+            </m:e>
+            <m:sub>
+              <m:sSub>
+                <m:sSubPr>
+                  <m:ctrlPr>
+                    <w:rPr>
+                      <w:rFonts w:ascii="Cambria Math" w:hAnsi="Cambria Math"/>
+                      <w:i/>
+                    </w:rPr>
+                  </m:ctrlPr>
+                </m:sSubPr>
+                <m:e>
+                  <m:r>
+                    <w:rPr>
+                      <w:rFonts w:ascii="Cambria Math" w:eastAsiaTheme="minorEastAsia" w:hAnsi="Cambria Math"/>
+                      <w:lang w:bidi="he-IL"/>
+                    </w:rPr>
+                    <m:t>A</m:t>
+                  </m:r>
+                </m:e>
+                <m:sub>
+                  <m:r>
+                    <w:rPr>
+                      <w:rFonts w:ascii="Cambria Math" w:hAnsi="Cambria Math"/>
+                    </w:rPr>
+                    <m:t>0,F</m:t>
+                  </m:r>
+                </m:sub>
+              </m:sSub>
+            </m:sub>
+          </m:sSub>
+          <m:r>
+            <w:rPr>
+              <w:rFonts w:ascii="Cambria Math" w:hAnsi="Cambria Math"/>
+            </w:rPr>
+            <m:t xml:space="preserve"> ~ </m:t>
+          </m:r>
+          <m:sSub>
+            <m:sSubPr>
+              <m:ctrlPr>
+                <w:rPr>
+                  <w:rFonts w:ascii="Cambria Math" w:hAnsi="Cambria Math"/>
+                </w:rPr>
+              </m:ctrlPr>
+            </m:sSubPr>
+            <m:e>
+              <m:r>
+                <m:rPr>
+                  <m:sty m:val="p"/>
+                </m:rPr>
+                <w:rPr>
+                  <w:rFonts w:ascii="Cambria Math" w:hAnsi="Cambria Math"/>
+                </w:rPr>
+                <m:t>Normal</m:t>
+              </m:r>
+            </m:e>
+            <m:sub>
+              <m:r>
+                <w:rPr>
+                  <w:rFonts w:ascii="Cambria Math" w:hAnsi="Cambria Math"/>
+                </w:rPr>
+                <m:t>0,∞</m:t>
+              </m:r>
+            </m:sub>
+          </m:sSub>
+          <m:r>
+            <w:rPr>
+              <w:rFonts w:ascii="Cambria Math" w:hAnsi="Cambria Math"/>
+            </w:rPr>
+            <m:t xml:space="preserve">( 0 , </m:t>
+          </m:r>
+          <m:r>
+            <w:rPr>
+              <w:rFonts w:ascii="Cambria Math" w:hAnsi="Cambria Math"/>
+            </w:rPr>
+            <m:t>100</m:t>
+          </m:r>
+          <m:r>
+            <w:rPr>
+              <w:rFonts w:ascii="Cambria Math" w:hAnsi="Cambria Math"/>
+            </w:rPr>
+            <m:t xml:space="preserve"> </m:t>
+          </m:r>
+          <m:r>
+            <w:rPr>
+              <w:rFonts w:ascii="Cambria Math" w:hAnsi="Cambria Math"/>
+            </w:rPr>
+            <m:t>)</m:t>
+          </m:r>
+        </m:oMath>
+      </m:oMathPara>
+    </w:p>
+    <w:p>
+      <w:pPr>
+        <w:spacing w:after="0" w:line="240" w:lineRule="auto"/>
+        <w:rPr>
+          <w:rFonts w:ascii="Times New Roman" w:eastAsiaTheme="minorEastAsia" w:hAnsi="Times New Roman"/>
+        </w:rPr>
+      </w:pPr>
+      <m:oMathPara>
+        <m:oMathParaPr>
+          <m:jc m:val="left"/>
+        </m:oMathParaPr>
+        <m:oMath>
+          <m:acc>
+            <m:accPr>
+              <m:chr m:val="̅"/>
+              <m:ctrlPr>
+                <w:rPr>
+                  <w:rFonts w:ascii="Cambria Math" w:hAnsi="Cambria Math"/>
+                  <w:i/>
+                </w:rPr>
+              </m:ctrlPr>
+            </m:accPr>
+            <m:e>
+              <m:r>
+                <w:rPr>
+                  <w:rFonts w:ascii="Cambria Math" w:eastAsiaTheme="minorEastAsia" w:hAnsi="Cambria Math"/>
+                  <w:lang w:bidi="he-IL"/>
+                </w:rPr>
+                <m:t>q</m:t>
+              </m:r>
+            </m:e>
+          </m:acc>
+          <m:r>
+            <w:rPr>
+              <w:rFonts w:ascii="Cambria Math" w:hAnsi="Cambria Math"/>
+            </w:rPr>
+            <m:t xml:space="preserve"> ~ </m:t>
+          </m:r>
+          <m:r>
+            <m:rPr>
+              <m:sty m:val="p"/>
+            </m:rPr>
+            <w:rPr>
+              <w:rFonts w:ascii="Cambria Math" w:hAnsi="Cambria Math"/>
+            </w:rPr>
+            <m:t>Normal</m:t>
+          </m:r>
+          <m:d>
+            <m:dPr>
+              <m:ctrlPr>
+                <w:rPr>
+                  <w:rFonts w:ascii="Cambria Math" w:hAnsi="Cambria Math"/>
+                  <w:i/>
+                </w:rPr>
+              </m:ctrlPr>
+            </m:dPr>
+            <m:e>
+              <m:r>
+                <w:rPr>
+                  <w:rFonts w:ascii="Cambria Math" w:hAnsi="Cambria Math"/>
+                </w:rPr>
+                <m:t xml:space="preserve"> </m:t>
+              </m:r>
+              <m:sSub>
+                <m:sSubPr>
+                  <m:ctrlPr>
+                    <w:rPr>
+                      <w:rFonts w:ascii="Cambria Math" w:hAnsi="Cambria Math"/>
+                      <w:i/>
+                    </w:rPr>
+                  </m:ctrlPr>
+                </m:sSubPr>
+                <m:e>
+                  <m:r>
+                    <w:rPr>
+                      <w:rFonts w:ascii="Cambria Math" w:hAnsi="Cambria Math"/>
+                    </w:rPr>
+                    <m:t>q</m:t>
+                  </m:r>
+                </m:e>
+                <m:sub>
+                  <m:r>
+                    <w:rPr>
+                      <w:rFonts w:ascii="Cambria Math" w:hAnsi="Cambria Math"/>
+                    </w:rPr>
+                    <m:t>E</m:t>
+                  </m:r>
+                </m:sub>
+              </m:sSub>
+              <m:r>
+                <w:rPr>
+                  <w:rFonts w:ascii="Cambria Math" w:hAnsi="Cambria Math"/>
+                </w:rPr>
+                <m:t xml:space="preserve"> </m:t>
+              </m:r>
+              <m:r>
+                <w:rPr>
+                  <w:rFonts w:ascii="Cambria Math" w:hAnsi="Cambria Math"/>
+                </w:rPr>
+                <m:t xml:space="preserve">, </m:t>
+              </m:r>
+              <m:sSub>
+                <m:sSubPr>
+                  <m:ctrlPr>
+                    <w:rPr>
+                      <w:rFonts w:ascii="Cambria Math" w:hAnsi="Cambria Math"/>
+                      <w:i/>
+                    </w:rPr>
+                  </m:ctrlPr>
+                </m:sSubPr>
+                <m:e>
+                  <m:r>
+                    <w:rPr>
+                      <w:rFonts w:ascii="Cambria Math" w:hAnsi="Cambria Math"/>
+                    </w:rPr>
+                    <m:t>q</m:t>
+                  </m:r>
+                </m:e>
+                <m:sub>
+                  <m:r>
+                    <w:rPr>
+                      <w:rFonts w:ascii="Cambria Math" w:hAnsi="Cambria Math"/>
+                    </w:rPr>
+                    <m:t>E</m:t>
+                  </m:r>
+                </m:sub>
+              </m:sSub>
+              <m:r>
+                <w:rPr>
+                  <w:rFonts w:ascii="Cambria Math" w:hAnsi="Cambria Math"/>
+                </w:rPr>
+                <m:t>×</m:t>
+              </m:r>
+              <m:r>
+                <w:rPr>
+                  <w:rFonts w:ascii="Cambria Math" w:hAnsi="Cambria Math"/>
+                </w:rPr>
+                <m:t>0.</m:t>
+              </m:r>
+              <m:r>
+                <w:rPr>
+                  <w:rFonts w:ascii="Cambria Math" w:hAnsi="Cambria Math"/>
+                </w:rPr>
+                <m:t>1</m:t>
+              </m:r>
+              <m:r>
+                <w:rPr>
+                  <w:rFonts w:ascii="Cambria Math" w:hAnsi="Cambria Math"/>
+                </w:rPr>
+                <m:t xml:space="preserve"> </m:t>
+              </m:r>
+            </m:e>
+          </m:d>
+        </m:oMath>
+      </m:oMathPara>
+    </w:p>
+    <w:p>
+      <w:pPr>
+        <w:spacing w:after="0" w:line="240" w:lineRule="auto"/>
+        <w:rPr>
+          <w:rFonts w:ascii="Times New Roman" w:hAnsi="Times New Roman"/>
+        </w:rPr>
+      </w:pPr>
+      <m:oMathPara>
+        <m:oMathParaPr>
+          <m:jc m:val="left"/>
+        </m:oMathParaPr>
+        <m:oMath>
+          <m:sSub>
+            <m:sSubPr>
+              <m:ctrlPr>
+                <w:rPr>
+                  <w:rFonts w:ascii="Cambria Math" w:hAnsi="Cambria Math"/>
+                  <w:i/>
+                </w:rPr>
+              </m:ctrlPr>
+            </m:sSubPr>
+            <m:e>
+              <m:r>
+                <w:rPr>
+                  <w:rFonts w:ascii="Cambria Math" w:hAnsi="Cambria Math"/>
+                </w:rPr>
+                <m:t>σ</m:t>
+              </m:r>
+            </m:e>
+            <m:sub>
+              <m:sSub>
+                <m:sSubPr>
+                  <m:ctrlPr>
+                    <w:rPr>
+                      <w:rFonts w:ascii="Cambria Math" w:hAnsi="Cambria Math"/>
+                      <w:i/>
+                    </w:rPr>
+                  </m:ctrlPr>
+                </m:sSubPr>
+                <m:e>
+                  <m:r>
+                    <w:rPr>
+                      <w:rFonts w:ascii="Cambria Math" w:eastAsiaTheme="minorEastAsia" w:hAnsi="Cambria Math"/>
+                      <w:lang w:bidi="he-IL"/>
+                    </w:rPr>
+                    <m:t>q</m:t>
+                  </m:r>
+                </m:e>
+                <m:sub>
+                  <m:r>
+                    <w:rPr>
+                      <w:rFonts w:ascii="Cambria Math" w:hAnsi="Cambria Math"/>
+                    </w:rPr>
+                    <m:t>T</m:t>
+                  </m:r>
+                </m:sub>
+              </m:sSub>
+            </m:sub>
+          </m:sSub>
+          <m:r>
+            <w:rPr>
+              <w:rFonts w:ascii="Cambria Math" w:hAnsi="Cambria Math"/>
+            </w:rPr>
+            <m:t xml:space="preserve"> ~ </m:t>
+          </m:r>
+          <m:sSub>
+            <m:sSubPr>
+              <m:ctrlPr>
+                <w:rPr>
+                  <w:rFonts w:ascii="Cambria Math" w:hAnsi="Cambria Math"/>
+                </w:rPr>
+              </m:ctrlPr>
+            </m:sSubPr>
+            <m:e>
+              <m:r>
+                <m:rPr>
+                  <m:sty m:val="p"/>
+                </m:rPr>
+                <w:rPr>
+                  <w:rFonts w:ascii="Cambria Math" w:hAnsi="Cambria Math"/>
+                </w:rPr>
+                <m:t>Normal</m:t>
+              </m:r>
+            </m:e>
+            <m:sub>
+              <m:r>
+                <w:rPr>
+                  <w:rFonts w:ascii="Cambria Math" w:hAnsi="Cambria Math"/>
+                </w:rPr>
+                <m:t>0,∞</m:t>
+              </m:r>
+            </m:sub>
+          </m:sSub>
+          <m:r>
+            <w:rPr>
+              <w:rFonts w:ascii="Cambria Math" w:hAnsi="Cambria Math"/>
+            </w:rPr>
+            <m:t xml:space="preserve">( 0 , </m:t>
+          </m:r>
+          <m:sSub>
+            <m:sSubPr>
+              <m:ctrlPr>
+                <w:rPr>
+                  <w:rFonts w:ascii="Cambria Math" w:hAnsi="Cambria Math"/>
+                  <w:i/>
+                </w:rPr>
+              </m:ctrlPr>
+            </m:sSubPr>
+            <m:e>
+              <m:r>
+                <w:rPr>
+                  <w:rFonts w:ascii="Cambria Math" w:hAnsi="Cambria Math"/>
+                </w:rPr>
+                <m:t>q</m:t>
+              </m:r>
+            </m:e>
+            <m:sub>
+              <m:r>
+                <w:rPr>
+                  <w:rFonts w:ascii="Cambria Math" w:hAnsi="Cambria Math"/>
+                </w:rPr>
+                <m:t>E</m:t>
+              </m:r>
+            </m:sub>
+          </m:sSub>
+          <m:r>
+            <w:rPr>
+              <w:rFonts w:ascii="Cambria Math" w:hAnsi="Cambria Math"/>
+            </w:rPr>
+            <m:t>×0.1</m:t>
+          </m:r>
+          <m:r>
+            <w:rPr>
+              <w:rFonts w:ascii="Cambria Math" w:hAnsi="Cambria Math"/>
+            </w:rPr>
+            <m:t xml:space="preserve"> )</m:t>
+          </m:r>
+        </m:oMath>
+      </m:oMathPara>
+    </w:p>
+    <w:p>
+      <w:pPr>
+        <w:spacing w:after="0" w:line="240" w:lineRule="auto"/>
+        <w:rPr>
+          <w:rFonts w:ascii="Times New Roman" w:hAnsi="Times New Roman"/>
+        </w:rPr>
+      </w:pPr>
+      <m:oMathPara>
+        <m:oMathParaPr>
+          <m:jc m:val="left"/>
+        </m:oMathParaPr>
+        <m:oMath>
+          <m:sSub>
+            <m:sSubPr>
+              <m:ctrlPr>
+                <w:rPr>
+                  <w:rFonts w:ascii="Cambria Math" w:hAnsi="Cambria Math"/>
+                  <w:i/>
+                </w:rPr>
+              </m:ctrlPr>
+            </m:sSubPr>
+            <m:e>
+              <m:r>
+                <w:rPr>
+                  <w:rFonts w:ascii="Cambria Math" w:hAnsi="Cambria Math"/>
+                </w:rPr>
+                <m:t>σ</m:t>
+              </m:r>
+            </m:e>
+            <m:sub>
+              <m:sSub>
+                <m:sSubPr>
+                  <m:ctrlPr>
+                    <w:rPr>
+                      <w:rFonts w:ascii="Cambria Math" w:hAnsi="Cambria Math"/>
+                      <w:i/>
+                    </w:rPr>
+                  </m:ctrlPr>
+                </m:sSubPr>
+                <m:e>
+                  <m:r>
+                    <w:rPr>
+                      <w:rFonts w:ascii="Cambria Math" w:eastAsiaTheme="minorEastAsia" w:hAnsi="Cambria Math"/>
+                      <w:lang w:bidi="he-IL"/>
+                    </w:rPr>
+                    <m:t>q</m:t>
+                  </m:r>
+                </m:e>
+                <m:sub>
+                  <m:r>
+                    <w:rPr>
+                      <w:rFonts w:ascii="Cambria Math" w:hAnsi="Cambria Math"/>
+                    </w:rPr>
+                    <m:t>F</m:t>
+                  </m:r>
+                </m:sub>
+              </m:sSub>
+            </m:sub>
+          </m:sSub>
+          <m:r>
+            <w:rPr>
+              <w:rFonts w:ascii="Cambria Math" w:hAnsi="Cambria Math"/>
+            </w:rPr>
+            <m:t xml:space="preserve"> ~ </m:t>
+          </m:r>
+          <m:sSub>
+            <m:sSubPr>
+              <m:ctrlPr>
+                <w:rPr>
+                  <w:rFonts w:ascii="Cambria Math" w:hAnsi="Cambria Math"/>
+                </w:rPr>
+              </m:ctrlPr>
+            </m:sSubPr>
+            <m:e>
+              <m:r>
+                <m:rPr>
+                  <m:sty m:val="p"/>
+                </m:rPr>
+                <w:rPr>
+                  <w:rFonts w:ascii="Cambria Math" w:hAnsi="Cambria Math"/>
+                </w:rPr>
+                <m:t>Normal</m:t>
+              </m:r>
+            </m:e>
+            <m:sub>
+              <m:r>
+                <w:rPr>
+                  <w:rFonts w:ascii="Cambria Math" w:hAnsi="Cambria Math"/>
+                </w:rPr>
+                <m:t>0,∞</m:t>
+              </m:r>
+            </m:sub>
+          </m:sSub>
+          <m:r>
+            <w:rPr>
+              <w:rFonts w:ascii="Cambria Math" w:hAnsi="Cambria Math"/>
+            </w:rPr>
+            <m:t xml:space="preserve">( 0 , </m:t>
+          </m:r>
+          <m:sSub>
+            <m:sSubPr>
+              <m:ctrlPr>
+                <w:rPr>
+                  <w:rFonts w:ascii="Cambria Math" w:hAnsi="Cambria Math"/>
+                  <w:i/>
+                </w:rPr>
+              </m:ctrlPr>
+            </m:sSubPr>
+            <m:e>
+              <m:r>
+                <w:rPr>
+                  <w:rFonts w:ascii="Cambria Math" w:hAnsi="Cambria Math"/>
+                </w:rPr>
+                <m:t>q</m:t>
+              </m:r>
+            </m:e>
+            <m:sub>
+              <m:r>
+                <w:rPr>
+                  <w:rFonts w:ascii="Cambria Math" w:hAnsi="Cambria Math"/>
+                </w:rPr>
+                <m:t>E</m:t>
+              </m:r>
+            </m:sub>
+          </m:sSub>
+          <m:r>
+            <w:rPr>
+              <w:rFonts w:ascii="Cambria Math" w:hAnsi="Cambria Math"/>
+            </w:rPr>
+            <m:t>×0.</m:t>
+          </m:r>
+          <m:r>
+            <w:rPr>
+              <w:rFonts w:ascii="Cambria Math" w:hAnsi="Cambria Math"/>
+            </w:rPr>
+            <m:t xml:space="preserve">05 </m:t>
+          </m:r>
+          <m:r>
+            <w:rPr>
+              <w:rFonts w:ascii="Cambria Math" w:hAnsi="Cambria Math"/>
+            </w:rPr>
+            <m:t>)</m:t>
+          </m:r>
+        </m:oMath>
+      </m:oMathPara>
+    </w:p>
+    <w:p>
+      <w:pPr>
+        <w:spacing w:after="0" w:line="240" w:lineRule="auto"/>
+        <w:rPr>
+          <w:rFonts w:ascii="Times New Roman" w:hAnsi="Times New Roman"/>
+        </w:rPr>
+      </w:pPr>
+    </w:p>
+    <w:p>
+      <w:pPr>
+        <w:spacing w:after="0" w:line="240" w:lineRule="auto"/>
+        <w:rPr>
+          <w:rFonts w:ascii="Times New Roman" w:hAnsi="Times New Roman"/>
+        </w:rPr>
+      </w:pPr>
+      <w:r>
+        <w:rPr>
+          <w:rFonts w:ascii="Times New Roman" w:hAnsi="Times New Roman"/>
+        </w:rPr>
+        <w:t xml:space="preserve">where </w:t>
+      </w:r>
+      <w:r>
+        <w:rPr>
+          <w:rFonts w:ascii="Times New Roman" w:hAnsi="Times New Roman"/>
+          <w:i/>
+          <w:iCs/>
+        </w:rPr>
+        <w:t>A</w:t>
+      </w:r>
+      <w:r>
+        <w:rPr>
+          <w:rFonts w:ascii="Times New Roman" w:hAnsi="Times New Roman"/>
+        </w:rPr>
+        <w:t xml:space="preserve"> and </w:t>
+      </w:r>
+      <w:r>
+        <w:rPr>
+          <w:rFonts w:ascii="Times New Roman" w:hAnsi="Times New Roman"/>
+          <w:i/>
+          <w:iCs/>
+        </w:rPr>
+        <w:t>C</w:t>
+      </w:r>
+      <w:r>
+        <w:rPr>
+          <w:rFonts w:ascii="Times New Roman" w:hAnsi="Times New Roman"/>
+        </w:rPr>
+        <w:t xml:space="preserve"> are TA and DIC</w:t>
+      </w:r>
+      <w:r>
+        <w:rPr>
+          <w:rFonts w:ascii="Times New Roman" w:hAnsi="Times New Roman"/>
+        </w:rPr>
+        <w:t xml:space="preserve"> (µM)</w:t>
+      </w:r>
+      <w:r>
+        <w:rPr>
+          <w:rFonts w:ascii="Times New Roman" w:hAnsi="Times New Roman"/>
+        </w:rPr>
+        <w:t xml:space="preserve"> and </w:t>
+      </w:r>
+      <w:r>
+        <w:rPr>
+          <w:rFonts w:ascii="Times New Roman" w:hAnsi="Times New Roman"/>
+          <w:i/>
+          <w:iCs/>
+        </w:rPr>
+        <w:t>A</w:t>
+      </w:r>
+      <w:r>
+        <w:rPr>
+          <w:rFonts w:ascii="Times New Roman" w:hAnsi="Times New Roman"/>
+          <w:vertAlign w:val="subscript"/>
+        </w:rPr>
+        <w:t>0</w:t>
+      </w:r>
+      <w:r>
+        <w:rPr>
+          <w:rFonts w:ascii="Times New Roman" w:hAnsi="Times New Roman"/>
+        </w:rPr>
+        <w:t xml:space="preserve"> is TA when DIC = 0. The remainder is as in Equation 1. </w:t>
+      </w:r>
+      <w:r>
+        <w:rPr>
+          <w:rFonts w:ascii="Times New Roman" w:hAnsi="Times New Roman"/>
+        </w:rPr>
+        <w:t xml:space="preserve">The prior for </w:t>
+      </w:r>
+      <m:oMath>
+        <m:acc>
+          <m:accPr>
+            <m:chr m:val="̅"/>
+            <m:ctrlPr>
+              <w:rPr>
+                <w:rFonts w:ascii="Cambria Math" w:hAnsi="Cambria Math"/>
+                <w:i/>
+              </w:rPr>
+            </m:ctrlPr>
+          </m:accPr>
+          <m:e>
+            <m:r>
+              <m:rPr>
+                <m:nor/>
+              </m:rPr>
+              <w:rPr>
+                <w:rFonts w:ascii="Times New Roman" w:eastAsiaTheme="minorEastAsia" w:hAnsi="Times New Roman" w:cs="Times New Roman"/>
+                <w:i/>
+                <w:iCs/>
+                <w:lang w:bidi="he-IL"/>
+              </w:rPr>
+              <m:t>q</m:t>
+            </m:r>
+          </m:e>
+        </m:acc>
+      </m:oMath>
+      <w:r>
+        <w:rPr>
+          <w:rFonts w:ascii="Times New Roman" w:eastAsiaTheme="minorEastAsia" w:hAnsi="Times New Roman"/>
+        </w:rPr>
+        <w:t xml:space="preserve">, </w:t>
+      </w:r>
+      <w:r>
+        <w:rPr>
+          <w:rFonts w:ascii="Times New Roman" w:hAnsi="Times New Roman"/>
+        </w:rPr>
+        <w:t xml:space="preserve">the mean of </w:t>
+      </w:r>
+      <w:r>
+        <w:rPr>
+          <w:rFonts w:ascii="Times New Roman" w:hAnsi="Times New Roman"/>
+          <w:i/>
+          <w:iCs/>
+        </w:rPr>
+        <w:t>q</w:t>
+      </w:r>
+      <w:r>
+        <w:rPr>
+          <w:rFonts w:ascii="Times New Roman" w:hAnsi="Times New Roman"/>
+        </w:rPr>
+        <w:t xml:space="preserve">, was </w:t>
+      </w:r>
+      <w:r>
+        <w:rPr>
+          <w:rFonts w:ascii="Times New Roman" w:hAnsi="Times New Roman"/>
+        </w:rPr>
+        <w:t>informed by</w:t>
+      </w:r>
+      <w:r>
+        <w:rPr>
+          <w:rFonts w:ascii="Times New Roman" w:hAnsi="Times New Roman"/>
+        </w:rPr>
+        <w:t xml:space="preserve"> the expected </w:t>
+      </w:r>
+      <w:r>
+        <w:rPr>
+          <w:rFonts w:ascii="Times New Roman" w:hAnsi="Times New Roman"/>
+        </w:rPr>
+        <w:t xml:space="preserve">biogeochemical process </w:t>
+      </w:r>
+      <w:r>
+        <w:rPr>
+          <w:rFonts w:ascii="Times New Roman" w:hAnsi="Times New Roman"/>
+        </w:rPr>
+        <w:t>vector</w:t>
+      </w:r>
+      <w:r>
+        <w:rPr>
+          <w:rFonts w:ascii="Times New Roman" w:hAnsi="Times New Roman"/>
+          <w:i/>
+          <w:iCs/>
+        </w:rPr>
+        <w:t xml:space="preserve"> </w:t>
+      </w:r>
+      <w:r>
+        <w:rPr>
+          <w:rFonts w:ascii="Times New Roman" w:hAnsi="Times New Roman"/>
+          <w:i/>
+          <w:iCs/>
+        </w:rPr>
+        <w:t>q</w:t>
+      </w:r>
+      <w:r>
+        <w:rPr>
+          <w:rFonts w:ascii="Times New Roman" w:hAnsi="Times New Roman"/>
+          <w:i/>
+          <w:iCs/>
+          <w:vertAlign w:val="subscript"/>
+        </w:rPr>
+        <w:t>E</w:t>
+      </w:r>
+      <w:r>
+        <w:rPr>
+          <w:rFonts w:ascii="Times New Roman" w:hAnsi="Times New Roman"/>
+        </w:rPr>
+        <w:t xml:space="preserve"> based on prior information such as available electron acceptors and smell.</w:t>
+      </w:r>
+      <w:r>
+        <w:rPr>
+          <w:rFonts w:ascii="Times New Roman" w:hAnsi="Times New Roman"/>
+        </w:rPr>
+        <w:t xml:space="preserve"> </w:t>
+      </w:r>
+      <w:r>
+        <w:rPr>
+          <w:rFonts w:ascii="Times New Roman" w:hAnsi="Times New Roman"/>
+        </w:rPr>
+        <w:t>F</w:t>
+      </w:r>
+      <w:r>
+        <w:rPr>
+          <w:rFonts w:ascii="Times New Roman" w:hAnsi="Times New Roman"/>
+        </w:rPr>
+        <w:t>or</w:t>
+      </w:r>
+      <w:r>
+        <w:rPr>
+          <w:rFonts w:ascii="Times New Roman" w:hAnsi="Times New Roman"/>
+        </w:rPr>
+        <w:t xml:space="preserve"> example,</w:t>
+      </w:r>
+      <w:r>
+        <w:rPr>
+          <w:rFonts w:ascii="Times New Roman" w:hAnsi="Times New Roman"/>
+        </w:rPr>
+        <w:t xml:space="preserve"> sulfate reduction</w:t>
+      </w:r>
+      <w:r>
+        <w:rPr>
+          <w:rFonts w:ascii="Times New Roman" w:hAnsi="Times New Roman"/>
+        </w:rPr>
+        <w:t xml:space="preserve"> has</w:t>
+      </w:r>
+      <w:r>
+        <w:rPr>
+          <w:rFonts w:ascii="Times New Roman" w:hAnsi="Times New Roman"/>
+        </w:rPr>
+        <w:t xml:space="preserve"> </w:t>
+      </w:r>
+      <w:commentRangeStart w:id="10"/>
+      <w:r>
+        <w:rPr>
+          <w:rFonts w:ascii="Times New Roman" w:hAnsi="Times New Roman"/>
+          <w:i/>
+          <w:iCs/>
+        </w:rPr>
+        <w:t>q</w:t>
+      </w:r>
+      <w:r>
+        <w:rPr>
+          <w:rFonts w:ascii="Times New Roman" w:hAnsi="Times New Roman"/>
+          <w:i/>
+          <w:iCs/>
+          <w:vertAlign w:val="subscript"/>
+        </w:rPr>
+        <w:t>E</w:t>
+      </w:r>
+      <w:r>
+        <w:rPr>
+          <w:rFonts w:ascii="Times New Roman" w:hAnsi="Times New Roman"/>
+        </w:rPr>
+        <w:t xml:space="preserve"> = </w:t>
+      </w:r>
+      <w:r>
+        <w:rPr>
+          <w:rFonts w:ascii="Times New Roman" w:hAnsi="Times New Roman"/>
+        </w:rPr>
+        <w:t>1</w:t>
+      </w:r>
+      <w:r>
+        <w:rPr>
+          <w:rFonts w:ascii="Times New Roman" w:hAnsi="Times New Roman"/>
+        </w:rPr>
+        <w:t xml:space="preserve"> </w:t>
+      </w:r>
+      <w:commentRangeEnd w:id="10"/>
+      <w:r>
+        <w:rPr>
+          <w:rStyle w:val="CommentReference"/>
+          <w:rFonts w:ascii="Times New Roman" w:hAnsi="Times New Roman"/>
+          <w:sz w:val="24"/>
+          <w:szCs w:val="24"/>
+        </w:rPr>
+        <w:commentReference w:id="10"/>
+      </w:r>
+      <w:r>
+        <w:rPr>
+          <w:rFonts w:ascii="Times New Roman" w:hAnsi="Times New Roman"/>
+        </w:rPr>
+        <w:t>since</w:t>
+      </w:r>
+      <w:r>
+        <w:rPr>
+          <w:rFonts w:ascii="Times New Roman" w:hAnsi="Times New Roman"/>
+        </w:rPr>
+        <w:t xml:space="preserve"> </w:t>
+      </w:r>
+      <w:r>
+        <w:rPr>
+          <w:rFonts w:ascii="Times New Roman" w:hAnsi="Times New Roman"/>
+        </w:rPr>
+        <w:t>2CH</w:t>
+      </w:r>
+      <w:r>
+        <w:rPr>
+          <w:rFonts w:ascii="Times New Roman" w:hAnsi="Times New Roman"/>
+          <w:vertAlign w:val="subscript"/>
+        </w:rPr>
+        <w:t>2</w:t>
+      </w:r>
+      <w:r>
+        <w:rPr>
+          <w:rFonts w:ascii="Times New Roman" w:hAnsi="Times New Roman"/>
+        </w:rPr>
+        <w:t>O + SO</w:t>
+      </w:r>
+      <w:r>
+        <w:rPr>
+          <w:rFonts w:ascii="Times New Roman" w:hAnsi="Times New Roman"/>
+          <w:vertAlign w:val="subscript"/>
+        </w:rPr>
+        <w:t>4</w:t>
+      </w:r>
+      <w:r>
+        <w:rPr>
+          <w:rFonts w:ascii="Times New Roman" w:hAnsi="Times New Roman"/>
+          <w:vertAlign w:val="superscript"/>
+        </w:rPr>
+        <w:t>2−</w:t>
+      </w:r>
+      <w:r>
+        <w:rPr>
+          <w:rFonts w:ascii="Times New Roman" w:hAnsi="Times New Roman"/>
+        </w:rPr>
+        <w:t xml:space="preserve"> </w:t>
+      </w:r>
+      <w:r>
+        <w:rPr>
+          <w:rFonts w:ascii="Times New Roman" w:hAnsi="Times New Roman"/>
+        </w:rPr>
+        <w:t>→</w:t>
+      </w:r>
+      <w:r>
+        <w:rPr>
+          <w:rFonts w:ascii="Times New Roman" w:hAnsi="Times New Roman"/>
+        </w:rPr>
+        <w:t xml:space="preserve"> 2HCO</w:t>
+      </w:r>
+      <w:r>
+        <w:rPr>
+          <w:rFonts w:ascii="Times New Roman" w:hAnsi="Times New Roman"/>
+          <w:vertAlign w:val="subscript"/>
+        </w:rPr>
+        <w:t>3</w:t>
+      </w:r>
+      <w:r>
+        <w:rPr>
+          <w:rFonts w:ascii="Times New Roman" w:hAnsi="Times New Roman"/>
+          <w:vertAlign w:val="superscript"/>
+        </w:rPr>
+        <w:t>−</w:t>
+      </w:r>
+      <w:r>
+        <w:rPr>
+          <w:rFonts w:ascii="Times New Roman" w:hAnsi="Times New Roman"/>
+        </w:rPr>
+        <w:t xml:space="preserve"> + H</w:t>
+      </w:r>
+      <w:r>
+        <w:rPr>
+          <w:rFonts w:ascii="Times New Roman" w:hAnsi="Times New Roman"/>
+          <w:vertAlign w:val="subscript"/>
+        </w:rPr>
+        <w:t>2</w:t>
+      </w:r>
+      <w:r>
+        <w:rPr>
+          <w:rFonts w:ascii="Times New Roman" w:hAnsi="Times New Roman"/>
+        </w:rPr>
+        <w:t>S</w:t>
+      </w:r>
+      <w:r>
+        <w:t xml:space="preserve"> </w:t>
+      </w:r>
+      <w:r>
+        <w:rPr>
+          <w:rFonts w:ascii="Times New Roman" w:hAnsi="Times New Roman"/>
+        </w:rPr>
+        <w:t>{Kasten and Jørgensen, 2000 #154438}</w:t>
+      </w:r>
+      <w:r>
+        <w:rPr>
+          <w:rFonts w:ascii="Times New Roman" w:hAnsi="Times New Roman"/>
+        </w:rPr>
+        <w:t>.</w:t>
+      </w:r>
+      <w:r>
+        <w:rPr>
+          <w:rFonts w:ascii="Times New Roman" w:hAnsi="Times New Roman"/>
+        </w:rPr>
+        <w:t xml:space="preserve"> </w:t>
+      </w:r>
+      <w:r>
+        <w:rPr>
+          <w:rFonts w:ascii="Times New Roman" w:hAnsi="Times New Roman"/>
+        </w:rPr>
+        <w:t xml:space="preserve">We compare </w:t>
+      </w:r>
+      <w:r>
+        <w:rPr>
+          <w:rFonts w:ascii="Times New Roman" w:hAnsi="Times New Roman"/>
+        </w:rPr>
+        <w:t xml:space="preserve">our inferred </w:t>
+      </w:r>
+      <w:r>
+        <w:rPr>
+          <w:rFonts w:ascii="Times New Roman" w:hAnsi="Times New Roman"/>
+          <w:i/>
+          <w:iCs/>
+        </w:rPr>
+        <w:t>q</w:t>
+      </w:r>
+      <w:r>
+        <w:rPr>
+          <w:rFonts w:ascii="Times New Roman" w:hAnsi="Times New Roman"/>
+        </w:rPr>
+        <w:t xml:space="preserve"> with </w:t>
+      </w:r>
+      <w:r>
+        <w:rPr>
+          <w:rFonts w:ascii="Times New Roman" w:hAnsi="Times New Roman"/>
+          <w:i/>
+          <w:iCs/>
+        </w:rPr>
+        <w:t>q</w:t>
+      </w:r>
+      <w:r>
+        <w:rPr>
+          <w:rFonts w:ascii="Times New Roman" w:hAnsi="Times New Roman"/>
+          <w:i/>
+          <w:iCs/>
+          <w:vertAlign w:val="subscript"/>
+        </w:rPr>
+        <w:t>E</w:t>
+      </w:r>
+      <w:r>
+        <w:rPr>
+          <w:rFonts w:ascii="Times New Roman" w:hAnsi="Times New Roman"/>
+        </w:rPr>
+        <w:t xml:space="preserve"> for a variety of biogeochemical processes </w:t>
+      </w:r>
+      <w:r>
+        <w:rPr>
+          <w:rFonts w:ascii="Times New Roman" w:hAnsi="Times New Roman"/>
+        </w:rPr>
+        <w:t>{Borges et al., 2003 #249241</w:t>
+      </w:r>
+      <w:r>
+        <w:rPr>
+          <w:rFonts w:ascii="Times New Roman" w:hAnsi="Times New Roman"/>
+        </w:rPr>
+        <w:t xml:space="preserve">; </w:t>
+      </w:r>
+      <w:r>
+        <w:rPr>
+          <w:rFonts w:ascii="Times New Roman" w:hAnsi="Times New Roman"/>
+        </w:rPr>
+        <w:t>Perkins et al., 2022 #30056</w:t>
+      </w:r>
+      <w:r>
+        <w:rPr>
+          <w:rFonts w:ascii="Times New Roman" w:hAnsi="Times New Roman"/>
+        </w:rPr>
+        <w:t xml:space="preserve">; </w:t>
+      </w:r>
+      <w:r>
+        <w:rPr>
+          <w:rFonts w:ascii="Times New Roman" w:hAnsi="Times New Roman"/>
+        </w:rPr>
+        <w:t>Chaillou et al., 2024 #163356</w:t>
+      </w:r>
+      <w:r>
+        <w:rPr>
+          <w:rFonts w:ascii="Times New Roman" w:hAnsi="Times New Roman"/>
+        </w:rPr>
+        <w:t xml:space="preserve">; </w:t>
+      </w:r>
+      <w:r>
+        <w:rPr>
+          <w:rFonts w:ascii="Times New Roman" w:hAnsi="Times New Roman"/>
+        </w:rPr>
+        <w:t>Reithmaier et al., 2023 #164222}</w:t>
+      </w:r>
+      <w:r>
+        <w:rPr>
+          <w:rFonts w:ascii="Times New Roman" w:hAnsi="Times New Roman"/>
+        </w:rPr>
+        <w:t xml:space="preserve"> </w:t>
+      </w:r>
+      <w:r>
+        <w:rPr>
+          <w:rFonts w:ascii="Times New Roman" w:hAnsi="Times New Roman"/>
+        </w:rPr>
+        <w:t xml:space="preserve">and present our data </w:t>
+      </w:r>
+      <w:r>
+        <w:rPr>
+          <w:rFonts w:ascii="Times New Roman" w:hAnsi="Times New Roman"/>
+        </w:rPr>
+        <w:t>as</w:t>
+      </w:r>
+      <w:r>
+        <w:rPr>
+          <w:rFonts w:ascii="Times New Roman" w:hAnsi="Times New Roman"/>
+        </w:rPr>
+        <w:t xml:space="preserve"> Deffeyes diagrams</w:t>
+      </w:r>
+      <w:r>
+        <w:rPr>
+          <w:rFonts w:ascii="Times New Roman" w:hAnsi="Times New Roman"/>
+        </w:rPr>
+        <w:t xml:space="preserve"> </w:t>
+      </w:r>
+      <w:r>
+        <w:rPr>
+          <w:rFonts w:ascii="Times New Roman" w:hAnsi="Times New Roman"/>
+        </w:rPr>
+        <w:t>{Deffeyes, 1965 #37769}</w:t>
+      </w:r>
+      <w:r>
+        <w:rPr>
+          <w:rFonts w:ascii="Times New Roman" w:hAnsi="Times New Roman"/>
+        </w:rPr>
+        <w:t>.</w:t>
+      </w:r>
+      <w:r>
+        <w:rPr>
+          <w:rFonts w:ascii="Times New Roman" w:hAnsi="Times New Roman"/>
+        </w:rPr>
+        <w:t xml:space="preserve"> </w:t>
+      </w:r>
+      <w:r>
+        <w:rPr>
+          <w:rFonts w:ascii="Times New Roman" w:hAnsi="Times New Roman"/>
+        </w:rPr>
+        <w:t>W</w:t>
+      </w:r>
+      <w:r>
+        <w:rPr>
+          <w:rFonts w:ascii="Times New Roman" w:hAnsi="Times New Roman"/>
+        </w:rPr>
+        <w:t xml:space="preserve">e </w:t>
+      </w:r>
+      <w:r>
+        <w:rPr>
+          <w:rFonts w:ascii="Times New Roman" w:hAnsi="Times New Roman"/>
+        </w:rPr>
+        <w:t xml:space="preserve">then </w:t>
+      </w:r>
+      <w:r>
+        <w:rPr>
+          <w:rFonts w:ascii="Times New Roman" w:hAnsi="Times New Roman"/>
+        </w:rPr>
+        <w:t>identified dominant microbes to species level using assigned taxonomy based on the full 16S rRNA gene and determine</w:t>
+      </w:r>
+      <w:r>
+        <w:rPr>
+          <w:rFonts w:ascii="Times New Roman" w:hAnsi="Times New Roman"/>
+        </w:rPr>
+        <w:t>d</w:t>
+      </w:r>
+      <w:r>
+        <w:rPr>
+          <w:rFonts w:ascii="Times New Roman" w:hAnsi="Times New Roman"/>
+        </w:rPr>
+        <w:t xml:space="preserve"> their metabolic function through a literature search.</w:t>
       </w:r>
     </w:p>
     <w:p>
@@ -7545,7 +10702,6 @@
         <w:rPr>
           <w:rFonts w:ascii="Times New Roman" w:hAnsi="Times New Roman"/>
         </w:rPr>
-        <w:lastRenderedPageBreak/>
         <w:t xml:space="preserve">Kelp tissue used in our experiments had a carbon content of 32 ± 2 %, a nitrogen content of 1.2 ± 0.48 % and a molar carbon–nitrogen ratio of 39 ± 23 (n = 18) but there was variation in elemental stoichiometry between experiments (Table 1). Kelp used for the first experiment had a higher carbon content and lower nitrogen content (Table 1), likely because it was collected in the summer while kelp for the other experiments was collected in the winter. Geography influenced elemental stoichiometry less than seasonality. In contrast, geography had a greater influence on isotopic composition, such as elevated </w:t>
       </w:r>
       <w:r>
@@ -8464,7 +11620,29 @@
         <w:rPr>
           <w:rFonts w:ascii="Times New Roman" w:hAnsi="Times New Roman"/>
         </w:rPr>
-        <w:t xml:space="preserve"> was high and stable in the control and sulfate treatments, again likely due to leaching, but declined in the iron treatment (Figure S2). The iron treatment was dominated by an unidentified </w:t>
+        <w:t xml:space="preserve"> was high and stable in the control and sulfate treatments, again likely due to leaching, but declined in the iron treatment (Figure S2). </w:t>
+      </w:r>
+    </w:p>
+    <w:p>
+      <w:pPr>
+        <w:spacing w:after="0" w:line="240" w:lineRule="auto"/>
+        <w:rPr>
+          <w:rFonts w:ascii="Times New Roman" w:hAnsi="Times New Roman"/>
+        </w:rPr>
+      </w:pPr>
+    </w:p>
+    <w:p>
+      <w:pPr>
+        <w:spacing w:after="0" w:line="240" w:lineRule="auto"/>
+        <w:rPr>
+          <w:rFonts w:ascii="Times New Roman" w:hAnsi="Times New Roman"/>
+        </w:rPr>
+      </w:pPr>
+      <w:r>
+        <w:rPr>
+          <w:rFonts w:ascii="Times New Roman" w:hAnsi="Times New Roman"/>
+        </w:rPr>
+        <w:t xml:space="preserve">The iron treatment was dominated by an unidentified </w:t>
       </w:r>
       <w:r>
         <w:rPr>
@@ -8500,6 +11678,12 @@
         </w:rPr>
         <w:t xml:space="preserve"> being the most abundant identified species.</w:t>
       </w:r>
+      <w:r>
+        <w:rPr>
+          <w:rFonts w:ascii="Times New Roman" w:hAnsi="Times New Roman"/>
+        </w:rPr>
+        <w:t xml:space="preserve"> Biomass loss</w:t>
+      </w:r>
     </w:p>
     <w:p>
       <w:pPr>
@@ -8834,7 +12018,6 @@
         <w:rPr>
           <w:noProof/>
         </w:rPr>
-        <w:lastRenderedPageBreak/>
         <w:drawing>
           <wp:anchor distT="0" distB="0" distL="114300" distR="114300" simplePos="0" relativeHeight="251658240" behindDoc="0" locked="0" layoutInCell="1" allowOverlap="1" wp14:anchorId="1CA0A798" wp14:editId="0A7D7433">
             <wp:simplePos x="0" y="0"/>
@@ -8861,7 +12044,7 @@
                     </pic:cNvPicPr>
                   </pic:nvPicPr>
                   <pic:blipFill>
-                    <a:blip r:embed="rId17">
+                    <a:blip r:embed="rId18">
                       <a:extLst>
                         <a:ext uri="{28A0092B-C50C-407E-A947-70E740481C1C}">
                           <a14:useLocalDpi xmlns:a14="http://schemas.microsoft.com/office/drawing/2010/main" val="0"/>
@@ -9558,7 +12741,7 @@
         </w:rPr>
         <w:lastRenderedPageBreak/>
         <w:drawing>
-          <wp:anchor distT="0" distB="0" distL="114300" distR="114300" simplePos="0" relativeHeight="251658240" behindDoc="0" locked="0" layoutInCell="1" allowOverlap="1" wp14:anchorId="5A4A27A4" wp14:editId="3CFD66FE">
+          <wp:anchor distT="0" distB="0" distL="114300" distR="114300" simplePos="0" relativeHeight="251657216" behindDoc="0" locked="0" layoutInCell="1" allowOverlap="1" wp14:anchorId="5A4A27A4" wp14:editId="3CFD66FE">
             <wp:simplePos x="0" y="0"/>
             <wp:positionH relativeFrom="margin">
               <wp:align>center</wp:align>
@@ -9583,7 +12766,7 @@
                     </pic:cNvPicPr>
                   </pic:nvPicPr>
                   <pic:blipFill>
-                    <a:blip r:embed="rId18">
+                    <a:blip r:embed="rId19">
                       <a:extLst>
                         <a:ext uri="{28A0092B-C50C-407E-A947-70E740481C1C}">
                           <a14:useLocalDpi xmlns:a14="http://schemas.microsoft.com/office/drawing/2010/main" val="0"/>
@@ -9760,317 +12943,387 @@
           <w:rFonts w:ascii="Times New Roman" w:hAnsi="Times New Roman"/>
         </w:rPr>
       </w:pPr>
-    </w:p>
-    <w:p>
-      <w:pPr>
-        <w:spacing w:after="0" w:line="240" w:lineRule="auto"/>
-        <w:rPr>
-          <w:rFonts w:ascii="Times New Roman" w:hAnsi="Times New Roman"/>
-        </w:rPr>
-      </w:pPr>
-    </w:p>
-    <w:p>
-      <w:pPr>
-        <w:spacing w:after="0" w:line="240" w:lineRule="auto"/>
-        <w:rPr>
-          <w:rFonts w:ascii="Times New Roman" w:hAnsi="Times New Roman"/>
-        </w:rPr>
-      </w:pPr>
-    </w:p>
-    <w:p>
-      <w:pPr>
-        <w:spacing w:after="0" w:line="240" w:lineRule="auto"/>
-        <w:rPr>
-          <w:rFonts w:ascii="Times New Roman" w:hAnsi="Times New Roman"/>
-        </w:rPr>
-      </w:pPr>
-      <w:r>
-        <w:rPr>
-          <w:rFonts w:ascii="Times New Roman" w:hAnsi="Times New Roman"/>
-        </w:rPr>
-        <w:t xml:space="preserve">Top single ASV in culture: </w:t>
-      </w:r>
-      <w:r>
-        <w:rPr>
-          <w:rFonts w:ascii="Times New Roman" w:hAnsi="Times New Roman"/>
-        </w:rPr>
-        <w:t>Sedimentibacter acidaminivorans</w:t>
-      </w:r>
-    </w:p>
-    <w:p>
-      <w:pPr>
-        <w:spacing w:after="0" w:line="240" w:lineRule="auto"/>
-        <w:rPr>
-          <w:rFonts w:ascii="Times New Roman" w:hAnsi="Times New Roman"/>
-        </w:rPr>
-      </w:pPr>
-    </w:p>
-    <w:p>
-      <w:pPr>
-        <w:spacing w:after="0" w:line="240" w:lineRule="auto"/>
-        <w:rPr>
-          <w:rFonts w:ascii="Times New Roman" w:hAnsi="Times New Roman"/>
-        </w:rPr>
-      </w:pPr>
-      <w:r>
-        <w:rPr>
-          <w:rFonts w:ascii="Times New Roman" w:hAnsi="Times New Roman"/>
-        </w:rPr>
-        <w:t xml:space="preserve">Top species in culture in order of decreasing relative abundance: </w:t>
-      </w:r>
-      <w:r>
-        <w:rPr>
-          <w:rFonts w:ascii="Times New Roman" w:hAnsi="Times New Roman"/>
-        </w:rPr>
-        <w:t>Romboutsia timonensis</w:t>
-      </w:r>
-      <w:r>
-        <w:rPr>
-          <w:rFonts w:ascii="Times New Roman" w:hAnsi="Times New Roman"/>
-        </w:rPr>
-        <w:t xml:space="preserve">, </w:t>
-      </w:r>
-      <w:r>
-        <w:rPr>
-          <w:rFonts w:ascii="Times New Roman" w:hAnsi="Times New Roman"/>
-        </w:rPr>
-        <w:t>Desulfotomaculum sp</w:t>
-      </w:r>
-      <w:r>
-        <w:rPr>
-          <w:rFonts w:ascii="Times New Roman" w:hAnsi="Times New Roman"/>
-        </w:rPr>
-        <w:t xml:space="preserve">., </w:t>
-      </w:r>
-      <w:r>
-        <w:rPr>
-          <w:rFonts w:ascii="Times New Roman" w:hAnsi="Times New Roman"/>
-        </w:rPr>
-        <w:t>Romboutsia lituseburensis</w:t>
-      </w:r>
-      <w:r>
-        <w:rPr>
-          <w:rFonts w:ascii="Times New Roman" w:hAnsi="Times New Roman"/>
-        </w:rPr>
-        <w:t xml:space="preserve">, </w:t>
-      </w:r>
-      <w:r>
-        <w:rPr>
-          <w:rFonts w:ascii="Times New Roman" w:hAnsi="Times New Roman"/>
-        </w:rPr>
-        <w:t>Vibrio fluvialis</w:t>
-      </w:r>
-    </w:p>
-    <w:p>
-      <w:pPr>
-        <w:spacing w:after="0" w:line="240" w:lineRule="auto"/>
-        <w:rPr>
-          <w:rFonts w:ascii="Times New Roman" w:hAnsi="Times New Roman"/>
-        </w:rPr>
-      </w:pPr>
-    </w:p>
-    <w:p>
-      <w:pPr>
-        <w:spacing w:after="0" w:line="240" w:lineRule="auto"/>
-        <w:rPr>
-          <w:rFonts w:ascii="Times New Roman" w:hAnsi="Times New Roman"/>
-        </w:rPr>
-      </w:pPr>
-    </w:p>
-    <w:p>
-      <w:pPr>
-        <w:spacing w:after="0" w:line="240" w:lineRule="auto"/>
-        <w:rPr>
-          <w:rFonts w:ascii="Times New Roman" w:hAnsi="Times New Roman"/>
-        </w:rPr>
-      </w:pPr>
-      <w:r>
-        <w:rPr>
-          <w:rFonts w:ascii="Times New Roman" w:hAnsi="Times New Roman"/>
-        </w:rPr>
-        <w:t>Experiment 3</w:t>
-      </w:r>
-    </w:p>
-    <w:p>
-      <w:pPr>
-        <w:spacing w:after="0" w:line="240" w:lineRule="auto"/>
-        <w:rPr>
-          <w:rFonts w:ascii="Times New Roman" w:hAnsi="Times New Roman"/>
-        </w:rPr>
-      </w:pPr>
-    </w:p>
-    <w:p>
-      <w:pPr>
-        <w:spacing w:after="0" w:line="240" w:lineRule="auto"/>
-        <w:rPr>
-          <w:rFonts w:ascii="Times New Roman" w:hAnsi="Times New Roman"/>
-        </w:rPr>
-      </w:pPr>
-      <w:r>
-        <w:rPr>
-          <w:rFonts w:ascii="Times New Roman" w:hAnsi="Times New Roman"/>
-        </w:rPr>
-        <w:t xml:space="preserve">Dry </w:t>
-      </w:r>
-      <w:r>
-        <w:rPr>
-          <w:rFonts w:ascii="Times New Roman" w:hAnsi="Times New Roman"/>
-        </w:rPr>
-        <w:t>3.5 ± 0.79</w:t>
-      </w:r>
-      <w:r>
-        <w:rPr>
-          <w:rFonts w:ascii="Times New Roman" w:hAnsi="Times New Roman"/>
-        </w:rPr>
-        <w:t xml:space="preserve"> Fresh </w:t>
-      </w:r>
-      <w:r>
-        <w:rPr>
-          <w:rFonts w:ascii="Times New Roman" w:hAnsi="Times New Roman"/>
-        </w:rPr>
-        <w:t>7.6 ± 1.3</w:t>
-      </w:r>
-      <w:r>
-        <w:rPr>
-          <w:rFonts w:ascii="Times New Roman" w:hAnsi="Times New Roman"/>
-        </w:rPr>
-        <w:t xml:space="preserve"> mM (n = 3) TA at end of experiment after 169 days.</w:t>
-      </w:r>
-    </w:p>
-    <w:p>
-      <w:pPr>
-        <w:spacing w:after="0" w:line="240" w:lineRule="auto"/>
-        <w:rPr>
-          <w:rFonts w:ascii="Times New Roman" w:hAnsi="Times New Roman"/>
-        </w:rPr>
-      </w:pPr>
-    </w:p>
-    <w:p>
-      <w:pPr>
-        <w:spacing w:after="0" w:line="240" w:lineRule="auto"/>
-        <w:rPr>
-          <w:rFonts w:ascii="Times New Roman" w:hAnsi="Times New Roman"/>
-        </w:rPr>
-      </w:pPr>
-    </w:p>
-    <w:p>
-      <w:pPr>
-        <w:spacing w:after="0" w:line="240" w:lineRule="auto"/>
-        <w:rPr>
-          <w:rFonts w:ascii="Times New Roman" w:hAnsi="Times New Roman"/>
-        </w:rPr>
-      </w:pPr>
-    </w:p>
-    <w:p>
-      <w:pPr>
-        <w:spacing w:after="0" w:line="240" w:lineRule="auto"/>
-        <w:rPr>
-          <w:rFonts w:ascii="Times New Roman" w:hAnsi="Times New Roman"/>
-        </w:rPr>
-      </w:pPr>
-      <w:r>
-        <w:rPr>
-          <w:rFonts w:ascii="Times New Roman" w:hAnsi="Times New Roman"/>
-        </w:rPr>
-        <w:t>Top species in experiment 3:</w:t>
-      </w:r>
-    </w:p>
-    <w:p>
-      <w:pPr>
-        <w:spacing w:after="0" w:line="240" w:lineRule="auto"/>
-        <w:rPr>
-          <w:rFonts w:ascii="Times New Roman" w:hAnsi="Times New Roman"/>
-        </w:rPr>
-      </w:pPr>
-    </w:p>
-    <w:p>
-      <w:pPr>
-        <w:spacing w:after="0" w:line="240" w:lineRule="auto"/>
-        <w:rPr>
-          <w:rFonts w:ascii="Times New Roman" w:hAnsi="Times New Roman"/>
-        </w:rPr>
-      </w:pPr>
-      <w:r>
-        <w:rPr>
-          <w:rFonts w:ascii="Times New Roman" w:hAnsi="Times New Roman"/>
-        </w:rPr>
-        <w:t>Sulfitobacter pontiacus</w:t>
-      </w:r>
-      <w:r>
-        <w:rPr>
-          <w:rFonts w:ascii="Times New Roman" w:hAnsi="Times New Roman"/>
-        </w:rPr>
-        <w:t xml:space="preserve"> (suggesting O</w:t>
-      </w:r>
-      <w:r>
-        <w:rPr>
-          <w:rFonts w:ascii="Times New Roman" w:hAnsi="Times New Roman"/>
-          <w:vertAlign w:val="subscript"/>
-        </w:rPr>
-        <w:t>2</w:t>
-      </w:r>
-      <w:r>
-        <w:rPr>
-          <w:rFonts w:ascii="Times New Roman" w:hAnsi="Times New Roman"/>
-        </w:rPr>
-        <w:t xml:space="preserve"> ingress), </w:t>
-      </w:r>
-      <w:r>
-        <w:rPr>
-          <w:rFonts w:ascii="Times New Roman" w:hAnsi="Times New Roman"/>
-        </w:rPr>
-        <w:t>Romboutsia timonensis</w:t>
-      </w:r>
-      <w:r>
-        <w:rPr>
-          <w:rFonts w:ascii="Times New Roman" w:hAnsi="Times New Roman"/>
-        </w:rPr>
-        <w:t xml:space="preserve">, </w:t>
-      </w:r>
-      <w:r>
-        <w:rPr>
-          <w:rFonts w:ascii="Times New Roman" w:hAnsi="Times New Roman"/>
-        </w:rPr>
-        <w:t>Desulfotomaculum sp</w:t>
-      </w:r>
-      <w:r>
-        <w:rPr>
-          <w:rFonts w:ascii="Times New Roman" w:hAnsi="Times New Roman"/>
-        </w:rPr>
-        <w:t>.</w:t>
-      </w:r>
-    </w:p>
-    <w:p>
-      <w:pPr>
-        <w:spacing w:after="0" w:line="240" w:lineRule="auto"/>
-        <w:rPr>
-          <w:rFonts w:ascii="Times New Roman" w:hAnsi="Times New Roman"/>
-        </w:rPr>
-      </w:pPr>
-    </w:p>
-    <w:p>
-      <w:pPr>
-        <w:spacing w:after="0" w:line="240" w:lineRule="auto"/>
-        <w:rPr>
-          <w:rFonts w:ascii="Times New Roman" w:hAnsi="Times New Roman"/>
-        </w:rPr>
-      </w:pPr>
-    </w:p>
-    <w:p>
-      <w:pPr>
-        <w:spacing w:after="0" w:line="240" w:lineRule="auto"/>
+      <w:r>
+        <w:rPr>
+          <w:rFonts w:ascii="Times New Roman" w:hAnsi="Times New Roman"/>
+          <w:noProof/>
+        </w:rPr>
+        <w:lastRenderedPageBreak/>
+        <w:drawing>
+          <wp:inline distT="0" distB="0" distL="0" distR="0" wp14:anchorId="17BF4439" wp14:editId="6018EE45">
+            <wp:extent cx="5760000" cy="5444751"/>
+            <wp:effectExtent l="0" t="0" r="6350" b="3810"/>
+            <wp:docPr id="1074739457" name="Picture 1"/>
+            <wp:cNvGraphicFramePr>
+              <a:graphicFrameLocks xmlns:a="http://schemas.openxmlformats.org/drawingml/2006/main" noChangeAspect="1"/>
+            </wp:cNvGraphicFramePr>
+            <a:graphic xmlns:a="http://schemas.openxmlformats.org/drawingml/2006/main">
+              <a:graphicData uri="http://schemas.openxmlformats.org/drawingml/2006/picture">
+                <pic:pic xmlns:pic="http://schemas.openxmlformats.org/drawingml/2006/picture">
+                  <pic:nvPicPr>
+                    <pic:cNvPr id="1074739457" name="Picture 1074739457"/>
+                    <pic:cNvPicPr/>
+                  </pic:nvPicPr>
+                  <pic:blipFill>
+                    <a:blip r:embed="rId20"/>
+                    <a:stretch>
+                      <a:fillRect/>
+                    </a:stretch>
+                  </pic:blipFill>
+                  <pic:spPr>
+                    <a:xfrm>
+                      <a:off x="0" y="0"/>
+                      <a:ext cx="5760000" cy="5444751"/>
+                    </a:xfrm>
+                    <a:prstGeom prst="rect">
+                      <a:avLst/>
+                    </a:prstGeom>
+                  </pic:spPr>
+                </pic:pic>
+              </a:graphicData>
+            </a:graphic>
+          </wp:inline>
+        </w:drawing>
+      </w:r>
+    </w:p>
+    <w:p>
+      <w:pPr>
+        <w:spacing w:after="0" w:line="240" w:lineRule="auto"/>
+        <w:rPr>
+          <w:rFonts w:ascii="Times New Roman" w:hAnsi="Times New Roman"/>
+        </w:rPr>
+      </w:pPr>
+      <w:r>
         <w:rPr>
           <w:rFonts w:ascii="Times New Roman" w:hAnsi="Times New Roman"/>
           <w:b/>
           <w:bCs/>
         </w:rPr>
-      </w:pPr>
+        <w:t xml:space="preserve">Figure </w:t>
+      </w:r>
       <w:r>
         <w:rPr>
           <w:rFonts w:ascii="Times New Roman" w:hAnsi="Times New Roman"/>
           <w:b/>
           <w:bCs/>
         </w:rPr>
+        <w:t>3</w:t>
+      </w:r>
+      <w:r>
+        <w:rPr>
+          <w:rFonts w:ascii="Times New Roman" w:hAnsi="Times New Roman"/>
+        </w:rPr>
+        <w:t>.</w:t>
+      </w:r>
+      <w:r>
+        <w:rPr>
+          <w:rFonts w:ascii="Times New Roman" w:hAnsi="Times New Roman"/>
+        </w:rPr>
+        <w:t xml:space="preserve"> </w:t>
+      </w:r>
+    </w:p>
+    <w:p>
+      <w:pPr>
+        <w:spacing w:after="0" w:line="240" w:lineRule="auto"/>
+        <w:rPr>
+          <w:rFonts w:ascii="Times New Roman" w:hAnsi="Times New Roman"/>
+        </w:rPr>
+      </w:pPr>
+    </w:p>
+    <w:p>
+      <w:pPr>
+        <w:spacing w:after="0" w:line="240" w:lineRule="auto"/>
+        <w:rPr>
+          <w:rFonts w:ascii="Times New Roman" w:hAnsi="Times New Roman"/>
+        </w:rPr>
+      </w:pPr>
+      <w:r>
+        <w:rPr>
+          <w:rFonts w:ascii="Times New Roman" w:hAnsi="Times New Roman"/>
+        </w:rPr>
+        <w:t xml:space="preserve">Top single ASV in culture: </w:t>
+      </w:r>
+      <w:r>
+        <w:rPr>
+          <w:rFonts w:ascii="Times New Roman" w:hAnsi="Times New Roman"/>
+        </w:rPr>
+        <w:t>Sedimentibacter acidaminivorans</w:t>
+      </w:r>
+    </w:p>
+    <w:p>
+      <w:pPr>
+        <w:spacing w:after="0" w:line="240" w:lineRule="auto"/>
+        <w:rPr>
+          <w:rFonts w:ascii="Times New Roman" w:hAnsi="Times New Roman"/>
+        </w:rPr>
+      </w:pPr>
+    </w:p>
+    <w:p>
+      <w:pPr>
+        <w:spacing w:after="0" w:line="240" w:lineRule="auto"/>
+        <w:rPr>
+          <w:rFonts w:ascii="Times New Roman" w:hAnsi="Times New Roman"/>
+        </w:rPr>
+      </w:pPr>
+      <w:r>
+        <w:rPr>
+          <w:rFonts w:ascii="Times New Roman" w:hAnsi="Times New Roman"/>
+        </w:rPr>
+        <w:t xml:space="preserve">Top species in culture in order of decreasing relative abundance: </w:t>
+      </w:r>
+      <w:r>
+        <w:rPr>
+          <w:rFonts w:ascii="Times New Roman" w:hAnsi="Times New Roman"/>
+        </w:rPr>
+        <w:t>Romboutsia timonensis</w:t>
+      </w:r>
+      <w:r>
+        <w:rPr>
+          <w:rFonts w:ascii="Times New Roman" w:hAnsi="Times New Roman"/>
+        </w:rPr>
+        <w:t xml:space="preserve">, </w:t>
+      </w:r>
+      <w:r>
+        <w:rPr>
+          <w:rFonts w:ascii="Times New Roman" w:hAnsi="Times New Roman"/>
+        </w:rPr>
+        <w:t>Desulfotomaculum sp</w:t>
+      </w:r>
+      <w:r>
+        <w:rPr>
+          <w:rFonts w:ascii="Times New Roman" w:hAnsi="Times New Roman"/>
+        </w:rPr>
+        <w:t xml:space="preserve">., </w:t>
+      </w:r>
+      <w:r>
+        <w:rPr>
+          <w:rFonts w:ascii="Times New Roman" w:hAnsi="Times New Roman"/>
+        </w:rPr>
+        <w:t>Romboutsia lituseburensis</w:t>
+      </w:r>
+      <w:r>
+        <w:rPr>
+          <w:rFonts w:ascii="Times New Roman" w:hAnsi="Times New Roman"/>
+        </w:rPr>
+        <w:t xml:space="preserve">, </w:t>
+      </w:r>
+      <w:r>
+        <w:rPr>
+          <w:rFonts w:ascii="Times New Roman" w:hAnsi="Times New Roman"/>
+        </w:rPr>
+        <w:t>Vibrio fluvialis</w:t>
+      </w:r>
+    </w:p>
+    <w:p>
+      <w:pPr>
+        <w:spacing w:after="0" w:line="240" w:lineRule="auto"/>
+        <w:rPr>
+          <w:rFonts w:ascii="Times New Roman" w:hAnsi="Times New Roman"/>
+        </w:rPr>
+      </w:pPr>
+    </w:p>
+    <w:p>
+      <w:pPr>
+        <w:spacing w:after="0" w:line="240" w:lineRule="auto"/>
+        <w:rPr>
+          <w:rFonts w:ascii="Times New Roman" w:hAnsi="Times New Roman"/>
+        </w:rPr>
+      </w:pPr>
+    </w:p>
+    <w:p>
+      <w:pPr>
+        <w:spacing w:after="0" w:line="240" w:lineRule="auto"/>
+        <w:rPr>
+          <w:rFonts w:ascii="Times New Roman" w:hAnsi="Times New Roman"/>
+        </w:rPr>
+      </w:pPr>
+      <w:r>
+        <w:rPr>
+          <w:rFonts w:ascii="Times New Roman" w:hAnsi="Times New Roman"/>
+        </w:rPr>
+        <w:t>Experiment 3</w:t>
+      </w:r>
+    </w:p>
+    <w:p>
+      <w:pPr>
+        <w:spacing w:after="0" w:line="240" w:lineRule="auto"/>
+        <w:rPr>
+          <w:rFonts w:ascii="Times New Roman" w:hAnsi="Times New Roman"/>
+        </w:rPr>
+      </w:pPr>
+    </w:p>
+    <w:p>
+      <w:pPr>
+        <w:spacing w:after="0" w:line="240" w:lineRule="auto"/>
+        <w:rPr>
+          <w:rFonts w:ascii="Times New Roman" w:hAnsi="Times New Roman"/>
+        </w:rPr>
+      </w:pPr>
+      <w:r>
+        <w:rPr>
+          <w:rFonts w:ascii="Times New Roman" w:hAnsi="Times New Roman"/>
+        </w:rPr>
+        <w:t xml:space="preserve">Dry </w:t>
+      </w:r>
+      <w:r>
+        <w:rPr>
+          <w:rFonts w:ascii="Times New Roman" w:hAnsi="Times New Roman"/>
+        </w:rPr>
+        <w:t>3.5 ± 0.79</w:t>
+      </w:r>
+      <w:r>
+        <w:rPr>
+          <w:rFonts w:ascii="Times New Roman" w:hAnsi="Times New Roman"/>
+        </w:rPr>
+        <w:t xml:space="preserve"> Fresh </w:t>
+      </w:r>
+      <w:r>
+        <w:rPr>
+          <w:rFonts w:ascii="Times New Roman" w:hAnsi="Times New Roman"/>
+        </w:rPr>
+        <w:t>7.6 ± 1.3</w:t>
+      </w:r>
+      <w:r>
+        <w:rPr>
+          <w:rFonts w:ascii="Times New Roman" w:hAnsi="Times New Roman"/>
+        </w:rPr>
+        <w:t xml:space="preserve"> mM (n = 3) TA at end of experiment after 169 days.</w:t>
+      </w:r>
+    </w:p>
+    <w:p>
+      <w:pPr>
+        <w:spacing w:after="0" w:line="240" w:lineRule="auto"/>
+        <w:rPr>
+          <w:rFonts w:ascii="Times New Roman" w:hAnsi="Times New Roman"/>
+        </w:rPr>
+      </w:pPr>
+    </w:p>
+    <w:p>
+      <w:pPr>
+        <w:spacing w:after="0" w:line="240" w:lineRule="auto"/>
+        <w:rPr>
+          <w:rFonts w:ascii="Times New Roman" w:hAnsi="Times New Roman"/>
+        </w:rPr>
+      </w:pPr>
+    </w:p>
+    <w:p>
+      <w:pPr>
+        <w:spacing w:after="0" w:line="240" w:lineRule="auto"/>
+        <w:rPr>
+          <w:rFonts w:ascii="Times New Roman" w:hAnsi="Times New Roman"/>
+        </w:rPr>
+      </w:pPr>
+    </w:p>
+    <w:p>
+      <w:pPr>
+        <w:spacing w:after="0" w:line="240" w:lineRule="auto"/>
+        <w:rPr>
+          <w:rFonts w:ascii="Times New Roman" w:hAnsi="Times New Roman"/>
+        </w:rPr>
+      </w:pPr>
+      <w:r>
+        <w:rPr>
+          <w:rFonts w:ascii="Times New Roman" w:hAnsi="Times New Roman"/>
+        </w:rPr>
+        <w:t>Top species in experiment 3:</w:t>
+      </w:r>
+    </w:p>
+    <w:p>
+      <w:pPr>
+        <w:spacing w:after="0" w:line="240" w:lineRule="auto"/>
+        <w:rPr>
+          <w:rFonts w:ascii="Times New Roman" w:hAnsi="Times New Roman"/>
+        </w:rPr>
+      </w:pPr>
+    </w:p>
+    <w:p>
+      <w:pPr>
+        <w:spacing w:after="0" w:line="240" w:lineRule="auto"/>
+        <w:rPr>
+          <w:rFonts w:ascii="Times New Roman" w:hAnsi="Times New Roman"/>
+        </w:rPr>
+      </w:pPr>
+      <w:r>
+        <w:rPr>
+          <w:rFonts w:ascii="Times New Roman" w:hAnsi="Times New Roman"/>
+        </w:rPr>
+        <w:t>Sulfitobacter pontiacus</w:t>
+      </w:r>
+      <w:r>
+        <w:rPr>
+          <w:rFonts w:ascii="Times New Roman" w:hAnsi="Times New Roman"/>
+        </w:rPr>
+        <w:t xml:space="preserve"> (suggesting O</w:t>
+      </w:r>
+      <w:r>
+        <w:rPr>
+          <w:rFonts w:ascii="Times New Roman" w:hAnsi="Times New Roman"/>
+          <w:vertAlign w:val="subscript"/>
+        </w:rPr>
+        <w:t>2</w:t>
+      </w:r>
+      <w:r>
+        <w:rPr>
+          <w:rFonts w:ascii="Times New Roman" w:hAnsi="Times New Roman"/>
+        </w:rPr>
+        <w:t xml:space="preserve"> ingress), </w:t>
+      </w:r>
+      <w:r>
+        <w:rPr>
+          <w:rFonts w:ascii="Times New Roman" w:hAnsi="Times New Roman"/>
+        </w:rPr>
+        <w:t>Romboutsia timonensis</w:t>
+      </w:r>
+      <w:r>
+        <w:rPr>
+          <w:rFonts w:ascii="Times New Roman" w:hAnsi="Times New Roman"/>
+        </w:rPr>
+        <w:t xml:space="preserve">, </w:t>
+      </w:r>
+      <w:r>
+        <w:rPr>
+          <w:rFonts w:ascii="Times New Roman" w:hAnsi="Times New Roman"/>
+        </w:rPr>
+        <w:t>Desulfotomaculum sp</w:t>
+      </w:r>
+      <w:r>
+        <w:rPr>
+          <w:rFonts w:ascii="Times New Roman" w:hAnsi="Times New Roman"/>
+        </w:rPr>
+        <w:t>.</w:t>
+      </w:r>
+    </w:p>
+    <w:p>
+      <w:pPr>
+        <w:spacing w:after="0" w:line="240" w:lineRule="auto"/>
+        <w:rPr>
+          <w:rFonts w:ascii="Times New Roman" w:hAnsi="Times New Roman"/>
+        </w:rPr>
+      </w:pPr>
+    </w:p>
+    <w:p>
+      <w:pPr>
+        <w:spacing w:after="0" w:line="240" w:lineRule="auto"/>
+        <w:rPr>
+          <w:rFonts w:ascii="Times New Roman" w:hAnsi="Times New Roman"/>
+        </w:rPr>
+      </w:pPr>
+    </w:p>
+    <w:p>
+      <w:pPr>
+        <w:spacing w:after="0" w:line="240" w:lineRule="auto"/>
+        <w:rPr>
+          <w:rFonts w:ascii="Times New Roman" w:hAnsi="Times New Roman"/>
+          <w:b/>
+          <w:bCs/>
+        </w:rPr>
+      </w:pPr>
+      <w:r>
+        <w:rPr>
+          <w:rFonts w:ascii="Times New Roman" w:hAnsi="Times New Roman"/>
+          <w:b/>
+          <w:bCs/>
+        </w:rPr>
         <w:t>Discussion</w:t>
       </w:r>
     </w:p>
@@ -10124,6 +13377,12 @@
         </w:rPr>
         <w:t xml:space="preserve">. </w:t>
       </w:r>
+      <w:r>
+        <w:rPr>
+          <w:rFonts w:ascii="Times New Roman" w:hAnsi="Times New Roman"/>
+        </w:rPr>
+        <w:t>{Leloup et al., 2009 #225378}</w:t>
+      </w:r>
     </w:p>
     <w:p>
       <w:pPr>
@@ -10147,6 +13406,40 @@
       <w:r>
         <w:fldChar w:fldCharType="end"/>
       </w:r>
+    </w:p>
+    <w:p>
+      <w:pPr>
+        <w:spacing w:after="0" w:line="240" w:lineRule="auto"/>
+        <w:rPr>
+          <w:rFonts w:ascii="Times New Roman" w:hAnsi="Times New Roman"/>
+        </w:rPr>
+      </w:pPr>
+      <w:r>
+        <w:rPr>
+          <w:rFonts w:ascii="Times New Roman" w:hAnsi="Times New Roman"/>
+        </w:rPr>
+        <w:t>Importantly, we do not treat ammonification independently as is sometimes done {</w:t>
+      </w:r>
+      <w:r>
+        <w:rPr>
+          <w:rFonts w:ascii="Times New Roman" w:hAnsi="Times New Roman"/>
+        </w:rPr>
+        <w:t>Perkins et al., 2022 #30056}</w:t>
+      </w:r>
+      <w:r>
+        <w:rPr>
+          <w:rFonts w:ascii="Times New Roman" w:hAnsi="Times New Roman"/>
+        </w:rPr>
+        <w:t xml:space="preserve"> since ammonia production always accompanies mineralisation.</w:t>
+      </w:r>
+    </w:p>
+    <w:p>
+      <w:pPr>
+        <w:spacing w:after="0" w:line="240" w:lineRule="auto"/>
+        <w:rPr>
+          <w:rFonts w:ascii="Times New Roman" w:hAnsi="Times New Roman"/>
+        </w:rPr>
+      </w:pPr>
     </w:p>
     <w:p>
       <w:pPr>
@@ -10596,7 +13889,7 @@
         </w:rPr>
         <w:t xml:space="preserve">Data and code to reproduce this study are available at </w:t>
       </w:r>
-      <w:hyperlink r:id="rId19" w:history="1">
+      <w:hyperlink r:id="rId21" w:history="1">
         <w:r>
           <w:rPr>
             <w:rStyle w:val="Hyperlink"/>
@@ -10739,6 +14032,7 @@
           <w:rFonts w:ascii="Times New Roman" w:hAnsi="Times New Roman"/>
           <w:kern w:val="0"/>
         </w:rPr>
+        <w:lastRenderedPageBreak/>
         <w:t xml:space="preserve">Berner RA (1985) Sulphate reduction, organic matter decomposition and pyrite formation. </w:t>
       </w:r>
       <w:r>
@@ -10775,7 +14069,6 @@
           <w:rFonts w:ascii="Times New Roman" w:hAnsi="Times New Roman"/>
           <w:kern w:val="0"/>
         </w:rPr>
-        <w:lastRenderedPageBreak/>
         <w:t xml:space="preserve">Blain CO, Hansen SC, Shears NT (2021) Coastal darkening substantially limits the contribution of kelp to coastal carbon cycles. </w:t>
       </w:r>
       <w:r>
@@ -11258,15 +14551,8 @@
           <w:rFonts w:ascii="Times New Roman" w:hAnsi="Times New Roman"/>
           <w:kern w:val="0"/>
         </w:rPr>
-        <w:t xml:space="preserve">Gao J, Wang Z, Deng W, Sa B, Chen X, Cai R, Yan Y, Jiao N, Leung EL-H, Liu D et al. (2024) Improved resolution of microbial diversity in deep-sea surface sediments using </w:t>
-      </w:r>
-      <w:r>
-        <w:rPr>
-          <w:rFonts w:ascii="Times New Roman" w:hAnsi="Times New Roman"/>
-          <w:kern w:val="0"/>
-        </w:rPr>
         <w:lastRenderedPageBreak/>
-        <w:t xml:space="preserve">PacBio long-read 16S rRNA gene sequencing. </w:t>
+        <w:t xml:space="preserve">Gao J, Wang Z, Deng W, Sa B, Chen X, Cai R, Yan Y, Jiao N, Leung EL-H, Liu D et al. (2024) Improved resolution of microbial diversity in deep-sea surface sediments using PacBio long-read 16S rRNA gene sequencing. </w:t>
       </w:r>
       <w:r>
         <w:rPr>
@@ -11797,7 +15083,15 @@
           <w:rFonts w:ascii="Times New Roman" w:hAnsi="Times New Roman"/>
           <w:kern w:val="0"/>
         </w:rPr>
-        <w:t xml:space="preserve">Rennie SJ, McCauley RD, Pattiaratchi CB (2006) Thermal structure above the Perth Canyon reveals Leeuwin Current, Undercurrent and weather influences and the potential for upwelling. </w:t>
+        <w:t xml:space="preserve">Rennie SJ, McCauley RD, Pattiaratchi CB (2006) Thermal structure above the Perth Canyon reveals Leeuwin Current, Undercurrent and weather influences and the potential for </w:t>
+      </w:r>
+      <w:r>
+        <w:rPr>
+          <w:rFonts w:ascii="Times New Roman" w:hAnsi="Times New Roman"/>
+          <w:kern w:val="0"/>
+        </w:rPr>
+        <w:lastRenderedPageBreak/>
+        <w:t xml:space="preserve">upwelling. </w:t>
       </w:r>
       <w:r>
         <w:rPr>
@@ -11833,7 +15127,6 @@
           <w:rFonts w:ascii="Times New Roman" w:hAnsi="Times New Roman"/>
           <w:kern w:val="0"/>
         </w:rPr>
-        <w:lastRenderedPageBreak/>
         <w:t>RStudio Team (2026) RStudio: integrated development environment for R. RStudio, Inc. http://www.rstudio.com/.</w:t>
       </w:r>
     </w:p>
@@ -12327,8 +15620,8 @@
     </w:p>
     <w:p/>
     <w:sectPr>
-      <w:footerReference w:type="even" r:id="rId20"/>
-      <w:footerReference w:type="default" r:id="rId21"/>
+      <w:footerReference w:type="even" r:id="rId22"/>
+      <w:footerReference w:type="default" r:id="rId23"/>
       <w:pgSz w:w="11906" w:h="16838"/>
       <w:pgMar w:top="1440" w:right="1440" w:bottom="1440" w:left="1440" w:header="708" w:footer="708" w:gutter="0"/>
       <w:cols w:space="708"/>
@@ -12507,6 +15800,23 @@
           <w:szCs w:val="20"/>
         </w:rPr>
         <w:t>I don't know much about this. so please amend. Also did I express this correctly? Nitrogen in ammonium? Or is it total ammonia nitrogen? i.e. NH3 + NH4?</w:t>
+      </w:r>
+    </w:p>
+  </w:comment>
+  <w:comment w:id="10" w:author="Luka Wright" w:date="2026-03-22T17:53:00Z" w:initials="LW">
+    <w:p>
+      <w:r>
+        <w:rPr>
+          <w:rStyle w:val="CommentReference"/>
+        </w:rPr>
+        <w:annotationRef/>
+      </w:r>
+      <w:r>
+        <w:rPr>
+          <w:sz w:val="20"/>
+          <w:szCs w:val="20"/>
+        </w:rPr>
+        <w:t>Your favourite Loyd et al. paper  arrives at 67/106 but I found all other papers reporting 1 and cannot follow Loyd's calculation. I also checked the papers they cite and always find the idealised 1. Please explain if you know more.</w:t>
       </w:r>
     </w:p>
   </w:comment>
@@ -12525,7 +15835,14 @@
   <w15:commentEx w15:paraId="2D593D6A" w15:done="0"/>
   <w15:commentEx w15:paraId="5395E319" w15:done="0"/>
   <w15:commentEx w15:paraId="38361CE2" w15:done="0"/>
+  <w15:commentEx w15:paraId="3C004381" w15:done="0"/>
 </w15:commentsEx>
+</file>
+
+<file path=word/commentsExtensible.xml><?xml version="1.0" encoding="utf-8"?>
+<w16cex:commentsExtensible xmlns:wpc="http://schemas.microsoft.com/office/word/2010/wordprocessingCanvas" xmlns:cx="http://schemas.microsoft.com/office/drawing/2014/chartex" xmlns:cx1="http://schemas.microsoft.com/office/drawing/2015/9/8/chartex" xmlns:cx2="http://schemas.microsoft.com/office/drawing/2015/10/21/chartex" xmlns:cx3="http://schemas.microsoft.com/office/drawing/2016/5/9/chartex" xmlns:cx4="http://schemas.microsoft.com/office/drawing/2016/5/10/chartex" xmlns:cx5="http://schemas.microsoft.com/office/drawing/2016/5/11/chartex" xmlns:cx6="http://schemas.microsoft.com/office/drawing/2016/5/12/chartex" xmlns:cx7="http://schemas.microsoft.com/office/drawing/2016/5/13/chartex" xmlns:cx8="http://schemas.microsoft.com/office/drawing/2016/5/14/chartex" xmlns:cr="http://schemas.microsoft.com/office/comments/2020/reactions" xmlns:mc="http://schemas.openxmlformats.org/markup-compatibility/2006" xmlns:aink="http://schemas.microsoft.com/office/drawing/2016/ink" xmlns:am3d="http://schemas.microsoft.com/office/drawing/2017/model3d" xmlns:o="urn:schemas-microsoft-com:office:office" xmlns:oel="http://schemas.microsoft.com/office/2019/extlst" xmlns:r="http://schemas.openxmlformats.org/officeDocument/2006/relationships" xmlns:m="http://schemas.openxmlformats.org/officeDocument/2006/math" xmlns:v="urn:schemas-microsoft-com:vml" xmlns:wp14="http://schemas.microsoft.com/office/word/2010/wordprocessingDrawing" xmlns:wp="http://schemas.openxmlformats.org/drawingml/2006/wordprocessingDrawing" xmlns:w10="urn:schemas-microsoft-com:office:word" xmlns:w="http://schemas.openxmlformats.org/wordprocessingml/2006/main" xmlns:w14="http://schemas.microsoft.com/office/word/2010/wordml" xmlns:w15="http://schemas.microsoft.com/office/word/2012/wordml" xmlns:w16cex="http://schemas.microsoft.com/office/word/2018/wordml/cex" xmlns:w16cid="http://schemas.microsoft.com/office/word/2016/wordml/cid" xmlns:w16="http://schemas.microsoft.com/office/word/2018/wordml" xmlns:w16du="http://schemas.microsoft.com/office/word/2023/wordml/word16du" xmlns:w16sdtdh="http://schemas.microsoft.com/office/word/2020/wordml/sdtdatahash" xmlns:w16sdtfl="http://schemas.microsoft.com/office/word/2024/wordml/sdtformatlock" xmlns:w16se="http://schemas.microsoft.com/office/word/2015/wordml/symex" xmlns:wpg="http://schemas.microsoft.com/office/word/2010/wordprocessingGroup" xmlns:wpi="http://schemas.microsoft.com/office/word/2010/wordprocessingInk" xmlns:wne="http://schemas.microsoft.com/office/word/2006/wordml" xmlns:wps="http://schemas.microsoft.com/office/word/2010/wordprocessingShape" mc:Ignorable="w14 w15 w16se w16cid w16 w16cex w16sdtdh w16sdtfl cr w16du wp14">
+  <w16cex:commentExtensible w16cex:durableId="7022764E" w16cex:dateUtc="2026-03-22T09:53:00Z"/>
+</w16cex:commentsExtensible>
 </file>
 
 <file path=word/commentsIds.xml><?xml version="1.0" encoding="utf-8"?>
@@ -12540,6 +15857,7 @@
   <w16cid:commentId w16cid:paraId="2D593D6A" w16cid:durableId="22F26A16"/>
   <w16cid:commentId w16cid:paraId="5395E319" w16cid:durableId="1E5C836D"/>
   <w16cid:commentId w16cid:paraId="38361CE2" w16cid:durableId="4995D5D7"/>
+  <w16cid:commentId w16cid:paraId="3C004381" w16cid:durableId="7022764E"/>
 </w16cid:commentsIds>
 </file>
 
@@ -13131,7 +16449,7 @@
   <w:style w:type="paragraph" w:default="1" w:styleId="Normal">
     <w:name w:val="Normal"/>
     <w:qFormat/>
-    <w:rsid w:val="000E57EF"/>
+    <w:rsid w:val="008563FD"/>
   </w:style>
   <w:style w:type="paragraph" w:styleId="Heading1">
     <w:name w:val="heading 1"/>

--- a/Manuscript/Manuscript.docx
+++ b/Manuscript/Manuscript.docx
@@ -55,11 +55,11 @@
           <w:noProof/>
         </w:rPr>
         <w:drawing>
-          <wp:inline distT="0" distB="0" distL="0" distR="0" wp14:anchorId="69DFABF9" wp14:editId="6BC9E4D5">
+          <wp:inline distT="0" distB="0" distL="0" distR="0" wp14:anchorId="4653DF92" wp14:editId="0E6E6601">
             <wp:extent cx="120015" cy="120015"/>
             <wp:effectExtent l="0" t="0" r="0" b="0"/>
-            <wp:docPr id="1472589463" name="Picture 2">
-              <a:hlinkClick xmlns:a="http://schemas.openxmlformats.org/drawingml/2006/main" r:id="rId7"/>
+            <wp:docPr id="1820189876" name="Picture 5">
+              <a:hlinkClick xmlns:a="http://schemas.openxmlformats.org/drawingml/2006/main" r:id="rId8"/>
             </wp:docPr>
             <wp:cNvGraphicFramePr>
               <a:graphicFrameLocks xmlns:a="http://schemas.openxmlformats.org/drawingml/2006/main" noChangeAspect="1"/>
@@ -69,14 +69,14 @@
                 <pic:pic xmlns:pic="http://schemas.openxmlformats.org/drawingml/2006/picture">
                   <pic:nvPicPr>
                     <pic:cNvPr id="0" name="Picture 2">
-                      <a:hlinkClick r:id="rId7"/>
+                      <a:hlinkClick r:id="rId8"/>
                     </pic:cNvPr>
                     <pic:cNvPicPr>
                       <a:picLocks noChangeAspect="1" noChangeArrowheads="1"/>
                     </pic:cNvPicPr>
                   </pic:nvPicPr>
                   <pic:blipFill>
-                    <a:blip r:embed="rId8" cstate="print">
+                    <a:blip r:embed="rId9" cstate="print">
                       <a:extLst>
                         <a:ext uri="{28A0092B-C50C-407E-A947-70E740481C1C}">
                           <a14:useLocalDpi xmlns:a14="http://schemas.microsoft.com/office/drawing/2010/main" val="0"/>
@@ -149,11 +149,11 @@
           <w:noProof/>
         </w:rPr>
         <w:drawing>
-          <wp:inline distT="0" distB="0" distL="0" distR="0" wp14:anchorId="44D550CA" wp14:editId="794D32DE">
+          <wp:inline distT="0" distB="0" distL="0" distR="0" wp14:anchorId="1AB4CC1E" wp14:editId="59EF672D">
             <wp:extent cx="120015" cy="120015"/>
             <wp:effectExtent l="0" t="0" r="0" b="0"/>
-            <wp:docPr id="435161002" name="Picture 1">
-              <a:hlinkClick xmlns:a="http://schemas.openxmlformats.org/drawingml/2006/main" r:id="rId9"/>
+            <wp:docPr id="1352445873" name="Picture 4">
+              <a:hlinkClick xmlns:a="http://schemas.openxmlformats.org/drawingml/2006/main" r:id="rId10"/>
             </wp:docPr>
             <wp:cNvGraphicFramePr>
               <a:graphicFrameLocks xmlns:a="http://schemas.openxmlformats.org/drawingml/2006/main" noChangeAspect="1"/>
@@ -163,14 +163,14 @@
                 <pic:pic xmlns:pic="http://schemas.openxmlformats.org/drawingml/2006/picture">
                   <pic:nvPicPr>
                     <pic:cNvPr id="0" name="Picture 1">
-                      <a:hlinkClick r:id="rId9"/>
+                      <a:hlinkClick r:id="rId10"/>
                     </pic:cNvPr>
                     <pic:cNvPicPr>
                       <a:picLocks noChangeAspect="1" noChangeArrowheads="1"/>
                     </pic:cNvPicPr>
                   </pic:nvPicPr>
                   <pic:blipFill>
-                    <a:blip r:embed="rId8" cstate="print">
+                    <a:blip r:embed="rId9" cstate="print">
                       <a:extLst>
                         <a:ext uri="{28A0092B-C50C-407E-A947-70E740481C1C}">
                           <a14:useLocalDpi xmlns:a14="http://schemas.microsoft.com/office/drawing/2010/main" val="0"/>
@@ -345,7 +345,7 @@
         </w:rPr>
         <w:t>*</w:t>
       </w:r>
-      <w:hyperlink r:id="rId10" w:history="1">
+      <w:hyperlink r:id="rId11" w:history="1">
         <w:r>
           <w:rPr>
             <w:rStyle w:val="Hyperlink"/>
@@ -364,7 +364,7 @@
         </w:rPr>
         <w:t xml:space="preserve">, </w:t>
       </w:r>
-      <w:hyperlink r:id="rId11" w:history="1">
+      <w:hyperlink r:id="rId12" w:history="1">
         <w:r>
           <w:rPr>
             <w:rStyle w:val="Hyperlink"/>
@@ -440,7 +440,7 @@
         <w:rPr>
           <w:rFonts w:ascii="Times New Roman" w:hAnsi="Times New Roman"/>
         </w:rPr>
-        <w:t>Blue carbon, biogeochemistry, isotope ecology, marine vegetated ecosystems, seaweed, macroalgae, bioirrigation, extracellular enzyme activity, alkalinity</w:t>
+        <w:t>Blue carbon, biogeochemistry, marine vegetated ecosystems, seaweed, macroalgae, alkalinity</w:t>
       </w:r>
     </w:p>
     <w:p>
@@ -460,6 +460,7 @@
           <w:bCs/>
         </w:rPr>
       </w:pPr>
+      <w:commentRangeStart w:id="0"/>
       <w:r>
         <w:rPr>
           <w:rFonts w:ascii="Times New Roman" w:hAnsi="Times New Roman"/>
@@ -467,501 +468,6 @@
           <w:bCs/>
         </w:rPr>
         <w:t>Introduction</w:t>
-      </w:r>
-    </w:p>
-    <w:p>
-      <w:pPr>
-        <w:spacing w:after="0" w:line="240" w:lineRule="auto"/>
-        <w:rPr>
-          <w:rFonts w:ascii="Times New Roman" w:hAnsi="Times New Roman"/>
-        </w:rPr>
-      </w:pPr>
-    </w:p>
-    <w:p>
-      <w:pPr>
-        <w:spacing w:after="0" w:line="240" w:lineRule="auto"/>
-        <w:rPr>
-          <w:rFonts w:ascii="Times New Roman" w:hAnsi="Times New Roman"/>
-        </w:rPr>
-      </w:pPr>
-    </w:p>
-    <w:p>
-      <w:pPr>
-        <w:spacing w:after="0" w:line="240" w:lineRule="auto"/>
-        <w:rPr>
-          <w:rFonts w:ascii="Times New Roman" w:hAnsi="Times New Roman"/>
-        </w:rPr>
-      </w:pPr>
-    </w:p>
-    <w:p>
-      <w:pPr>
-        <w:spacing w:after="0" w:line="240" w:lineRule="auto"/>
-        <w:rPr>
-          <w:rFonts w:ascii="Times New Roman" w:hAnsi="Times New Roman"/>
-        </w:rPr>
-      </w:pPr>
-      <w:r>
-        <w:fldChar w:fldCharType="begin"/>
-      </w:r>
-      <w:r>
-        <w:instrText>ADDIN BEC{Smith, 1981 #43308}</w:instrText>
-      </w:r>
-      <w:r>
-        <w:fldChar w:fldCharType="separate"/>
-      </w:r>
-      <w:r>
-        <w:t>(Smith 1981)</w:t>
-      </w:r>
-      <w:r>
-        <w:fldChar w:fldCharType="end"/>
-      </w:r>
-      <w:r>
-        <w:rPr>
-          <w:rFonts w:ascii="Times New Roman" w:hAnsi="Times New Roman"/>
-        </w:rPr>
-        <w:t xml:space="preserve"> </w:t>
-      </w:r>
-    </w:p>
-    <w:p>
-      <w:pPr>
-        <w:spacing w:after="0" w:line="240" w:lineRule="auto"/>
-        <w:rPr>
-          <w:rFonts w:ascii="Times New Roman" w:hAnsi="Times New Roman"/>
-        </w:rPr>
-      </w:pPr>
-    </w:p>
-    <w:p>
-      <w:pPr>
-        <w:spacing w:after="0" w:line="240" w:lineRule="auto"/>
-        <w:rPr>
-          <w:rFonts w:ascii="Times New Roman" w:hAnsi="Times New Roman"/>
-        </w:rPr>
-      </w:pPr>
-      <w:r>
-        <w:rPr>
-          <w:rFonts w:ascii="Times New Roman" w:hAnsi="Times New Roman"/>
-        </w:rPr>
-        <w:t>OAE</w:t>
-      </w:r>
-    </w:p>
-    <w:p>
-      <w:pPr>
-        <w:spacing w:after="0" w:line="240" w:lineRule="auto"/>
-        <w:rPr>
-          <w:rFonts w:ascii="Times New Roman" w:hAnsi="Times New Roman"/>
-        </w:rPr>
-      </w:pPr>
-    </w:p>
-    <w:p>
-      <w:pPr>
-        <w:spacing w:after="0" w:line="240" w:lineRule="auto"/>
-        <w:rPr>
-          <w:rFonts w:ascii="Times New Roman" w:hAnsi="Times New Roman"/>
-        </w:rPr>
-      </w:pPr>
-      <w:r>
-        <w:rPr>
-          <w:rFonts w:ascii="Times New Roman" w:hAnsi="Times New Roman"/>
-        </w:rPr>
-        <w:t xml:space="preserve">Outwelling of alkalinity from blue carbon ecosystems </w:t>
-      </w:r>
-      <w:r>
-        <w:rPr>
-          <w:rFonts w:ascii="Times New Roman" w:hAnsi="Times New Roman"/>
-        </w:rPr>
-        <w:t>{Santos et al., 2021 #145636}</w:t>
-      </w:r>
-      <w:r>
-        <w:rPr>
-          <w:rFonts w:ascii="Times New Roman" w:hAnsi="Times New Roman"/>
-        </w:rPr>
-        <w:t>{Reithmaier et al., 2023 #164222}</w:t>
-      </w:r>
-    </w:p>
-    <w:p>
-      <w:pPr>
-        <w:spacing w:after="0" w:line="240" w:lineRule="auto"/>
-        <w:rPr>
-          <w:rFonts w:ascii="Times New Roman" w:hAnsi="Times New Roman"/>
-        </w:rPr>
-      </w:pPr>
-    </w:p>
-    <w:p>
-      <w:pPr>
-        <w:spacing w:after="0" w:line="240" w:lineRule="auto"/>
-        <w:rPr>
-          <w:rFonts w:ascii="Times New Roman" w:hAnsi="Times New Roman"/>
-        </w:rPr>
-      </w:pPr>
-      <w:r>
-        <w:rPr>
-          <w:rFonts w:ascii="Times New Roman" w:hAnsi="Times New Roman"/>
-        </w:rPr>
-        <w:t>Anaerobic macroalgal degradation</w:t>
-      </w:r>
-    </w:p>
-    <w:p>
-      <w:pPr>
-        <w:spacing w:after="0" w:line="240" w:lineRule="auto"/>
-        <w:rPr>
-          <w:rFonts w:ascii="Times New Roman" w:hAnsi="Times New Roman"/>
-        </w:rPr>
-      </w:pPr>
-      <w:r>
-        <w:rPr>
-          <w:rFonts w:ascii="Times New Roman" w:hAnsi="Times New Roman"/>
-        </w:rPr>
-        <w:t>{van Erk et al., 2020 #99820}</w:t>
-      </w:r>
-      <w:r>
-        <w:fldChar w:fldCharType="begin"/>
-      </w:r>
-      <w:r>
-        <w:instrText>ADDIN BEC{Trevathan-Tackett et al., 2020 #74935}{Brodersen et al., 2019 #11903}{Dell et al., 2025 #7728}</w:instrText>
-      </w:r>
-      <w:r>
-        <w:fldChar w:fldCharType="separate"/>
-      </w:r>
-      <w:r>
-        <w:t>(Brodersen et al. 2019, Trevathan-Tackett et al. 2020, Dell et al. 2025)</w:t>
-      </w:r>
-      <w:r>
-        <w:fldChar w:fldCharType="end"/>
-      </w:r>
-      <w:r>
-        <w:t xml:space="preserve"> </w:t>
-      </w:r>
-      <w:r>
-        <w:fldChar w:fldCharType="begin"/>
-      </w:r>
-      <w:r>
-        <w:instrText>ADDIN BEC{Middelburg et al., 2020 #61219}{Aromokeye et al., 2021 #40356}{Andersen and Kristensen, 1992 #5307}{Kristensen et al., 1992 #47546}{Westrich and Berner, 1984 #4002}</w:instrText>
-      </w:r>
-      <w:r>
-        <w:fldChar w:fldCharType="separate"/>
-      </w:r>
-      <w:r>
-        <w:t>(Westrich &amp; Berner 1984, Andersen &amp; Kristensen 1992, Kristensen et al. 1992, Middelburg et al. 2020, Aromokeye et al. 2021)</w:t>
-      </w:r>
-      <w:r>
-        <w:fldChar w:fldCharType="end"/>
-      </w:r>
-      <w:r>
-        <w:t xml:space="preserve"> </w:t>
-      </w:r>
-      <w:r>
-        <w:fldChar w:fldCharType="begin"/>
-      </w:r>
-      <w:r>
-        <w:instrText>ADDIN BEC{Brodersen et al., 2019 #11903}</w:instrText>
-      </w:r>
-      <w:r>
-        <w:fldChar w:fldCharType="separate"/>
-      </w:r>
-      <w:r>
-        <w:t>(Brodersen et al. 2019)</w:t>
-      </w:r>
-      <w:r>
-        <w:fldChar w:fldCharType="end"/>
-      </w:r>
-    </w:p>
-    <w:p>
-      <w:pPr>
-        <w:spacing w:after="0" w:line="240" w:lineRule="auto"/>
-        <w:rPr>
-          <w:rFonts w:ascii="Times New Roman" w:hAnsi="Times New Roman"/>
-        </w:rPr>
-      </w:pPr>
-    </w:p>
-    <w:p>
-      <w:pPr>
-        <w:spacing w:after="0" w:line="240" w:lineRule="auto"/>
-        <w:rPr>
-          <w:rFonts w:ascii="Times New Roman" w:hAnsi="Times New Roman"/>
-        </w:rPr>
-      </w:pPr>
-      <w:r>
-        <w:rPr>
-          <w:rFonts w:ascii="Times New Roman" w:hAnsi="Times New Roman"/>
-        </w:rPr>
-        <w:t>Ammonification TA/DIC 1</w:t>
-      </w:r>
-    </w:p>
-    <w:p>
-      <w:pPr>
-        <w:spacing w:after="0" w:line="240" w:lineRule="auto"/>
-        <w:rPr>
-          <w:rFonts w:ascii="Times New Roman" w:hAnsi="Times New Roman"/>
-        </w:rPr>
-      </w:pPr>
-      <w:r>
-        <w:rPr>
-          <w:rFonts w:ascii="Times New Roman" w:hAnsi="Times New Roman"/>
-        </w:rPr>
-        <w:t>Nitrofication TA/DIC -1</w:t>
-      </w:r>
-    </w:p>
-    <w:p>
-      <w:pPr>
-        <w:spacing w:after="0" w:line="240" w:lineRule="auto"/>
-        <w:rPr>
-          <w:rFonts w:ascii="Times New Roman" w:hAnsi="Times New Roman"/>
-        </w:rPr>
-      </w:pPr>
-      <w:r>
-        <w:rPr>
-          <w:rFonts w:ascii="Times New Roman" w:hAnsi="Times New Roman"/>
-        </w:rPr>
-        <w:t xml:space="preserve">Denitrification TA/DIC 1 so they cancel </w:t>
-      </w:r>
-      <w:r>
-        <w:rPr>
-          <w:rFonts w:ascii="Times New Roman" w:hAnsi="Times New Roman"/>
-        </w:rPr>
-        <w:t>{Wolf-Gladrow et al., 2007 #40277}</w:t>
-      </w:r>
-    </w:p>
-    <w:p>
-      <w:pPr>
-        <w:spacing w:after="0" w:line="240" w:lineRule="auto"/>
-        <w:rPr>
-          <w:rFonts w:ascii="Times New Roman" w:hAnsi="Times New Roman"/>
-        </w:rPr>
-      </w:pPr>
-      <w:r>
-        <w:rPr>
-          <w:rFonts w:ascii="Times New Roman" w:hAnsi="Times New Roman"/>
-        </w:rPr>
-        <w:t xml:space="preserve">Iron reduction </w:t>
-      </w:r>
-    </w:p>
-    <w:p>
-      <w:pPr>
-        <w:spacing w:after="0" w:line="240" w:lineRule="auto"/>
-        <w:rPr>
-          <w:rFonts w:ascii="Times New Roman" w:hAnsi="Times New Roman"/>
-        </w:rPr>
-      </w:pPr>
-      <w:r>
-        <w:rPr>
-          <w:rFonts w:ascii="Times New Roman" w:hAnsi="Times New Roman"/>
-        </w:rPr>
-        <w:t>Sulfate reduction</w:t>
-      </w:r>
-    </w:p>
-    <w:p>
-      <w:pPr>
-        <w:spacing w:after="0" w:line="240" w:lineRule="auto"/>
-        <w:rPr>
-          <w:rFonts w:ascii="Times New Roman" w:hAnsi="Times New Roman"/>
-        </w:rPr>
-      </w:pPr>
-    </w:p>
-    <w:p>
-      <w:pPr>
-        <w:spacing w:after="0" w:line="240" w:lineRule="auto"/>
-        <w:rPr>
-          <w:rFonts w:ascii="Times New Roman" w:hAnsi="Times New Roman"/>
-        </w:rPr>
-      </w:pPr>
-      <w:r>
-        <w:rPr>
-          <w:rFonts w:ascii="Times New Roman" w:hAnsi="Times New Roman"/>
-        </w:rPr>
-        <w:t>D</w:t>
-      </w:r>
-      <w:r>
-        <w:rPr>
-          <w:rFonts w:ascii="Times New Roman" w:hAnsi="Times New Roman"/>
-        </w:rPr>
-        <w:t xml:space="preserve">enitrification and sulfate reduction </w:t>
-      </w:r>
-      <w:r>
-        <w:rPr>
-          <w:rFonts w:ascii="Times New Roman" w:hAnsi="Times New Roman"/>
-        </w:rPr>
-        <w:t xml:space="preserve">but not iron and manganese reduction </w:t>
-      </w:r>
-      <w:r>
-        <w:rPr>
-          <w:rFonts w:ascii="Times New Roman" w:hAnsi="Times New Roman"/>
-        </w:rPr>
-        <w:t xml:space="preserve">lead to permanent TA increase </w:t>
-      </w:r>
-      <w:r>
-        <w:rPr>
-          <w:rFonts w:ascii="Times New Roman" w:hAnsi="Times New Roman"/>
-        </w:rPr>
-        <w:t>{Hu and Cai, 2011 #49515}</w:t>
-      </w:r>
-    </w:p>
-    <w:p>
-      <w:pPr>
-        <w:spacing w:after="0" w:line="240" w:lineRule="auto"/>
-        <w:rPr>
-          <w:rFonts w:ascii="Times New Roman" w:hAnsi="Times New Roman"/>
-        </w:rPr>
-      </w:pPr>
-    </w:p>
-    <w:p>
-      <w:pPr>
-        <w:spacing w:after="0" w:line="240" w:lineRule="auto"/>
-        <w:rPr>
-          <w:rFonts w:ascii="Times New Roman" w:hAnsi="Times New Roman"/>
-        </w:rPr>
-      </w:pPr>
-      <w:r>
-        <w:rPr>
-          <w:rFonts w:ascii="Times New Roman" w:hAnsi="Times New Roman"/>
-        </w:rPr>
-        <w:t>sulfate-reducing bacteria (SRB)</w:t>
-      </w:r>
-    </w:p>
-    <w:p>
-      <w:pPr>
-        <w:spacing w:after="0" w:line="240" w:lineRule="auto"/>
-        <w:rPr>
-          <w:rFonts w:ascii="Times New Roman" w:hAnsi="Times New Roman"/>
-        </w:rPr>
-      </w:pPr>
-      <w:r>
-        <w:rPr>
-          <w:rFonts w:ascii="Times New Roman" w:hAnsi="Times New Roman"/>
-        </w:rPr>
-        <w:t>H</w:t>
-      </w:r>
-      <w:r>
-        <w:rPr>
-          <w:rFonts w:ascii="Times New Roman" w:hAnsi="Times New Roman"/>
-          <w:vertAlign w:val="subscript"/>
-        </w:rPr>
-        <w:t>2</w:t>
-      </w:r>
-      <w:r>
-        <w:rPr>
-          <w:rFonts w:ascii="Times New Roman" w:hAnsi="Times New Roman"/>
-        </w:rPr>
-        <w:t>S</w:t>
-      </w:r>
-    </w:p>
-    <w:p>
-      <w:pPr>
-        <w:spacing w:after="0" w:line="240" w:lineRule="auto"/>
-        <w:rPr>
-          <w:rFonts w:ascii="Times New Roman" w:hAnsi="Times New Roman"/>
-        </w:rPr>
-      </w:pPr>
-      <w:r>
-        <w:rPr>
-          <w:rFonts w:ascii="Times New Roman" w:hAnsi="Times New Roman"/>
-        </w:rPr>
-        <w:t>iron-reducing bacteria (IRB)</w:t>
-      </w:r>
-    </w:p>
-    <w:p>
-      <w:pPr>
-        <w:spacing w:after="0" w:line="240" w:lineRule="auto"/>
-        <w:rPr>
-          <w:rFonts w:ascii="Times New Roman" w:hAnsi="Times New Roman"/>
-        </w:rPr>
-      </w:pPr>
-      <w:r>
-        <w:rPr>
-          <w:rFonts w:ascii="Times New Roman" w:hAnsi="Times New Roman"/>
-        </w:rPr>
-        <w:t>DIC</w:t>
-      </w:r>
-    </w:p>
-    <w:p>
-      <w:pPr>
-        <w:spacing w:after="0" w:line="240" w:lineRule="auto"/>
-        <w:rPr>
-          <w:rFonts w:ascii="Times New Roman" w:hAnsi="Times New Roman"/>
-        </w:rPr>
-      </w:pPr>
-      <w:r>
-        <w:rPr>
-          <w:rFonts w:ascii="Times New Roman" w:hAnsi="Times New Roman"/>
-        </w:rPr>
-        <w:t>CO</w:t>
-      </w:r>
-      <w:r>
-        <w:rPr>
-          <w:rFonts w:ascii="Times New Roman" w:hAnsi="Times New Roman"/>
-          <w:vertAlign w:val="subscript"/>
-        </w:rPr>
-        <w:t>2</w:t>
-      </w:r>
-    </w:p>
-    <w:p>
-      <w:pPr>
-        <w:spacing w:after="0" w:line="240" w:lineRule="auto"/>
-        <w:rPr>
-          <w:rFonts w:ascii="Times New Roman" w:hAnsi="Times New Roman"/>
-        </w:rPr>
-      </w:pPr>
-      <w:r>
-        <w:rPr>
-          <w:rFonts w:ascii="Times New Roman" w:hAnsi="Times New Roman"/>
-        </w:rPr>
-        <w:t>Electron acceptors</w:t>
-      </w:r>
-    </w:p>
-    <w:p>
-      <w:pPr>
-        <w:spacing w:after="0" w:line="240" w:lineRule="auto"/>
-        <w:rPr>
-          <w:rFonts w:ascii="Times New Roman" w:hAnsi="Times New Roman"/>
-        </w:rPr>
-      </w:pPr>
-    </w:p>
-    <w:p>
-      <w:pPr>
-        <w:spacing w:after="0" w:line="240" w:lineRule="auto"/>
-        <w:rPr>
-          <w:rFonts w:ascii="Times New Roman" w:hAnsi="Times New Roman"/>
-        </w:rPr>
-      </w:pPr>
-      <w:r>
-        <w:rPr>
-          <w:rFonts w:ascii="Times New Roman" w:hAnsi="Times New Roman"/>
-        </w:rPr>
-        <w:t>Important in stromatolites</w:t>
-      </w:r>
-    </w:p>
-    <w:p>
-      <w:pPr>
-        <w:spacing w:after="0" w:line="240" w:lineRule="auto"/>
-        <w:rPr>
-          <w:rFonts w:ascii="Times New Roman" w:hAnsi="Times New Roman"/>
-        </w:rPr>
-      </w:pPr>
-    </w:p>
-    <w:p>
-      <w:pPr>
-        <w:spacing w:after="0" w:line="240" w:lineRule="auto"/>
-        <w:rPr>
-          <w:rFonts w:ascii="Times New Roman" w:hAnsi="Times New Roman"/>
-        </w:rPr>
-      </w:pPr>
-    </w:p>
-    <w:p>
-      <w:pPr>
-        <w:spacing w:after="0" w:line="240" w:lineRule="auto"/>
-        <w:rPr>
-          <w:rFonts w:ascii="Times New Roman" w:hAnsi="Times New Roman"/>
-          <w:b/>
-          <w:bCs/>
-        </w:rPr>
-      </w:pPr>
-      <w:commentRangeStart w:id="0"/>
-      <w:r>
-        <w:rPr>
-          <w:rFonts w:ascii="Times New Roman" w:hAnsi="Times New Roman"/>
-          <w:b/>
-          <w:bCs/>
-        </w:rPr>
-        <w:t>Methods</w:t>
       </w:r>
       <w:commentRangeEnd w:id="0"/>
       <w:r>
@@ -983,6 +489,868 @@
           <w:rFonts w:ascii="Times New Roman" w:hAnsi="Times New Roman"/>
         </w:rPr>
       </w:pPr>
+    </w:p>
+    <w:p>
+      <w:pPr>
+        <w:spacing w:after="0" w:line="240" w:lineRule="auto"/>
+        <w:rPr>
+          <w:rFonts w:ascii="Times New Roman" w:hAnsi="Times New Roman"/>
+        </w:rPr>
+      </w:pPr>
+      <w:r>
+        <w:rPr>
+          <w:rFonts w:ascii="Times New Roman" w:hAnsi="Times New Roman"/>
+        </w:rPr>
+        <w:t>Planned outline:</w:t>
+      </w:r>
+    </w:p>
+    <w:p>
+      <w:pPr>
+        <w:spacing w:after="0" w:line="240" w:lineRule="auto"/>
+        <w:rPr>
+          <w:rFonts w:ascii="Times New Roman" w:hAnsi="Times New Roman"/>
+        </w:rPr>
+      </w:pPr>
+    </w:p>
+    <w:p>
+      <w:pPr>
+        <w:pStyle w:val="ListParagraph"/>
+        <w:numPr>
+          <w:ilvl w:val="0"/>
+          <w:numId w:val="1"/>
+        </w:numPr>
+        <w:spacing w:after="0" w:line="240" w:lineRule="auto"/>
+        <w:rPr>
+          <w:rFonts w:ascii="Times New Roman" w:hAnsi="Times New Roman"/>
+        </w:rPr>
+      </w:pPr>
+      <w:r>
+        <w:rPr>
+          <w:rFonts w:ascii="Times New Roman" w:hAnsi="Times New Roman"/>
+        </w:rPr>
+        <w:t xml:space="preserve">Definition of TA and relevance to climate change mitigation: OAE, then blue carbon </w:t>
+      </w:r>
+    </w:p>
+    <w:p>
+      <w:pPr>
+        <w:pStyle w:val="ListParagraph"/>
+        <w:numPr>
+          <w:ilvl w:val="0"/>
+          <w:numId w:val="1"/>
+        </w:numPr>
+        <w:spacing w:after="0" w:line="240" w:lineRule="auto"/>
+        <w:rPr>
+          <w:rFonts w:ascii="Times New Roman" w:hAnsi="Times New Roman"/>
+        </w:rPr>
+      </w:pPr>
+      <w:r>
+        <w:rPr>
+          <w:rFonts w:ascii="Times New Roman" w:hAnsi="Times New Roman"/>
+        </w:rPr>
+        <w:t>Anaerobic metabolisms that produce TA: focus on sulfate and metal reducing bacteria</w:t>
+      </w:r>
+    </w:p>
+    <w:p>
+      <w:pPr>
+        <w:pStyle w:val="ListParagraph"/>
+        <w:numPr>
+          <w:ilvl w:val="0"/>
+          <w:numId w:val="1"/>
+        </w:numPr>
+        <w:spacing w:after="0" w:line="240" w:lineRule="auto"/>
+        <w:rPr>
+          <w:rFonts w:ascii="Times New Roman" w:hAnsi="Times New Roman"/>
+        </w:rPr>
+      </w:pPr>
+      <w:r>
+        <w:rPr>
+          <w:rFonts w:ascii="Times New Roman" w:hAnsi="Times New Roman"/>
+        </w:rPr>
+        <w:t>Kelp blue carbon: large carbon export and potential for anaerobic decomposition, overview of previous anaerobic seaweed decomposition studies</w:t>
+      </w:r>
+    </w:p>
+    <w:p>
+      <w:pPr>
+        <w:pStyle w:val="ListParagraph"/>
+        <w:numPr>
+          <w:ilvl w:val="0"/>
+          <w:numId w:val="1"/>
+        </w:numPr>
+        <w:spacing w:after="0" w:line="240" w:lineRule="auto"/>
+        <w:rPr>
+          <w:rFonts w:ascii="Times New Roman" w:hAnsi="Times New Roman"/>
+        </w:rPr>
+      </w:pPr>
+      <w:r>
+        <w:rPr>
+          <w:rFonts w:ascii="Times New Roman" w:hAnsi="Times New Roman"/>
+        </w:rPr>
+        <w:t xml:space="preserve">Knowledge gap: No study has quantified TA production or worked under complete anoxia (closest study is </w:t>
+      </w:r>
+      <w:r>
+        <w:rPr>
+          <w:rFonts w:ascii="Times New Roman" w:hAnsi="Times New Roman"/>
+        </w:rPr>
+        <w:fldChar w:fldCharType="begin"/>
+      </w:r>
+      <w:r>
+        <w:rPr>
+          <w:rFonts w:ascii="Times New Roman" w:hAnsi="Times New Roman"/>
+        </w:rPr>
+        <w:instrText>ADDIN BEC{Perkins et al., 2022 #30056}</w:instrText>
+      </w:r>
+      <w:r>
+        <w:rPr>
+          <w:rFonts w:ascii="Times New Roman" w:hAnsi="Times New Roman"/>
+        </w:rPr>
+        <w:fldChar w:fldCharType="separate"/>
+      </w:r>
+      <w:r>
+        <w:rPr>
+          <w:rFonts w:ascii="Times New Roman" w:hAnsi="Times New Roman"/>
+        </w:rPr>
+        <w:t>(Perkins et al. 2022)</w:t>
+      </w:r>
+      <w:r>
+        <w:rPr>
+          <w:rFonts w:ascii="Times New Roman" w:hAnsi="Times New Roman"/>
+        </w:rPr>
+        <w:fldChar w:fldCharType="end"/>
+      </w:r>
+      <w:r>
+        <w:rPr>
+          <w:rFonts w:ascii="Times New Roman" w:hAnsi="Times New Roman"/>
+        </w:rPr>
+        <w:t xml:space="preserve"> who worked on the same kelp in a sand mesocosm). Aims: 1. Test to what extent kelp is decomposed under anoxia, 2. Quantify the amount of kelp carbon that can be turned into TA. Outline experiments.</w:t>
+      </w:r>
+    </w:p>
+    <w:p>
+      <w:pPr>
+        <w:spacing w:after="0" w:line="240" w:lineRule="auto"/>
+        <w:rPr>
+          <w:rFonts w:ascii="Times New Roman" w:hAnsi="Times New Roman"/>
+        </w:rPr>
+      </w:pPr>
+    </w:p>
+    <w:p>
+      <w:pPr>
+        <w:spacing w:after="0" w:line="240" w:lineRule="auto"/>
+        <w:rPr>
+          <w:rFonts w:ascii="Times New Roman" w:hAnsi="Times New Roman"/>
+        </w:rPr>
+      </w:pPr>
+    </w:p>
+    <w:p>
+      <w:pPr>
+        <w:spacing w:after="0" w:line="240" w:lineRule="auto"/>
+        <w:rPr>
+          <w:rFonts w:ascii="Times New Roman" w:hAnsi="Times New Roman"/>
+        </w:rPr>
+      </w:pPr>
+    </w:p>
+    <w:p>
+      <w:pPr>
+        <w:spacing w:after="0" w:line="240" w:lineRule="auto"/>
+        <w:rPr>
+          <w:rFonts w:ascii="Times New Roman" w:hAnsi="Times New Roman"/>
+        </w:rPr>
+      </w:pPr>
+    </w:p>
+    <w:p>
+      <w:pPr>
+        <w:spacing w:after="0" w:line="240" w:lineRule="auto"/>
+        <w:rPr>
+          <w:rFonts w:ascii="Times New Roman" w:hAnsi="Times New Roman"/>
+        </w:rPr>
+      </w:pPr>
+    </w:p>
+    <w:p>
+      <w:pPr>
+        <w:spacing w:after="0" w:line="240" w:lineRule="auto"/>
+        <w:rPr>
+          <w:rFonts w:ascii="Times New Roman" w:hAnsi="Times New Roman"/>
+        </w:rPr>
+      </w:pPr>
+    </w:p>
+    <w:p>
+      <w:pPr>
+        <w:spacing w:after="0" w:line="240" w:lineRule="auto"/>
+        <w:rPr>
+          <w:rFonts w:ascii="Times New Roman" w:hAnsi="Times New Roman"/>
+        </w:rPr>
+      </w:pPr>
+      <w:r>
+        <w:fldChar w:fldCharType="begin"/>
+      </w:r>
+      <w:r>
+        <w:instrText>ADDIN BEC{Smith, 1981 #43308}</w:instrText>
+      </w:r>
+      <w:r>
+        <w:fldChar w:fldCharType="separate"/>
+      </w:r>
+      <w:r>
+        <w:t>(Smith 1981)</w:t>
+      </w:r>
+      <w:r>
+        <w:fldChar w:fldCharType="end"/>
+      </w:r>
+      <w:r>
+        <w:rPr>
+          <w:rFonts w:ascii="Times New Roman" w:hAnsi="Times New Roman"/>
+        </w:rPr>
+        <w:t xml:space="preserve"> </w:t>
+      </w:r>
+    </w:p>
+    <w:p>
+      <w:pPr>
+        <w:spacing w:after="0" w:line="240" w:lineRule="auto"/>
+        <w:rPr>
+          <w:rFonts w:ascii="Times New Roman" w:hAnsi="Times New Roman"/>
+        </w:rPr>
+      </w:pPr>
+    </w:p>
+    <w:p>
+      <w:pPr>
+        <w:spacing w:after="0" w:line="240" w:lineRule="auto"/>
+        <w:rPr>
+          <w:rFonts w:ascii="Times New Roman" w:hAnsi="Times New Roman"/>
+        </w:rPr>
+      </w:pPr>
+      <w:r>
+        <w:rPr>
+          <w:rFonts w:ascii="Times New Roman" w:hAnsi="Times New Roman"/>
+        </w:rPr>
+        <w:t xml:space="preserve">OAE </w:t>
+      </w:r>
+      <w:r>
+        <w:rPr>
+          <w:rFonts w:ascii="Times New Roman" w:hAnsi="Times New Roman"/>
+        </w:rPr>
+        <w:fldChar w:fldCharType="begin"/>
+      </w:r>
+      <w:r>
+        <w:rPr>
+          <w:rFonts w:ascii="Times New Roman" w:hAnsi="Times New Roman"/>
+        </w:rPr>
+        <w:instrText>ADDIN BEC{Renforth and Henderson, 2017 #216325; Schulz et al., 2023 #309504}</w:instrText>
+      </w:r>
+      <w:r>
+        <w:rPr>
+          <w:rFonts w:ascii="Times New Roman" w:hAnsi="Times New Roman"/>
+        </w:rPr>
+        <w:fldChar w:fldCharType="separate"/>
+      </w:r>
+      <w:r>
+        <w:rPr>
+          <w:rFonts w:ascii="Times New Roman" w:hAnsi="Times New Roman"/>
+        </w:rPr>
+        <w:t>(Renforth &amp; Henderson 2017, Schulz et al. 2023)</w:t>
+      </w:r>
+      <w:r>
+        <w:rPr>
+          <w:rFonts w:ascii="Times New Roman" w:hAnsi="Times New Roman"/>
+        </w:rPr>
+        <w:fldChar w:fldCharType="end"/>
+      </w:r>
+    </w:p>
+    <w:p>
+      <w:pPr>
+        <w:spacing w:after="0" w:line="240" w:lineRule="auto"/>
+        <w:rPr>
+          <w:rFonts w:ascii="Times New Roman" w:hAnsi="Times New Roman"/>
+        </w:rPr>
+      </w:pPr>
+    </w:p>
+    <w:p>
+      <w:pPr>
+        <w:spacing w:after="0" w:line="240" w:lineRule="auto"/>
+        <w:rPr>
+          <w:rFonts w:ascii="Times New Roman" w:hAnsi="Times New Roman"/>
+        </w:rPr>
+      </w:pPr>
+      <w:r>
+        <w:rPr>
+          <w:rFonts w:ascii="Times New Roman" w:hAnsi="Times New Roman"/>
+        </w:rPr>
+        <w:t xml:space="preserve">Outwelling of alkalinity from blue carbon ecosystems </w:t>
+      </w:r>
+      <w:r>
+        <w:rPr>
+          <w:rFonts w:ascii="Times New Roman" w:hAnsi="Times New Roman"/>
+        </w:rPr>
+        <w:fldChar w:fldCharType="begin"/>
+      </w:r>
+      <w:r>
+        <w:rPr>
+          <w:rFonts w:ascii="Times New Roman" w:hAnsi="Times New Roman"/>
+        </w:rPr>
+        <w:instrText>ADDIN BEC{Santos et al., 2021 #145636}</w:instrText>
+      </w:r>
+      <w:r>
+        <w:rPr>
+          <w:rFonts w:ascii="Times New Roman" w:hAnsi="Times New Roman"/>
+        </w:rPr>
+        <w:instrText>{Reithmaier et al., 2023 #164222}</w:instrText>
+      </w:r>
+      <w:r>
+        <w:rPr>
+          <w:rFonts w:ascii="Times New Roman" w:hAnsi="Times New Roman"/>
+        </w:rPr>
+        <w:fldChar w:fldCharType="separate"/>
+      </w:r>
+      <w:r>
+        <w:rPr>
+          <w:rFonts w:ascii="Times New Roman" w:hAnsi="Times New Roman"/>
+        </w:rPr>
+        <w:t>(Santos et al. 2021, Reithmaier et al. 2023)</w:t>
+      </w:r>
+      <w:r>
+        <w:rPr>
+          <w:rFonts w:ascii="Times New Roman" w:hAnsi="Times New Roman"/>
+        </w:rPr>
+        <w:fldChar w:fldCharType="end"/>
+      </w:r>
+    </w:p>
+    <w:p>
+      <w:pPr>
+        <w:spacing w:after="0" w:line="240" w:lineRule="auto"/>
+        <w:rPr>
+          <w:rFonts w:ascii="Times New Roman" w:hAnsi="Times New Roman"/>
+        </w:rPr>
+      </w:pPr>
+    </w:p>
+    <w:p>
+      <w:pPr>
+        <w:spacing w:after="0" w:line="240" w:lineRule="auto"/>
+        <w:rPr>
+          <w:rFonts w:ascii="Times New Roman" w:hAnsi="Times New Roman"/>
+        </w:rPr>
+      </w:pPr>
+      <w:r>
+        <w:rPr>
+          <w:rFonts w:ascii="Times New Roman" w:hAnsi="Times New Roman"/>
+        </w:rPr>
+        <w:t>Anaerobic macroalgal degradation</w:t>
+      </w:r>
+    </w:p>
+    <w:p>
+      <w:pPr>
+        <w:spacing w:after="0" w:line="240" w:lineRule="auto"/>
+        <w:rPr>
+          <w:rFonts w:ascii="Times New Roman" w:hAnsi="Times New Roman"/>
+        </w:rPr>
+      </w:pPr>
+      <w:r>
+        <w:rPr>
+          <w:rFonts w:ascii="Times New Roman" w:hAnsi="Times New Roman"/>
+        </w:rPr>
+        <w:fldChar w:fldCharType="begin"/>
+      </w:r>
+      <w:r>
+        <w:rPr>
+          <w:rFonts w:ascii="Times New Roman" w:hAnsi="Times New Roman"/>
+        </w:rPr>
+        <w:instrText>ADDIN BEC{van Erk et al., 2020 #99820}{Trevathan-Tackett et al., 2020 #74935}{Brodersen et al., 2019 #11903}{Dell et al., 2025 #7728}</w:instrText>
+      </w:r>
+      <w:r>
+        <w:rPr>
+          <w:rFonts w:ascii="Times New Roman" w:hAnsi="Times New Roman"/>
+        </w:rPr>
+        <w:fldChar w:fldCharType="separate"/>
+      </w:r>
+      <w:r>
+        <w:rPr>
+          <w:rFonts w:ascii="Times New Roman" w:hAnsi="Times New Roman"/>
+        </w:rPr>
+        <w:t>(Brodersen et al. 2019, Trevathan-Tackett et al. 2020, van Erk et al. 2020, Dell et al. 2025)</w:t>
+      </w:r>
+      <w:r>
+        <w:rPr>
+          <w:rFonts w:ascii="Times New Roman" w:hAnsi="Times New Roman"/>
+        </w:rPr>
+        <w:fldChar w:fldCharType="end"/>
+      </w:r>
+      <w:r>
+        <w:t xml:space="preserve"> </w:t>
+      </w:r>
+      <w:r>
+        <w:fldChar w:fldCharType="begin"/>
+      </w:r>
+      <w:r>
+        <w:instrText>ADDIN BEC{Middelburg et al., 2020 #61219}{Aromokeye et al., 2021 #40356}{Andersen and Kristensen, 1992 #5307}{Kristensen et al., 1992 #47546}{Westrich and Berner, 1984 #4002}</w:instrText>
+      </w:r>
+      <w:r>
+        <w:fldChar w:fldCharType="separate"/>
+      </w:r>
+      <w:r>
+        <w:t>(Westrich &amp; Berner 1984, Andersen &amp; Kristensen 1992, Kristensen et al. 1992, Middelburg et al. 2020, Aromokeye et al. 2021)</w:t>
+      </w:r>
+      <w:r>
+        <w:fldChar w:fldCharType="end"/>
+      </w:r>
+      <w:r>
+        <w:t xml:space="preserve"> </w:t>
+      </w:r>
+      <w:r>
+        <w:fldChar w:fldCharType="begin"/>
+      </w:r>
+      <w:r>
+        <w:instrText>ADDIN BEC{Brodersen et al., 2019 #11903}</w:instrText>
+      </w:r>
+      <w:r>
+        <w:fldChar w:fldCharType="separate"/>
+      </w:r>
+      <w:r>
+        <w:t>(Brodersen et al. 2019)</w:t>
+      </w:r>
+      <w:r>
+        <w:fldChar w:fldCharType="end"/>
+      </w:r>
+    </w:p>
+    <w:p>
+      <w:pPr>
+        <w:spacing w:after="0" w:line="240" w:lineRule="auto"/>
+        <w:rPr>
+          <w:rFonts w:ascii="Times New Roman" w:hAnsi="Times New Roman"/>
+        </w:rPr>
+      </w:pPr>
+    </w:p>
+    <w:p>
+      <w:pPr>
+        <w:spacing w:after="0" w:line="240" w:lineRule="auto"/>
+        <w:rPr>
+          <w:rFonts w:ascii="Times New Roman" w:hAnsi="Times New Roman"/>
+        </w:rPr>
+      </w:pPr>
+    </w:p>
+    <w:p>
+      <w:pPr>
+        <w:spacing w:after="0" w:line="240" w:lineRule="auto"/>
+        <w:rPr>
+          <w:rFonts w:ascii="Times New Roman" w:hAnsi="Times New Roman"/>
+        </w:rPr>
+      </w:pPr>
+      <w:r>
+        <w:rPr>
+          <w:rFonts w:ascii="Times New Roman" w:hAnsi="Times New Roman"/>
+        </w:rPr>
+        <w:t>Ammonification TA/DIC 1</w:t>
+      </w:r>
+    </w:p>
+    <w:p>
+      <w:pPr>
+        <w:spacing w:after="0" w:line="240" w:lineRule="auto"/>
+        <w:rPr>
+          <w:rFonts w:ascii="Times New Roman" w:hAnsi="Times New Roman"/>
+        </w:rPr>
+      </w:pPr>
+      <w:r>
+        <w:rPr>
+          <w:rFonts w:ascii="Times New Roman" w:hAnsi="Times New Roman"/>
+        </w:rPr>
+        <w:t>Nitrofication TA/DIC -1</w:t>
+      </w:r>
+    </w:p>
+    <w:p>
+      <w:pPr>
+        <w:spacing w:after="0" w:line="240" w:lineRule="auto"/>
+        <w:rPr>
+          <w:rFonts w:ascii="Times New Roman" w:hAnsi="Times New Roman"/>
+        </w:rPr>
+      </w:pPr>
+      <w:r>
+        <w:rPr>
+          <w:rFonts w:ascii="Times New Roman" w:hAnsi="Times New Roman"/>
+        </w:rPr>
+        <w:t xml:space="preserve">Denitrification TA/DIC 1 so they cancel </w:t>
+      </w:r>
+      <w:r>
+        <w:rPr>
+          <w:rFonts w:ascii="Times New Roman" w:hAnsi="Times New Roman"/>
+        </w:rPr>
+        <w:fldChar w:fldCharType="begin"/>
+      </w:r>
+      <w:r>
+        <w:rPr>
+          <w:rFonts w:ascii="Times New Roman" w:hAnsi="Times New Roman"/>
+        </w:rPr>
+        <w:instrText>ADDIN BEC{Wolf-Gladrow et al., 2007 #40277}</w:instrText>
+      </w:r>
+      <w:r>
+        <w:rPr>
+          <w:rFonts w:ascii="Times New Roman" w:hAnsi="Times New Roman"/>
+        </w:rPr>
+        <w:fldChar w:fldCharType="separate"/>
+      </w:r>
+      <w:r>
+        <w:rPr>
+          <w:rFonts w:ascii="Times New Roman" w:hAnsi="Times New Roman"/>
+        </w:rPr>
+        <w:t>(Wolf-Gladrow et al. 2007)</w:t>
+      </w:r>
+      <w:r>
+        <w:rPr>
+          <w:rFonts w:ascii="Times New Roman" w:hAnsi="Times New Roman"/>
+        </w:rPr>
+        <w:fldChar w:fldCharType="end"/>
+      </w:r>
+    </w:p>
+    <w:p>
+      <w:pPr>
+        <w:spacing w:after="0" w:line="240" w:lineRule="auto"/>
+        <w:rPr>
+          <w:rFonts w:ascii="Times New Roman" w:hAnsi="Times New Roman"/>
+        </w:rPr>
+      </w:pPr>
+      <w:r>
+        <w:rPr>
+          <w:rFonts w:ascii="Times New Roman" w:hAnsi="Times New Roman"/>
+        </w:rPr>
+        <w:t xml:space="preserve">Iron reduction </w:t>
+      </w:r>
+    </w:p>
+    <w:p>
+      <w:pPr>
+        <w:spacing w:after="0" w:line="240" w:lineRule="auto"/>
+        <w:rPr>
+          <w:rFonts w:ascii="Times New Roman" w:hAnsi="Times New Roman"/>
+        </w:rPr>
+      </w:pPr>
+      <w:r>
+        <w:rPr>
+          <w:rFonts w:ascii="Times New Roman" w:hAnsi="Times New Roman"/>
+        </w:rPr>
+        <w:lastRenderedPageBreak/>
+        <w:t>Sulfate reduction (stromatolites)</w:t>
+      </w:r>
+    </w:p>
+    <w:p>
+      <w:pPr>
+        <w:spacing w:after="0" w:line="240" w:lineRule="auto"/>
+        <w:rPr>
+          <w:rFonts w:ascii="Times New Roman" w:hAnsi="Times New Roman"/>
+        </w:rPr>
+      </w:pPr>
+    </w:p>
+    <w:p>
+      <w:pPr>
+        <w:spacing w:after="0" w:line="240" w:lineRule="auto"/>
+        <w:rPr>
+          <w:rFonts w:ascii="Times New Roman" w:hAnsi="Times New Roman"/>
+        </w:rPr>
+      </w:pPr>
+      <w:r>
+        <w:rPr>
+          <w:rFonts w:ascii="Times New Roman" w:hAnsi="Times New Roman"/>
+        </w:rPr>
+        <w:fldChar w:fldCharType="begin"/>
+      </w:r>
+      <w:r>
+        <w:rPr>
+          <w:rFonts w:ascii="Times New Roman" w:hAnsi="Times New Roman"/>
+        </w:rPr>
+        <w:instrText>ADDIN BEC{Bowles et al., 2014 #16250}</w:instrText>
+      </w:r>
+      <w:r>
+        <w:rPr>
+          <w:rFonts w:ascii="Times New Roman" w:hAnsi="Times New Roman"/>
+        </w:rPr>
+        <w:fldChar w:fldCharType="separate"/>
+      </w:r>
+      <w:r>
+        <w:rPr>
+          <w:rFonts w:ascii="Times New Roman" w:hAnsi="Times New Roman"/>
+        </w:rPr>
+        <w:t>(Bowles et al. 2014)</w:t>
+      </w:r>
+      <w:r>
+        <w:rPr>
+          <w:rFonts w:ascii="Times New Roman" w:hAnsi="Times New Roman"/>
+        </w:rPr>
+        <w:fldChar w:fldCharType="end"/>
+      </w:r>
+    </w:p>
+    <w:p>
+      <w:pPr>
+        <w:spacing w:after="0" w:line="240" w:lineRule="auto"/>
+        <w:rPr>
+          <w:rFonts w:ascii="Times New Roman" w:hAnsi="Times New Roman"/>
+        </w:rPr>
+      </w:pPr>
+      <w:r>
+        <w:rPr>
+          <w:rFonts w:ascii="Times New Roman" w:hAnsi="Times New Roman"/>
+        </w:rPr>
+        <w:fldChar w:fldCharType="begin"/>
+      </w:r>
+      <w:r>
+        <w:rPr>
+          <w:rFonts w:ascii="Times New Roman" w:hAnsi="Times New Roman"/>
+        </w:rPr>
+        <w:instrText>ADDIN BEC{Barker Jørgensen et al., 2024 #161091}</w:instrText>
+      </w:r>
+      <w:r>
+        <w:rPr>
+          <w:rFonts w:ascii="Times New Roman" w:hAnsi="Times New Roman"/>
+        </w:rPr>
+        <w:fldChar w:fldCharType="separate"/>
+      </w:r>
+      <w:r>
+        <w:rPr>
+          <w:rFonts w:ascii="Times New Roman" w:hAnsi="Times New Roman"/>
+        </w:rPr>
+        <w:t>(Barker Jørgensen et al. 2024)</w:t>
+      </w:r>
+      <w:r>
+        <w:rPr>
+          <w:rFonts w:ascii="Times New Roman" w:hAnsi="Times New Roman"/>
+        </w:rPr>
+        <w:fldChar w:fldCharType="end"/>
+      </w:r>
+    </w:p>
+    <w:p>
+      <w:pPr>
+        <w:spacing w:after="0" w:line="240" w:lineRule="auto"/>
+        <w:rPr>
+          <w:rFonts w:ascii="Times New Roman" w:hAnsi="Times New Roman"/>
+        </w:rPr>
+      </w:pPr>
+      <w:r>
+        <w:rPr>
+          <w:rFonts w:ascii="Times New Roman" w:hAnsi="Times New Roman"/>
+        </w:rPr>
+        <w:t xml:space="preserve">Denitrification and sulfate reduction but not iron and manganese reduction lead to permanent TA increase </w:t>
+      </w:r>
+      <w:r>
+        <w:rPr>
+          <w:rFonts w:ascii="Times New Roman" w:hAnsi="Times New Roman"/>
+        </w:rPr>
+        <w:fldChar w:fldCharType="begin"/>
+      </w:r>
+      <w:r>
+        <w:rPr>
+          <w:rFonts w:ascii="Times New Roman" w:hAnsi="Times New Roman"/>
+        </w:rPr>
+        <w:instrText>ADDIN BEC{Hu and Cai, 2011 #49515}</w:instrText>
+      </w:r>
+      <w:r>
+        <w:rPr>
+          <w:rFonts w:ascii="Times New Roman" w:hAnsi="Times New Roman"/>
+        </w:rPr>
+        <w:fldChar w:fldCharType="separate"/>
+      </w:r>
+      <w:r>
+        <w:rPr>
+          <w:rFonts w:ascii="Times New Roman" w:hAnsi="Times New Roman"/>
+        </w:rPr>
+        <w:t>(Hu &amp; Cai 2011b)</w:t>
+      </w:r>
+      <w:r>
+        <w:rPr>
+          <w:rFonts w:ascii="Times New Roman" w:hAnsi="Times New Roman"/>
+        </w:rPr>
+        <w:fldChar w:fldCharType="end"/>
+      </w:r>
+      <w:r>
+        <w:t xml:space="preserve"> </w:t>
+      </w:r>
+      <w:r>
+        <w:rPr>
+          <w:rFonts w:ascii="Times New Roman" w:hAnsi="Times New Roman"/>
+        </w:rPr>
+        <w:fldChar w:fldCharType="begin"/>
+      </w:r>
+      <w:r>
+        <w:rPr>
+          <w:rFonts w:ascii="Times New Roman" w:hAnsi="Times New Roman"/>
+        </w:rPr>
+        <w:instrText>ADDIN BEC{Hu and Cai, 2011 #75255}</w:instrText>
+      </w:r>
+      <w:r>
+        <w:rPr>
+          <w:rFonts w:ascii="Times New Roman" w:hAnsi="Times New Roman"/>
+        </w:rPr>
+        <w:fldChar w:fldCharType="separate"/>
+      </w:r>
+      <w:r>
+        <w:rPr>
+          <w:rFonts w:ascii="Times New Roman" w:hAnsi="Times New Roman"/>
+        </w:rPr>
+        <w:t>(Hu &amp; Cai 2011a)</w:t>
+      </w:r>
+      <w:r>
+        <w:rPr>
+          <w:rFonts w:ascii="Times New Roman" w:hAnsi="Times New Roman"/>
+        </w:rPr>
+        <w:fldChar w:fldCharType="end"/>
+      </w:r>
+    </w:p>
+    <w:p>
+      <w:pPr>
+        <w:spacing w:after="0" w:line="240" w:lineRule="auto"/>
+        <w:rPr>
+          <w:rFonts w:ascii="Times New Roman" w:hAnsi="Times New Roman"/>
+        </w:rPr>
+      </w:pPr>
+    </w:p>
+    <w:p>
+      <w:pPr>
+        <w:spacing w:after="0" w:line="240" w:lineRule="auto"/>
+        <w:rPr>
+          <w:rFonts w:ascii="Times New Roman" w:hAnsi="Times New Roman"/>
+        </w:rPr>
+      </w:pPr>
+      <w:r>
+        <w:rPr>
+          <w:rFonts w:ascii="Times New Roman" w:hAnsi="Times New Roman"/>
+        </w:rPr>
+        <w:t>sulfate-reducing bacteria (SRB)</w:t>
+      </w:r>
+    </w:p>
+    <w:p>
+      <w:pPr>
+        <w:spacing w:after="0" w:line="240" w:lineRule="auto"/>
+        <w:rPr>
+          <w:rFonts w:ascii="Times New Roman" w:hAnsi="Times New Roman"/>
+        </w:rPr>
+      </w:pPr>
+      <w:r>
+        <w:rPr>
+          <w:rFonts w:ascii="Times New Roman" w:hAnsi="Times New Roman"/>
+        </w:rPr>
+        <w:t>H</w:t>
+      </w:r>
+      <w:r>
+        <w:rPr>
+          <w:rFonts w:ascii="Times New Roman" w:hAnsi="Times New Roman"/>
+          <w:vertAlign w:val="subscript"/>
+        </w:rPr>
+        <w:t>2</w:t>
+      </w:r>
+      <w:r>
+        <w:rPr>
+          <w:rFonts w:ascii="Times New Roman" w:hAnsi="Times New Roman"/>
+        </w:rPr>
+        <w:t>S</w:t>
+      </w:r>
+    </w:p>
+    <w:p>
+      <w:pPr>
+        <w:spacing w:after="0" w:line="240" w:lineRule="auto"/>
+        <w:rPr>
+          <w:rFonts w:ascii="Times New Roman" w:hAnsi="Times New Roman"/>
+        </w:rPr>
+      </w:pPr>
+      <w:r>
+        <w:rPr>
+          <w:rFonts w:ascii="Times New Roman" w:hAnsi="Times New Roman"/>
+        </w:rPr>
+        <w:t>iron-reducing bacteria (IRB)</w:t>
+      </w:r>
+    </w:p>
+    <w:p>
+      <w:pPr>
+        <w:spacing w:after="0" w:line="240" w:lineRule="auto"/>
+        <w:rPr>
+          <w:rFonts w:ascii="Times New Roman" w:hAnsi="Times New Roman"/>
+        </w:rPr>
+      </w:pPr>
+      <w:r>
+        <w:rPr>
+          <w:rFonts w:ascii="Times New Roman" w:hAnsi="Times New Roman"/>
+        </w:rPr>
+        <w:t>DIC</w:t>
+      </w:r>
+    </w:p>
+    <w:p>
+      <w:pPr>
+        <w:spacing w:after="0" w:line="240" w:lineRule="auto"/>
+        <w:rPr>
+          <w:rFonts w:ascii="Times New Roman" w:hAnsi="Times New Roman"/>
+        </w:rPr>
+      </w:pPr>
+      <w:r>
+        <w:rPr>
+          <w:rFonts w:ascii="Times New Roman" w:hAnsi="Times New Roman"/>
+        </w:rPr>
+        <w:t>CO</w:t>
+      </w:r>
+      <w:r>
+        <w:rPr>
+          <w:rFonts w:ascii="Times New Roman" w:hAnsi="Times New Roman"/>
+          <w:vertAlign w:val="subscript"/>
+        </w:rPr>
+        <w:t>2</w:t>
+      </w:r>
+    </w:p>
+    <w:p>
+      <w:pPr>
+        <w:spacing w:after="0" w:line="240" w:lineRule="auto"/>
+        <w:rPr>
+          <w:rFonts w:ascii="Times New Roman" w:hAnsi="Times New Roman"/>
+        </w:rPr>
+      </w:pPr>
+      <w:r>
+        <w:rPr>
+          <w:rFonts w:ascii="Times New Roman" w:hAnsi="Times New Roman"/>
+        </w:rPr>
+        <w:t>Electron acceptors</w:t>
+      </w:r>
+    </w:p>
+    <w:p>
+      <w:pPr>
+        <w:spacing w:after="0" w:line="240" w:lineRule="auto"/>
+        <w:rPr>
+          <w:rFonts w:ascii="Times New Roman" w:hAnsi="Times New Roman"/>
+        </w:rPr>
+      </w:pPr>
+    </w:p>
+    <w:p>
+      <w:pPr>
+        <w:spacing w:after="0" w:line="240" w:lineRule="auto"/>
+        <w:rPr>
+          <w:rFonts w:ascii="Times New Roman" w:hAnsi="Times New Roman"/>
+        </w:rPr>
+      </w:pPr>
+    </w:p>
+    <w:p>
+      <w:pPr>
+        <w:spacing w:after="0" w:line="240" w:lineRule="auto"/>
+        <w:rPr>
+          <w:rFonts w:ascii="Times New Roman" w:hAnsi="Times New Roman"/>
+          <w:b/>
+          <w:bCs/>
+        </w:rPr>
+      </w:pPr>
+      <w:commentRangeStart w:id="1"/>
+      <w:r>
+        <w:rPr>
+          <w:rFonts w:ascii="Times New Roman" w:hAnsi="Times New Roman"/>
+          <w:b/>
+          <w:bCs/>
+        </w:rPr>
+        <w:t>Methods</w:t>
+      </w:r>
+      <w:commentRangeEnd w:id="1"/>
+      <w:r>
+        <w:rPr>
+          <w:rStyle w:val="CommentReference"/>
+          <w:rFonts w:ascii="Times New Roman" w:hAnsi="Times New Roman"/>
+          <w:b/>
+          <w:bCs/>
+          <w:sz w:val="24"/>
+          <w:szCs w:val="24"/>
+        </w:rPr>
+        <w:commentReference w:id="1"/>
+      </w:r>
+    </w:p>
+    <w:p>
+      <w:pPr>
+        <w:spacing w:after="0" w:line="240" w:lineRule="auto"/>
+        <w:rPr>
+          <w:rFonts w:ascii="Times New Roman" w:hAnsi="Times New Roman"/>
+        </w:rPr>
+      </w:pPr>
       <w:r>
         <w:rPr>
           <w:rFonts w:ascii="Times New Roman" w:hAnsi="Times New Roman"/>
@@ -1410,7 +1778,14 @@
         <w:rPr>
           <w:rFonts w:ascii="Times New Roman" w:hAnsi="Times New Roman"/>
         </w:rPr>
-        <w:t xml:space="preserve">) and stored at </w:t>
+        <w:t xml:space="preserve">) and </w:t>
+      </w:r>
+      <w:r>
+        <w:rPr>
+          <w:rFonts w:ascii="Times New Roman" w:hAnsi="Times New Roman"/>
+        </w:rPr>
+        <w:lastRenderedPageBreak/>
+        <w:t xml:space="preserve">stored at </w:t>
       </w:r>
       <w:r>
         <w:rPr>
@@ -1424,14 +1799,14 @@
         </w:rPr>
         <w:t xml:space="preserve">80°C for microbial DNA extraction and </w:t>
       </w:r>
-      <w:commentRangeStart w:id="1"/>
+      <w:commentRangeStart w:id="2"/>
       <w:r>
         <w:rPr>
           <w:rFonts w:ascii="Times New Roman" w:hAnsi="Times New Roman"/>
         </w:rPr>
         <w:t>another sample was used to start an anaerobic culture</w:t>
       </w:r>
-      <w:commentRangeEnd w:id="1"/>
+      <w:commentRangeEnd w:id="2"/>
       <w:r>
         <w:rPr>
           <w:rStyle w:val="CommentReference"/>
@@ -1439,7 +1814,7 @@
           <w:sz w:val="24"/>
           <w:szCs w:val="24"/>
         </w:rPr>
-        <w:commentReference w:id="1"/>
+        <w:commentReference w:id="2"/>
       </w:r>
       <w:r>
         <w:rPr>
@@ -1528,14 +1903,14 @@
         </w:rPr>
         <w:t xml:space="preserve">) to ensure complete anoxia. The sampling routine was identical for all experiments. Approximately 15 mL of seawater was regularly sampled over the experimental duration using a syringe attached to a long needle inserted through the septum. A 12-mL subsample was 0.45-µm filtered into a 12-mL polypropylene tube with minimal headspace and refrigerated for TA analysis. The remainder was filtered into a 2-mL centrifuge tube, amended with </w:t>
       </w:r>
-      <w:commentRangeStart w:id="2"/>
+      <w:commentRangeStart w:id="3"/>
       <w:r>
         <w:rPr>
           <w:rFonts w:ascii="Times New Roman" w:hAnsi="Times New Roman"/>
         </w:rPr>
         <w:t xml:space="preserve">hydrochloric acid (HCl) </w:t>
       </w:r>
-      <w:commentRangeEnd w:id="2"/>
+      <w:commentRangeEnd w:id="3"/>
       <w:r>
         <w:rPr>
           <w:rStyle w:val="CommentReference"/>
@@ -1543,7 +1918,7 @@
           <w:sz w:val="24"/>
           <w:szCs w:val="24"/>
         </w:rPr>
-        <w:commentReference w:id="2"/>
+        <w:commentReference w:id="3"/>
       </w:r>
       <w:r>
         <w:rPr>
@@ -1571,7 +1946,6 @@
         <w:rPr>
           <w:rFonts w:ascii="Times New Roman" w:hAnsi="Times New Roman"/>
         </w:rPr>
-        <w:lastRenderedPageBreak/>
         <w:t>The aim of the first experiment was to get an idea of the spectrum of anaerobic kelp decomposition in seawater. We filtered seawater to 5-µm to remove particulates but retain bacteria. On 3</w:t>
       </w:r>
       <w:r>
@@ -1717,14 +2091,14 @@
         </w:rPr>
         <w:t xml:space="preserve">, </w:t>
       </w:r>
-      <w:commentRangeStart w:id="3"/>
+      <w:commentRangeStart w:id="4"/>
       <w:r>
         <w:rPr>
           <w:rFonts w:ascii="Times New Roman" w:hAnsi="Times New Roman"/>
         </w:rPr>
         <w:t>…)</w:t>
       </w:r>
-      <w:commentRangeEnd w:id="3"/>
+      <w:commentRangeEnd w:id="4"/>
       <w:r>
         <w:rPr>
           <w:rStyle w:val="CommentReference"/>
@@ -1732,7 +2106,7 @@
           <w:sz w:val="24"/>
           <w:szCs w:val="24"/>
         </w:rPr>
-        <w:commentReference w:id="3"/>
+        <w:commentReference w:id="4"/>
       </w:r>
       <w:r>
         <w:rPr>
@@ -1766,14 +2140,14 @@
         </w:rPr>
         <w:t xml:space="preserve">, </w:t>
       </w:r>
-      <w:commentRangeStart w:id="4"/>
+      <w:commentRangeStart w:id="5"/>
       <w:r>
         <w:rPr>
           <w:rFonts w:ascii="Times New Roman" w:hAnsi="Times New Roman"/>
         </w:rPr>
         <w:t>…)</w:t>
       </w:r>
-      <w:commentRangeEnd w:id="4"/>
+      <w:commentRangeEnd w:id="5"/>
       <w:r>
         <w:rPr>
           <w:rStyle w:val="CommentReference"/>
@@ -1781,7 +2155,7 @@
           <w:sz w:val="24"/>
           <w:szCs w:val="24"/>
         </w:rPr>
-        <w:commentReference w:id="4"/>
+        <w:commentReference w:id="5"/>
       </w:r>
       <w:r>
         <w:rPr>
@@ -2336,14 +2710,14 @@
         </w:rPr>
         <w:t xml:space="preserve"> with </w:t>
       </w:r>
-      <w:commentRangeStart w:id="5"/>
+      <w:commentRangeStart w:id="6"/>
       <w:r>
         <w:rPr>
           <w:rFonts w:ascii="Times New Roman" w:hAnsi="Times New Roman"/>
         </w:rPr>
         <w:t xml:space="preserve">… mL </w:t>
       </w:r>
-      <w:commentRangeEnd w:id="5"/>
+      <w:commentRangeEnd w:id="6"/>
       <w:r>
         <w:rPr>
           <w:rStyle w:val="CommentReference"/>
@@ -2351,15 +2725,22 @@
           <w:sz w:val="24"/>
           <w:szCs w:val="24"/>
         </w:rPr>
-        <w:commentReference w:id="5"/>
-      </w:r>
-      <w:r>
-        <w:rPr>
-          <w:rFonts w:ascii="Times New Roman" w:hAnsi="Times New Roman"/>
-        </w:rPr>
-        <w:t xml:space="preserve">of 1 M sodium hydroxide solution using airtight tubing. This has the added benefit of stripping hydrogen sulfide. Pressure release was ensured via </w:t>
-      </w:r>
-      <w:commentRangeStart w:id="6"/>
+        <w:commentReference w:id="6"/>
+      </w:r>
+      <w:r>
+        <w:rPr>
+          <w:rFonts w:ascii="Times New Roman" w:hAnsi="Times New Roman"/>
+        </w:rPr>
+        <w:t xml:space="preserve">of 1 M sodium hydroxide solution using airtight tubing. This has the added benefit of </w:t>
+      </w:r>
+      <w:r>
+        <w:rPr>
+          <w:rFonts w:ascii="Times New Roman" w:hAnsi="Times New Roman"/>
+        </w:rPr>
+        <w:lastRenderedPageBreak/>
+        <w:t xml:space="preserve">stripping hydrogen sulfide. Pressure release was ensured via </w:t>
+      </w:r>
+      <w:commentRangeStart w:id="7"/>
       <w:r>
         <w:rPr>
           <w:rFonts w:ascii="Times New Roman" w:hAnsi="Times New Roman"/>
@@ -2378,7 +2759,7 @@
         </w:rPr>
         <w:t xml:space="preserve"> </w:t>
       </w:r>
-      <w:commentRangeEnd w:id="6"/>
+      <w:commentRangeEnd w:id="7"/>
       <w:r>
         <w:rPr>
           <w:rStyle w:val="CommentReference"/>
@@ -2386,7 +2767,7 @@
           <w:sz w:val="24"/>
           <w:szCs w:val="24"/>
         </w:rPr>
-        <w:commentReference w:id="6"/>
+        <w:commentReference w:id="7"/>
       </w:r>
       <w:r>
         <w:rPr>
@@ -2413,15 +2794,9 @@
         <w:t xml:space="preserve">In this experiment we focussed on sulfate reduction because unlike iron reduction it can lead to permanent TA gains due to sedimentary pyrite formation </w:t>
       </w:r>
       <w:r>
-        <w:rPr>
-          <w:rFonts w:ascii="Times New Roman" w:hAnsi="Times New Roman"/>
-        </w:rPr>
         <w:fldChar w:fldCharType="begin"/>
       </w:r>
       <w:r>
-        <w:rPr>
-          <w:rFonts w:ascii="Times New Roman" w:hAnsi="Times New Roman"/>
-        </w:rPr>
         <w:instrText xml:space="preserve">ADDIN BEC{Berner, 1985 #141708; </w:instrText>
       </w:r>
       <w:r>
@@ -2431,21 +2806,12 @@
         <w:instrText>Hu and Cai, 2011 #49515}</w:instrText>
       </w:r>
       <w:r>
-        <w:rPr>
-          <w:rFonts w:ascii="Times New Roman" w:hAnsi="Times New Roman"/>
-        </w:rPr>
         <w:fldChar w:fldCharType="separate"/>
       </w:r>
       <w:r>
-        <w:rPr>
-          <w:rFonts w:ascii="Times New Roman" w:hAnsi="Times New Roman"/>
-        </w:rPr>
-        <w:t>(Berner 1985, Hu &amp; Cai 2011)</w:t>
-      </w:r>
-      <w:r>
-        <w:rPr>
-          <w:rFonts w:ascii="Times New Roman" w:hAnsi="Times New Roman"/>
-        </w:rPr>
+        <w:t>(Berner 1985, Hu &amp; Cai 2011b)</w:t>
+      </w:r>
+      <w:r>
         <w:fldChar w:fldCharType="end"/>
       </w:r>
       <w:r>
@@ -2563,14 +2929,14 @@
         </w:rPr>
         <w:t xml:space="preserve"> (</w:t>
       </w:r>
-      <w:commentRangeStart w:id="7"/>
+      <w:commentRangeStart w:id="8"/>
       <w:r>
         <w:rPr>
           <w:rFonts w:ascii="Times New Roman" w:hAnsi="Times New Roman"/>
         </w:rPr>
         <w:t>…</w:t>
       </w:r>
-      <w:commentRangeEnd w:id="7"/>
+      <w:commentRangeEnd w:id="8"/>
       <w:r>
         <w:rPr>
           <w:rStyle w:val="CommentReference"/>
@@ -2578,7 +2944,7 @@
           <w:sz w:val="24"/>
           <w:szCs w:val="24"/>
         </w:rPr>
-        <w:commentReference w:id="7"/>
+        <w:commentReference w:id="8"/>
       </w:r>
       <w:r>
         <w:rPr>
@@ -2722,14 +3088,7 @@
         <w:rPr>
           <w:rFonts w:ascii="Times New Roman" w:hAnsi="Times New Roman"/>
         </w:rPr>
-        <w:t xml:space="preserve">, </w:t>
-      </w:r>
-      <w:r>
-        <w:rPr>
-          <w:rFonts w:ascii="Times New Roman" w:hAnsi="Times New Roman"/>
-        </w:rPr>
-        <w:lastRenderedPageBreak/>
-        <w:t>deoxygenated seawater</w:t>
+        <w:t>, deoxygenated seawater</w:t>
       </w:r>
       <w:r>
         <w:rPr>
@@ -2743,7 +3102,7 @@
         </w:rPr>
         <w:t xml:space="preserve">inoculated with </w:t>
       </w:r>
-      <w:commentRangeStart w:id="8"/>
+      <w:commentRangeStart w:id="9"/>
       <w:r>
         <w:rPr>
           <w:rFonts w:ascii="Times New Roman" w:hAnsi="Times New Roman"/>
@@ -2756,7 +3115,7 @@
         </w:rPr>
         <w:t>culture</w:t>
       </w:r>
-      <w:commentRangeEnd w:id="8"/>
+      <w:commentRangeEnd w:id="9"/>
       <w:r>
         <w:rPr>
           <w:rStyle w:val="CommentReference"/>
@@ -2764,7 +3123,7 @@
           <w:sz w:val="24"/>
           <w:szCs w:val="24"/>
         </w:rPr>
-        <w:commentReference w:id="8"/>
+        <w:commentReference w:id="9"/>
       </w:r>
       <w:r>
         <w:rPr>
@@ -2919,19 +3278,7 @@
         <w:rPr>
           <w:rFonts w:ascii="Times New Roman" w:hAnsi="Times New Roman"/>
         </w:rPr>
-        <w:t xml:space="preserve"> </w:t>
-      </w:r>
-      <w:r>
-        <w:rPr>
-          <w:rFonts w:ascii="Times New Roman" w:hAnsi="Times New Roman"/>
-        </w:rPr>
-        <w:t>The remaining seawater was carefully decanted and flasks with particulates were oven dried at 60°C and weighed (d = 1 mg, Ohaus, Parsippany, USA)</w:t>
-      </w:r>
-      <w:r>
-        <w:rPr>
-          <w:rFonts w:ascii="Times New Roman" w:hAnsi="Times New Roman"/>
-        </w:rPr>
-        <w:t>.</w:t>
+        <w:t xml:space="preserve"> The remaining seawater was carefully decanted and flasks with particulates were oven dried at 60°C and weighed (d = 1 mg, Ohaus, Parsippany, USA).</w:t>
       </w:r>
     </w:p>
     <w:p>
@@ -3127,7 +3474,7 @@
           <w:rFonts w:ascii="Times New Roman" w:hAnsi="Times New Roman"/>
         </w:rPr>
       </w:pPr>
-      <w:commentRangeStart w:id="9"/>
+      <w:commentRangeStart w:id="10"/>
       <w:r>
         <w:rPr>
           <w:rFonts w:ascii="Times New Roman" w:hAnsi="Times New Roman"/>
@@ -3202,7 +3549,7 @@
         </w:rPr>
         <w:t>).</w:t>
       </w:r>
-      <w:commentRangeEnd w:id="9"/>
+      <w:commentRangeEnd w:id="10"/>
       <w:r>
         <w:rPr>
           <w:rStyle w:val="CommentReference"/>
@@ -3210,7 +3557,7 @@
           <w:sz w:val="24"/>
           <w:szCs w:val="24"/>
         </w:rPr>
-        <w:commentReference w:id="9"/>
+        <w:commentReference w:id="10"/>
       </w:r>
     </w:p>
     <w:p>
@@ -3309,48 +3656,28 @@
         <w:rPr>
           <w:rFonts w:ascii="Times New Roman" w:hAnsi="Times New Roman"/>
         </w:rPr>
-        <w:t xml:space="preserve">) accept protons, so </w:t>
-      </w:r>
-      <w:r>
-        <w:rPr>
-          <w:rFonts w:ascii="Times New Roman" w:hAnsi="Times New Roman"/>
-        </w:rPr>
-        <w:t>conventional</w:t>
-      </w:r>
-      <w:r>
-        <w:rPr>
-          <w:rFonts w:ascii="Times New Roman" w:hAnsi="Times New Roman"/>
-        </w:rPr>
-        <w:t xml:space="preserve"> carbonate system calculations are inaccurate for anoxic systems </w:t>
-      </w:r>
-      <w:r>
-        <w:rPr>
-          <w:rFonts w:ascii="Times New Roman" w:hAnsi="Times New Roman"/>
-        </w:rPr>
+        <w:t xml:space="preserve">) accept protons, so conventional </w:t>
+      </w:r>
+      <w:r>
+        <w:rPr>
+          <w:rFonts w:ascii="Times New Roman" w:hAnsi="Times New Roman"/>
+        </w:rPr>
+        <w:lastRenderedPageBreak/>
+        <w:t xml:space="preserve">carbonate system calculations are inaccurate for anoxic systems </w:t>
+      </w:r>
+      <w:r>
         <w:fldChar w:fldCharType="begin"/>
       </w:r>
       <w:r>
-        <w:rPr>
-          <w:rFonts w:ascii="Times New Roman" w:hAnsi="Times New Roman"/>
-        </w:rPr>
         <w:instrText>ADDIN BEC{Xu et al., 2017 #267417}</w:instrText>
       </w:r>
       <w:r>
-        <w:rPr>
-          <w:rFonts w:ascii="Times New Roman" w:hAnsi="Times New Roman"/>
-        </w:rPr>
         <w:fldChar w:fldCharType="separate"/>
       </w:r>
       <w:r>
-        <w:rPr>
-          <w:rFonts w:ascii="Times New Roman" w:hAnsi="Times New Roman"/>
-        </w:rPr>
         <w:t>(Xu et al. 2017)</w:t>
       </w:r>
       <w:r>
-        <w:rPr>
-          <w:rFonts w:ascii="Times New Roman" w:hAnsi="Times New Roman"/>
-        </w:rPr>
         <w:fldChar w:fldCharType="end"/>
       </w:r>
       <w:r>
@@ -3360,15 +3687,9 @@
         <w:t xml:space="preserve">. We used the package seacarb v3.3.3 </w:t>
       </w:r>
       <w:r>
-        <w:rPr>
-          <w:rFonts w:ascii="Times New Roman" w:hAnsi="Times New Roman"/>
-        </w:rPr>
         <w:fldChar w:fldCharType="begin"/>
       </w:r>
       <w:r>
-        <w:rPr>
-          <w:rFonts w:ascii="Times New Roman" w:hAnsi="Times New Roman"/>
-        </w:rPr>
         <w:instrText>ADDIN BEC{Gattuso et al., 2024 #19715</w:instrText>
       </w:r>
       <w:r>
@@ -3378,40 +3699,19 @@
         <w:instrText>}</w:instrText>
       </w:r>
       <w:r>
-        <w:rPr>
-          <w:rFonts w:ascii="Times New Roman" w:hAnsi="Times New Roman"/>
-        </w:rPr>
         <w:fldChar w:fldCharType="separate"/>
       </w:r>
       <w:r>
-        <w:rPr>
-          <w:rFonts w:ascii="Times New Roman" w:hAnsi="Times New Roman"/>
-        </w:rPr>
         <w:t>(Gattuso et al. 2024)</w:t>
       </w:r>
       <w:r>
-        <w:rPr>
-          <w:rFonts w:ascii="Times New Roman" w:hAnsi="Times New Roman"/>
-        </w:rPr>
         <w:fldChar w:fldCharType="end"/>
       </w:r>
       <w:r>
         <w:rPr>
           <w:rFonts w:ascii="Times New Roman" w:hAnsi="Times New Roman"/>
         </w:rPr>
-        <w:t xml:space="preserve">, which offers both a </w:t>
-      </w:r>
-      <w:r>
-        <w:rPr>
-          <w:rFonts w:ascii="Times New Roman" w:hAnsi="Times New Roman"/>
-        </w:rPr>
-        <w:t xml:space="preserve">conventional </w:t>
-      </w:r>
-      <w:r>
-        <w:rPr>
-          <w:rFonts w:ascii="Times New Roman" w:hAnsi="Times New Roman"/>
-        </w:rPr>
-        <w:t xml:space="preserve">carbonate system function </w:t>
+        <w:t xml:space="preserve">, which offers both a conventional carbonate system function </w:t>
       </w:r>
       <w:r>
         <w:rPr>
@@ -3538,19 +3838,7 @@
         <w:rPr>
           <w:rFonts w:ascii="Times New Roman" w:hAnsi="Times New Roman"/>
         </w:rPr>
-        <w:t xml:space="preserve">S production, we calculated it </w:t>
-      </w:r>
-      <w:r>
-        <w:rPr>
-          <w:rFonts w:ascii="Times New Roman" w:hAnsi="Times New Roman"/>
-        </w:rPr>
-        <w:t xml:space="preserve">as </w:t>
-      </w:r>
-      <w:r>
-        <w:rPr>
-          <w:rFonts w:ascii="Times New Roman" w:hAnsi="Times New Roman"/>
-        </w:rPr>
-        <w:t>H</w:t>
+        <w:t>S production, we calculated it as H</w:t>
       </w:r>
       <w:r>
         <w:rPr>
@@ -3563,35 +3851,141 @@
         <w:rPr>
           <w:rFonts w:ascii="Times New Roman" w:hAnsi="Times New Roman"/>
         </w:rPr>
+        <w:t xml:space="preserve">S = TA </w:t>
+      </w:r>
+      <w:r>
+        <w:rPr>
+          <w:rFonts w:ascii="Times New Roman" w:hAnsi="Times New Roman"/>
+        </w:rPr>
+        <w:t xml:space="preserve">× </w:t>
+      </w:r>
+      <w:r>
+        <w:rPr>
+          <w:rFonts w:ascii="Times New Roman" w:hAnsi="Times New Roman"/>
+        </w:rPr>
+        <w:t>1/2 based on the theoretical molar ratio given by 2CH</w:t>
+      </w:r>
+      <w:r>
+        <w:rPr>
+          <w:rFonts w:ascii="Times New Roman" w:hAnsi="Times New Roman"/>
+          <w:vertAlign w:val="subscript"/>
+        </w:rPr>
+        <w:t>2</w:t>
+      </w:r>
+      <w:r>
+        <w:rPr>
+          <w:rFonts w:ascii="Times New Roman" w:hAnsi="Times New Roman"/>
+        </w:rPr>
+        <w:t>O + SO</w:t>
+      </w:r>
+      <w:r>
+        <w:rPr>
+          <w:rFonts w:ascii="Times New Roman" w:hAnsi="Times New Roman"/>
+          <w:vertAlign w:val="subscript"/>
+        </w:rPr>
+        <w:t>4</w:t>
+      </w:r>
+      <w:r>
+        <w:rPr>
+          <w:rFonts w:ascii="Times New Roman" w:hAnsi="Times New Roman"/>
+          <w:vertAlign w:val="superscript"/>
+        </w:rPr>
+        <w:t>2−</w:t>
+      </w:r>
+      <w:r>
+        <w:rPr>
+          <w:rFonts w:ascii="Times New Roman" w:hAnsi="Times New Roman"/>
+        </w:rPr>
+        <w:t xml:space="preserve"> </w:t>
+      </w:r>
+      <w:r>
+        <w:rPr>
+          <w:rFonts w:ascii="Times New Roman" w:hAnsi="Times New Roman"/>
+        </w:rPr>
+        <w:t>→</w:t>
+      </w:r>
+      <w:r>
+        <w:rPr>
+          <w:rFonts w:ascii="Times New Roman" w:hAnsi="Times New Roman"/>
+        </w:rPr>
+        <w:t xml:space="preserve"> 2HCO</w:t>
+      </w:r>
+      <w:r>
+        <w:rPr>
+          <w:rFonts w:ascii="Times New Roman" w:hAnsi="Times New Roman"/>
+          <w:vertAlign w:val="subscript"/>
+        </w:rPr>
+        <w:t>3</w:t>
+      </w:r>
+      <w:r>
+        <w:rPr>
+          <w:rFonts w:ascii="Times New Roman" w:hAnsi="Times New Roman"/>
+          <w:vertAlign w:val="superscript"/>
+        </w:rPr>
+        <w:t>−</w:t>
+      </w:r>
+      <w:r>
+        <w:rPr>
+          <w:rFonts w:ascii="Times New Roman" w:hAnsi="Times New Roman"/>
+        </w:rPr>
+        <w:t xml:space="preserve"> + H</w:t>
+      </w:r>
+      <w:r>
+        <w:rPr>
+          <w:rFonts w:ascii="Times New Roman" w:hAnsi="Times New Roman"/>
+          <w:vertAlign w:val="subscript"/>
+        </w:rPr>
+        <w:t>2</w:t>
+      </w:r>
+      <w:r>
+        <w:rPr>
+          <w:rFonts w:ascii="Times New Roman" w:hAnsi="Times New Roman"/>
+        </w:rPr>
         <w:t>S</w:t>
       </w:r>
       <w:r>
-        <w:rPr>
-          <w:rFonts w:ascii="Times New Roman" w:hAnsi="Times New Roman"/>
-        </w:rPr>
-        <w:t xml:space="preserve"> = TA </w:t>
-      </w:r>
-      <w:r>
-        <w:rPr>
-          <w:rFonts w:ascii="Times New Roman" w:hAnsi="Times New Roman"/>
-        </w:rPr>
-        <w:t>×</w:t>
-      </w:r>
-      <w:r>
-        <w:rPr>
-          <w:rFonts w:ascii="Times New Roman" w:hAnsi="Times New Roman"/>
-        </w:rPr>
         <w:t xml:space="preserve"> </w:t>
       </w:r>
       <w:r>
         <w:rPr>
           <w:rFonts w:ascii="Times New Roman" w:hAnsi="Times New Roman"/>
         </w:rPr>
-        <w:t>1/</w:t>
-      </w:r>
-      <w:r>
-        <w:rPr>
-          <w:rFonts w:ascii="Times New Roman" w:hAnsi="Times New Roman"/>
+        <w:fldChar w:fldCharType="begin"/>
+      </w:r>
+      <w:r>
+        <w:rPr>
+          <w:rFonts w:ascii="Times New Roman" w:hAnsi="Times New Roman"/>
+        </w:rPr>
+        <w:instrText>ADDIN BEC{Kasten and Jørgensen, 2000 #154438}</w:instrText>
+      </w:r>
+      <w:r>
+        <w:rPr>
+          <w:rFonts w:ascii="Times New Roman" w:hAnsi="Times New Roman"/>
+        </w:rPr>
+        <w:fldChar w:fldCharType="separate"/>
+      </w:r>
+      <w:r>
+        <w:rPr>
+          <w:rFonts w:ascii="Times New Roman" w:hAnsi="Times New Roman"/>
+        </w:rPr>
+        <w:t>(Kasten &amp; Jørgensen 2000)</w:t>
+      </w:r>
+      <w:r>
+        <w:rPr>
+          <w:rFonts w:ascii="Times New Roman" w:hAnsi="Times New Roman"/>
+        </w:rPr>
+        <w:fldChar w:fldCharType="end"/>
+      </w:r>
+      <w:r>
+        <w:rPr>
+          <w:rFonts w:ascii="Times New Roman" w:hAnsi="Times New Roman"/>
+        </w:rPr>
+        <w:t xml:space="preserve"> and recalculated the carbonate system using this theoretical H</w:t>
+      </w:r>
+      <w:r>
+        <w:rPr>
+          <w:rFonts w:ascii="Times New Roman" w:hAnsi="Times New Roman"/>
+          <w:vertAlign w:val="subscript"/>
         </w:rPr>
         <w:t>2</w:t>
       </w:r>
@@ -3599,50 +3993,27 @@
         <w:rPr>
           <w:rFonts w:ascii="Times New Roman" w:hAnsi="Times New Roman"/>
         </w:rPr>
-        <w:t xml:space="preserve"> </w:t>
-      </w:r>
-      <w:r>
-        <w:rPr>
-          <w:rFonts w:ascii="Times New Roman" w:hAnsi="Times New Roman"/>
-        </w:rPr>
-        <w:t>based on the</w:t>
-      </w:r>
-      <w:r>
-        <w:rPr>
-          <w:rFonts w:ascii="Times New Roman" w:hAnsi="Times New Roman"/>
-        </w:rPr>
-        <w:t xml:space="preserve"> molar ratio </w:t>
-      </w:r>
-      <w:r>
-        <w:rPr>
-          <w:rFonts w:ascii="Times New Roman" w:hAnsi="Times New Roman"/>
-        </w:rPr>
-        <w:t>given by</w:t>
-      </w:r>
-      <w:r>
-        <w:rPr>
-          <w:rFonts w:ascii="Times New Roman" w:hAnsi="Times New Roman"/>
-        </w:rPr>
-        <w:t xml:space="preserve"> </w:t>
-      </w:r>
-      <w:r>
-        <w:rPr>
-          <w:rFonts w:ascii="Times New Roman" w:hAnsi="Times New Roman"/>
-        </w:rPr>
-        <w:t>2CH</w:t>
+        <w:t>S alongside pH, TA, NH</w:t>
       </w:r>
       <w:r>
         <w:rPr>
           <w:rFonts w:ascii="Times New Roman" w:hAnsi="Times New Roman"/>
           <w:vertAlign w:val="subscript"/>
         </w:rPr>
-        <w:t>2</w:t>
-      </w:r>
-      <w:r>
-        <w:rPr>
-          <w:rFonts w:ascii="Times New Roman" w:hAnsi="Times New Roman"/>
-        </w:rPr>
-        <w:t>O + SO</w:t>
+        <w:t>4</w:t>
+      </w:r>
+      <w:r>
+        <w:rPr>
+          <w:rFonts w:ascii="Times New Roman" w:hAnsi="Times New Roman"/>
+          <w:vertAlign w:val="superscript"/>
+        </w:rPr>
+        <w:t>+</w:t>
+      </w:r>
+      <w:r>
+        <w:rPr>
+          <w:rFonts w:ascii="Times New Roman" w:hAnsi="Times New Roman"/>
+        </w:rPr>
+        <w:t xml:space="preserve"> and PO</w:t>
       </w:r>
       <w:r>
         <w:rPr>
@@ -3656,97 +4027,13 @@
           <w:rFonts w:ascii="Times New Roman" w:hAnsi="Times New Roman"/>
           <w:vertAlign w:val="superscript"/>
         </w:rPr>
-        <w:t>2−</w:t>
-      </w:r>
-      <w:r>
-        <w:rPr>
-          <w:rFonts w:ascii="Times New Roman" w:hAnsi="Times New Roman"/>
-        </w:rPr>
-        <w:t xml:space="preserve"> </w:t>
-      </w:r>
-      <w:r>
-        <w:rPr>
-          <w:rFonts w:ascii="Times New Roman" w:hAnsi="Times New Roman"/>
-        </w:rPr>
-        <w:t>→</w:t>
-      </w:r>
-      <w:r>
-        <w:rPr>
-          <w:rFonts w:ascii="Times New Roman" w:hAnsi="Times New Roman"/>
-        </w:rPr>
-        <w:t xml:space="preserve"> 2HCO</w:t>
-      </w:r>
-      <w:r>
-        <w:rPr>
-          <w:rFonts w:ascii="Times New Roman" w:hAnsi="Times New Roman"/>
-          <w:vertAlign w:val="subscript"/>
-        </w:rPr>
-        <w:t>3</w:t>
-      </w:r>
-      <w:r>
-        <w:rPr>
-          <w:rFonts w:ascii="Times New Roman" w:hAnsi="Times New Roman"/>
-          <w:vertAlign w:val="superscript"/>
-        </w:rPr>
-        <w:t>−</w:t>
-      </w:r>
-      <w:r>
-        <w:rPr>
-          <w:rFonts w:ascii="Times New Roman" w:hAnsi="Times New Roman"/>
-        </w:rPr>
-        <w:t xml:space="preserve"> + H</w:t>
-      </w:r>
-      <w:r>
-        <w:rPr>
-          <w:rFonts w:ascii="Times New Roman" w:hAnsi="Times New Roman"/>
-          <w:vertAlign w:val="subscript"/>
-        </w:rPr>
-        <w:t>2</w:t>
-      </w:r>
-      <w:r>
-        <w:rPr>
-          <w:rFonts w:ascii="Times New Roman" w:hAnsi="Times New Roman"/>
-        </w:rPr>
-        <w:t>S</w:t>
-      </w:r>
-      <w:r>
-        <w:t xml:space="preserve"> </w:t>
-      </w:r>
-      <w:r>
-        <w:rPr>
-          <w:rFonts w:ascii="Times New Roman" w:hAnsi="Times New Roman"/>
-        </w:rPr>
-        <w:t>{Kasten and Jørgensen, 2000 #154438}</w:t>
-      </w:r>
-      <w:r>
-        <w:rPr>
-          <w:rFonts w:ascii="Times New Roman" w:hAnsi="Times New Roman"/>
-        </w:rPr>
-        <w:t>.</w:t>
-      </w:r>
-      <w:r>
-        <w:rPr>
-          <w:rFonts w:ascii="Times New Roman" w:hAnsi="Times New Roman"/>
-        </w:rPr>
-        <w:t xml:space="preserve"> We </w:t>
-      </w:r>
-      <w:r>
-        <w:rPr>
-          <w:rFonts w:ascii="Times New Roman" w:hAnsi="Times New Roman"/>
-        </w:rPr>
-        <w:t>compare</w:t>
-      </w:r>
-      <w:r>
-        <w:rPr>
-          <w:rFonts w:ascii="Times New Roman" w:hAnsi="Times New Roman"/>
-        </w:rPr>
-        <w:t xml:space="preserve"> both inferences </w:t>
-      </w:r>
-      <w:r>
-        <w:rPr>
-          <w:rFonts w:ascii="Times New Roman" w:hAnsi="Times New Roman"/>
-        </w:rPr>
-        <w:t xml:space="preserve">with a naive calculation using </w:t>
+        <w:t>3−</w:t>
+      </w:r>
+      <w:r>
+        <w:rPr>
+          <w:rFonts w:ascii="Times New Roman" w:hAnsi="Times New Roman"/>
+        </w:rPr>
+        <w:t xml:space="preserve">. We compare both inferences with a naive calculation using only pH and TA in </w:t>
       </w:r>
       <w:r>
         <w:rPr>
@@ -3760,7 +4047,7 @@
         <w:rPr>
           <w:rFonts w:ascii="Times New Roman" w:hAnsi="Times New Roman"/>
         </w:rPr>
-        <w:t>. All calculations used a salinity of 35</w:t>
+        <w:t>. Hereinafter we refer to these as the naive, nutrient and bisulfide calculations. All calculations used a salinity of 35</w:t>
       </w:r>
       <w:r>
         <w:rPr>
@@ -3794,14 +4081,7 @@
         <w:rPr>
           <w:rFonts w:ascii="Times New Roman" w:hAnsi="Times New Roman"/>
         </w:rPr>
-        <w:t xml:space="preserve">Microbial DNA was extracted using a soil extraction kit (Powersoil Pro, Qiagen, Hilden, Germany) following the manufacturers guidelines. Around 1 mL of seawater, sediment slurry or culture was homogenised in screw-top microtubes using a bead beater. Extracted DNA was eluted in 20 µL of buffer and refrigerated. To test buffer and laboratory contamination, we included an extraction blank that was identically treated. DNA concentration in 1 µL of </w:t>
-      </w:r>
-      <w:r>
-        <w:rPr>
-          <w:rFonts w:ascii="Times New Roman" w:hAnsi="Times New Roman"/>
-        </w:rPr>
-        <w:lastRenderedPageBreak/>
-        <w:t>extract was measured using a microvolume spectrophotometer (NanoDrop, Thermo Fisher Scientific, Waltham, USA) and was found to range from 0.39 to 101 µg mL</w:t>
+        <w:t>Microbial DNA was extracted using a soil extraction kit (Powersoil Pro, Qiagen, Hilden, Germany) following the manufacturers guidelines. Around 1 mL of seawater, sediment slurry or culture was homogenised in screw-top microtubes using a bead beater. Extracted DNA was eluted in 20 µL of buffer and refrigerated. To test buffer and laboratory contamination, we included an extraction blank that was identically treated. DNA concentration in 1 µL of extract was measured using a microvolume spectrophotometer (NanoDrop, Thermo Fisher Scientific, Waltham, USA) and was found to range from 0.39 to 101 µg mL</w:t>
       </w:r>
       <w:r>
         <w:rPr>
@@ -4055,7 +4335,7 @@
         </w:rPr>
         <w:t xml:space="preserve"> </w:t>
       </w:r>
-      <w:hyperlink r:id="rId15" w:history="1">
+      <w:hyperlink r:id="rId16" w:history="1">
         <w:r>
           <w:rPr>
             <w:rStyle w:val="Hyperlink"/>
@@ -7385,11 +7665,7 @@
         <w:fldChar w:fldCharType="separate"/>
       </w:r>
       <w:r>
-        <w:t xml:space="preserve">(Gabry et al. </w:t>
-      </w:r>
-      <w:r>
-        <w:lastRenderedPageBreak/>
-        <w:t>2025)</w:t>
+        <w:t>(Gabry et al. 2025)</w:t>
       </w:r>
       <w:r>
         <w:fldChar w:fldCharType="end"/>
@@ -7475,7 +7751,7 @@
         </w:rPr>
         <w:t xml:space="preserve"> </w:t>
       </w:r>
-      <w:hyperlink r:id="rId16" w:history="1">
+      <w:hyperlink r:id="rId17" w:history="1">
         <w:r>
           <w:rPr>
             <w:rStyle w:val="Hyperlink"/>
@@ -7512,7 +7788,7 @@
         <w:rPr>
           <w:rFonts w:ascii="Times New Roman" w:hAnsi="Times New Roman"/>
         </w:rPr>
-        <w:t>The carbon sequestration potential (CSP), expressed as the fraction of added kelp carbon that can be considered sequestered in terms of TA, was calculated as</w:t>
+        <w:t>We calculated the putative carbon sequestration potential (CSP), expressed as the fraction of added kelp carbon that can be considered sequestered in terms of TA, as</w:t>
       </w:r>
     </w:p>
     <w:p>
@@ -7856,49 +8132,34 @@
       </w:r>
       <w:r>
         <w:rPr>
-          <w:rFonts w:ascii="Times New Roman" w:hAnsi="Times New Roman" w:cs="Times New Roman"/>
+          <w:rFonts w:ascii="Times New Roman" w:hAnsi="Times New Roman"/>
         </w:rPr>
         <w:t xml:space="preserve">following the addition of TA and is a common parameter in OAE research </w:t>
       </w:r>
       <w:r>
-        <w:rPr>
-          <w:rFonts w:ascii="Times New Roman" w:hAnsi="Times New Roman" w:cs="Times New Roman"/>
-        </w:rPr>
         <w:fldChar w:fldCharType="begin"/>
       </w:r>
       <w:r>
-        <w:rPr>
-          <w:rFonts w:ascii="Times New Roman" w:hAnsi="Times New Roman" w:cs="Times New Roman"/>
-        </w:rPr>
         <w:instrText>ADDIN BEC{Renforth and Henderson, 2017 #216325}</w:instrText>
       </w:r>
       <w:r>
-        <w:rPr>
-          <w:rFonts w:ascii="Times New Roman" w:hAnsi="Times New Roman" w:cs="Times New Roman"/>
-        </w:rPr>
         <w:fldChar w:fldCharType="separate"/>
       </w:r>
       <w:r>
-        <w:rPr>
-          <w:rFonts w:ascii="Times New Roman" w:hAnsi="Times New Roman" w:cs="Times New Roman"/>
-        </w:rPr>
         <w:t>(Renforth &amp; Henderson 2017)</w:t>
       </w:r>
       <w:r>
-        <w:rPr>
-          <w:rFonts w:ascii="Times New Roman" w:hAnsi="Times New Roman" w:cs="Times New Roman"/>
-        </w:rPr>
         <w:fldChar w:fldCharType="end"/>
       </w:r>
       <w:r>
         <w:rPr>
-          <w:rFonts w:ascii="Times New Roman" w:hAnsi="Times New Roman" w:cs="Times New Roman"/>
+          <w:rFonts w:ascii="Times New Roman" w:hAnsi="Times New Roman"/>
         </w:rPr>
         <w:t xml:space="preserve">. The reciprocal of </w:t>
       </w:r>
       <w:r>
         <w:rPr>
-          <w:rFonts w:ascii="Times New Roman" w:hAnsi="Times New Roman" w:cs="Times New Roman"/>
+          <w:rFonts w:ascii="Times New Roman" w:hAnsi="Times New Roman"/>
           <w:i/>
           <w:iCs/>
         </w:rPr>
@@ -7906,147 +8167,50 @@
       </w:r>
       <w:r>
         <w:rPr>
-          <w:rFonts w:ascii="Times New Roman" w:hAnsi="Times New Roman" w:cs="Times New Roman"/>
-        </w:rPr>
-        <w:t xml:space="preserve">, termed the isocapnic quotient, is more commonly studied in general carbonate chemistry </w:t>
-      </w:r>
-      <w:r>
-        <w:rPr>
-          <w:rFonts w:ascii="Times New Roman" w:hAnsi="Times New Roman" w:cs="Times New Roman"/>
-        </w:rPr>
-        <w:fldChar w:fldCharType="begin"/>
-      </w:r>
-      <w:r>
-        <w:rPr>
-          <w:rFonts w:ascii="Times New Roman" w:hAnsi="Times New Roman" w:cs="Times New Roman"/>
-        </w:rPr>
-        <w:instrText>ADDIN BEC{Humphreys et al., 2018 #287019}</w:instrText>
-      </w:r>
-      <w:r>
-        <w:rPr>
-          <w:rFonts w:ascii="Times New Roman" w:hAnsi="Times New Roman" w:cs="Times New Roman"/>
-        </w:rPr>
-        <w:fldChar w:fldCharType="separate"/>
-      </w:r>
-      <w:r>
-        <w:rPr>
-          <w:rFonts w:ascii="Times New Roman" w:hAnsi="Times New Roman" w:cs="Times New Roman"/>
-        </w:rPr>
-        <w:t>(Humphreys et al. 2018)</w:t>
-      </w:r>
-      <w:r>
-        <w:rPr>
-          <w:rFonts w:ascii="Times New Roman" w:hAnsi="Times New Roman" w:cs="Times New Roman"/>
-        </w:rPr>
-        <w:fldChar w:fldCharType="end"/>
-      </w:r>
-      <w:r>
-        <w:rPr>
-          <w:rFonts w:ascii="Times New Roman" w:hAnsi="Times New Roman" w:cs="Times New Roman"/>
-        </w:rPr>
-        <w:t xml:space="preserve">. We used the global average </w:t>
-      </w:r>
-      <w:r>
-        <w:rPr>
-          <w:rFonts w:ascii="Times New Roman" w:hAnsi="Times New Roman" w:cs="Times New Roman"/>
+          <w:rFonts w:ascii="Times New Roman" w:hAnsi="Times New Roman"/>
+        </w:rPr>
+        <w:t>, termed the isocapnic quotient</w:t>
+      </w:r>
+      <w:r>
+        <w:rPr>
+          <w:rFonts w:ascii="Times New Roman" w:hAnsi="Times New Roman"/>
+        </w:rPr>
+        <w:t xml:space="preserve"> </w:t>
+      </w:r>
+      <w:r>
+        <w:rPr>
+          <w:rFonts w:ascii="Times New Roman" w:hAnsi="Times New Roman"/>
           <w:i/>
           <w:iCs/>
         </w:rPr>
-        <w:t>η</w:t>
-      </w:r>
-      <w:r>
-        <w:rPr>
-          <w:rFonts w:ascii="Times New Roman" w:hAnsi="Times New Roman" w:cs="Times New Roman"/>
-        </w:rPr>
-        <w:t xml:space="preserve"> = 0.84 </w:t>
-      </w:r>
-      <w:r>
-        <w:rPr>
-          <w:rFonts w:ascii="Times New Roman" w:hAnsi="Times New Roman" w:cs="Times New Roman"/>
-        </w:rPr>
+        <w:t>Q</w:t>
+      </w:r>
+      <w:r>
+        <w:rPr>
+          <w:rFonts w:ascii="Times New Roman" w:hAnsi="Times New Roman"/>
+        </w:rPr>
+        <w:t xml:space="preserve">, is more commonly studied in general carbonate chemistry </w:t>
+      </w:r>
+      <w:r>
         <w:fldChar w:fldCharType="begin"/>
       </w:r>
       <w:r>
-        <w:rPr>
-          <w:rFonts w:ascii="Times New Roman" w:hAnsi="Times New Roman" w:cs="Times New Roman"/>
-        </w:rPr>
-        <w:instrText>ADDIN BEC{Schulz et al., 2023 #309504}</w:instrText>
-      </w:r>
-      <w:r>
-        <w:rPr>
-          <w:rFonts w:ascii="Times New Roman" w:hAnsi="Times New Roman" w:cs="Times New Roman"/>
-        </w:rPr>
+        <w:instrText>ADDIN BEC{Humphreys et al., 2018 #287019}</w:instrText>
+      </w:r>
+      <w:r>
         <w:fldChar w:fldCharType="separate"/>
       </w:r>
       <w:r>
-        <w:rPr>
-          <w:rFonts w:ascii="Times New Roman" w:hAnsi="Times New Roman" w:cs="Times New Roman"/>
-        </w:rPr>
-        <w:t>(Schulz et al. 2023)</w:t>
-      </w:r>
-      <w:r>
-        <w:rPr>
-          <w:rFonts w:ascii="Times New Roman" w:hAnsi="Times New Roman" w:cs="Times New Roman"/>
-        </w:rPr>
+        <w:t>(Humphreys et al. 2018)</w:t>
+      </w:r>
+      <w:r>
         <w:fldChar w:fldCharType="end"/>
       </w:r>
       <w:r>
         <w:rPr>
-          <w:rFonts w:ascii="Times New Roman" w:hAnsi="Times New Roman" w:cs="Times New Roman"/>
-        </w:rPr>
-        <w:t>.</w:t>
-      </w:r>
-    </w:p>
-    <w:p>
-      <w:pPr>
-        <w:spacing w:after="0" w:line="240" w:lineRule="auto"/>
-        <w:rPr>
-          <w:rFonts w:ascii="Times New Roman" w:hAnsi="Times New Roman"/>
-        </w:rPr>
-      </w:pPr>
-    </w:p>
-    <w:p>
-      <w:pPr>
-        <w:spacing w:after="0" w:line="240" w:lineRule="auto"/>
-        <w:rPr>
-          <w:rFonts w:ascii="Times New Roman" w:hAnsi="Times New Roman"/>
-        </w:rPr>
-      </w:pPr>
-      <w:r>
-        <w:rPr>
-          <w:rFonts w:ascii="Times New Roman" w:hAnsi="Times New Roman"/>
-        </w:rPr>
-        <w:t xml:space="preserve">We inferred the metabolic process driving TA production through two independent lines of evidence. </w:t>
-      </w:r>
-      <w:r>
-        <w:rPr>
-          <w:rFonts w:ascii="Times New Roman" w:hAnsi="Times New Roman"/>
-        </w:rPr>
-        <w:t>W</w:t>
-      </w:r>
-      <w:r>
-        <w:rPr>
-          <w:rFonts w:ascii="Times New Roman" w:hAnsi="Times New Roman"/>
-        </w:rPr>
-        <w:t xml:space="preserve">e </w:t>
-      </w:r>
-      <w:r>
-        <w:rPr>
-          <w:rFonts w:ascii="Times New Roman" w:hAnsi="Times New Roman"/>
-        </w:rPr>
-        <w:t xml:space="preserve">first </w:t>
-      </w:r>
-      <w:r>
-        <w:rPr>
-          <w:rFonts w:ascii="Times New Roman" w:hAnsi="Times New Roman"/>
-        </w:rPr>
-        <w:t xml:space="preserve">inferred the </w:t>
-      </w:r>
-      <w:r>
-        <w:rPr>
-          <w:rFonts w:ascii="Times New Roman" w:hAnsi="Times New Roman"/>
-        </w:rPr>
-        <w:t>biogeochemical process vector (</w:t>
+          <w:rFonts w:ascii="Times New Roman" w:hAnsi="Times New Roman"/>
+        </w:rPr>
+        <w:t xml:space="preserve">. We used the global average </w:t>
       </w:r>
       <w:r>
         <w:rPr>
@@ -8054,37 +8218,158 @@
           <w:i/>
           <w:iCs/>
         </w:rPr>
+        <w:t>η</w:t>
+      </w:r>
+      <w:r>
+        <w:rPr>
+          <w:rFonts w:ascii="Times New Roman" w:hAnsi="Times New Roman"/>
+        </w:rPr>
+        <w:t xml:space="preserve"> = 0.84 </w:t>
+      </w:r>
+      <w:r>
+        <w:fldChar w:fldCharType="begin"/>
+      </w:r>
+      <w:r>
+        <w:instrText>ADDIN BEC{Schulz et al., 2023 #309504}</w:instrText>
+      </w:r>
+      <w:r>
+        <w:fldChar w:fldCharType="separate"/>
+      </w:r>
+      <w:r>
+        <w:t>(Schulz et al. 2023)</w:t>
+      </w:r>
+      <w:r>
+        <w:fldChar w:fldCharType="end"/>
+      </w:r>
+      <w:r>
+        <w:rPr>
+          <w:rFonts w:ascii="Times New Roman" w:hAnsi="Times New Roman"/>
+        </w:rPr>
+        <w:t>.</w:t>
+      </w:r>
+    </w:p>
+    <w:p>
+      <w:pPr>
+        <w:spacing w:after="0" w:line="240" w:lineRule="auto"/>
+        <w:rPr>
+          <w:rFonts w:ascii="Times New Roman" w:hAnsi="Times New Roman"/>
+        </w:rPr>
+      </w:pPr>
+    </w:p>
+    <w:p>
+      <w:pPr>
+        <w:spacing w:after="0" w:line="240" w:lineRule="auto"/>
+        <w:rPr>
+          <w:rFonts w:ascii="Times New Roman" w:hAnsi="Times New Roman"/>
+        </w:rPr>
+      </w:pPr>
+      <w:r>
+        <w:rPr>
+          <w:rFonts w:ascii="Times New Roman" w:hAnsi="Times New Roman"/>
+        </w:rPr>
+        <w:t xml:space="preserve">We inferred the anaerobic metabolism driving TA production through two independent lines of evidence. Each biogeochemical process has a unique trajectory in (TA, DIC) phase space which is described by its biogeochemical process vector </w:t>
+      </w:r>
+      <w:r>
+        <w:rPr>
+          <w:rFonts w:ascii="Times New Roman" w:hAnsi="Times New Roman"/>
+          <w:b/>
+          <w:bCs/>
+        </w:rPr>
         <w:t>q</w:t>
       </w:r>
       <w:r>
         <w:rPr>
           <w:rFonts w:ascii="Times New Roman" w:hAnsi="Times New Roman"/>
         </w:rPr>
-        <w:t xml:space="preserve">) through </w:t>
-      </w:r>
-      <w:r>
-        <w:rPr>
-          <w:rFonts w:ascii="Times New Roman" w:hAnsi="Times New Roman"/>
-        </w:rPr>
-        <w:t xml:space="preserve">TA–DIC </w:t>
-      </w:r>
-      <w:r>
-        <w:rPr>
-          <w:rFonts w:ascii="Times New Roman" w:hAnsi="Times New Roman"/>
-        </w:rPr>
-        <w:t xml:space="preserve">phase space </w:t>
-      </w:r>
-      <w:r>
-        <w:rPr>
-          <w:rFonts w:ascii="Times New Roman" w:hAnsi="Times New Roman"/>
-        </w:rPr>
-        <w:t>{Humphreys et al., 2018 #287019}</w:t>
-      </w:r>
-      <w:r>
-        <w:rPr>
-          <w:rFonts w:ascii="Times New Roman" w:hAnsi="Times New Roman"/>
-        </w:rPr>
-        <w:t xml:space="preserve"> using the linear multilevel model</w:t>
+        <w:t xml:space="preserve"> </w:t>
+      </w:r>
+      <w:r>
+        <w:rPr>
+          <w:rFonts w:ascii="Times New Roman" w:hAnsi="Times New Roman"/>
+        </w:rPr>
+        <w:fldChar w:fldCharType="begin"/>
+      </w:r>
+      <w:r>
+        <w:rPr>
+          <w:rFonts w:ascii="Times New Roman" w:hAnsi="Times New Roman"/>
+        </w:rPr>
+        <w:instrText>ADDIN BEC{Humphreys et al., 2018 #287019}</w:instrText>
+      </w:r>
+      <w:r>
+        <w:rPr>
+          <w:rFonts w:ascii="Times New Roman" w:hAnsi="Times New Roman"/>
+        </w:rPr>
+        <w:fldChar w:fldCharType="separate"/>
+      </w:r>
+      <w:r>
+        <w:rPr>
+          <w:rFonts w:ascii="Times New Roman" w:hAnsi="Times New Roman"/>
+        </w:rPr>
+        <w:t>(Humphreys et al. 2018)</w:t>
+      </w:r>
+      <w:r>
+        <w:rPr>
+          <w:rFonts w:ascii="Times New Roman" w:hAnsi="Times New Roman"/>
+        </w:rPr>
+        <w:fldChar w:fldCharType="end"/>
+      </w:r>
+      <w:r>
+        <w:rPr>
+          <w:rFonts w:ascii="Times New Roman" w:hAnsi="Times New Roman"/>
+        </w:rPr>
+        <w:t xml:space="preserve">. We inferred the slope of </w:t>
+      </w:r>
+      <w:r>
+        <w:rPr>
+          <w:rFonts w:ascii="Times New Roman" w:hAnsi="Times New Roman"/>
+          <w:b/>
+          <w:bCs/>
+        </w:rPr>
+        <w:t>q</w:t>
+      </w:r>
+      <w:r>
+        <w:rPr>
+          <w:rFonts w:ascii="Times New Roman" w:hAnsi="Times New Roman"/>
+        </w:rPr>
+        <w:t xml:space="preserve"> which we term the biogeochemical process quotient </w:t>
+      </w:r>
+      <w:r>
+        <w:rPr>
+          <w:rFonts w:ascii="Times New Roman" w:hAnsi="Times New Roman"/>
+          <w:i/>
+          <w:iCs/>
+        </w:rPr>
+        <w:t>q</w:t>
+      </w:r>
+      <w:r>
+        <w:rPr>
+          <w:rFonts w:ascii="Times New Roman" w:hAnsi="Times New Roman"/>
+        </w:rPr>
+        <w:t xml:space="preserve"> (</w:t>
+      </w:r>
+      <w:r>
+        <w:rPr>
+          <w:rFonts w:ascii="Times New Roman" w:hAnsi="Times New Roman"/>
+        </w:rPr>
+        <w:t>Δ</w:t>
+      </w:r>
+      <w:r>
+        <w:rPr>
+          <w:rFonts w:ascii="Times New Roman" w:hAnsi="Times New Roman"/>
+        </w:rPr>
+        <w:t>TA/</w:t>
+      </w:r>
+      <w:r>
+        <w:rPr>
+          <w:rFonts w:ascii="Times New Roman" w:hAnsi="Times New Roman"/>
+        </w:rPr>
+        <w:t>Δ</w:t>
+      </w:r>
+      <w:r>
+        <w:rPr>
+          <w:rFonts w:ascii="Times New Roman" w:hAnsi="Times New Roman"/>
+        </w:rPr>
+        <w:t>DIC) using the linear multilevel model</w:t>
       </w:r>
     </w:p>
     <w:p>
@@ -8154,14 +8439,7 @@
             <w:rFonts w:ascii="Cambria Math" w:eastAsiaTheme="minorEastAsia" w:hAnsi="Cambria Math"/>
             <w:lang w:bidi="he-IL"/>
           </w:rPr>
-          <m:t>(</m:t>
-        </m:r>
-        <m:r>
-          <w:rPr>
-            <w:rFonts w:ascii="Cambria Math" w:eastAsiaTheme="minorEastAsia" w:hAnsi="Cambria Math"/>
-            <w:lang w:bidi="he-IL"/>
-          </w:rPr>
-          <m:t xml:space="preserve"> </m:t>
+          <m:t xml:space="preserve">( </m:t>
         </m:r>
         <m:sSub>
           <m:sSubPr>
@@ -8202,13 +8480,7 @@
           <w:rPr>
             <w:rFonts w:ascii="Cambria Math" w:eastAsiaTheme="minorEastAsia" w:hAnsi="Cambria Math"/>
           </w:rPr>
-          <m:t xml:space="preserve"> </m:t>
-        </m:r>
-        <m:r>
-          <w:rPr>
-            <w:rFonts w:ascii="Cambria Math" w:eastAsiaTheme="minorEastAsia" w:hAnsi="Cambria Math"/>
-          </w:rPr>
-          <m:t>σ</m:t>
+          <m:t xml:space="preserve"> σ</m:t>
         </m:r>
         <m:r>
           <w:rPr>
@@ -8325,13 +8597,7 @@
                 <w:rPr>
                   <w:rFonts w:ascii="Cambria Math" w:eastAsiaTheme="minorEastAsia" w:hAnsi="Cambria Math"/>
                 </w:rPr>
-                <m:t>0</m:t>
-              </m:r>
-              <m:r>
-                <w:rPr>
-                  <w:rFonts w:ascii="Cambria Math" w:eastAsiaTheme="minorEastAsia" w:hAnsi="Cambria Math"/>
-                </w:rPr>
-                <m:t>,i</m:t>
+                <m:t>0,i</m:t>
               </m:r>
             </m:sub>
           </m:sSub>
@@ -8526,13 +8792,7 @@
                     <w:rPr>
                       <w:rFonts w:ascii="Cambria Math" w:hAnsi="Cambria Math"/>
                     </w:rPr>
-                    <m:t>0,</m:t>
-                  </m:r>
-                  <m:r>
-                    <w:rPr>
-                      <w:rFonts w:ascii="Cambria Math" w:hAnsi="Cambria Math"/>
-                    </w:rPr>
-                    <m:t>T</m:t>
+                    <m:t>0,T</m:t>
                   </m:r>
                 </m:e>
                 <m:sub>
@@ -8585,13 +8845,7 @@
                     <w:rPr>
                       <w:rFonts w:ascii="Cambria Math" w:hAnsi="Cambria Math"/>
                     </w:rPr>
-                    <m:t>0,</m:t>
-                  </m:r>
-                  <m:r>
-                    <w:rPr>
-                      <w:rFonts w:ascii="Cambria Math" w:hAnsi="Cambria Math"/>
-                    </w:rPr>
-                    <m:t>F</m:t>
+                    <m:t>0,F</m:t>
                   </m:r>
                 </m:e>
                 <m:sub>
@@ -8789,13 +9043,7 @@
                 <w:rPr>
                   <w:rFonts w:ascii="Cambria Math" w:hAnsi="Cambria Math"/>
                 </w:rPr>
-                <m:t>0,</m:t>
-              </m:r>
-              <m:r>
-                <w:rPr>
-                  <w:rFonts w:ascii="Cambria Math" w:hAnsi="Cambria Math"/>
-                </w:rPr>
-                <m:t>T</m:t>
+                <m:t>0,T</m:t>
               </m:r>
             </m:sub>
           </m:sSub>
@@ -8906,13 +9154,7 @@
                     <w:rPr>
                       <w:rFonts w:ascii="Cambria Math" w:hAnsi="Cambria Math"/>
                     </w:rPr>
-                    <m:t>0,</m:t>
-                  </m:r>
-                  <m:r>
-                    <w:rPr>
-                      <w:rFonts w:ascii="Cambria Math" w:hAnsi="Cambria Math"/>
-                    </w:rPr>
-                    <m:t>T</m:t>
+                    <m:t>0,T</m:t>
                   </m:r>
                 </m:sub>
               </m:sSub>
@@ -8962,13 +9204,7 @@
                 <w:rPr>
                   <w:rFonts w:ascii="Cambria Math" w:hAnsi="Cambria Math"/>
                 </w:rPr>
-                <m:t>0,</m:t>
-              </m:r>
-              <m:r>
-                <w:rPr>
-                  <w:rFonts w:ascii="Cambria Math" w:hAnsi="Cambria Math"/>
-                </w:rPr>
-                <m:t>F</m:t>
+                <m:t>0,F</m:t>
               </m:r>
             </m:sub>
           </m:sSub>
@@ -9034,13 +9270,7 @@
                     <w:rPr>
                       <w:rFonts w:ascii="Cambria Math" w:hAnsi="Cambria Math"/>
                     </w:rPr>
-                    <m:t>0,</m:t>
-                  </m:r>
-                  <m:r>
-                    <w:rPr>
-                      <w:rFonts w:ascii="Cambria Math" w:hAnsi="Cambria Math"/>
-                    </w:rPr>
-                    <m:t>F</m:t>
+                    <m:t>0,F</m:t>
                   </m:r>
                 </m:sub>
               </m:sSub>
@@ -9050,13 +9280,7 @@
             <w:rPr>
               <w:rFonts w:ascii="Cambria Math" w:hAnsi="Cambria Math"/>
             </w:rPr>
-            <m:t xml:space="preserve"> </m:t>
-          </m:r>
-          <m:r>
-            <w:rPr>
-              <w:rFonts w:ascii="Cambria Math" w:hAnsi="Cambria Math"/>
-            </w:rPr>
-            <m:t>)</m:t>
+            <m:t xml:space="preserve"> )</m:t>
           </m:r>
         </m:oMath>
       </m:oMathPara>
@@ -9314,13 +9538,7 @@
             <w:rPr>
               <w:rFonts w:ascii="Cambria Math" w:hAnsi="Cambria Math"/>
             </w:rPr>
-            <m:t xml:space="preserve"> </m:t>
-          </m:r>
-          <m:r>
-            <w:rPr>
-              <w:rFonts w:ascii="Cambria Math" w:hAnsi="Cambria Math"/>
-            </w:rPr>
-            <m:t>)</m:t>
+            <m:t xml:space="preserve"> )</m:t>
           </m:r>
         </m:oMath>
       </m:oMathPara>
@@ -9509,19 +9727,7 @@
             <w:rPr>
               <w:rFonts w:ascii="Cambria Math" w:hAnsi="Cambria Math"/>
             </w:rPr>
-            <m:t xml:space="preserve">( 0 , </m:t>
-          </m:r>
-          <m:r>
-            <w:rPr>
-              <w:rFonts w:ascii="Cambria Math" w:hAnsi="Cambria Math"/>
-            </w:rPr>
-            <m:t>1000</m:t>
-          </m:r>
-          <m:r>
-            <w:rPr>
-              <w:rFonts w:ascii="Cambria Math" w:hAnsi="Cambria Math"/>
-            </w:rPr>
-            <m:t xml:space="preserve"> )</m:t>
+            <m:t>( 0 , 1000 )</m:t>
           </m:r>
         </m:oMath>
       </m:oMathPara>
@@ -9623,25 +9829,7 @@
             <w:rPr>
               <w:rFonts w:ascii="Cambria Math" w:hAnsi="Cambria Math"/>
             </w:rPr>
-            <m:t xml:space="preserve">( 0 , </m:t>
-          </m:r>
-          <m:r>
-            <w:rPr>
-              <w:rFonts w:ascii="Cambria Math" w:hAnsi="Cambria Math"/>
-            </w:rPr>
-            <m:t>100</m:t>
-          </m:r>
-          <m:r>
-            <w:rPr>
-              <w:rFonts w:ascii="Cambria Math" w:hAnsi="Cambria Math"/>
-            </w:rPr>
-            <m:t xml:space="preserve"> </m:t>
-          </m:r>
-          <m:r>
-            <w:rPr>
-              <w:rFonts w:ascii="Cambria Math" w:hAnsi="Cambria Math"/>
-            </w:rPr>
-            <m:t>)</m:t>
+            <m:t>( 0 , 100 )</m:t>
           </m:r>
         </m:oMath>
       </m:oMathPara>
@@ -9739,13 +9927,7 @@
                 <w:rPr>
                   <w:rFonts w:ascii="Cambria Math" w:hAnsi="Cambria Math"/>
                 </w:rPr>
-                <m:t xml:space="preserve"> </m:t>
-              </m:r>
-              <m:r>
-                <w:rPr>
-                  <w:rFonts w:ascii="Cambria Math" w:hAnsi="Cambria Math"/>
-                </w:rPr>
-                <m:t xml:space="preserve">, </m:t>
+                <m:t xml:space="preserve"> , </m:t>
               </m:r>
               <m:sSub>
                 <m:sSubPr>
@@ -9777,25 +9959,7 @@
                 <w:rPr>
                   <w:rFonts w:ascii="Cambria Math" w:hAnsi="Cambria Math"/>
                 </w:rPr>
-                <m:t>×</m:t>
-              </m:r>
-              <m:r>
-                <w:rPr>
-                  <w:rFonts w:ascii="Cambria Math" w:hAnsi="Cambria Math"/>
-                </w:rPr>
-                <m:t>0.</m:t>
-              </m:r>
-              <m:r>
-                <w:rPr>
-                  <w:rFonts w:ascii="Cambria Math" w:hAnsi="Cambria Math"/>
-                </w:rPr>
-                <m:t>1</m:t>
-              </m:r>
-              <m:r>
-                <w:rPr>
-                  <w:rFonts w:ascii="Cambria Math" w:hAnsi="Cambria Math"/>
-                </w:rPr>
-                <m:t xml:space="preserve"> </m:t>
+                <m:t xml:space="preserve">×0.1 </m:t>
               </m:r>
             </m:e>
           </m:d>
@@ -9931,13 +10095,7 @@
             <w:rPr>
               <w:rFonts w:ascii="Cambria Math" w:hAnsi="Cambria Math"/>
             </w:rPr>
-            <m:t>×0.1</m:t>
-          </m:r>
-          <m:r>
-            <w:rPr>
-              <w:rFonts w:ascii="Cambria Math" w:hAnsi="Cambria Math"/>
-            </w:rPr>
-            <m:t xml:space="preserve"> )</m:t>
+            <m:t>×0.1 )</m:t>
           </m:r>
         </m:oMath>
       </m:oMathPara>
@@ -10071,19 +10229,7 @@
             <w:rPr>
               <w:rFonts w:ascii="Cambria Math" w:hAnsi="Cambria Math"/>
             </w:rPr>
-            <m:t>×0.</m:t>
-          </m:r>
-          <m:r>
-            <w:rPr>
-              <w:rFonts w:ascii="Cambria Math" w:hAnsi="Cambria Math"/>
-            </w:rPr>
-            <m:t xml:space="preserve">05 </m:t>
-          </m:r>
-          <m:r>
-            <w:rPr>
-              <w:rFonts w:ascii="Cambria Math" w:hAnsi="Cambria Math"/>
-            </w:rPr>
-            <m:t>)</m:t>
+            <m:t>×0.05 )</m:t>
           </m:r>
         </m:oMath>
       </m:oMathPara>
@@ -10135,19 +10281,7 @@
         <w:rPr>
           <w:rFonts w:ascii="Times New Roman" w:hAnsi="Times New Roman"/>
         </w:rPr>
-        <w:t xml:space="preserve"> are TA and DIC</w:t>
-      </w:r>
-      <w:r>
-        <w:rPr>
-          <w:rFonts w:ascii="Times New Roman" w:hAnsi="Times New Roman"/>
-        </w:rPr>
-        <w:t xml:space="preserve"> (µM)</w:t>
-      </w:r>
-      <w:r>
-        <w:rPr>
-          <w:rFonts w:ascii="Times New Roman" w:hAnsi="Times New Roman"/>
-        </w:rPr>
-        <w:t xml:space="preserve"> and </w:t>
+        <w:t xml:space="preserve"> are TA and DIC (µM) and the intercept </w:t>
       </w:r>
       <w:r>
         <w:rPr>
@@ -10168,13 +10302,36 @@
         <w:rPr>
           <w:rFonts w:ascii="Times New Roman" w:hAnsi="Times New Roman"/>
         </w:rPr>
-        <w:t xml:space="preserve"> is TA when DIC = 0. The remainder is as in Equation 1. </w:t>
-      </w:r>
-      <w:r>
-        <w:rPr>
-          <w:rFonts w:ascii="Times New Roman" w:hAnsi="Times New Roman"/>
-        </w:rPr>
-        <w:t xml:space="preserve">The prior for </w:t>
+        <w:t xml:space="preserve"> is the implied TA at DIC = 0. </w:t>
+      </w:r>
+      <w:r>
+        <w:rPr>
+          <w:rFonts w:ascii="Times New Roman" w:hAnsi="Times New Roman"/>
+          <w:i/>
+          <w:iCs/>
+        </w:rPr>
+        <w:t>A</w:t>
+      </w:r>
+      <w:r>
+        <w:rPr>
+          <w:rFonts w:ascii="Times New Roman" w:hAnsi="Times New Roman"/>
+          <w:vertAlign w:val="subscript"/>
+        </w:rPr>
+        <w:t>0</w:t>
+      </w:r>
+      <w:r>
+        <w:rPr>
+          <w:rFonts w:ascii="Times New Roman" w:hAnsi="Times New Roman"/>
+          <w:i/>
+          <w:iCs/>
+        </w:rPr>
+        <w:t xml:space="preserve"> </w:t>
+      </w:r>
+      <w:r>
+        <w:rPr>
+          <w:rFonts w:ascii="Times New Roman" w:hAnsi="Times New Roman"/>
+        </w:rPr>
+        <w:t xml:space="preserve">may take impossible negative values which should not be used to make predictions of TA given DIC. The remainder is as in Equation 1. The prior for </w:t>
       </w:r>
       <m:oMath>
         <m:acc>
@@ -10193,7 +10350,7 @@
                 <m:nor/>
               </m:rPr>
               <w:rPr>
-                <w:rFonts w:ascii="Times New Roman" w:eastAsiaTheme="minorEastAsia" w:hAnsi="Times New Roman" w:cs="Times New Roman"/>
+                <w:rFonts w:ascii="Times New Roman" w:eastAsiaTheme="minorEastAsia" w:hAnsi="Times New Roman"/>
                 <w:i/>
                 <w:iCs/>
                 <w:lang w:bidi="he-IL"/>
@@ -10227,31 +10384,7 @@
         <w:rPr>
           <w:rFonts w:ascii="Times New Roman" w:hAnsi="Times New Roman"/>
         </w:rPr>
-        <w:t xml:space="preserve">, was </w:t>
-      </w:r>
-      <w:r>
-        <w:rPr>
-          <w:rFonts w:ascii="Times New Roman" w:hAnsi="Times New Roman"/>
-        </w:rPr>
-        <w:t>informed by</w:t>
-      </w:r>
-      <w:r>
-        <w:rPr>
-          <w:rFonts w:ascii="Times New Roman" w:hAnsi="Times New Roman"/>
-        </w:rPr>
-        <w:t xml:space="preserve"> the expected </w:t>
-      </w:r>
-      <w:r>
-        <w:rPr>
-          <w:rFonts w:ascii="Times New Roman" w:hAnsi="Times New Roman"/>
-        </w:rPr>
-        <w:t xml:space="preserve">biogeochemical process </w:t>
-      </w:r>
-      <w:r>
-        <w:rPr>
-          <w:rFonts w:ascii="Times New Roman" w:hAnsi="Times New Roman"/>
-        </w:rPr>
-        <w:t>vector</w:t>
+        <w:t>, was informed by the expected biogeochemical process quotient</w:t>
       </w:r>
       <w:r>
         <w:rPr>
@@ -10259,15 +10392,7 @@
           <w:i/>
           <w:iCs/>
         </w:rPr>
-        <w:t xml:space="preserve"> </w:t>
-      </w:r>
-      <w:r>
-        <w:rPr>
-          <w:rFonts w:ascii="Times New Roman" w:hAnsi="Times New Roman"/>
-          <w:i/>
-          <w:iCs/>
-        </w:rPr>
-        <w:t>q</w:t>
+        <w:t xml:space="preserve"> q</w:t>
       </w:r>
       <w:r>
         <w:rPr>
@@ -10282,51 +10407,87 @@
         <w:rPr>
           <w:rFonts w:ascii="Times New Roman" w:hAnsi="Times New Roman"/>
         </w:rPr>
-        <w:t xml:space="preserve"> based on prior information such as available electron acceptors and smell.</w:t>
-      </w:r>
-      <w:r>
-        <w:rPr>
-          <w:rFonts w:ascii="Times New Roman" w:hAnsi="Times New Roman"/>
-        </w:rPr>
-        <w:t xml:space="preserve"> </w:t>
-      </w:r>
-      <w:r>
-        <w:rPr>
-          <w:rFonts w:ascii="Times New Roman" w:hAnsi="Times New Roman"/>
-        </w:rPr>
-        <w:t>F</w:t>
-      </w:r>
-      <w:r>
-        <w:rPr>
-          <w:rFonts w:ascii="Times New Roman" w:hAnsi="Times New Roman"/>
-        </w:rPr>
-        <w:t>or</w:t>
-      </w:r>
-      <w:r>
-        <w:rPr>
-          <w:rFonts w:ascii="Times New Roman" w:hAnsi="Times New Roman"/>
-        </w:rPr>
-        <w:t xml:space="preserve"> example,</w:t>
-      </w:r>
-      <w:r>
-        <w:rPr>
-          <w:rFonts w:ascii="Times New Roman" w:hAnsi="Times New Roman"/>
-        </w:rPr>
-        <w:t xml:space="preserve"> sulfate reduction</w:t>
-      </w:r>
-      <w:r>
-        <w:rPr>
-          <w:rFonts w:ascii="Times New Roman" w:hAnsi="Times New Roman"/>
-        </w:rPr>
-        <w:t xml:space="preserve"> has</w:t>
-      </w:r>
-      <w:r>
-        <w:rPr>
-          <w:rFonts w:ascii="Times New Roman" w:hAnsi="Times New Roman"/>
-        </w:rPr>
-        <w:t xml:space="preserve"> </w:t>
-      </w:r>
-      <w:commentRangeStart w:id="10"/>
+        <w:t xml:space="preserve"> which has been derived for a variety of processes </w:t>
+      </w:r>
+      <w:r>
+        <w:rPr>
+          <w:rFonts w:ascii="Times New Roman" w:hAnsi="Times New Roman"/>
+        </w:rPr>
+        <w:fldChar w:fldCharType="begin"/>
+      </w:r>
+      <w:r>
+        <w:rPr>
+          <w:rFonts w:ascii="Times New Roman" w:hAnsi="Times New Roman"/>
+        </w:rPr>
+        <w:instrText xml:space="preserve">ADDIN BEC{Santos et al., 2021 #145636; </w:instrText>
+      </w:r>
+      <w:r>
+        <w:rPr>
+          <w:rFonts w:ascii="Times New Roman" w:hAnsi="Times New Roman"/>
+        </w:rPr>
+        <w:instrText>Hu and Cai, 2011 #75255</w:instrText>
+      </w:r>
+      <w:r>
+        <w:rPr>
+          <w:rFonts w:ascii="Times New Roman" w:hAnsi="Times New Roman"/>
+        </w:rPr>
+        <w:instrText xml:space="preserve">; </w:instrText>
+      </w:r>
+      <w:r>
+        <w:rPr>
+          <w:rFonts w:ascii="Times New Roman" w:hAnsi="Times New Roman"/>
+        </w:rPr>
+        <w:instrText>Loyd et al., 2012 #204913</w:instrText>
+      </w:r>
+      <w:r>
+        <w:rPr>
+          <w:rFonts w:ascii="Times New Roman" w:hAnsi="Times New Roman"/>
+        </w:rPr>
+        <w:instrText xml:space="preserve">; </w:instrText>
+      </w:r>
+      <w:r>
+        <w:rPr>
+          <w:rFonts w:ascii="Times New Roman" w:hAnsi="Times New Roman"/>
+        </w:rPr>
+        <w:instrText>Chaillou et al., 2024 #163356</w:instrText>
+      </w:r>
+      <w:r>
+        <w:rPr>
+          <w:rFonts w:ascii="Times New Roman" w:hAnsi="Times New Roman"/>
+        </w:rPr>
+        <w:instrText xml:space="preserve">; </w:instrText>
+      </w:r>
+      <w:r>
+        <w:rPr>
+          <w:rFonts w:ascii="Times New Roman" w:hAnsi="Times New Roman"/>
+        </w:rPr>
+        <w:instrText>Rassmann et al., 2020 #1599}</w:instrText>
+      </w:r>
+      <w:r>
+        <w:rPr>
+          <w:rFonts w:ascii="Times New Roman" w:hAnsi="Times New Roman"/>
+        </w:rPr>
+        <w:fldChar w:fldCharType="separate"/>
+      </w:r>
+      <w:r>
+        <w:rPr>
+          <w:rFonts w:ascii="Times New Roman" w:hAnsi="Times New Roman"/>
+        </w:rPr>
+        <w:t>(Hu &amp; Cai 2011a, Loyd et al. 2012, Rassmann et al. 2020, Santos et al. 2021, Chaillou et al. 2024)</w:t>
+      </w:r>
+      <w:r>
+        <w:rPr>
+          <w:rFonts w:ascii="Times New Roman" w:hAnsi="Times New Roman"/>
+        </w:rPr>
+        <w:fldChar w:fldCharType="end"/>
+      </w:r>
+      <w:r>
+        <w:rPr>
+          <w:rFonts w:ascii="Times New Roman" w:hAnsi="Times New Roman"/>
+        </w:rPr>
+        <w:t xml:space="preserve">. For example, sulfate reduction in the simplest sense has </w:t>
+      </w:r>
+      <w:commentRangeStart w:id="11"/>
       <w:r>
         <w:rPr>
           <w:rFonts w:ascii="Times New Roman" w:hAnsi="Times New Roman"/>
@@ -10348,21 +10509,9 @@
         <w:rPr>
           <w:rFonts w:ascii="Times New Roman" w:hAnsi="Times New Roman"/>
         </w:rPr>
-        <w:t xml:space="preserve"> = </w:t>
-      </w:r>
-      <w:r>
-        <w:rPr>
-          <w:rFonts w:ascii="Times New Roman" w:hAnsi="Times New Roman"/>
-        </w:rPr>
-        <w:t>1</w:t>
-      </w:r>
-      <w:r>
-        <w:rPr>
-          <w:rFonts w:ascii="Times New Roman" w:hAnsi="Times New Roman"/>
-        </w:rPr>
-        <w:t xml:space="preserve"> </w:t>
-      </w:r>
-      <w:commentRangeEnd w:id="10"/>
+        <w:t xml:space="preserve"> = 1 </w:t>
+      </w:r>
+      <w:commentRangeEnd w:id="11"/>
       <w:r>
         <w:rPr>
           <w:rStyle w:val="CommentReference"/>
@@ -10370,13 +10519,40 @@
           <w:sz w:val="24"/>
           <w:szCs w:val="24"/>
         </w:rPr>
-        <w:commentReference w:id="10"/>
-      </w:r>
-      <w:r>
-        <w:rPr>
-          <w:rFonts w:ascii="Times New Roman" w:hAnsi="Times New Roman"/>
-        </w:rPr>
-        <w:t>since</w:t>
+        <w:commentReference w:id="11"/>
+      </w:r>
+      <w:r>
+        <w:rPr>
+          <w:rFonts w:ascii="Times New Roman" w:hAnsi="Times New Roman"/>
+        </w:rPr>
+        <w:t>since 2CH</w:t>
+      </w:r>
+      <w:r>
+        <w:rPr>
+          <w:rFonts w:ascii="Times New Roman" w:hAnsi="Times New Roman"/>
+          <w:vertAlign w:val="subscript"/>
+        </w:rPr>
+        <w:t>2</w:t>
+      </w:r>
+      <w:r>
+        <w:rPr>
+          <w:rFonts w:ascii="Times New Roman" w:hAnsi="Times New Roman"/>
+        </w:rPr>
+        <w:t>O + SO</w:t>
+      </w:r>
+      <w:r>
+        <w:rPr>
+          <w:rFonts w:ascii="Times New Roman" w:hAnsi="Times New Roman"/>
+          <w:vertAlign w:val="subscript"/>
+        </w:rPr>
+        <w:t>4</w:t>
+      </w:r>
+      <w:r>
+        <w:rPr>
+          <w:rFonts w:ascii="Times New Roman" w:hAnsi="Times New Roman"/>
+          <w:vertAlign w:val="superscript"/>
+        </w:rPr>
+        <w:t>2−</w:t>
       </w:r>
       <w:r>
         <w:rPr>
@@ -10388,132 +10564,85 @@
         <w:rPr>
           <w:rFonts w:ascii="Times New Roman" w:hAnsi="Times New Roman"/>
         </w:rPr>
-        <w:t>2CH</w:t>
+        <w:t>→</w:t>
+      </w:r>
+      <w:r>
+        <w:rPr>
+          <w:rFonts w:ascii="Times New Roman" w:hAnsi="Times New Roman"/>
+        </w:rPr>
+        <w:t xml:space="preserve"> 2HCO</w:t>
       </w:r>
       <w:r>
         <w:rPr>
           <w:rFonts w:ascii="Times New Roman" w:hAnsi="Times New Roman"/>
           <w:vertAlign w:val="subscript"/>
         </w:rPr>
+        <w:t>3</w:t>
+      </w:r>
+      <w:r>
+        <w:rPr>
+          <w:rFonts w:ascii="Times New Roman" w:hAnsi="Times New Roman"/>
+          <w:vertAlign w:val="superscript"/>
+        </w:rPr>
+        <w:t>−</w:t>
+      </w:r>
+      <w:r>
+        <w:rPr>
+          <w:rFonts w:ascii="Times New Roman" w:hAnsi="Times New Roman"/>
+        </w:rPr>
+        <w:t xml:space="preserve"> + H</w:t>
+      </w:r>
+      <w:r>
+        <w:rPr>
+          <w:rFonts w:ascii="Times New Roman" w:hAnsi="Times New Roman"/>
+          <w:vertAlign w:val="subscript"/>
+        </w:rPr>
         <w:t>2</w:t>
       </w:r>
       <w:r>
         <w:rPr>
           <w:rFonts w:ascii="Times New Roman" w:hAnsi="Times New Roman"/>
         </w:rPr>
-        <w:t>O + SO</w:t>
-      </w:r>
-      <w:r>
-        <w:rPr>
-          <w:rFonts w:ascii="Times New Roman" w:hAnsi="Times New Roman"/>
-          <w:vertAlign w:val="subscript"/>
-        </w:rPr>
-        <w:t>4</w:t>
-      </w:r>
-      <w:r>
-        <w:rPr>
-          <w:rFonts w:ascii="Times New Roman" w:hAnsi="Times New Roman"/>
-          <w:vertAlign w:val="superscript"/>
-        </w:rPr>
-        <w:t>2−</w:t>
-      </w:r>
-      <w:r>
-        <w:rPr>
-          <w:rFonts w:ascii="Times New Roman" w:hAnsi="Times New Roman"/>
-        </w:rPr>
+        <w:t>S</w:t>
+      </w:r>
+      <w:r>
         <w:t xml:space="preserve"> </w:t>
       </w:r>
       <w:r>
         <w:rPr>
           <w:rFonts w:ascii="Times New Roman" w:hAnsi="Times New Roman"/>
         </w:rPr>
-        <w:t>→</w:t>
-      </w:r>
-      <w:r>
-        <w:rPr>
-          <w:rFonts w:ascii="Times New Roman" w:hAnsi="Times New Roman"/>
-        </w:rPr>
-        <w:t xml:space="preserve"> 2HCO</w:t>
-      </w:r>
-      <w:r>
-        <w:rPr>
-          <w:rFonts w:ascii="Times New Roman" w:hAnsi="Times New Roman"/>
-          <w:vertAlign w:val="subscript"/>
-        </w:rPr>
-        <w:t>3</w:t>
-      </w:r>
-      <w:r>
-        <w:rPr>
-          <w:rFonts w:ascii="Times New Roman" w:hAnsi="Times New Roman"/>
-          <w:vertAlign w:val="superscript"/>
-        </w:rPr>
-        <w:t>−</w:t>
-      </w:r>
-      <w:r>
-        <w:rPr>
-          <w:rFonts w:ascii="Times New Roman" w:hAnsi="Times New Roman"/>
-        </w:rPr>
-        <w:t xml:space="preserve"> + H</w:t>
-      </w:r>
-      <w:r>
-        <w:rPr>
-          <w:rFonts w:ascii="Times New Roman" w:hAnsi="Times New Roman"/>
-          <w:vertAlign w:val="subscript"/>
-        </w:rPr>
-        <w:t>2</w:t>
-      </w:r>
-      <w:r>
-        <w:rPr>
-          <w:rFonts w:ascii="Times New Roman" w:hAnsi="Times New Roman"/>
-        </w:rPr>
-        <w:t>S</w:t>
-      </w:r>
-      <w:r>
-        <w:t xml:space="preserve"> </w:t>
-      </w:r>
-      <w:r>
-        <w:rPr>
-          <w:rFonts w:ascii="Times New Roman" w:hAnsi="Times New Roman"/>
-        </w:rPr>
-        <w:t>{Kasten and Jørgensen, 2000 #154438}</w:t>
-      </w:r>
-      <w:r>
-        <w:rPr>
-          <w:rFonts w:ascii="Times New Roman" w:hAnsi="Times New Roman"/>
-        </w:rPr>
-        <w:t>.</w:t>
-      </w:r>
-      <w:r>
-        <w:rPr>
-          <w:rFonts w:ascii="Times New Roman" w:hAnsi="Times New Roman"/>
-        </w:rPr>
-        <w:t xml:space="preserve"> </w:t>
-      </w:r>
-      <w:r>
-        <w:rPr>
-          <w:rFonts w:ascii="Times New Roman" w:hAnsi="Times New Roman"/>
-        </w:rPr>
-        <w:t xml:space="preserve">We compare </w:t>
-      </w:r>
-      <w:r>
-        <w:rPr>
-          <w:rFonts w:ascii="Times New Roman" w:hAnsi="Times New Roman"/>
-        </w:rPr>
-        <w:t xml:space="preserve">our inferred </w:t>
-      </w:r>
-      <w:r>
-        <w:rPr>
-          <w:rFonts w:ascii="Times New Roman" w:hAnsi="Times New Roman"/>
-          <w:i/>
-          <w:iCs/>
-        </w:rPr>
-        <w:t>q</w:t>
-      </w:r>
-      <w:r>
-        <w:rPr>
-          <w:rFonts w:ascii="Times New Roman" w:hAnsi="Times New Roman"/>
-        </w:rPr>
-        <w:t xml:space="preserve"> with </w:t>
+        <w:fldChar w:fldCharType="begin"/>
+      </w:r>
+      <w:r>
+        <w:rPr>
+          <w:rFonts w:ascii="Times New Roman" w:hAnsi="Times New Roman"/>
+        </w:rPr>
+        <w:instrText>ADDIN BEC{Kasten and Jørgensen, 2000 #154438}</w:instrText>
+      </w:r>
+      <w:r>
+        <w:rPr>
+          <w:rFonts w:ascii="Times New Roman" w:hAnsi="Times New Roman"/>
+        </w:rPr>
+        <w:fldChar w:fldCharType="separate"/>
+      </w:r>
+      <w:r>
+        <w:rPr>
+          <w:rFonts w:ascii="Times New Roman" w:hAnsi="Times New Roman"/>
+        </w:rPr>
+        <w:t>(Kasten &amp; Jørgensen 2000)</w:t>
+      </w:r>
+      <w:r>
+        <w:rPr>
+          <w:rFonts w:ascii="Times New Roman" w:hAnsi="Times New Roman"/>
+        </w:rPr>
+        <w:fldChar w:fldCharType="end"/>
+      </w:r>
+      <w:r>
+        <w:rPr>
+          <w:rFonts w:ascii="Times New Roman" w:hAnsi="Times New Roman"/>
+        </w:rPr>
+        <w:t xml:space="preserve">. We picked </w:t>
       </w:r>
       <w:r>
         <w:rPr>
@@ -10536,49 +10665,159 @@
         <w:rPr>
           <w:rFonts w:ascii="Times New Roman" w:hAnsi="Times New Roman"/>
         </w:rPr>
-        <w:t xml:space="preserve"> for a variety of biogeochemical processes </w:t>
-      </w:r>
-      <w:r>
-        <w:rPr>
-          <w:rFonts w:ascii="Times New Roman" w:hAnsi="Times New Roman"/>
-        </w:rPr>
-        <w:t>{Borges et al., 2003 #249241</w:t>
-      </w:r>
-      <w:r>
-        <w:rPr>
-          <w:rFonts w:ascii="Times New Roman" w:hAnsi="Times New Roman"/>
-        </w:rPr>
-        <w:t xml:space="preserve">; </w:t>
-      </w:r>
-      <w:r>
-        <w:rPr>
-          <w:rFonts w:ascii="Times New Roman" w:hAnsi="Times New Roman"/>
-        </w:rPr>
-        <w:t>Perkins et al., 2022 #30056</w:t>
-      </w:r>
-      <w:r>
-        <w:rPr>
-          <w:rFonts w:ascii="Times New Roman" w:hAnsi="Times New Roman"/>
-        </w:rPr>
-        <w:t xml:space="preserve">; </w:t>
-      </w:r>
-      <w:r>
-        <w:rPr>
-          <w:rFonts w:ascii="Times New Roman" w:hAnsi="Times New Roman"/>
-        </w:rPr>
-        <w:t>Chaillou et al., 2024 #163356</w:t>
-      </w:r>
-      <w:r>
-        <w:rPr>
-          <w:rFonts w:ascii="Times New Roman" w:hAnsi="Times New Roman"/>
-        </w:rPr>
-        <w:t xml:space="preserve">; </w:t>
-      </w:r>
-      <w:r>
-        <w:rPr>
-          <w:rFonts w:ascii="Times New Roman" w:hAnsi="Times New Roman"/>
-        </w:rPr>
-        <w:t>Reithmaier et al., 2023 #164222}</w:t>
+        <w:t xml:space="preserve"> based on prior information such as available electron acceptors (e.g. iron enrichment) and smell (e.g. H</w:t>
+      </w:r>
+      <w:r>
+        <w:rPr>
+          <w:rFonts w:ascii="Times New Roman" w:hAnsi="Times New Roman"/>
+          <w:vertAlign w:val="subscript"/>
+        </w:rPr>
+        <w:t>2</w:t>
+      </w:r>
+      <w:r>
+        <w:rPr>
+          <w:rFonts w:ascii="Times New Roman" w:hAnsi="Times New Roman"/>
+        </w:rPr>
+        <w:t xml:space="preserve">S gas). We present our data as Deffeyes diagrams </w:t>
+      </w:r>
+      <w:r>
+        <w:rPr>
+          <w:rFonts w:ascii="Times New Roman" w:hAnsi="Times New Roman"/>
+        </w:rPr>
+        <w:fldChar w:fldCharType="begin"/>
+      </w:r>
+      <w:r>
+        <w:rPr>
+          <w:rFonts w:ascii="Times New Roman" w:hAnsi="Times New Roman"/>
+        </w:rPr>
+        <w:instrText>ADDIN BEC{Deffeyes, 1965 #37769}</w:instrText>
+      </w:r>
+      <w:r>
+        <w:rPr>
+          <w:rFonts w:ascii="Times New Roman" w:hAnsi="Times New Roman"/>
+        </w:rPr>
+        <w:fldChar w:fldCharType="separate"/>
+      </w:r>
+      <w:r>
+        <w:rPr>
+          <w:rFonts w:ascii="Times New Roman" w:hAnsi="Times New Roman"/>
+        </w:rPr>
+        <w:t>(Deffeyes 1965)</w:t>
+      </w:r>
+      <w:r>
+        <w:rPr>
+          <w:rFonts w:ascii="Times New Roman" w:hAnsi="Times New Roman"/>
+        </w:rPr>
+        <w:fldChar w:fldCharType="end"/>
+      </w:r>
+      <w:r>
+        <w:rPr>
+          <w:rFonts w:ascii="Times New Roman" w:hAnsi="Times New Roman"/>
+        </w:rPr>
+        <w:t xml:space="preserve"> and compare inferred </w:t>
+      </w:r>
+      <w:r>
+        <w:rPr>
+          <w:rFonts w:ascii="Times New Roman" w:hAnsi="Times New Roman"/>
+          <w:i/>
+          <w:iCs/>
+        </w:rPr>
+        <w:t>q</w:t>
+      </w:r>
+      <w:r>
+        <w:rPr>
+          <w:rFonts w:ascii="Times New Roman" w:hAnsi="Times New Roman"/>
+        </w:rPr>
+        <w:t xml:space="preserve"> with </w:t>
+      </w:r>
+      <w:r>
+        <w:rPr>
+          <w:rFonts w:ascii="Times New Roman" w:hAnsi="Times New Roman"/>
+          <w:i/>
+          <w:iCs/>
+        </w:rPr>
+        <w:t>q</w:t>
+      </w:r>
+      <w:r>
+        <w:rPr>
+          <w:rFonts w:ascii="Times New Roman" w:hAnsi="Times New Roman"/>
+          <w:i/>
+          <w:iCs/>
+          <w:vertAlign w:val="subscript"/>
+        </w:rPr>
+        <w:t>E</w:t>
+      </w:r>
+      <w:r>
+        <w:rPr>
+          <w:rFonts w:ascii="Times New Roman" w:hAnsi="Times New Roman"/>
+        </w:rPr>
+        <w:t xml:space="preserve"> to determine the most likely anaerobic metabolism </w:t>
+      </w:r>
+      <w:r>
+        <w:rPr>
+          <w:rFonts w:ascii="Times New Roman" w:hAnsi="Times New Roman"/>
+        </w:rPr>
+        <w:fldChar w:fldCharType="begin"/>
+      </w:r>
+      <w:r>
+        <w:rPr>
+          <w:rFonts w:ascii="Times New Roman" w:hAnsi="Times New Roman"/>
+        </w:rPr>
+        <w:instrText xml:space="preserve">ADDIN BEC{Borges et al., 2003 #249241; </w:instrText>
+      </w:r>
+      <w:r>
+        <w:rPr>
+          <w:rFonts w:ascii="Times New Roman" w:hAnsi="Times New Roman"/>
+        </w:rPr>
+        <w:instrText>Perkins et al., 2022 #30056</w:instrText>
+      </w:r>
+      <w:r>
+        <w:rPr>
+          <w:rFonts w:ascii="Times New Roman" w:hAnsi="Times New Roman"/>
+        </w:rPr>
+        <w:instrText xml:space="preserve">; </w:instrText>
+      </w:r>
+      <w:r>
+        <w:rPr>
+          <w:rFonts w:ascii="Times New Roman" w:hAnsi="Times New Roman"/>
+        </w:rPr>
+        <w:instrText>Chaillou et al., 2024 #163356</w:instrText>
+      </w:r>
+      <w:r>
+        <w:rPr>
+          <w:rFonts w:ascii="Times New Roman" w:hAnsi="Times New Roman"/>
+        </w:rPr>
+        <w:instrText xml:space="preserve">; </w:instrText>
+      </w:r>
+      <w:r>
+        <w:rPr>
+          <w:rFonts w:ascii="Times New Roman" w:hAnsi="Times New Roman"/>
+        </w:rPr>
+        <w:instrText>Reithmaier et al., 2023 #164222}</w:instrText>
+      </w:r>
+      <w:r>
+        <w:rPr>
+          <w:rFonts w:ascii="Times New Roman" w:hAnsi="Times New Roman"/>
+        </w:rPr>
+        <w:fldChar w:fldCharType="separate"/>
+      </w:r>
+      <w:r>
+        <w:rPr>
+          <w:rFonts w:ascii="Times New Roman" w:hAnsi="Times New Roman"/>
+        </w:rPr>
+        <w:t>(Borges et al. 2003, Perkins et al. 2022, Reithmaier et al. 2023, Chaillou et al. 2024)</w:t>
+      </w:r>
+      <w:r>
+        <w:rPr>
+          <w:rFonts w:ascii="Times New Roman" w:hAnsi="Times New Roman"/>
+        </w:rPr>
+        <w:fldChar w:fldCharType="end"/>
+      </w:r>
+      <w:r>
+        <w:rPr>
+          <w:rFonts w:ascii="Times New Roman" w:hAnsi="Times New Roman"/>
+        </w:rPr>
+        <w:t>.</w:t>
       </w:r>
       <w:r>
         <w:rPr>
@@ -10590,7 +10829,192 @@
         <w:rPr>
           <w:rFonts w:ascii="Times New Roman" w:hAnsi="Times New Roman"/>
         </w:rPr>
-        <w:t xml:space="preserve">and present our data </w:t>
+        <w:t>To corroborate this line of evidence, we identified dominant microbes to species level using assigned taxonomy based on the full 16S rRNA gene and determined their putative metabolic function through a literature search.</w:t>
+      </w:r>
+    </w:p>
+    <w:p>
+      <w:pPr>
+        <w:spacing w:after="0" w:line="240" w:lineRule="auto"/>
+        <w:rPr>
+          <w:rFonts w:ascii="Times New Roman" w:hAnsi="Times New Roman"/>
+        </w:rPr>
+      </w:pPr>
+    </w:p>
+    <w:p>
+      <w:pPr>
+        <w:spacing w:after="0" w:line="240" w:lineRule="auto"/>
+        <w:rPr>
+          <w:rFonts w:ascii="Times New Roman" w:hAnsi="Times New Roman"/>
+        </w:rPr>
+      </w:pPr>
+      <w:r>
+        <w:rPr>
+          <w:rFonts w:ascii="Times New Roman" w:hAnsi="Times New Roman"/>
+        </w:rPr>
+        <w:t>Relative to aerobic respiration, anaerobic respiration can result in reduced CO</w:t>
+      </w:r>
+      <w:r>
+        <w:rPr>
+          <w:rFonts w:ascii="Times New Roman" w:hAnsi="Times New Roman"/>
+          <w:vertAlign w:val="subscript"/>
+        </w:rPr>
+        <w:t>2</w:t>
+      </w:r>
+      <w:r>
+        <w:rPr>
+          <w:rFonts w:ascii="Times New Roman" w:hAnsi="Times New Roman"/>
+        </w:rPr>
+        <w:t xml:space="preserve"> release, but it is not necessarily a CO</w:t>
+      </w:r>
+      <w:r>
+        <w:rPr>
+          <w:rFonts w:ascii="Times New Roman" w:hAnsi="Times New Roman"/>
+          <w:vertAlign w:val="subscript"/>
+        </w:rPr>
+        <w:t>2</w:t>
+      </w:r>
+      <w:r>
+        <w:rPr>
+          <w:rFonts w:ascii="Times New Roman" w:hAnsi="Times New Roman"/>
+        </w:rPr>
+        <w:t xml:space="preserve"> sink. Anaerobic metabolisms are sometimes assumed to act as CO</w:t>
+      </w:r>
+      <w:r>
+        <w:rPr>
+          <w:rFonts w:ascii="Times New Roman" w:hAnsi="Times New Roman"/>
+          <w:vertAlign w:val="subscript"/>
+        </w:rPr>
+        <w:t>2</w:t>
+      </w:r>
+      <w:r>
+        <w:rPr>
+          <w:rFonts w:ascii="Times New Roman" w:hAnsi="Times New Roman"/>
+        </w:rPr>
+        <w:t xml:space="preserve"> sinks based solely on TA. This ignores the DIC produced alongside TA which needs to be factored in to determine if a metabolism is a CO</w:t>
+      </w:r>
+      <w:r>
+        <w:rPr>
+          <w:rFonts w:ascii="Times New Roman" w:hAnsi="Times New Roman"/>
+          <w:vertAlign w:val="subscript"/>
+        </w:rPr>
+        <w:t>2</w:t>
+      </w:r>
+      <w:r>
+        <w:rPr>
+          <w:rFonts w:ascii="Times New Roman" w:hAnsi="Times New Roman"/>
+        </w:rPr>
+        <w:t xml:space="preserve"> sink </w:t>
+      </w:r>
+      <w:r>
+        <w:rPr>
+          <w:rFonts w:ascii="Times New Roman" w:hAnsi="Times New Roman"/>
+        </w:rPr>
+        <w:fldChar w:fldCharType="begin"/>
+      </w:r>
+      <w:r>
+        <w:rPr>
+          <w:rFonts w:ascii="Times New Roman" w:hAnsi="Times New Roman"/>
+        </w:rPr>
+        <w:instrText xml:space="preserve">ADDIN BEC{Hu and Cai, 2011 #75255; </w:instrText>
+      </w:r>
+      <w:r>
+        <w:rPr>
+          <w:rFonts w:ascii="Times New Roman" w:hAnsi="Times New Roman"/>
+        </w:rPr>
+        <w:instrText>Humphreys et al., 2018 #287019}</w:instrText>
+      </w:r>
+      <w:r>
+        <w:rPr>
+          <w:rFonts w:ascii="Times New Roman" w:hAnsi="Times New Roman"/>
+        </w:rPr>
+        <w:fldChar w:fldCharType="separate"/>
+      </w:r>
+      <w:r>
+        <w:rPr>
+          <w:rFonts w:ascii="Times New Roman" w:hAnsi="Times New Roman"/>
+        </w:rPr>
+        <w:t>(Hu &amp; Cai 2011a, Humphreys et al. 2018)</w:t>
+      </w:r>
+      <w:r>
+        <w:rPr>
+          <w:rFonts w:ascii="Times New Roman" w:hAnsi="Times New Roman"/>
+        </w:rPr>
+        <w:fldChar w:fldCharType="end"/>
+      </w:r>
+      <w:r>
+        <w:rPr>
+          <w:rFonts w:ascii="Times New Roman" w:hAnsi="Times New Roman"/>
+        </w:rPr>
+        <w:t xml:space="preserve">. Using </w:t>
+      </w:r>
+      <w:r>
+        <w:rPr>
+          <w:rFonts w:ascii="Times New Roman" w:hAnsi="Times New Roman"/>
+          <w:i/>
+          <w:iCs/>
+        </w:rPr>
+        <w:t>q</w:t>
+      </w:r>
+      <w:r>
+        <w:rPr>
+          <w:rFonts w:ascii="Times New Roman" w:hAnsi="Times New Roman"/>
+        </w:rPr>
+        <w:t>, we assessed whether the measured biogeochemical process can be considered a CO</w:t>
+      </w:r>
+      <w:r>
+        <w:rPr>
+          <w:rFonts w:ascii="Times New Roman" w:hAnsi="Times New Roman"/>
+          <w:vertAlign w:val="subscript"/>
+        </w:rPr>
+        <w:t>2</w:t>
+      </w:r>
+      <w:r>
+        <w:rPr>
+          <w:rFonts w:ascii="Times New Roman" w:hAnsi="Times New Roman"/>
+        </w:rPr>
+        <w:t xml:space="preserve"> sink by calculating </w:t>
+      </w:r>
+      <w:r>
+        <w:rPr>
+          <w:rFonts w:ascii="Times New Roman" w:hAnsi="Times New Roman"/>
+        </w:rPr>
+        <w:t xml:space="preserve">Φ </w:t>
+      </w:r>
+      <w:r>
+        <w:rPr>
+          <w:rFonts w:ascii="Times New Roman" w:hAnsi="Times New Roman"/>
+        </w:rPr>
+        <w:fldChar w:fldCharType="begin"/>
+      </w:r>
+      <w:r>
+        <w:rPr>
+          <w:rFonts w:ascii="Times New Roman" w:hAnsi="Times New Roman"/>
+        </w:rPr>
+        <w:instrText>ADDIN BEC{Humphreys et al., 2018 #287019}</w:instrText>
+      </w:r>
+      <w:r>
+        <w:rPr>
+          <w:rFonts w:ascii="Times New Roman" w:hAnsi="Times New Roman"/>
+        </w:rPr>
+        <w:fldChar w:fldCharType="separate"/>
+      </w:r>
+      <w:r>
+        <w:rPr>
+          <w:rFonts w:ascii="Times New Roman" w:hAnsi="Times New Roman"/>
+        </w:rPr>
+        <w:t>(Humphreys et al. 2018)</w:t>
+      </w:r>
+      <w:r>
+        <w:rPr>
+          <w:rFonts w:ascii="Times New Roman" w:hAnsi="Times New Roman"/>
+        </w:rPr>
+        <w:fldChar w:fldCharType="end"/>
+      </w:r>
+      <w:r>
+        <w:rPr>
+          <w:rFonts w:ascii="Times New Roman" w:hAnsi="Times New Roman"/>
+        </w:rPr>
+        <w:t xml:space="preserve"> </w:t>
       </w:r>
       <w:r>
         <w:rPr>
@@ -10598,71 +11022,444 @@
         </w:rPr>
         <w:t>as</w:t>
       </w:r>
-      <w:r>
-        <w:rPr>
-          <w:rFonts w:ascii="Times New Roman" w:hAnsi="Times New Roman"/>
-        </w:rPr>
-        <w:t xml:space="preserve"> Deffeyes diagrams</w:t>
-      </w:r>
-      <w:r>
-        <w:rPr>
-          <w:rFonts w:ascii="Times New Roman" w:hAnsi="Times New Roman"/>
-        </w:rPr>
-        <w:t xml:space="preserve"> </w:t>
-      </w:r>
-      <w:r>
-        <w:rPr>
-          <w:rFonts w:ascii="Times New Roman" w:hAnsi="Times New Roman"/>
-        </w:rPr>
-        <w:t>{Deffeyes, 1965 #37769}</w:t>
+    </w:p>
+    <w:p>
+      <w:pPr>
+        <w:spacing w:after="0" w:line="240" w:lineRule="auto"/>
+        <w:rPr>
+          <w:rFonts w:ascii="Times New Roman" w:hAnsi="Times New Roman"/>
+        </w:rPr>
+      </w:pPr>
+    </w:p>
+    <w:p>
+      <w:pPr>
+        <w:tabs>
+          <w:tab w:val="right" w:pos="9026"/>
+        </w:tabs>
+        <w:spacing w:after="0" w:line="240" w:lineRule="auto"/>
+        <w:rPr>
+          <w:rFonts w:eastAsiaTheme="minorEastAsia"/>
+          <w:lang w:bidi="he-IL"/>
+        </w:rPr>
+      </w:pPr>
+      <m:oMath>
+        <m:r>
+          <m:rPr>
+            <m:sty m:val="p"/>
+          </m:rPr>
+          <w:rPr>
+            <w:rFonts w:ascii="Cambria Math" w:hAnsi="Cambria Math"/>
+          </w:rPr>
+          <m:t>Φ</m:t>
+        </m:r>
+        <m:r>
+          <w:rPr>
+            <w:rFonts w:ascii="Cambria Math" w:hAnsi="Cambria Math"/>
+          </w:rPr>
+          <m:t>=</m:t>
+        </m:r>
+        <m:d>
+          <m:dPr>
+            <m:ctrlPr>
+              <w:rPr>
+                <w:rFonts w:ascii="Cambria Math" w:hAnsi="Cambria Math"/>
+                <w:i/>
+              </w:rPr>
+            </m:ctrlPr>
+          </m:dPr>
+          <m:e>
+            <m:r>
+              <w:rPr>
+                <w:rFonts w:ascii="Cambria Math" w:hAnsi="Cambria Math"/>
+              </w:rPr>
+              <m:t>p-</m:t>
+            </m:r>
+            <m:sSub>
+              <m:sSubPr>
+                <m:ctrlPr>
+                  <w:rPr>
+                    <w:rFonts w:ascii="Cambria Math" w:hAnsi="Cambria Math"/>
+                    <w:i/>
+                  </w:rPr>
+                </m:ctrlPr>
+              </m:sSubPr>
+              <m:e>
+                <m:r>
+                  <w:rPr>
+                    <w:rFonts w:ascii="Cambria Math" w:hAnsi="Cambria Math"/>
+                  </w:rPr>
+                  <m:t>p</m:t>
+                </m:r>
+              </m:e>
+              <m:sub>
+                <m:r>
+                  <w:rPr>
+                    <w:rFonts w:ascii="Cambria Math" w:hAnsi="Cambria Math"/>
+                  </w:rPr>
+                  <m:t>0</m:t>
+                </m:r>
+              </m:sub>
+            </m:sSub>
+          </m:e>
+        </m:d>
+        <m:r>
+          <w:rPr>
+            <w:rFonts w:ascii="Cambria Math" w:hAnsi="Cambria Math"/>
+          </w:rPr>
+          <m:t>V(</m:t>
+        </m:r>
+        <m:f>
+          <m:fPr>
+            <m:type m:val="lin"/>
+            <m:ctrlPr>
+              <w:rPr>
+                <w:rFonts w:ascii="Cambria Math" w:hAnsi="Cambria Math"/>
+                <w:i/>
+              </w:rPr>
+            </m:ctrlPr>
+          </m:fPr>
+          <m:num>
+            <m:r>
+              <w:rPr>
+                <w:rFonts w:ascii="Cambria Math" w:hAnsi="Cambria Math"/>
+              </w:rPr>
+              <m:t>1</m:t>
+            </m:r>
+          </m:num>
+          <m:den>
+            <m:r>
+              <w:rPr>
+                <w:rFonts w:ascii="Cambria Math" w:hAnsi="Cambria Math"/>
+              </w:rPr>
+              <m:t>q</m:t>
+            </m:r>
+          </m:den>
+        </m:f>
+        <m:r>
+          <w:rPr>
+            <w:rFonts w:ascii="Cambria Math" w:hAnsi="Cambria Math"/>
+          </w:rPr>
+          <m:t>-</m:t>
+        </m:r>
+        <m:f>
+          <m:fPr>
+            <m:type m:val="lin"/>
+            <m:ctrlPr>
+              <w:rPr>
+                <w:rFonts w:ascii="Cambria Math" w:hAnsi="Cambria Math"/>
+                <w:i/>
+              </w:rPr>
+            </m:ctrlPr>
+          </m:fPr>
+          <m:num>
+            <m:r>
+              <w:rPr>
+                <w:rFonts w:ascii="Cambria Math" w:hAnsi="Cambria Math"/>
+              </w:rPr>
+              <m:t>1</m:t>
+            </m:r>
+          </m:num>
+          <m:den>
+            <m:r>
+              <w:rPr>
+                <w:rFonts w:ascii="Cambria Math" w:hAnsi="Cambria Math"/>
+              </w:rPr>
+              <m:t>Q</m:t>
+            </m:r>
+          </m:den>
+        </m:f>
+        <m:r>
+          <w:rPr>
+            <w:rFonts w:ascii="Cambria Math" w:hAnsi="Cambria Math"/>
+          </w:rPr>
+          <m:t>)</m:t>
+        </m:r>
+      </m:oMath>
+      <w:r>
+        <w:rPr>
+          <w:rFonts w:ascii="Times New Roman" w:eastAsiaTheme="minorEastAsia" w:hAnsi="Times New Roman"/>
+          <w:lang w:bidi="he-IL"/>
+        </w:rPr>
+        <w:tab/>
+      </w:r>
+      <w:r>
+        <w:rPr>
+          <w:rFonts w:ascii="Times New Roman" w:eastAsiaTheme="minorEastAsia" w:hAnsi="Times New Roman"/>
+          <w:lang w:bidi="he-IL"/>
+        </w:rPr>
+        <w:t>(</w:t>
+      </w:r>
+      <w:r>
+        <w:rPr>
+          <w:rFonts w:ascii="Times New Roman" w:eastAsiaTheme="minorEastAsia" w:hAnsi="Times New Roman"/>
+          <w:lang w:bidi="he-IL"/>
+        </w:rPr>
+        <w:t>4</w:t>
+      </w:r>
+      <w:r>
+        <w:rPr>
+          <w:rFonts w:ascii="Times New Roman" w:eastAsiaTheme="minorEastAsia" w:hAnsi="Times New Roman"/>
+          <w:lang w:bidi="he-IL"/>
+        </w:rPr>
+        <w:t>)</w:t>
+      </w:r>
+    </w:p>
+    <w:p>
+      <w:pPr>
+        <w:spacing w:after="0" w:line="240" w:lineRule="auto"/>
+        <w:rPr>
+          <w:rFonts w:ascii="Times New Roman" w:hAnsi="Times New Roman"/>
+        </w:rPr>
+      </w:pPr>
+    </w:p>
+    <w:p>
+      <w:pPr>
+        <w:spacing w:after="0" w:line="240" w:lineRule="auto"/>
+        <w:rPr>
+          <w:rFonts w:ascii="Times New Roman" w:hAnsi="Times New Roman"/>
+        </w:rPr>
+      </w:pPr>
+      <w:r>
+        <w:rPr>
+          <w:rFonts w:ascii="Times New Roman" w:hAnsi="Times New Roman"/>
+        </w:rPr>
+        <w:t xml:space="preserve">where </w:t>
+      </w:r>
+      <w:r>
+        <w:rPr>
+          <w:rFonts w:ascii="Times New Roman" w:hAnsi="Times New Roman"/>
+          <w:i/>
+          <w:iCs/>
+        </w:rPr>
+        <w:t>p</w:t>
+      </w:r>
+      <w:r>
+        <w:rPr>
+          <w:rFonts w:ascii="Times New Roman" w:hAnsi="Times New Roman"/>
+        </w:rPr>
+        <w:t xml:space="preserve">, </w:t>
+      </w:r>
+      <w:r>
+        <w:rPr>
+          <w:rFonts w:ascii="Times New Roman" w:hAnsi="Times New Roman"/>
+          <w:i/>
+          <w:iCs/>
+        </w:rPr>
+        <w:t>p</w:t>
+      </w:r>
+      <w:r>
+        <w:rPr>
+          <w:rFonts w:ascii="Times New Roman" w:hAnsi="Times New Roman"/>
+          <w:vertAlign w:val="subscript"/>
+        </w:rPr>
+        <w:t>0</w:t>
+      </w:r>
+      <w:r>
+        <w:rPr>
+          <w:rFonts w:ascii="Times New Roman" w:hAnsi="Times New Roman"/>
+        </w:rPr>
+        <w:t xml:space="preserve"> and </w:t>
+      </w:r>
+      <w:r>
+        <w:rPr>
+          <w:rFonts w:ascii="Times New Roman" w:hAnsi="Times New Roman"/>
+          <w:i/>
+          <w:iCs/>
+        </w:rPr>
+        <w:t>V</w:t>
+      </w:r>
+      <w:r>
+        <w:rPr>
+          <w:rFonts w:ascii="Times New Roman" w:hAnsi="Times New Roman"/>
+        </w:rPr>
+        <w:t xml:space="preserve"> are as in Equation 2 and </w:t>
+      </w:r>
+      <w:r>
+        <w:rPr>
+          <w:rFonts w:ascii="Times New Roman" w:hAnsi="Times New Roman"/>
+          <w:i/>
+          <w:iCs/>
+        </w:rPr>
+        <w:t>Q</w:t>
+      </w:r>
+      <w:r>
+        <w:rPr>
+          <w:rFonts w:ascii="Times New Roman" w:hAnsi="Times New Roman"/>
+        </w:rPr>
+        <w:t xml:space="preserve"> is the global </w:t>
+      </w:r>
+      <w:r>
+        <w:rPr>
+          <w:rFonts w:ascii="Times New Roman" w:hAnsi="Times New Roman"/>
+        </w:rPr>
+        <w:t xml:space="preserve">average </w:t>
+      </w:r>
+      <w:r>
+        <w:rPr>
+          <w:rFonts w:ascii="Times New Roman" w:hAnsi="Times New Roman"/>
+          <w:i/>
+          <w:iCs/>
+        </w:rPr>
+        <w:t>Q</w:t>
+      </w:r>
+      <w:r>
+        <w:rPr>
+          <w:rFonts w:ascii="Times New Roman" w:hAnsi="Times New Roman"/>
+        </w:rPr>
+        <w:t xml:space="preserve"> = 1.2 </w:t>
+      </w:r>
+      <w:r>
+        <w:rPr>
+          <w:rFonts w:ascii="Times New Roman" w:hAnsi="Times New Roman"/>
+        </w:rPr>
+        <w:fldChar w:fldCharType="begin"/>
+      </w:r>
+      <w:r>
+        <w:rPr>
+          <w:rFonts w:ascii="Times New Roman" w:hAnsi="Times New Roman"/>
+        </w:rPr>
+        <w:instrText xml:space="preserve">ADDIN BEC{Hu and Cai, 2011 #75255; </w:instrText>
+      </w:r>
+      <w:r>
+        <w:rPr>
+          <w:rFonts w:ascii="Times New Roman" w:hAnsi="Times New Roman"/>
+        </w:rPr>
+        <w:instrText>Humphreys et al., 2018 #287019}</w:instrText>
+      </w:r>
+      <w:r>
+        <w:rPr>
+          <w:rFonts w:ascii="Times New Roman" w:hAnsi="Times New Roman"/>
+        </w:rPr>
+        <w:fldChar w:fldCharType="separate"/>
+      </w:r>
+      <w:r>
+        <w:rPr>
+          <w:rFonts w:ascii="Times New Roman" w:hAnsi="Times New Roman"/>
+        </w:rPr>
+        <w:t>(Hu &amp; Cai 2011a, Humphreys et al. 2018)</w:t>
+      </w:r>
+      <w:r>
+        <w:rPr>
+          <w:rFonts w:ascii="Times New Roman" w:hAnsi="Times New Roman"/>
+        </w:rPr>
+        <w:fldChar w:fldCharType="end"/>
+      </w:r>
+      <w:r>
+        <w:rPr>
+          <w:rFonts w:ascii="Times New Roman" w:hAnsi="Times New Roman"/>
+        </w:rPr>
+        <w:t xml:space="preserve"> which is the reciprocal of the global </w:t>
+      </w:r>
+      <w:r>
+        <w:rPr>
+          <w:rFonts w:ascii="Times New Roman" w:hAnsi="Times New Roman"/>
+        </w:rPr>
+        <w:t xml:space="preserve">average </w:t>
+      </w:r>
+      <w:r>
+        <w:rPr>
+          <w:rFonts w:ascii="Times New Roman" w:hAnsi="Times New Roman"/>
+          <w:i/>
+          <w:iCs/>
+        </w:rPr>
+        <w:t>η</w:t>
+      </w:r>
+      <w:r>
+        <w:rPr>
+          <w:rFonts w:ascii="Times New Roman" w:hAnsi="Times New Roman"/>
+        </w:rPr>
+        <w:t xml:space="preserve"> = 0.84 </w:t>
+      </w:r>
+      <w:r>
+        <w:fldChar w:fldCharType="begin"/>
+      </w:r>
+      <w:r>
+        <w:instrText>ADDIN BEC{Schulz et al., 2023 #309504}</w:instrText>
+      </w:r>
+      <w:r>
+        <w:fldChar w:fldCharType="separate"/>
+      </w:r>
+      <w:r>
+        <w:t>(Schulz et al. 2023)</w:t>
+      </w:r>
+      <w:r>
+        <w:fldChar w:fldCharType="end"/>
+      </w:r>
+      <w:r>
+        <w:rPr>
+          <w:rFonts w:ascii="Times New Roman" w:hAnsi="Times New Roman"/>
+        </w:rPr>
+        <w:t xml:space="preserve">. </w:t>
+      </w:r>
+      <w:commentRangeStart w:id="12"/>
+      <w:r>
+        <w:rPr>
+          <w:rFonts w:ascii="Times New Roman" w:hAnsi="Times New Roman"/>
+        </w:rPr>
+        <w:t xml:space="preserve">A positive value of </w:t>
+      </w:r>
+      <w:r>
+        <w:rPr>
+          <w:rFonts w:ascii="Times New Roman" w:hAnsi="Times New Roman"/>
+        </w:rPr>
+        <w:t>Φ</w:t>
+      </w:r>
+      <w:r>
+        <w:rPr>
+          <w:rFonts w:ascii="Times New Roman" w:hAnsi="Times New Roman"/>
+        </w:rPr>
+        <w:t xml:space="preserve"> indicates a CO</w:t>
+      </w:r>
+      <w:r>
+        <w:rPr>
+          <w:rFonts w:ascii="Times New Roman" w:hAnsi="Times New Roman"/>
+          <w:vertAlign w:val="subscript"/>
+        </w:rPr>
+        <w:t>2</w:t>
+      </w:r>
+      <w:r>
+        <w:rPr>
+          <w:rFonts w:ascii="Times New Roman" w:hAnsi="Times New Roman"/>
+        </w:rPr>
+        <w:t xml:space="preserve"> source which is the case for </w:t>
+      </w:r>
+      <w:r>
+        <w:rPr>
+          <w:rFonts w:ascii="Times New Roman" w:hAnsi="Times New Roman"/>
+          <w:i/>
+          <w:iCs/>
+        </w:rPr>
+        <w:t>q</w:t>
+      </w:r>
+      <w:r>
+        <w:rPr>
+          <w:rFonts w:ascii="Times New Roman" w:hAnsi="Times New Roman"/>
+        </w:rPr>
+        <w:t xml:space="preserve"> &lt; </w:t>
+      </w:r>
+      <w:r>
+        <w:rPr>
+          <w:rFonts w:ascii="Times New Roman" w:hAnsi="Times New Roman"/>
+          <w:i/>
+          <w:iCs/>
+        </w:rPr>
+        <w:t>Q</w:t>
+      </w:r>
+      <w:commentRangeEnd w:id="12"/>
+      <w:r>
+        <w:rPr>
+          <w:rStyle w:val="CommentReference"/>
+          <w:rFonts w:ascii="Times New Roman" w:hAnsi="Times New Roman"/>
+          <w:sz w:val="24"/>
+          <w:szCs w:val="24"/>
+        </w:rPr>
+        <w:commentReference w:id="12"/>
       </w:r>
       <w:r>
         <w:rPr>
           <w:rFonts w:ascii="Times New Roman" w:hAnsi="Times New Roman"/>
         </w:rPr>
         <w:t>.</w:t>
-      </w:r>
-      <w:r>
-        <w:rPr>
-          <w:rFonts w:ascii="Times New Roman" w:hAnsi="Times New Roman"/>
-        </w:rPr>
-        <w:t xml:space="preserve"> </w:t>
-      </w:r>
-      <w:r>
-        <w:rPr>
-          <w:rFonts w:ascii="Times New Roman" w:hAnsi="Times New Roman"/>
-        </w:rPr>
-        <w:t>W</w:t>
-      </w:r>
-      <w:r>
-        <w:rPr>
-          <w:rFonts w:ascii="Times New Roman" w:hAnsi="Times New Roman"/>
-        </w:rPr>
-        <w:t xml:space="preserve">e </w:t>
-      </w:r>
-      <w:r>
-        <w:rPr>
-          <w:rFonts w:ascii="Times New Roman" w:hAnsi="Times New Roman"/>
-        </w:rPr>
-        <w:t xml:space="preserve">then </w:t>
-      </w:r>
-      <w:r>
-        <w:rPr>
-          <w:rFonts w:ascii="Times New Roman" w:hAnsi="Times New Roman"/>
-        </w:rPr>
-        <w:t>identified dominant microbes to species level using assigned taxonomy based on the full 16S rRNA gene and determine</w:t>
-      </w:r>
-      <w:r>
-        <w:rPr>
-          <w:rFonts w:ascii="Times New Roman" w:hAnsi="Times New Roman"/>
-        </w:rPr>
-        <w:t>d</w:t>
-      </w:r>
-      <w:r>
-        <w:rPr>
-          <w:rFonts w:ascii="Times New Roman" w:hAnsi="Times New Roman"/>
-        </w:rPr>
-        <w:t xml:space="preserve"> their metabolic function through a literature search.</w:t>
       </w:r>
     </w:p>
     <w:p>
@@ -11207,6 +12004,7 @@
               <w:rPr>
                 <w:rFonts w:ascii="Times New Roman" w:hAnsi="Times New Roman"/>
               </w:rPr>
+              <w:lastRenderedPageBreak/>
               <w:t>2</w:t>
             </w:r>
           </w:p>
@@ -11622,27 +12420,11 @@
         </w:rPr>
         <w:t xml:space="preserve"> was high and stable in the control and sulfate treatments, again likely due to leaching, but declined in the iron treatment (Figure S2). </w:t>
       </w:r>
-    </w:p>
-    <w:p>
-      <w:pPr>
-        <w:spacing w:after="0" w:line="240" w:lineRule="auto"/>
-        <w:rPr>
-          <w:rFonts w:ascii="Times New Roman" w:hAnsi="Times New Roman"/>
-        </w:rPr>
-      </w:pPr>
-    </w:p>
-    <w:p>
-      <w:pPr>
-        <w:spacing w:after="0" w:line="240" w:lineRule="auto"/>
-        <w:rPr>
-          <w:rFonts w:ascii="Times New Roman" w:hAnsi="Times New Roman"/>
-        </w:rPr>
-      </w:pPr>
-      <w:r>
-        <w:rPr>
-          <w:rFonts w:ascii="Times New Roman" w:hAnsi="Times New Roman"/>
-        </w:rPr>
-        <w:t xml:space="preserve">The iron treatment was dominated by an unidentified </w:t>
+      <w:r>
+        <w:rPr>
+          <w:rFonts w:ascii="Times New Roman" w:hAnsi="Times New Roman"/>
+        </w:rPr>
+        <w:t xml:space="preserve">The iron treatment did not display the expected slope </w:t>
       </w:r>
       <w:r>
         <w:rPr>
@@ -11650,25 +12432,118 @@
           <w:i/>
           <w:iCs/>
         </w:rPr>
-        <w:t>Psychromonas</w:t>
-      </w:r>
-      <w:r>
-        <w:rPr>
-          <w:rFonts w:ascii="Times New Roman" w:hAnsi="Times New Roman"/>
-        </w:rPr>
-        <w:t xml:space="preserve"> </w:t>
-      </w:r>
-      <w:r>
-        <w:rPr>
-          <w:rFonts w:ascii="Times New Roman" w:hAnsi="Times New Roman"/>
-        </w:rPr>
-        <w:t xml:space="preserve">species, </w:t>
+        <w:t>q</w:t>
       </w:r>
       <w:r>
         <w:rPr>
           <w:rFonts w:ascii="Times New Roman" w:hAnsi="Times New Roman"/>
           <w:i/>
           <w:iCs/>
+          <w:vertAlign w:val="subscript"/>
+        </w:rPr>
+        <w:t>E</w:t>
+      </w:r>
+      <w:r>
+        <w:rPr>
+          <w:rFonts w:ascii="Times New Roman" w:hAnsi="Times New Roman"/>
+          <w:i/>
+          <w:iCs/>
+        </w:rPr>
+        <w:t xml:space="preserve"> </w:t>
+      </w:r>
+      <w:r>
+        <w:rPr>
+          <w:rFonts w:ascii="Times New Roman" w:hAnsi="Times New Roman"/>
+        </w:rPr>
+        <w:t>=</w:t>
+      </w:r>
+      <w:r>
+        <w:rPr>
+          <w:rFonts w:ascii="Times New Roman" w:hAnsi="Times New Roman"/>
+          <w:i/>
+          <w:iCs/>
+        </w:rPr>
+        <w:t xml:space="preserve"> </w:t>
+      </w:r>
+      <w:r>
+        <w:rPr>
+          <w:rFonts w:ascii="Times New Roman" w:hAnsi="Times New Roman"/>
+        </w:rPr>
+        <w:t>8</w:t>
+      </w:r>
+      <w:r>
+        <w:rPr>
+          <w:rFonts w:ascii="Times New Roman" w:hAnsi="Times New Roman"/>
+        </w:rPr>
+        <w:t xml:space="preserve"> </w:t>
+      </w:r>
+      <w:r>
+        <w:rPr>
+          <w:rFonts w:ascii="Times New Roman" w:hAnsi="Times New Roman"/>
+        </w:rPr>
+        <w:t>(Figure S3)</w:t>
+      </w:r>
+      <w:r>
+        <w:rPr>
+          <w:rFonts w:ascii="Times New Roman" w:hAnsi="Times New Roman"/>
+        </w:rPr>
+        <w:t xml:space="preserve">, </w:t>
+      </w:r>
+      <w:r>
+        <w:rPr>
+          <w:rFonts w:ascii="Times New Roman" w:hAnsi="Times New Roman"/>
+        </w:rPr>
+        <w:t>suggesting</w:t>
+      </w:r>
+      <w:r>
+        <w:rPr>
+          <w:rFonts w:ascii="Times New Roman" w:hAnsi="Times New Roman"/>
+        </w:rPr>
+        <w:t xml:space="preserve"> that TA production may have only in part been due to iron reduction or a different process</w:t>
+      </w:r>
+      <w:r>
+        <w:rPr>
+          <w:rFonts w:ascii="Times New Roman" w:hAnsi="Times New Roman"/>
+        </w:rPr>
+        <w:t>.</w:t>
+      </w:r>
+      <w:r>
+        <w:rPr>
+          <w:rFonts w:ascii="Times New Roman" w:hAnsi="Times New Roman"/>
+        </w:rPr>
+        <w:t xml:space="preserve"> However, t</w:t>
+      </w:r>
+      <w:r>
+        <w:rPr>
+          <w:rFonts w:ascii="Times New Roman" w:hAnsi="Times New Roman"/>
+        </w:rPr>
+        <w:t xml:space="preserve">he iron treatment was dominated by an unidentified </w:t>
+      </w:r>
+      <w:r>
+        <w:rPr>
+          <w:rFonts w:ascii="Times New Roman" w:hAnsi="Times New Roman"/>
+          <w:i/>
+          <w:iCs/>
+        </w:rPr>
+        <w:t>Psychromonas</w:t>
+      </w:r>
+      <w:r>
+        <w:rPr>
+          <w:rFonts w:ascii="Times New Roman" w:hAnsi="Times New Roman"/>
+        </w:rPr>
+        <w:t xml:space="preserve"> </w:t>
+      </w:r>
+      <w:r>
+        <w:rPr>
+          <w:rFonts w:ascii="Times New Roman" w:hAnsi="Times New Roman"/>
+        </w:rPr>
+        <w:t xml:space="preserve">species, </w:t>
+      </w:r>
+      <w:r>
+        <w:rPr>
+          <w:rFonts w:ascii="Times New Roman" w:hAnsi="Times New Roman"/>
+          <w:i/>
+          <w:iCs/>
         </w:rPr>
         <w:t>Thalassospira profundimaris</w:t>
       </w:r>
@@ -11682,16 +12557,46 @@
         <w:rPr>
           <w:rFonts w:ascii="Times New Roman" w:hAnsi="Times New Roman"/>
         </w:rPr>
+        <w:t xml:space="preserve"> Both species are associated with iron reduction albeit not established iron reducers.</w:t>
+      </w:r>
+      <w:r>
+        <w:rPr>
+          <w:rFonts w:ascii="Times New Roman" w:hAnsi="Times New Roman"/>
+        </w:rPr>
         <w:t xml:space="preserve"> Biomass loss</w:t>
       </w:r>
-    </w:p>
-    <w:p>
-      <w:pPr>
-        <w:spacing w:after="0" w:line="240" w:lineRule="auto"/>
-        <w:rPr>
-          <w:rFonts w:ascii="Times New Roman" w:hAnsi="Times New Roman"/>
-        </w:rPr>
-      </w:pPr>
+      <w:r>
+        <w:rPr>
+          <w:rFonts w:ascii="Times New Roman" w:hAnsi="Times New Roman"/>
+        </w:rPr>
+        <w:t>…</w:t>
+      </w:r>
+    </w:p>
+    <w:p>
+      <w:pPr>
+        <w:spacing w:after="0" w:line="240" w:lineRule="auto"/>
+        <w:rPr>
+          <w:rFonts w:ascii="Times New Roman" w:hAnsi="Times New Roman"/>
+        </w:rPr>
+      </w:pPr>
+    </w:p>
+    <w:p>
+      <w:pPr>
+        <w:spacing w:after="0" w:line="240" w:lineRule="auto"/>
+        <w:rPr>
+          <w:rFonts w:ascii="Times New Roman" w:hAnsi="Times New Roman"/>
+          <w:b/>
+          <w:bCs/>
+        </w:rPr>
+      </w:pPr>
+      <w:r>
+        <w:rPr>
+          <w:rFonts w:ascii="Times New Roman" w:hAnsi="Times New Roman"/>
+          <w:b/>
+          <w:bCs/>
+        </w:rPr>
+        <w:t>Experiment 2</w:t>
+      </w:r>
     </w:p>
     <w:p>
       <w:pPr>
@@ -11752,7 +12657,25 @@
         <w:rPr>
           <w:rFonts w:ascii="Times New Roman" w:hAnsi="Times New Roman"/>
         </w:rPr>
-        <w:t>Figure 1 Figure 2 Table 2</w:t>
+        <w:t xml:space="preserve">Figure 1 Figure 2 </w:t>
+      </w:r>
+      <w:r>
+        <w:rPr>
+          <w:rFonts w:ascii="Times New Roman" w:hAnsi="Times New Roman"/>
+        </w:rPr>
+        <w:t xml:space="preserve">Figure 3 </w:t>
+      </w:r>
+      <w:r>
+        <w:rPr>
+          <w:rFonts w:ascii="Times New Roman" w:hAnsi="Times New Roman"/>
+        </w:rPr>
+        <w:t>Table 2</w:t>
+      </w:r>
+      <w:r>
+        <w:rPr>
+          <w:rFonts w:ascii="Times New Roman" w:hAnsi="Times New Roman"/>
+        </w:rPr>
+        <w:t xml:space="preserve"> Figure S4</w:t>
       </w:r>
     </w:p>
     <w:p>
@@ -12006,31 +12929,16 @@
           <w:rFonts w:ascii="Times New Roman" w:hAnsi="Times New Roman"/>
         </w:rPr>
       </w:pPr>
-    </w:p>
-    <w:p>
-      <w:pPr>
-        <w:spacing w:after="0" w:line="240" w:lineRule="auto"/>
-        <w:rPr>
-          <w:rFonts w:ascii="Times New Roman" w:hAnsi="Times New Roman"/>
-        </w:rPr>
-      </w:pPr>
       <w:r>
         <w:rPr>
           <w:noProof/>
         </w:rPr>
+        <w:lastRenderedPageBreak/>
         <w:drawing>
-          <wp:anchor distT="0" distB="0" distL="114300" distR="114300" simplePos="0" relativeHeight="251658240" behindDoc="0" locked="0" layoutInCell="1" allowOverlap="1" wp14:anchorId="1CA0A798" wp14:editId="0A7D7433">
-            <wp:simplePos x="0" y="0"/>
-            <wp:positionH relativeFrom="margin">
-              <wp:align>center</wp:align>
-            </wp:positionH>
-            <wp:positionV relativeFrom="paragraph">
-              <wp:posOffset>0</wp:posOffset>
-            </wp:positionV>
-            <wp:extent cx="5731510" cy="5163820"/>
-            <wp:effectExtent l="0" t="0" r="0" b="5080"/>
-            <wp:wrapTopAndBottom/>
-            <wp:docPr id="1581921526" name="Picture 4"/>
+          <wp:inline distT="0" distB="0" distL="0" distR="0" wp14:anchorId="250759D7" wp14:editId="6EFB1F61">
+            <wp:extent cx="5731510" cy="5165725"/>
+            <wp:effectExtent l="0" t="0" r="0" b="3175"/>
+            <wp:docPr id="211121136" name="Picture 3"/>
             <wp:cNvGraphicFramePr>
               <a:graphicFrameLocks xmlns:a="http://schemas.openxmlformats.org/drawingml/2006/main" noChangeAspect="1"/>
             </wp:cNvGraphicFramePr>
@@ -12059,7 +12967,7 @@
                   <pic:spPr bwMode="auto">
                     <a:xfrm>
                       <a:off x="0" y="0"/>
-                      <a:ext cx="5731510" cy="5163820"/>
+                      <a:ext cx="5731510" cy="5165725"/>
                     </a:xfrm>
                     <a:prstGeom prst="rect">
                       <a:avLst/>
@@ -12072,15 +12980,17 @@
                 </pic:pic>
               </a:graphicData>
             </a:graphic>
-            <wp14:sizeRelH relativeFrom="page">
-              <wp14:pctWidth>0</wp14:pctWidth>
-            </wp14:sizeRelH>
-            <wp14:sizeRelV relativeFrom="page">
-              <wp14:pctHeight>0</wp14:pctHeight>
-            </wp14:sizeRelV>
-          </wp:anchor>
+          </wp:inline>
         </w:drawing>
       </w:r>
+    </w:p>
+    <w:p>
+      <w:pPr>
+        <w:spacing w:after="0" w:line="240" w:lineRule="auto"/>
+        <w:rPr>
+          <w:rFonts w:ascii="Times New Roman" w:hAnsi="Times New Roman"/>
+        </w:rPr>
+      </w:pPr>
       <w:r>
         <w:rPr>
           <w:rFonts w:ascii="Times New Roman" w:hAnsi="Times New Roman"/>
@@ -12137,7 +13047,7 @@
         <w:rPr>
           <w:rFonts w:ascii="Times New Roman" w:hAnsi="Times New Roman"/>
         </w:rPr>
-        <w:t xml:space="preserve"> of </w:t>
+        <w:t xml:space="preserve">. Distributions are kernel density estimates of posterior probability density functions for the logistic parameters </w:t>
       </w:r>
       <w:r>
         <w:rPr>
@@ -12145,13 +13055,13 @@
           <w:i/>
           <w:iCs/>
         </w:rPr>
-        <w:t>c</w:t>
-      </w:r>
-      <w:r>
-        <w:rPr>
-          <w:rFonts w:ascii="Times New Roman" w:hAnsi="Times New Roman"/>
-        </w:rPr>
-        <w:t xml:space="preserve"> (Equation 1). Distributions are kernel density estimates of posterior probability density functions for </w:t>
+        <w:t>r</w:t>
+      </w:r>
+      <w:r>
+        <w:rPr>
+          <w:rFonts w:ascii="Times New Roman" w:hAnsi="Times New Roman"/>
+        </w:rPr>
+        <w:t xml:space="preserve">, </w:t>
       </w:r>
       <w:r>
         <w:rPr>
@@ -12159,13 +13069,13 @@
           <w:i/>
           <w:iCs/>
         </w:rPr>
-        <w:t>r</w:t>
-      </w:r>
-      <w:r>
-        <w:rPr>
-          <w:rFonts w:ascii="Times New Roman" w:hAnsi="Times New Roman"/>
-        </w:rPr>
-        <w:t xml:space="preserve">, </w:t>
+        <w:t>m</w:t>
+      </w:r>
+      <w:r>
+        <w:rPr>
+          <w:rFonts w:ascii="Times New Roman" w:hAnsi="Times New Roman"/>
+        </w:rPr>
+        <w:t xml:space="preserve"> and </w:t>
       </w:r>
       <w:r>
         <w:rPr>
@@ -12173,13 +13083,89 @@
           <w:i/>
           <w:iCs/>
         </w:rPr>
-        <w:t>m</w:t>
-      </w:r>
-      <w:r>
-        <w:rPr>
-          <w:rFonts w:ascii="Times New Roman" w:hAnsi="Times New Roman"/>
-        </w:rPr>
-        <w:t xml:space="preserve"> and </w:t>
+        <w:t>p</w:t>
+      </w:r>
+      <w:r>
+        <w:rPr>
+          <w:rFonts w:ascii="Times New Roman" w:hAnsi="Times New Roman"/>
+        </w:rPr>
+        <w:t xml:space="preserve"> (Equation 1) and derived quantities. Note that for produced total alkalinity scales differ between the blank and other treatments and densities are normalised by height rather than area.</w:t>
+      </w:r>
+    </w:p>
+    <w:p>
+      <w:pPr>
+        <w:spacing w:after="0" w:line="240" w:lineRule="auto"/>
+        <w:rPr>
+          <w:rFonts w:ascii="Times New Roman" w:hAnsi="Times New Roman"/>
+        </w:rPr>
+      </w:pPr>
+    </w:p>
+    <w:p>
+      <w:pPr>
+        <w:spacing w:after="0" w:line="240" w:lineRule="auto"/>
+        <w:rPr>
+          <w:rFonts w:ascii="Times New Roman" w:hAnsi="Times New Roman"/>
+        </w:rPr>
+      </w:pPr>
+      <w:r>
+        <w:rPr>
+          <w:rFonts w:ascii="Times New Roman" w:hAnsi="Times New Roman"/>
+          <w:b/>
+          <w:bCs/>
+        </w:rPr>
+        <w:t xml:space="preserve">Table </w:t>
+      </w:r>
+      <w:r>
+        <w:rPr>
+          <w:rFonts w:ascii="Times New Roman" w:hAnsi="Times New Roman"/>
+          <w:b/>
+          <w:bCs/>
+        </w:rPr>
+        <w:t>2</w:t>
+      </w:r>
+      <w:r>
+        <w:rPr>
+          <w:rFonts w:ascii="Times New Roman" w:hAnsi="Times New Roman"/>
+        </w:rPr>
+        <w:t>. Total alkalinity (TA) production during anaerobic decomposition of kelp (cf. Table 1) in fine calcareous sand under complete anoxia</w:t>
+      </w:r>
+      <w:r>
+        <w:rPr>
+          <w:rFonts w:ascii="Times New Roman" w:hAnsi="Times New Roman"/>
+        </w:rPr>
+        <w:t xml:space="preserve"> </w:t>
+      </w:r>
+      <w:r>
+        <w:rPr>
+          <w:rFonts w:ascii="Times New Roman" w:hAnsi="Times New Roman"/>
+        </w:rPr>
+        <w:t>(second experiment). TA production is given as total production (TA</w:t>
+      </w:r>
+      <w:r>
+        <w:rPr>
+          <w:rFonts w:ascii="Times New Roman" w:hAnsi="Times New Roman"/>
+          <w:vertAlign w:val="subscript"/>
+        </w:rPr>
+        <w:t>P</w:t>
+      </w:r>
+      <w:r>
+        <w:rPr>
+          <w:rFonts w:ascii="Times New Roman" w:hAnsi="Times New Roman"/>
+        </w:rPr>
+        <w:t>) and surplus production (TA</w:t>
+      </w:r>
+      <w:r>
+        <w:rPr>
+          <w:rFonts w:ascii="Times New Roman" w:hAnsi="Times New Roman"/>
+          <w:vertAlign w:val="subscript"/>
+        </w:rPr>
+        <w:t>S</w:t>
+      </w:r>
+      <w:r>
+        <w:rPr>
+          <w:rFonts w:ascii="Times New Roman" w:hAnsi="Times New Roman"/>
+        </w:rPr>
+        <w:t xml:space="preserve">) after subtracting blank sediment production. CSP is the fraction of kelp that is putatively retained as TA (Equation 2). </w:t>
       </w:r>
       <w:r>
         <w:rPr>
@@ -12187,77 +13173,25 @@
           <w:i/>
           <w:iCs/>
         </w:rPr>
-        <w:t>p</w:t>
-      </w:r>
-      <w:r>
-        <w:rPr>
-          <w:rFonts w:ascii="Times New Roman" w:hAnsi="Times New Roman"/>
-        </w:rPr>
-        <w:t xml:space="preserve"> (Equation 1) and derived quantities. Note that for produced total alkalinity scales differ between the blank and other treatments and densities are normalised by height rather than area.</w:t>
-      </w:r>
-    </w:p>
-    <w:p>
-      <w:pPr>
-        <w:spacing w:after="0" w:line="240" w:lineRule="auto"/>
-        <w:rPr>
-          <w:rFonts w:ascii="Times New Roman" w:hAnsi="Times New Roman"/>
-        </w:rPr>
-      </w:pPr>
-    </w:p>
-    <w:p>
-      <w:pPr>
-        <w:spacing w:after="0" w:line="240" w:lineRule="auto"/>
-        <w:rPr>
-          <w:rFonts w:ascii="Times New Roman" w:hAnsi="Times New Roman"/>
-        </w:rPr>
-      </w:pPr>
-      <w:r>
-        <w:rPr>
-          <w:rFonts w:ascii="Times New Roman" w:hAnsi="Times New Roman"/>
-          <w:b/>
-          <w:bCs/>
-        </w:rPr>
-        <w:t xml:space="preserve">Table </w:t>
-      </w:r>
-      <w:r>
-        <w:rPr>
-          <w:rFonts w:ascii="Times New Roman" w:hAnsi="Times New Roman"/>
-          <w:b/>
-          <w:bCs/>
-        </w:rPr>
-        <w:t>2</w:t>
-      </w:r>
-      <w:r>
-        <w:rPr>
-          <w:rFonts w:ascii="Times New Roman" w:hAnsi="Times New Roman"/>
-        </w:rPr>
-        <w:t>. Total alkalinity (TA) production over 217 days of anaerobic kelp (</w:t>
-      </w:r>
-      <w:r>
-        <w:rPr>
-          <w:rFonts w:ascii="Times New Roman" w:hAnsi="Times New Roman"/>
-          <w:i/>
-          <w:iCs/>
-        </w:rPr>
-        <w:t>Ecklonia radiata</w:t>
-      </w:r>
-      <w:r>
-        <w:rPr>
-          <w:rFonts w:ascii="Times New Roman" w:hAnsi="Times New Roman"/>
-        </w:rPr>
-        <w:t>) decomposition in fine calcareous sand under complete anoxia</w:t>
-      </w:r>
-      <w:r>
-        <w:rPr>
-          <w:rFonts w:ascii="Times New Roman" w:hAnsi="Times New Roman"/>
-        </w:rPr>
-        <w:t xml:space="preserve"> </w:t>
-      </w:r>
-      <w:r>
-        <w:rPr>
-          <w:rFonts w:ascii="Times New Roman" w:hAnsi="Times New Roman"/>
-        </w:rPr>
-        <w:t>(second experiment). The sequestered fraction of the kelp carbon load (cf. Table 1) is calculated in Equation 3.</w:t>
+        <w:t>q</w:t>
+      </w:r>
+      <w:r>
+        <w:rPr>
+          <w:rFonts w:ascii="Times New Roman" w:hAnsi="Times New Roman"/>
+        </w:rPr>
+        <w:t xml:space="preserve"> (Equation 3) and </w:t>
+      </w:r>
+      <w:r>
+        <w:rPr>
+          <w:rFonts w:ascii="Times New Roman" w:hAnsi="Times New Roman"/>
+        </w:rPr>
+        <w:t>Φ</w:t>
+      </w:r>
+      <w:r>
+        <w:rPr>
+          <w:rFonts w:ascii="Times New Roman" w:hAnsi="Times New Roman"/>
+        </w:rPr>
+        <w:t xml:space="preserve"> (Equation 4) are derived using the nutrient carbonate system calculation.</w:t>
       </w:r>
     </w:p>
     <w:tbl>
@@ -12275,16 +13209,18 @@
         <w:tblLook w:val="04A0" w:firstRow="1" w:lastRow="0" w:firstColumn="1" w:lastColumn="0" w:noHBand="0" w:noVBand="1"/>
       </w:tblPr>
       <w:tblGrid>
-        <w:gridCol w:w="1334"/>
-        <w:gridCol w:w="1330"/>
-        <w:gridCol w:w="2284"/>
-        <w:gridCol w:w="2096"/>
-        <w:gridCol w:w="1982"/>
+        <w:gridCol w:w="1295"/>
+        <w:gridCol w:w="1291"/>
+        <w:gridCol w:w="1283"/>
+        <w:gridCol w:w="1274"/>
+        <w:gridCol w:w="1123"/>
+        <w:gridCol w:w="1690"/>
+        <w:gridCol w:w="1070"/>
       </w:tblGrid>
       <w:tr>
         <w:tc>
           <w:tcPr>
-            <w:tcW w:w="739" w:type="pct"/>
+            <w:tcW w:w="717" w:type="pct"/>
             <w:tcBorders>
               <w:top w:val="single" w:sz="4" w:space="0" w:color="auto"/>
               <w:bottom w:val="single" w:sz="4" w:space="0" w:color="auto"/>
@@ -12310,7 +13246,7 @@
         </w:tc>
         <w:tc>
           <w:tcPr>
-            <w:tcW w:w="737" w:type="pct"/>
+            <w:tcW w:w="715" w:type="pct"/>
             <w:tcBorders>
               <w:top w:val="single" w:sz="4" w:space="0" w:color="auto"/>
               <w:bottom w:val="single" w:sz="4" w:space="0" w:color="auto"/>
@@ -12336,7 +13272,7 @@
         </w:tc>
         <w:tc>
           <w:tcPr>
-            <w:tcW w:w="1265" w:type="pct"/>
+            <w:tcW w:w="711" w:type="pct"/>
             <w:tcBorders>
               <w:top w:val="single" w:sz="4" w:space="0" w:color="auto"/>
               <w:bottom w:val="single" w:sz="4" w:space="0" w:color="auto"/>
@@ -12356,13 +13292,30 @@
                 <w:b/>
                 <w:bCs/>
               </w:rPr>
-              <w:t>Produced TA (mM)</w:t>
+              <w:t>TA</w:t>
+            </w:r>
+            <w:r>
+              <w:rPr>
+                <w:rFonts w:ascii="Times New Roman" w:hAnsi="Times New Roman"/>
+                <w:b/>
+                <w:bCs/>
+                <w:vertAlign w:val="subscript"/>
+              </w:rPr>
+              <w:t>P</w:t>
+            </w:r>
+            <w:r>
+              <w:rPr>
+                <w:rFonts w:ascii="Times New Roman" w:hAnsi="Times New Roman"/>
+                <w:b/>
+                <w:bCs/>
+              </w:rPr>
+              <w:t xml:space="preserve"> (mM)</w:t>
             </w:r>
           </w:p>
         </w:tc>
         <w:tc>
           <w:tcPr>
-            <w:tcW w:w="1161" w:type="pct"/>
+            <w:tcW w:w="706" w:type="pct"/>
             <w:tcBorders>
               <w:top w:val="single" w:sz="4" w:space="0" w:color="auto"/>
               <w:bottom w:val="single" w:sz="4" w:space="0" w:color="auto"/>
@@ -12382,13 +13335,30 @@
                 <w:b/>
                 <w:bCs/>
               </w:rPr>
-              <w:t>Surplus TA (mM)</w:t>
+              <w:t>TA</w:t>
+            </w:r>
+            <w:r>
+              <w:rPr>
+                <w:rFonts w:ascii="Times New Roman" w:hAnsi="Times New Roman"/>
+                <w:b/>
+                <w:bCs/>
+                <w:vertAlign w:val="subscript"/>
+              </w:rPr>
+              <w:t>S</w:t>
+            </w:r>
+            <w:r>
+              <w:rPr>
+                <w:rFonts w:ascii="Times New Roman" w:hAnsi="Times New Roman"/>
+                <w:b/>
+                <w:bCs/>
+              </w:rPr>
+              <w:t xml:space="preserve"> (mM)</w:t>
             </w:r>
           </w:p>
         </w:tc>
         <w:tc>
           <w:tcPr>
-            <w:tcW w:w="1098" w:type="pct"/>
+            <w:tcW w:w="622" w:type="pct"/>
             <w:tcBorders>
               <w:top w:val="single" w:sz="4" w:space="0" w:color="auto"/>
               <w:bottom w:val="single" w:sz="4" w:space="0" w:color="auto"/>
@@ -12408,7 +13378,117 @@
                 <w:b/>
                 <w:bCs/>
               </w:rPr>
-              <w:t>Sequestered (%)</w:t>
+              <w:t>CSP</w:t>
+            </w:r>
+            <w:r>
+              <w:rPr>
+                <w:rFonts w:ascii="Times New Roman" w:hAnsi="Times New Roman"/>
+                <w:b/>
+                <w:bCs/>
+              </w:rPr>
+              <w:t xml:space="preserve"> (%)</w:t>
+            </w:r>
+          </w:p>
+        </w:tc>
+        <w:tc>
+          <w:tcPr>
+            <w:tcW w:w="936" w:type="pct"/>
+            <w:tcBorders>
+              <w:top w:val="single" w:sz="4" w:space="0" w:color="auto"/>
+              <w:bottom w:val="single" w:sz="4" w:space="0" w:color="auto"/>
+            </w:tcBorders>
+          </w:tcPr>
+          <w:p>
+            <w:pPr>
+              <w:rPr>
+                <w:rFonts w:ascii="Times New Roman" w:hAnsi="Times New Roman"/>
+                <w:b/>
+                <w:bCs/>
+              </w:rPr>
+            </w:pPr>
+            <w:r>
+              <w:rPr>
+                <w:rFonts w:ascii="Times New Roman" w:hAnsi="Times New Roman"/>
+                <w:b/>
+                <w:bCs/>
+                <w:i/>
+                <w:iCs/>
+              </w:rPr>
+              <w:t>q</w:t>
+            </w:r>
+            <w:r>
+              <w:rPr>
+                <w:rFonts w:ascii="Times New Roman" w:hAnsi="Times New Roman"/>
+                <w:b/>
+                <w:bCs/>
+              </w:rPr>
+              <w:t xml:space="preserve"> (</w:t>
+            </w:r>
+            <w:r>
+              <w:rPr>
+                <w:rFonts w:ascii="Times New Roman" w:hAnsi="Times New Roman"/>
+                <w:b/>
+                <w:bCs/>
+              </w:rPr>
+              <w:t>Δ</w:t>
+            </w:r>
+            <w:r>
+              <w:rPr>
+                <w:rFonts w:ascii="Times New Roman" w:hAnsi="Times New Roman"/>
+                <w:b/>
+                <w:bCs/>
+              </w:rPr>
+              <w:t>TA/</w:t>
+            </w:r>
+            <w:r>
+              <w:rPr>
+                <w:rFonts w:ascii="Times New Roman" w:hAnsi="Times New Roman"/>
+                <w:b/>
+                <w:bCs/>
+              </w:rPr>
+              <w:t>Δ</w:t>
+            </w:r>
+            <w:r>
+              <w:rPr>
+                <w:rFonts w:ascii="Times New Roman" w:hAnsi="Times New Roman"/>
+                <w:b/>
+                <w:bCs/>
+              </w:rPr>
+              <w:t>DIC)</w:t>
+            </w:r>
+          </w:p>
+        </w:tc>
+        <w:tc>
+          <w:tcPr>
+            <w:tcW w:w="595" w:type="pct"/>
+            <w:tcBorders>
+              <w:top w:val="single" w:sz="4" w:space="0" w:color="auto"/>
+              <w:bottom w:val="single" w:sz="4" w:space="0" w:color="auto"/>
+            </w:tcBorders>
+          </w:tcPr>
+          <w:p>
+            <w:pPr>
+              <w:rPr>
+                <w:rFonts w:ascii="Times New Roman" w:hAnsi="Times New Roman"/>
+                <w:b/>
+                <w:bCs/>
+              </w:rPr>
+            </w:pPr>
+            <w:r>
+              <w:rPr>
+                <w:rFonts w:ascii="Times New Roman" w:hAnsi="Times New Roman"/>
+                <w:b/>
+                <w:bCs/>
+              </w:rPr>
+              <w:t>Φ</w:t>
+            </w:r>
+            <w:r>
+              <w:rPr>
+                <w:rFonts w:ascii="Times New Roman" w:hAnsi="Times New Roman"/>
+                <w:b/>
+                <w:bCs/>
+              </w:rPr>
+              <w:t xml:space="preserve"> (mM)</w:t>
             </w:r>
           </w:p>
         </w:tc>
@@ -12416,7 +13496,7 @@
       <w:tr>
         <w:tc>
           <w:tcPr>
-            <w:tcW w:w="739" w:type="pct"/>
+            <w:tcW w:w="717" w:type="pct"/>
             <w:tcBorders>
               <w:top w:val="single" w:sz="4" w:space="0" w:color="auto"/>
             </w:tcBorders>
@@ -12437,7 +13517,7 @@
         </w:tc>
         <w:tc>
           <w:tcPr>
-            <w:tcW w:w="737" w:type="pct"/>
+            <w:tcW w:w="715" w:type="pct"/>
             <w:tcBorders>
               <w:top w:val="single" w:sz="4" w:space="0" w:color="auto"/>
             </w:tcBorders>
@@ -12458,7 +13538,7 @@
         </w:tc>
         <w:tc>
           <w:tcPr>
-            <w:tcW w:w="1265" w:type="pct"/>
+            <w:tcW w:w="711" w:type="pct"/>
             <w:tcBorders>
               <w:top w:val="single" w:sz="4" w:space="0" w:color="auto"/>
             </w:tcBorders>
@@ -12479,7 +13559,7 @@
         </w:tc>
         <w:tc>
           <w:tcPr>
-            <w:tcW w:w="1161" w:type="pct"/>
+            <w:tcW w:w="706" w:type="pct"/>
             <w:tcBorders>
               <w:top w:val="single" w:sz="4" w:space="0" w:color="auto"/>
             </w:tcBorders>
@@ -12500,7 +13580,7 @@
         </w:tc>
         <w:tc>
           <w:tcPr>
-            <w:tcW w:w="1098" w:type="pct"/>
+            <w:tcW w:w="622" w:type="pct"/>
             <w:tcBorders>
               <w:top w:val="single" w:sz="4" w:space="0" w:color="auto"/>
             </w:tcBorders>
@@ -12519,11 +13599,53 @@
             </w:r>
           </w:p>
         </w:tc>
+        <w:tc>
+          <w:tcPr>
+            <w:tcW w:w="936" w:type="pct"/>
+            <w:tcBorders>
+              <w:top w:val="single" w:sz="4" w:space="0" w:color="auto"/>
+            </w:tcBorders>
+          </w:tcPr>
+          <w:p>
+            <w:pPr>
+              <w:rPr>
+                <w:rFonts w:ascii="Times New Roman" w:hAnsi="Times New Roman"/>
+              </w:rPr>
+            </w:pPr>
+            <w:r>
+              <w:rPr>
+                <w:rFonts w:ascii="Times New Roman" w:hAnsi="Times New Roman"/>
+              </w:rPr>
+              <w:t>1 ± 0.061</w:t>
+            </w:r>
+          </w:p>
+        </w:tc>
+        <w:tc>
+          <w:tcPr>
+            <w:tcW w:w="595" w:type="pct"/>
+            <w:tcBorders>
+              <w:top w:val="single" w:sz="4" w:space="0" w:color="auto"/>
+            </w:tcBorders>
+          </w:tcPr>
+          <w:p>
+            <w:pPr>
+              <w:rPr>
+                <w:rFonts w:ascii="Times New Roman" w:hAnsi="Times New Roman"/>
+              </w:rPr>
+            </w:pPr>
+            <w:r>
+              <w:rPr>
+                <w:rFonts w:ascii="Times New Roman" w:hAnsi="Times New Roman"/>
+              </w:rPr>
+              <w:t>5.9 ± 3.2</w:t>
+            </w:r>
+          </w:p>
+        </w:tc>
       </w:tr>
       <w:tr>
         <w:tc>
           <w:tcPr>
-            <w:tcW w:w="739" w:type="pct"/>
+            <w:tcW w:w="717" w:type="pct"/>
           </w:tcPr>
           <w:p>
             <w:pPr>
@@ -12541,7 +13663,7 @@
         </w:tc>
         <w:tc>
           <w:tcPr>
-            <w:tcW w:w="737" w:type="pct"/>
+            <w:tcW w:w="715" w:type="pct"/>
           </w:tcPr>
           <w:p>
             <w:pPr>
@@ -12559,7 +13681,7 @@
         </w:tc>
         <w:tc>
           <w:tcPr>
-            <w:tcW w:w="1265" w:type="pct"/>
+            <w:tcW w:w="711" w:type="pct"/>
           </w:tcPr>
           <w:p>
             <w:pPr>
@@ -12577,7 +13699,7 @@
         </w:tc>
         <w:tc>
           <w:tcPr>
-            <w:tcW w:w="1161" w:type="pct"/>
+            <w:tcW w:w="706" w:type="pct"/>
           </w:tcPr>
           <w:p>
             <w:pPr>
@@ -12595,7 +13717,7 @@
         </w:tc>
         <w:tc>
           <w:tcPr>
-            <w:tcW w:w="1098" w:type="pct"/>
+            <w:tcW w:w="622" w:type="pct"/>
           </w:tcPr>
           <w:p>
             <w:pPr>
@@ -12611,11 +13733,47 @@
             </w:r>
           </w:p>
         </w:tc>
+        <w:tc>
+          <w:tcPr>
+            <w:tcW w:w="936" w:type="pct"/>
+          </w:tcPr>
+          <w:p>
+            <w:pPr>
+              <w:rPr>
+                <w:rFonts w:ascii="Times New Roman" w:hAnsi="Times New Roman"/>
+              </w:rPr>
+            </w:pPr>
+            <w:r>
+              <w:rPr>
+                <w:rFonts w:ascii="Times New Roman" w:hAnsi="Times New Roman"/>
+              </w:rPr>
+              <w:t>0.98 ± 0.063</w:t>
+            </w:r>
+          </w:p>
+        </w:tc>
+        <w:tc>
+          <w:tcPr>
+            <w:tcW w:w="595" w:type="pct"/>
+          </w:tcPr>
+          <w:p>
+            <w:pPr>
+              <w:rPr>
+                <w:rFonts w:ascii="Times New Roman" w:hAnsi="Times New Roman"/>
+              </w:rPr>
+            </w:pPr>
+            <w:r>
+              <w:rPr>
+                <w:rFonts w:ascii="Times New Roman" w:hAnsi="Times New Roman"/>
+              </w:rPr>
+              <w:t>5.3 ± 2.3</w:t>
+            </w:r>
+          </w:p>
+        </w:tc>
       </w:tr>
       <w:tr>
         <w:tc>
           <w:tcPr>
-            <w:tcW w:w="739" w:type="pct"/>
+            <w:tcW w:w="717" w:type="pct"/>
             <w:tcBorders>
               <w:bottom w:val="single" w:sz="4" w:space="0" w:color="auto"/>
             </w:tcBorders>
@@ -12636,7 +13794,7 @@
         </w:tc>
         <w:tc>
           <w:tcPr>
-            <w:tcW w:w="737" w:type="pct"/>
+            <w:tcW w:w="715" w:type="pct"/>
             <w:tcBorders>
               <w:bottom w:val="single" w:sz="4" w:space="0" w:color="auto"/>
             </w:tcBorders>
@@ -12657,7 +13815,7 @@
         </w:tc>
         <w:tc>
           <w:tcPr>
-            <w:tcW w:w="1265" w:type="pct"/>
+            <w:tcW w:w="711" w:type="pct"/>
             <w:tcBorders>
               <w:bottom w:val="single" w:sz="4" w:space="0" w:color="auto"/>
             </w:tcBorders>
@@ -12678,7 +13836,7 @@
         </w:tc>
         <w:tc>
           <w:tcPr>
-            <w:tcW w:w="1161" w:type="pct"/>
+            <w:tcW w:w="706" w:type="pct"/>
             <w:tcBorders>
               <w:bottom w:val="single" w:sz="4" w:space="0" w:color="auto"/>
             </w:tcBorders>
@@ -12699,7 +13857,7 @@
         </w:tc>
         <w:tc>
           <w:tcPr>
-            <w:tcW w:w="1098" w:type="pct"/>
+            <w:tcW w:w="622" w:type="pct"/>
             <w:tcBorders>
               <w:bottom w:val="single" w:sz="4" w:space="0" w:color="auto"/>
             </w:tcBorders>
@@ -12718,6 +13876,48 @@
             </w:r>
           </w:p>
         </w:tc>
+        <w:tc>
+          <w:tcPr>
+            <w:tcW w:w="936" w:type="pct"/>
+            <w:tcBorders>
+              <w:bottom w:val="single" w:sz="4" w:space="0" w:color="auto"/>
+            </w:tcBorders>
+          </w:tcPr>
+          <w:p>
+            <w:pPr>
+              <w:rPr>
+                <w:rFonts w:ascii="Times New Roman" w:hAnsi="Times New Roman"/>
+              </w:rPr>
+            </w:pPr>
+            <w:r>
+              <w:rPr>
+                <w:rFonts w:ascii="Times New Roman" w:hAnsi="Times New Roman"/>
+              </w:rPr>
+              <w:t>1 ± 0.06</w:t>
+            </w:r>
+          </w:p>
+        </w:tc>
+        <w:tc>
+          <w:tcPr>
+            <w:tcW w:w="595" w:type="pct"/>
+            <w:tcBorders>
+              <w:bottom w:val="single" w:sz="4" w:space="0" w:color="auto"/>
+            </w:tcBorders>
+          </w:tcPr>
+          <w:p>
+            <w:pPr>
+              <w:rPr>
+                <w:rFonts w:ascii="Times New Roman" w:hAnsi="Times New Roman"/>
+              </w:rPr>
+            </w:pPr>
+            <w:r>
+              <w:rPr>
+                <w:rFonts w:ascii="Times New Roman" w:hAnsi="Times New Roman"/>
+              </w:rPr>
+              <w:t>6.2 ± 3</w:t>
+            </w:r>
+          </w:p>
+        </w:tc>
       </w:tr>
     </w:tbl>
     <w:p>
@@ -12741,18 +13941,10 @@
         </w:rPr>
         <w:lastRenderedPageBreak/>
         <w:drawing>
-          <wp:anchor distT="0" distB="0" distL="114300" distR="114300" simplePos="0" relativeHeight="251657216" behindDoc="0" locked="0" layoutInCell="1" allowOverlap="1" wp14:anchorId="5A4A27A4" wp14:editId="3CFD66FE">
-            <wp:simplePos x="0" y="0"/>
-            <wp:positionH relativeFrom="margin">
-              <wp:align>center</wp:align>
-            </wp:positionH>
-            <wp:positionV relativeFrom="paragraph">
-              <wp:posOffset>0</wp:posOffset>
-            </wp:positionV>
-            <wp:extent cx="5731510" cy="4010025"/>
-            <wp:effectExtent l="0" t="0" r="0" b="3175"/>
-            <wp:wrapTopAndBottom/>
-            <wp:docPr id="1226244176" name="Picture 3"/>
+          <wp:inline distT="0" distB="0" distL="0" distR="0" wp14:anchorId="260E56C3" wp14:editId="65286A59">
+            <wp:extent cx="5731510" cy="4009390"/>
+            <wp:effectExtent l="0" t="0" r="0" b="3810"/>
+            <wp:docPr id="212441042" name="Picture 2"/>
             <wp:cNvGraphicFramePr>
               <a:graphicFrameLocks xmlns:a="http://schemas.openxmlformats.org/drawingml/2006/main" noChangeAspect="1"/>
             </wp:cNvGraphicFramePr>
@@ -12781,7 +13973,7 @@
                   <pic:spPr bwMode="auto">
                     <a:xfrm>
                       <a:off x="0" y="0"/>
-                      <a:ext cx="5731510" cy="4010025"/>
+                      <a:ext cx="5731510" cy="4009390"/>
                     </a:xfrm>
                     <a:prstGeom prst="rect">
                       <a:avLst/>
@@ -12794,13 +13986,7 @@
                 </pic:pic>
               </a:graphicData>
             </a:graphic>
-            <wp14:sizeRelH relativeFrom="page">
-              <wp14:pctWidth>0</wp14:pctWidth>
-            </wp14:sizeRelH>
-            <wp14:sizeRelV relativeFrom="page">
-              <wp14:pctHeight>0</wp14:pctHeight>
-            </wp14:sizeRelV>
-          </wp:anchor>
+          </wp:inline>
         </w:drawing>
       </w:r>
       <w:r>
@@ -12877,7 +14063,7 @@
         <w:rPr>
           <w:rFonts w:ascii="Times New Roman" w:hAnsi="Times New Roman"/>
         </w:rPr>
-        <w:t xml:space="preserve"> of </w:t>
+        <w:t xml:space="preserve">. Distributions are kernel density estimates of posterior probability density functions for the logistic parameters </w:t>
       </w:r>
       <w:r>
         <w:rPr>
@@ -12885,13 +14071,13 @@
           <w:i/>
           <w:iCs/>
         </w:rPr>
-        <w:t>c</w:t>
-      </w:r>
-      <w:r>
-        <w:rPr>
-          <w:rFonts w:ascii="Times New Roman" w:hAnsi="Times New Roman"/>
-        </w:rPr>
-        <w:t xml:space="preserve"> (Equation 1). Distributions are kernel density estimates of posterior probability density functions for </w:t>
+        <w:t>r</w:t>
+      </w:r>
+      <w:r>
+        <w:rPr>
+          <w:rFonts w:ascii="Times New Roman" w:hAnsi="Times New Roman"/>
+        </w:rPr>
+        <w:t xml:space="preserve">, </w:t>
       </w:r>
       <w:r>
         <w:rPr>
@@ -12899,13 +14085,13 @@
           <w:i/>
           <w:iCs/>
         </w:rPr>
-        <w:t>r</w:t>
-      </w:r>
-      <w:r>
-        <w:rPr>
-          <w:rFonts w:ascii="Times New Roman" w:hAnsi="Times New Roman"/>
-        </w:rPr>
-        <w:t xml:space="preserve">, </w:t>
+        <w:t>m</w:t>
+      </w:r>
+      <w:r>
+        <w:rPr>
+          <w:rFonts w:ascii="Times New Roman" w:hAnsi="Times New Roman"/>
+        </w:rPr>
+        <w:t xml:space="preserve"> and </w:t>
       </w:r>
       <w:r>
         <w:rPr>
@@ -12913,20 +14099,6 @@
           <w:i/>
           <w:iCs/>
         </w:rPr>
-        <w:t>m</w:t>
-      </w:r>
-      <w:r>
-        <w:rPr>
-          <w:rFonts w:ascii="Times New Roman" w:hAnsi="Times New Roman"/>
-        </w:rPr>
-        <w:t xml:space="preserve"> and </w:t>
-      </w:r>
-      <w:r>
-        <w:rPr>
-          <w:rFonts w:ascii="Times New Roman" w:hAnsi="Times New Roman"/>
-          <w:i/>
-          <w:iCs/>
-        </w:rPr>
         <w:t>p</w:t>
       </w:r>
       <w:r>
@@ -12950,10 +14122,10 @@
         </w:rPr>
         <w:lastRenderedPageBreak/>
         <w:drawing>
-          <wp:inline distT="0" distB="0" distL="0" distR="0" wp14:anchorId="17BF4439" wp14:editId="6018EE45">
-            <wp:extent cx="5760000" cy="5444751"/>
-            <wp:effectExtent l="0" t="0" r="6350" b="3810"/>
-            <wp:docPr id="1074739457" name="Picture 1"/>
+          <wp:inline distT="0" distB="0" distL="0" distR="0" wp14:anchorId="0F233F86" wp14:editId="22F800A0">
+            <wp:extent cx="5731510" cy="6630035"/>
+            <wp:effectExtent l="0" t="0" r="0" b="0"/>
+            <wp:docPr id="1482343530" name="Picture 1"/>
             <wp:cNvGraphicFramePr>
               <a:graphicFrameLocks xmlns:a="http://schemas.openxmlformats.org/drawingml/2006/main" noChangeAspect="1"/>
             </wp:cNvGraphicFramePr>
@@ -12961,23 +14133,36 @@
               <a:graphicData uri="http://schemas.openxmlformats.org/drawingml/2006/picture">
                 <pic:pic xmlns:pic="http://schemas.openxmlformats.org/drawingml/2006/picture">
                   <pic:nvPicPr>
-                    <pic:cNvPr id="1074739457" name="Picture 1074739457"/>
-                    <pic:cNvPicPr/>
+                    <pic:cNvPr id="0" name="Picture 1"/>
+                    <pic:cNvPicPr>
+                      <a:picLocks noChangeAspect="1" noChangeArrowheads="1"/>
+                    </pic:cNvPicPr>
                   </pic:nvPicPr>
                   <pic:blipFill>
-                    <a:blip r:embed="rId20"/>
+                    <a:blip r:embed="rId20">
+                      <a:extLst>
+                        <a:ext uri="{28A0092B-C50C-407E-A947-70E740481C1C}">
+                          <a14:useLocalDpi xmlns:a14="http://schemas.microsoft.com/office/drawing/2010/main" val="0"/>
+                        </a:ext>
+                      </a:extLst>
+                    </a:blip>
+                    <a:srcRect/>
                     <a:stretch>
                       <a:fillRect/>
                     </a:stretch>
                   </pic:blipFill>
-                  <pic:spPr>
+                  <pic:spPr bwMode="auto">
                     <a:xfrm>
                       <a:off x="0" y="0"/>
-                      <a:ext cx="5760000" cy="5444751"/>
+                      <a:ext cx="5731510" cy="6630035"/>
                     </a:xfrm>
                     <a:prstGeom prst="rect">
                       <a:avLst/>
                     </a:prstGeom>
+                    <a:noFill/>
+                    <a:ln>
+                      <a:noFill/>
+                    </a:ln>
                   </pic:spPr>
                 </pic:pic>
               </a:graphicData>
@@ -13019,287 +14204,96 @@
         <w:rPr>
           <w:rFonts w:ascii="Times New Roman" w:hAnsi="Times New Roman"/>
         </w:rPr>
+        <w:t xml:space="preserve"> Carbonate system trajectory of anaerobic kelp (</w:t>
+      </w:r>
+      <w:r>
+        <w:rPr>
+          <w:rFonts w:ascii="Times New Roman" w:hAnsi="Times New Roman"/>
+          <w:i/>
+          <w:iCs/>
+        </w:rPr>
+        <w:t>Ecklonia radiata</w:t>
+      </w:r>
+      <w:r>
+        <w:rPr>
+          <w:rFonts w:ascii="Times New Roman" w:hAnsi="Times New Roman"/>
+        </w:rPr>
+        <w:t>) decomposition in fine calcareous sand under complete anoxia</w:t>
+      </w:r>
+      <w:r>
+        <w:rPr>
+          <w:rFonts w:ascii="Times New Roman" w:hAnsi="Times New Roman"/>
+        </w:rPr>
         <w:t xml:space="preserve"> </w:t>
       </w:r>
-    </w:p>
-    <w:p>
-      <w:pPr>
-        <w:spacing w:after="0" w:line="240" w:lineRule="auto"/>
-        <w:rPr>
-          <w:rFonts w:ascii="Times New Roman" w:hAnsi="Times New Roman"/>
-        </w:rPr>
-      </w:pPr>
-    </w:p>
-    <w:p>
-      <w:pPr>
-        <w:spacing w:after="0" w:line="240" w:lineRule="auto"/>
-        <w:rPr>
-          <w:rFonts w:ascii="Times New Roman" w:hAnsi="Times New Roman"/>
-        </w:rPr>
-      </w:pPr>
-      <w:r>
-        <w:rPr>
-          <w:rFonts w:ascii="Times New Roman" w:hAnsi="Times New Roman"/>
-        </w:rPr>
-        <w:t xml:space="preserve">Top single ASV in culture: </w:t>
-      </w:r>
-      <w:r>
-        <w:rPr>
-          <w:rFonts w:ascii="Times New Roman" w:hAnsi="Times New Roman"/>
-        </w:rPr>
-        <w:t>Sedimentibacter acidaminivorans</w:t>
-      </w:r>
-    </w:p>
-    <w:p>
-      <w:pPr>
-        <w:spacing w:after="0" w:line="240" w:lineRule="auto"/>
-        <w:rPr>
-          <w:rFonts w:ascii="Times New Roman" w:hAnsi="Times New Roman"/>
-        </w:rPr>
-      </w:pPr>
-    </w:p>
-    <w:p>
-      <w:pPr>
-        <w:spacing w:after="0" w:line="240" w:lineRule="auto"/>
-        <w:rPr>
-          <w:rFonts w:ascii="Times New Roman" w:hAnsi="Times New Roman"/>
-        </w:rPr>
-      </w:pPr>
-      <w:r>
-        <w:rPr>
-          <w:rFonts w:ascii="Times New Roman" w:hAnsi="Times New Roman"/>
-        </w:rPr>
-        <w:t xml:space="preserve">Top species in culture in order of decreasing relative abundance: </w:t>
-      </w:r>
-      <w:r>
-        <w:rPr>
-          <w:rFonts w:ascii="Times New Roman" w:hAnsi="Times New Roman"/>
-        </w:rPr>
-        <w:t>Romboutsia timonensis</w:t>
-      </w:r>
-      <w:r>
-        <w:rPr>
-          <w:rFonts w:ascii="Times New Roman" w:hAnsi="Times New Roman"/>
-        </w:rPr>
-        <w:t xml:space="preserve">, </w:t>
-      </w:r>
-      <w:r>
-        <w:rPr>
-          <w:rFonts w:ascii="Times New Roman" w:hAnsi="Times New Roman"/>
-        </w:rPr>
-        <w:t>Desulfotomaculum sp</w:t>
-      </w:r>
-      <w:r>
-        <w:rPr>
-          <w:rFonts w:ascii="Times New Roman" w:hAnsi="Times New Roman"/>
-        </w:rPr>
-        <w:t xml:space="preserve">., </w:t>
-      </w:r>
-      <w:r>
-        <w:rPr>
-          <w:rFonts w:ascii="Times New Roman" w:hAnsi="Times New Roman"/>
-        </w:rPr>
-        <w:t>Romboutsia lituseburensis</w:t>
-      </w:r>
-      <w:r>
-        <w:rPr>
-          <w:rFonts w:ascii="Times New Roman" w:hAnsi="Times New Roman"/>
-        </w:rPr>
-        <w:t xml:space="preserve">, </w:t>
-      </w:r>
-      <w:r>
-        <w:rPr>
-          <w:rFonts w:ascii="Times New Roman" w:hAnsi="Times New Roman"/>
-        </w:rPr>
-        <w:t>Vibrio fluvialis</w:t>
-      </w:r>
-    </w:p>
-    <w:p>
-      <w:pPr>
-        <w:spacing w:after="0" w:line="240" w:lineRule="auto"/>
-        <w:rPr>
-          <w:rFonts w:ascii="Times New Roman" w:hAnsi="Times New Roman"/>
-        </w:rPr>
-      </w:pPr>
-    </w:p>
-    <w:p>
-      <w:pPr>
-        <w:spacing w:after="0" w:line="240" w:lineRule="auto"/>
-        <w:rPr>
-          <w:rFonts w:ascii="Times New Roman" w:hAnsi="Times New Roman"/>
-        </w:rPr>
-      </w:pPr>
-    </w:p>
-    <w:p>
-      <w:pPr>
-        <w:spacing w:after="0" w:line="240" w:lineRule="auto"/>
-        <w:rPr>
-          <w:rFonts w:ascii="Times New Roman" w:hAnsi="Times New Roman"/>
-        </w:rPr>
-      </w:pPr>
-      <w:r>
-        <w:rPr>
-          <w:rFonts w:ascii="Times New Roman" w:hAnsi="Times New Roman"/>
-        </w:rPr>
-        <w:t>Experiment 3</w:t>
-      </w:r>
-    </w:p>
-    <w:p>
-      <w:pPr>
-        <w:spacing w:after="0" w:line="240" w:lineRule="auto"/>
-        <w:rPr>
-          <w:rFonts w:ascii="Times New Roman" w:hAnsi="Times New Roman"/>
-        </w:rPr>
-      </w:pPr>
-    </w:p>
-    <w:p>
-      <w:pPr>
-        <w:spacing w:after="0" w:line="240" w:lineRule="auto"/>
-        <w:rPr>
-          <w:rFonts w:ascii="Times New Roman" w:hAnsi="Times New Roman"/>
-        </w:rPr>
-      </w:pPr>
-      <w:r>
-        <w:rPr>
-          <w:rFonts w:ascii="Times New Roman" w:hAnsi="Times New Roman"/>
-        </w:rPr>
-        <w:t xml:space="preserve">Dry </w:t>
-      </w:r>
-      <w:r>
-        <w:rPr>
-          <w:rFonts w:ascii="Times New Roman" w:hAnsi="Times New Roman"/>
-        </w:rPr>
-        <w:t>3.5 ± 0.79</w:t>
-      </w:r>
-      <w:r>
-        <w:rPr>
-          <w:rFonts w:ascii="Times New Roman" w:hAnsi="Times New Roman"/>
-        </w:rPr>
-        <w:t xml:space="preserve"> Fresh </w:t>
-      </w:r>
-      <w:r>
-        <w:rPr>
-          <w:rFonts w:ascii="Times New Roman" w:hAnsi="Times New Roman"/>
-        </w:rPr>
-        <w:t>7.6 ± 1.3</w:t>
-      </w:r>
-      <w:r>
-        <w:rPr>
-          <w:rFonts w:ascii="Times New Roman" w:hAnsi="Times New Roman"/>
-        </w:rPr>
-        <w:t xml:space="preserve"> mM (n = 3) TA at end of experiment after 169 days.</w:t>
-      </w:r>
-    </w:p>
-    <w:p>
-      <w:pPr>
-        <w:spacing w:after="0" w:line="240" w:lineRule="auto"/>
-        <w:rPr>
-          <w:rFonts w:ascii="Times New Roman" w:hAnsi="Times New Roman"/>
-        </w:rPr>
-      </w:pPr>
-    </w:p>
-    <w:p>
-      <w:pPr>
-        <w:spacing w:after="0" w:line="240" w:lineRule="auto"/>
-        <w:rPr>
-          <w:rFonts w:ascii="Times New Roman" w:hAnsi="Times New Roman"/>
-        </w:rPr>
-      </w:pPr>
-    </w:p>
-    <w:p>
-      <w:pPr>
-        <w:spacing w:after="0" w:line="240" w:lineRule="auto"/>
-        <w:rPr>
-          <w:rFonts w:ascii="Times New Roman" w:hAnsi="Times New Roman"/>
-        </w:rPr>
-      </w:pPr>
-    </w:p>
-    <w:p>
-      <w:pPr>
-        <w:spacing w:after="0" w:line="240" w:lineRule="auto"/>
-        <w:rPr>
-          <w:rFonts w:ascii="Times New Roman" w:hAnsi="Times New Roman"/>
-        </w:rPr>
-      </w:pPr>
-      <w:r>
-        <w:rPr>
-          <w:rFonts w:ascii="Times New Roman" w:hAnsi="Times New Roman"/>
-        </w:rPr>
-        <w:t>Top species in experiment 3:</w:t>
-      </w:r>
-    </w:p>
-    <w:p>
-      <w:pPr>
-        <w:spacing w:after="0" w:line="240" w:lineRule="auto"/>
-        <w:rPr>
-          <w:rFonts w:ascii="Times New Roman" w:hAnsi="Times New Roman"/>
-        </w:rPr>
-      </w:pPr>
-    </w:p>
-    <w:p>
-      <w:pPr>
-        <w:spacing w:after="0" w:line="240" w:lineRule="auto"/>
-        <w:rPr>
-          <w:rFonts w:ascii="Times New Roman" w:hAnsi="Times New Roman"/>
-        </w:rPr>
-      </w:pPr>
-      <w:r>
-        <w:rPr>
-          <w:rFonts w:ascii="Times New Roman" w:hAnsi="Times New Roman"/>
-        </w:rPr>
-        <w:t>Sulfitobacter pontiacus</w:t>
-      </w:r>
-      <w:r>
-        <w:rPr>
-          <w:rFonts w:ascii="Times New Roman" w:hAnsi="Times New Roman"/>
-        </w:rPr>
-        <w:t xml:space="preserve"> (suggesting O</w:t>
-      </w:r>
-      <w:r>
-        <w:rPr>
-          <w:rFonts w:ascii="Times New Roman" w:hAnsi="Times New Roman"/>
-          <w:vertAlign w:val="subscript"/>
-        </w:rPr>
-        <w:t>2</w:t>
-      </w:r>
-      <w:r>
-        <w:rPr>
-          <w:rFonts w:ascii="Times New Roman" w:hAnsi="Times New Roman"/>
-        </w:rPr>
-        <w:t xml:space="preserve"> ingress), </w:t>
-      </w:r>
-      <w:r>
-        <w:rPr>
-          <w:rFonts w:ascii="Times New Roman" w:hAnsi="Times New Roman"/>
-        </w:rPr>
-        <w:t>Romboutsia timonensis</w:t>
-      </w:r>
-      <w:r>
-        <w:rPr>
-          <w:rFonts w:ascii="Times New Roman" w:hAnsi="Times New Roman"/>
-        </w:rPr>
-        <w:t xml:space="preserve">, </w:t>
-      </w:r>
-      <w:r>
-        <w:rPr>
-          <w:rFonts w:ascii="Times New Roman" w:hAnsi="Times New Roman"/>
-        </w:rPr>
-        <w:t>Desulfotomaculum sp</w:t>
-      </w:r>
-      <w:r>
-        <w:rPr>
-          <w:rFonts w:ascii="Times New Roman" w:hAnsi="Times New Roman"/>
-        </w:rPr>
-        <w:t>.</w:t>
-      </w:r>
-    </w:p>
-    <w:p>
-      <w:pPr>
-        <w:spacing w:after="0" w:line="240" w:lineRule="auto"/>
-        <w:rPr>
-          <w:rFonts w:ascii="Times New Roman" w:hAnsi="Times New Roman"/>
-        </w:rPr>
-      </w:pPr>
+      <w:r>
+        <w:rPr>
+          <w:rFonts w:ascii="Times New Roman" w:hAnsi="Times New Roman"/>
+        </w:rPr>
+        <w:t>(second experiment).</w:t>
+      </w:r>
+      <w:r>
+        <w:rPr>
+          <w:rFonts w:ascii="Times New Roman" w:hAnsi="Times New Roman"/>
+        </w:rPr>
+        <w:t xml:space="preserve"> </w:t>
+      </w:r>
+      <w:r>
+        <w:rPr>
+          <w:rFonts w:ascii="Times New Roman" w:hAnsi="Times New Roman"/>
+        </w:rPr>
+        <w:t xml:space="preserve">Illustrations indicate treatments with kelp. Lines connect measurements for the same flask through time. </w:t>
+      </w:r>
+      <w:r>
+        <w:rPr>
+          <w:rFonts w:ascii="Times New Roman" w:hAnsi="Times New Roman"/>
+        </w:rPr>
+        <w:t xml:space="preserve">Lines </w:t>
+      </w:r>
+      <w:r>
+        <w:rPr>
+          <w:rFonts w:ascii="Times New Roman" w:hAnsi="Times New Roman"/>
+        </w:rPr>
+        <w:t>with</w:t>
+      </w:r>
+      <w:r>
+        <w:rPr>
+          <w:rFonts w:ascii="Times New Roman" w:hAnsi="Times New Roman"/>
+        </w:rPr>
+        <w:t xml:space="preserve"> intervals are medians and the central 50%, 80% and 90% of posterior probability for predicted observations</w:t>
+      </w:r>
+      <w:r>
+        <w:rPr>
+          <w:rFonts w:ascii="Times New Roman" w:hAnsi="Times New Roman"/>
+        </w:rPr>
+        <w:t xml:space="preserve">. Distributions are kernel density estimates of posterior probability density functions for the slope </w:t>
+      </w:r>
+      <w:r>
+        <w:rPr>
+          <w:rFonts w:ascii="Times New Roman" w:hAnsi="Times New Roman"/>
+          <w:i/>
+          <w:iCs/>
+        </w:rPr>
+        <w:t>q</w:t>
+      </w:r>
+      <w:r>
+        <w:rPr>
+          <w:rFonts w:ascii="Times New Roman" w:hAnsi="Times New Roman"/>
+        </w:rPr>
+        <w:t xml:space="preserve"> (Equation 3) and </w:t>
+      </w:r>
+      <w:r>
+        <w:rPr>
+          <w:rFonts w:ascii="Times New Roman" w:hAnsi="Times New Roman"/>
+        </w:rPr>
+        <w:t>Φ</w:t>
+      </w:r>
+      <w:r>
+        <w:rPr>
+          <w:rFonts w:ascii="Times New Roman" w:hAnsi="Times New Roman"/>
+        </w:rPr>
+        <w:t xml:space="preserve"> (Equation 4). Note that the outliers in the kelp treatments showing an apparent increase in DIC without a concomitant increase in TA were excluded from inference because we believe the measured pH drop immediately after kelp addition to be a result of organic acid release.</w:t>
+      </w:r>
     </w:p>
     <w:p>
       <w:pPr>
@@ -13324,7 +14318,423 @@
           <w:b/>
           <w:bCs/>
         </w:rPr>
+        <w:t>Culture</w:t>
+      </w:r>
+    </w:p>
+    <w:p>
+      <w:pPr>
+        <w:spacing w:after="0" w:line="240" w:lineRule="auto"/>
+        <w:rPr>
+          <w:rFonts w:ascii="Times New Roman" w:hAnsi="Times New Roman"/>
+        </w:rPr>
+      </w:pPr>
+      <w:r>
+        <w:rPr>
+          <w:rFonts w:ascii="Times New Roman" w:hAnsi="Times New Roman"/>
+        </w:rPr>
+        <w:t xml:space="preserve">Top single ASV in culture: </w:t>
+      </w:r>
+      <w:r>
+        <w:rPr>
+          <w:rFonts w:ascii="Times New Roman" w:hAnsi="Times New Roman"/>
+        </w:rPr>
+        <w:t>Sedimentibacter acidaminivorans</w:t>
+      </w:r>
+    </w:p>
+    <w:p>
+      <w:pPr>
+        <w:spacing w:after="0" w:line="240" w:lineRule="auto"/>
+        <w:rPr>
+          <w:rFonts w:ascii="Times New Roman" w:hAnsi="Times New Roman"/>
+        </w:rPr>
+      </w:pPr>
+    </w:p>
+    <w:p>
+      <w:pPr>
+        <w:spacing w:after="0" w:line="240" w:lineRule="auto"/>
+        <w:rPr>
+          <w:rFonts w:ascii="Times New Roman" w:hAnsi="Times New Roman"/>
+        </w:rPr>
+      </w:pPr>
+      <w:r>
+        <w:rPr>
+          <w:rFonts w:ascii="Times New Roman" w:hAnsi="Times New Roman"/>
+        </w:rPr>
+        <w:t xml:space="preserve">Top species in culture in order of decreasing relative abundance: </w:t>
+      </w:r>
+      <w:r>
+        <w:rPr>
+          <w:rFonts w:ascii="Times New Roman" w:hAnsi="Times New Roman"/>
+        </w:rPr>
+        <w:t>Romboutsia timonensis</w:t>
+      </w:r>
+      <w:r>
+        <w:rPr>
+          <w:rFonts w:ascii="Times New Roman" w:hAnsi="Times New Roman"/>
+        </w:rPr>
+        <w:t xml:space="preserve">, </w:t>
+      </w:r>
+      <w:r>
+        <w:rPr>
+          <w:rFonts w:ascii="Times New Roman" w:hAnsi="Times New Roman"/>
+        </w:rPr>
+        <w:t>Desulfotomaculum sp</w:t>
+      </w:r>
+      <w:r>
+        <w:rPr>
+          <w:rFonts w:ascii="Times New Roman" w:hAnsi="Times New Roman"/>
+        </w:rPr>
+        <w:t xml:space="preserve">., </w:t>
+      </w:r>
+      <w:r>
+        <w:rPr>
+          <w:rFonts w:ascii="Times New Roman" w:hAnsi="Times New Roman"/>
+        </w:rPr>
+        <w:t>Romboutsia lituseburensis</w:t>
+      </w:r>
+      <w:r>
+        <w:rPr>
+          <w:rFonts w:ascii="Times New Roman" w:hAnsi="Times New Roman"/>
+        </w:rPr>
+        <w:t xml:space="preserve">, </w:t>
+      </w:r>
+      <w:r>
+        <w:rPr>
+          <w:rFonts w:ascii="Times New Roman" w:hAnsi="Times New Roman"/>
+        </w:rPr>
+        <w:t>Vibrio fluvialis</w:t>
+      </w:r>
+    </w:p>
+    <w:p>
+      <w:pPr>
+        <w:spacing w:after="0" w:line="240" w:lineRule="auto"/>
+        <w:rPr>
+          <w:rFonts w:ascii="Times New Roman" w:hAnsi="Times New Roman"/>
+        </w:rPr>
+      </w:pPr>
+    </w:p>
+    <w:p>
+      <w:pPr>
+        <w:spacing w:after="0" w:line="240" w:lineRule="auto"/>
+        <w:rPr>
+          <w:rFonts w:ascii="Times New Roman" w:hAnsi="Times New Roman"/>
+        </w:rPr>
+      </w:pPr>
+    </w:p>
+    <w:p>
+      <w:pPr>
+        <w:spacing w:after="0" w:line="240" w:lineRule="auto"/>
+        <w:rPr>
+          <w:rFonts w:ascii="Times New Roman" w:hAnsi="Times New Roman"/>
+          <w:b/>
+          <w:bCs/>
+        </w:rPr>
+      </w:pPr>
+      <w:r>
+        <w:rPr>
+          <w:rFonts w:ascii="Times New Roman" w:hAnsi="Times New Roman"/>
+          <w:b/>
+          <w:bCs/>
+        </w:rPr>
+        <w:t>Experiment 3</w:t>
+      </w:r>
+    </w:p>
+    <w:p>
+      <w:pPr>
+        <w:spacing w:after="0" w:line="240" w:lineRule="auto"/>
+        <w:rPr>
+          <w:rFonts w:ascii="Times New Roman" w:hAnsi="Times New Roman"/>
+        </w:rPr>
+      </w:pPr>
+    </w:p>
+    <w:p>
+      <w:pPr>
+        <w:spacing w:after="0" w:line="240" w:lineRule="auto"/>
+        <w:rPr>
+          <w:rFonts w:ascii="Times New Roman" w:hAnsi="Times New Roman"/>
+        </w:rPr>
+      </w:pPr>
+      <w:r>
+        <w:rPr>
+          <w:rFonts w:ascii="Times New Roman" w:hAnsi="Times New Roman"/>
+        </w:rPr>
+        <w:t xml:space="preserve">Dry </w:t>
+      </w:r>
+      <w:r>
+        <w:rPr>
+          <w:rFonts w:ascii="Times New Roman" w:hAnsi="Times New Roman"/>
+        </w:rPr>
+        <w:t>3.5 ± 0.79</w:t>
+      </w:r>
+      <w:r>
+        <w:rPr>
+          <w:rFonts w:ascii="Times New Roman" w:hAnsi="Times New Roman"/>
+        </w:rPr>
+        <w:t xml:space="preserve"> Fresh </w:t>
+      </w:r>
+      <w:r>
+        <w:rPr>
+          <w:rFonts w:ascii="Times New Roman" w:hAnsi="Times New Roman"/>
+        </w:rPr>
+        <w:t>7.6 ± 1.3</w:t>
+      </w:r>
+      <w:r>
+        <w:rPr>
+          <w:rFonts w:ascii="Times New Roman" w:hAnsi="Times New Roman"/>
+        </w:rPr>
+        <w:t xml:space="preserve"> mM (n = 3) TA at end of experiment after 169 days.</w:t>
+      </w:r>
+    </w:p>
+    <w:p>
+      <w:pPr>
+        <w:spacing w:after="0" w:line="240" w:lineRule="auto"/>
+        <w:rPr>
+          <w:rFonts w:ascii="Times New Roman" w:hAnsi="Times New Roman"/>
+        </w:rPr>
+      </w:pPr>
+    </w:p>
+    <w:p>
+      <w:pPr>
+        <w:spacing w:after="0" w:line="240" w:lineRule="auto"/>
+        <w:rPr>
+          <w:rFonts w:ascii="Times New Roman" w:hAnsi="Times New Roman"/>
+        </w:rPr>
+      </w:pPr>
+    </w:p>
+    <w:p>
+      <w:pPr>
+        <w:spacing w:after="0" w:line="240" w:lineRule="auto"/>
+        <w:rPr>
+          <w:rFonts w:ascii="Times New Roman" w:hAnsi="Times New Roman"/>
+        </w:rPr>
+      </w:pPr>
+    </w:p>
+    <w:p>
+      <w:pPr>
+        <w:spacing w:after="0" w:line="240" w:lineRule="auto"/>
+        <w:rPr>
+          <w:rFonts w:ascii="Times New Roman" w:hAnsi="Times New Roman"/>
+        </w:rPr>
+      </w:pPr>
+      <w:r>
+        <w:rPr>
+          <w:rFonts w:ascii="Times New Roman" w:hAnsi="Times New Roman"/>
+        </w:rPr>
+        <w:t>Top species in experiment 3:</w:t>
+      </w:r>
+    </w:p>
+    <w:p>
+      <w:pPr>
+        <w:spacing w:after="0" w:line="240" w:lineRule="auto"/>
+        <w:rPr>
+          <w:rFonts w:ascii="Times New Roman" w:hAnsi="Times New Roman"/>
+        </w:rPr>
+      </w:pPr>
+    </w:p>
+    <w:p>
+      <w:pPr>
+        <w:spacing w:after="0" w:line="240" w:lineRule="auto"/>
+        <w:rPr>
+          <w:rFonts w:ascii="Times New Roman" w:hAnsi="Times New Roman"/>
+        </w:rPr>
+      </w:pPr>
+      <w:r>
+        <w:rPr>
+          <w:rFonts w:ascii="Times New Roman" w:hAnsi="Times New Roman"/>
+        </w:rPr>
+        <w:t>Sulfitobacter pontiacus</w:t>
+      </w:r>
+      <w:r>
+        <w:rPr>
+          <w:rFonts w:ascii="Times New Roman" w:hAnsi="Times New Roman"/>
+        </w:rPr>
+        <w:t xml:space="preserve"> (suggesting O</w:t>
+      </w:r>
+      <w:r>
+        <w:rPr>
+          <w:rFonts w:ascii="Times New Roman" w:hAnsi="Times New Roman"/>
+          <w:vertAlign w:val="subscript"/>
+        </w:rPr>
+        <w:t>2</w:t>
+      </w:r>
+      <w:r>
+        <w:rPr>
+          <w:rFonts w:ascii="Times New Roman" w:hAnsi="Times New Roman"/>
+        </w:rPr>
+        <w:t xml:space="preserve"> ingress), </w:t>
+      </w:r>
+      <w:r>
+        <w:rPr>
+          <w:rFonts w:ascii="Times New Roman" w:hAnsi="Times New Roman"/>
+        </w:rPr>
+        <w:t>Romboutsia timonensis</w:t>
+      </w:r>
+      <w:r>
+        <w:rPr>
+          <w:rFonts w:ascii="Times New Roman" w:hAnsi="Times New Roman"/>
+        </w:rPr>
+        <w:t xml:space="preserve">, </w:t>
+      </w:r>
+      <w:r>
+        <w:rPr>
+          <w:rFonts w:ascii="Times New Roman" w:hAnsi="Times New Roman"/>
+        </w:rPr>
+        <w:t>Desulfotomaculum sp</w:t>
+      </w:r>
+      <w:r>
+        <w:rPr>
+          <w:rFonts w:ascii="Times New Roman" w:hAnsi="Times New Roman"/>
+        </w:rPr>
+        <w:t>.</w:t>
+      </w:r>
+    </w:p>
+    <w:p>
+      <w:pPr>
+        <w:spacing w:after="0" w:line="240" w:lineRule="auto"/>
+        <w:rPr>
+          <w:rFonts w:ascii="Times New Roman" w:hAnsi="Times New Roman"/>
+        </w:rPr>
+      </w:pPr>
+    </w:p>
+    <w:p>
+      <w:pPr>
+        <w:spacing w:after="0" w:line="240" w:lineRule="auto"/>
+        <w:rPr>
+          <w:rFonts w:ascii="Times New Roman" w:hAnsi="Times New Roman"/>
+        </w:rPr>
+      </w:pPr>
+    </w:p>
+    <w:p>
+      <w:pPr>
+        <w:spacing w:after="0" w:line="240" w:lineRule="auto"/>
+        <w:rPr>
+          <w:rFonts w:ascii="Times New Roman" w:hAnsi="Times New Roman"/>
+          <w:b/>
+          <w:bCs/>
+        </w:rPr>
+      </w:pPr>
+      <w:r>
+        <w:rPr>
+          <w:rFonts w:ascii="Times New Roman" w:hAnsi="Times New Roman"/>
+          <w:b/>
+          <w:bCs/>
+        </w:rPr>
         <w:t>Discussion</w:t>
+      </w:r>
+    </w:p>
+    <w:p>
+      <w:pPr>
+        <w:spacing w:after="0" w:line="240" w:lineRule="auto"/>
+        <w:rPr>
+          <w:rFonts w:ascii="Times New Roman" w:hAnsi="Times New Roman"/>
+        </w:rPr>
+      </w:pPr>
+    </w:p>
+    <w:p>
+      <w:pPr>
+        <w:spacing w:after="0" w:line="240" w:lineRule="auto"/>
+        <w:rPr>
+          <w:rFonts w:ascii="Times New Roman" w:hAnsi="Times New Roman"/>
+        </w:rPr>
+      </w:pPr>
+      <w:r>
+        <w:rPr>
+          <w:rFonts w:ascii="Times New Roman" w:hAnsi="Times New Roman"/>
+        </w:rPr>
+        <w:t>Planned outline:</w:t>
+      </w:r>
+    </w:p>
+    <w:p>
+      <w:pPr>
+        <w:pStyle w:val="ListParagraph"/>
+        <w:numPr>
+          <w:ilvl w:val="0"/>
+          <w:numId w:val="2"/>
+        </w:numPr>
+        <w:spacing w:after="0" w:line="240" w:lineRule="auto"/>
+        <w:rPr>
+          <w:rFonts w:ascii="Times New Roman" w:hAnsi="Times New Roman"/>
+        </w:rPr>
+      </w:pPr>
+      <w:r>
+        <w:rPr>
+          <w:rFonts w:ascii="Times New Roman" w:hAnsi="Times New Roman"/>
+        </w:rPr>
+        <w:t>Seaweed carbon is decomposed under anoxia, implications for organic carbon burial</w:t>
+      </w:r>
+    </w:p>
+    <w:p>
+      <w:pPr>
+        <w:pStyle w:val="ListParagraph"/>
+        <w:numPr>
+          <w:ilvl w:val="0"/>
+          <w:numId w:val="2"/>
+        </w:numPr>
+        <w:spacing w:after="0" w:line="240" w:lineRule="auto"/>
+        <w:rPr>
+          <w:rFonts w:ascii="Times New Roman" w:hAnsi="Times New Roman"/>
+        </w:rPr>
+      </w:pPr>
+      <w:r>
+        <w:rPr>
+          <w:rFonts w:ascii="Times New Roman" w:hAnsi="Times New Roman"/>
+        </w:rPr>
+        <w:t>Microbes that contribute to anaerobic decomposition are abundant in sediments where blue carbon burial is thought to occur</w:t>
+      </w:r>
+    </w:p>
+    <w:p>
+      <w:pPr>
+        <w:pStyle w:val="ListParagraph"/>
+        <w:numPr>
+          <w:ilvl w:val="0"/>
+          <w:numId w:val="2"/>
+        </w:numPr>
+        <w:spacing w:after="0" w:line="240" w:lineRule="auto"/>
+        <w:rPr>
+          <w:rFonts w:ascii="Times New Roman" w:hAnsi="Times New Roman"/>
+        </w:rPr>
+      </w:pPr>
+      <w:r>
+        <w:rPr>
+          <w:rFonts w:ascii="Times New Roman" w:hAnsi="Times New Roman"/>
+        </w:rPr>
+        <w:t xml:space="preserve">A mineralised fraction may be considered sequestered as alkalinity, but this (1) requires burial in complete anoxia (most kelp will have decomposed aerobically before then) and (2) </w:t>
+      </w:r>
+      <w:commentRangeStart w:id="13"/>
+      <w:r>
+        <w:rPr>
+          <w:rFonts w:ascii="Times New Roman" w:hAnsi="Times New Roman"/>
+        </w:rPr>
+        <w:t>depends on the biogeochemical process</w:t>
+      </w:r>
+      <w:commentRangeEnd w:id="13"/>
+      <w:r>
+        <w:rPr>
+          <w:rStyle w:val="CommentReference"/>
+          <w:rFonts w:ascii="Times New Roman" w:hAnsi="Times New Roman"/>
+          <w:sz w:val="24"/>
+          <w:szCs w:val="24"/>
+        </w:rPr>
+        <w:commentReference w:id="13"/>
+      </w:r>
+    </w:p>
+    <w:p>
+      <w:pPr>
+        <w:pStyle w:val="ListParagraph"/>
+        <w:numPr>
+          <w:ilvl w:val="0"/>
+          <w:numId w:val="2"/>
+        </w:numPr>
+        <w:spacing w:after="0" w:line="240" w:lineRule="auto"/>
+        <w:rPr>
+          <w:rFonts w:ascii="Times New Roman" w:hAnsi="Times New Roman"/>
+        </w:rPr>
+      </w:pPr>
+      <w:r>
+        <w:rPr>
+          <w:rFonts w:ascii="Times New Roman" w:hAnsi="Times New Roman"/>
+        </w:rPr>
+        <w:t>Conclusions: organic carbon burial is certainly overestimated for kelp, anaerobic respiration may release less CO2 during kelp decomposition than aerobic respiration and this could be seen as a type of DIC burial, but the fraction is small</w:t>
       </w:r>
     </w:p>
     <w:p>
@@ -13381,20 +14791,44 @@
         <w:rPr>
           <w:rFonts w:ascii="Times New Roman" w:hAnsi="Times New Roman"/>
         </w:rPr>
-        <w:t>{Leloup et al., 2009 #225378}</w:t>
-      </w:r>
-    </w:p>
-    <w:p>
-      <w:pPr>
-        <w:spacing w:after="0" w:line="240" w:lineRule="auto"/>
-        <w:rPr>
-          <w:rFonts w:ascii="Times New Roman" w:hAnsi="Times New Roman"/>
-        </w:rPr>
-      </w:pPr>
-      <w:r>
         <w:fldChar w:fldCharType="begin"/>
       </w:r>
       <w:r>
+        <w:rPr>
+          <w:rFonts w:ascii="Times New Roman" w:hAnsi="Times New Roman"/>
+        </w:rPr>
+        <w:instrText>ADDIN BEC{Leloup et al., 2009 #225378}</w:instrText>
+      </w:r>
+      <w:r>
+        <w:rPr>
+          <w:rFonts w:ascii="Times New Roman" w:hAnsi="Times New Roman"/>
+        </w:rPr>
+        <w:fldChar w:fldCharType="separate"/>
+      </w:r>
+      <w:r>
+        <w:rPr>
+          <w:rFonts w:ascii="Times New Roman" w:hAnsi="Times New Roman"/>
+        </w:rPr>
+        <w:t>(Leloup et al. 2009)</w:t>
+      </w:r>
+      <w:r>
+        <w:rPr>
+          <w:rFonts w:ascii="Times New Roman" w:hAnsi="Times New Roman"/>
+        </w:rPr>
+        <w:fldChar w:fldCharType="end"/>
+      </w:r>
+    </w:p>
+    <w:p>
+      <w:pPr>
+        <w:spacing w:after="0" w:line="240" w:lineRule="auto"/>
+        <w:rPr>
+          <w:rFonts w:ascii="Times New Roman" w:hAnsi="Times New Roman"/>
+        </w:rPr>
+      </w:pPr>
+      <w:r>
+        <w:fldChar w:fldCharType="begin"/>
+      </w:r>
+      <w:r>
         <w:instrText>ADDIN BEC{Soetaert et al., 2007 #69130}</w:instrText>
       </w:r>
       <w:r>
@@ -13418,13 +14852,43 @@
         <w:rPr>
           <w:rFonts w:ascii="Times New Roman" w:hAnsi="Times New Roman"/>
         </w:rPr>
-        <w:t>Importantly, we do not treat ammonification independently as is sometimes done {</w:t>
-      </w:r>
-      <w:r>
-        <w:rPr>
-          <w:rFonts w:ascii="Times New Roman" w:hAnsi="Times New Roman"/>
-        </w:rPr>
-        <w:t>Perkins et al., 2022 #30056}</w:t>
+        <w:t xml:space="preserve">Importantly, we do not treat ammonification independently as is sometimes done </w:t>
+      </w:r>
+      <w:r>
+        <w:rPr>
+          <w:rFonts w:ascii="Times New Roman" w:hAnsi="Times New Roman"/>
+        </w:rPr>
+        <w:fldChar w:fldCharType="begin"/>
+      </w:r>
+      <w:r>
+        <w:rPr>
+          <w:rFonts w:ascii="Times New Roman" w:hAnsi="Times New Roman"/>
+        </w:rPr>
+        <w:instrText>ADDIN BEC{</w:instrText>
+      </w:r>
+      <w:r>
+        <w:rPr>
+          <w:rFonts w:ascii="Times New Roman" w:hAnsi="Times New Roman"/>
+        </w:rPr>
+        <w:instrText>Perkins et al., 2022 #30056}</w:instrText>
+      </w:r>
+      <w:r>
+        <w:rPr>
+          <w:rFonts w:ascii="Times New Roman" w:hAnsi="Times New Roman"/>
+        </w:rPr>
+        <w:fldChar w:fldCharType="separate"/>
+      </w:r>
+      <w:r>
+        <w:rPr>
+          <w:rFonts w:ascii="Times New Roman" w:hAnsi="Times New Roman"/>
+        </w:rPr>
+        <w:t>(Perkins et al. 2022)</w:t>
+      </w:r>
+      <w:r>
+        <w:rPr>
+          <w:rFonts w:ascii="Times New Roman" w:hAnsi="Times New Roman"/>
+        </w:rPr>
+        <w:fldChar w:fldCharType="end"/>
       </w:r>
       <w:r>
         <w:rPr>
@@ -13656,6 +15120,7 @@
         <w:rPr>
           <w:rFonts w:ascii="Times New Roman" w:hAnsi="Times New Roman"/>
         </w:rPr>
+        <w:lastRenderedPageBreak/>
         <w:t xml:space="preserve">First and foremost, we would like to thank Teresa Baptista Nobre, who maintained the experiments when we were both away. Thanks to </w:t>
       </w:r>
       <w:r>
@@ -14032,8 +15497,7 @@
           <w:rFonts w:ascii="Times New Roman" w:hAnsi="Times New Roman"/>
           <w:kern w:val="0"/>
         </w:rPr>
-        <w:lastRenderedPageBreak/>
-        <w:t xml:space="preserve">Berner RA (1985) Sulphate reduction, organic matter decomposition and pyrite formation. </w:t>
+        <w:t xml:space="preserve">Barker Jørgensen B, Egger M, Canfield DE (2024) Sulfate distribution and sulfate reduction in global marine sediments. </w:t>
       </w:r>
       <w:r>
         <w:rPr>
@@ -14041,14 +15505,14 @@
           <w:i/>
           <w:kern w:val="0"/>
         </w:rPr>
-        <w:t>… Transactions of the Royal Society of …</w:t>
-      </w:r>
-      <w:r>
-        <w:rPr>
-          <w:rFonts w:ascii="Times New Roman" w:hAnsi="Times New Roman"/>
-          <w:kern w:val="0"/>
-        </w:rPr>
-        <w:t xml:space="preserve"> https://royalsocietypublishing.org/rsta/article-abstract/315/1531/25/46915.</w:t>
+        <w:t>Geochimica et Cosmochimica Acta</w:t>
+      </w:r>
+      <w:r>
+        <w:rPr>
+          <w:rFonts w:ascii="Times New Roman" w:hAnsi="Times New Roman"/>
+          <w:kern w:val="0"/>
+        </w:rPr>
+        <w:t xml:space="preserve"> 364, 79–88. https://doi.org/10.1016/j.gca.2023.11.015.</w:t>
       </w:r>
     </w:p>
     <w:p>
@@ -14069,7 +15533,7 @@
           <w:rFonts w:ascii="Times New Roman" w:hAnsi="Times New Roman"/>
           <w:kern w:val="0"/>
         </w:rPr>
-        <w:t xml:space="preserve">Blain CO, Hansen SC, Shears NT (2021) Coastal darkening substantially limits the contribution of kelp to coastal carbon cycles. </w:t>
+        <w:t xml:space="preserve">Berner RA (1985) Sulphate reduction, organic matter decomposition and pyrite formation. </w:t>
       </w:r>
       <w:r>
         <w:rPr>
@@ -14077,14 +15541,14 @@
           <w:i/>
           <w:kern w:val="0"/>
         </w:rPr>
-        <w:t>Glob Chang Biol</w:t>
-      </w:r>
-      <w:r>
-        <w:rPr>
-          <w:rFonts w:ascii="Times New Roman" w:hAnsi="Times New Roman"/>
-          <w:kern w:val="0"/>
-        </w:rPr>
-        <w:t xml:space="preserve"> 27, 5547–5563. 10.1111/gcb.15837.</w:t>
+        <w:t>… Transactions of the Royal Society of …</w:t>
+      </w:r>
+      <w:r>
+        <w:rPr>
+          <w:rFonts w:ascii="Times New Roman" w:hAnsi="Times New Roman"/>
+          <w:kern w:val="0"/>
+        </w:rPr>
+        <w:t xml:space="preserve"> https://royalsocietypublishing.org/rsta/article-abstract/315/1531/25/46915.</w:t>
       </w:r>
     </w:p>
     <w:p>
@@ -14105,7 +15569,7 @@
           <w:rFonts w:ascii="Times New Roman" w:hAnsi="Times New Roman"/>
           <w:kern w:val="0"/>
         </w:rPr>
-        <w:t xml:space="preserve">Brodersen KE, Trevathan-Tackett SM, Nielsen DA, Connolly RM, Lovelock CE, Atwood TB, Macreadie PI (2019) Oxygen consumption and sulfate reduction in vegetated coastal habitats: effects of physical disturbance. </w:t>
+        <w:t xml:space="preserve">Blain CO, Hansen SC, Shears NT (2021) Coastal darkening substantially limits the contribution of kelp to coastal carbon cycles. </w:t>
       </w:r>
       <w:r>
         <w:rPr>
@@ -14113,14 +15577,14 @@
           <w:i/>
           <w:kern w:val="0"/>
         </w:rPr>
-        <w:t>Frontiers in Marine Science</w:t>
-      </w:r>
-      <w:r>
-        <w:rPr>
-          <w:rFonts w:ascii="Times New Roman" w:hAnsi="Times New Roman"/>
-          <w:kern w:val="0"/>
-        </w:rPr>
-        <w:t xml:space="preserve"> 6, 14. https://www.frontiersin.org/journals/marine-science/articles/10.3389/fmars.2019.00014/pdf.</w:t>
+        <w:t>Glob Chang Biol</w:t>
+      </w:r>
+      <w:r>
+        <w:rPr>
+          <w:rFonts w:ascii="Times New Roman" w:hAnsi="Times New Roman"/>
+          <w:kern w:val="0"/>
+        </w:rPr>
+        <w:t xml:space="preserve"> 27, 5547–5563. 10.1111/gcb.15837.</w:t>
       </w:r>
     </w:p>
     <w:p>
@@ -14141,7 +15605,7 @@
           <w:rFonts w:ascii="Times New Roman" w:hAnsi="Times New Roman"/>
           <w:kern w:val="0"/>
         </w:rPr>
-        <w:t xml:space="preserve">Callahan BJ, McMurdie PJ, Rosen MJ, Han AW, Johnson AJA, Holmes SP (2016) DADA2: high-resolution sample inference from Illumina amplicon data. </w:t>
+        <w:t xml:space="preserve">Borges AV, Djenidi S, Lacroix G, Théate J, Delille B, Frankignoulle M (2003) Atmospheric CO2 flux from mangrove surrounding waters. </w:t>
       </w:r>
       <w:r>
         <w:rPr>
@@ -14149,14 +15613,14 @@
           <w:i/>
           <w:kern w:val="0"/>
         </w:rPr>
-        <w:t>Nat Methods</w:t>
-      </w:r>
-      <w:r>
-        <w:rPr>
-          <w:rFonts w:ascii="Times New Roman" w:hAnsi="Times New Roman"/>
-          <w:kern w:val="0"/>
-        </w:rPr>
-        <w:t xml:space="preserve"> 13, 581–583. https://pubmed.ncbi.nlm.nih.gov/27214047.</w:t>
+        <w:t>Geophysical Research Letters</w:t>
+      </w:r>
+      <w:r>
+        <w:rPr>
+          <w:rFonts w:ascii="Times New Roman" w:hAnsi="Times New Roman"/>
+          <w:kern w:val="0"/>
+        </w:rPr>
+        <w:t xml:space="preserve"> 30, 194. https://doi.org/10.1029/2003gl017143.</w:t>
       </w:r>
     </w:p>
     <w:p>
@@ -14177,7 +15641,7 @@
           <w:rFonts w:ascii="Times New Roman" w:hAnsi="Times New Roman"/>
           <w:kern w:val="0"/>
         </w:rPr>
-        <w:t xml:space="preserve">Canfield DE, Thamdrup B, Hansen JW (1993) The anaerobic degradation of organic matter in Danish coastal sediments: iron reduction, manganese reduction, and sulfate reduction. </w:t>
+        <w:t xml:space="preserve">Bowles MW, Mogollón JM, Kasten S, Zabel M, Hinrichs K-U (2014) Global rates of marine sulfate reduction and implications for sub-sea-floor metabolic activities. </w:t>
       </w:r>
       <w:r>
         <w:rPr>
@@ -14185,14 +15649,14 @@
           <w:i/>
           <w:kern w:val="0"/>
         </w:rPr>
-        <w:t>Geochimica et Cosmochimica Acta</w:t>
-      </w:r>
-      <w:r>
-        <w:rPr>
-          <w:rFonts w:ascii="Times New Roman" w:hAnsi="Times New Roman"/>
-          <w:kern w:val="0"/>
-        </w:rPr>
-        <w:t xml:space="preserve"> https://www.sciencedirect.com/science/article/pii/0016703793903403.</w:t>
+        <w:t>Science</w:t>
+      </w:r>
+      <w:r>
+        <w:rPr>
+          <w:rFonts w:ascii="Times New Roman" w:hAnsi="Times New Roman"/>
+          <w:kern w:val="0"/>
+        </w:rPr>
+        <w:t xml:space="preserve"> 344, 889–891. https://pubmed.ncbi.nlm.nih.gov/24812207.</w:t>
       </w:r>
     </w:p>
     <w:p>
@@ -14213,7 +15677,7 @@
           <w:rFonts w:ascii="Times New Roman" w:hAnsi="Times New Roman"/>
           <w:kern w:val="0"/>
         </w:rPr>
-        <w:t xml:space="preserve">Carpenter B, Gelman A, Hoffman MD, Lee D, Goodrich B, Betancourt M, Brubaker M, Guo J, Li P, Riddell A (2017) Stan: a probabilistic programming language. </w:t>
+        <w:t xml:space="preserve">Brodersen KE, Trevathan-Tackett SM, Nielsen DA, Connolly RM, Lovelock CE, Atwood TB, Macreadie PI (2019) Oxygen consumption and sulfate reduction in vegetated coastal habitats: effects of physical disturbance. </w:t>
       </w:r>
       <w:r>
         <w:rPr>
@@ -14221,14 +15685,14 @@
           <w:i/>
           <w:kern w:val="0"/>
         </w:rPr>
-        <w:t>Journal of Statistical Software</w:t>
-      </w:r>
-      <w:r>
-        <w:rPr>
-          <w:rFonts w:ascii="Times New Roman" w:hAnsi="Times New Roman"/>
-          <w:kern w:val="0"/>
-        </w:rPr>
-        <w:t xml:space="preserve"> 76, 1–32. https://doi.org/10.18637/jss.v076.i01.</w:t>
+        <w:t>Frontiers in Marine Science</w:t>
+      </w:r>
+      <w:r>
+        <w:rPr>
+          <w:rFonts w:ascii="Times New Roman" w:hAnsi="Times New Roman"/>
+          <w:kern w:val="0"/>
+        </w:rPr>
+        <w:t xml:space="preserve"> 6, 14. https://www.frontiersin.org/journals/marine-science/articles/10.3389/fmars.2019.00014/pdf.</w:t>
       </w:r>
     </w:p>
     <w:p>
@@ -14249,51 +15713,22 @@
           <w:rFonts w:ascii="Times New Roman" w:hAnsi="Times New Roman"/>
           <w:kern w:val="0"/>
         </w:rPr>
-        <w:t xml:space="preserve">Davis TR, Nimbs MJ, Coleman MA (2025) </w:t>
-      </w:r>
-      <w:r>
-        <w:rPr>
-          <w:rFonts w:ascii="Helvetica Neue" w:hAnsi="Helvetica Neue"/>
-          <w:kern w:val="0"/>
-        </w:rPr>
-        <w:t>Seasonal and spatial variation in the growth, biomass production, mortality and potential blue carbon production of golden kelp (</w:t>
-      </w:r>
-      <w:r>
-        <w:rPr>
-          <w:rFonts w:ascii="Helvetica Neue" w:hAnsi="Helvetica Neue"/>
+        <w:t xml:space="preserve">Callahan BJ, McMurdie PJ, Rosen MJ, Han AW, Johnson AJA, Holmes SP (2016) DADA2: high-resolution sample inference from Illumina amplicon data. </w:t>
+      </w:r>
+      <w:r>
+        <w:rPr>
+          <w:rFonts w:ascii="Times New Roman" w:hAnsi="Times New Roman"/>
           <w:i/>
           <w:kern w:val="0"/>
         </w:rPr>
-        <w:t>Ecklonia radiata</w:t>
-      </w:r>
-      <w:r>
-        <w:rPr>
-          <w:rFonts w:ascii="Helvetica Neue" w:hAnsi="Helvetica Neue"/>
-          <w:kern w:val="0"/>
-        </w:rPr>
-        <w:t>) off Eastern Australia</w:t>
-      </w:r>
-      <w:r>
-        <w:rPr>
-          <w:rFonts w:ascii="Times New Roman" w:hAnsi="Times New Roman"/>
-          <w:kern w:val="0"/>
-        </w:rPr>
-        <w:t xml:space="preserve">. </w:t>
-      </w:r>
-      <w:r>
-        <w:rPr>
-          <w:rFonts w:ascii="Times New Roman" w:hAnsi="Times New Roman"/>
-          <w:i/>
-          <w:kern w:val="0"/>
-        </w:rPr>
-        <w:t>Austral Ecology</w:t>
-      </w:r>
-      <w:r>
-        <w:rPr>
-          <w:rFonts w:ascii="Times New Roman" w:hAnsi="Times New Roman"/>
-          <w:kern w:val="0"/>
-        </w:rPr>
-        <w:t xml:space="preserve"> 50, e70120. https://doi.org/10.1111/aec.70120.</w:t>
+        <w:t>Nat Methods</w:t>
+      </w:r>
+      <w:r>
+        <w:rPr>
+          <w:rFonts w:ascii="Times New Roman" w:hAnsi="Times New Roman"/>
+          <w:kern w:val="0"/>
+        </w:rPr>
+        <w:t xml:space="preserve"> 13, 581–583. https://pubmed.ncbi.nlm.nih.gov/27214047.</w:t>
       </w:r>
     </w:p>
     <w:p>
@@ -14314,7 +15749,8 @@
           <w:rFonts w:ascii="Times New Roman" w:hAnsi="Times New Roman"/>
           <w:kern w:val="0"/>
         </w:rPr>
-        <w:t xml:space="preserve">de Bettignies T, Wernberg T, Lavery PS, Vanderklift MA, Mohring MB (2013) Contrasting mechanisms of dislodgement and erosion contribute to production of kelp detritus. </w:t>
+        <w:lastRenderedPageBreak/>
+        <w:t xml:space="preserve">Canfield DE, Thamdrup B, Hansen JW (1993) The anaerobic degradation of organic matter in Danish coastal sediments: iron reduction, manganese reduction, and sulfate reduction. </w:t>
       </w:r>
       <w:r>
         <w:rPr>
@@ -14322,14 +15758,14 @@
           <w:i/>
           <w:kern w:val="0"/>
         </w:rPr>
-        <w:t>Limnol Oceanogr</w:t>
-      </w:r>
-      <w:r>
-        <w:rPr>
-          <w:rFonts w:ascii="Times New Roman" w:hAnsi="Times New Roman"/>
-          <w:kern w:val="0"/>
-        </w:rPr>
-        <w:t xml:space="preserve"> 58, 1680–1688. 10.4319/lo.2013.58.5.1680.</w:t>
+        <w:t>Geochimica et Cosmochimica Acta</w:t>
+      </w:r>
+      <w:r>
+        <w:rPr>
+          <w:rFonts w:ascii="Times New Roman" w:hAnsi="Times New Roman"/>
+          <w:kern w:val="0"/>
+        </w:rPr>
+        <w:t xml:space="preserve"> https://www.sciencedirect.com/science/article/pii/0016703793903403.</w:t>
       </w:r>
     </w:p>
     <w:p>
@@ -14350,7 +15786,7 @@
           <w:rFonts w:ascii="Times New Roman" w:hAnsi="Times New Roman"/>
           <w:kern w:val="0"/>
         </w:rPr>
-        <w:t xml:space="preserve">de Bettignies T, Wernberg T, Lavery PS, Vanderklift MA, Gunson JR, Symonds G, Collier N (2015) Phenological decoupling of mortality from wave forcing in kelp beds. </w:t>
+        <w:t xml:space="preserve">Carpenter B, Gelman A, Hoffman MD, Lee D, Goodrich B, Betancourt M, Brubaker M, Guo J, Li P, Riddell A (2017) Stan: a probabilistic programming language. </w:t>
       </w:r>
       <w:r>
         <w:rPr>
@@ -14358,14 +15794,14 @@
           <w:i/>
           <w:kern w:val="0"/>
         </w:rPr>
-        <w:t>Ecology</w:t>
-      </w:r>
-      <w:r>
-        <w:rPr>
-          <w:rFonts w:ascii="Times New Roman" w:hAnsi="Times New Roman"/>
-          <w:kern w:val="0"/>
-        </w:rPr>
-        <w:t xml:space="preserve"> 96, 850–861. https://esajournals.onlinelibrary.wiley.com/doi/abs/10.1890/13-2365.1.</w:t>
+        <w:t>Journal of Statistical Software</w:t>
+      </w:r>
+      <w:r>
+        <w:rPr>
+          <w:rFonts w:ascii="Times New Roman" w:hAnsi="Times New Roman"/>
+          <w:kern w:val="0"/>
+        </w:rPr>
+        <w:t xml:space="preserve"> 76, 1–32. https://doi.org/10.18637/jss.v076.i01.</w:t>
       </w:r>
     </w:p>
     <w:p>
@@ -14386,7 +15822,7 @@
           <w:rFonts w:ascii="Times New Roman" w:hAnsi="Times New Roman"/>
           <w:kern w:val="0"/>
         </w:rPr>
-        <w:t xml:space="preserve">Dell ARO, Baxter JM, Moore PJ, Smale DA, Smeaton C, Davies IM, Burrows MT (2025) Anaerobic decomposition dynamics of three kelp species from the North-east Atlantic: implications for blue carbon storage. </w:t>
+        <w:t xml:space="preserve">Chaillou G, Tommi-Morin G, Mucci A (2024) Production and fluxes of inorganic carbon and alkalinity in a subarctic subterranean estuary. </w:t>
       </w:r>
       <w:r>
         <w:rPr>
@@ -14394,14 +15830,14 @@
           <w:i/>
           <w:kern w:val="0"/>
         </w:rPr>
-        <w:t>Marine Ecology Progress Series</w:t>
-      </w:r>
-      <w:r>
-        <w:rPr>
-          <w:rFonts w:ascii="Times New Roman" w:hAnsi="Times New Roman"/>
-          <w:kern w:val="0"/>
-        </w:rPr>
-        <w:t xml:space="preserve"> 755, 63–77. https://research-repository.st-andrews.ac.uk/bitstream/handle/10023/31529/ODell_2025_MEPS_Anaerobic-decomposition_AAM_CCBY.pdf?sequence=1&amp;isAllowed=y.</w:t>
+        <w:t>Frontiers in Marine Science</w:t>
+      </w:r>
+      <w:r>
+        <w:rPr>
+          <w:rFonts w:ascii="Times New Roman" w:hAnsi="Times New Roman"/>
+          <w:kern w:val="0"/>
+        </w:rPr>
+        <w:t xml:space="preserve"> 11, 1. https://doi.org/10.3389/fmars.2024.1323463.</w:t>
       </w:r>
     </w:p>
     <w:p>
@@ -14422,22 +15858,51 @@
           <w:rFonts w:ascii="Times New Roman" w:hAnsi="Times New Roman"/>
           <w:kern w:val="0"/>
         </w:rPr>
-        <w:t xml:space="preserve">Dickson AG, Afghan JD, Anderson GC (2003) Reference materials for oceanic CO2 analysis: a method for the certification of total alkalinity. </w:t>
-      </w:r>
-      <w:r>
-        <w:rPr>
-          <w:rFonts w:ascii="Times New Roman" w:hAnsi="Times New Roman"/>
+        <w:t xml:space="preserve">Davis TR, Nimbs MJ, Coleman MA (2025) </w:t>
+      </w:r>
+      <w:r>
+        <w:rPr>
+          <w:rFonts w:ascii="Helvetica Neue" w:hAnsi="Helvetica Neue"/>
+          <w:kern w:val="0"/>
+        </w:rPr>
+        <w:t>Seasonal and spatial variation in the growth, biomass production, mortality and potential blue carbon production of golden kelp (</w:t>
+      </w:r>
+      <w:r>
+        <w:rPr>
+          <w:rFonts w:ascii="Helvetica Neue" w:hAnsi="Helvetica Neue"/>
           <w:i/>
           <w:kern w:val="0"/>
         </w:rPr>
-        <w:t>Marine Chemistry</w:t>
-      </w:r>
-      <w:r>
-        <w:rPr>
-          <w:rFonts w:ascii="Times New Roman" w:hAnsi="Times New Roman"/>
-          <w:kern w:val="0"/>
-        </w:rPr>
-        <w:t xml:space="preserve"> 80, 185–197. https://www.sciencedirect.com/science/article/pii/S0304420302001330?casa_token=3vB79MpJKkYAAAAA:w8zPXRi4r0OWwaUDZwzKOHyuEPR4S-095SpZrK0irtklz2uEWFWOTv4vaCkgpW7tXBOaYeO9Dw.</w:t>
+        <w:t>Ecklonia radiata</w:t>
+      </w:r>
+      <w:r>
+        <w:rPr>
+          <w:rFonts w:ascii="Helvetica Neue" w:hAnsi="Helvetica Neue"/>
+          <w:kern w:val="0"/>
+        </w:rPr>
+        <w:t>) off Eastern Australia</w:t>
+      </w:r>
+      <w:r>
+        <w:rPr>
+          <w:rFonts w:ascii="Times New Roman" w:hAnsi="Times New Roman"/>
+          <w:kern w:val="0"/>
+        </w:rPr>
+        <w:t xml:space="preserve">. </w:t>
+      </w:r>
+      <w:r>
+        <w:rPr>
+          <w:rFonts w:ascii="Times New Roman" w:hAnsi="Times New Roman"/>
+          <w:i/>
+          <w:kern w:val="0"/>
+        </w:rPr>
+        <w:t>Austral Ecology</w:t>
+      </w:r>
+      <w:r>
+        <w:rPr>
+          <w:rFonts w:ascii="Times New Roman" w:hAnsi="Times New Roman"/>
+          <w:kern w:val="0"/>
+        </w:rPr>
+        <w:t xml:space="preserve"> 50, e70120. https://doi.org/10.1111/aec.70120.</w:t>
       </w:r>
     </w:p>
     <w:p>
@@ -14458,7 +15923,7 @@
           <w:rFonts w:ascii="Times New Roman" w:hAnsi="Times New Roman"/>
           <w:kern w:val="0"/>
         </w:rPr>
-        <w:t xml:space="preserve">Filbee-Dexter K, Wernberg T (2020) Substantial blue carbon in overlooked Australian kelp forests. </w:t>
+        <w:t xml:space="preserve">de Bettignies T, Wernberg T, Lavery PS, Vanderklift MA, Mohring MB (2013) Contrasting mechanisms of dislodgement and erosion contribute to production of kelp detritus. </w:t>
       </w:r>
       <w:r>
         <w:rPr>
@@ -14466,14 +15931,14 @@
           <w:i/>
           <w:kern w:val="0"/>
         </w:rPr>
-        <w:t>Sci Rep</w:t>
-      </w:r>
-      <w:r>
-        <w:rPr>
-          <w:rFonts w:ascii="Times New Roman" w:hAnsi="Times New Roman"/>
-          <w:kern w:val="0"/>
-        </w:rPr>
-        <w:t xml:space="preserve"> 10, 12341. 10.1038/s41598-020-69258-7.</w:t>
+        <w:t>Limnol Oceanogr</w:t>
+      </w:r>
+      <w:r>
+        <w:rPr>
+          <w:rFonts w:ascii="Times New Roman" w:hAnsi="Times New Roman"/>
+          <w:kern w:val="0"/>
+        </w:rPr>
+        <w:t xml:space="preserve"> 58, 1680–1688. 10.4319/lo.2013.58.5.1680.</w:t>
       </w:r>
     </w:p>
     <w:p>
@@ -14494,7 +15959,22 @@
           <w:rFonts w:ascii="Times New Roman" w:hAnsi="Times New Roman"/>
           <w:kern w:val="0"/>
         </w:rPr>
-        <w:t>Gabry J, Češnovar R, Johnson A, Bronder S (2025) cmdstanr: R Interface to ‘CmdStan’. https://mc-stan.org/cmdstanr.</w:t>
+        <w:t xml:space="preserve">de Bettignies T, Wernberg T, Lavery PS, Vanderklift MA, Gunson JR, Symonds G, Collier N (2015) Phenological decoupling of mortality from wave forcing in kelp beds. </w:t>
+      </w:r>
+      <w:r>
+        <w:rPr>
+          <w:rFonts w:ascii="Times New Roman" w:hAnsi="Times New Roman"/>
+          <w:i/>
+          <w:kern w:val="0"/>
+        </w:rPr>
+        <w:t>Ecology</w:t>
+      </w:r>
+      <w:r>
+        <w:rPr>
+          <w:rFonts w:ascii="Times New Roman" w:hAnsi="Times New Roman"/>
+          <w:kern w:val="0"/>
+        </w:rPr>
+        <w:t xml:space="preserve"> 96, 850–861. https://esajournals.onlinelibrary.wiley.com/doi/abs/10.1890/13-2365.1.</w:t>
       </w:r>
     </w:p>
     <w:p>
@@ -14515,7 +15995,7 @@
           <w:rFonts w:ascii="Times New Roman" w:hAnsi="Times New Roman"/>
           <w:kern w:val="0"/>
         </w:rPr>
-        <w:t xml:space="preserve">Gabry J, Simpson D, Vehtari A, Betancourt M, Gelman A (2019) Visualization in Bayesian workflow. </w:t>
+        <w:t xml:space="preserve">Deffeyes KS (1965) Carbonate equilibria: a graphic and algebraic approach. </w:t>
       </w:r>
       <w:r>
         <w:rPr>
@@ -14523,14 +16003,14 @@
           <w:i/>
           <w:kern w:val="0"/>
         </w:rPr>
-        <w:t>Journal of the Royal Statistical Society Series A: Statistics in Society</w:t>
-      </w:r>
-      <w:r>
-        <w:rPr>
-          <w:rFonts w:ascii="Times New Roman" w:hAnsi="Times New Roman"/>
-          <w:kern w:val="0"/>
-        </w:rPr>
-        <w:t xml:space="preserve"> 182, 389–402. https://doi.org/10.1111/rssa.12378.</w:t>
+        <w:t>Limnology and Oceanography</w:t>
+      </w:r>
+      <w:r>
+        <w:rPr>
+          <w:rFonts w:ascii="Times New Roman" w:hAnsi="Times New Roman"/>
+          <w:kern w:val="0"/>
+        </w:rPr>
+        <w:t xml:space="preserve"> 10, 412–426. https://aslopubs.onlinelibrary.wiley.com/doi/pdfdirect/10.4319/lo.1965.10.3.0412.</w:t>
       </w:r>
     </w:p>
     <w:p>
@@ -14551,8 +16031,7 @@
           <w:rFonts w:ascii="Times New Roman" w:hAnsi="Times New Roman"/>
           <w:kern w:val="0"/>
         </w:rPr>
-        <w:lastRenderedPageBreak/>
-        <w:t xml:space="preserve">Gao J, Wang Z, Deng W, Sa B, Chen X, Cai R, Yan Y, Jiao N, Leung EL-H, Liu D et al. (2024) Improved resolution of microbial diversity in deep-sea surface sediments using PacBio long-read 16S rRNA gene sequencing. </w:t>
+        <w:t xml:space="preserve">Dell ARO, Baxter JM, Moore PJ, Smale DA, Smeaton C, Davies IM, Burrows MT (2025) Anaerobic decomposition dynamics of three kelp species from the North-east Atlantic: implications for blue carbon storage. </w:t>
       </w:r>
       <w:r>
         <w:rPr>
@@ -14560,14 +16039,14 @@
           <w:i/>
           <w:kern w:val="0"/>
         </w:rPr>
-        <w:t>mSphere</w:t>
-      </w:r>
-      <w:r>
-        <w:rPr>
-          <w:rFonts w:ascii="Times New Roman" w:hAnsi="Times New Roman"/>
-          <w:kern w:val="0"/>
-        </w:rPr>
-        <w:t xml:space="preserve"> 9, e0077024. https://pubmed.ncbi.nlm.nih.gov/39530673.</w:t>
+        <w:t>Marine Ecology Progress Series</w:t>
+      </w:r>
+      <w:r>
+        <w:rPr>
+          <w:rFonts w:ascii="Times New Roman" w:hAnsi="Times New Roman"/>
+          <w:kern w:val="0"/>
+        </w:rPr>
+        <w:t xml:space="preserve"> 755, 63–77. https://research-repository.st-andrews.ac.uk/bitstream/handle/10023/31529/ODell_2025_MEPS_Anaerobic-decomposition_AAM_CCBY.pdf?sequence=1&amp;isAllowed=y.</w:t>
       </w:r>
     </w:p>
     <w:p>
@@ -14588,7 +16067,22 @@
           <w:rFonts w:ascii="Times New Roman" w:hAnsi="Times New Roman"/>
           <w:kern w:val="0"/>
         </w:rPr>
-        <w:t>Gattuso J-P, Epitalon J-M, Lavigne H, Orr J, Gentili B, Hagens M, Hofmann A, Mueller J-D, Proye A, Rae J (2024) seacarb: seawater carbonate chemistry. https://CRAN.R-project.org/package=seacarb.</w:t>
+        <w:t xml:space="preserve">Dickson AG, Afghan JD, Anderson GC (2003) Reference materials for oceanic CO2 analysis: a method for the certification of total alkalinity. </w:t>
+      </w:r>
+      <w:r>
+        <w:rPr>
+          <w:rFonts w:ascii="Times New Roman" w:hAnsi="Times New Roman"/>
+          <w:i/>
+          <w:kern w:val="0"/>
+        </w:rPr>
+        <w:t>Marine Chemistry</w:t>
+      </w:r>
+      <w:r>
+        <w:rPr>
+          <w:rFonts w:ascii="Times New Roman" w:hAnsi="Times New Roman"/>
+          <w:kern w:val="0"/>
+        </w:rPr>
+        <w:t xml:space="preserve"> 80, 185–197. https://www.sciencedirect.com/science/article/pii/S0304420302001330?casa_token=3vB79MpJKkYAAAAA:w8zPXRi4r0OWwaUDZwzKOHyuEPR4S-095SpZrK0irtklz2uEWFWOTv4vaCkgpW7tXBOaYeO9Dw.</w:t>
       </w:r>
     </w:p>
     <w:p>
@@ -14609,7 +16103,7 @@
           <w:rFonts w:ascii="Times New Roman" w:hAnsi="Times New Roman"/>
           <w:kern w:val="0"/>
         </w:rPr>
-        <w:t xml:space="preserve">Hu X, Cai W (2011) An assessment of ocean margin anaerobic processes on oceanic alkalinity budget. </w:t>
+        <w:t xml:space="preserve">Filbee-Dexter K, Wernberg T (2020) Substantial blue carbon in overlooked Australian kelp forests. </w:t>
       </w:r>
       <w:r>
         <w:rPr>
@@ -14617,14 +16111,14 @@
           <w:i/>
           <w:kern w:val="0"/>
         </w:rPr>
-        <w:t>Global Biogeochemical Cycles</w:t>
-      </w:r>
-      <w:r>
-        <w:rPr>
-          <w:rFonts w:ascii="Times New Roman" w:hAnsi="Times New Roman"/>
-          <w:kern w:val="0"/>
-        </w:rPr>
-        <w:t xml:space="preserve"> 25, https://agupubs.onlinelibrary.wiley.com/doi/pdf/10.1029/2010GB003859.</w:t>
+        <w:t>Sci Rep</w:t>
+      </w:r>
+      <w:r>
+        <w:rPr>
+          <w:rFonts w:ascii="Times New Roman" w:hAnsi="Times New Roman"/>
+          <w:kern w:val="0"/>
+        </w:rPr>
+        <w:t xml:space="preserve"> 10, 12341. 10.1038/s41598-020-69258-7.</w:t>
       </w:r>
     </w:p>
     <w:p>
@@ -14645,22 +16139,7 @@
           <w:rFonts w:ascii="Times New Roman" w:hAnsi="Times New Roman"/>
           <w:kern w:val="0"/>
         </w:rPr>
-        <w:t xml:space="preserve">Humphreys MP, Daniels CJ, Wolf-Gladrow DA, Tyrrell T, Achterberg EP (2018) On the influence of marine biogeochemical processes over CO2 exchange between the atmosphere and ocean. </w:t>
-      </w:r>
-      <w:r>
-        <w:rPr>
-          <w:rFonts w:ascii="Times New Roman" w:hAnsi="Times New Roman"/>
-          <w:i/>
-          <w:kern w:val="0"/>
-        </w:rPr>
-        <w:t>Marine Chemistry</w:t>
-      </w:r>
-      <w:r>
-        <w:rPr>
-          <w:rFonts w:ascii="Times New Roman" w:hAnsi="Times New Roman"/>
-          <w:kern w:val="0"/>
-        </w:rPr>
-        <w:t xml:space="preserve"> 199, 1–11. https://doi.org/10.1016/j.marchem.2017.12.006.</w:t>
+        <w:t>Gabry J, Češnovar R, Johnson A, Bronder S (2025) cmdstanr: R Interface to ‘CmdStan’. https://mc-stan.org/cmdstanr.</w:t>
       </w:r>
     </w:p>
     <w:p>
@@ -14681,7 +16160,7 @@
           <w:rFonts w:ascii="Times New Roman" w:hAnsi="Times New Roman"/>
           <w:kern w:val="0"/>
         </w:rPr>
-        <w:t xml:space="preserve">Jørgensen BB (1982) Mineralization of organic matter in the sea bed—the role of sulphate reduction. </w:t>
+        <w:t xml:space="preserve">Gabry J, Simpson D, Vehtari A, Betancourt M, Gelman A (2019) Visualization in Bayesian workflow. </w:t>
       </w:r>
       <w:r>
         <w:rPr>
@@ -14689,14 +16168,14 @@
           <w:i/>
           <w:kern w:val="0"/>
         </w:rPr>
-        <w:t>Nature</w:t>
-      </w:r>
-      <w:r>
-        <w:rPr>
-          <w:rFonts w:ascii="Times New Roman" w:hAnsi="Times New Roman"/>
-          <w:kern w:val="0"/>
-        </w:rPr>
-        <w:t xml:space="preserve"> 296, 643–645. https://www.nature.com/articles/296643a0.</w:t>
+        <w:t>Journal of the Royal Statistical Society Series A: Statistics in Society</w:t>
+      </w:r>
+      <w:r>
+        <w:rPr>
+          <w:rFonts w:ascii="Times New Roman" w:hAnsi="Times New Roman"/>
+          <w:kern w:val="0"/>
+        </w:rPr>
+        <w:t xml:space="preserve"> 182, 389–402. https://doi.org/10.1111/rssa.12378.</w:t>
       </w:r>
     </w:p>
     <w:p>
@@ -14717,7 +16196,7 @@
           <w:rFonts w:ascii="Times New Roman" w:hAnsi="Times New Roman"/>
           <w:kern w:val="0"/>
         </w:rPr>
-        <w:t xml:space="preserve">Kasten S, Jørgensen BB (2000) Sulfate reduction in marine sediments. (eds.) </w:t>
+        <w:t xml:space="preserve">Gao J, Wang Z, Deng W, Sa B, Chen X, Cai R, Yan Y, Jiao N, Leung EL-H, Liu D et al. (2024) Improved resolution of microbial diversity in deep-sea surface sediments using PacBio long-read 16S rRNA gene sequencing. </w:t>
       </w:r>
       <w:r>
         <w:rPr>
@@ -14725,14 +16204,14 @@
           <w:i/>
           <w:kern w:val="0"/>
         </w:rPr>
-        <w:t>Marine geochemistry</w:t>
-      </w:r>
-      <w:r>
-        <w:rPr>
-          <w:rFonts w:ascii="Times New Roman" w:hAnsi="Times New Roman"/>
-          <w:kern w:val="0"/>
-        </w:rPr>
-        <w:t>, 263–281. https://link.springer.com/chapter/10.1007/978-3-662-04242-7_8.</w:t>
+        <w:t>mSphere</w:t>
+      </w:r>
+      <w:r>
+        <w:rPr>
+          <w:rFonts w:ascii="Times New Roman" w:hAnsi="Times New Roman"/>
+          <w:kern w:val="0"/>
+        </w:rPr>
+        <w:t xml:space="preserve"> 9, e0077024. https://pubmed.ncbi.nlm.nih.gov/39530673.</w:t>
       </w:r>
     </w:p>
     <w:p>
@@ -14753,7 +16232,7 @@
           <w:rFonts w:ascii="Times New Roman" w:hAnsi="Times New Roman"/>
           <w:kern w:val="0"/>
         </w:rPr>
-        <w:t>Kay M (2024) tidybayes: tidy data and geoms for Bayesian models. https://doi.org/10.5281/zenodo.13770114.</w:t>
+        <w:t>Gattuso J-P, Epitalon J-M, Lavigne H, Orr J, Gentili B, Hagens M, Hofmann A, Mueller J-D, Proye A, Rae J (2024) seacarb: seawater carbonate chemistry. https://CRAN.R-project.org/package=seacarb.</w:t>
       </w:r>
     </w:p>
     <w:p>
@@ -14774,7 +16253,8 @@
           <w:rFonts w:ascii="Times New Roman" w:hAnsi="Times New Roman"/>
           <w:kern w:val="0"/>
         </w:rPr>
-        <w:t xml:space="preserve">Kristensen E, Andersen FØ, Blackburn TH (1992) Effects of benthic macrofauna and temperature on degradation of macroalgal detritus: the fate of organic carbon. </w:t>
+        <w:lastRenderedPageBreak/>
+        <w:t xml:space="preserve">Hu X, Cai W-J (2011a) The impact of denitrification on the atmospheric CO2 uptake potential of seawater. </w:t>
       </w:r>
       <w:r>
         <w:rPr>
@@ -14782,14 +16262,14 @@
           <w:i/>
           <w:kern w:val="0"/>
         </w:rPr>
-        <w:t>Limnol Oceanogr</w:t>
-      </w:r>
-      <w:r>
-        <w:rPr>
-          <w:rFonts w:ascii="Times New Roman" w:hAnsi="Times New Roman"/>
-          <w:kern w:val="0"/>
-        </w:rPr>
-        <w:t xml:space="preserve"> 37, 1404–1419. https://aslopubs.onlinelibrary.wiley.com/doi/pdfdirect/10.4319/lo.1992.37.7.1404.</w:t>
+        <w:t>Marine Chemistry</w:t>
+      </w:r>
+      <w:r>
+        <w:rPr>
+          <w:rFonts w:ascii="Times New Roman" w:hAnsi="Times New Roman"/>
+          <w:kern w:val="0"/>
+        </w:rPr>
+        <w:t xml:space="preserve"> 127, 192–198. https://doi.org/10.1016/j.marchem.2011.09.008.</w:t>
       </w:r>
     </w:p>
     <w:p>
@@ -14810,7 +16290,7 @@
           <w:rFonts w:ascii="Times New Roman" w:hAnsi="Times New Roman"/>
           <w:kern w:val="0"/>
         </w:rPr>
-        <w:t xml:space="preserve">Lee D, Stan buildbot, seantalts, Carpenter B, Morris M, Kucukelbir A, Betancourt M, Tran D, Brubaker M, Bales B et al. (2026) stan-dev/cmdstan. </w:t>
+        <w:t xml:space="preserve">Hu X, Cai W (2011b) An assessment of ocean margin anaerobic processes on oceanic alkalinity budget. </w:t>
       </w:r>
       <w:r>
         <w:rPr>
@@ -14818,14 +16298,14 @@
           <w:i/>
           <w:kern w:val="0"/>
         </w:rPr>
-        <w:t>Zenodo</w:t>
-      </w:r>
-      <w:r>
-        <w:rPr>
-          <w:rFonts w:ascii="Times New Roman" w:hAnsi="Times New Roman"/>
-          <w:kern w:val="0"/>
-        </w:rPr>
-        <w:t>. https://doi.org/10.5281/zenodo.598253.</w:t>
+        <w:t>Global Biogeochemical Cycles</w:t>
+      </w:r>
+      <w:r>
+        <w:rPr>
+          <w:rFonts w:ascii="Times New Roman" w:hAnsi="Times New Roman"/>
+          <w:kern w:val="0"/>
+        </w:rPr>
+        <w:t xml:space="preserve"> 25, https://agupubs.onlinelibrary.wiley.com/doi/pdf/10.1029/2010GB003859.</w:t>
       </w:r>
     </w:p>
     <w:p>
@@ -14846,7 +16326,22 @@
           <w:rFonts w:ascii="Times New Roman" w:hAnsi="Times New Roman"/>
           <w:kern w:val="0"/>
         </w:rPr>
-        <w:t xml:space="preserve">Lovley DR, Phillips EJP (1986) Organic matter mineralization with reduction of ferric iron in anaerobic sediments. </w:t>
+        <w:t>Humphreys MP, Daniels CJ, Wolf-Gladrow DA, Tyrrell T, Achterberg EP (2018) On the influence of marine biogeochemical processes over CO</w:t>
+      </w:r>
+      <w:r>
+        <w:rPr>
+          <w:rFonts w:ascii="Times New Roman" w:hAnsi="Times New Roman"/>
+          <w:kern w:val="0"/>
+          <w:vertAlign w:val="subscript"/>
+        </w:rPr>
+        <w:t>2</w:t>
+      </w:r>
+      <w:r>
+        <w:rPr>
+          <w:rFonts w:ascii="Times New Roman" w:hAnsi="Times New Roman"/>
+          <w:kern w:val="0"/>
+        </w:rPr>
+        <w:t xml:space="preserve"> exchange between the atmosphere and ocean. </w:t>
       </w:r>
       <w:r>
         <w:rPr>
@@ -14854,14 +16349,14 @@
           <w:i/>
           <w:kern w:val="0"/>
         </w:rPr>
-        <w:t>Applied and environmental microbiology</w:t>
-      </w:r>
-      <w:r>
-        <w:rPr>
-          <w:rFonts w:ascii="Times New Roman" w:hAnsi="Times New Roman"/>
-          <w:kern w:val="0"/>
-        </w:rPr>
-        <w:t xml:space="preserve"> 51, 683–689. https://journals.asm.org/doi/pdf/10.1128/aem.51.4.683-689.1986.</w:t>
+        <w:t>Marine Chemistry</w:t>
+      </w:r>
+      <w:r>
+        <w:rPr>
+          <w:rFonts w:ascii="Times New Roman" w:hAnsi="Times New Roman"/>
+          <w:kern w:val="0"/>
+        </w:rPr>
+        <w:t xml:space="preserve"> 199, 1–11. https://doi.org/10.1016/j.marchem.2017.12.006.</w:t>
       </w:r>
     </w:p>
     <w:p>
@@ -14882,22 +16377,22 @@
           <w:rFonts w:ascii="Times New Roman" w:hAnsi="Times New Roman"/>
           <w:kern w:val="0"/>
         </w:rPr>
-        <w:t>McElreath R (2020) Statistical rethinking</w:t>
-      </w:r>
-      <w:r>
-        <w:rPr>
-          <w:rFonts w:ascii="Times New Roman" w:hAnsi="Times New Roman"/>
-          <w:kern w:val="0"/>
-          <w:vertAlign w:val="superscript"/>
-        </w:rPr>
-        <w:t>2</w:t>
-      </w:r>
-      <w:r>
-        <w:rPr>
-          <w:rFonts w:ascii="Times New Roman" w:hAnsi="Times New Roman"/>
-          <w:kern w:val="0"/>
-        </w:rPr>
-        <w:t>: a Bayesian course with examples in R and Stan, second edition. Chapman and Hall/CRC. https://doi.org/10.1201/9780429029608.</w:t>
+        <w:t xml:space="preserve">Jørgensen BB (1982) Mineralization of organic matter in the sea bed—the role of sulphate reduction. </w:t>
+      </w:r>
+      <w:r>
+        <w:rPr>
+          <w:rFonts w:ascii="Times New Roman" w:hAnsi="Times New Roman"/>
+          <w:i/>
+          <w:kern w:val="0"/>
+        </w:rPr>
+        <w:t>Nature</w:t>
+      </w:r>
+      <w:r>
+        <w:rPr>
+          <w:rFonts w:ascii="Times New Roman" w:hAnsi="Times New Roman"/>
+          <w:kern w:val="0"/>
+        </w:rPr>
+        <w:t xml:space="preserve"> 296, 643–645. https://www.nature.com/articles/296643a0.</w:t>
       </w:r>
     </w:p>
     <w:p>
@@ -14918,7 +16413,7 @@
           <w:rFonts w:ascii="Times New Roman" w:hAnsi="Times New Roman"/>
           <w:kern w:val="0"/>
         </w:rPr>
-        <w:t xml:space="preserve">Middelburg JJ, Soetaert K, Hagens M (2020) Ocean alkalinity, buffering and biogeochemical processes. </w:t>
+        <w:t xml:space="preserve">Kasten S, Jørgensen BB (2000) Sulfate reduction in marine sediments. (eds.) </w:t>
       </w:r>
       <w:r>
         <w:rPr>
@@ -14926,14 +16421,14 @@
           <w:i/>
           <w:kern w:val="0"/>
         </w:rPr>
-        <w:t>Rev Geophys</w:t>
-      </w:r>
-      <w:r>
-        <w:rPr>
-          <w:rFonts w:ascii="Times New Roman" w:hAnsi="Times New Roman"/>
-          <w:kern w:val="0"/>
-        </w:rPr>
-        <w:t xml:space="preserve"> 58, e2019RG000681. https://pubmed.ncbi.nlm.nih.gov/32879922.</w:t>
+        <w:t>Marine geochemistry</w:t>
+      </w:r>
+      <w:r>
+        <w:rPr>
+          <w:rFonts w:ascii="Times New Roman" w:hAnsi="Times New Roman"/>
+          <w:kern w:val="0"/>
+        </w:rPr>
+        <w:t>, 263–281. https://link.springer.com/chapter/10.1007/978-3-662-04242-7_8.</w:t>
       </w:r>
     </w:p>
     <w:p>
@@ -14954,22 +16449,7 @@
           <w:rFonts w:ascii="Times New Roman" w:hAnsi="Times New Roman"/>
           <w:kern w:val="0"/>
         </w:rPr>
-        <w:t xml:space="preserve">Perkins AK, Santos IR, Rose AL, Schulz KG, Grossart H-P, Eyre BD, Kelaher BP, Oakes JM (2022) Production of dissolved carbon and alkalinity during macroalgal wrack degradation on beaches: a mesocosm experiment with implications for blue carbon. </w:t>
-      </w:r>
-      <w:r>
-        <w:rPr>
-          <w:rFonts w:ascii="Times New Roman" w:hAnsi="Times New Roman"/>
-          <w:i/>
-          <w:kern w:val="0"/>
-        </w:rPr>
-        <w:t>Biogeochemistry</w:t>
-      </w:r>
-      <w:r>
-        <w:rPr>
-          <w:rFonts w:ascii="Times New Roman" w:hAnsi="Times New Roman"/>
-          <w:kern w:val="0"/>
-        </w:rPr>
-        <w:t xml:space="preserve"> 160, 159–175. https://doi.org/10.1007/s10533-022-00946-4.</w:t>
+        <w:t>Kay M (2024) tidybayes: tidy data and geoms for Bayesian models. https://doi.org/10.5281/zenodo.13770114.</w:t>
       </w:r>
     </w:p>
     <w:p>
@@ -14990,7 +16470,7 @@
           <w:rFonts w:ascii="Times New Roman" w:hAnsi="Times New Roman"/>
           <w:kern w:val="0"/>
         </w:rPr>
-        <w:t xml:space="preserve">Pessarrodona A, Assis J, Filbee-Dexter K, Burrows MT, Gattuso J-P, Duarte CM, Krause-Jensen D, Moore PJ, Smale DA, Wernberg T (2022) Global seaweed productivity. </w:t>
+        <w:t xml:space="preserve">Kristensen E, Andersen FØ, Blackburn TH (1992) Effects of benthic macrofauna and temperature on degradation of macroalgal detritus: the fate of organic carbon. </w:t>
       </w:r>
       <w:r>
         <w:rPr>
@@ -14998,14 +16478,14 @@
           <w:i/>
           <w:kern w:val="0"/>
         </w:rPr>
-        <w:t>Science Advances</w:t>
-      </w:r>
-      <w:r>
-        <w:rPr>
-          <w:rFonts w:ascii="Times New Roman" w:hAnsi="Times New Roman"/>
-          <w:kern w:val="0"/>
-        </w:rPr>
-        <w:t xml:space="preserve"> 8, eabn2465. https://doi.org/10.1126/sciadv.abn2465.</w:t>
+        <w:t>Limnol Oceanogr</w:t>
+      </w:r>
+      <w:r>
+        <w:rPr>
+          <w:rFonts w:ascii="Times New Roman" w:hAnsi="Times New Roman"/>
+          <w:kern w:val="0"/>
+        </w:rPr>
+        <w:t xml:space="preserve"> 37, 1404–1419. https://aslopubs.onlinelibrary.wiley.com/doi/pdfdirect/10.4319/lo.1992.37.7.1404.</w:t>
       </w:r>
     </w:p>
     <w:p>
@@ -15026,7 +16506,22 @@
           <w:rFonts w:ascii="Times New Roman" w:hAnsi="Times New Roman"/>
           <w:kern w:val="0"/>
         </w:rPr>
-        <w:t>R Core Team (2026) R: a language and environment for statistical computing. R Foundation for Statistical Computing. https://www.R-project.org/.</w:t>
+        <w:t xml:space="preserve">Lee D, Stan buildbot, seantalts, Carpenter B, Morris M, Kucukelbir A, Betancourt M, Tran D, Brubaker M, Bales B et al. (2026) stan-dev/cmdstan. </w:t>
+      </w:r>
+      <w:r>
+        <w:rPr>
+          <w:rFonts w:ascii="Times New Roman" w:hAnsi="Times New Roman"/>
+          <w:i/>
+          <w:kern w:val="0"/>
+        </w:rPr>
+        <w:t>Zenodo</w:t>
+      </w:r>
+      <w:r>
+        <w:rPr>
+          <w:rFonts w:ascii="Times New Roman" w:hAnsi="Times New Roman"/>
+          <w:kern w:val="0"/>
+        </w:rPr>
+        <w:t>. https://doi.org/10.5281/zenodo.598253.</w:t>
       </w:r>
     </w:p>
     <w:p>
@@ -15047,7 +16542,7 @@
           <w:rFonts w:ascii="Times New Roman" w:hAnsi="Times New Roman"/>
           <w:kern w:val="0"/>
         </w:rPr>
-        <w:t xml:space="preserve">Renforth P, Henderson G (2017) Assessing ocean alkalinity for carbon sequestration. </w:t>
+        <w:t xml:space="preserve">Leloup J, Fossing H, Kohls K, Holmkvist L, Borowski C, Jørgensen BB (2009) Sulfate-reducing bacteria in marine sediment (Aarhus Bay, Denmark): abundance and diversity related to geochemical zonation. </w:t>
       </w:r>
       <w:r>
         <w:rPr>
@@ -15055,14 +16550,14 @@
           <w:i/>
           <w:kern w:val="0"/>
         </w:rPr>
-        <w:t>Reviews of Geophysics</w:t>
-      </w:r>
-      <w:r>
-        <w:rPr>
-          <w:rFonts w:ascii="Times New Roman" w:hAnsi="Times New Roman"/>
-          <w:kern w:val="0"/>
-        </w:rPr>
-        <w:t xml:space="preserve"> 55, 636–674. https://doi.org/10.1002/2016rg000533.</w:t>
+        <w:t>Environ Microbiol</w:t>
+      </w:r>
+      <w:r>
+        <w:rPr>
+          <w:rFonts w:ascii="Times New Roman" w:hAnsi="Times New Roman"/>
+          <w:kern w:val="0"/>
+        </w:rPr>
+        <w:t xml:space="preserve"> 11, 1278–1291. https://pubmed.ncbi.nlm.nih.gov/19220398.</w:t>
       </w:r>
     </w:p>
     <w:p>
@@ -15083,15 +16578,7 @@
           <w:rFonts w:ascii="Times New Roman" w:hAnsi="Times New Roman"/>
           <w:kern w:val="0"/>
         </w:rPr>
-        <w:t xml:space="preserve">Rennie SJ, McCauley RD, Pattiaratchi CB (2006) Thermal structure above the Perth Canyon reveals Leeuwin Current, Undercurrent and weather influences and the potential for </w:t>
-      </w:r>
-      <w:r>
-        <w:rPr>
-          <w:rFonts w:ascii="Times New Roman" w:hAnsi="Times New Roman"/>
-          <w:kern w:val="0"/>
-        </w:rPr>
-        <w:lastRenderedPageBreak/>
-        <w:t xml:space="preserve">upwelling. </w:t>
+        <w:t xml:space="preserve">Lovley DR, Phillips EJP (1986) Organic matter mineralization with reduction of ferric iron in anaerobic sediments. </w:t>
       </w:r>
       <w:r>
         <w:rPr>
@@ -15099,14 +16586,14 @@
           <w:i/>
           <w:kern w:val="0"/>
         </w:rPr>
-        <w:t>Marine and Freshwater Research</w:t>
-      </w:r>
-      <w:r>
-        <w:rPr>
-          <w:rFonts w:ascii="Times New Roman" w:hAnsi="Times New Roman"/>
-          <w:kern w:val="0"/>
-        </w:rPr>
-        <w:t xml:space="preserve"> 57, 849–861. https://www.publish.csiro.au/MF/pdf/MF05247.</w:t>
+        <w:t>Applied and environmental microbiology</w:t>
+      </w:r>
+      <w:r>
+        <w:rPr>
+          <w:rFonts w:ascii="Times New Roman" w:hAnsi="Times New Roman"/>
+          <w:kern w:val="0"/>
+        </w:rPr>
+        <w:t xml:space="preserve"> 51, 683–689. https://journals.asm.org/doi/pdf/10.1128/aem.51.4.683-689.1986.</w:t>
       </w:r>
     </w:p>
     <w:p>
@@ -15127,7 +16614,22 @@
           <w:rFonts w:ascii="Times New Roman" w:hAnsi="Times New Roman"/>
           <w:kern w:val="0"/>
         </w:rPr>
-        <w:t>RStudio Team (2026) RStudio: integrated development environment for R. RStudio, Inc. http://www.rstudio.com/.</w:t>
+        <w:t xml:space="preserve">Loyd SJ, Berelson WM, Lyons TW, Hammond DE, Corsetti FA (2012) Constraining pathways of microbial mediation for carbonate concretions of the Miocene Monterey Formation using carbonate-associated sulfate. </w:t>
+      </w:r>
+      <w:r>
+        <w:rPr>
+          <w:rFonts w:ascii="Times New Roman" w:hAnsi="Times New Roman"/>
+          <w:i/>
+          <w:kern w:val="0"/>
+        </w:rPr>
+        <w:t>Geochimica et Cosmochimica Acta</w:t>
+      </w:r>
+      <w:r>
+        <w:rPr>
+          <w:rFonts w:ascii="Times New Roman" w:hAnsi="Times New Roman"/>
+          <w:kern w:val="0"/>
+        </w:rPr>
+        <w:t xml:space="preserve"> 78, 77–98. https://doi.org/10.1016/j.gca.2011.11.028.</w:t>
       </w:r>
     </w:p>
     <w:p>
@@ -15148,22 +16650,22 @@
           <w:rFonts w:ascii="Times New Roman" w:hAnsi="Times New Roman"/>
           <w:kern w:val="0"/>
         </w:rPr>
-        <w:t xml:space="preserve">Schulz KG, Bach LT, Dickson AG (2023) Seawater carbonate chemistry considerations for ocean alkalinity enhancement research: theory, measurements, and calculations. </w:t>
-      </w:r>
-      <w:r>
-        <w:rPr>
-          <w:rFonts w:ascii="Times New Roman" w:hAnsi="Times New Roman"/>
-          <w:i/>
-          <w:kern w:val="0"/>
-        </w:rPr>
-        <w:t>State of the Planet</w:t>
-      </w:r>
-      <w:r>
-        <w:rPr>
-          <w:rFonts w:ascii="Times New Roman" w:hAnsi="Times New Roman"/>
-          <w:kern w:val="0"/>
-        </w:rPr>
-        <w:t xml:space="preserve"> 2-oae2023, 1–14. https://doi.org/10.5194/sp-2-oae2023-2-2023.</w:t>
+        <w:t>McElreath R (2020) Statistical rethinking</w:t>
+      </w:r>
+      <w:r>
+        <w:rPr>
+          <w:rFonts w:ascii="Times New Roman" w:hAnsi="Times New Roman"/>
+          <w:kern w:val="0"/>
+          <w:vertAlign w:val="superscript"/>
+        </w:rPr>
+        <w:t>2</w:t>
+      </w:r>
+      <w:r>
+        <w:rPr>
+          <w:rFonts w:ascii="Times New Roman" w:hAnsi="Times New Roman"/>
+          <w:kern w:val="0"/>
+        </w:rPr>
+        <w:t>: a Bayesian course with examples in R and Stan, second edition. Chapman and Hall/CRC. https://doi.org/10.1201/9780429029608.</w:t>
       </w:r>
     </w:p>
     <w:p>
@@ -15184,7 +16686,7 @@
           <w:rFonts w:ascii="Times New Roman" w:hAnsi="Times New Roman"/>
           <w:kern w:val="0"/>
         </w:rPr>
-        <w:t xml:space="preserve">Simpkins T, Van Der Mheen M, Pedersen MF, Pessarrodona A, Pattiaratchi C, Wernberg T, Filbee‐Dexter K (2025) Macroalgae detritus decomposition and cross‐shelf carbon export from shallow and deep reefs. </w:t>
+        <w:t xml:space="preserve">Middelburg JJ, Soetaert K, Hagens M (2020) Ocean alkalinity, buffering and biogeochemical processes. </w:t>
       </w:r>
       <w:r>
         <w:rPr>
@@ -15192,14 +16694,14 @@
           <w:i/>
           <w:kern w:val="0"/>
         </w:rPr>
-        <w:t>Limnology and Oceanography</w:t>
-      </w:r>
-      <w:r>
-        <w:rPr>
-          <w:rFonts w:ascii="Times New Roman" w:hAnsi="Times New Roman"/>
-          <w:kern w:val="0"/>
-        </w:rPr>
-        <w:t xml:space="preserve"> 70, 1046–1058. https://aslopubs.onlinelibrary.wiley.com/doi/pdf/10.1002/lno.70006.</w:t>
+        <w:t>Rev Geophys</w:t>
+      </w:r>
+      <w:r>
+        <w:rPr>
+          <w:rFonts w:ascii="Times New Roman" w:hAnsi="Times New Roman"/>
+          <w:kern w:val="0"/>
+        </w:rPr>
+        <w:t xml:space="preserve"> 58, e2019RG000681. https://pubmed.ncbi.nlm.nih.gov/32879922.</w:t>
       </w:r>
     </w:p>
     <w:p>
@@ -15220,7 +16722,7 @@
           <w:rFonts w:ascii="Times New Roman" w:hAnsi="Times New Roman"/>
           <w:kern w:val="0"/>
         </w:rPr>
-        <w:t xml:space="preserve">Smith SV (1981) Marine macrophytes as a global carbon sink. </w:t>
+        <w:t xml:space="preserve">Perkins AK, Santos IR, Rose AL, Schulz KG, Grossart H-P, Eyre BD, Kelaher BP, Oakes JM (2022) Production of dissolved carbon and alkalinity during macroalgal wrack degradation on beaches: a mesocosm experiment with implications for blue carbon. </w:t>
       </w:r>
       <w:r>
         <w:rPr>
@@ -15228,14 +16730,14 @@
           <w:i/>
           <w:kern w:val="0"/>
         </w:rPr>
-        <w:t>Science</w:t>
-      </w:r>
-      <w:r>
-        <w:rPr>
-          <w:rFonts w:ascii="Times New Roman" w:hAnsi="Times New Roman"/>
-          <w:kern w:val="0"/>
-        </w:rPr>
-        <w:t xml:space="preserve"> 211, 838–840. 10.1126/science.211.4484.838.</w:t>
+        <w:t>Biogeochemistry</w:t>
+      </w:r>
+      <w:r>
+        <w:rPr>
+          <w:rFonts w:ascii="Times New Roman" w:hAnsi="Times New Roman"/>
+          <w:kern w:val="0"/>
+        </w:rPr>
+        <w:t xml:space="preserve"> 160, 159–175. https://doi.org/10.1007/s10533-022-00946-4.</w:t>
       </w:r>
     </w:p>
     <w:p>
@@ -15256,7 +16758,7 @@
           <w:rFonts w:ascii="Times New Roman" w:hAnsi="Times New Roman"/>
           <w:kern w:val="0"/>
         </w:rPr>
-        <w:t xml:space="preserve">Soetaert K, Hofmann AF, Middelburg JJ, Meysman FJR, Greenwood J (2007) The effect of biogeochemical processes on pH. </w:t>
+        <w:t xml:space="preserve">Pessarrodona A, Assis J, Filbee-Dexter K, Burrows MT, Gattuso J-P, Duarte CM, Krause-Jensen D, Moore PJ, Smale DA, Wernberg T (2022) Global seaweed productivity. </w:t>
       </w:r>
       <w:r>
         <w:rPr>
@@ -15264,14 +16766,14 @@
           <w:i/>
           <w:kern w:val="0"/>
         </w:rPr>
-        <w:t>Marine Chemistry</w:t>
-      </w:r>
-      <w:r>
-        <w:rPr>
-          <w:rFonts w:ascii="Times New Roman" w:hAnsi="Times New Roman"/>
-          <w:kern w:val="0"/>
-        </w:rPr>
-        <w:t xml:space="preserve"> 105, 30–51. https://doi.org/10.1016/j.marchem.2006.12.012.</w:t>
+        <w:t>Science Advances</w:t>
+      </w:r>
+      <w:r>
+        <w:rPr>
+          <w:rFonts w:ascii="Times New Roman" w:hAnsi="Times New Roman"/>
+          <w:kern w:val="0"/>
+        </w:rPr>
+        <w:t xml:space="preserve"> 8, eabn2465. https://doi.org/10.1126/sciadv.abn2465.</w:t>
       </w:r>
     </w:p>
     <w:p>
@@ -15292,22 +16794,7 @@
           <w:rFonts w:ascii="Times New Roman" w:hAnsi="Times New Roman"/>
           <w:kern w:val="0"/>
         </w:rPr>
-        <w:t xml:space="preserve">Trevathan-Tackett SM, Brodersen KE, Macreadie PI (2020) Effects of elevated temperature on microbial breakdown of seagrass leaf and tea litter biomass. </w:t>
-      </w:r>
-      <w:r>
-        <w:rPr>
-          <w:rFonts w:ascii="Times New Roman" w:hAnsi="Times New Roman"/>
-          <w:i/>
-          <w:kern w:val="0"/>
-        </w:rPr>
-        <w:t>Biogeochemistry</w:t>
-      </w:r>
-      <w:r>
-        <w:rPr>
-          <w:rFonts w:ascii="Times New Roman" w:hAnsi="Times New Roman"/>
-          <w:kern w:val="0"/>
-        </w:rPr>
-        <w:t xml:space="preserve"> 151, 171–185. https://link.springer.com/article/10.1007/s10533-020-00715-1.</w:t>
+        <w:t>R Core Team (2026) R: a language and environment for statistical computing. R Foundation for Statistical Computing. https://www.R-project.org/.</w:t>
       </w:r>
     </w:p>
     <w:p>
@@ -15328,7 +16815,8 @@
           <w:rFonts w:ascii="Times New Roman" w:hAnsi="Times New Roman"/>
           <w:kern w:val="0"/>
         </w:rPr>
-        <w:t xml:space="preserve">van der Mheen M, Wernberg T, Pattiaratchi C, Pessarrodona A, Janekovic I, Simpkins T, Hovey R, Filbee-Dexter K (2024) Substantial kelp detritus exported beyond the continental shelf by dense shelf water transport. </w:t>
+        <w:lastRenderedPageBreak/>
+        <w:t xml:space="preserve">Rassmann J, Eitel EM, Lansard B, Cathalot C, Brandily C, Taillefert M, Rabouille C (2020) Benthic alkalinity and dissolved inorganic carbon fluxes in the Rhône River prodelta generated by decoupled aerobic and anaerobic processes. </w:t>
       </w:r>
       <w:r>
         <w:rPr>
@@ -15336,14 +16824,14 @@
           <w:i/>
           <w:kern w:val="0"/>
         </w:rPr>
-        <w:t>Scientific Reports</w:t>
-      </w:r>
-      <w:r>
-        <w:rPr>
-          <w:rFonts w:ascii="Times New Roman" w:hAnsi="Times New Roman"/>
-          <w:kern w:val="0"/>
-        </w:rPr>
-        <w:t xml:space="preserve"> 14, 839. https://doi.org/10.1038/s41598-023-51003-5.</w:t>
+        <w:t>Biogeosciences</w:t>
+      </w:r>
+      <w:r>
+        <w:rPr>
+          <w:rFonts w:ascii="Times New Roman" w:hAnsi="Times New Roman"/>
+          <w:kern w:val="0"/>
+        </w:rPr>
+        <w:t xml:space="preserve"> 17, 13–33. https://doi.org/10.5194/bg-17-13-2020.</w:t>
       </w:r>
     </w:p>
     <w:p>
@@ -15364,7 +16852,7 @@
           <w:rFonts w:ascii="Times New Roman" w:hAnsi="Times New Roman"/>
           <w:kern w:val="0"/>
         </w:rPr>
-        <w:t xml:space="preserve">Vanderklift MA, Wernberg T (2008) Detached kelps from distant sources are a food subsidy for sea urchins. </w:t>
+        <w:t xml:space="preserve">Reithmaier GMS, Cabral A, Akhand A, Bogard MJ, Borges AV, Bouillon S, Burdige DJ, Call M, Chen N, Chen X et al. (2023) Carbonate chemistry and carbon sequestration driven by inorganic carbon outwelling from mangroves and saltmarshes. </w:t>
       </w:r>
       <w:r>
         <w:rPr>
@@ -15372,14 +16860,14 @@
           <w:i/>
           <w:kern w:val="0"/>
         </w:rPr>
-        <w:t>Oecologia</w:t>
-      </w:r>
-      <w:r>
-        <w:rPr>
-          <w:rFonts w:ascii="Times New Roman" w:hAnsi="Times New Roman"/>
-          <w:kern w:val="0"/>
-        </w:rPr>
-        <w:t xml:space="preserve"> 157, 327–335. 10.1007/s00442-008-1061-7.</w:t>
+        <w:t>Nature Communications</w:t>
+      </w:r>
+      <w:r>
+        <w:rPr>
+          <w:rFonts w:ascii="Times New Roman" w:hAnsi="Times New Roman"/>
+          <w:kern w:val="0"/>
+        </w:rPr>
+        <w:t xml:space="preserve"> 14, 83. https://doi.org/10.1038/s41467-023-44037-w.</w:t>
       </w:r>
     </w:p>
     <w:p>
@@ -15400,7 +16888,7 @@
           <w:rFonts w:ascii="Times New Roman" w:hAnsi="Times New Roman"/>
           <w:kern w:val="0"/>
         </w:rPr>
-        <w:t xml:space="preserve">Wernberg T, Vanderklift MA, How J, Lavery PS (2006) Export of detached macroalgae from reefs to adjacent seagrass beds. </w:t>
+        <w:t xml:space="preserve">Renforth P, Henderson G (2017) Assessing ocean alkalinity for carbon sequestration. </w:t>
       </w:r>
       <w:r>
         <w:rPr>
@@ -15408,14 +16896,14 @@
           <w:i/>
           <w:kern w:val="0"/>
         </w:rPr>
-        <w:t>Oecologia</w:t>
-      </w:r>
-      <w:r>
-        <w:rPr>
-          <w:rFonts w:ascii="Times New Roman" w:hAnsi="Times New Roman"/>
-          <w:kern w:val="0"/>
-        </w:rPr>
-        <w:t xml:space="preserve"> 147, 692–701. 10.1007/s00442-005-0318-7.</w:t>
+        <w:t>Reviews of Geophysics</w:t>
+      </w:r>
+      <w:r>
+        <w:rPr>
+          <w:rFonts w:ascii="Times New Roman" w:hAnsi="Times New Roman"/>
+          <w:kern w:val="0"/>
+        </w:rPr>
+        <w:t xml:space="preserve"> 55, 636–674. https://doi.org/10.1002/2016rg000533.</w:t>
       </w:r>
     </w:p>
     <w:p>
@@ -15436,7 +16924,7 @@
           <w:rFonts w:ascii="Times New Roman" w:hAnsi="Times New Roman"/>
           <w:kern w:val="0"/>
         </w:rPr>
-        <w:t xml:space="preserve">Wernberg T, Coleman MA, Babcock RC, Bell SY, Bolton JJ, Connell SD, Hurd CL, Johnson CR, Marzinelli EM, Shears NT (2019) Biology and ecology of the globally significant kelp </w:t>
+        <w:t xml:space="preserve">Rennie SJ, McCauley RD, Pattiaratchi CB (2006) Thermal structure above the Perth Canyon reveals Leeuwin Current, Undercurrent and weather influences and the potential for upwelling. </w:t>
       </w:r>
       <w:r>
         <w:rPr>
@@ -15444,29 +16932,14 @@
           <w:i/>
           <w:kern w:val="0"/>
         </w:rPr>
-        <w:t>Ecklonia radiata</w:t>
-      </w:r>
-      <w:r>
-        <w:rPr>
-          <w:rFonts w:ascii="Times New Roman" w:hAnsi="Times New Roman"/>
-          <w:kern w:val="0"/>
-        </w:rPr>
-        <w:t xml:space="preserve">. </w:t>
-      </w:r>
-      <w:r>
-        <w:rPr>
-          <w:rFonts w:ascii="Times New Roman" w:hAnsi="Times New Roman"/>
-          <w:i/>
-          <w:kern w:val="0"/>
-        </w:rPr>
-        <w:t>Oceanography and marine biology</w:t>
-      </w:r>
-      <w:r>
-        <w:rPr>
-          <w:rFonts w:ascii="Times New Roman" w:hAnsi="Times New Roman"/>
-          <w:kern w:val="0"/>
-        </w:rPr>
-        <w:t xml:space="preserve"> 62. https://library.oapen.org/bitstream/handle/20.500.12657/24721/9780367134150_oachapter6.pdf?sequence=1.</w:t>
+        <w:t>Marine and Freshwater Research</w:t>
+      </w:r>
+      <w:r>
+        <w:rPr>
+          <w:rFonts w:ascii="Times New Roman" w:hAnsi="Times New Roman"/>
+          <w:kern w:val="0"/>
+        </w:rPr>
+        <w:t xml:space="preserve"> 57, 849–861. https://www.publish.csiro.au/MF/pdf/MF05247.</w:t>
       </w:r>
     </w:p>
     <w:p>
@@ -15487,22 +16960,7 @@
           <w:rFonts w:ascii="Times New Roman" w:hAnsi="Times New Roman"/>
           <w:kern w:val="0"/>
         </w:rPr>
-        <w:t xml:space="preserve">Westrich JT, Berner RA (1984) The role of sedimentary organic matter in bacterial sulfate reduction: the G model tested. </w:t>
-      </w:r>
-      <w:r>
-        <w:rPr>
-          <w:rFonts w:ascii="Times New Roman" w:hAnsi="Times New Roman"/>
-          <w:i/>
-          <w:kern w:val="0"/>
-        </w:rPr>
-        <w:t>Limnol Oceanogr</w:t>
-      </w:r>
-      <w:r>
-        <w:rPr>
-          <w:rFonts w:ascii="Times New Roman" w:hAnsi="Times New Roman"/>
-          <w:kern w:val="0"/>
-        </w:rPr>
-        <w:t xml:space="preserve"> 29, 236–249. https://aslopubs.onlinelibrary.wiley.com/doi/pdfdirect/10.4319/lo.1984.29.2.0236.</w:t>
+        <w:t>RStudio Team (2026) RStudio: integrated development environment for R. RStudio, Inc. http://www.rstudio.com/.</w:t>
       </w:r>
     </w:p>
     <w:p>
@@ -15523,7 +16981,7 @@
           <w:rFonts w:ascii="Times New Roman" w:hAnsi="Times New Roman"/>
           <w:kern w:val="0"/>
         </w:rPr>
-        <w:t xml:space="preserve">Wickham H, Averick M, Bryan J, Chang W, McGowan LD, François R, Grolemund G, Hayes A, Henry L, Hester J (2019) Welcome to the Tidyverse. </w:t>
+        <w:t xml:space="preserve">Santos IR, Burdige DJ, Jennerjahn TC, Bouillon S, Cabral A, Serrano O, Wernberg T, Filbee-Dexter K, Guimond JA, Tamborski JJ (2021) The renaissance of Odum’s outwelling hypothesis in ‘Blue Carbon’ science. </w:t>
       </w:r>
       <w:r>
         <w:rPr>
@@ -15531,14 +16989,14 @@
           <w:i/>
           <w:kern w:val="0"/>
         </w:rPr>
-        <w:t>Journal of Open Source Software</w:t>
-      </w:r>
-      <w:r>
-        <w:rPr>
-          <w:rFonts w:ascii="Times New Roman" w:hAnsi="Times New Roman"/>
-          <w:kern w:val="0"/>
-        </w:rPr>
-        <w:t xml:space="preserve"> 4, 1686. https://doi.org/10.21105/joss.01686.</w:t>
+        <w:t>Estuarine, Coastal and Shelf Science</w:t>
+      </w:r>
+      <w:r>
+        <w:rPr>
+          <w:rFonts w:ascii="Times New Roman" w:hAnsi="Times New Roman"/>
+          <w:kern w:val="0"/>
+        </w:rPr>
+        <w:t xml:space="preserve"> 255, 107361. https://doi.org/10.1016/j.ecss.2021.107361.</w:t>
       </w:r>
     </w:p>
     <w:p>
@@ -15559,7 +17017,7 @@
           <w:rFonts w:ascii="Times New Roman" w:hAnsi="Times New Roman"/>
           <w:kern w:val="0"/>
         </w:rPr>
-        <w:t xml:space="preserve">Wright LS, Simpkins T, Filbee-Dexter K, Wernberg T (2024) Temperature sensitivity of detrital photosynthesis. </w:t>
+        <w:t xml:space="preserve">Schulz KG, Bach LT, Dickson AG (2023) Seawater carbonate chemistry considerations for ocean alkalinity enhancement research: theory, measurements, and calculations. </w:t>
       </w:r>
       <w:r>
         <w:rPr>
@@ -15567,14 +17025,14 @@
           <w:i/>
           <w:kern w:val="0"/>
         </w:rPr>
-        <w:t>Annals of Botany</w:t>
-      </w:r>
-      <w:r>
-        <w:rPr>
-          <w:rFonts w:ascii="Times New Roman" w:hAnsi="Times New Roman"/>
-          <w:kern w:val="0"/>
-        </w:rPr>
-        <w:t xml:space="preserve"> 133, 17–28. https://doi.org/10.1093/aob/mcad167.</w:t>
+        <w:t>State of the Planet</w:t>
+      </w:r>
+      <w:r>
+        <w:rPr>
+          <w:rFonts w:ascii="Times New Roman" w:hAnsi="Times New Roman"/>
+          <w:kern w:val="0"/>
+        </w:rPr>
+        <w:t xml:space="preserve"> 2-oae2023, 1–14. https://doi.org/10.5194/sp-2-oae2023-2-2023.</w:t>
       </w:r>
     </w:p>
     <w:p>
@@ -15595,6 +17053,497 @@
           <w:rFonts w:ascii="Times New Roman" w:hAnsi="Times New Roman"/>
           <w:kern w:val="0"/>
         </w:rPr>
+        <w:t xml:space="preserve">Simpkins T, Van Der Mheen M, Pedersen MF, Pessarrodona A, Pattiaratchi C, Wernberg T, Filbee‐Dexter K (2025) Macroalgae detritus decomposition and cross‐shelf carbon export from shallow and deep reefs. </w:t>
+      </w:r>
+      <w:r>
+        <w:rPr>
+          <w:rFonts w:ascii="Times New Roman" w:hAnsi="Times New Roman"/>
+          <w:i/>
+          <w:kern w:val="0"/>
+        </w:rPr>
+        <w:t>Limnology and Oceanography</w:t>
+      </w:r>
+      <w:r>
+        <w:rPr>
+          <w:rFonts w:ascii="Times New Roman" w:hAnsi="Times New Roman"/>
+          <w:kern w:val="0"/>
+        </w:rPr>
+        <w:t xml:space="preserve"> 70, 1046–1058. https://aslopubs.onlinelibrary.wiley.com/doi/pdf/10.1002/lno.70006.</w:t>
+      </w:r>
+    </w:p>
+    <w:p>
+      <w:pPr>
+        <w:tabs>
+          <w:tab w:val="left" w:pos="560"/>
+        </w:tabs>
+        <w:spacing w:after="0" w:line="240" w:lineRule="auto"/>
+        <w:ind w:left="540" w:hanging="540"/>
+        <w:rPr>
+          <w:rFonts w:ascii="Arial" w:hAnsi="Arial"/>
+          <w:kern w:val="0"/>
+          <w:sz w:val="26"/>
+        </w:rPr>
+      </w:pPr>
+      <w:r>
+        <w:rPr>
+          <w:rFonts w:ascii="Times New Roman" w:hAnsi="Times New Roman"/>
+          <w:kern w:val="0"/>
+        </w:rPr>
+        <w:t xml:space="preserve">Smith SV (1981) Marine macrophytes as a global carbon sink. </w:t>
+      </w:r>
+      <w:r>
+        <w:rPr>
+          <w:rFonts w:ascii="Times New Roman" w:hAnsi="Times New Roman"/>
+          <w:i/>
+          <w:kern w:val="0"/>
+        </w:rPr>
+        <w:t>Science</w:t>
+      </w:r>
+      <w:r>
+        <w:rPr>
+          <w:rFonts w:ascii="Times New Roman" w:hAnsi="Times New Roman"/>
+          <w:kern w:val="0"/>
+        </w:rPr>
+        <w:t xml:space="preserve"> 211, 838–840. 10.1126/science.211.4484.838.</w:t>
+      </w:r>
+    </w:p>
+    <w:p>
+      <w:pPr>
+        <w:tabs>
+          <w:tab w:val="left" w:pos="560"/>
+        </w:tabs>
+        <w:spacing w:after="0" w:line="240" w:lineRule="auto"/>
+        <w:ind w:left="540" w:hanging="540"/>
+        <w:rPr>
+          <w:rFonts w:ascii="Arial" w:hAnsi="Arial"/>
+          <w:kern w:val="0"/>
+          <w:sz w:val="26"/>
+        </w:rPr>
+      </w:pPr>
+      <w:r>
+        <w:rPr>
+          <w:rFonts w:ascii="Times New Roman" w:hAnsi="Times New Roman"/>
+          <w:kern w:val="0"/>
+        </w:rPr>
+        <w:t xml:space="preserve">Soetaert K, Hofmann AF, Middelburg JJ, Meysman FJR, Greenwood J (2007) The effect of biogeochemical processes on pH. </w:t>
+      </w:r>
+      <w:r>
+        <w:rPr>
+          <w:rFonts w:ascii="Times New Roman" w:hAnsi="Times New Roman"/>
+          <w:i/>
+          <w:kern w:val="0"/>
+        </w:rPr>
+        <w:t>Marine Chemistry</w:t>
+      </w:r>
+      <w:r>
+        <w:rPr>
+          <w:rFonts w:ascii="Times New Roman" w:hAnsi="Times New Roman"/>
+          <w:kern w:val="0"/>
+        </w:rPr>
+        <w:t xml:space="preserve"> 105, 30–51. https://doi.org/10.1016/j.marchem.2006.12.012.</w:t>
+      </w:r>
+    </w:p>
+    <w:p>
+      <w:pPr>
+        <w:tabs>
+          <w:tab w:val="left" w:pos="560"/>
+        </w:tabs>
+        <w:spacing w:after="0" w:line="240" w:lineRule="auto"/>
+        <w:ind w:left="540" w:hanging="540"/>
+        <w:rPr>
+          <w:rFonts w:ascii="Arial" w:hAnsi="Arial"/>
+          <w:kern w:val="0"/>
+          <w:sz w:val="26"/>
+        </w:rPr>
+      </w:pPr>
+      <w:r>
+        <w:rPr>
+          <w:rFonts w:ascii="Times New Roman" w:hAnsi="Times New Roman"/>
+          <w:kern w:val="0"/>
+        </w:rPr>
+        <w:t xml:space="preserve">Trevathan-Tackett SM, Brodersen KE, Macreadie PI (2020) Effects of elevated temperature on microbial breakdown of seagrass leaf and tea litter biomass. </w:t>
+      </w:r>
+      <w:r>
+        <w:rPr>
+          <w:rFonts w:ascii="Times New Roman" w:hAnsi="Times New Roman"/>
+          <w:i/>
+          <w:kern w:val="0"/>
+        </w:rPr>
+        <w:t>Biogeochemistry</w:t>
+      </w:r>
+      <w:r>
+        <w:rPr>
+          <w:rFonts w:ascii="Times New Roman" w:hAnsi="Times New Roman"/>
+          <w:kern w:val="0"/>
+        </w:rPr>
+        <w:t xml:space="preserve"> 151, 171–185. https://link.springer.com/article/10.1007/s10533-020-00715-1.</w:t>
+      </w:r>
+    </w:p>
+    <w:p>
+      <w:pPr>
+        <w:tabs>
+          <w:tab w:val="left" w:pos="560"/>
+        </w:tabs>
+        <w:spacing w:after="0" w:line="240" w:lineRule="auto"/>
+        <w:ind w:left="540" w:hanging="540"/>
+        <w:rPr>
+          <w:rFonts w:ascii="Arial" w:hAnsi="Arial"/>
+          <w:kern w:val="0"/>
+          <w:sz w:val="26"/>
+        </w:rPr>
+      </w:pPr>
+      <w:r>
+        <w:rPr>
+          <w:rFonts w:ascii="Times New Roman" w:hAnsi="Times New Roman"/>
+          <w:kern w:val="0"/>
+        </w:rPr>
+        <w:t xml:space="preserve">van der Mheen M, Wernberg T, Pattiaratchi C, Pessarrodona A, Janekovic I, Simpkins T, Hovey R, Filbee-Dexter K (2024) Substantial kelp detritus exported beyond the continental shelf by dense shelf water transport. </w:t>
+      </w:r>
+      <w:r>
+        <w:rPr>
+          <w:rFonts w:ascii="Times New Roman" w:hAnsi="Times New Roman"/>
+          <w:i/>
+          <w:kern w:val="0"/>
+        </w:rPr>
+        <w:t>Scientific Reports</w:t>
+      </w:r>
+      <w:r>
+        <w:rPr>
+          <w:rFonts w:ascii="Times New Roman" w:hAnsi="Times New Roman"/>
+          <w:kern w:val="0"/>
+        </w:rPr>
+        <w:t xml:space="preserve"> 14, 839. https://doi.org/10.1038/s41598-023-51003-5.</w:t>
+      </w:r>
+    </w:p>
+    <w:p>
+      <w:pPr>
+        <w:tabs>
+          <w:tab w:val="left" w:pos="560"/>
+        </w:tabs>
+        <w:spacing w:after="0" w:line="240" w:lineRule="auto"/>
+        <w:ind w:left="540" w:hanging="540"/>
+        <w:rPr>
+          <w:rFonts w:ascii="Arial" w:hAnsi="Arial"/>
+          <w:kern w:val="0"/>
+          <w:sz w:val="26"/>
+        </w:rPr>
+      </w:pPr>
+      <w:r>
+        <w:rPr>
+          <w:rFonts w:ascii="Times New Roman" w:hAnsi="Times New Roman"/>
+          <w:kern w:val="0"/>
+        </w:rPr>
+        <w:t xml:space="preserve">van Erk MR, Meier DV, Ferdelman T, Harder J, Bussmann I, Beer D (2020) Kelp deposition changes mineralization pathways and microbial communities in a sandy beach. </w:t>
+      </w:r>
+      <w:r>
+        <w:rPr>
+          <w:rFonts w:ascii="Times New Roman" w:hAnsi="Times New Roman"/>
+          <w:i/>
+          <w:kern w:val="0"/>
+        </w:rPr>
+        <w:t>Limnol Oceanogr</w:t>
+      </w:r>
+      <w:r>
+        <w:rPr>
+          <w:rFonts w:ascii="Times New Roman" w:hAnsi="Times New Roman"/>
+          <w:kern w:val="0"/>
+        </w:rPr>
+        <w:t xml:space="preserve"> 65, 3066–3084. https://onlinelibrary.wiley.com/doi/pdf/10.1002/lno.11574.</w:t>
+      </w:r>
+    </w:p>
+    <w:p>
+      <w:pPr>
+        <w:tabs>
+          <w:tab w:val="left" w:pos="560"/>
+        </w:tabs>
+        <w:spacing w:after="0" w:line="240" w:lineRule="auto"/>
+        <w:ind w:left="540" w:hanging="540"/>
+        <w:rPr>
+          <w:rFonts w:ascii="Arial" w:hAnsi="Arial"/>
+          <w:kern w:val="0"/>
+          <w:sz w:val="26"/>
+        </w:rPr>
+      </w:pPr>
+      <w:r>
+        <w:rPr>
+          <w:rFonts w:ascii="Times New Roman" w:hAnsi="Times New Roman"/>
+          <w:kern w:val="0"/>
+        </w:rPr>
+        <w:t xml:space="preserve">Vanderklift MA, Wernberg T (2008) Detached kelps from distant sources are a food subsidy for sea urchins. </w:t>
+      </w:r>
+      <w:r>
+        <w:rPr>
+          <w:rFonts w:ascii="Times New Roman" w:hAnsi="Times New Roman"/>
+          <w:i/>
+          <w:kern w:val="0"/>
+        </w:rPr>
+        <w:t>Oecologia</w:t>
+      </w:r>
+      <w:r>
+        <w:rPr>
+          <w:rFonts w:ascii="Times New Roman" w:hAnsi="Times New Roman"/>
+          <w:kern w:val="0"/>
+        </w:rPr>
+        <w:t xml:space="preserve"> 157, 327–335. 10.1007/s00442-008-1061-7.</w:t>
+      </w:r>
+    </w:p>
+    <w:p>
+      <w:pPr>
+        <w:tabs>
+          <w:tab w:val="left" w:pos="560"/>
+        </w:tabs>
+        <w:spacing w:after="0" w:line="240" w:lineRule="auto"/>
+        <w:ind w:left="540" w:hanging="540"/>
+        <w:rPr>
+          <w:rFonts w:ascii="Arial" w:hAnsi="Arial"/>
+          <w:kern w:val="0"/>
+          <w:sz w:val="26"/>
+        </w:rPr>
+      </w:pPr>
+      <w:r>
+        <w:rPr>
+          <w:rFonts w:ascii="Times New Roman" w:hAnsi="Times New Roman"/>
+          <w:kern w:val="0"/>
+        </w:rPr>
+        <w:t xml:space="preserve">Wernberg T, Vanderklift MA, How J, Lavery PS (2006) Export of detached macroalgae from reefs to adjacent seagrass beds. </w:t>
+      </w:r>
+      <w:r>
+        <w:rPr>
+          <w:rFonts w:ascii="Times New Roman" w:hAnsi="Times New Roman"/>
+          <w:i/>
+          <w:kern w:val="0"/>
+        </w:rPr>
+        <w:t>Oecologia</w:t>
+      </w:r>
+      <w:r>
+        <w:rPr>
+          <w:rFonts w:ascii="Times New Roman" w:hAnsi="Times New Roman"/>
+          <w:kern w:val="0"/>
+        </w:rPr>
+        <w:t xml:space="preserve"> 147, 692–701. 10.1007/s00442-005-0318-7.</w:t>
+      </w:r>
+    </w:p>
+    <w:p>
+      <w:pPr>
+        <w:tabs>
+          <w:tab w:val="left" w:pos="560"/>
+        </w:tabs>
+        <w:spacing w:after="0" w:line="240" w:lineRule="auto"/>
+        <w:ind w:left="540" w:hanging="540"/>
+        <w:rPr>
+          <w:rFonts w:ascii="Arial" w:hAnsi="Arial"/>
+          <w:kern w:val="0"/>
+          <w:sz w:val="26"/>
+        </w:rPr>
+      </w:pPr>
+      <w:r>
+        <w:rPr>
+          <w:rFonts w:ascii="Times New Roman" w:hAnsi="Times New Roman"/>
+          <w:kern w:val="0"/>
+        </w:rPr>
+        <w:t xml:space="preserve">Wernberg T, Coleman MA, Babcock RC, Bell SY, Bolton JJ, Connell SD, Hurd CL, Johnson CR, Marzinelli EM, Shears NT (2019) Biology and ecology of the globally significant kelp </w:t>
+      </w:r>
+      <w:r>
+        <w:rPr>
+          <w:rFonts w:ascii="Times New Roman" w:hAnsi="Times New Roman"/>
+          <w:i/>
+          <w:kern w:val="0"/>
+        </w:rPr>
+        <w:t>Ecklonia radiata</w:t>
+      </w:r>
+      <w:r>
+        <w:rPr>
+          <w:rFonts w:ascii="Times New Roman" w:hAnsi="Times New Roman"/>
+          <w:kern w:val="0"/>
+        </w:rPr>
+        <w:t xml:space="preserve">. </w:t>
+      </w:r>
+      <w:r>
+        <w:rPr>
+          <w:rFonts w:ascii="Times New Roman" w:hAnsi="Times New Roman"/>
+          <w:i/>
+          <w:kern w:val="0"/>
+        </w:rPr>
+        <w:t>Oceanography and marine biology</w:t>
+      </w:r>
+      <w:r>
+        <w:rPr>
+          <w:rFonts w:ascii="Times New Roman" w:hAnsi="Times New Roman"/>
+          <w:kern w:val="0"/>
+        </w:rPr>
+        <w:t xml:space="preserve"> 62. </w:t>
+      </w:r>
+      <w:r>
+        <w:rPr>
+          <w:rFonts w:ascii="Times New Roman" w:hAnsi="Times New Roman"/>
+          <w:kern w:val="0"/>
+        </w:rPr>
+        <w:lastRenderedPageBreak/>
+        <w:t>https://library.oapen.org/bitstream/handle/20.500.12657/24721/9780367134150_oachapter6.pdf?sequence=1.</w:t>
+      </w:r>
+    </w:p>
+    <w:p>
+      <w:pPr>
+        <w:tabs>
+          <w:tab w:val="left" w:pos="560"/>
+        </w:tabs>
+        <w:spacing w:after="0" w:line="240" w:lineRule="auto"/>
+        <w:ind w:left="540" w:hanging="540"/>
+        <w:rPr>
+          <w:rFonts w:ascii="Arial" w:hAnsi="Arial"/>
+          <w:kern w:val="0"/>
+          <w:sz w:val="26"/>
+        </w:rPr>
+      </w:pPr>
+      <w:r>
+        <w:rPr>
+          <w:rFonts w:ascii="Times New Roman" w:hAnsi="Times New Roman"/>
+          <w:kern w:val="0"/>
+        </w:rPr>
+        <w:t xml:space="preserve">Westrich JT, Berner RA (1984) The role of sedimentary organic matter in bacterial sulfate reduction: the G model tested. </w:t>
+      </w:r>
+      <w:r>
+        <w:rPr>
+          <w:rFonts w:ascii="Times New Roman" w:hAnsi="Times New Roman"/>
+          <w:i/>
+          <w:kern w:val="0"/>
+        </w:rPr>
+        <w:t>Limnol Oceanogr</w:t>
+      </w:r>
+      <w:r>
+        <w:rPr>
+          <w:rFonts w:ascii="Times New Roman" w:hAnsi="Times New Roman"/>
+          <w:kern w:val="0"/>
+        </w:rPr>
+        <w:t xml:space="preserve"> 29, 236–249. https://aslopubs.onlinelibrary.wiley.com/doi/pdfdirect/10.4319/lo.1984.29.2.0236.</w:t>
+      </w:r>
+    </w:p>
+    <w:p>
+      <w:pPr>
+        <w:tabs>
+          <w:tab w:val="left" w:pos="560"/>
+        </w:tabs>
+        <w:spacing w:after="0" w:line="240" w:lineRule="auto"/>
+        <w:ind w:left="540" w:hanging="540"/>
+        <w:rPr>
+          <w:rFonts w:ascii="Arial" w:hAnsi="Arial"/>
+          <w:kern w:val="0"/>
+          <w:sz w:val="26"/>
+        </w:rPr>
+      </w:pPr>
+      <w:r>
+        <w:rPr>
+          <w:rFonts w:ascii="Times New Roman" w:hAnsi="Times New Roman"/>
+          <w:kern w:val="0"/>
+        </w:rPr>
+        <w:t xml:space="preserve">Wickham H, Averick M, Bryan J, Chang W, McGowan LD, François R, Grolemund G, Hayes A, Henry L, Hester J (2019) Welcome to the Tidyverse. </w:t>
+      </w:r>
+      <w:r>
+        <w:rPr>
+          <w:rFonts w:ascii="Times New Roman" w:hAnsi="Times New Roman"/>
+          <w:i/>
+          <w:kern w:val="0"/>
+        </w:rPr>
+        <w:t>Journal of Open Source Software</w:t>
+      </w:r>
+      <w:r>
+        <w:rPr>
+          <w:rFonts w:ascii="Times New Roman" w:hAnsi="Times New Roman"/>
+          <w:kern w:val="0"/>
+        </w:rPr>
+        <w:t xml:space="preserve"> 4, 1686. https://doi.org/10.21105/joss.01686.</w:t>
+      </w:r>
+    </w:p>
+    <w:p>
+      <w:pPr>
+        <w:tabs>
+          <w:tab w:val="left" w:pos="560"/>
+        </w:tabs>
+        <w:spacing w:after="0" w:line="240" w:lineRule="auto"/>
+        <w:ind w:left="540" w:hanging="540"/>
+        <w:rPr>
+          <w:rFonts w:ascii="Arial" w:hAnsi="Arial"/>
+          <w:kern w:val="0"/>
+          <w:sz w:val="26"/>
+        </w:rPr>
+      </w:pPr>
+      <w:r>
+        <w:rPr>
+          <w:rFonts w:ascii="Times New Roman" w:hAnsi="Times New Roman"/>
+          <w:kern w:val="0"/>
+        </w:rPr>
+        <w:t xml:space="preserve">Wolf-Gladrow DA, Zeebe RE, Klaas C, Körtzinger A, Dickson AG (2007) Total alkalinity: the explicit conservative expression and its application to biogeochemical processes. </w:t>
+      </w:r>
+      <w:r>
+        <w:rPr>
+          <w:rFonts w:ascii="Times New Roman" w:hAnsi="Times New Roman"/>
+          <w:i/>
+          <w:kern w:val="0"/>
+        </w:rPr>
+        <w:t>Marine Chemistry</w:t>
+      </w:r>
+      <w:r>
+        <w:rPr>
+          <w:rFonts w:ascii="Times New Roman" w:hAnsi="Times New Roman"/>
+          <w:kern w:val="0"/>
+        </w:rPr>
+        <w:t xml:space="preserve"> 106, 287–300. https://www.sciencedirect.com/science/article/pii/S0304420307000047.</w:t>
+      </w:r>
+    </w:p>
+    <w:p>
+      <w:pPr>
+        <w:tabs>
+          <w:tab w:val="left" w:pos="560"/>
+        </w:tabs>
+        <w:spacing w:after="0" w:line="240" w:lineRule="auto"/>
+        <w:ind w:left="540" w:hanging="540"/>
+        <w:rPr>
+          <w:rFonts w:ascii="Arial" w:hAnsi="Arial"/>
+          <w:kern w:val="0"/>
+          <w:sz w:val="26"/>
+        </w:rPr>
+      </w:pPr>
+      <w:r>
+        <w:rPr>
+          <w:rFonts w:ascii="Times New Roman" w:hAnsi="Times New Roman"/>
+          <w:kern w:val="0"/>
+        </w:rPr>
+        <w:t xml:space="preserve">Wright LS, Simpkins T, Filbee-Dexter K, Wernberg T (2024) Temperature sensitivity of detrital photosynthesis. </w:t>
+      </w:r>
+      <w:r>
+        <w:rPr>
+          <w:rFonts w:ascii="Times New Roman" w:hAnsi="Times New Roman"/>
+          <w:i/>
+          <w:kern w:val="0"/>
+        </w:rPr>
+        <w:t>Annals of Botany</w:t>
+      </w:r>
+      <w:r>
+        <w:rPr>
+          <w:rFonts w:ascii="Times New Roman" w:hAnsi="Times New Roman"/>
+          <w:kern w:val="0"/>
+        </w:rPr>
+        <w:t xml:space="preserve"> 133, 17–28. https://doi.org/10.1093/aob/mcad167.</w:t>
+      </w:r>
+    </w:p>
+    <w:p>
+      <w:pPr>
+        <w:tabs>
+          <w:tab w:val="left" w:pos="560"/>
+        </w:tabs>
+        <w:spacing w:after="0" w:line="240" w:lineRule="auto"/>
+        <w:ind w:left="540" w:hanging="540"/>
+        <w:rPr>
+          <w:rFonts w:ascii="Arial" w:hAnsi="Arial"/>
+          <w:kern w:val="0"/>
+          <w:sz w:val="26"/>
+        </w:rPr>
+      </w:pPr>
+      <w:r>
+        <w:rPr>
+          <w:rFonts w:ascii="Times New Roman" w:hAnsi="Times New Roman"/>
+          <w:kern w:val="0"/>
+        </w:rPr>
         <w:t xml:space="preserve">Xu Y-Y, Pierrot D, Cai W-J (2017) Ocean carbonate system computation for anoxic waters using an updated CO2SYS program. </w:t>
       </w:r>
       <w:r>
@@ -15618,7 +17567,6 @@
         <w:fldChar w:fldCharType="end"/>
       </w:r>
     </w:p>
-    <w:p/>
     <w:sectPr>
       <w:footerReference w:type="even" r:id="rId22"/>
       <w:footerReference w:type="default" r:id="rId23"/>
@@ -15633,7 +17581,7 @@
 
 <file path=word/comments.xml><?xml version="1.0" encoding="utf-8"?>
 <w:comments xmlns:wpc="http://schemas.microsoft.com/office/word/2010/wordprocessingCanvas" xmlns:cx="http://schemas.microsoft.com/office/drawing/2014/chartex" xmlns:cx1="http://schemas.microsoft.com/office/drawing/2015/9/8/chartex" xmlns:cx2="http://schemas.microsoft.com/office/drawing/2015/10/21/chartex" xmlns:cx3="http://schemas.microsoft.com/office/drawing/2016/5/9/chartex" xmlns:cx4="http://schemas.microsoft.com/office/drawing/2016/5/10/chartex" xmlns:cx5="http://schemas.microsoft.com/office/drawing/2016/5/11/chartex" xmlns:cx6="http://schemas.microsoft.com/office/drawing/2016/5/12/chartex" xmlns:cx7="http://schemas.microsoft.com/office/drawing/2016/5/13/chartex" xmlns:cx8="http://schemas.microsoft.com/office/drawing/2016/5/14/chartex" xmlns:mc="http://schemas.openxmlformats.org/markup-compatibility/2006" xmlns:aink="http://schemas.microsoft.com/office/drawing/2016/ink" xmlns:am3d="http://schemas.microsoft.com/office/drawing/2017/model3d" xmlns:o="urn:schemas-microsoft-com:office:office" xmlns:oel="http://schemas.microsoft.com/office/2019/extlst" xmlns:r="http://schemas.openxmlformats.org/officeDocument/2006/relationships" xmlns:m="http://schemas.openxmlformats.org/officeDocument/2006/math" xmlns:v="urn:schemas-microsoft-com:vml" xmlns:wp14="http://schemas.microsoft.com/office/word/2010/wordprocessingDrawing" xmlns:wp="http://schemas.openxmlformats.org/drawingml/2006/wordprocessingDrawing" xmlns:w10="urn:schemas-microsoft-com:office:word" xmlns:w="http://schemas.openxmlformats.org/wordprocessingml/2006/main" xmlns:w14="http://schemas.microsoft.com/office/word/2010/wordml" xmlns:w15="http://schemas.microsoft.com/office/word/2012/wordml" xmlns:w16cex="http://schemas.microsoft.com/office/word/2018/wordml/cex" xmlns:w16cid="http://schemas.microsoft.com/office/word/2016/wordml/cid" xmlns:w16="http://schemas.microsoft.com/office/word/2018/wordml" xmlns:w16du="http://schemas.microsoft.com/office/word/2023/wordml/word16du" xmlns:w16sdtdh="http://schemas.microsoft.com/office/word/2020/wordml/sdtdatahash" xmlns:w16sdtfl="http://schemas.microsoft.com/office/word/2024/wordml/sdtformatlock" xmlns:w16se="http://schemas.microsoft.com/office/word/2015/wordml/symex" xmlns:wpg="http://schemas.microsoft.com/office/word/2010/wordprocessingGroup" xmlns:wpi="http://schemas.microsoft.com/office/word/2010/wordprocessingInk" xmlns:wne="http://schemas.microsoft.com/office/word/2006/wordml" xmlns:wps="http://schemas.microsoft.com/office/word/2010/wordprocessingShape" mc:Ignorable="w14 w15 w16se w16cid w16 w16cex w16sdtdh w16sdtfl w16du wp14">
-  <w:comment w:id="0" w:author="Luka Wright" w:date="2026-03-21T13:22:00Z" w:initials="LW">
+  <w:comment w:id="0" w:author="Luka Wright" w:date="2026-03-23T21:42:00Z" w:initials="LW">
     <w:p>
       <w:r>
         <w:rPr>
@@ -15646,11 +17594,11 @@
           <w:sz w:val="20"/>
           <w:szCs w:val="20"/>
         </w:rPr>
-        <w:t>Usually I write the methods in sections, e.g. model, collection, analysis etc., but here it felt more sensible to keep it brief and write consecutive paragraphs.</w:t>
+        <w:t>Four paragraphs should be enough. Please chip in ideas and papers.</w:t>
       </w:r>
     </w:p>
   </w:comment>
-  <w:comment w:id="1" w:author="Luka Wright" w:date="2026-03-20T19:50:00Z" w:initials="LW">
+  <w:comment w:id="1" w:author="Luka Wright" w:date="2026-03-21T13:22:00Z" w:initials="LW">
     <w:p>
       <w:r>
         <w:rPr>
@@ -15663,11 +17611,11 @@
           <w:sz w:val="20"/>
           <w:szCs w:val="20"/>
         </w:rPr>
-        <w:t>Please add details. What medium did you use? What conditions was the culture kept in?</w:t>
+        <w:t>Usually I write the methods in sections, e.g. model, collection, analysis etc., but here it felt more sensible to keep it brief and write consecutive paragraphs.</w:t>
       </w:r>
     </w:p>
   </w:comment>
-  <w:comment w:id="2" w:author="Luka Wright" w:date="2026-03-20T22:34:00Z" w:initials="LW">
+  <w:comment w:id="2" w:author="Luka Wright" w:date="2026-03-20T19:50:00Z" w:initials="LW">
     <w:p>
       <w:r>
         <w:rPr>
@@ -15680,11 +17628,11 @@
           <w:sz w:val="20"/>
           <w:szCs w:val="20"/>
         </w:rPr>
-        <w:t>What concentration?</w:t>
+        <w:t>Please add details. What medium did you use? What conditions was the culture kept in?</w:t>
       </w:r>
     </w:p>
   </w:comment>
-  <w:comment w:id="3" w:author="Luka Wright" w:date="2026-03-20T17:14:00Z" w:initials="LW">
+  <w:comment w:id="3" w:author="Luka Wright" w:date="2026-03-20T22:34:00Z" w:initials="LW">
     <w:p>
       <w:r>
         <w:rPr>
@@ -15697,11 +17645,11 @@
           <w:sz w:val="20"/>
           <w:szCs w:val="20"/>
         </w:rPr>
-        <w:t>Matt, please add the chemical manufacturer and product number. Was it Merck?</w:t>
+        <w:t>What concentration?</w:t>
       </w:r>
     </w:p>
   </w:comment>
-  <w:comment w:id="4" w:author="Luka Wright" w:date="2026-03-20T17:18:00Z" w:initials="LW">
+  <w:comment w:id="4" w:author="Luka Wright" w:date="2026-03-20T17:14:00Z" w:initials="LW">
     <w:p>
       <w:r>
         <w:rPr>
@@ -15714,11 +17662,11 @@
           <w:sz w:val="20"/>
           <w:szCs w:val="20"/>
         </w:rPr>
-        <w:t>Same here</w:t>
+        <w:t>Matt, please add the chemical manufacturer and product number. Was it Merck?</w:t>
       </w:r>
     </w:p>
   </w:comment>
-  <w:comment w:id="5" w:author="Luka Wright" w:date="2026-03-20T19:24:00Z" w:initials="LW">
+  <w:comment w:id="5" w:author="Luka Wright" w:date="2026-03-20T17:18:00Z" w:initials="LW">
     <w:p>
       <w:r>
         <w:rPr>
@@ -15731,11 +17679,11 @@
           <w:sz w:val="20"/>
           <w:szCs w:val="20"/>
         </w:rPr>
-        <w:t>You may have roughly decanted this but can you give an estimate of how full the bottles were? Did we ensure enough buffering capacity? Also, was it 1 M?</w:t>
+        <w:t>Same here</w:t>
       </w:r>
     </w:p>
   </w:comment>
-  <w:comment w:id="6" w:author="Luka Wright" w:date="2026-03-20T19:33:00Z" w:initials="LW">
+  <w:comment w:id="6" w:author="Luka Wright" w:date="2026-03-20T19:24:00Z" w:initials="LW">
     <w:p>
       <w:r>
         <w:rPr>
@@ -15748,11 +17696,11 @@
           <w:sz w:val="20"/>
           <w:szCs w:val="20"/>
         </w:rPr>
-        <w:t>Or relief valve? It wasn't a spunding valve right?</w:t>
+        <w:t>You may have roughly decanted this but can you give an estimate of how full the bottles were? Did we ensure enough buffering capacity? Also, was it 1 M?</w:t>
       </w:r>
     </w:p>
   </w:comment>
-  <w:comment w:id="7" w:author="Luka Wright" w:date="2026-03-20T19:46:00Z" w:initials="LW">
+  <w:comment w:id="7" w:author="Luka Wright" w:date="2026-03-20T19:33:00Z" w:initials="LW">
     <w:p>
       <w:r>
         <w:rPr>
@@ -15765,11 +17713,11 @@
           <w:sz w:val="20"/>
           <w:szCs w:val="20"/>
         </w:rPr>
-        <w:t>Please add manufacturer</w:t>
+        <w:t>Or relief valve? It wasn't a spunding valve right?</w:t>
       </w:r>
     </w:p>
   </w:comment>
-  <w:comment w:id="8" w:author="Luka Wright" w:date="2026-03-20T21:45:00Z" w:initials="LW">
+  <w:comment w:id="8" w:author="Luka Wright" w:date="2026-03-20T19:46:00Z" w:initials="LW">
     <w:p>
       <w:r>
         <w:rPr>
@@ -15782,11 +17730,11 @@
           <w:sz w:val="20"/>
           <w:szCs w:val="20"/>
         </w:rPr>
-        <w:t>Does this sound right? I can't exactly remember the volume.</w:t>
+        <w:t>Please add manufacturer</w:t>
       </w:r>
     </w:p>
   </w:comment>
-  <w:comment w:id="9" w:author="Luka Wright" w:date="2026-03-20T22:39:00Z" w:initials="LW">
+  <w:comment w:id="9" w:author="Luka Wright" w:date="2026-03-20T21:45:00Z" w:initials="LW">
     <w:p>
       <w:r>
         <w:rPr>
@@ -15799,11 +17747,11 @@
           <w:sz w:val="20"/>
           <w:szCs w:val="20"/>
         </w:rPr>
-        <w:t>I don't know much about this. so please amend. Also did I express this correctly? Nitrogen in ammonium? Or is it total ammonia nitrogen? i.e. NH3 + NH4?</w:t>
+        <w:t>Does this sound right? I can't exactly remember the volume.</w:t>
       </w:r>
     </w:p>
   </w:comment>
-  <w:comment w:id="10" w:author="Luka Wright" w:date="2026-03-22T17:53:00Z" w:initials="LW">
+  <w:comment w:id="10" w:author="Luka Wright" w:date="2026-03-20T22:39:00Z" w:initials="LW">
     <w:p>
       <w:r>
         <w:rPr>
@@ -15816,7 +17764,58 @@
           <w:sz w:val="20"/>
           <w:szCs w:val="20"/>
         </w:rPr>
+        <w:t>I don't know much about this. so please amend. Also did I express this correctly? Nitrogen in ammonium? Or is it total ammonia nitrogen? i.e. NH3 + NH4?</w:t>
+      </w:r>
+    </w:p>
+  </w:comment>
+  <w:comment w:id="11" w:author="Luka Wright" w:date="2026-03-22T17:53:00Z" w:initials="LW">
+    <w:p>
+      <w:r>
+        <w:rPr>
+          <w:rStyle w:val="CommentReference"/>
+        </w:rPr>
+        <w:annotationRef/>
+      </w:r>
+      <w:r>
+        <w:rPr>
+          <w:sz w:val="20"/>
+          <w:szCs w:val="20"/>
+        </w:rPr>
         <w:t>Your favourite Loyd et al. paper  arrives at 67/106 but I found all other papers reporting 1 and cannot follow Loyd's calculation. I also checked the papers they cite and always find the idealised 1. Please explain if you know more.</w:t>
+      </w:r>
+    </w:p>
+  </w:comment>
+  <w:comment w:id="12" w:author="Luka Wright" w:date="2026-03-23T21:49:00Z" w:initials="LW">
+    <w:p>
+      <w:r>
+        <w:rPr>
+          <w:rStyle w:val="CommentReference"/>
+        </w:rPr>
+        <w:annotationRef/>
+      </w:r>
+      <w:r>
+        <w:rPr>
+          <w:sz w:val="20"/>
+          <w:szCs w:val="20"/>
+        </w:rPr>
+        <w:t>I am still not entirely sure how to reconcile this with Equation 2. Perhaps you know more?</w:t>
+      </w:r>
+    </w:p>
+  </w:comment>
+  <w:comment w:id="13" w:author="Luka Wright" w:date="2026-03-23T22:10:00Z" w:initials="LW">
+    <w:p>
+      <w:r>
+        <w:rPr>
+          <w:rStyle w:val="CommentReference"/>
+        </w:rPr>
+        <w:annotationRef/>
+      </w:r>
+      <w:r>
+        <w:rPr>
+          <w:sz w:val="20"/>
+          <w:szCs w:val="20"/>
+        </w:rPr>
+        <w:t>This is the point I am still most shaky on. I think I confused myself by delving into the isocapnic quotient. Perhaps you could provide insight?</w:t>
       </w:r>
     </w:p>
   </w:comment>
@@ -15825,39 +17824,39 @@
 
 <file path=word/commentsExtended.xml><?xml version="1.0" encoding="utf-8"?>
 <w15:commentsEx xmlns:wpc="http://schemas.microsoft.com/office/word/2010/wordprocessingCanvas" xmlns:cx="http://schemas.microsoft.com/office/drawing/2014/chartex" xmlns:cx1="http://schemas.microsoft.com/office/drawing/2015/9/8/chartex" xmlns:cx2="http://schemas.microsoft.com/office/drawing/2015/10/21/chartex" xmlns:cx3="http://schemas.microsoft.com/office/drawing/2016/5/9/chartex" xmlns:cx4="http://schemas.microsoft.com/office/drawing/2016/5/10/chartex" xmlns:cx5="http://schemas.microsoft.com/office/drawing/2016/5/11/chartex" xmlns:cx6="http://schemas.microsoft.com/office/drawing/2016/5/12/chartex" xmlns:cx7="http://schemas.microsoft.com/office/drawing/2016/5/13/chartex" xmlns:cx8="http://schemas.microsoft.com/office/drawing/2016/5/14/chartex" xmlns:mc="http://schemas.openxmlformats.org/markup-compatibility/2006" xmlns:aink="http://schemas.microsoft.com/office/drawing/2016/ink" xmlns:am3d="http://schemas.microsoft.com/office/drawing/2017/model3d" xmlns:o="urn:schemas-microsoft-com:office:office" xmlns:oel="http://schemas.microsoft.com/office/2019/extlst" xmlns:r="http://schemas.openxmlformats.org/officeDocument/2006/relationships" xmlns:m="http://schemas.openxmlformats.org/officeDocument/2006/math" xmlns:v="urn:schemas-microsoft-com:vml" xmlns:wp14="http://schemas.microsoft.com/office/word/2010/wordprocessingDrawing" xmlns:wp="http://schemas.openxmlformats.org/drawingml/2006/wordprocessingDrawing" xmlns:w10="urn:schemas-microsoft-com:office:word" xmlns:w="http://schemas.openxmlformats.org/wordprocessingml/2006/main" xmlns:w14="http://schemas.microsoft.com/office/word/2010/wordml" xmlns:w15="http://schemas.microsoft.com/office/word/2012/wordml" xmlns:w16cex="http://schemas.microsoft.com/office/word/2018/wordml/cex" xmlns:w16cid="http://schemas.microsoft.com/office/word/2016/wordml/cid" xmlns:w16="http://schemas.microsoft.com/office/word/2018/wordml" xmlns:w16du="http://schemas.microsoft.com/office/word/2023/wordml/word16du" xmlns:w16sdtdh="http://schemas.microsoft.com/office/word/2020/wordml/sdtdatahash" xmlns:w16sdtfl="http://schemas.microsoft.com/office/word/2024/wordml/sdtformatlock" xmlns:w16se="http://schemas.microsoft.com/office/word/2015/wordml/symex" xmlns:wpg="http://schemas.microsoft.com/office/word/2010/wordprocessingGroup" xmlns:wpi="http://schemas.microsoft.com/office/word/2010/wordprocessingInk" xmlns:wne="http://schemas.microsoft.com/office/word/2006/wordml" xmlns:wps="http://schemas.microsoft.com/office/word/2010/wordprocessingShape" mc:Ignorable="w14 w15 w16se w16cid w16 w16cex w16sdtdh w16sdtfl w16du wp14">
-  <w15:commentEx w15:paraId="22F3BBE6" w15:done="0"/>
-  <w15:commentEx w15:paraId="7B7C26FD" w15:done="0"/>
-  <w15:commentEx w15:paraId="64F0C034" w15:done="0"/>
-  <w15:commentEx w15:paraId="030A7452" w15:done="0"/>
-  <w15:commentEx w15:paraId="431D10B5" w15:done="0"/>
-  <w15:commentEx w15:paraId="4D16BBF5" w15:done="0"/>
-  <w15:commentEx w15:paraId="7C358C6D" w15:done="0"/>
-  <w15:commentEx w15:paraId="2D593D6A" w15:done="0"/>
-  <w15:commentEx w15:paraId="5395E319" w15:done="0"/>
-  <w15:commentEx w15:paraId="38361CE2" w15:done="0"/>
-  <w15:commentEx w15:paraId="3C004381" w15:done="0"/>
+  <w15:commentEx w15:paraId="1E958F47" w15:done="0"/>
+  <w15:commentEx w15:paraId="6AA66278" w15:done="0"/>
+  <w15:commentEx w15:paraId="0C1C80F8" w15:done="0"/>
+  <w15:commentEx w15:paraId="3C8C68BC" w15:done="0"/>
+  <w15:commentEx w15:paraId="719AC870" w15:done="0"/>
+  <w15:commentEx w15:paraId="5A087037" w15:done="0"/>
+  <w15:commentEx w15:paraId="10C5CDAB" w15:done="0"/>
+  <w15:commentEx w15:paraId="0F6FCAE0" w15:done="0"/>
+  <w15:commentEx w15:paraId="4EC6BE3A" w15:done="0"/>
+  <w15:commentEx w15:paraId="397CA285" w15:done="0"/>
+  <w15:commentEx w15:paraId="7D738DEC" w15:done="0"/>
+  <w15:commentEx w15:paraId="55188D1F" w15:done="0"/>
+  <w15:commentEx w15:paraId="29EAB7CD" w15:done="0"/>
+  <w15:commentEx w15:paraId="2C9A0FA3" w15:done="0"/>
 </w15:commentsEx>
-</file>
-
-<file path=word/commentsExtensible.xml><?xml version="1.0" encoding="utf-8"?>
-<w16cex:commentsExtensible xmlns:wpc="http://schemas.microsoft.com/office/word/2010/wordprocessingCanvas" xmlns:cx="http://schemas.microsoft.com/office/drawing/2014/chartex" xmlns:cx1="http://schemas.microsoft.com/office/drawing/2015/9/8/chartex" xmlns:cx2="http://schemas.microsoft.com/office/drawing/2015/10/21/chartex" xmlns:cx3="http://schemas.microsoft.com/office/drawing/2016/5/9/chartex" xmlns:cx4="http://schemas.microsoft.com/office/drawing/2016/5/10/chartex" xmlns:cx5="http://schemas.microsoft.com/office/drawing/2016/5/11/chartex" xmlns:cx6="http://schemas.microsoft.com/office/drawing/2016/5/12/chartex" xmlns:cx7="http://schemas.microsoft.com/office/drawing/2016/5/13/chartex" xmlns:cx8="http://schemas.microsoft.com/office/drawing/2016/5/14/chartex" xmlns:cr="http://schemas.microsoft.com/office/comments/2020/reactions" xmlns:mc="http://schemas.openxmlformats.org/markup-compatibility/2006" xmlns:aink="http://schemas.microsoft.com/office/drawing/2016/ink" xmlns:am3d="http://schemas.microsoft.com/office/drawing/2017/model3d" xmlns:o="urn:schemas-microsoft-com:office:office" xmlns:oel="http://schemas.microsoft.com/office/2019/extlst" xmlns:r="http://schemas.openxmlformats.org/officeDocument/2006/relationships" xmlns:m="http://schemas.openxmlformats.org/officeDocument/2006/math" xmlns:v="urn:schemas-microsoft-com:vml" xmlns:wp14="http://schemas.microsoft.com/office/word/2010/wordprocessingDrawing" xmlns:wp="http://schemas.openxmlformats.org/drawingml/2006/wordprocessingDrawing" xmlns:w10="urn:schemas-microsoft-com:office:word" xmlns:w="http://schemas.openxmlformats.org/wordprocessingml/2006/main" xmlns:w14="http://schemas.microsoft.com/office/word/2010/wordml" xmlns:w15="http://schemas.microsoft.com/office/word/2012/wordml" xmlns:w16cex="http://schemas.microsoft.com/office/word/2018/wordml/cex" xmlns:w16cid="http://schemas.microsoft.com/office/word/2016/wordml/cid" xmlns:w16="http://schemas.microsoft.com/office/word/2018/wordml" xmlns:w16du="http://schemas.microsoft.com/office/word/2023/wordml/word16du" xmlns:w16sdtdh="http://schemas.microsoft.com/office/word/2020/wordml/sdtdatahash" xmlns:w16sdtfl="http://schemas.microsoft.com/office/word/2024/wordml/sdtformatlock" xmlns:w16se="http://schemas.microsoft.com/office/word/2015/wordml/symex" xmlns:wpg="http://schemas.microsoft.com/office/word/2010/wordprocessingGroup" xmlns:wpi="http://schemas.microsoft.com/office/word/2010/wordprocessingInk" xmlns:wne="http://schemas.microsoft.com/office/word/2006/wordml" xmlns:wps="http://schemas.microsoft.com/office/word/2010/wordprocessingShape" mc:Ignorable="w14 w15 w16se w16cid w16 w16cex w16sdtdh w16sdtfl cr w16du wp14">
-  <w16cex:commentExtensible w16cex:durableId="7022764E" w16cex:dateUtc="2026-03-22T09:53:00Z"/>
-</w16cex:commentsExtensible>
 </file>
 
 <file path=word/commentsIds.xml><?xml version="1.0" encoding="utf-8"?>
 <w16cid:commentsIds xmlns:wpc="http://schemas.microsoft.com/office/word/2010/wordprocessingCanvas" xmlns:cx="http://schemas.microsoft.com/office/drawing/2014/chartex" xmlns:cx1="http://schemas.microsoft.com/office/drawing/2015/9/8/chartex" xmlns:cx2="http://schemas.microsoft.com/office/drawing/2015/10/21/chartex" xmlns:cx3="http://schemas.microsoft.com/office/drawing/2016/5/9/chartex" xmlns:cx4="http://schemas.microsoft.com/office/drawing/2016/5/10/chartex" xmlns:cx5="http://schemas.microsoft.com/office/drawing/2016/5/11/chartex" xmlns:cx6="http://schemas.microsoft.com/office/drawing/2016/5/12/chartex" xmlns:cx7="http://schemas.microsoft.com/office/drawing/2016/5/13/chartex" xmlns:cx8="http://schemas.microsoft.com/office/drawing/2016/5/14/chartex" xmlns:mc="http://schemas.openxmlformats.org/markup-compatibility/2006" xmlns:aink="http://schemas.microsoft.com/office/drawing/2016/ink" xmlns:am3d="http://schemas.microsoft.com/office/drawing/2017/model3d" xmlns:o="urn:schemas-microsoft-com:office:office" xmlns:oel="http://schemas.microsoft.com/office/2019/extlst" xmlns:r="http://schemas.openxmlformats.org/officeDocument/2006/relationships" xmlns:m="http://schemas.openxmlformats.org/officeDocument/2006/math" xmlns:v="urn:schemas-microsoft-com:vml" xmlns:wp14="http://schemas.microsoft.com/office/word/2010/wordprocessingDrawing" xmlns:wp="http://schemas.openxmlformats.org/drawingml/2006/wordprocessingDrawing" xmlns:w10="urn:schemas-microsoft-com:office:word" xmlns:w="http://schemas.openxmlformats.org/wordprocessingml/2006/main" xmlns:w14="http://schemas.microsoft.com/office/word/2010/wordml" xmlns:w15="http://schemas.microsoft.com/office/word/2012/wordml" xmlns:w16cex="http://schemas.microsoft.com/office/word/2018/wordml/cex" xmlns:w16cid="http://schemas.microsoft.com/office/word/2016/wordml/cid" xmlns:w16="http://schemas.microsoft.com/office/word/2018/wordml" xmlns:w16du="http://schemas.microsoft.com/office/word/2023/wordml/word16du" xmlns:w16sdtdh="http://schemas.microsoft.com/office/word/2020/wordml/sdtdatahash" xmlns:w16sdtfl="http://schemas.microsoft.com/office/word/2024/wordml/sdtformatlock" xmlns:w16se="http://schemas.microsoft.com/office/word/2015/wordml/symex" xmlns:wpg="http://schemas.microsoft.com/office/word/2010/wordprocessingGroup" xmlns:wpi="http://schemas.microsoft.com/office/word/2010/wordprocessingInk" xmlns:wne="http://schemas.microsoft.com/office/word/2006/wordml" xmlns:wps="http://schemas.microsoft.com/office/word/2010/wordprocessingShape" mc:Ignorable="w14 w15 w16se w16cid w16 w16cex w16sdtdh w16sdtfl w16du wp14">
-  <w16cid:commentId w16cid:paraId="22F3BBE6" w16cid:durableId="7132D243"/>
-  <w16cid:commentId w16cid:paraId="7B7C26FD" w16cid:durableId="4E7035FC"/>
-  <w16cid:commentId w16cid:paraId="64F0C034" w16cid:durableId="2DBCFD8D"/>
-  <w16cid:commentId w16cid:paraId="030A7452" w16cid:durableId="16461EA0"/>
-  <w16cid:commentId w16cid:paraId="431D10B5" w16cid:durableId="68D4CEC0"/>
-  <w16cid:commentId w16cid:paraId="4D16BBF5" w16cid:durableId="660825A8"/>
-  <w16cid:commentId w16cid:paraId="7C358C6D" w16cid:durableId="782F17C7"/>
-  <w16cid:commentId w16cid:paraId="2D593D6A" w16cid:durableId="22F26A16"/>
-  <w16cid:commentId w16cid:paraId="5395E319" w16cid:durableId="1E5C836D"/>
-  <w16cid:commentId w16cid:paraId="38361CE2" w16cid:durableId="4995D5D7"/>
-  <w16cid:commentId w16cid:paraId="3C004381" w16cid:durableId="7022764E"/>
+  <w16cid:commentId w16cid:paraId="1E958F47" w16cid:durableId="1A21FC92"/>
+  <w16cid:commentId w16cid:paraId="6AA66278" w16cid:durableId="7132D243"/>
+  <w16cid:commentId w16cid:paraId="0C1C80F8" w16cid:durableId="4E7035FC"/>
+  <w16cid:commentId w16cid:paraId="3C8C68BC" w16cid:durableId="2DBCFD8D"/>
+  <w16cid:commentId w16cid:paraId="719AC870" w16cid:durableId="16461EA0"/>
+  <w16cid:commentId w16cid:paraId="5A087037" w16cid:durableId="68D4CEC0"/>
+  <w16cid:commentId w16cid:paraId="10C5CDAB" w16cid:durableId="660825A8"/>
+  <w16cid:commentId w16cid:paraId="0F6FCAE0" w16cid:durableId="782F17C7"/>
+  <w16cid:commentId w16cid:paraId="4EC6BE3A" w16cid:durableId="22F26A16"/>
+  <w16cid:commentId w16cid:paraId="397CA285" w16cid:durableId="1E5C836D"/>
+  <w16cid:commentId w16cid:paraId="7D738DEC" w16cid:durableId="4995D5D7"/>
+  <w16cid:commentId w16cid:paraId="55188D1F" w16cid:durableId="7022764E"/>
+  <w16cid:commentId w16cid:paraId="29EAB7CD" w16cid:durableId="7741F87B"/>
+  <w16cid:commentId w16cid:paraId="2C9A0FA3" w16cid:durableId="3AE72590"/>
 </w16cid:commentsIds>
 </file>
 
@@ -16039,6 +18038,195 @@
     </w:p>
   </w:footnote>
 </w:footnotes>
+</file>
+
+<file path=word/numbering.xml><?xml version="1.0" encoding="utf-8"?>
+<w:numbering xmlns:wpc="http://schemas.microsoft.com/office/word/2010/wordprocessingCanvas" xmlns:cx="http://schemas.microsoft.com/office/drawing/2014/chartex" xmlns:cx1="http://schemas.microsoft.com/office/drawing/2015/9/8/chartex" xmlns:cx2="http://schemas.microsoft.com/office/drawing/2015/10/21/chartex" xmlns:cx3="http://schemas.microsoft.com/office/drawing/2016/5/9/chartex" xmlns:cx4="http://schemas.microsoft.com/office/drawing/2016/5/10/chartex" xmlns:cx5="http://schemas.microsoft.com/office/drawing/2016/5/11/chartex" xmlns:cx6="http://schemas.microsoft.com/office/drawing/2016/5/12/chartex" xmlns:cx7="http://schemas.microsoft.com/office/drawing/2016/5/13/chartex" xmlns:cx8="http://schemas.microsoft.com/office/drawing/2016/5/14/chartex" xmlns:mc="http://schemas.openxmlformats.org/markup-compatibility/2006" xmlns:aink="http://schemas.microsoft.com/office/drawing/2016/ink" xmlns:am3d="http://schemas.microsoft.com/office/drawing/2017/model3d" xmlns:o="urn:schemas-microsoft-com:office:office" xmlns:oel="http://schemas.microsoft.com/office/2019/extlst" xmlns:r="http://schemas.openxmlformats.org/officeDocument/2006/relationships" xmlns:m="http://schemas.openxmlformats.org/officeDocument/2006/math" xmlns:v="urn:schemas-microsoft-com:vml" xmlns:wp14="http://schemas.microsoft.com/office/word/2010/wordprocessingDrawing" xmlns:wp="http://schemas.openxmlformats.org/drawingml/2006/wordprocessingDrawing" xmlns:w10="urn:schemas-microsoft-com:office:word" xmlns:w="http://schemas.openxmlformats.org/wordprocessingml/2006/main" xmlns:w14="http://schemas.microsoft.com/office/word/2010/wordml" xmlns:w15="http://schemas.microsoft.com/office/word/2012/wordml" xmlns:w16cex="http://schemas.microsoft.com/office/word/2018/wordml/cex" xmlns:w16cid="http://schemas.microsoft.com/office/word/2016/wordml/cid" xmlns:w16="http://schemas.microsoft.com/office/word/2018/wordml" xmlns:w16du="http://schemas.microsoft.com/office/word/2023/wordml/word16du" xmlns:w16sdtdh="http://schemas.microsoft.com/office/word/2020/wordml/sdtdatahash" xmlns:w16sdtfl="http://schemas.microsoft.com/office/word/2024/wordml/sdtformatlock" xmlns:w16se="http://schemas.microsoft.com/office/word/2015/wordml/symex" xmlns:wpg="http://schemas.microsoft.com/office/word/2010/wordprocessingGroup" xmlns:wpi="http://schemas.microsoft.com/office/word/2010/wordprocessingInk" xmlns:wne="http://schemas.microsoft.com/office/word/2006/wordml" xmlns:wps="http://schemas.microsoft.com/office/word/2010/wordprocessingShape" mc:Ignorable="w14 w15 w16se w16cid w16 w16cex w16sdtdh w16sdtfl w16du wp14">
+  <w:abstractNum w:abstractNumId="0" w15:restartNumberingAfterBreak="0">
+    <w:nsid w:val="32D2564A"/>
+    <w:multiLevelType w:val="hybridMultilevel"/>
+    <w:tmpl w:val="EA7C5C88"/>
+    <w:lvl w:ilvl="0" w:tplc="0809000F">
+      <w:start w:val="1"/>
+      <w:numFmt w:val="decimal"/>
+      <w:lvlText w:val="%1."/>
+      <w:lvlJc w:val="left"/>
+      <w:pPr>
+        <w:ind w:left="720" w:hanging="360"/>
+      </w:pPr>
+      <w:rPr>
+        <w:rFonts w:hint="default"/>
+      </w:rPr>
+    </w:lvl>
+    <w:lvl w:ilvl="1" w:tplc="08090019" w:tentative="1">
+      <w:start w:val="1"/>
+      <w:numFmt w:val="lowerLetter"/>
+      <w:lvlText w:val="%2."/>
+      <w:lvlJc w:val="left"/>
+      <w:pPr>
+        <w:ind w:left="1440" w:hanging="360"/>
+      </w:pPr>
+    </w:lvl>
+    <w:lvl w:ilvl="2" w:tplc="0809001B" w:tentative="1">
+      <w:start w:val="1"/>
+      <w:numFmt w:val="lowerRoman"/>
+      <w:lvlText w:val="%3."/>
+      <w:lvlJc w:val="right"/>
+      <w:pPr>
+        <w:ind w:left="2160" w:hanging="180"/>
+      </w:pPr>
+    </w:lvl>
+    <w:lvl w:ilvl="3" w:tplc="0809000F" w:tentative="1">
+      <w:start w:val="1"/>
+      <w:numFmt w:val="decimal"/>
+      <w:lvlText w:val="%4."/>
+      <w:lvlJc w:val="left"/>
+      <w:pPr>
+        <w:ind w:left="2880" w:hanging="360"/>
+      </w:pPr>
+    </w:lvl>
+    <w:lvl w:ilvl="4" w:tplc="08090019" w:tentative="1">
+      <w:start w:val="1"/>
+      <w:numFmt w:val="lowerLetter"/>
+      <w:lvlText w:val="%5."/>
+      <w:lvlJc w:val="left"/>
+      <w:pPr>
+        <w:ind w:left="3600" w:hanging="360"/>
+      </w:pPr>
+    </w:lvl>
+    <w:lvl w:ilvl="5" w:tplc="0809001B" w:tentative="1">
+      <w:start w:val="1"/>
+      <w:numFmt w:val="lowerRoman"/>
+      <w:lvlText w:val="%6."/>
+      <w:lvlJc w:val="right"/>
+      <w:pPr>
+        <w:ind w:left="4320" w:hanging="180"/>
+      </w:pPr>
+    </w:lvl>
+    <w:lvl w:ilvl="6" w:tplc="0809000F" w:tentative="1">
+      <w:start w:val="1"/>
+      <w:numFmt w:val="decimal"/>
+      <w:lvlText w:val="%7."/>
+      <w:lvlJc w:val="left"/>
+      <w:pPr>
+        <w:ind w:left="5040" w:hanging="360"/>
+      </w:pPr>
+    </w:lvl>
+    <w:lvl w:ilvl="7" w:tplc="08090019" w:tentative="1">
+      <w:start w:val="1"/>
+      <w:numFmt w:val="lowerLetter"/>
+      <w:lvlText w:val="%8."/>
+      <w:lvlJc w:val="left"/>
+      <w:pPr>
+        <w:ind w:left="5760" w:hanging="360"/>
+      </w:pPr>
+    </w:lvl>
+    <w:lvl w:ilvl="8" w:tplc="0809001B" w:tentative="1">
+      <w:start w:val="1"/>
+      <w:numFmt w:val="lowerRoman"/>
+      <w:lvlText w:val="%9."/>
+      <w:lvlJc w:val="right"/>
+      <w:pPr>
+        <w:ind w:left="6480" w:hanging="180"/>
+      </w:pPr>
+    </w:lvl>
+  </w:abstractNum>
+  <w:abstractNum w:abstractNumId="1" w15:restartNumberingAfterBreak="0">
+    <w:nsid w:val="69B765B1"/>
+    <w:multiLevelType w:val="hybridMultilevel"/>
+    <w:tmpl w:val="6CBCE030"/>
+    <w:lvl w:ilvl="0" w:tplc="0809000F">
+      <w:start w:val="1"/>
+      <w:numFmt w:val="decimal"/>
+      <w:lvlText w:val="%1."/>
+      <w:lvlJc w:val="left"/>
+      <w:pPr>
+        <w:ind w:left="720" w:hanging="360"/>
+      </w:pPr>
+      <w:rPr>
+        <w:rFonts w:hint="default"/>
+      </w:rPr>
+    </w:lvl>
+    <w:lvl w:ilvl="1" w:tplc="08090019" w:tentative="1">
+      <w:start w:val="1"/>
+      <w:numFmt w:val="lowerLetter"/>
+      <w:lvlText w:val="%2."/>
+      <w:lvlJc w:val="left"/>
+      <w:pPr>
+        <w:ind w:left="1440" w:hanging="360"/>
+      </w:pPr>
+    </w:lvl>
+    <w:lvl w:ilvl="2" w:tplc="0809001B" w:tentative="1">
+      <w:start w:val="1"/>
+      <w:numFmt w:val="lowerRoman"/>
+      <w:lvlText w:val="%3."/>
+      <w:lvlJc w:val="right"/>
+      <w:pPr>
+        <w:ind w:left="2160" w:hanging="180"/>
+      </w:pPr>
+    </w:lvl>
+    <w:lvl w:ilvl="3" w:tplc="0809000F" w:tentative="1">
+      <w:start w:val="1"/>
+      <w:numFmt w:val="decimal"/>
+      <w:lvlText w:val="%4."/>
+      <w:lvlJc w:val="left"/>
+      <w:pPr>
+        <w:ind w:left="2880" w:hanging="360"/>
+      </w:pPr>
+    </w:lvl>
+    <w:lvl w:ilvl="4" w:tplc="08090019" w:tentative="1">
+      <w:start w:val="1"/>
+      <w:numFmt w:val="lowerLetter"/>
+      <w:lvlText w:val="%5."/>
+      <w:lvlJc w:val="left"/>
+      <w:pPr>
+        <w:ind w:left="3600" w:hanging="360"/>
+      </w:pPr>
+    </w:lvl>
+    <w:lvl w:ilvl="5" w:tplc="0809001B" w:tentative="1">
+      <w:start w:val="1"/>
+      <w:numFmt w:val="lowerRoman"/>
+      <w:lvlText w:val="%6."/>
+      <w:lvlJc w:val="right"/>
+      <w:pPr>
+        <w:ind w:left="4320" w:hanging="180"/>
+      </w:pPr>
+    </w:lvl>
+    <w:lvl w:ilvl="6" w:tplc="0809000F" w:tentative="1">
+      <w:start w:val="1"/>
+      <w:numFmt w:val="decimal"/>
+      <w:lvlText w:val="%7."/>
+      <w:lvlJc w:val="left"/>
+      <w:pPr>
+        <w:ind w:left="5040" w:hanging="360"/>
+      </w:pPr>
+    </w:lvl>
+    <w:lvl w:ilvl="7" w:tplc="08090019" w:tentative="1">
+      <w:start w:val="1"/>
+      <w:numFmt w:val="lowerLetter"/>
+      <w:lvlText w:val="%8."/>
+      <w:lvlJc w:val="left"/>
+      <w:pPr>
+        <w:ind w:left="5760" w:hanging="360"/>
+      </w:pPr>
+    </w:lvl>
+    <w:lvl w:ilvl="8" w:tplc="0809001B" w:tentative="1">
+      <w:start w:val="1"/>
+      <w:numFmt w:val="lowerRoman"/>
+      <w:lvlText w:val="%9."/>
+      <w:lvlJc w:val="right"/>
+      <w:pPr>
+        <w:ind w:left="6480" w:hanging="180"/>
+      </w:pPr>
+    </w:lvl>
+  </w:abstractNum>
+  <w:num w:numId="1" w16cid:durableId="49233299">
+    <w:abstractNumId w:val="0"/>
+  </w:num>
+  <w:num w:numId="2" w16cid:durableId="477577131">
+    <w:abstractNumId w:val="1"/>
+  </w:num>
+</w:numbering>
 </file>
 
 <file path=word/people.xml><?xml version="1.0" encoding="utf-8"?>
@@ -16449,7 +18637,7 @@
   <w:style w:type="paragraph" w:default="1" w:styleId="Normal">
     <w:name w:val="Normal"/>
     <w:qFormat/>
-    <w:rsid w:val="008563FD"/>
+    <w:rsid w:val="00822887"/>
   </w:style>
   <w:style w:type="paragraph" w:styleId="Heading1">
     <w:name w:val="heading 1"/>
